--- a/Masterarbeit.docx
+++ b/Masterarbeit.docx
@@ -145,7 +145,25 @@
           <w:sz w:val="32"/>
           <w:szCs w:val="30"/>
         </w:rPr>
-        <w:t>Robustheit von GraphRAG-Retrieval-Paradigmen gegenüber strukturellen und textuellen Fehlern in semi-strukturierten Wissensgraphen</w:t>
+        <w:t xml:space="preserve">Robustheit von </w:t>
+      </w:r>
+      <w:proofErr w:type="spellStart"/>
+      <w:r>
+        <w:rPr>
+          <w:b/>
+          <w:sz w:val="32"/>
+          <w:szCs w:val="30"/>
+        </w:rPr>
+        <w:t>GraphRAG</w:t>
+      </w:r>
+      <w:proofErr w:type="spellEnd"/>
+      <w:r>
+        <w:rPr>
+          <w:b/>
+          <w:sz w:val="32"/>
+          <w:szCs w:val="30"/>
+        </w:rPr>
+        <w:t>-Retrieval-Paradigmen gegenüber strukturellen und textuellen Fehlern in semi-strukturierten Wissensgraphen</w:t>
       </w:r>
     </w:p>
     <w:p>
@@ -230,6 +248,28 @@
         </w:rPr>
         <w:t>Master of Science (M. Sc.)</w:t>
       </w:r>
+    </w:p>
+    <w:p>
+      <w:pPr>
+        <w:widowControl w:val="0"/>
+        <w:autoSpaceDE w:val="0"/>
+        <w:autoSpaceDN w:val="0"/>
+        <w:adjustRightInd w:val="0"/>
+        <w:rPr>
+          <w:lang w:val="en-US"/>
+        </w:rPr>
+      </w:pPr>
+    </w:p>
+    <w:p>
+      <w:pPr>
+        <w:widowControl w:val="0"/>
+        <w:autoSpaceDE w:val="0"/>
+        <w:autoSpaceDN w:val="0"/>
+        <w:adjustRightInd w:val="0"/>
+        <w:rPr>
+          <w:lang w:val="en-US"/>
+        </w:rPr>
+      </w:pPr>
     </w:p>
     <w:p>
       <w:pPr>
@@ -727,80 +767,6 @@
           </w:p>
         </w:tc>
       </w:tr>
-      <w:tr>
-        <w:trPr>
-          <w:trHeight w:val="283"/>
-          <w:jc w:val="center"/>
-        </w:trPr>
-        <w:tc>
-          <w:tcPr>
-            <w:tcW w:w="2439" w:type="pct"/>
-            <w:vAlign w:val="center"/>
-          </w:tcPr>
-          <w:p>
-            <w:pPr>
-              <w:widowControl w:val="0"/>
-              <w:autoSpaceDE w:val="0"/>
-              <w:autoSpaceDN w:val="0"/>
-              <w:adjustRightInd w:val="0"/>
-              <w:ind w:left="709" w:hanging="709"/>
-              <w:jc w:val="right"/>
-            </w:pPr>
-            <w:r>
-              <w:t>Code:</w:t>
-            </w:r>
-          </w:p>
-        </w:tc>
-        <w:tc>
-          <w:tcPr>
-            <w:tcW w:w="197" w:type="pct"/>
-          </w:tcPr>
-          <w:p>
-            <w:pPr>
-              <w:widowControl w:val="0"/>
-              <w:autoSpaceDE w:val="0"/>
-              <w:autoSpaceDN w:val="0"/>
-              <w:adjustRightInd w:val="0"/>
-              <w:ind w:left="709" w:hanging="709"/>
-              <w:jc w:val="left"/>
-            </w:pPr>
-          </w:p>
-        </w:tc>
-        <w:tc>
-          <w:tcPr>
-            <w:tcW w:w="2364" w:type="pct"/>
-            <w:vAlign w:val="center"/>
-          </w:tcPr>
-          <w:p>
-            <w:pPr>
-              <w:widowControl w:val="0"/>
-              <w:autoSpaceDE w:val="0"/>
-              <w:autoSpaceDN w:val="0"/>
-              <w:adjustRightInd w:val="0"/>
-              <w:ind w:left="709" w:hanging="709"/>
-              <w:jc w:val="left"/>
-              <w:rPr>
-                <w:lang w:val="en-US"/>
-              </w:rPr>
-            </w:pPr>
-            <w:hyperlink r:id="rId9" w:history="1">
-              <w:r>
-                <w:rPr>
-                  <w:rStyle w:val="Hyperlink"/>
-                  <w:lang w:val="en-US"/>
-                </w:rPr>
-                <w:t>github.com/LuchsHub/GraphRAG_Robustness</w:t>
-              </w:r>
-            </w:hyperlink>
-            <w:r>
-              <w:rPr>
-                <w:lang w:val="en-US"/>
-              </w:rPr>
-              <w:t xml:space="preserve"> </w:t>
-            </w:r>
-          </w:p>
-        </w:tc>
-      </w:tr>
     </w:tbl>
     <w:p>
       <w:pPr>
@@ -877,7 +843,6 @@
               <w:b w:val="0"/>
               <w:kern w:val="2"/>
               <w:szCs w:val="24"/>
-              <w:lang w:val="en-DE" w:eastAsia="en-DE"/>
               <w14:ligatures w14:val="standardContextual"/>
             </w:rPr>
           </w:pPr>
@@ -899,7 +864,7 @@
             </w:rPr>
             <w:fldChar w:fldCharType="separate"/>
           </w:r>
-          <w:hyperlink w:anchor="_Toc234254416" w:history="1">
+          <w:hyperlink w:anchor="_Toc234339686" w:history="1">
             <w:r>
               <w:rPr>
                 <w:rStyle w:val="Hyperlink"/>
@@ -922,7 +887,7 @@
               <w:rPr>
                 <w:webHidden/>
               </w:rPr>
-              <w:instrText xml:space="preserve"> PAGEREF _Toc234254416 \h </w:instrText>
+              <w:instrText xml:space="preserve"> PAGEREF _Toc234339686 \h </w:instrText>
             </w:r>
             <w:r>
               <w:rPr>
@@ -957,11 +922,10 @@
               <w:noProof/>
               <w:kern w:val="2"/>
               <w:szCs w:val="24"/>
-              <w:lang w:val="en-DE" w:eastAsia="en-DE"/>
               <w14:ligatures w14:val="standardContextual"/>
             </w:rPr>
           </w:pPr>
-          <w:hyperlink w:anchor="_Toc234254417" w:history="1">
+          <w:hyperlink w:anchor="_Toc234339687" w:history="1">
             <w:r>
               <w:rPr>
                 <w:rStyle w:val="Hyperlink"/>
@@ -988,7 +952,7 @@
                 <w:noProof/>
                 <w:webHidden/>
               </w:rPr>
-              <w:instrText xml:space="preserve"> PAGEREF _Toc234254417 \h </w:instrText>
+              <w:instrText xml:space="preserve"> PAGEREF _Toc234339687 \h </w:instrText>
             </w:r>
             <w:r>
               <w:rPr>
@@ -1027,11 +991,10 @@
               <w:noProof/>
               <w:kern w:val="2"/>
               <w:szCs w:val="24"/>
-              <w:lang w:val="en-DE" w:eastAsia="en-DE"/>
               <w14:ligatures w14:val="standardContextual"/>
             </w:rPr>
           </w:pPr>
-          <w:hyperlink w:anchor="_Toc234254418" w:history="1">
+          <w:hyperlink w:anchor="_Toc234339688" w:history="1">
             <w:r>
               <w:rPr>
                 <w:rStyle w:val="Hyperlink"/>
@@ -1058,7 +1021,7 @@
                 <w:noProof/>
                 <w:webHidden/>
               </w:rPr>
-              <w:instrText xml:space="preserve"> PAGEREF _Toc234254418 \h </w:instrText>
+              <w:instrText xml:space="preserve"> PAGEREF _Toc234339688 \h </w:instrText>
             </w:r>
             <w:r>
               <w:rPr>
@@ -1097,11 +1060,10 @@
               <w:noProof/>
               <w:kern w:val="2"/>
               <w:szCs w:val="24"/>
-              <w:lang w:val="en-DE" w:eastAsia="en-DE"/>
               <w14:ligatures w14:val="standardContextual"/>
             </w:rPr>
           </w:pPr>
-          <w:hyperlink w:anchor="_Toc234254419" w:history="1">
+          <w:hyperlink w:anchor="_Toc234339689" w:history="1">
             <w:r>
               <w:rPr>
                 <w:rStyle w:val="Hyperlink"/>
@@ -1128,7 +1090,7 @@
                 <w:noProof/>
                 <w:webHidden/>
               </w:rPr>
-              <w:instrText xml:space="preserve"> PAGEREF _Toc234254419 \h </w:instrText>
+              <w:instrText xml:space="preserve"> PAGEREF _Toc234339689 \h </w:instrText>
             </w:r>
             <w:r>
               <w:rPr>
@@ -1167,11 +1129,10 @@
               <w:noProof/>
               <w:kern w:val="2"/>
               <w:szCs w:val="24"/>
-              <w:lang w:val="en-DE" w:eastAsia="en-DE"/>
               <w14:ligatures w14:val="standardContextual"/>
             </w:rPr>
           </w:pPr>
-          <w:hyperlink w:anchor="_Toc234254420" w:history="1">
+          <w:hyperlink w:anchor="_Toc234339690" w:history="1">
             <w:r>
               <w:rPr>
                 <w:rStyle w:val="Hyperlink"/>
@@ -1198,7 +1159,7 @@
                 <w:noProof/>
                 <w:webHidden/>
               </w:rPr>
-              <w:instrText xml:space="preserve"> PAGEREF _Toc234254420 \h </w:instrText>
+              <w:instrText xml:space="preserve"> PAGEREF _Toc234339690 \h </w:instrText>
             </w:r>
             <w:r>
               <w:rPr>
@@ -1237,11 +1198,10 @@
               <w:noProof/>
               <w:kern w:val="2"/>
               <w:szCs w:val="24"/>
-              <w:lang w:val="en-DE" w:eastAsia="en-DE"/>
               <w14:ligatures w14:val="standardContextual"/>
             </w:rPr>
           </w:pPr>
-          <w:hyperlink w:anchor="_Toc234254421" w:history="1">
+          <w:hyperlink w:anchor="_Toc234339691" w:history="1">
             <w:r>
               <w:rPr>
                 <w:rStyle w:val="Hyperlink"/>
@@ -1268,7 +1228,7 @@
                 <w:noProof/>
                 <w:webHidden/>
               </w:rPr>
-              <w:instrText xml:space="preserve"> PAGEREF _Toc234254421 \h </w:instrText>
+              <w:instrText xml:space="preserve"> PAGEREF _Toc234339691 \h </w:instrText>
             </w:r>
             <w:r>
               <w:rPr>
@@ -1288,7 +1248,7 @@
                 <w:noProof/>
                 <w:webHidden/>
               </w:rPr>
-              <w:t>4</w:t>
+              <w:t>5</w:t>
             </w:r>
             <w:r>
               <w:rPr>
@@ -1307,11 +1267,10 @@
               <w:b w:val="0"/>
               <w:kern w:val="2"/>
               <w:szCs w:val="24"/>
-              <w:lang w:val="en-DE" w:eastAsia="en-DE"/>
               <w14:ligatures w14:val="standardContextual"/>
             </w:rPr>
           </w:pPr>
-          <w:hyperlink w:anchor="_Toc234254422" w:history="1">
+          <w:hyperlink w:anchor="_Toc234339692" w:history="1">
             <w:r>
               <w:rPr>
                 <w:rStyle w:val="Hyperlink"/>
@@ -1334,7 +1293,7 @@
               <w:rPr>
                 <w:webHidden/>
               </w:rPr>
-              <w:instrText xml:space="preserve"> PAGEREF _Toc234254422 \h </w:instrText>
+              <w:instrText xml:space="preserve"> PAGEREF _Toc234339692 \h </w:instrText>
             </w:r>
             <w:r>
               <w:rPr>
@@ -1351,7 +1310,7 @@
               <w:rPr>
                 <w:webHidden/>
               </w:rPr>
-              <w:t>5</w:t>
+              <w:t>6</w:t>
             </w:r>
             <w:r>
               <w:rPr>
@@ -1369,11 +1328,10 @@
               <w:noProof/>
               <w:kern w:val="2"/>
               <w:szCs w:val="24"/>
-              <w:lang w:val="en-DE" w:eastAsia="en-DE"/>
               <w14:ligatures w14:val="standardContextual"/>
             </w:rPr>
           </w:pPr>
-          <w:hyperlink w:anchor="_Toc234254423" w:history="1">
+          <w:hyperlink w:anchor="_Toc234339693" w:history="1">
             <w:r>
               <w:rPr>
                 <w:rStyle w:val="Hyperlink"/>
@@ -1400,7 +1358,7 @@
                 <w:noProof/>
                 <w:webHidden/>
               </w:rPr>
-              <w:instrText xml:space="preserve"> PAGEREF _Toc234254423 \h </w:instrText>
+              <w:instrText xml:space="preserve"> PAGEREF _Toc234339693 \h </w:instrText>
             </w:r>
             <w:r>
               <w:rPr>
@@ -1420,7 +1378,7 @@
                 <w:noProof/>
                 <w:webHidden/>
               </w:rPr>
-              <w:t>5</w:t>
+              <w:t>6</w:t>
             </w:r>
             <w:r>
               <w:rPr>
@@ -1439,11 +1397,10 @@
               <w:noProof/>
               <w:kern w:val="2"/>
               <w:szCs w:val="24"/>
-              <w:lang w:val="en-DE" w:eastAsia="en-DE"/>
               <w14:ligatures w14:val="standardContextual"/>
             </w:rPr>
           </w:pPr>
-          <w:hyperlink w:anchor="_Toc234254424" w:history="1">
+          <w:hyperlink w:anchor="_Toc234339694" w:history="1">
             <w:r>
               <w:rPr>
                 <w:rStyle w:val="Hyperlink"/>
@@ -1470,7 +1427,7 @@
                 <w:noProof/>
                 <w:webHidden/>
               </w:rPr>
-              <w:instrText xml:space="preserve"> PAGEREF _Toc234254424 \h </w:instrText>
+              <w:instrText xml:space="preserve"> PAGEREF _Toc234339694 \h </w:instrText>
             </w:r>
             <w:r>
               <w:rPr>
@@ -1490,7 +1447,7 @@
                 <w:noProof/>
                 <w:webHidden/>
               </w:rPr>
-              <w:t>5</w:t>
+              <w:t>6</w:t>
             </w:r>
             <w:r>
               <w:rPr>
@@ -1509,11 +1466,10 @@
               <w:noProof/>
               <w:kern w:val="2"/>
               <w:szCs w:val="24"/>
-              <w:lang w:val="en-DE" w:eastAsia="en-DE"/>
               <w14:ligatures w14:val="standardContextual"/>
             </w:rPr>
           </w:pPr>
-          <w:hyperlink w:anchor="_Toc234254425" w:history="1">
+          <w:hyperlink w:anchor="_Toc234339695" w:history="1">
             <w:r>
               <w:rPr>
                 <w:rStyle w:val="Hyperlink"/>
@@ -1540,7 +1496,7 @@
                 <w:noProof/>
                 <w:webHidden/>
               </w:rPr>
-              <w:instrText xml:space="preserve"> PAGEREF _Toc234254425 \h </w:instrText>
+              <w:instrText xml:space="preserve"> PAGEREF _Toc234339695 \h </w:instrText>
             </w:r>
             <w:r>
               <w:rPr>
@@ -1560,7 +1516,7 @@
                 <w:noProof/>
                 <w:webHidden/>
               </w:rPr>
-              <w:t>5</w:t>
+              <w:t>6</w:t>
             </w:r>
             <w:r>
               <w:rPr>
@@ -1579,11 +1535,10 @@
               <w:noProof/>
               <w:kern w:val="2"/>
               <w:szCs w:val="24"/>
-              <w:lang w:val="en-DE" w:eastAsia="en-DE"/>
               <w14:ligatures w14:val="standardContextual"/>
             </w:rPr>
           </w:pPr>
-          <w:hyperlink w:anchor="_Toc234254426" w:history="1">
+          <w:hyperlink w:anchor="_Toc234339696" w:history="1">
             <w:r>
               <w:rPr>
                 <w:rStyle w:val="Hyperlink"/>
@@ -1610,7 +1565,7 @@
                 <w:noProof/>
                 <w:webHidden/>
               </w:rPr>
-              <w:instrText xml:space="preserve"> PAGEREF _Toc234254426 \h </w:instrText>
+              <w:instrText xml:space="preserve"> PAGEREF _Toc234339696 \h </w:instrText>
             </w:r>
             <w:r>
               <w:rPr>
@@ -1630,7 +1585,7 @@
                 <w:noProof/>
                 <w:webHidden/>
               </w:rPr>
-              <w:t>5</w:t>
+              <w:t>6</w:t>
             </w:r>
             <w:r>
               <w:rPr>
@@ -1649,11 +1604,10 @@
               <w:b w:val="0"/>
               <w:kern w:val="2"/>
               <w:szCs w:val="24"/>
-              <w:lang w:val="en-DE" w:eastAsia="en-DE"/>
               <w14:ligatures w14:val="standardContextual"/>
             </w:rPr>
           </w:pPr>
-          <w:hyperlink w:anchor="_Toc234254427" w:history="1">
+          <w:hyperlink w:anchor="_Toc234339697" w:history="1">
             <w:r>
               <w:rPr>
                 <w:rStyle w:val="Hyperlink"/>
@@ -1676,7 +1630,7 @@
               <w:rPr>
                 <w:webHidden/>
               </w:rPr>
-              <w:instrText xml:space="preserve"> PAGEREF _Toc234254427 \h </w:instrText>
+              <w:instrText xml:space="preserve"> PAGEREF _Toc234339697 \h </w:instrText>
             </w:r>
             <w:r>
               <w:rPr>
@@ -1693,7 +1647,7 @@
               <w:rPr>
                 <w:webHidden/>
               </w:rPr>
-              <w:t>6</w:t>
+              <w:t>7</w:t>
             </w:r>
             <w:r>
               <w:rPr>
@@ -1711,11 +1665,10 @@
               <w:noProof/>
               <w:kern w:val="2"/>
               <w:szCs w:val="24"/>
-              <w:lang w:val="en-DE" w:eastAsia="en-DE"/>
               <w14:ligatures w14:val="standardContextual"/>
             </w:rPr>
           </w:pPr>
-          <w:hyperlink w:anchor="_Toc234254428" w:history="1">
+          <w:hyperlink w:anchor="_Toc234339698" w:history="1">
             <w:r>
               <w:rPr>
                 <w:rStyle w:val="Hyperlink"/>
@@ -1742,7 +1695,7 @@
                 <w:noProof/>
                 <w:webHidden/>
               </w:rPr>
-              <w:instrText xml:space="preserve"> PAGEREF _Toc234254428 \h </w:instrText>
+              <w:instrText xml:space="preserve"> PAGEREF _Toc234339698 \h </w:instrText>
             </w:r>
             <w:r>
               <w:rPr>
@@ -1762,7 +1715,7 @@
                 <w:noProof/>
                 <w:webHidden/>
               </w:rPr>
-              <w:t>6</w:t>
+              <w:t>7</w:t>
             </w:r>
             <w:r>
               <w:rPr>
@@ -1781,11 +1734,10 @@
               <w:noProof/>
               <w:kern w:val="2"/>
               <w:szCs w:val="24"/>
-              <w:lang w:val="en-DE" w:eastAsia="en-DE"/>
               <w14:ligatures w14:val="standardContextual"/>
             </w:rPr>
           </w:pPr>
-          <w:hyperlink w:anchor="_Toc234254429" w:history="1">
+          <w:hyperlink w:anchor="_Toc234339699" w:history="1">
             <w:r>
               <w:rPr>
                 <w:rStyle w:val="Hyperlink"/>
@@ -1812,7 +1764,7 @@
                 <w:noProof/>
                 <w:webHidden/>
               </w:rPr>
-              <w:instrText xml:space="preserve"> PAGEREF _Toc234254429 \h </w:instrText>
+              <w:instrText xml:space="preserve"> PAGEREF _Toc234339699 \h </w:instrText>
             </w:r>
             <w:r>
               <w:rPr>
@@ -1832,7 +1784,7 @@
                 <w:noProof/>
                 <w:webHidden/>
               </w:rPr>
-              <w:t>6</w:t>
+              <w:t>7</w:t>
             </w:r>
             <w:r>
               <w:rPr>
@@ -1851,11 +1803,10 @@
               <w:noProof/>
               <w:kern w:val="2"/>
               <w:szCs w:val="24"/>
-              <w:lang w:val="en-DE" w:eastAsia="en-DE"/>
               <w14:ligatures w14:val="standardContextual"/>
             </w:rPr>
           </w:pPr>
-          <w:hyperlink w:anchor="_Toc234254430" w:history="1">
+          <w:hyperlink w:anchor="_Toc234339700" w:history="1">
             <w:r>
               <w:rPr>
                 <w:rStyle w:val="Hyperlink"/>
@@ -1882,7 +1833,7 @@
                 <w:noProof/>
                 <w:webHidden/>
               </w:rPr>
-              <w:instrText xml:space="preserve"> PAGEREF _Toc234254430 \h </w:instrText>
+              <w:instrText xml:space="preserve"> PAGEREF _Toc234339700 \h </w:instrText>
             </w:r>
             <w:r>
               <w:rPr>
@@ -1902,7 +1853,7 @@
                 <w:noProof/>
                 <w:webHidden/>
               </w:rPr>
-              <w:t>6</w:t>
+              <w:t>7</w:t>
             </w:r>
             <w:r>
               <w:rPr>
@@ -1921,11 +1872,10 @@
               <w:noProof/>
               <w:kern w:val="2"/>
               <w:szCs w:val="24"/>
-              <w:lang w:val="en-DE" w:eastAsia="en-DE"/>
               <w14:ligatures w14:val="standardContextual"/>
             </w:rPr>
           </w:pPr>
-          <w:hyperlink w:anchor="_Toc234254431" w:history="1">
+          <w:hyperlink w:anchor="_Toc234339701" w:history="1">
             <w:r>
               <w:rPr>
                 <w:rStyle w:val="Hyperlink"/>
@@ -1952,7 +1902,7 @@
                 <w:noProof/>
                 <w:webHidden/>
               </w:rPr>
-              <w:instrText xml:space="preserve"> PAGEREF _Toc234254431 \h </w:instrText>
+              <w:instrText xml:space="preserve"> PAGEREF _Toc234339701 \h </w:instrText>
             </w:r>
             <w:r>
               <w:rPr>
@@ -1972,7 +1922,7 @@
                 <w:noProof/>
                 <w:webHidden/>
               </w:rPr>
-              <w:t>6</w:t>
+              <w:t>7</w:t>
             </w:r>
             <w:r>
               <w:rPr>
@@ -1991,11 +1941,10 @@
               <w:noProof/>
               <w:kern w:val="2"/>
               <w:szCs w:val="24"/>
-              <w:lang w:val="en-DE" w:eastAsia="en-DE"/>
               <w14:ligatures w14:val="standardContextual"/>
             </w:rPr>
           </w:pPr>
-          <w:hyperlink w:anchor="_Toc234254432" w:history="1">
+          <w:hyperlink w:anchor="_Toc234339702" w:history="1">
             <w:r>
               <w:rPr>
                 <w:rStyle w:val="Hyperlink"/>
@@ -2022,7 +1971,7 @@
                 <w:noProof/>
                 <w:webHidden/>
               </w:rPr>
-              <w:instrText xml:space="preserve"> PAGEREF _Toc234254432 \h </w:instrText>
+              <w:instrText xml:space="preserve"> PAGEREF _Toc234339702 \h </w:instrText>
             </w:r>
             <w:r>
               <w:rPr>
@@ -2042,7 +1991,7 @@
                 <w:noProof/>
                 <w:webHidden/>
               </w:rPr>
-              <w:t>6</w:t>
+              <w:t>7</w:t>
             </w:r>
             <w:r>
               <w:rPr>
@@ -2061,11 +2010,10 @@
               <w:b w:val="0"/>
               <w:kern w:val="2"/>
               <w:szCs w:val="24"/>
-              <w:lang w:val="en-DE" w:eastAsia="en-DE"/>
               <w14:ligatures w14:val="standardContextual"/>
             </w:rPr>
           </w:pPr>
-          <w:hyperlink w:anchor="_Toc234254433" w:history="1">
+          <w:hyperlink w:anchor="_Toc234339703" w:history="1">
             <w:r>
               <w:rPr>
                 <w:rStyle w:val="Hyperlink"/>
@@ -2088,7 +2036,7 @@
               <w:rPr>
                 <w:webHidden/>
               </w:rPr>
-              <w:instrText xml:space="preserve"> PAGEREF _Toc234254433 \h </w:instrText>
+              <w:instrText xml:space="preserve"> PAGEREF _Toc234339703 \h </w:instrText>
             </w:r>
             <w:r>
               <w:rPr>
@@ -2105,7 +2053,7 @@
               <w:rPr>
                 <w:webHidden/>
               </w:rPr>
-              <w:t>7</w:t>
+              <w:t>8</w:t>
             </w:r>
             <w:r>
               <w:rPr>
@@ -2123,11 +2071,10 @@
               <w:noProof/>
               <w:kern w:val="2"/>
               <w:szCs w:val="24"/>
-              <w:lang w:val="en-DE" w:eastAsia="en-DE"/>
               <w14:ligatures w14:val="standardContextual"/>
             </w:rPr>
           </w:pPr>
-          <w:hyperlink w:anchor="_Toc234254434" w:history="1">
+          <w:hyperlink w:anchor="_Toc234339704" w:history="1">
             <w:r>
               <w:rPr>
                 <w:rStyle w:val="Hyperlink"/>
@@ -2154,7 +2101,7 @@
                 <w:noProof/>
                 <w:webHidden/>
               </w:rPr>
-              <w:instrText xml:space="preserve"> PAGEREF _Toc234254434 \h </w:instrText>
+              <w:instrText xml:space="preserve"> PAGEREF _Toc234339704 \h </w:instrText>
             </w:r>
             <w:r>
               <w:rPr>
@@ -2174,7 +2121,7 @@
                 <w:noProof/>
                 <w:webHidden/>
               </w:rPr>
-              <w:t>7</w:t>
+              <w:t>8</w:t>
             </w:r>
             <w:r>
               <w:rPr>
@@ -2192,11 +2139,10 @@
               <w:rFonts w:asciiTheme="minorHAnsi" w:eastAsiaTheme="minorEastAsia" w:hAnsiTheme="minorHAnsi" w:cstheme="minorBidi"/>
               <w:kern w:val="2"/>
               <w:szCs w:val="24"/>
-              <w:lang w:val="en-DE" w:eastAsia="en-DE"/>
               <w14:ligatures w14:val="standardContextual"/>
             </w:rPr>
           </w:pPr>
-          <w:hyperlink w:anchor="_Toc234254435" w:history="1">
+          <w:hyperlink w:anchor="_Toc234339705" w:history="1">
             <w:r>
               <w:rPr>
                 <w:rStyle w:val="Hyperlink"/>
@@ -2219,7 +2165,7 @@
               <w:rPr>
                 <w:webHidden/>
               </w:rPr>
-              <w:instrText xml:space="preserve"> PAGEREF _Toc234254435 \h </w:instrText>
+              <w:instrText xml:space="preserve"> PAGEREF _Toc234339705 \h </w:instrText>
             </w:r>
             <w:r>
               <w:rPr>
@@ -2236,7 +2182,7 @@
               <w:rPr>
                 <w:webHidden/>
               </w:rPr>
-              <w:t>7</w:t>
+              <w:t>8</w:t>
             </w:r>
             <w:r>
               <w:rPr>
@@ -2253,11 +2199,10 @@
               <w:rFonts w:asciiTheme="minorHAnsi" w:eastAsiaTheme="minorEastAsia" w:hAnsiTheme="minorHAnsi" w:cstheme="minorBidi"/>
               <w:kern w:val="2"/>
               <w:szCs w:val="24"/>
-              <w:lang w:val="en-DE" w:eastAsia="en-DE"/>
               <w14:ligatures w14:val="standardContextual"/>
             </w:rPr>
           </w:pPr>
-          <w:hyperlink w:anchor="_Toc234254436" w:history="1">
+          <w:hyperlink w:anchor="_Toc234339706" w:history="1">
             <w:r>
               <w:rPr>
                 <w:rStyle w:val="Hyperlink"/>
@@ -2280,7 +2225,7 @@
               <w:rPr>
                 <w:webHidden/>
               </w:rPr>
-              <w:instrText xml:space="preserve"> PAGEREF _Toc234254436 \h </w:instrText>
+              <w:instrText xml:space="preserve"> PAGEREF _Toc234339706 \h </w:instrText>
             </w:r>
             <w:r>
               <w:rPr>
@@ -2297,7 +2242,7 @@
               <w:rPr>
                 <w:webHidden/>
               </w:rPr>
-              <w:t>7</w:t>
+              <w:t>8</w:t>
             </w:r>
             <w:r>
               <w:rPr>
@@ -2314,11 +2259,10 @@
               <w:rFonts w:asciiTheme="minorHAnsi" w:eastAsiaTheme="minorEastAsia" w:hAnsiTheme="minorHAnsi" w:cstheme="minorBidi"/>
               <w:kern w:val="2"/>
               <w:szCs w:val="24"/>
-              <w:lang w:val="en-DE" w:eastAsia="en-DE"/>
               <w14:ligatures w14:val="standardContextual"/>
             </w:rPr>
           </w:pPr>
-          <w:hyperlink w:anchor="_Toc234254437" w:history="1">
+          <w:hyperlink w:anchor="_Toc234339707" w:history="1">
             <w:r>
               <w:rPr>
                 <w:rStyle w:val="Hyperlink"/>
@@ -2341,7 +2285,7 @@
               <w:rPr>
                 <w:webHidden/>
               </w:rPr>
-              <w:instrText xml:space="preserve"> PAGEREF _Toc234254437 \h </w:instrText>
+              <w:instrText xml:space="preserve"> PAGEREF _Toc234339707 \h </w:instrText>
             </w:r>
             <w:r>
               <w:rPr>
@@ -2358,7 +2302,7 @@
               <w:rPr>
                 <w:webHidden/>
               </w:rPr>
-              <w:t>7</w:t>
+              <w:t>8</w:t>
             </w:r>
             <w:r>
               <w:rPr>
@@ -2376,17 +2320,16 @@
               <w:noProof/>
               <w:kern w:val="2"/>
               <w:szCs w:val="24"/>
-              <w:lang w:val="en-DE" w:eastAsia="en-DE"/>
               <w14:ligatures w14:val="standardContextual"/>
             </w:rPr>
           </w:pPr>
-          <w:hyperlink w:anchor="_Toc234254438" w:history="1">
+          <w:hyperlink w:anchor="_Toc234339708" w:history="1">
             <w:r>
               <w:rPr>
                 <w:rStyle w:val="Hyperlink"/>
                 <w:noProof/>
               </w:rPr>
-              <w:t>4.2 Implementierung der Retriever</w:t>
+              <w:t>4.2 Realisierung der Retriever</w:t>
             </w:r>
             <w:r>
               <w:rPr>
@@ -2407,7 +2350,7 @@
                 <w:noProof/>
                 <w:webHidden/>
               </w:rPr>
-              <w:instrText xml:space="preserve"> PAGEREF _Toc234254438 \h </w:instrText>
+              <w:instrText xml:space="preserve"> PAGEREF _Toc234339708 \h </w:instrText>
             </w:r>
             <w:r>
               <w:rPr>
@@ -2427,7 +2370,7 @@
                 <w:noProof/>
                 <w:webHidden/>
               </w:rPr>
-              <w:t>7</w:t>
+              <w:t>8</w:t>
             </w:r>
             <w:r>
               <w:rPr>
@@ -2445,11 +2388,10 @@
               <w:rFonts w:asciiTheme="minorHAnsi" w:eastAsiaTheme="minorEastAsia" w:hAnsiTheme="minorHAnsi" w:cstheme="minorBidi"/>
               <w:kern w:val="2"/>
               <w:szCs w:val="24"/>
-              <w:lang w:val="en-DE" w:eastAsia="en-DE"/>
               <w14:ligatures w14:val="standardContextual"/>
             </w:rPr>
           </w:pPr>
-          <w:hyperlink w:anchor="_Toc234254439" w:history="1">
+          <w:hyperlink w:anchor="_Toc234339709" w:history="1">
             <w:r>
               <w:rPr>
                 <w:rStyle w:val="Hyperlink"/>
@@ -2472,7 +2414,7 @@
               <w:rPr>
                 <w:webHidden/>
               </w:rPr>
-              <w:instrText xml:space="preserve"> PAGEREF _Toc234254439 \h </w:instrText>
+              <w:instrText xml:space="preserve"> PAGEREF _Toc234339709 \h </w:instrText>
             </w:r>
             <w:r>
               <w:rPr>
@@ -2489,7 +2431,7 @@
               <w:rPr>
                 <w:webHidden/>
               </w:rPr>
-              <w:t>7</w:t>
+              <w:t>8</w:t>
             </w:r>
             <w:r>
               <w:rPr>
@@ -2506,11 +2448,10 @@
               <w:rFonts w:asciiTheme="minorHAnsi" w:eastAsiaTheme="minorEastAsia" w:hAnsiTheme="minorHAnsi" w:cstheme="minorBidi"/>
               <w:kern w:val="2"/>
               <w:szCs w:val="24"/>
-              <w:lang w:val="en-DE" w:eastAsia="en-DE"/>
               <w14:ligatures w14:val="standardContextual"/>
             </w:rPr>
           </w:pPr>
-          <w:hyperlink w:anchor="_Toc234254440" w:history="1">
+          <w:hyperlink w:anchor="_Toc234339710" w:history="1">
             <w:r>
               <w:rPr>
                 <w:rStyle w:val="Hyperlink"/>
@@ -2533,7 +2474,7 @@
               <w:rPr>
                 <w:webHidden/>
               </w:rPr>
-              <w:instrText xml:space="preserve"> PAGEREF _Toc234254440 \h </w:instrText>
+              <w:instrText xml:space="preserve"> PAGEREF _Toc234339710 \h </w:instrText>
             </w:r>
             <w:r>
               <w:rPr>
@@ -2550,7 +2491,7 @@
               <w:rPr>
                 <w:webHidden/>
               </w:rPr>
-              <w:t>7</w:t>
+              <w:t>8</w:t>
             </w:r>
             <w:r>
               <w:rPr>
@@ -2567,11 +2508,10 @@
               <w:rFonts w:asciiTheme="minorHAnsi" w:eastAsiaTheme="minorEastAsia" w:hAnsiTheme="minorHAnsi" w:cstheme="minorBidi"/>
               <w:kern w:val="2"/>
               <w:szCs w:val="24"/>
-              <w:lang w:val="en-DE" w:eastAsia="en-DE"/>
               <w14:ligatures w14:val="standardContextual"/>
             </w:rPr>
           </w:pPr>
-          <w:hyperlink w:anchor="_Toc234254441" w:history="1">
+          <w:hyperlink w:anchor="_Toc234339711" w:history="1">
             <w:r>
               <w:rPr>
                 <w:rStyle w:val="Hyperlink"/>
@@ -2594,7 +2534,7 @@
               <w:rPr>
                 <w:webHidden/>
               </w:rPr>
-              <w:instrText xml:space="preserve"> PAGEREF _Toc234254441 \h </w:instrText>
+              <w:instrText xml:space="preserve"> PAGEREF _Toc234339711 \h </w:instrText>
             </w:r>
             <w:r>
               <w:rPr>
@@ -2611,7 +2551,7 @@
               <w:rPr>
                 <w:webHidden/>
               </w:rPr>
-              <w:t>7</w:t>
+              <w:t>8</w:t>
             </w:r>
             <w:r>
               <w:rPr>
@@ -2629,11 +2569,10 @@
               <w:b w:val="0"/>
               <w:kern w:val="2"/>
               <w:szCs w:val="24"/>
-              <w:lang w:val="en-DE" w:eastAsia="en-DE"/>
               <w14:ligatures w14:val="standardContextual"/>
             </w:rPr>
           </w:pPr>
-          <w:hyperlink w:anchor="_Toc234254442" w:history="1">
+          <w:hyperlink w:anchor="_Toc234339712" w:history="1">
             <w:r>
               <w:rPr>
                 <w:rStyle w:val="Hyperlink"/>
@@ -2656,7 +2595,7 @@
               <w:rPr>
                 <w:webHidden/>
               </w:rPr>
-              <w:instrText xml:space="preserve"> PAGEREF _Toc234254442 \h </w:instrText>
+              <w:instrText xml:space="preserve"> PAGEREF _Toc234339712 \h </w:instrText>
             </w:r>
             <w:r>
               <w:rPr>
@@ -2673,7 +2612,7 @@
               <w:rPr>
                 <w:webHidden/>
               </w:rPr>
-              <w:t>8</w:t>
+              <w:t>9</w:t>
             </w:r>
             <w:r>
               <w:rPr>
@@ -2691,11 +2630,10 @@
               <w:noProof/>
               <w:kern w:val="2"/>
               <w:szCs w:val="24"/>
-              <w:lang w:val="en-DE" w:eastAsia="en-DE"/>
               <w14:ligatures w14:val="standardContextual"/>
             </w:rPr>
           </w:pPr>
-          <w:hyperlink w:anchor="_Toc234254443" w:history="1">
+          <w:hyperlink w:anchor="_Toc234339713" w:history="1">
             <w:r>
               <w:rPr>
                 <w:rStyle w:val="Hyperlink"/>
@@ -2722,7 +2660,7 @@
                 <w:noProof/>
                 <w:webHidden/>
               </w:rPr>
-              <w:instrText xml:space="preserve"> PAGEREF _Toc234254443 \h </w:instrText>
+              <w:instrText xml:space="preserve"> PAGEREF _Toc234339713 \h </w:instrText>
             </w:r>
             <w:r>
               <w:rPr>
@@ -2742,7 +2680,7 @@
                 <w:noProof/>
                 <w:webHidden/>
               </w:rPr>
-              <w:t>8</w:t>
+              <w:t>9</w:t>
             </w:r>
             <w:r>
               <w:rPr>
@@ -2760,11 +2698,10 @@
               <w:rFonts w:asciiTheme="minorHAnsi" w:eastAsiaTheme="minorEastAsia" w:hAnsiTheme="minorHAnsi" w:cstheme="minorBidi"/>
               <w:kern w:val="2"/>
               <w:szCs w:val="24"/>
-              <w:lang w:val="en-DE" w:eastAsia="en-DE"/>
               <w14:ligatures w14:val="standardContextual"/>
             </w:rPr>
           </w:pPr>
-          <w:hyperlink w:anchor="_Toc234254444" w:history="1">
+          <w:hyperlink w:anchor="_Toc234339714" w:history="1">
             <w:r>
               <w:rPr>
                 <w:rStyle w:val="Hyperlink"/>
@@ -2787,7 +2724,7 @@
               <w:rPr>
                 <w:webHidden/>
               </w:rPr>
-              <w:instrText xml:space="preserve"> PAGEREF _Toc234254444 \h </w:instrText>
+              <w:instrText xml:space="preserve"> PAGEREF _Toc234339714 \h </w:instrText>
             </w:r>
             <w:r>
               <w:rPr>
@@ -2804,7 +2741,7 @@
               <w:rPr>
                 <w:webHidden/>
               </w:rPr>
-              <w:t>8</w:t>
+              <w:t>9</w:t>
             </w:r>
             <w:r>
               <w:rPr>
@@ -2821,11 +2758,10 @@
               <w:rFonts w:asciiTheme="minorHAnsi" w:eastAsiaTheme="minorEastAsia" w:hAnsiTheme="minorHAnsi" w:cstheme="minorBidi"/>
               <w:kern w:val="2"/>
               <w:szCs w:val="24"/>
-              <w:lang w:val="en-DE" w:eastAsia="en-DE"/>
               <w14:ligatures w14:val="standardContextual"/>
             </w:rPr>
           </w:pPr>
-          <w:hyperlink w:anchor="_Toc234254445" w:history="1">
+          <w:hyperlink w:anchor="_Toc234339715" w:history="1">
             <w:r>
               <w:rPr>
                 <w:rStyle w:val="Hyperlink"/>
@@ -2848,7 +2784,7 @@
               <w:rPr>
                 <w:webHidden/>
               </w:rPr>
-              <w:instrText xml:space="preserve"> PAGEREF _Toc234254445 \h </w:instrText>
+              <w:instrText xml:space="preserve"> PAGEREF _Toc234339715 \h </w:instrText>
             </w:r>
             <w:r>
               <w:rPr>
@@ -2865,7 +2801,7 @@
               <w:rPr>
                 <w:webHidden/>
               </w:rPr>
-              <w:t>8</w:t>
+              <w:t>9</w:t>
             </w:r>
             <w:r>
               <w:rPr>
@@ -2882,11 +2818,10 @@
               <w:rFonts w:asciiTheme="minorHAnsi" w:eastAsiaTheme="minorEastAsia" w:hAnsiTheme="minorHAnsi" w:cstheme="minorBidi"/>
               <w:kern w:val="2"/>
               <w:szCs w:val="24"/>
-              <w:lang w:val="en-DE" w:eastAsia="en-DE"/>
               <w14:ligatures w14:val="standardContextual"/>
             </w:rPr>
           </w:pPr>
-          <w:hyperlink w:anchor="_Toc234254446" w:history="1">
+          <w:hyperlink w:anchor="_Toc234339716" w:history="1">
             <w:r>
               <w:rPr>
                 <w:rStyle w:val="Hyperlink"/>
@@ -2909,7 +2844,7 @@
               <w:rPr>
                 <w:webHidden/>
               </w:rPr>
-              <w:instrText xml:space="preserve"> PAGEREF _Toc234254446 \h </w:instrText>
+              <w:instrText xml:space="preserve"> PAGEREF _Toc234339716 \h </w:instrText>
             </w:r>
             <w:r>
               <w:rPr>
@@ -2926,7 +2861,7 @@
               <w:rPr>
                 <w:webHidden/>
               </w:rPr>
-              <w:t>8</w:t>
+              <w:t>9</w:t>
             </w:r>
             <w:r>
               <w:rPr>
@@ -2944,11 +2879,10 @@
               <w:noProof/>
               <w:kern w:val="2"/>
               <w:szCs w:val="24"/>
-              <w:lang w:val="en-DE" w:eastAsia="en-DE"/>
               <w14:ligatures w14:val="standardContextual"/>
             </w:rPr>
           </w:pPr>
-          <w:hyperlink w:anchor="_Toc234254447" w:history="1">
+          <w:hyperlink w:anchor="_Toc234339717" w:history="1">
             <w:r>
               <w:rPr>
                 <w:rStyle w:val="Hyperlink"/>
@@ -2975,7 +2909,7 @@
                 <w:noProof/>
                 <w:webHidden/>
               </w:rPr>
-              <w:instrText xml:space="preserve"> PAGEREF _Toc234254447 \h </w:instrText>
+              <w:instrText xml:space="preserve"> PAGEREF _Toc234339717 \h </w:instrText>
             </w:r>
             <w:r>
               <w:rPr>
@@ -2995,7 +2929,7 @@
                 <w:noProof/>
                 <w:webHidden/>
               </w:rPr>
-              <w:t>8</w:t>
+              <w:t>9</w:t>
             </w:r>
             <w:r>
               <w:rPr>
@@ -3013,11 +2947,10 @@
               <w:rFonts w:asciiTheme="minorHAnsi" w:eastAsiaTheme="minorEastAsia" w:hAnsiTheme="minorHAnsi" w:cstheme="minorBidi"/>
               <w:kern w:val="2"/>
               <w:szCs w:val="24"/>
-              <w:lang w:val="en-DE" w:eastAsia="en-DE"/>
               <w14:ligatures w14:val="standardContextual"/>
             </w:rPr>
           </w:pPr>
-          <w:hyperlink w:anchor="_Toc234254448" w:history="1">
+          <w:hyperlink w:anchor="_Toc234339718" w:history="1">
             <w:r>
               <w:rPr>
                 <w:rStyle w:val="Hyperlink"/>
@@ -3040,7 +2973,7 @@
               <w:rPr>
                 <w:webHidden/>
               </w:rPr>
-              <w:instrText xml:space="preserve"> PAGEREF _Toc234254448 \h </w:instrText>
+              <w:instrText xml:space="preserve"> PAGEREF _Toc234339718 \h </w:instrText>
             </w:r>
             <w:r>
               <w:rPr>
@@ -3057,7 +2990,7 @@
               <w:rPr>
                 <w:webHidden/>
               </w:rPr>
-              <w:t>8</w:t>
+              <w:t>9</w:t>
             </w:r>
             <w:r>
               <w:rPr>
@@ -3074,11 +3007,10 @@
               <w:rFonts w:asciiTheme="minorHAnsi" w:eastAsiaTheme="minorEastAsia" w:hAnsiTheme="minorHAnsi" w:cstheme="minorBidi"/>
               <w:kern w:val="2"/>
               <w:szCs w:val="24"/>
-              <w:lang w:val="en-DE" w:eastAsia="en-DE"/>
               <w14:ligatures w14:val="standardContextual"/>
             </w:rPr>
           </w:pPr>
-          <w:hyperlink w:anchor="_Toc234254449" w:history="1">
+          <w:hyperlink w:anchor="_Toc234339719" w:history="1">
             <w:r>
               <w:rPr>
                 <w:rStyle w:val="Hyperlink"/>
@@ -3101,7 +3033,7 @@
               <w:rPr>
                 <w:webHidden/>
               </w:rPr>
-              <w:instrText xml:space="preserve"> PAGEREF _Toc234254449 \h </w:instrText>
+              <w:instrText xml:space="preserve"> PAGEREF _Toc234339719 \h </w:instrText>
             </w:r>
             <w:r>
               <w:rPr>
@@ -3118,7 +3050,7 @@
               <w:rPr>
                 <w:webHidden/>
               </w:rPr>
-              <w:t>8</w:t>
+              <w:t>9</w:t>
             </w:r>
             <w:r>
               <w:rPr>
@@ -3136,11 +3068,10 @@
               <w:noProof/>
               <w:kern w:val="2"/>
               <w:szCs w:val="24"/>
-              <w:lang w:val="en-DE" w:eastAsia="en-DE"/>
               <w14:ligatures w14:val="standardContextual"/>
             </w:rPr>
           </w:pPr>
-          <w:hyperlink w:anchor="_Toc234254450" w:history="1">
+          <w:hyperlink w:anchor="_Toc234339720" w:history="1">
             <w:r>
               <w:rPr>
                 <w:rStyle w:val="Hyperlink"/>
@@ -3167,7 +3098,7 @@
                 <w:noProof/>
                 <w:webHidden/>
               </w:rPr>
-              <w:instrText xml:space="preserve"> PAGEREF _Toc234254450 \h </w:instrText>
+              <w:instrText xml:space="preserve"> PAGEREF _Toc234339720 \h </w:instrText>
             </w:r>
             <w:r>
               <w:rPr>
@@ -3187,7 +3118,7 @@
                 <w:noProof/>
                 <w:webHidden/>
               </w:rPr>
-              <w:t>8</w:t>
+              <w:t>9</w:t>
             </w:r>
             <w:r>
               <w:rPr>
@@ -3205,11 +3136,10 @@
               <w:rFonts w:asciiTheme="minorHAnsi" w:eastAsiaTheme="minorEastAsia" w:hAnsiTheme="minorHAnsi" w:cstheme="minorBidi"/>
               <w:kern w:val="2"/>
               <w:szCs w:val="24"/>
-              <w:lang w:val="en-DE" w:eastAsia="en-DE"/>
               <w14:ligatures w14:val="standardContextual"/>
             </w:rPr>
           </w:pPr>
-          <w:hyperlink w:anchor="_Toc234254451" w:history="1">
+          <w:hyperlink w:anchor="_Toc234339721" w:history="1">
             <w:r>
               <w:rPr>
                 <w:rStyle w:val="Hyperlink"/>
@@ -3232,7 +3162,7 @@
               <w:rPr>
                 <w:webHidden/>
               </w:rPr>
-              <w:instrText xml:space="preserve"> PAGEREF _Toc234254451 \h </w:instrText>
+              <w:instrText xml:space="preserve"> PAGEREF _Toc234339721 \h </w:instrText>
             </w:r>
             <w:r>
               <w:rPr>
@@ -3249,7 +3179,7 @@
               <w:rPr>
                 <w:webHidden/>
               </w:rPr>
-              <w:t>8</w:t>
+              <w:t>9</w:t>
             </w:r>
             <w:r>
               <w:rPr>
@@ -3266,11 +3196,10 @@
               <w:rFonts w:asciiTheme="minorHAnsi" w:eastAsiaTheme="minorEastAsia" w:hAnsiTheme="minorHAnsi" w:cstheme="minorBidi"/>
               <w:kern w:val="2"/>
               <w:szCs w:val="24"/>
-              <w:lang w:val="en-DE" w:eastAsia="en-DE"/>
               <w14:ligatures w14:val="standardContextual"/>
             </w:rPr>
           </w:pPr>
-          <w:hyperlink w:anchor="_Toc234254452" w:history="1">
+          <w:hyperlink w:anchor="_Toc234339722" w:history="1">
             <w:r>
               <w:rPr>
                 <w:rStyle w:val="Hyperlink"/>
@@ -3293,7 +3222,7 @@
               <w:rPr>
                 <w:webHidden/>
               </w:rPr>
-              <w:instrText xml:space="preserve"> PAGEREF _Toc234254452 \h </w:instrText>
+              <w:instrText xml:space="preserve"> PAGEREF _Toc234339722 \h </w:instrText>
             </w:r>
             <w:r>
               <w:rPr>
@@ -3310,7 +3239,7 @@
               <w:rPr>
                 <w:webHidden/>
               </w:rPr>
-              <w:t>8</w:t>
+              <w:t>9</w:t>
             </w:r>
             <w:r>
               <w:rPr>
@@ -3328,11 +3257,10 @@
               <w:b w:val="0"/>
               <w:kern w:val="2"/>
               <w:szCs w:val="24"/>
-              <w:lang w:val="en-DE" w:eastAsia="en-DE"/>
               <w14:ligatures w14:val="standardContextual"/>
             </w:rPr>
           </w:pPr>
-          <w:hyperlink w:anchor="_Toc234254453" w:history="1">
+          <w:hyperlink w:anchor="_Toc234339723" w:history="1">
             <w:r>
               <w:rPr>
                 <w:rStyle w:val="Hyperlink"/>
@@ -3355,7 +3283,7 @@
               <w:rPr>
                 <w:webHidden/>
               </w:rPr>
-              <w:instrText xml:space="preserve"> PAGEREF _Toc234254453 \h </w:instrText>
+              <w:instrText xml:space="preserve"> PAGEREF _Toc234339723 \h </w:instrText>
             </w:r>
             <w:r>
               <w:rPr>
@@ -3372,7 +3300,7 @@
               <w:rPr>
                 <w:webHidden/>
               </w:rPr>
-              <w:t>9</w:t>
+              <w:t>10</w:t>
             </w:r>
             <w:r>
               <w:rPr>
@@ -3390,11 +3318,10 @@
               <w:noProof/>
               <w:kern w:val="2"/>
               <w:szCs w:val="24"/>
-              <w:lang w:val="en-DE" w:eastAsia="en-DE"/>
               <w14:ligatures w14:val="standardContextual"/>
             </w:rPr>
           </w:pPr>
-          <w:hyperlink w:anchor="_Toc234254454" w:history="1">
+          <w:hyperlink w:anchor="_Toc234339724" w:history="1">
             <w:r>
               <w:rPr>
                 <w:rStyle w:val="Hyperlink"/>
@@ -3421,7 +3348,7 @@
                 <w:noProof/>
                 <w:webHidden/>
               </w:rPr>
-              <w:instrText xml:space="preserve"> PAGEREF _Toc234254454 \h </w:instrText>
+              <w:instrText xml:space="preserve"> PAGEREF _Toc234339724 \h </w:instrText>
             </w:r>
             <w:r>
               <w:rPr>
@@ -3441,7 +3368,7 @@
                 <w:noProof/>
                 <w:webHidden/>
               </w:rPr>
-              <w:t>9</w:t>
+              <w:t>10</w:t>
             </w:r>
             <w:r>
               <w:rPr>
@@ -3460,11 +3387,10 @@
               <w:noProof/>
               <w:kern w:val="2"/>
               <w:szCs w:val="24"/>
-              <w:lang w:val="en-DE" w:eastAsia="en-DE"/>
               <w14:ligatures w14:val="standardContextual"/>
             </w:rPr>
           </w:pPr>
-          <w:hyperlink w:anchor="_Toc234254455" w:history="1">
+          <w:hyperlink w:anchor="_Toc234339725" w:history="1">
             <w:r>
               <w:rPr>
                 <w:rStyle w:val="Hyperlink"/>
@@ -3491,7 +3417,7 @@
                 <w:noProof/>
                 <w:webHidden/>
               </w:rPr>
-              <w:instrText xml:space="preserve"> PAGEREF _Toc234254455 \h </w:instrText>
+              <w:instrText xml:space="preserve"> PAGEREF _Toc234339725 \h </w:instrText>
             </w:r>
             <w:r>
               <w:rPr>
@@ -3511,7 +3437,7 @@
                 <w:noProof/>
                 <w:webHidden/>
               </w:rPr>
-              <w:t>9</w:t>
+              <w:t>10</w:t>
             </w:r>
             <w:r>
               <w:rPr>
@@ -3529,11 +3455,10 @@
               <w:rFonts w:asciiTheme="minorHAnsi" w:eastAsiaTheme="minorEastAsia" w:hAnsiTheme="minorHAnsi" w:cstheme="minorBidi"/>
               <w:kern w:val="2"/>
               <w:szCs w:val="24"/>
-              <w:lang w:val="en-DE" w:eastAsia="en-DE"/>
               <w14:ligatures w14:val="standardContextual"/>
             </w:rPr>
           </w:pPr>
-          <w:hyperlink w:anchor="_Toc234254456" w:history="1">
+          <w:hyperlink w:anchor="_Toc234339726" w:history="1">
             <w:r>
               <w:rPr>
                 <w:rStyle w:val="Hyperlink"/>
@@ -3556,7 +3481,7 @@
               <w:rPr>
                 <w:webHidden/>
               </w:rPr>
-              <w:instrText xml:space="preserve"> PAGEREF _Toc234254456 \h </w:instrText>
+              <w:instrText xml:space="preserve"> PAGEREF _Toc234339726 \h </w:instrText>
             </w:r>
             <w:r>
               <w:rPr>
@@ -3573,7 +3498,7 @@
               <w:rPr>
                 <w:webHidden/>
               </w:rPr>
-              <w:t>9</w:t>
+              <w:t>10</w:t>
             </w:r>
             <w:r>
               <w:rPr>
@@ -3590,11 +3515,10 @@
               <w:rFonts w:asciiTheme="minorHAnsi" w:eastAsiaTheme="minorEastAsia" w:hAnsiTheme="minorHAnsi" w:cstheme="minorBidi"/>
               <w:kern w:val="2"/>
               <w:szCs w:val="24"/>
-              <w:lang w:val="en-DE" w:eastAsia="en-DE"/>
               <w14:ligatures w14:val="standardContextual"/>
             </w:rPr>
           </w:pPr>
-          <w:hyperlink w:anchor="_Toc234254457" w:history="1">
+          <w:hyperlink w:anchor="_Toc234339727" w:history="1">
             <w:r>
               <w:rPr>
                 <w:rStyle w:val="Hyperlink"/>
@@ -3617,7 +3541,7 @@
               <w:rPr>
                 <w:webHidden/>
               </w:rPr>
-              <w:instrText xml:space="preserve"> PAGEREF _Toc234254457 \h </w:instrText>
+              <w:instrText xml:space="preserve"> PAGEREF _Toc234339727 \h </w:instrText>
             </w:r>
             <w:r>
               <w:rPr>
@@ -3634,7 +3558,7 @@
               <w:rPr>
                 <w:webHidden/>
               </w:rPr>
-              <w:t>9</w:t>
+              <w:t>10</w:t>
             </w:r>
             <w:r>
               <w:rPr>
@@ -3652,11 +3576,10 @@
               <w:noProof/>
               <w:kern w:val="2"/>
               <w:szCs w:val="24"/>
-              <w:lang w:val="en-DE" w:eastAsia="en-DE"/>
               <w14:ligatures w14:val="standardContextual"/>
             </w:rPr>
           </w:pPr>
-          <w:hyperlink w:anchor="_Toc234254458" w:history="1">
+          <w:hyperlink w:anchor="_Toc234339728" w:history="1">
             <w:r>
               <w:rPr>
                 <w:rStyle w:val="Hyperlink"/>
@@ -3683,7 +3606,7 @@
                 <w:noProof/>
                 <w:webHidden/>
               </w:rPr>
-              <w:instrText xml:space="preserve"> PAGEREF _Toc234254458 \h </w:instrText>
+              <w:instrText xml:space="preserve"> PAGEREF _Toc234339728 \h </w:instrText>
             </w:r>
             <w:r>
               <w:rPr>
@@ -3703,7 +3626,7 @@
                 <w:noProof/>
                 <w:webHidden/>
               </w:rPr>
-              <w:t>9</w:t>
+              <w:t>10</w:t>
             </w:r>
             <w:r>
               <w:rPr>
@@ -3721,11 +3644,10 @@
               <w:rFonts w:asciiTheme="minorHAnsi" w:eastAsiaTheme="minorEastAsia" w:hAnsiTheme="minorHAnsi" w:cstheme="minorBidi"/>
               <w:kern w:val="2"/>
               <w:szCs w:val="24"/>
-              <w:lang w:val="en-DE" w:eastAsia="en-DE"/>
               <w14:ligatures w14:val="standardContextual"/>
             </w:rPr>
           </w:pPr>
-          <w:hyperlink w:anchor="_Toc234254459" w:history="1">
+          <w:hyperlink w:anchor="_Toc234339729" w:history="1">
             <w:r>
               <w:rPr>
                 <w:rStyle w:val="Hyperlink"/>
@@ -3748,7 +3670,7 @@
               <w:rPr>
                 <w:webHidden/>
               </w:rPr>
-              <w:instrText xml:space="preserve"> PAGEREF _Toc234254459 \h </w:instrText>
+              <w:instrText xml:space="preserve"> PAGEREF _Toc234339729 \h </w:instrText>
             </w:r>
             <w:r>
               <w:rPr>
@@ -3765,7 +3687,7 @@
               <w:rPr>
                 <w:webHidden/>
               </w:rPr>
-              <w:t>9</w:t>
+              <w:t>10</w:t>
             </w:r>
             <w:r>
               <w:rPr>
@@ -3782,11 +3704,10 @@
               <w:rFonts w:asciiTheme="minorHAnsi" w:eastAsiaTheme="minorEastAsia" w:hAnsiTheme="minorHAnsi" w:cstheme="minorBidi"/>
               <w:kern w:val="2"/>
               <w:szCs w:val="24"/>
-              <w:lang w:val="en-DE" w:eastAsia="en-DE"/>
               <w14:ligatures w14:val="standardContextual"/>
             </w:rPr>
           </w:pPr>
-          <w:hyperlink w:anchor="_Toc234254460" w:history="1">
+          <w:hyperlink w:anchor="_Toc234339730" w:history="1">
             <w:r>
               <w:rPr>
                 <w:rStyle w:val="Hyperlink"/>
@@ -3809,7 +3730,7 @@
               <w:rPr>
                 <w:webHidden/>
               </w:rPr>
-              <w:instrText xml:space="preserve"> PAGEREF _Toc234254460 \h </w:instrText>
+              <w:instrText xml:space="preserve"> PAGEREF _Toc234339730 \h </w:instrText>
             </w:r>
             <w:r>
               <w:rPr>
@@ -3826,7 +3747,7 @@
               <w:rPr>
                 <w:webHidden/>
               </w:rPr>
-              <w:t>9</w:t>
+              <w:t>10</w:t>
             </w:r>
             <w:r>
               <w:rPr>
@@ -3844,11 +3765,10 @@
               <w:noProof/>
               <w:kern w:val="2"/>
               <w:szCs w:val="24"/>
-              <w:lang w:val="en-DE" w:eastAsia="en-DE"/>
               <w14:ligatures w14:val="standardContextual"/>
             </w:rPr>
           </w:pPr>
-          <w:hyperlink w:anchor="_Toc234254461" w:history="1">
+          <w:hyperlink w:anchor="_Toc234339731" w:history="1">
             <w:r>
               <w:rPr>
                 <w:rStyle w:val="Hyperlink"/>
@@ -3875,7 +3795,7 @@
                 <w:noProof/>
                 <w:webHidden/>
               </w:rPr>
-              <w:instrText xml:space="preserve"> PAGEREF _Toc234254461 \h </w:instrText>
+              <w:instrText xml:space="preserve"> PAGEREF _Toc234339731 \h </w:instrText>
             </w:r>
             <w:r>
               <w:rPr>
@@ -3895,7 +3815,7 @@
                 <w:noProof/>
                 <w:webHidden/>
               </w:rPr>
-              <w:t>9</w:t>
+              <w:t>10</w:t>
             </w:r>
             <w:r>
               <w:rPr>
@@ -3913,11 +3833,10 @@
               <w:rFonts w:asciiTheme="minorHAnsi" w:eastAsiaTheme="minorEastAsia" w:hAnsiTheme="minorHAnsi" w:cstheme="minorBidi"/>
               <w:kern w:val="2"/>
               <w:szCs w:val="24"/>
-              <w:lang w:val="en-DE" w:eastAsia="en-DE"/>
               <w14:ligatures w14:val="standardContextual"/>
             </w:rPr>
           </w:pPr>
-          <w:hyperlink w:anchor="_Toc234254462" w:history="1">
+          <w:hyperlink w:anchor="_Toc234339732" w:history="1">
             <w:r>
               <w:rPr>
                 <w:rStyle w:val="Hyperlink"/>
@@ -3940,7 +3859,7 @@
               <w:rPr>
                 <w:webHidden/>
               </w:rPr>
-              <w:instrText xml:space="preserve"> PAGEREF _Toc234254462 \h </w:instrText>
+              <w:instrText xml:space="preserve"> PAGEREF _Toc234339732 \h </w:instrText>
             </w:r>
             <w:r>
               <w:rPr>
@@ -3957,7 +3876,7 @@
               <w:rPr>
                 <w:webHidden/>
               </w:rPr>
-              <w:t>9</w:t>
+              <w:t>10</w:t>
             </w:r>
             <w:r>
               <w:rPr>
@@ -3974,11 +3893,10 @@
               <w:rFonts w:asciiTheme="minorHAnsi" w:eastAsiaTheme="minorEastAsia" w:hAnsiTheme="minorHAnsi" w:cstheme="minorBidi"/>
               <w:kern w:val="2"/>
               <w:szCs w:val="24"/>
-              <w:lang w:val="en-DE" w:eastAsia="en-DE"/>
               <w14:ligatures w14:val="standardContextual"/>
             </w:rPr>
           </w:pPr>
-          <w:hyperlink w:anchor="_Toc234254463" w:history="1">
+          <w:hyperlink w:anchor="_Toc234339733" w:history="1">
             <w:r>
               <w:rPr>
                 <w:rStyle w:val="Hyperlink"/>
@@ -4001,7 +3919,7 @@
               <w:rPr>
                 <w:webHidden/>
               </w:rPr>
-              <w:instrText xml:space="preserve"> PAGEREF _Toc234254463 \h </w:instrText>
+              <w:instrText xml:space="preserve"> PAGEREF _Toc234339733 \h </w:instrText>
             </w:r>
             <w:r>
               <w:rPr>
@@ -4018,7 +3936,7 @@
               <w:rPr>
                 <w:webHidden/>
               </w:rPr>
-              <w:t>9</w:t>
+              <w:t>10</w:t>
             </w:r>
             <w:r>
               <w:rPr>
@@ -4036,11 +3954,10 @@
               <w:noProof/>
               <w:kern w:val="2"/>
               <w:szCs w:val="24"/>
-              <w:lang w:val="en-DE" w:eastAsia="en-DE"/>
               <w14:ligatures w14:val="standardContextual"/>
             </w:rPr>
           </w:pPr>
-          <w:hyperlink w:anchor="_Toc234254464" w:history="1">
+          <w:hyperlink w:anchor="_Toc234339734" w:history="1">
             <w:r>
               <w:rPr>
                 <w:rStyle w:val="Hyperlink"/>
@@ -4067,7 +3984,7 @@
                 <w:noProof/>
                 <w:webHidden/>
               </w:rPr>
-              <w:instrText xml:space="preserve"> PAGEREF _Toc234254464 \h </w:instrText>
+              <w:instrText xml:space="preserve"> PAGEREF _Toc234339734 \h </w:instrText>
             </w:r>
             <w:r>
               <w:rPr>
@@ -4087,7 +4004,7 @@
                 <w:noProof/>
                 <w:webHidden/>
               </w:rPr>
-              <w:t>9</w:t>
+              <w:t>10</w:t>
             </w:r>
             <w:r>
               <w:rPr>
@@ -4105,11 +4022,10 @@
               <w:rFonts w:asciiTheme="minorHAnsi" w:eastAsiaTheme="minorEastAsia" w:hAnsiTheme="minorHAnsi" w:cstheme="minorBidi"/>
               <w:kern w:val="2"/>
               <w:szCs w:val="24"/>
-              <w:lang w:val="en-DE" w:eastAsia="en-DE"/>
               <w14:ligatures w14:val="standardContextual"/>
             </w:rPr>
           </w:pPr>
-          <w:hyperlink w:anchor="_Toc234254465" w:history="1">
+          <w:hyperlink w:anchor="_Toc234339735" w:history="1">
             <w:r>
               <w:rPr>
                 <w:rStyle w:val="Hyperlink"/>
@@ -4132,7 +4048,7 @@
               <w:rPr>
                 <w:webHidden/>
               </w:rPr>
-              <w:instrText xml:space="preserve"> PAGEREF _Toc234254465 \h </w:instrText>
+              <w:instrText xml:space="preserve"> PAGEREF _Toc234339735 \h </w:instrText>
             </w:r>
             <w:r>
               <w:rPr>
@@ -4149,7 +4065,7 @@
               <w:rPr>
                 <w:webHidden/>
               </w:rPr>
-              <w:t>9</w:t>
+              <w:t>10</w:t>
             </w:r>
             <w:r>
               <w:rPr>
@@ -4166,11 +4082,10 @@
               <w:rFonts w:asciiTheme="minorHAnsi" w:eastAsiaTheme="minorEastAsia" w:hAnsiTheme="minorHAnsi" w:cstheme="minorBidi"/>
               <w:kern w:val="2"/>
               <w:szCs w:val="24"/>
-              <w:lang w:val="en-DE" w:eastAsia="en-DE"/>
               <w14:ligatures w14:val="standardContextual"/>
             </w:rPr>
           </w:pPr>
-          <w:hyperlink w:anchor="_Toc234254466" w:history="1">
+          <w:hyperlink w:anchor="_Toc234339736" w:history="1">
             <w:r>
               <w:rPr>
                 <w:rStyle w:val="Hyperlink"/>
@@ -4193,7 +4108,7 @@
               <w:rPr>
                 <w:webHidden/>
               </w:rPr>
-              <w:instrText xml:space="preserve"> PAGEREF _Toc234254466 \h </w:instrText>
+              <w:instrText xml:space="preserve"> PAGEREF _Toc234339736 \h </w:instrText>
             </w:r>
             <w:r>
               <w:rPr>
@@ -4210,7 +4125,7 @@
               <w:rPr>
                 <w:webHidden/>
               </w:rPr>
-              <w:t>9</w:t>
+              <w:t>10</w:t>
             </w:r>
             <w:r>
               <w:rPr>
@@ -4228,11 +4143,10 @@
               <w:noProof/>
               <w:kern w:val="2"/>
               <w:szCs w:val="24"/>
-              <w:lang w:val="en-DE" w:eastAsia="en-DE"/>
               <w14:ligatures w14:val="standardContextual"/>
             </w:rPr>
           </w:pPr>
-          <w:hyperlink w:anchor="_Toc234254467" w:history="1">
+          <w:hyperlink w:anchor="_Toc234339737" w:history="1">
             <w:r>
               <w:rPr>
                 <w:rStyle w:val="Hyperlink"/>
@@ -4259,7 +4173,7 @@
                 <w:noProof/>
                 <w:webHidden/>
               </w:rPr>
-              <w:instrText xml:space="preserve"> PAGEREF _Toc234254467 \h </w:instrText>
+              <w:instrText xml:space="preserve"> PAGEREF _Toc234339737 \h </w:instrText>
             </w:r>
             <w:r>
               <w:rPr>
@@ -4279,7 +4193,7 @@
                 <w:noProof/>
                 <w:webHidden/>
               </w:rPr>
-              <w:t>10</w:t>
+              <w:t>11</w:t>
             </w:r>
             <w:r>
               <w:rPr>
@@ -4298,11 +4212,10 @@
               <w:b w:val="0"/>
               <w:kern w:val="2"/>
               <w:szCs w:val="24"/>
-              <w:lang w:val="en-DE" w:eastAsia="en-DE"/>
               <w14:ligatures w14:val="standardContextual"/>
             </w:rPr>
           </w:pPr>
-          <w:hyperlink w:anchor="_Toc234254468" w:history="1">
+          <w:hyperlink w:anchor="_Toc234339738" w:history="1">
             <w:r>
               <w:rPr>
                 <w:rStyle w:val="Hyperlink"/>
@@ -4325,7 +4238,7 @@
               <w:rPr>
                 <w:webHidden/>
               </w:rPr>
-              <w:instrText xml:space="preserve"> PAGEREF _Toc234254468 \h </w:instrText>
+              <w:instrText xml:space="preserve"> PAGEREF _Toc234339738 \h </w:instrText>
             </w:r>
             <w:r>
               <w:rPr>
@@ -4342,7 +4255,7 @@
               <w:rPr>
                 <w:webHidden/>
               </w:rPr>
-              <w:t>11</w:t>
+              <w:t>12</w:t>
             </w:r>
             <w:r>
               <w:rPr>
@@ -4360,11 +4273,10 @@
               <w:noProof/>
               <w:kern w:val="2"/>
               <w:szCs w:val="24"/>
-              <w:lang w:val="en-DE" w:eastAsia="en-DE"/>
               <w14:ligatures w14:val="standardContextual"/>
             </w:rPr>
           </w:pPr>
-          <w:hyperlink w:anchor="_Toc234254469" w:history="1">
+          <w:hyperlink w:anchor="_Toc234339739" w:history="1">
             <w:r>
               <w:rPr>
                 <w:rStyle w:val="Hyperlink"/>
@@ -4391,7 +4303,7 @@
                 <w:noProof/>
                 <w:webHidden/>
               </w:rPr>
-              <w:instrText xml:space="preserve"> PAGEREF _Toc234254469 \h </w:instrText>
+              <w:instrText xml:space="preserve"> PAGEREF _Toc234339739 \h </w:instrText>
             </w:r>
             <w:r>
               <w:rPr>
@@ -4411,7 +4323,7 @@
                 <w:noProof/>
                 <w:webHidden/>
               </w:rPr>
-              <w:t>11</w:t>
+              <w:t>12</w:t>
             </w:r>
             <w:r>
               <w:rPr>
@@ -4430,11 +4342,10 @@
               <w:noProof/>
               <w:kern w:val="2"/>
               <w:szCs w:val="24"/>
-              <w:lang w:val="en-DE" w:eastAsia="en-DE"/>
               <w14:ligatures w14:val="standardContextual"/>
             </w:rPr>
           </w:pPr>
-          <w:hyperlink w:anchor="_Toc234254470" w:history="1">
+          <w:hyperlink w:anchor="_Toc234339740" w:history="1">
             <w:r>
               <w:rPr>
                 <w:rStyle w:val="Hyperlink"/>
@@ -4461,7 +4372,7 @@
                 <w:noProof/>
                 <w:webHidden/>
               </w:rPr>
-              <w:instrText xml:space="preserve"> PAGEREF _Toc234254470 \h </w:instrText>
+              <w:instrText xml:space="preserve"> PAGEREF _Toc234339740 \h </w:instrText>
             </w:r>
             <w:r>
               <w:rPr>
@@ -4481,7 +4392,7 @@
                 <w:noProof/>
                 <w:webHidden/>
               </w:rPr>
-              <w:t>11</w:t>
+              <w:t>12</w:t>
             </w:r>
             <w:r>
               <w:rPr>
@@ -4500,11 +4411,10 @@
               <w:noProof/>
               <w:kern w:val="2"/>
               <w:szCs w:val="24"/>
-              <w:lang w:val="en-DE" w:eastAsia="en-DE"/>
               <w14:ligatures w14:val="standardContextual"/>
             </w:rPr>
           </w:pPr>
-          <w:hyperlink w:anchor="_Toc234254471" w:history="1">
+          <w:hyperlink w:anchor="_Toc234339741" w:history="1">
             <w:r>
               <w:rPr>
                 <w:rStyle w:val="Hyperlink"/>
@@ -4531,7 +4441,7 @@
                 <w:noProof/>
                 <w:webHidden/>
               </w:rPr>
-              <w:instrText xml:space="preserve"> PAGEREF _Toc234254471 \h </w:instrText>
+              <w:instrText xml:space="preserve"> PAGEREF _Toc234339741 \h </w:instrText>
             </w:r>
             <w:r>
               <w:rPr>
@@ -4551,7 +4461,7 @@
                 <w:noProof/>
                 <w:webHidden/>
               </w:rPr>
-              <w:t>11</w:t>
+              <w:t>12</w:t>
             </w:r>
             <w:r>
               <w:rPr>
@@ -4570,11 +4480,10 @@
               <w:noProof/>
               <w:kern w:val="2"/>
               <w:szCs w:val="24"/>
-              <w:lang w:val="en-DE" w:eastAsia="en-DE"/>
               <w14:ligatures w14:val="standardContextual"/>
             </w:rPr>
           </w:pPr>
-          <w:hyperlink w:anchor="_Toc234254472" w:history="1">
+          <w:hyperlink w:anchor="_Toc234339742" w:history="1">
             <w:r>
               <w:rPr>
                 <w:rStyle w:val="Hyperlink"/>
@@ -4601,7 +4510,7 @@
                 <w:noProof/>
                 <w:webHidden/>
               </w:rPr>
-              <w:instrText xml:space="preserve"> PAGEREF _Toc234254472 \h </w:instrText>
+              <w:instrText xml:space="preserve"> PAGEREF _Toc234339742 \h </w:instrText>
             </w:r>
             <w:r>
               <w:rPr>
@@ -4621,7 +4530,7 @@
                 <w:noProof/>
                 <w:webHidden/>
               </w:rPr>
-              <w:t>11</w:t>
+              <w:t>12</w:t>
             </w:r>
             <w:r>
               <w:rPr>
@@ -4640,16 +4549,15 @@
               <w:b w:val="0"/>
               <w:kern w:val="2"/>
               <w:szCs w:val="24"/>
-              <w:lang w:val="en-DE" w:eastAsia="en-DE"/>
               <w14:ligatures w14:val="standardContextual"/>
             </w:rPr>
           </w:pPr>
-          <w:hyperlink w:anchor="_Toc234254473" w:history="1">
+          <w:hyperlink w:anchor="_Toc234339743" w:history="1">
             <w:r>
               <w:rPr>
                 <w:rStyle w:val="Hyperlink"/>
               </w:rPr>
-              <w:t>8 Fazit</w:t>
+              <w:t>8 Schlussbetrachtung</w:t>
             </w:r>
             <w:r>
               <w:rPr>
@@ -4667,7 +4575,7 @@
               <w:rPr>
                 <w:webHidden/>
               </w:rPr>
-              <w:instrText xml:space="preserve"> PAGEREF _Toc234254473 \h </w:instrText>
+              <w:instrText xml:space="preserve"> PAGEREF _Toc234339743 \h </w:instrText>
             </w:r>
             <w:r>
               <w:rPr>
@@ -4684,7 +4592,7 @@
               <w:rPr>
                 <w:webHidden/>
               </w:rPr>
-              <w:t>12</w:t>
+              <w:t>13</w:t>
             </w:r>
             <w:r>
               <w:rPr>
@@ -4702,11 +4610,10 @@
               <w:noProof/>
               <w:kern w:val="2"/>
               <w:szCs w:val="24"/>
-              <w:lang w:val="en-DE" w:eastAsia="en-DE"/>
               <w14:ligatures w14:val="standardContextual"/>
             </w:rPr>
           </w:pPr>
-          <w:hyperlink w:anchor="_Toc234254474" w:history="1">
+          <w:hyperlink w:anchor="_Toc234339744" w:history="1">
             <w:r>
               <w:rPr>
                 <w:rStyle w:val="Hyperlink"/>
@@ -4733,7 +4640,7 @@
                 <w:noProof/>
                 <w:webHidden/>
               </w:rPr>
-              <w:instrText xml:space="preserve"> PAGEREF _Toc234254474 \h </w:instrText>
+              <w:instrText xml:space="preserve"> PAGEREF _Toc234339744 \h </w:instrText>
             </w:r>
             <w:r>
               <w:rPr>
@@ -4753,7 +4660,7 @@
                 <w:noProof/>
                 <w:webHidden/>
               </w:rPr>
-              <w:t>12</w:t>
+              <w:t>13</w:t>
             </w:r>
             <w:r>
               <w:rPr>
@@ -4772,11 +4679,10 @@
               <w:noProof/>
               <w:kern w:val="2"/>
               <w:szCs w:val="24"/>
-              <w:lang w:val="en-DE" w:eastAsia="en-DE"/>
               <w14:ligatures w14:val="standardContextual"/>
             </w:rPr>
           </w:pPr>
-          <w:hyperlink w:anchor="_Toc234254475" w:history="1">
+          <w:hyperlink w:anchor="_Toc234339745" w:history="1">
             <w:r>
               <w:rPr>
                 <w:rStyle w:val="Hyperlink"/>
@@ -4803,7 +4709,7 @@
                 <w:noProof/>
                 <w:webHidden/>
               </w:rPr>
-              <w:instrText xml:space="preserve"> PAGEREF _Toc234254475 \h </w:instrText>
+              <w:instrText xml:space="preserve"> PAGEREF _Toc234339745 \h </w:instrText>
             </w:r>
             <w:r>
               <w:rPr>
@@ -4823,7 +4729,7 @@
                 <w:noProof/>
                 <w:webHidden/>
               </w:rPr>
-              <w:t>12</w:t>
+              <w:t>13</w:t>
             </w:r>
             <w:r>
               <w:rPr>
@@ -4842,11 +4748,10 @@
               <w:b w:val="0"/>
               <w:kern w:val="2"/>
               <w:szCs w:val="24"/>
-              <w:lang w:val="en-DE" w:eastAsia="en-DE"/>
               <w14:ligatures w14:val="standardContextual"/>
             </w:rPr>
           </w:pPr>
-          <w:hyperlink w:anchor="_Toc234254476" w:history="1">
+          <w:hyperlink w:anchor="_Toc234339746" w:history="1">
             <w:r>
               <w:rPr>
                 <w:rStyle w:val="Hyperlink"/>
@@ -4870,7 +4775,7 @@
               <w:rPr>
                 <w:webHidden/>
               </w:rPr>
-              <w:instrText xml:space="preserve"> PAGEREF _Toc234254476 \h </w:instrText>
+              <w:instrText xml:space="preserve"> PAGEREF _Toc234339746 \h </w:instrText>
             </w:r>
             <w:r>
               <w:rPr>
@@ -4887,7 +4792,7 @@
               <w:rPr>
                 <w:webHidden/>
               </w:rPr>
-              <w:t>13</w:t>
+              <w:t>14</w:t>
             </w:r>
             <w:r>
               <w:rPr>
@@ -4905,11 +4810,10 @@
               <w:b w:val="0"/>
               <w:kern w:val="2"/>
               <w:szCs w:val="24"/>
-              <w:lang w:val="en-DE" w:eastAsia="en-DE"/>
               <w14:ligatures w14:val="standardContextual"/>
             </w:rPr>
           </w:pPr>
-          <w:hyperlink w:anchor="_Toc234254477" w:history="1">
+          <w:hyperlink w:anchor="_Toc234339747" w:history="1">
             <w:r>
               <w:rPr>
                 <w:rStyle w:val="Hyperlink"/>
@@ -4933,7 +4837,7 @@
               <w:rPr>
                 <w:webHidden/>
               </w:rPr>
-              <w:instrText xml:space="preserve"> PAGEREF _Toc234254477 \h </w:instrText>
+              <w:instrText xml:space="preserve"> PAGEREF _Toc234339747 \h </w:instrText>
             </w:r>
             <w:r>
               <w:rPr>
@@ -4950,7 +4854,7 @@
               <w:rPr>
                 <w:webHidden/>
               </w:rPr>
-              <w:t>15</w:t>
+              <w:t>16</w:t>
             </w:r>
             <w:r>
               <w:rPr>
@@ -4968,11 +4872,10 @@
               <w:b w:val="0"/>
               <w:kern w:val="2"/>
               <w:szCs w:val="24"/>
-              <w:lang w:val="en-DE" w:eastAsia="en-DE"/>
               <w14:ligatures w14:val="standardContextual"/>
             </w:rPr>
           </w:pPr>
-          <w:hyperlink w:anchor="_Toc234254478" w:history="1">
+          <w:hyperlink w:anchor="_Toc234339748" w:history="1">
             <w:r>
               <w:rPr>
                 <w:rStyle w:val="Hyperlink"/>
@@ -4996,7 +4899,7 @@
               <w:rPr>
                 <w:webHidden/>
               </w:rPr>
-              <w:instrText xml:space="preserve"> PAGEREF _Toc234254478 \h </w:instrText>
+              <w:instrText xml:space="preserve"> PAGEREF _Toc234339748 \h </w:instrText>
             </w:r>
             <w:r>
               <w:rPr>
@@ -5013,7 +4916,69 @@
               <w:rPr>
                 <w:webHidden/>
               </w:rPr>
-              <w:t>16</w:t>
+              <w:t>17</w:t>
+            </w:r>
+            <w:r>
+              <w:rPr>
+                <w:webHidden/>
+              </w:rPr>
+              <w:fldChar w:fldCharType="end"/>
+            </w:r>
+          </w:hyperlink>
+        </w:p>
+        <w:p>
+          <w:pPr>
+            <w:pStyle w:val="TOC1"/>
+            <w:rPr>
+              <w:rFonts w:asciiTheme="minorHAnsi" w:eastAsiaTheme="minorEastAsia" w:hAnsiTheme="minorHAnsi" w:cstheme="minorBidi"/>
+              <w:b w:val="0"/>
+              <w:kern w:val="2"/>
+              <w:szCs w:val="24"/>
+              <w14:ligatures w14:val="standardContextual"/>
+            </w:rPr>
+          </w:pPr>
+          <w:hyperlink w:anchor="_Toc234339749" w:history="1">
+            <w:r>
+              <w:rPr>
+                <w:rStyle w:val="Hyperlink"/>
+                <w:lang w:val="en-US"/>
+              </w:rPr>
+              <w:t>Abkürzungsverzeichnis</w:t>
+            </w:r>
+            <w:r>
+              <w:rPr>
+                <w:webHidden/>
+              </w:rPr>
+              <w:tab/>
+            </w:r>
+            <w:r>
+              <w:rPr>
+                <w:webHidden/>
+              </w:rPr>
+              <w:fldChar w:fldCharType="begin"/>
+            </w:r>
+            <w:r>
+              <w:rPr>
+                <w:webHidden/>
+              </w:rPr>
+              <w:instrText xml:space="preserve"> PAGEREF _Toc234339749 \h </w:instrText>
+            </w:r>
+            <w:r>
+              <w:rPr>
+                <w:webHidden/>
+              </w:rPr>
+            </w:r>
+            <w:r>
+              <w:rPr>
+                <w:webHidden/>
+              </w:rPr>
+              <w:fldChar w:fldCharType="separate"/>
+            </w:r>
+            <w:r>
+              <w:rPr>
+                <w:webHidden/>
+              </w:rPr>
+              <w:t>18</w:t>
             </w:r>
             <w:r>
               <w:rPr>
@@ -5030,7 +4995,7 @@
               <w:bCs/>
             </w:rPr>
             <w:sectPr>
-              <w:headerReference w:type="default" r:id="rId10"/>
+              <w:headerReference w:type="default" r:id="rId9"/>
               <w:pgSz w:w="11906" w:h="16838"/>
               <w:pgMar w:top="1418" w:right="1701" w:bottom="1418" w:left="1701" w:header="709" w:footer="0" w:gutter="0"/>
               <w:pgNumType w:fmt="lowerRoman" w:start="1"/>
@@ -5052,7 +5017,7 @@
         <w:pStyle w:val="Heading1"/>
         <w:spacing w:before="0"/>
       </w:pPr>
-      <w:bookmarkStart w:id="0" w:name="_Toc234254416"/>
+      <w:bookmarkStart w:id="0" w:name="_Toc234339686"/>
       <w:r>
         <w:lastRenderedPageBreak/>
         <w:t>Einleitung</w:t>
@@ -5063,7 +5028,7 @@
       <w:pPr>
         <w:pStyle w:val="Heading2"/>
       </w:pPr>
-      <w:bookmarkStart w:id="1" w:name="_Toc234254417"/>
+      <w:bookmarkStart w:id="1" w:name="_Toc234339687"/>
       <w:r>
         <w:t>Motivation</w:t>
       </w:r>
@@ -5071,7 +5036,13 @@
     </w:p>
     <w:p>
       <w:r>
-        <w:t>Auf dem Forschungsgebiet der künstlichen Intelligenz stehen</w:t>
+        <w:t xml:space="preserve">Auf dem Forschungsgebiet der künstlichen Intelligenz </w:t>
+      </w:r>
+      <w:r>
+        <w:t xml:space="preserve">(KI) </w:t>
+      </w:r>
+      <w:r>
+        <w:t>stehen</w:t>
       </w:r>
       <w:r>
         <w:t xml:space="preserve"> Large Language Models (LLMs)</w:t>
@@ -5098,13 +5069,29 @@
         <w:fldChar w:fldCharType="end"/>
       </w:r>
       <w:r>
-        <w:t xml:space="preserve"> basieren, seit Jahren im Mittelpunkt. Grund dafür ist ihre hohe Leistungsfähigkeit bei der Verarbeitung natürlichsprachiger Anfragen. Allerdings neigen sie aufgrund ihrer probabilistischen Natur zu plausiblen, aber faktisch falschen Antworten (Halluzinationen). Außerdem fehlt ihnen aktuelles und domänenspezifisches Wissen, da ihr Wissensstand auf den Trainingskorpus im aufwendigen Pre-Training beschränkt ist. </w:t>
+        <w:t xml:space="preserve"> basieren, seit Jahren im Mittelpunkt. Grund dafür ist ihre hohe Leistungsfähigkeit bei der Verarbeitung </w:t>
+      </w:r>
+      <w:proofErr w:type="spellStart"/>
+      <w:r>
+        <w:t>natürlichsprachiger</w:t>
+      </w:r>
+      <w:proofErr w:type="spellEnd"/>
+      <w:r>
+        <w:t xml:space="preserve"> Anfragen. Allerdings neigen sie aufgrund ihrer probabilistischen Natur zu plausiblen, aber faktisch falschen Antworten (Halluzinationen). Außerdem fehlt ihnen aktuelles und domänenspezifisches Wissen, da ihr Wissensstand auf den Trainingskorpus im aufwendigen Pre-Training beschränkt ist. </w:t>
       </w:r>
     </w:p>
     <w:p/>
     <w:p>
       <w:r>
-        <w:t xml:space="preserve">Retrieval-Augmented Generation (RAG) </w:t>
+        <w:t>Retrieval-</w:t>
+      </w:r>
+      <w:proofErr w:type="spellStart"/>
+      <w:r>
+        <w:t>Augmented</w:t>
+      </w:r>
+      <w:proofErr w:type="spellEnd"/>
+      <w:r>
+        <w:t xml:space="preserve"> Generation (RAG) </w:t>
       </w:r>
       <w:r>
         <w:fldChar w:fldCharType="begin"/>
@@ -5154,8 +5141,28 @@
     </w:p>
     <w:p/>
     <w:p>
-      <w:r>
-        <w:t xml:space="preserve">RAG mit Wissensgraphen (GraphRAG) stellt sich zunehmend als bedeutsame Alternative zu klassischem RAG heraus </w:t>
+      <w:proofErr w:type="spellStart"/>
+      <w:r>
+        <w:t>GraphRAG</w:t>
+      </w:r>
+      <w:proofErr w:type="spellEnd"/>
+      <w:r>
+        <w:t xml:space="preserve"> bzw. </w:t>
+      </w:r>
+      <w:r>
+        <w:t xml:space="preserve">RAG mit Wissensgraphen </w:t>
+      </w:r>
+      <w:r>
+        <w:t>(KG</w:t>
+      </w:r>
+      <w:r>
+        <w:t>s</w:t>
+      </w:r>
+      <w:r>
+        <w:t xml:space="preserve">) </w:t>
+      </w:r>
+      <w:r>
+        <w:t xml:space="preserve">stellt sich zunehmend als bedeutsame Alternative zu klassischem RAG heraus </w:t>
       </w:r>
       <w:r>
         <w:fldChar w:fldCharType="begin"/>
@@ -5182,13 +5189,35 @@
         <w:t>logische</w:t>
       </w:r>
       <w:r>
-        <w:t xml:space="preserve"> Abfragen ermöglicht. In den letzten Jahren wurden zahlreiche Strategien für das Abrufen von Wissen (Retrieval) aus dem Graphen entwickelt. </w:t>
+        <w:t xml:space="preserve"> Abfragen ermöglicht. In den letzten Jahren wurden zahlreiche Strategien für das Abrufen von Wissen (Retrieval) aus </w:t>
+      </w:r>
+      <w:r>
+        <w:t>KGs</w:t>
+      </w:r>
+      <w:r>
+        <w:t xml:space="preserve"> entwickelt. </w:t>
       </w:r>
     </w:p>
     <w:p/>
     <w:p>
       <w:r>
-        <w:t xml:space="preserve">Forscher evaluieren ihre GraphRAG-Systeme meist mit „Knowledge Graph Question Answering“-Benchmarks (KGQA) wie WebQuestionsSP </w:t>
+        <w:t xml:space="preserve">Forscher evaluieren ihre </w:t>
+      </w:r>
+      <w:proofErr w:type="spellStart"/>
+      <w:r>
+        <w:t>GraphRAG</w:t>
+      </w:r>
+      <w:proofErr w:type="spellEnd"/>
+      <w:r>
+        <w:t xml:space="preserve">-Systeme meist mit „Knowledge Graph Question Answering“-Benchmarks (KGQA) wie </w:t>
+      </w:r>
+      <w:proofErr w:type="spellStart"/>
+      <w:r>
+        <w:t>WebQuestionsSP</w:t>
+      </w:r>
+      <w:proofErr w:type="spellEnd"/>
+      <w:r>
+        <w:t xml:space="preserve"> </w:t>
       </w:r>
       <w:r>
         <w:fldChar w:fldCharType="begin"/>
@@ -5209,7 +5238,15 @@
         <w:fldChar w:fldCharType="end"/>
       </w:r>
       <w:r>
-        <w:t xml:space="preserve">, ComplexWebQuestions </w:t>
+        <w:t xml:space="preserve">, </w:t>
+      </w:r>
+      <w:proofErr w:type="spellStart"/>
+      <w:r>
+        <w:t>ComplexWebQuestions</w:t>
+      </w:r>
+      <w:proofErr w:type="spellEnd"/>
+      <w:r>
+        <w:t xml:space="preserve"> </w:t>
       </w:r>
       <w:r>
         <w:fldChar w:fldCharType="begin"/>
@@ -5251,7 +5288,13 @@
         <w:fldChar w:fldCharType="end"/>
       </w:r>
       <w:r>
-        <w:t xml:space="preserve">, die auf relationalen Strukturen von gepflegten Wissensgraphen wie Freebase </w:t>
+        <w:t xml:space="preserve">, die auf relationalen Strukturen von gepflegten </w:t>
+      </w:r>
+      <w:r>
+        <w:t>KGs</w:t>
+      </w:r>
+      <w:r>
+        <w:t xml:space="preserve"> wie Freebase </w:t>
       </w:r>
       <w:r>
         <w:fldChar w:fldCharType="begin"/>
@@ -5272,7 +5315,13 @@
         <w:fldChar w:fldCharType="end"/>
       </w:r>
       <w:r>
-        <w:t xml:space="preserve"> basieren. In der Praxis rücken jedoch zunehmend Wissensgraphen in den Fokus, die durch Verfahren des Deep Learning direkt aus unstrukturiertem Fließtext konstruiert werden </w:t>
+        <w:t xml:space="preserve"> basieren. In der Praxis rücken jedoch zunehmend </w:t>
+      </w:r>
+      <w:r>
+        <w:t xml:space="preserve">KGs </w:t>
+      </w:r>
+      <w:r>
+        <w:t xml:space="preserve">in den Fokus, die durch Verfahren des Deep Learning direkt aus unstrukturiertem Fließtext konstruiert werden </w:t>
       </w:r>
       <w:r>
         <w:fldChar w:fldCharType="begin"/>
@@ -5356,7 +5405,13 @@
         <w:fldChar w:fldCharType="end"/>
       </w:r>
       <w:r>
-        <w:t xml:space="preserve">. Zudem gewinnen semi-strukturierte Wissensgraphen in der Praxis für die Modellierung von komplexem Domänenwissen an Bedeutung </w:t>
+        <w:t xml:space="preserve">. Zudem gewinnen semi-strukturierte </w:t>
+      </w:r>
+      <w:r>
+        <w:t>KGs</w:t>
+      </w:r>
+      <w:r>
+        <w:t xml:space="preserve"> in der Praxis für die Modellierung von komplexem Domänenwissen an Bedeutung </w:t>
       </w:r>
       <w:r>
         <w:fldChar w:fldCharType="begin"/>
@@ -5377,66 +5432,76 @@
         <w:fldChar w:fldCharType="end"/>
       </w:r>
       <w:r>
-        <w:t xml:space="preserve">. Hier liegen wichtige Informationen nicht nur in relationaler Form als Kanten </w:t>
-      </w:r>
-      <w:r>
-        <w:lastRenderedPageBreak/>
-        <w:t xml:space="preserve">zwischen Knoten, sondern auch in textueller Form als Freitext-Felder innerhalb der Knoten vor. </w:t>
-      </w:r>
-    </w:p>
-    <w:p/>
-    <w:p>
-      <w:r>
-        <w:t xml:space="preserve">Während vereinzelt Arbeiten die Robustheit von GraphRAG-Systemen gegenüber unvollständigen </w:t>
-      </w:r>
-      <w:r>
-        <w:fldChar w:fldCharType="begin"/>
-      </w:r>
-      <w:r>
-        <w:instrText xml:space="preserve"> ADDIN ZOTERO_ITEM CSL_CITATION {"citationID":"nutuM5ez","properties":{"unsorted":false,"formattedCitation":"[14]","plainCitation":"[14]","noteIndex":0},"citationItems":[{"id":497,"uris":["http://zotero.org/users/14083681/items/HS8FILQ5"],"itemData":{"id":497,"type":"article","abstract":"Knowledge Graph based Retrieval-Augmented Generation (KG-RAG) is a technique that enhances Large Language Model (LLM) inference in tasks like Question Answering (QA) by retrieving relevant information from knowledge graphs (KGs). However, real-world KGs are often incomplete, meaning that essential information for answering questions may be missing. Existing benchmarks do not adequately capture the impact of KG incompleteness on KG-RAG performance. In this paper, we systematically evaluate KG-RAG methods under incomplete KGs by removing triples using different methods and analyzing the resulting effects. We demonstrate that KG-RAG methods are sensitive to KG incompleteness, highlighting the need for more robust approaches in realistic settings.","DOI":"10.48550/arXiv.2504.05163","note":"arXiv:2504.05163 [cs]\nversion: 2","number":"arXiv:2504.05163","publisher":"arXiv","source":"arXiv.org","title":"Evaluating Knowledge Graph Based Retrieval Augmented Generation Methods under Knowledge Incompleteness","URL":"http://arxiv.org/abs/2504.05163","author":[{"family":"Zhou","given":"Dongzhuoran"},{"family":"Zhu","given":"Yuqicheng"},{"family":"Wang","given":"Xiaxia"},{"family":"He","given":"Yuan"},{"family":"Chen","given":"Jiaoyan"},{"family":"Staab","given":"Steffen"},{"family":"Kharlamov","given":"Evgeny"}],"accessed":{"date-parts":[["2026",5,6]]},"issued":{"date-parts":[["2025",8,29]]}}}],"schema":"https://github.com/citation-style-language/schema/raw/master/csl-citation.json"} </w:instrText>
-      </w:r>
-      <w:r>
-        <w:fldChar w:fldCharType="separate"/>
-      </w:r>
-      <w:r>
-        <w:rPr>
-          <w:rFonts w:cs="Tahoma"/>
-        </w:rPr>
-        <w:t>[14]</w:t>
-      </w:r>
-      <w:r>
-        <w:fldChar w:fldCharType="end"/>
-      </w:r>
-      <w:r>
-        <w:t xml:space="preserve"> oder verrauschten </w:t>
-      </w:r>
-      <w:r>
-        <w:fldChar w:fldCharType="begin"/>
-      </w:r>
-      <w:r>
-        <w:instrText xml:space="preserve"> ADDIN ZOTERO_ITEM CSL_CITATION {"citationID":"KeajScyI","properties":{"unsorted":false,"formattedCitation":"[11]","plainCitation":"[11]","noteIndex":0},"citationItems":[{"id":544,"uris":["http://zotero.org/users/14083681/items/P8JE735S"],"itemData":{"id":544,"type":"article","abstract":"Graph Retrieval-Augmented Generation (GraphRAG) has become a common approach for multi-hop reasoning by using knowledge graphs (KGs) as structured retrieval indexes. However, most existing GraphRAG methods implicitly assume that LLM-constructed KGs provide structural support for evidence chaining. In this paper, we show that this assumption does not always hold in practice through an empirical analysis, and identify two recurring KG issue modes often overlooked by current retrievers: spurious noise and incomplete information. Spurious noise induces retrieval drift toward plausible but unsupported triples, whereas incomplete information leads to retrieval hallucination by forcing continuation through under-supported graph structure. To address these challenges, we propose CS-RAG, a robust GraphRAG framework that mitigates the impact of imperfect KGs during retrieval rather than relying on KG repair. CS-RAG first plans each query as an ordered sequence of executable atomic constraints and performs fine-grained anchor- and relation-aware retrieval to constrain evidence acquisition around the intended hop semantics. It then applies a sufficiency check to decide whether the retrieved evidence can safely induce variable bindings for subsequent propagation and activates textual recovery when structural support is insufficient, thereby reducing hallucinated structural continuation. Experiments on three multi-hop QA benchmarks show that CS-RAG is less sensitive to builder choice and remains stable under controlled KG issue injection. Code is available at: https://github.com/myz12138/CS-RAG/","DOI":"10.48550/arXiv.2603.14828","note":"arXiv:2603.14828 [cs.IR]","number":"arXiv:2603.14828","publisher":"arXiv","source":"arXiv.org","title":"Toward Robust GraphRAG: Mitigating Retrieval Drift and Hallucination from Imperfect Knowledge Graphs","title-short":"Toward Robust GraphRAG","URL":"http://arxiv.org/abs/2603.14828","author":[{"family":"Ma","given":"Yizhuo"},{"family":"Xu","given":"Jinchuan"},{"family":"Wen","given":"Tao"},{"family":"Chen","given":"Qizhi"},{"family":"Li","given":"Jiakai"},{"family":"Wang","given":"Rongzheng"},{"family":"Li","given":"Muquan"},{"family":"Liang","given":"Shuang"},{"family":"Qin","given":"Ke"}],"accessed":{"date-parts":[["2026",5,26]]},"issued":{"date-parts":[["2026",5,19]]}}}],"schema":"https://github.com/citation-style-language/schema/raw/master/csl-citation.json"} </w:instrText>
-      </w:r>
-      <w:r>
-        <w:fldChar w:fldCharType="separate"/>
-      </w:r>
-      <w:r>
-        <w:rPr>
-          <w:rFonts w:cs="Tahoma"/>
-        </w:rPr>
-        <w:t>[11]</w:t>
-      </w:r>
-      <w:r>
-        <w:fldChar w:fldCharType="end"/>
-      </w:r>
-      <w:r>
-        <w:t xml:space="preserve"> strukturierten Wissensgraphen untersuchen, existieren bislang keine systematischen Analysen dazu, wie robust unterschiedliche Retrieval-Paradigmen mit verschiedenen realistischen Fehlerarten in semi-strukturierten Wissensgraphen umgehen und welche Eigenschaften für eine hohe Robustheit ausschlaggebend sind.  </w:t>
+        <w:t xml:space="preserve">. Hier liegen wichtige Informationen nicht nur in relationaler Form als Kanten zwischen Knoten, sondern auch in textueller Form als Freitext-Felder innerhalb der Knoten vor. </w:t>
       </w:r>
     </w:p>
     <w:p>
+      <w:r>
+        <w:lastRenderedPageBreak/>
+        <w:t xml:space="preserve">Während vereinzelt Arbeiten die Robustheit von </w:t>
+      </w:r>
+      <w:proofErr w:type="spellStart"/>
+      <w:r>
+        <w:t>GraphRAG</w:t>
+      </w:r>
+      <w:proofErr w:type="spellEnd"/>
+      <w:r>
+        <w:t xml:space="preserve">-Systemen gegenüber unvollständigen </w:t>
+      </w:r>
+      <w:r>
+        <w:fldChar w:fldCharType="begin"/>
+      </w:r>
+      <w:r>
+        <w:instrText xml:space="preserve"> ADDIN ZOTERO_ITEM CSL_CITATION {"citationID":"nutuM5ez","properties":{"unsorted":false,"formattedCitation":"[14]","plainCitation":"[14]","noteIndex":0},"citationItems":[{"id":497,"uris":["http://zotero.org/users/14083681/items/HS8FILQ5"],"itemData":{"id":497,"type":"article","abstract":"Knowledge Graph based Retrieval-Augmented Generation (KG-RAG) is a technique that enhances Large Language Model (LLM) inference in tasks like Question Answering (QA) by retrieving relevant information from knowledge graphs (KGs). However, real-world KGs are often incomplete, meaning that essential information for answering questions may be missing. Existing benchmarks do not adequately capture the impact of KG incompleteness on KG-RAG performance. In this paper, we systematically evaluate KG-RAG methods under incomplete KGs by removing triples using different methods and analyzing the resulting effects. We demonstrate that KG-RAG methods are sensitive to KG incompleteness, highlighting the need for more robust approaches in realistic settings.","DOI":"10.48550/arXiv.2504.05163","note":"arXiv:2504.05163 [cs]\nversion: 2","number":"arXiv:2504.05163","publisher":"arXiv","source":"arXiv.org","title":"Evaluating Knowledge Graph Based Retrieval Augmented Generation Methods under Knowledge Incompleteness","URL":"http://arxiv.org/abs/2504.05163","author":[{"family":"Zhou","given":"Dongzhuoran"},{"family":"Zhu","given":"Yuqicheng"},{"family":"Wang","given":"Xiaxia"},{"family":"He","given":"Yuan"},{"family":"Chen","given":"Jiaoyan"},{"family":"Staab","given":"Steffen"},{"family":"Kharlamov","given":"Evgeny"}],"accessed":{"date-parts":[["2026",5,6]]},"issued":{"date-parts":[["2025",8,29]]}}}],"schema":"https://github.com/citation-style-language/schema/raw/master/csl-citation.json"} </w:instrText>
+      </w:r>
+      <w:r>
+        <w:fldChar w:fldCharType="separate"/>
+      </w:r>
+      <w:r>
+        <w:rPr>
+          <w:rFonts w:cs="Tahoma"/>
+        </w:rPr>
+        <w:t>[14]</w:t>
+      </w:r>
+      <w:r>
+        <w:fldChar w:fldCharType="end"/>
+      </w:r>
+      <w:r>
+        <w:t xml:space="preserve"> oder verrauschten </w:t>
+      </w:r>
+      <w:r>
+        <w:fldChar w:fldCharType="begin"/>
+      </w:r>
+      <w:r>
+        <w:instrText xml:space="preserve"> ADDIN ZOTERO_ITEM CSL_CITATION {"citationID":"KeajScyI","properties":{"unsorted":false,"formattedCitation":"[11]","plainCitation":"[11]","noteIndex":0},"citationItems":[{"id":544,"uris":["http://zotero.org/users/14083681/items/P8JE735S"],"itemData":{"id":544,"type":"article","abstract":"Graph Retrieval-Augmented Generation (GraphRAG) has become a common approach for multi-hop reasoning by using knowledge graphs (KGs) as structured retrieval indexes. However, most existing GraphRAG methods implicitly assume that LLM-constructed KGs provide structural support for evidence chaining. In this paper, we show that this assumption does not always hold in practice through an empirical analysis, and identify two recurring KG issue modes often overlooked by current retrievers: spurious noise and incomplete information. Spurious noise induces retrieval drift toward plausible but unsupported triples, whereas incomplete information leads to retrieval hallucination by forcing continuation through under-supported graph structure. To address these challenges, we propose CS-RAG, a robust GraphRAG framework that mitigates the impact of imperfect KGs during retrieval rather than relying on KG repair. CS-RAG first plans each query as an ordered sequence of executable atomic constraints and performs fine-grained anchor- and relation-aware retrieval to constrain evidence acquisition around the intended hop semantics. It then applies a sufficiency check to decide whether the retrieved evidence can safely induce variable bindings for subsequent propagation and activates textual recovery when structural support is insufficient, thereby reducing hallucinated structural continuation. Experiments on three multi-hop QA benchmarks show that CS-RAG is less sensitive to builder choice and remains stable under controlled KG issue injection. Code is available at: https://github.com/myz12138/CS-RAG/","DOI":"10.48550/arXiv.2603.14828","note":"arXiv:2603.14828 [cs.IR]","number":"arXiv:2603.14828","publisher":"arXiv","source":"arXiv.org","title":"Toward Robust GraphRAG: Mitigating Retrieval Drift and Hallucination from Imperfect Knowledge Graphs","title-short":"Toward Robust GraphRAG","URL":"http://arxiv.org/abs/2603.14828","author":[{"family":"Ma","given":"Yizhuo"},{"family":"Xu","given":"Jinchuan"},{"family":"Wen","given":"Tao"},{"family":"Chen","given":"Qizhi"},{"family":"Li","given":"Jiakai"},{"family":"Wang","given":"Rongzheng"},{"family":"Li","given":"Muquan"},{"family":"Liang","given":"Shuang"},{"family":"Qin","given":"Ke"}],"accessed":{"date-parts":[["2026",5,26]]},"issued":{"date-parts":[["2026",5,19]]}}}],"schema":"https://github.com/citation-style-language/schema/raw/master/csl-citation.json"} </w:instrText>
+      </w:r>
+      <w:r>
+        <w:fldChar w:fldCharType="separate"/>
+      </w:r>
+      <w:r>
+        <w:rPr>
+          <w:rFonts w:cs="Tahoma"/>
+        </w:rPr>
+        <w:t>[11]</w:t>
+      </w:r>
+      <w:r>
+        <w:fldChar w:fldCharType="end"/>
+      </w:r>
+      <w:r>
+        <w:t xml:space="preserve"> strukturierten </w:t>
+      </w:r>
+      <w:r>
+        <w:t>KGs</w:t>
+      </w:r>
+      <w:r>
+        <w:t xml:space="preserve"> untersuchen, existieren bislang keine systematischen Analysen dazu, wie robust unterschiedliche Retrieval-Paradigmen mit verschiedenen realistischen Fehlerarten in semi-strukturierten Wissensgraphen umgehen und welche Eigenschaften für eine hohe Robustheit ausschlaggebend sind.  </w:t>
+      </w:r>
+    </w:p>
+    <w:p>
       <w:pPr>
         <w:pStyle w:val="Heading2"/>
       </w:pPr>
-      <w:bookmarkStart w:id="2" w:name="_Toc234254418"/>
+      <w:bookmarkStart w:id="2" w:name="_Toc234339688"/>
       <w:r>
         <w:t>Zielsetzung</w:t>
       </w:r>
@@ -5452,8 +5517,13 @@
       <w:r>
         <w:t xml:space="preserve"> der Robustheit unterschiedlicher </w:t>
       </w:r>
-      <w:r>
-        <w:t>GraphRAG-</w:t>
+      <w:proofErr w:type="spellStart"/>
+      <w:r>
+        <w:t>GraphRAG</w:t>
+      </w:r>
+      <w:proofErr w:type="spellEnd"/>
+      <w:r>
+        <w:t>-</w:t>
       </w:r>
       <w:r>
         <w:t>Retrieval-</w:t>
@@ -5471,13 +5541,31 @@
         <w:t>Fehlern in</w:t>
       </w:r>
       <w:r>
-        <w:t xml:space="preserve"> semi-strukturierter Wissensgraphen.</w:t>
+        <w:t xml:space="preserve"> semi-strukturierte</w:t>
+      </w:r>
+      <w:r>
+        <w:t>n</w:t>
       </w:r>
       <w:r>
         <w:t xml:space="preserve"> </w:t>
       </w:r>
       <w:r>
-        <w:t xml:space="preserve">Der Fokus liegt auf der Evaluation repräsentativer Retrieval-Strategien mit unterschiedlich fehlerbehafteten Versionen eines existierenden Wissensgraphen. </w:t>
+        <w:t>KGs</w:t>
+      </w:r>
+      <w:r>
+        <w:t>.</w:t>
+      </w:r>
+      <w:r>
+        <w:t xml:space="preserve"> </w:t>
+      </w:r>
+      <w:r>
+        <w:t xml:space="preserve">Der Fokus liegt auf der Evaluation repräsentativer Retrieval-Strategien mit unterschiedlich fehlerbehafteten Versionen eines existierenden </w:t>
+      </w:r>
+      <w:r>
+        <w:t>KG</w:t>
+      </w:r>
+      <w:r>
+        <w:t xml:space="preserve">. </w:t>
       </w:r>
       <w:r>
         <w:t xml:space="preserve">Ein robustes Retrieval bedeutet hier, dass sich Fehler im Graphen nicht oder nur im geringen Maße negativ auf </w:t>
@@ -5505,7 +5593,15 @@
         <w:t>Die Arbeit</w:t>
       </w:r>
       <w:r>
-        <w:t xml:space="preserve"> verfolgt im Kontext von GraphRAG folgende Forschungsfragen</w:t>
+        <w:t xml:space="preserve"> verfolgt im Kontext von </w:t>
+      </w:r>
+      <w:proofErr w:type="spellStart"/>
+      <w:r>
+        <w:t>GraphRAG</w:t>
+      </w:r>
+      <w:proofErr w:type="spellEnd"/>
+      <w:r>
+        <w:t xml:space="preserve"> folgende Forschungsfragen</w:t>
       </w:r>
       <w:r>
         <w:t>:</w:t>
@@ -5532,7 +5628,13 @@
         <w:contextualSpacing/>
       </w:pPr>
       <w:r>
-        <w:t xml:space="preserve">Wie können realistische Fehlerfälle struktureller und textueller Natur in semi-strukturierten Wissensgraphen simuliert werden? </w:t>
+        <w:t xml:space="preserve">Wie können realistische Fehlerfälle struktureller und textueller Natur in semi-strukturierten </w:t>
+      </w:r>
+      <w:r>
+        <w:t>KGs</w:t>
+      </w:r>
+      <w:r>
+        <w:t xml:space="preserve"> simuliert werden? </w:t>
       </w:r>
     </w:p>
     <w:p>
@@ -5556,7 +5658,13 @@
         <w:t>textuelle Fehler</w:t>
       </w:r>
       <w:r>
-        <w:t xml:space="preserve"> im semi-strukturierten Wissensgraphen?</w:t>
+        <w:t xml:space="preserve"> im semi-strukturierten </w:t>
+      </w:r>
+      <w:r>
+        <w:t>KGs</w:t>
+      </w:r>
+      <w:r>
+        <w:t>?</w:t>
       </w:r>
     </w:p>
     <w:p>
@@ -5629,7 +5737,13 @@
         </w:numPr>
       </w:pPr>
       <w:r>
-        <w:t>Retrieval-Strategien unterscheiden sich hinsichtlich ihrer Robustheit gegenüber Fehlern in semi-strukturierten Wissensgraphen.</w:t>
+        <w:t xml:space="preserve">Retrieval-Strategien unterscheiden sich hinsichtlich ihrer Robustheit gegenüber Fehlern in semi-strukturierten </w:t>
+      </w:r>
+      <w:r>
+        <w:t>KGs</w:t>
+      </w:r>
+      <w:r>
+        <w:t>.</w:t>
       </w:r>
     </w:p>
     <w:p>
@@ -5641,8 +5755,19 @@
         </w:numPr>
       </w:pPr>
       <w:r>
-        <w:lastRenderedPageBreak/>
-        <w:t xml:space="preserve">Rein textbasierte Retrieval-Verfahren sind gegenüber strukturellen Fehlern im Wissensgraphen robuster als Verfahren, die die relationale Struktur des Wissensgraphen ausnutzen. </w:t>
+        <w:t xml:space="preserve">Rein textbasierte Retrieval-Verfahren sind gegenüber strukturellen Fehlern im </w:t>
+      </w:r>
+      <w:r>
+        <w:t>KG</w:t>
+      </w:r>
+      <w:r>
+        <w:t xml:space="preserve"> robuster als Verfahren, die die relationale Struktur des </w:t>
+      </w:r>
+      <w:r>
+        <w:t>KG</w:t>
+      </w:r>
+      <w:r>
+        <w:t xml:space="preserve"> ausnutzen. </w:t>
       </w:r>
     </w:p>
     <w:p>
@@ -5654,7 +5779,14 @@
         </w:numPr>
       </w:pPr>
       <w:r>
-        <w:t xml:space="preserve">Hybride Retrieval-Verfahren sind gegenüber textuellen Fehlern im Wissensgraphen robuster als rein textbasierte Verfahren, da relationale Informationen fehlende oder fehlerhafte Textinformationen teilweise kompensieren können. </w:t>
+        <w:lastRenderedPageBreak/>
+        <w:t xml:space="preserve">Hybride Retrieval-Verfahren sind gegenüber textuellen Fehlern im </w:t>
+      </w:r>
+      <w:r>
+        <w:t>KG</w:t>
+      </w:r>
+      <w:r>
+        <w:t xml:space="preserve"> robuster als rein textbasierte Verfahren, da relationale Informationen fehlende oder fehlerhafte Textinformationen teilweise kompensieren können. </w:t>
       </w:r>
     </w:p>
     <w:p>
@@ -5666,7 +5798,19 @@
         </w:numPr>
       </w:pPr>
       <w:r>
-        <w:t>Hybride Retrieval-Verfahren können Fehler in einer Wissensdimension des semi-strukturierten Wissensgraphen teilweise durch Informationen aus der jeweils anderen Wissensdimension kompensieren.</w:t>
+        <w:t xml:space="preserve">Hybride Retrieval-Verfahren können Fehler in einer Wissensdimension </w:t>
+      </w:r>
+      <w:r>
+        <w:t xml:space="preserve">(Text/Struktur) </w:t>
+      </w:r>
+      <w:r>
+        <w:t xml:space="preserve">des semi-strukturierten </w:t>
+      </w:r>
+      <w:r>
+        <w:t>KG</w:t>
+      </w:r>
+      <w:r>
+        <w:t xml:space="preserve"> teilweise durch Informationen aus der jeweils anderen Wissensdimension kompensieren.</w:t>
       </w:r>
     </w:p>
     <w:p>
@@ -5677,8 +5821,19 @@
           <w:numId w:val="31"/>
         </w:numPr>
       </w:pPr>
-      <w:r>
-        <w:t xml:space="preserve">Agentische Retrieval-Verfahren sind gegenüber Fehlern im Wissensgraphen robuster als statische Verfahren mit einer festen Anzahl von Schritten, da sie diese durch adaptive Suchstrategien teilweise besser kompensieren können. </w:t>
+      <w:proofErr w:type="spellStart"/>
+      <w:r>
+        <w:t>Agentische</w:t>
+      </w:r>
+      <w:proofErr w:type="spellEnd"/>
+      <w:r>
+        <w:t xml:space="preserve"> Retrieval-Verfahren sind gegenüber Fehlern im </w:t>
+      </w:r>
+      <w:r>
+        <w:t>KG</w:t>
+      </w:r>
+      <w:r>
+        <w:t xml:space="preserve"> robuster als statische Verfahren mit einer festen Anzahl von Schritten, da sie diese durch adaptive Suchstrategien teilweise besser kompensieren können. </w:t>
       </w:r>
     </w:p>
     <w:p>
@@ -5689,15 +5844,26 @@
           <w:numId w:val="31"/>
         </w:numPr>
       </w:pPr>
-      <w:r>
-        <w:t>Agentische Retrieval-Verfahren weisen bei Fehlern im Wissensgraphen einen stärkeren Anstieg des Retrieval-Aufwands auf als statische Verfahren mit einer festen Anzahl von Schritten, da sie zusätzliche Such-Schritte zur Kompensation der Fehler durchführen.</w:t>
+      <w:proofErr w:type="spellStart"/>
+      <w:r>
+        <w:t>Agentische</w:t>
+      </w:r>
+      <w:proofErr w:type="spellEnd"/>
+      <w:r>
+        <w:t xml:space="preserve"> Retrieval-Verfahren weisen bei Fehlern im </w:t>
+      </w:r>
+      <w:r>
+        <w:t>KG</w:t>
+      </w:r>
+      <w:r>
+        <w:t xml:space="preserve"> einen stärkeren Anstieg des Retrieval-Aufwands auf als statische Verfahren mit einer festen Anzahl von Schritten, da sie zusätzliche Such-Schritte zur Kompensation der Fehler durchführen.</w:t>
       </w:r>
     </w:p>
     <w:p>
       <w:pPr>
         <w:pStyle w:val="Heading2"/>
       </w:pPr>
-      <w:bookmarkStart w:id="3" w:name="_Toc234254419"/>
+      <w:bookmarkStart w:id="3" w:name="_Toc234339689"/>
       <w:r>
         <w:t>Einordnung und Abgrenzung</w:t>
       </w:r>
@@ -5713,9 +5879,9 @@
           <w:noProof/>
         </w:rPr>
         <w:drawing>
-          <wp:inline distT="0" distB="0" distL="0" distR="0" wp14:anchorId="6DDC7D82" wp14:editId="2C096083">
-            <wp:extent cx="4680000" cy="3279042"/>
-            <wp:effectExtent l="0" t="0" r="6350" b="0"/>
+          <wp:inline distT="0" distB="0" distL="0" distR="0" wp14:anchorId="6DDC7D82" wp14:editId="575E71C8">
+            <wp:extent cx="5220000" cy="3657387"/>
+            <wp:effectExtent l="0" t="0" r="0" b="635"/>
             <wp:docPr id="712076024" name="Graphic 3"/>
             <wp:cNvGraphicFramePr>
               <a:graphicFrameLocks xmlns:a="http://schemas.openxmlformats.org/drawingml/2006/main" noChangeAspect="1"/>
@@ -5728,10 +5894,10 @@
                     <pic:cNvPicPr/>
                   </pic:nvPicPr>
                   <pic:blipFill>
-                    <a:blip r:embed="rId11">
+                    <a:blip r:embed="rId10">
                       <a:extLst>
                         <a:ext uri="{96DAC541-7B7A-43D3-8B79-37D633B846F1}">
-                          <asvg:svgBlip xmlns:asvg="http://schemas.microsoft.com/office/drawing/2016/SVG/main" r:embed="rId12"/>
+                          <asvg:svgBlip xmlns:asvg="http://schemas.microsoft.com/office/drawing/2016/SVG/main" r:embed="rId11"/>
                         </a:ext>
                       </a:extLst>
                     </a:blip>
@@ -5742,7 +5908,7 @@
                   <pic:spPr>
                     <a:xfrm>
                       <a:off x="0" y="0"/>
-                      <a:ext cx="4680000" cy="3279042"/>
+                      <a:ext cx="5220000" cy="3657387"/>
                     </a:xfrm>
                     <a:prstGeom prst="rect">
                       <a:avLst/>
@@ -5758,7 +5924,6 @@
     <w:p>
       <w:pPr>
         <w:pStyle w:val="Caption"/>
-        <w:jc w:val="both"/>
       </w:pPr>
       <w:bookmarkStart w:id="4" w:name="_Toc234254479"/>
       <w:r>
@@ -5779,7 +5944,13 @@
         <w:t>Kategorisierung</w:t>
       </w:r>
       <w:r>
-        <w:t xml:space="preserve"> der Forschung zur </w:t>
+        <w:t xml:space="preserve"> </w:t>
+      </w:r>
+      <w:r>
+        <w:t>von Arbeiten</w:t>
+      </w:r>
+      <w:r>
+        <w:t xml:space="preserve"> zur </w:t>
       </w:r>
       <w:r>
         <w:t>Vereinigung</w:t>
@@ -5788,7 +5959,13 @@
         <w:t xml:space="preserve"> von </w:t>
       </w:r>
       <w:r>
-        <w:t xml:space="preserve">LLMs mit Wissensgraphen. Quelle: </w:t>
+        <w:t xml:space="preserve">LLMs mit </w:t>
+      </w:r>
+      <w:r>
+        <w:t>KGs</w:t>
+      </w:r>
+      <w:r>
+        <w:t xml:space="preserve">. Quelle: </w:t>
       </w:r>
       <w:r>
         <w:fldChar w:fldCharType="begin"/>
@@ -5812,147 +5989,232 @@
         <w:t>.</w:t>
       </w:r>
       <w:bookmarkEnd w:id="4"/>
-    </w:p>
-    <w:p>
-      <w:r>
-        <w:lastRenderedPageBreak/>
-        <w:t>Da der Abruf relevanter Informationen aus dem Graphen (Retrieval)</w:t>
-      </w:r>
-      <w:r>
-        <w:t xml:space="preserve"> </w:t>
-      </w:r>
-      <w:r>
-        <w:t>zu</w:t>
-      </w:r>
-      <w:r>
-        <w:t xml:space="preserve"> graphbezogenen Fragen</w:t>
-      </w:r>
-      <w:r>
-        <w:t xml:space="preserve"> im Vordergrund steht, lässt sich diese Arbeit in der </w:t>
-      </w:r>
-      <w:r>
-        <w:t>Kategorisierung von Forschungsarbeiten</w:t>
-      </w:r>
-      <w:r>
-        <w:t xml:space="preserve"> zur Vereinigung von Wissensgraphen und LLMs von Pan et al. </w:t>
-      </w:r>
-      <w:r>
-        <w:fldChar w:fldCharType="begin"/>
-      </w:r>
-      <w:r>
-        <w:instrText xml:space="preserve"> ADDIN ZOTERO_ITEM CSL_CITATION {"citationID":"aaHMGkof","properties":{"unsorted":false,"formattedCitation":"[15]","plainCitation":"[15]","noteIndex":0},"citationItems":[{"id":377,"uris":["http://zotero.org/users/14083681/items/VJ78R2KC"],"itemData":{"id":377,"type":"article-journal","abstract":"Large language models (LLMs), such as ChatGPT and GPT4, are making new waves in the field of natural language processing and artificial intelligence, due to their emergent ability and generalizability. However, LLMs are black-box models, which often fall short of capturing and accessing factual knowledge. In contrast, Knowledge Graphs (KGs), Wikipedia, and Huapu for example, are structured knowledge models that explicitly store rich factual knowledge. KGs can enhance LLMs by providing external knowledge for inference and interpretability. Meanwhile, KGs are difficult to construct and evolve by nature, which challenges the existing methods in KGs to generate new facts and represent unseen knowledge. Therefore, it is complementary to unify LLMs and KGs together and, simultaneously, leverage their advantages. In this article, we present a forward-looking roadmap for the unification of LLMs and KGs. Our roadmap consists of three general frameworks, namely: 1) KG-enhanced LLMs, which incorporate KGs during the pre-training and inference phases of LLMs, or for the purpose of enhancing understanding of the knowledge learned by LLMs; 2) LLM-augmented KGs, that leverage LLMs for different KG tasks such as embedding, completion, construction, graph-to-text generation, and question answering; and 3) Synergized LLMs + KGs, in which LLMs and KGs play equal roles and work in a mutually beneficial way to enhance both LLMs and KGs for bidirectional reasoning driven by both data and knowledge. We review and summarize existing efforts within these three frameworks in our roadmap and pinpoint their future research directions.","container-title":"IEEE Transactions on Knowledge and Data Engineering","DOI":"10.1109/TKDE.2024.3352100","ISSN":"1558-2191","issue":"7","page":"3580-3599","source":"IEEE Xplore","title":"Unifying Large Language Models and Knowledge Graphs: A Roadmap","title-short":"Unifying Large Language Models and Knowledge Graphs","volume":"36","author":[{"family":"Pan","given":"Shirui"},{"family":"Luo","given":"Linhao"},{"family":"Wang","given":"Yufei"},{"family":"Chen","given":"Chen"},{"family":"Wang","given":"Jiapu"},{"family":"Wu","given":"Xindong"}],"issued":{"date-parts":[["2024",7]]}}}],"schema":"https://github.com/citation-style-language/schema/raw/master/csl-citation.json"} </w:instrText>
-      </w:r>
-      <w:r>
-        <w:fldChar w:fldCharType="separate"/>
-      </w:r>
-      <w:r>
-        <w:rPr>
-          <w:rFonts w:cs="Tahoma"/>
-        </w:rPr>
-        <w:t>[15]</w:t>
-      </w:r>
-      <w:r>
-        <w:fldChar w:fldCharType="end"/>
-      </w:r>
-      <w:r>
-        <w:t xml:space="preserve"> dem Bereich „LLM-Augmented KG Question Answering“ zuordnen. „KG-enhanced LLM</w:t>
-      </w:r>
-      <w:r>
-        <w:t xml:space="preserve"> inference“ </w:t>
-      </w:r>
-      <w:r>
-        <w:t>trifft</w:t>
-      </w:r>
-      <w:r>
-        <w:t xml:space="preserve"> nur </w:t>
-      </w:r>
-      <w:r>
-        <w:t>auf</w:t>
-      </w:r>
-      <w:r>
-        <w:t xml:space="preserve"> </w:t>
-      </w:r>
-      <w:r>
-        <w:t>eine</w:t>
-      </w:r>
-      <w:r>
-        <w:t xml:space="preserve">n </w:t>
-      </w:r>
-      <w:r>
-        <w:t>Teil der</w:t>
-      </w:r>
-      <w:r>
-        <w:t xml:space="preserve"> Retrieval-</w:t>
-      </w:r>
-      <w:r>
-        <w:t>Paradigmen</w:t>
-      </w:r>
-      <w:r>
-        <w:t xml:space="preserve"> </w:t>
-      </w:r>
-      <w:r>
-        <w:t>zu</w:t>
-      </w:r>
-      <w:r>
-        <w:t xml:space="preserve">, </w:t>
-      </w:r>
-      <w:r>
-        <w:t>bei denen</w:t>
-      </w:r>
-      <w:r>
-        <w:t xml:space="preserve"> </w:t>
-      </w:r>
-      <w:r>
-        <w:t xml:space="preserve">ein LLM </w:t>
-      </w:r>
-      <w:r>
-        <w:t xml:space="preserve">(Zwischen)-Ergebnisse basierend auf Graph-Informationen </w:t>
-      </w:r>
-      <w:r>
-        <w:t xml:space="preserve">generiert. </w:t>
-      </w:r>
     </w:p>
     <w:p/>
     <w:p>
       <w:r>
-        <w:t xml:space="preserve">Diese Arbeit </w:t>
-      </w:r>
-      <w:r>
-        <w:t>beschränkt sich auf den Retrieval-Schritt von GraphRAG-</w:t>
-      </w:r>
-      <w:r>
-        <w:t>Ansätzen</w:t>
-      </w:r>
-      <w:r>
-        <w:t xml:space="preserve">. </w:t>
-      </w:r>
-      <w:r>
-        <w:t xml:space="preserve">Der finale „Augmented Generation“-Schritt, bei </w:t>
-      </w:r>
-      <w:r>
-        <w:t>dem die abgerufenen Informationen</w:t>
+        <w:t xml:space="preserve">Da </w:t>
+      </w:r>
+      <w:r>
+        <w:t>das Finden</w:t>
+      </w:r>
+      <w:r>
+        <w:t xml:space="preserve"> relevanter Informationen </w:t>
+      </w:r>
+      <w:r>
+        <w:t>im</w:t>
       </w:r>
       <w:r>
         <w:t xml:space="preserve"> </w:t>
       </w:r>
       <w:r>
-        <w:t>üblicherweise</w:t>
-      </w:r>
-      <w:r>
-        <w:t xml:space="preserve"> zur LLM-Generierung</w:t>
-      </w:r>
-      <w:r>
-        <w:t xml:space="preserve"> einer unstrukturierten Textantwort verwendet werden, </w:t>
-      </w:r>
-      <w:r>
-        <w:t>wird in dieser Arbeit nicht thematisiert</w:t>
-      </w:r>
-      <w:r>
-        <w:t xml:space="preserve">. </w:t>
+        <w:t>KG</w:t>
+      </w:r>
+      <w:r>
+        <w:t xml:space="preserve"> (Retrieval)</w:t>
+      </w:r>
+      <w:r>
+        <w:t xml:space="preserve"> </w:t>
+      </w:r>
+      <w:r>
+        <w:t>zu</w:t>
+      </w:r>
+      <w:r>
+        <w:t xml:space="preserve"> </w:t>
+      </w:r>
+      <w:proofErr w:type="spellStart"/>
+      <w:r>
+        <w:t>graphbezogenen</w:t>
+      </w:r>
+      <w:proofErr w:type="spellEnd"/>
+      <w:r>
+        <w:t xml:space="preserve"> Fragen</w:t>
+      </w:r>
+      <w:r>
+        <w:t xml:space="preserve"> im Vordergrund steht, lässt sich diese Arbeit in der </w:t>
+      </w:r>
+      <w:r>
+        <w:t xml:space="preserve">Kategorisierung von </w:t>
+      </w:r>
+      <w:r>
+        <w:lastRenderedPageBreak/>
+        <w:t>Forschungsarbeiten</w:t>
+      </w:r>
+      <w:r>
+        <w:t xml:space="preserve"> zur Vereinigung von </w:t>
+      </w:r>
+      <w:r>
+        <w:t>LLMs und KGs</w:t>
+      </w:r>
+      <w:r>
+        <w:t xml:space="preserve"> von Pan et al. </w:t>
+      </w:r>
+      <w:r>
+        <w:fldChar w:fldCharType="begin"/>
+      </w:r>
+      <w:r>
+        <w:instrText xml:space="preserve"> ADDIN ZOTERO_ITEM CSL_CITATION {"citationID":"aaHMGkof","properties":{"unsorted":false,"formattedCitation":"[15]","plainCitation":"[15]","noteIndex":0},"citationItems":[{"id":377,"uris":["http://zotero.org/users/14083681/items/VJ78R2KC"],"itemData":{"id":377,"type":"article-journal","abstract":"Large language models (LLMs), such as ChatGPT and GPT4, are making new waves in the field of natural language processing and artificial intelligence, due to their emergent ability and generalizability. However, LLMs are black-box models, which often fall short of capturing and accessing factual knowledge. In contrast, Knowledge Graphs (KGs), Wikipedia, and Huapu for example, are structured knowledge models that explicitly store rich factual knowledge. KGs can enhance LLMs by providing external knowledge for inference and interpretability. Meanwhile, KGs are difficult to construct and evolve by nature, which challenges the existing methods in KGs to generate new facts and represent unseen knowledge. Therefore, it is complementary to unify LLMs and KGs together and, simultaneously, leverage their advantages. In this article, we present a forward-looking roadmap for the unification of LLMs and KGs. Our roadmap consists of three general frameworks, namely: 1) KG-enhanced LLMs, which incorporate KGs during the pre-training and inference phases of LLMs, or for the purpose of enhancing understanding of the knowledge learned by LLMs; 2) LLM-augmented KGs, that leverage LLMs for different KG tasks such as embedding, completion, construction, graph-to-text generation, and question answering; and 3) Synergized LLMs + KGs, in which LLMs and KGs play equal roles and work in a mutually beneficial way to enhance both LLMs and KGs for bidirectional reasoning driven by both data and knowledge. We review and summarize existing efforts within these three frameworks in our roadmap and pinpoint their future research directions.","container-title":"IEEE Transactions on Knowledge and Data Engineering","DOI":"10.1109/TKDE.2024.3352100","ISSN":"1558-2191","issue":"7","page":"3580-3599","source":"IEEE Xplore","title":"Unifying Large Language Models and Knowledge Graphs: A Roadmap","title-short":"Unifying Large Language Models and Knowledge Graphs","volume":"36","author":[{"family":"Pan","given":"Shirui"},{"family":"Luo","given":"Linhao"},{"family":"Wang","given":"Yufei"},{"family":"Chen","given":"Chen"},{"family":"Wang","given":"Jiapu"},{"family":"Wu","given":"Xindong"}],"issued":{"date-parts":[["2024",7]]}}}],"schema":"https://github.com/citation-style-language/schema/raw/master/csl-citation.json"} </w:instrText>
+      </w:r>
+      <w:r>
+        <w:fldChar w:fldCharType="separate"/>
+      </w:r>
+      <w:r>
+        <w:rPr>
+          <w:rFonts w:cs="Tahoma"/>
+        </w:rPr>
+        <w:t>[15]</w:t>
+      </w:r>
+      <w:r>
+        <w:fldChar w:fldCharType="end"/>
+      </w:r>
+      <w:r>
+        <w:t xml:space="preserve"> dem Bereich „LLM-</w:t>
+      </w:r>
+      <w:proofErr w:type="spellStart"/>
+      <w:r>
+        <w:t>Augmented</w:t>
+      </w:r>
+      <w:proofErr w:type="spellEnd"/>
+      <w:r>
+        <w:t xml:space="preserve"> KG Question Answering“ zuordnen. „KG-</w:t>
+      </w:r>
+      <w:proofErr w:type="spellStart"/>
+      <w:r>
+        <w:t>enhanced</w:t>
+      </w:r>
+      <w:proofErr w:type="spellEnd"/>
+      <w:r>
+        <w:t xml:space="preserve"> LLM</w:t>
+      </w:r>
+      <w:r>
+        <w:t xml:space="preserve"> </w:t>
+      </w:r>
+      <w:proofErr w:type="spellStart"/>
+      <w:r>
+        <w:t>inference</w:t>
+      </w:r>
+      <w:proofErr w:type="spellEnd"/>
+      <w:r>
+        <w:t xml:space="preserve">“ </w:t>
+      </w:r>
+      <w:r>
+        <w:t>trifft</w:t>
+      </w:r>
+      <w:r>
+        <w:t xml:space="preserve"> nur </w:t>
+      </w:r>
+      <w:r>
+        <w:t>auf</w:t>
+      </w:r>
+      <w:r>
+        <w:t xml:space="preserve"> </w:t>
+      </w:r>
+      <w:r>
+        <w:t>eine</w:t>
+      </w:r>
+      <w:r>
+        <w:t xml:space="preserve">n </w:t>
+      </w:r>
+      <w:r>
+        <w:t>Teil der</w:t>
+      </w:r>
+      <w:r>
+        <w:t xml:space="preserve"> Retrieval-</w:t>
+      </w:r>
+      <w:r>
+        <w:t>Paradigmen</w:t>
+      </w:r>
+      <w:r>
+        <w:t xml:space="preserve"> </w:t>
+      </w:r>
+      <w:r>
+        <w:t>zu</w:t>
+      </w:r>
+      <w:r>
+        <w:t xml:space="preserve">, </w:t>
+      </w:r>
+      <w:r>
+        <w:t>bei denen</w:t>
+      </w:r>
+      <w:r>
+        <w:t xml:space="preserve"> </w:t>
+      </w:r>
+      <w:r>
+        <w:t xml:space="preserve">ein LLM </w:t>
+      </w:r>
+      <w:r>
+        <w:t>das</w:t>
+      </w:r>
+      <w:r>
+        <w:t xml:space="preserve"> </w:t>
+      </w:r>
+      <w:r>
+        <w:t>Retrieval basierend auf bisher abgerufenen Informationen</w:t>
+      </w:r>
+      <w:r>
+        <w:t xml:space="preserve"> steuert.</w:t>
+      </w:r>
+      <w:r>
+        <w:t xml:space="preserve"> </w:t>
       </w:r>
     </w:p>
     <w:p/>
     <w:p>
+      <w:r>
+        <w:t xml:space="preserve">Diese Arbeit </w:t>
+      </w:r>
+      <w:r>
+        <w:t xml:space="preserve">beschränkt sich auf den Retrieval-Schritt von </w:t>
+      </w:r>
+      <w:proofErr w:type="spellStart"/>
+      <w:r>
+        <w:t>GraphRAG</w:t>
+      </w:r>
+      <w:proofErr w:type="spellEnd"/>
+      <w:r>
+        <w:t>-</w:t>
+      </w:r>
+      <w:r>
+        <w:t>Ansätzen</w:t>
+      </w:r>
+      <w:r>
+        <w:t xml:space="preserve">. </w:t>
+      </w:r>
+      <w:r>
+        <w:t>Der finale „</w:t>
+      </w:r>
+      <w:proofErr w:type="spellStart"/>
+      <w:r>
+        <w:t>Augmented</w:t>
+      </w:r>
+      <w:proofErr w:type="spellEnd"/>
+      <w:r>
+        <w:t xml:space="preserve"> Generation“-Schritt, bei </w:t>
+      </w:r>
+      <w:r>
+        <w:t>dem die abgerufenen Informationen</w:t>
+      </w:r>
+      <w:r>
+        <w:t xml:space="preserve"> </w:t>
+      </w:r>
+      <w:r>
+        <w:t>üblicherweise</w:t>
+      </w:r>
+      <w:r>
+        <w:t xml:space="preserve"> zur LLM-Generierung</w:t>
+      </w:r>
+      <w:r>
+        <w:t xml:space="preserve"> einer unstrukturierten Textantwort verwendet werden, </w:t>
+      </w:r>
+      <w:r>
+        <w:t>wird in dieser Arbeit nicht thematisiert</w:t>
+      </w:r>
+      <w:r>
+        <w:t xml:space="preserve">. </w:t>
+      </w:r>
+    </w:p>
+    <w:p/>
+    <w:p>
       <w:pPr>
         <w:rPr>
           <w:i/>
@@ -5960,7 +6222,10 @@
         </w:rPr>
       </w:pPr>
       <w:r>
-        <w:t>In dieser Arbeit wird ein etablierter Wissensgraph</w:t>
+        <w:t xml:space="preserve">In dieser Arbeit wird ein etablierter </w:t>
+      </w:r>
+      <w:r>
+        <w:t>KG</w:t>
       </w:r>
       <w:r>
         <w:t xml:space="preserve"> als Grundlage zur Untersuchung der Auswirkungen verschiedener </w:t>
@@ -5975,7 +6240,10 @@
         <w:t xml:space="preserve"> verwendet. </w:t>
       </w:r>
       <w:r>
-        <w:t xml:space="preserve">Wissensgraph-Konstruktion </w:t>
+        <w:t>KG</w:t>
+      </w:r>
+      <w:r>
+        <w:t xml:space="preserve">-Konstruktion </w:t>
       </w:r>
       <w:r>
         <w:t>und</w:t>
@@ -5988,7 +6256,7 @@
       <w:pPr>
         <w:pStyle w:val="Heading2"/>
       </w:pPr>
-      <w:bookmarkStart w:id="5" w:name="_Toc234254420"/>
+      <w:bookmarkStart w:id="5" w:name="_Toc234339690"/>
       <w:r>
         <w:t>Vorgehensweise</w:t>
       </w:r>
@@ -6054,22 +6322,76 @@
         </w:rPr>
         <w:t xml:space="preserve">Ansätze zu </w:t>
       </w:r>
+      <w:proofErr w:type="spellStart"/>
       <w:r>
         <w:rPr>
           <w:szCs w:val="24"/>
         </w:rPr>
-        <w:t xml:space="preserve">GraphRAG-Retrieval allgemein, </w:t>
-      </w:r>
+        <w:t>GraphRAG</w:t>
+      </w:r>
+      <w:proofErr w:type="spellEnd"/>
       <w:r>
         <w:rPr>
           <w:szCs w:val="24"/>
         </w:rPr>
-        <w:t xml:space="preserve">GraphRAG mit fehlerbehafteten Wissensgraphen und GraphRAG mit semi-strukturierten Wissensgraphen </w:t>
-      </w:r>
+        <w:t xml:space="preserve">-Retrieval allgemein, </w:t>
+      </w:r>
+      <w:proofErr w:type="spellStart"/>
       <w:r>
         <w:rPr>
           <w:szCs w:val="24"/>
         </w:rPr>
+        <w:t>GraphRAG</w:t>
+      </w:r>
+      <w:proofErr w:type="spellEnd"/>
+      <w:r>
+        <w:rPr>
+          <w:szCs w:val="24"/>
+        </w:rPr>
+        <w:t xml:space="preserve"> mit fehlerbehafteten </w:t>
+      </w:r>
+      <w:r>
+        <w:rPr>
+          <w:szCs w:val="24"/>
+        </w:rPr>
+        <w:t>KGs</w:t>
+      </w:r>
+      <w:r>
+        <w:rPr>
+          <w:szCs w:val="24"/>
+        </w:rPr>
+        <w:t xml:space="preserve"> und </w:t>
+      </w:r>
+      <w:proofErr w:type="spellStart"/>
+      <w:r>
+        <w:rPr>
+          <w:szCs w:val="24"/>
+        </w:rPr>
+        <w:t>GraphRAG</w:t>
+      </w:r>
+      <w:proofErr w:type="spellEnd"/>
+      <w:r>
+        <w:rPr>
+          <w:szCs w:val="24"/>
+        </w:rPr>
+        <w:t xml:space="preserve"> mit semi-strukturierten </w:t>
+      </w:r>
+      <w:r>
+        <w:rPr>
+          <w:szCs w:val="24"/>
+        </w:rPr>
+        <w:t>KGs</w:t>
+      </w:r>
+      <w:r>
+        <w:rPr>
+          <w:szCs w:val="24"/>
+        </w:rPr>
+        <w:t xml:space="preserve"> </w:t>
+      </w:r>
+      <w:r>
+        <w:rPr>
+          <w:szCs w:val="24"/>
+        </w:rPr>
         <w:t xml:space="preserve">ermittelt. </w:t>
       </w:r>
       <w:r>
@@ -6160,12 +6482,32 @@
         <w:rPr>
           <w:szCs w:val="24"/>
         </w:rPr>
-        <w:t xml:space="preserve"> Retrieval-Paradigmen repräsentieren und sich wesentlich in verwendeten Graph-Wissensdimensionen (</w:t>
-      </w:r>
+        <w:t xml:space="preserve"> Retrieval-Paradigmen repräsentieren und sich wesentlich in verwendeten </w:t>
+      </w:r>
+      <w:proofErr w:type="spellStart"/>
       <w:r>
         <w:rPr>
           <w:szCs w:val="24"/>
         </w:rPr>
+        <w:t>KG</w:t>
+      </w:r>
+      <w:r>
+        <w:rPr>
+          <w:szCs w:val="24"/>
+        </w:rPr>
+        <w:t>g</w:t>
+      </w:r>
+      <w:proofErr w:type="spellEnd"/>
+      <w:r>
+        <w:rPr>
+          <w:szCs w:val="24"/>
+        </w:rPr>
+        <w:t>-Wissensdimensionen (</w:t>
+      </w:r>
+      <w:r>
+        <w:rPr>
+          <w:szCs w:val="24"/>
+        </w:rPr>
         <w:t>Text, Struktur</w:t>
       </w:r>
       <w:r>
@@ -6214,18 +6556,30 @@
         <w:rPr>
           <w:szCs w:val="24"/>
         </w:rPr>
-        <w:t>um den zeitlichen Aufwand</w:t>
+        <w:t>um</w:t>
       </w:r>
       <w:r>
         <w:rPr>
           <w:szCs w:val="24"/>
         </w:rPr>
-        <w:t xml:space="preserve"> und die Konfigurationsvariablen </w:t>
+        <w:t xml:space="preserve"> die Konfigurationsvariablen der Ansätze und</w:t>
       </w:r>
       <w:r>
         <w:rPr>
           <w:szCs w:val="24"/>
         </w:rPr>
+        <w:t xml:space="preserve"> den zeitlichen Aufwand</w:t>
+      </w:r>
+      <w:r>
+        <w:rPr>
+          <w:szCs w:val="24"/>
+        </w:rPr>
+        <w:t xml:space="preserve"> </w:t>
+      </w:r>
+      <w:r>
+        <w:rPr>
+          <w:szCs w:val="24"/>
+        </w:rPr>
         <w:t xml:space="preserve">der Evaluation zu minimieren. </w:t>
       </w:r>
       <w:r>
@@ -6238,19 +6592,13 @@
         <w:rPr>
           <w:szCs w:val="24"/>
         </w:rPr>
-        <w:t xml:space="preserve">werden mit geeigneten Programmiersprachen, </w:t>
+        <w:t xml:space="preserve">werden </w:t>
       </w:r>
       <w:r>
         <w:rPr>
           <w:szCs w:val="24"/>
         </w:rPr>
-        <w:t>Frameworks und Datenbanken</w:t>
-      </w:r>
-      <w:r>
-        <w:rPr>
-          <w:szCs w:val="24"/>
-        </w:rPr>
-        <w:t xml:space="preserve"> implementiert.</w:t>
+        <w:t>realisiert und im Verlauf der Arbeit systematisch evaluiert.</w:t>
       </w:r>
     </w:p>
     <w:p>
@@ -6270,74 +6618,317 @@
         <w:rPr>
           <w:szCs w:val="24"/>
         </w:rPr>
-        <w:t xml:space="preserve">Zudem werden </w:t>
-      </w:r>
+        <w:t xml:space="preserve">Eine Domäne der </w:t>
+      </w:r>
+      <w:proofErr w:type="spellStart"/>
       <w:r>
         <w:rPr>
           <w:szCs w:val="24"/>
         </w:rPr>
-        <w:t xml:space="preserve">häufige Fehler in modernen Wissensgraphen recherchiert. </w:t>
-      </w:r>
+        <w:t>STaRK</w:t>
+      </w:r>
+      <w:proofErr w:type="spellEnd"/>
       <w:r>
         <w:rPr>
           <w:szCs w:val="24"/>
         </w:rPr>
-        <w:t>Daraus wird eine kleine Menge zentrale</w:t>
+        <w:t>-Benchmark</w:t>
       </w:r>
       <w:r>
         <w:rPr>
           <w:szCs w:val="24"/>
         </w:rPr>
-        <w:t>r</w:t>
+        <w:t xml:space="preserve"> </w:t>
       </w:r>
       <w:r>
         <w:rPr>
           <w:szCs w:val="24"/>
         </w:rPr>
-        <w:t xml:space="preserve"> Fehlerfälle in semi-strukturierten Wissensgraphen </w:t>
+        <w:fldChar w:fldCharType="begin"/>
       </w:r>
       <w:r>
         <w:rPr>
           <w:szCs w:val="24"/>
         </w:rPr>
-        <w:t>motiviert</w:t>
+        <w:instrText xml:space="preserve"> ADDIN ZOTERO_ITEM CSL_CITATION {"citationID":"GTZulk7b","properties":{"unsorted":false,"formattedCitation":"[13]","plainCitation":"[13]","noteIndex":0},"citationItems":[{"id":552,"uris":["http://zotero.org/users/14083681/items/4XJ7VRUC"],"itemData":{"id":552,"type":"article-journal","container-title":"Advances in Neural Information Processing Systems","DOI":"10.52202/079017-4037","language":"en","page":"127129-127153","source":"proceedings.neurips.cc","title":"STaRK: Benchmarking LLM Retrieval on Textual and Relational Knowledge Bases","title-short":"STaRK","volume":"37","author":[{"family":"Wu","given":"Shirley"},{"family":"Zhao","given":"Shiyu"},{"family":"Yasunaga","given":"Michihiro"},{"family":"Huang","given":"Kexin"},{"family":"Cao","given":"Kaidi"},{"family":"Huang","given":"Qian"},{"family":"Ioannidis","given":"Vassilis N."},{"family":"Subbian","given":"Karthik"},{"family":"Zou","given":"James"},{"family":"Leskovec","given":"Jure"}],"issued":{"date-parts":[["2024",12,16]]}}}],"schema":"https://github.com/citation-style-language/schema/raw/master/csl-citation.json"} </w:instrText>
       </w:r>
       <w:r>
         <w:rPr>
           <w:szCs w:val="24"/>
         </w:rPr>
+        <w:fldChar w:fldCharType="separate"/>
+      </w:r>
+      <w:r>
+        <w:rPr>
+          <w:rFonts w:cs="Tahoma"/>
+        </w:rPr>
+        <w:t>[13]</w:t>
+      </w:r>
+      <w:r>
+        <w:rPr>
+          <w:szCs w:val="24"/>
+        </w:rPr>
+        <w:fldChar w:fldCharType="end"/>
+      </w:r>
+      <w:r>
+        <w:rPr>
+          <w:szCs w:val="24"/>
+        </w:rPr>
+        <w:t xml:space="preserve"> </w:t>
+      </w:r>
+      <w:r>
+        <w:rPr>
+          <w:szCs w:val="24"/>
+        </w:rPr>
+        <w:t>dient</w:t>
+      </w:r>
+      <w:r>
+        <w:rPr>
+          <w:szCs w:val="24"/>
+        </w:rPr>
+        <w:t xml:space="preserve"> mit </w:t>
+      </w:r>
+      <w:r>
+        <w:rPr>
+          <w:szCs w:val="24"/>
+        </w:rPr>
+        <w:t xml:space="preserve">einem </w:t>
+      </w:r>
+      <w:r>
+        <w:rPr>
+          <w:szCs w:val="24"/>
+        </w:rPr>
+        <w:t>semi-strukturierte</w:t>
+      </w:r>
+      <w:r>
+        <w:rPr>
+          <w:szCs w:val="24"/>
+        </w:rPr>
+        <w:t>n</w:t>
+      </w:r>
+      <w:r>
+        <w:rPr>
+          <w:szCs w:val="24"/>
+        </w:rPr>
+        <w:t xml:space="preserve"> </w:t>
+      </w:r>
+      <w:r>
+        <w:rPr>
+          <w:szCs w:val="24"/>
+        </w:rPr>
+        <w:t>KG</w:t>
+      </w:r>
+      <w:r>
+        <w:rPr>
+          <w:szCs w:val="24"/>
+        </w:rPr>
+        <w:t xml:space="preserve"> und</w:t>
+      </w:r>
+      <w:r>
+        <w:rPr>
+          <w:szCs w:val="24"/>
+        </w:rPr>
+        <w:t xml:space="preserve"> </w:t>
+      </w:r>
+      <w:r>
+        <w:rPr>
+          <w:szCs w:val="24"/>
+        </w:rPr>
+        <w:t xml:space="preserve">einem QA-Datensatz </w:t>
+      </w:r>
+      <w:r>
+        <w:rPr>
+          <w:szCs w:val="24"/>
+        </w:rPr>
+        <w:t>als</w:t>
+      </w:r>
+      <w:r>
+        <w:rPr>
+          <w:szCs w:val="24"/>
+        </w:rPr>
+        <w:t xml:space="preserve"> Datengrundlage zur Evaluation der Retriever</w:t>
+      </w:r>
+      <w:r>
+        <w:rPr>
+          <w:szCs w:val="24"/>
+        </w:rPr>
+        <w:t>. Zusätzlich</w:t>
+      </w:r>
+      <w:r>
+        <w:rPr>
+          <w:szCs w:val="24"/>
+        </w:rPr>
+        <w:t xml:space="preserve"> werden zwei ergänzende</w:t>
+      </w:r>
+      <w:r>
+        <w:rPr>
+          <w:szCs w:val="24"/>
+        </w:rPr>
+        <w:t xml:space="preserve"> QA-Datensätze </w:t>
+      </w:r>
+      <w:r>
+        <w:rPr>
+          <w:szCs w:val="24"/>
+        </w:rPr>
+        <w:t xml:space="preserve">erstellt, </w:t>
+      </w:r>
+      <w:r>
+        <w:rPr>
+          <w:szCs w:val="24"/>
+        </w:rPr>
+        <w:t xml:space="preserve">um die Robustheit der </w:t>
+      </w:r>
+      <w:r>
+        <w:rPr>
+          <w:szCs w:val="24"/>
+        </w:rPr>
+        <w:lastRenderedPageBreak/>
+        <w:t xml:space="preserve">Retriever beim Finden relationaler </w:t>
+      </w:r>
+      <w:r>
+        <w:rPr>
+          <w:szCs w:val="24"/>
+        </w:rPr>
+        <w:t xml:space="preserve">bzw. textueller Informationen </w:t>
+      </w:r>
+      <w:r>
+        <w:rPr>
+          <w:szCs w:val="24"/>
+        </w:rPr>
+        <w:t xml:space="preserve">isoliert </w:t>
+      </w:r>
+      <w:r>
+        <w:rPr>
+          <w:szCs w:val="24"/>
+        </w:rPr>
+        <w:t>zu untersuchen</w:t>
+      </w:r>
+      <w:r>
+        <w:rPr>
+          <w:szCs w:val="24"/>
+        </w:rPr>
         <w:t xml:space="preserve">. </w:t>
-      </w:r>
-      <w:r>
-        <w:rPr>
-          <w:szCs w:val="24"/>
-        </w:rPr>
-        <w:t>Für jeden Fehlerfall wird eine Simulation realisiert,</w:t>
-      </w:r>
-      <w:r>
-        <w:rPr>
-          <w:szCs w:val="24"/>
-        </w:rPr>
-        <w:t xml:space="preserve"> die</w:t>
-      </w:r>
-      <w:r>
-        <w:rPr>
-          <w:szCs w:val="24"/>
-        </w:rPr>
-        <w:t xml:space="preserve"> zufällig</w:t>
-      </w:r>
-      <w:r>
-        <w:rPr>
-          <w:szCs w:val="24"/>
-        </w:rPr>
-        <w:t xml:space="preserve"> eine fehlerbehaftete Version des Basisgraphen erzeugt. </w:t>
       </w:r>
     </w:p>
     <w:p>
       <w:pPr>
+        <w:rPr>
+          <w:szCs w:val="24"/>
+        </w:rPr>
+      </w:pPr>
+    </w:p>
+    <w:p>
+      <w:pPr>
+        <w:rPr>
+          <w:szCs w:val="24"/>
+        </w:rPr>
+      </w:pPr>
+      <w:r>
+        <w:rPr>
+          <w:szCs w:val="24"/>
+        </w:rPr>
+        <w:t>Es werden häufige Fehler in modernen KGs recherchiert. Daraus wird eine kleine Menge zentraler Fehlerfälle in semi-strukturierten KGs motiviert. Für jeden Fehlerfall wird ein Simulator realisiert, der auf probabilistische Weise eine fehlerbehaftete Version des Basisgraphen generiert.</w:t>
+      </w:r>
+      <w:r>
+        <w:rPr>
+          <w:szCs w:val="24"/>
+        </w:rPr>
+        <w:t xml:space="preserve"> </w:t>
+      </w:r>
+      <w:r>
+        <w:rPr>
+          <w:szCs w:val="24"/>
+        </w:rPr>
+        <w:t>So werden für jeden Fehlerfall mehrere Fehler</w:t>
+      </w:r>
+      <w:r>
+        <w:rPr>
+          <w:szCs w:val="24"/>
+        </w:rPr>
+        <w:t>fall</w:t>
+      </w:r>
+      <w:r>
+        <w:rPr>
+          <w:szCs w:val="24"/>
+        </w:rPr>
+        <w:t xml:space="preserve">-KGs erzeugt.  </w:t>
+      </w:r>
+    </w:p>
+    <w:p>
+      <w:pPr>
+        <w:rPr>
+          <w:szCs w:val="24"/>
+        </w:rPr>
+      </w:pPr>
+    </w:p>
+    <w:p>
+      <w:pPr>
+        <w:rPr>
+          <w:szCs w:val="24"/>
+        </w:rPr>
+      </w:pPr>
+      <w:r>
+        <w:rPr>
+          <w:szCs w:val="24"/>
+        </w:rPr>
+        <w:t xml:space="preserve">Die Evaluation erfolgt in Testläufen. Jeder Testlauf </w:t>
+      </w:r>
+      <w:r>
+        <w:rPr>
+          <w:szCs w:val="24"/>
+        </w:rPr>
+        <w:t xml:space="preserve">prüft einen Retriever mit einem QA-Datensatz auf einem Fehlerfall-KG. </w:t>
+      </w:r>
+      <w:r>
+        <w:rPr>
+          <w:szCs w:val="24"/>
+        </w:rPr>
+        <w:t>Da es für einen Fehlerfall mehrere KGs gibt, werden für eine Kombination von Retriever, Datensatz und Fehlerfall mehrere Testläufe</w:t>
+      </w:r>
+      <w:r>
+        <w:rPr>
+          <w:szCs w:val="24"/>
+        </w:rPr>
+        <w:t xml:space="preserve"> durchgeführt. So sollen für jede Kombination</w:t>
+      </w:r>
+      <w:r>
+        <w:rPr>
+          <w:szCs w:val="24"/>
+        </w:rPr>
+        <w:t xml:space="preserve"> stabilere Ergebnisse durch Mittelwerte und Konfidenzintervalle gewährleistet werden.</w:t>
+      </w:r>
+      <w:r>
+        <w:rPr>
+          <w:szCs w:val="24"/>
+        </w:rPr>
+        <w:t xml:space="preserve"> In jedem Testlauf werden Leistungs- und </w:t>
+      </w:r>
+      <w:proofErr w:type="spellStart"/>
+      <w:r>
+        <w:rPr>
+          <w:szCs w:val="24"/>
+        </w:rPr>
+        <w:t>Effizienzmetriken</w:t>
+      </w:r>
+      <w:proofErr w:type="spellEnd"/>
+      <w:r>
+        <w:rPr>
+          <w:szCs w:val="24"/>
+        </w:rPr>
+        <w:t xml:space="preserve"> für quantitative Retriever-Vergleiche</w:t>
+      </w:r>
+      <w:r>
+        <w:rPr>
+          <w:szCs w:val="24"/>
+        </w:rPr>
+        <w:t xml:space="preserve"> und Zwischenergebnisse für qualitative Retrieval-Analysen festgehalten.</w:t>
+      </w:r>
+    </w:p>
+    <w:p>
+      <w:pPr>
         <w:pStyle w:val="Heading2"/>
       </w:pPr>
-      <w:bookmarkStart w:id="6" w:name="_Toc234254421"/>
+      <w:bookmarkStart w:id="6" w:name="_Toc234339691"/>
       <w:r>
         <w:t>Aufbau der Arbeit</w:t>
       </w:r>
@@ -6347,7 +6938,7 @@
       <w:pPr>
         <w:pStyle w:val="Heading1"/>
       </w:pPr>
-      <w:bookmarkStart w:id="7" w:name="_Toc234254422"/>
+      <w:bookmarkStart w:id="7" w:name="_Toc234339692"/>
       <w:r>
         <w:lastRenderedPageBreak/>
         <w:t>Grundlagen</w:t>
@@ -6358,19 +6949,404 @@
       <w:pPr>
         <w:pStyle w:val="Heading2"/>
       </w:pPr>
-      <w:bookmarkStart w:id="8" w:name="_Toc234254423"/>
+      <w:bookmarkStart w:id="8" w:name="_Toc234339693"/>
       <w:r>
         <w:t>Large Language Models</w:t>
       </w:r>
       <w:bookmarkEnd w:id="8"/>
     </w:p>
     <w:p>
+      <w:r>
+        <w:t xml:space="preserve">Moderne </w:t>
+      </w:r>
+      <w:r>
+        <w:t xml:space="preserve">LLMs </w:t>
+      </w:r>
+      <w:r>
+        <w:t>basieren auf der Transformer-Architektur, die</w:t>
+      </w:r>
+      <w:r>
+        <w:t xml:space="preserve"> 2017 </w:t>
+      </w:r>
+      <w:r>
+        <w:t>von</w:t>
+      </w:r>
+      <w:r>
+        <w:t xml:space="preserve"> Vaswani et al. </w:t>
+      </w:r>
+      <w:r>
+        <w:fldChar w:fldCharType="begin"/>
+      </w:r>
+      <w:r>
+        <w:instrText xml:space="preserve"> ADDIN ZOTERO_ITEM CSL_CITATION {"citationID":"Xsjvz3Vo","properties":{"unsorted":false,"formattedCitation":"[1]","plainCitation":"[1]","noteIndex":0},"citationItems":[{"id":478,"uris":["http://zotero.org/users/14083681/items/NU7SZ2XK"],"itemData":{"id":478,"type":"paper-conference","container-title":"Advances in Neural Information Processing Systems","publisher":"Curran Associates, Inc.","source":"Neural Information Processing Systems","title":"Attention is All you Need","URL":"https://proceedings.neurips.cc/paper/2017/hash/3f5ee243547dee91fbd053c1c4a845aa-Abstract.html","volume":"30","author":[{"family":"Vaswani","given":"Ashish"},{"family":"Shazeer","given":"Noam"},{"family":"Parmar","given":"Niki"},{"family":"Uszkoreit","given":"Jakob"},{"family":"Jones","given":"Llion"},{"family":"Gomez","given":"Aidan N"},{"family":"Kaiser","given":"Ł","dropping-particle":"ukasz"},{"family":"Polosukhin","given":"Illia"}],"accessed":{"date-parts":[["2026",4,25]]},"issued":{"date-parts":[["2017"]]}}}],"schema":"https://github.com/citation-style-language/schema/raw/master/csl-citation.json"} </w:instrText>
+      </w:r>
+      <w:r>
+        <w:fldChar w:fldCharType="separate"/>
+      </w:r>
+      <w:r>
+        <w:rPr>
+          <w:rFonts w:cs="Tahoma"/>
+        </w:rPr>
+        <w:t>[1]</w:t>
+      </w:r>
+      <w:r>
+        <w:fldChar w:fldCharType="end"/>
+      </w:r>
+      <w:r>
+        <w:t xml:space="preserve"> </w:t>
+      </w:r>
+      <w:r>
+        <w:t xml:space="preserve">vorgestellt wurde. </w:t>
+      </w:r>
+      <w:r>
+        <w:t xml:space="preserve">Der Kerngedanke </w:t>
+      </w:r>
+      <w:r>
+        <w:t>war</w:t>
+      </w:r>
+      <w:r>
+        <w:t xml:space="preserve"> es, Sequenzen (etwa Zeichenketten</w:t>
+      </w:r>
+      <w:r>
+        <w:t>)</w:t>
+      </w:r>
+      <w:r>
+        <w:t xml:space="preserve"> </w:t>
+      </w:r>
+      <w:r>
+        <w:t xml:space="preserve">parallel </w:t>
+      </w:r>
+      <w:r>
+        <w:t>mit</w:t>
+      </w:r>
+      <w:r>
+        <w:t xml:space="preserve"> „Self Attention“-</w:t>
+      </w:r>
+      <w:r>
+        <w:t>Mechanismen,</w:t>
+      </w:r>
+      <w:r>
+        <w:t xml:space="preserve"> statt wie bisher </w:t>
+      </w:r>
+      <w:r>
+        <w:t xml:space="preserve">sequenziell </w:t>
+      </w:r>
+      <w:r>
+        <w:t>mit</w:t>
+      </w:r>
+      <w:r>
+        <w:t xml:space="preserve"> rückgekoppelten neuronalen Netzen</w:t>
+      </w:r>
+      <w:r>
+        <w:t xml:space="preserve"> zu verarbeiten</w:t>
+      </w:r>
+      <w:r>
+        <w:t>.</w:t>
+      </w:r>
+    </w:p>
+    <w:p/>
+    <w:p>
+      <w:r>
+        <w:t xml:space="preserve">Zunächst werden Eingabesequenzen in Tokens zerlegt. Ein Token kann etwa ein Zeichen, eine kurze Zeichenkette oder ein Wort sein. Jeder Token wird in einen hochdimensionalen Vektor konvertiert, der seine Semantik abgebildet. Diese semantischen Vektorrepräsentationen sind als </w:t>
+      </w:r>
+      <w:proofErr w:type="spellStart"/>
+      <w:r>
+        <w:t>Embeddings</w:t>
+      </w:r>
+      <w:proofErr w:type="spellEnd"/>
+      <w:r>
+        <w:t xml:space="preserve"> bekannt. </w:t>
+      </w:r>
+      <w:r>
+        <w:t xml:space="preserve">Pro Token wird </w:t>
+      </w:r>
+      <w:r>
+        <w:t xml:space="preserve">eine Positionskodierung auf </w:t>
+      </w:r>
+      <w:r>
+        <w:t>sein</w:t>
+      </w:r>
+      <w:r>
+        <w:t xml:space="preserve"> Embedding</w:t>
+      </w:r>
+      <w:r>
+        <w:t xml:space="preserve"> addiert</w:t>
+      </w:r>
+      <w:r>
+        <w:t xml:space="preserve">, </w:t>
+      </w:r>
+      <w:r>
+        <w:t>damit</w:t>
+      </w:r>
+      <w:r>
+        <w:t xml:space="preserve"> seine relative Position in der Eingabesequenz</w:t>
+      </w:r>
+      <w:r>
+        <w:t xml:space="preserve"> berücksichtigt wird.</w:t>
+      </w:r>
+      <w:r>
+        <w:t xml:space="preserve"> </w:t>
+      </w:r>
+      <w:r>
+        <w:fldChar w:fldCharType="begin"/>
+      </w:r>
+      <w:r>
+        <w:instrText xml:space="preserve"> ADDIN ZOTERO_ITEM CSL_CITATION {"citationID":"eW8PfqzB","properties":{"unsorted":false,"formattedCitation":"[1]","plainCitation":"[1]","noteIndex":0},"citationItems":[{"id":478,"uris":["http://zotero.org/users/14083681/items/NU7SZ2XK"],"itemData":{"id":478,"type":"paper-conference","container-title":"Advances in Neural Information Processing Systems","publisher":"Curran Associates, Inc.","source":"Neural Information Processing Systems","title":"Attention is All you Need","URL":"https://proceedings.neurips.cc/paper/2017/hash/3f5ee243547dee91fbd053c1c4a845aa-Abstract.html","volume":"30","author":[{"family":"Vaswani","given":"Ashish"},{"family":"Shazeer","given":"Noam"},{"family":"Parmar","given":"Niki"},{"family":"Uszkoreit","given":"Jakob"},{"family":"Jones","given":"Llion"},{"family":"Gomez","given":"Aidan N"},{"family":"Kaiser","given":"Ł","dropping-particle":"ukasz"},{"family":"Polosukhin","given":"Illia"}],"accessed":{"date-parts":[["2026",4,25]]},"issued":{"date-parts":[["2017"]]}}}],"schema":"https://github.com/citation-style-language/schema/raw/master/csl-citation.json"} </w:instrText>
+      </w:r>
+      <w:r>
+        <w:fldChar w:fldCharType="separate"/>
+      </w:r>
+      <w:r>
+        <w:rPr>
+          <w:rFonts w:cs="Tahoma"/>
+        </w:rPr>
+        <w:t>[1]</w:t>
+      </w:r>
+      <w:r>
+        <w:fldChar w:fldCharType="end"/>
+      </w:r>
+    </w:p>
+    <w:p/>
+    <w:p>
+      <w:r>
+        <w:t>Die zentrale Datenverarbeitung findet in Self-Attention-Schichten statt.</w:t>
+      </w:r>
+      <w:r>
+        <w:t xml:space="preserve"> </w:t>
+      </w:r>
+      <w:r>
+        <w:t>Hier wird</w:t>
+      </w:r>
+      <w:r>
+        <w:t xml:space="preserve"> pro Token bestimmt, </w:t>
+      </w:r>
+      <w:r>
+        <w:t xml:space="preserve">inwiefern und was alle anderen Tokens der Sequenz zu seiner Bedeutung beitragen. </w:t>
+      </w:r>
+      <w:r>
+        <w:t xml:space="preserve">Aus </w:t>
+      </w:r>
+      <w:r>
+        <w:t>dem Eingabesequenz-</w:t>
+      </w:r>
+      <w:r>
+        <w:t xml:space="preserve">Embedding </w:t>
+      </w:r>
+      <w:r>
+        <w:t>werden Query-, Key- und Value-Vektoren</w:t>
+      </w:r>
+      <w:r>
+        <w:t xml:space="preserve"> berechnet. </w:t>
+      </w:r>
+      <w:r>
+        <w:t xml:space="preserve">Der Query-Vektor eines Tokens wird mit den </w:t>
+      </w:r>
+      <w:r>
+        <w:t>Key-Vektoren der anderen Tokens multipliziert, um deren Relevanz</w:t>
+      </w:r>
+      <w:r>
+        <w:t>-Gewicht</w:t>
+      </w:r>
+      <w:r>
+        <w:t xml:space="preserve"> für </w:t>
+      </w:r>
+      <w:r>
+        <w:t>den</w:t>
+      </w:r>
+      <w:r>
+        <w:t xml:space="preserve"> aktuelle</w:t>
+      </w:r>
+      <w:r>
+        <w:t>n</w:t>
+      </w:r>
+      <w:r>
+        <w:t xml:space="preserve"> </w:t>
+      </w:r>
+      <w:r>
+        <w:t>Token</w:t>
+      </w:r>
+      <w:r>
+        <w:t xml:space="preserve"> zu bestimmen. </w:t>
+      </w:r>
+      <w:r>
+        <w:t xml:space="preserve">Die kontextbereicherte Repräsentation </w:t>
+      </w:r>
+      <w:r>
+        <w:t>des aktuellen Tokens</w:t>
+      </w:r>
+      <w:r>
+        <w:t xml:space="preserve"> </w:t>
+      </w:r>
+      <w:r>
+        <w:t>ergibt sich aus den gewichteten Value-Vektoren der anderen Tokens.</w:t>
+      </w:r>
+      <w:r>
+        <w:t xml:space="preserve"> Diese</w:t>
+      </w:r>
+      <w:r>
+        <w:t xml:space="preserve"> Berechnung wird separat </w:t>
+      </w:r>
+      <w:r>
+        <w:t>mit</w:t>
+      </w:r>
+      <w:r>
+        <w:t xml:space="preserve"> mehrere</w:t>
+      </w:r>
+      <w:r>
+        <w:t>n</w:t>
+      </w:r>
+      <w:r>
+        <w:t xml:space="preserve"> Attention-Heads durchgeführt, </w:t>
+      </w:r>
+      <w:r>
+        <w:t xml:space="preserve">die unterschiedliche Gewichtsmatrizen zur Berechnung der </w:t>
+      </w:r>
+      <w:r>
+        <w:t>Query</w:t>
+      </w:r>
+      <w:r>
+        <w:t>-</w:t>
+      </w:r>
+      <w:r>
+        <w:t xml:space="preserve">, Key- und Value-Vektoren aus dem Eingabe-Embedding </w:t>
+      </w:r>
+      <w:r>
+        <w:t>lernen</w:t>
+      </w:r>
+      <w:r>
+        <w:t xml:space="preserve"> und so verschiedene </w:t>
+      </w:r>
+      <w:r>
+        <w:t>Sichten auf die Eingabe erlernen können.</w:t>
+      </w:r>
+      <w:r>
+        <w:t xml:space="preserve"> </w:t>
+      </w:r>
+      <w:r>
+        <w:fldChar w:fldCharType="begin"/>
+      </w:r>
+      <w:r>
+        <w:instrText xml:space="preserve"> ADDIN ZOTERO_ITEM CSL_CITATION {"citationID":"rCsfbina","properties":{"unsorted":false,"formattedCitation":"[1]","plainCitation":"[1]","noteIndex":0},"citationItems":[{"id":478,"uris":["http://zotero.org/users/14083681/items/NU7SZ2XK"],"itemData":{"id":478,"type":"paper-conference","container-title":"Advances in Neural Information Processing Systems","publisher":"Curran Associates, Inc.","source":"Neural Information Processing Systems","title":"Attention is All you Need","URL":"https://proceedings.neurips.cc/paper/2017/hash/3f5ee243547dee91fbd053c1c4a845aa-Abstract.html","volume":"30","author":[{"family":"Vaswani","given":"Ashish"},{"family":"Shazeer","given":"Noam"},{"family":"Parmar","given":"Niki"},{"family":"Uszkoreit","given":"Jakob"},{"family":"Jones","given":"Llion"},{"family":"Gomez","given":"Aidan N"},{"family":"Kaiser","given":"Ł","dropping-particle":"ukasz"},{"family":"Polosukhin","given":"Illia"}],"accessed":{"date-parts":[["2026",4,25]]},"issued":{"date-parts":[["2017"]]}}}],"schema":"https://github.com/citation-style-language/schema/raw/master/csl-citation.json"} </w:instrText>
+      </w:r>
+      <w:r>
+        <w:fldChar w:fldCharType="separate"/>
+      </w:r>
+      <w:r>
+        <w:rPr>
+          <w:rFonts w:cs="Tahoma"/>
+        </w:rPr>
+        <w:t>[1]</w:t>
+      </w:r>
+      <w:r>
+        <w:fldChar w:fldCharType="end"/>
+      </w:r>
+    </w:p>
+    <w:p/>
+    <w:p>
+      <w:r>
+        <w:t>Aktuell sind die leistungsstärksten LLMs sogenannte</w:t>
+      </w:r>
+      <w:r>
+        <w:t xml:space="preserve"> „Generative Pre-</w:t>
+      </w:r>
+      <w:proofErr w:type="spellStart"/>
+      <w:r>
+        <w:t>Trained</w:t>
+      </w:r>
+      <w:proofErr w:type="spellEnd"/>
+      <w:r>
+        <w:t xml:space="preserve"> </w:t>
+      </w:r>
+      <w:r>
+        <w:t>Transformer“ (GPT).</w:t>
+      </w:r>
+      <w:r>
+        <w:t xml:space="preserve"> </w:t>
+      </w:r>
+      <w:r>
+        <w:t>Diese</w:t>
+      </w:r>
+      <w:r>
+        <w:t xml:space="preserve"> Decoder-Only-Transformer</w:t>
+      </w:r>
+      <w:r>
+        <w:t xml:space="preserve"> werden in einem aufwendigen Pre-Training-Schritt </w:t>
+      </w:r>
+      <w:r>
+        <w:t>auf</w:t>
+      </w:r>
+      <w:r>
+        <w:t xml:space="preserve"> </w:t>
+      </w:r>
+      <w:r>
+        <w:t>riesi</w:t>
+      </w:r>
+      <w:r>
+        <w:t>gen Textmengen darauf trainiert</w:t>
+      </w:r>
+      <w:r>
+        <w:t xml:space="preserve">, gegeben einer </w:t>
+      </w:r>
+      <w:proofErr w:type="spellStart"/>
+      <w:r>
+        <w:t>Tokenfolge</w:t>
+      </w:r>
+      <w:proofErr w:type="spellEnd"/>
+      <w:r>
+        <w:t xml:space="preserve"> den nächsten Token vorherzusagen.</w:t>
+      </w:r>
+      <w:r>
+        <w:t xml:space="preserve"> </w:t>
+      </w:r>
+      <w:r>
+        <w:fldChar w:fldCharType="begin"/>
+      </w:r>
+      <w:r>
+        <w:instrText xml:space="preserve"> ADDIN ZOTERO_ITEM CSL_CITATION {"citationID":"AfslQH0E","properties":{"unsorted":false,"formattedCitation":"[16]","plainCitation":"[16]","noteIndex":0},"citationItems":[{"id":568,"uris":["http://zotero.org/users/14083681/items/E94XWCMV"],"itemData":{"id":568,"type":"article-journal","abstract":"The rapid evolution of large language models (LLMs) has driven a transformative shift in artificial intelligence (AI), reshaping both research paradigms and practical applications. Distinguished from their predecessors by unprecedented scale and advanced capabilities, LLMs necessitate new frameworks for understanding their development, behavior, and societal impact. This survey systematically reviews recent advancements in LLM techniques across four key dimensions: (1) pre-training methodologies, which establish core model capabilities through large-scale self-supervised training, architectural innovations, and data curation strategies; (2) post-training techniques, including supervised fine-tuning and reinforcement learning, which adapt foundational models to downstream tasks and enhance their alignment and safety; (3) utilization strategies, such as in-context learning, prompt engineering, and agentic reasoning, that optimize real-world deployment and enable effective interaction with external environments; and (4) evaluation methods, encompassing benchmarks for key ability dimensions such as core language capabilities, reasoning, and safety, which support comprehensive and reliable assessment of model performance. Additionally, we identify critical research issues, including those concerning theoretical foundations, efficient scaling, alignment, and agentic capability, and highlight the open challenges they present. By synthesizing state-of-the-art insights and emerging trends, this survey aims to provide a systematic and comprehensive framework for understanding the trajectory, current limitations, and future directions of LLM progress.","container-title":"Frontiers of Computer Science","DOI":"10.1007/s11704-026-60308-3","ISSN":"2095-2236","issue":"12","journalAbbreviation":"Front. Comput. Sci.","language":"en","page":"2012627","source":"Springer Link","title":"A Survey of Large Language Models","volume":"20","author":[{"family":"Zhao","given":"Wayne Xin"},{"family":"Zhou","given":"Kun"},{"family":"Li","given":"Junyi"},{"family":"Tang","given":"Tianyi"},{"family":"Dong","given":"Zican"},{"family":"Hou","given":"Yupeng"},{"family":"Zhang","given":"Beichen"},{"family":"Min","given":"Yingqian"},{"family":"Zhang","given":"Junjie"},{"family":"Liu","given":"Peiyu"},{"family":"Wang","given":"Xiaolei"},{"family":"Du","given":"Yifan"},{"family":"Yang","given":"Chen"},{"family":"Chen","given":"Yushuo"},{"family":"Chen","given":"Zhipeng"},{"family":"Jiang","given":"Jinhao"},{"family":"Ren","given":"Ruiyang"},{"family":"Li","given":"Yifan"},{"family":"Tang","given":"Xinyu"},{"family":"Liu","given":"Zikang"},{"family":"Hu","given":"Yiwen"},{"family":"Nie","given":"Jian-Yun"},{"family":"Wen","given":"Ji-Rong"}],"issued":{"date-parts":[["2026",5,9]]}}}],"schema":"https://github.com/citation-style-language/schema/raw/master/csl-citation.json"} </w:instrText>
+      </w:r>
+      <w:r>
+        <w:fldChar w:fldCharType="separate"/>
+      </w:r>
+      <w:r>
+        <w:rPr>
+          <w:rFonts w:cs="Tahoma"/>
+        </w:rPr>
+        <w:t>[16]</w:t>
+      </w:r>
+      <w:r>
+        <w:fldChar w:fldCharType="end"/>
+      </w:r>
+    </w:p>
+    <w:p/>
+    <w:p>
+      <w:r>
+        <w:t xml:space="preserve">Besonders populär mit ChatGPT </w:t>
+      </w:r>
+      <w:proofErr w:type="spellStart"/>
+      <w:r>
+        <w:t>blablabla</w:t>
+      </w:r>
+      <w:proofErr w:type="spellEnd"/>
+      <w:r>
+        <w:t>, heute angewendet blablabla</w:t>
+      </w:r>
+    </w:p>
+    <w:p>
       <w:pPr>
         <w:pStyle w:val="Heading2"/>
       </w:pPr>
-      <w:bookmarkStart w:id="9" w:name="_Toc234254424"/>
-      <w:r>
-        <w:t>Retrieval-Augmented Generation</w:t>
+      <w:bookmarkStart w:id="9" w:name="_Toc234339694"/>
+      <w:r>
+        <w:lastRenderedPageBreak/>
+        <w:t>Retrieval-</w:t>
+      </w:r>
+      <w:proofErr w:type="spellStart"/>
+      <w:r>
+        <w:t>Augmented</w:t>
+      </w:r>
+      <w:proofErr w:type="spellEnd"/>
+      <w:r>
+        <w:t xml:space="preserve"> Generation</w:t>
       </w:r>
       <w:bookmarkEnd w:id="9"/>
     </w:p>
@@ -6378,7 +7354,7 @@
       <w:pPr>
         <w:pStyle w:val="Heading2"/>
       </w:pPr>
-      <w:bookmarkStart w:id="10" w:name="_Toc234254425"/>
+      <w:bookmarkStart w:id="10" w:name="_Toc234339695"/>
       <w:r>
         <w:t>Wissensgraphen</w:t>
       </w:r>
@@ -6388,17 +7364,19 @@
       <w:pPr>
         <w:pStyle w:val="Heading2"/>
       </w:pPr>
-      <w:bookmarkStart w:id="11" w:name="_Toc234254426"/>
+      <w:bookmarkStart w:id="11" w:name="_Toc234339696"/>
+      <w:proofErr w:type="spellStart"/>
       <w:r>
         <w:t>GraphRAG</w:t>
       </w:r>
       <w:bookmarkEnd w:id="11"/>
+      <w:proofErr w:type="spellEnd"/>
     </w:p>
     <w:p>
       <w:pPr>
         <w:pStyle w:val="Heading1"/>
       </w:pPr>
-      <w:bookmarkStart w:id="12" w:name="_Toc234254427"/>
+      <w:bookmarkStart w:id="12" w:name="_Toc234339697"/>
       <w:r>
         <w:lastRenderedPageBreak/>
         <w:t>Stand der Forschung</w:t>
@@ -6409,7 +7387,7 @@
       <w:pPr>
         <w:pStyle w:val="Heading2"/>
       </w:pPr>
-      <w:bookmarkStart w:id="13" w:name="_Toc234254428"/>
+      <w:bookmarkStart w:id="13" w:name="_Toc234339698"/>
       <w:r>
         <w:t>Fehler in Wissensgraphen</w:t>
       </w:r>
@@ -6419,9 +7397,14 @@
       <w:pPr>
         <w:pStyle w:val="Heading2"/>
       </w:pPr>
-      <w:bookmarkStart w:id="14" w:name="_Toc234254429"/>
-      <w:r>
-        <w:t>GraphRAG-Retrieval-Paradigmen</w:t>
+      <w:bookmarkStart w:id="14" w:name="_Toc234339699"/>
+      <w:proofErr w:type="spellStart"/>
+      <w:r>
+        <w:t>GraphRAG</w:t>
+      </w:r>
+      <w:proofErr w:type="spellEnd"/>
+      <w:r>
+        <w:t>-Retrieval-Paradigmen</w:t>
       </w:r>
       <w:bookmarkEnd w:id="14"/>
     </w:p>
@@ -6429,9 +7412,14 @@
       <w:pPr>
         <w:pStyle w:val="Heading2"/>
       </w:pPr>
-      <w:bookmarkStart w:id="15" w:name="_Toc234254430"/>
-      <w:r>
-        <w:t>GraphRAG mit fehlerbehafteten Wissensgraphen</w:t>
+      <w:bookmarkStart w:id="15" w:name="_Toc234339700"/>
+      <w:proofErr w:type="spellStart"/>
+      <w:r>
+        <w:t>GraphRAG</w:t>
+      </w:r>
+      <w:proofErr w:type="spellEnd"/>
+      <w:r>
+        <w:t xml:space="preserve"> mit fehlerbehafteten Wissensgraphen</w:t>
       </w:r>
       <w:bookmarkEnd w:id="15"/>
       <w:r>
@@ -6442,9 +7430,14 @@
       <w:pPr>
         <w:pStyle w:val="Heading2"/>
       </w:pPr>
-      <w:bookmarkStart w:id="16" w:name="_Toc234254431"/>
-      <w:r>
-        <w:t>GraphRAG mit semi-strukturierten Wissensgraphen</w:t>
+      <w:bookmarkStart w:id="16" w:name="_Toc234339701"/>
+      <w:proofErr w:type="spellStart"/>
+      <w:r>
+        <w:t>GraphRAG</w:t>
+      </w:r>
+      <w:proofErr w:type="spellEnd"/>
+      <w:r>
+        <w:t xml:space="preserve"> mit semi-strukturierten Wissensgraphen</w:t>
       </w:r>
       <w:bookmarkEnd w:id="16"/>
     </w:p>
@@ -6452,7 +7445,7 @@
       <w:pPr>
         <w:pStyle w:val="Heading2"/>
       </w:pPr>
-      <w:bookmarkStart w:id="17" w:name="_Toc234254432"/>
+      <w:bookmarkStart w:id="17" w:name="_Toc234339702"/>
       <w:r>
         <w:t>Offene Forschungslücke</w:t>
       </w:r>
@@ -6462,7 +7455,7 @@
       <w:pPr>
         <w:pStyle w:val="Heading1"/>
       </w:pPr>
-      <w:bookmarkStart w:id="18" w:name="_Toc234254433"/>
+      <w:bookmarkStart w:id="18" w:name="_Toc234339703"/>
       <w:r>
         <w:lastRenderedPageBreak/>
         <w:t>Auswahl und Realisierung der Retriever</w:t>
@@ -6473,7 +7466,7 @@
       <w:pPr>
         <w:pStyle w:val="Heading2"/>
       </w:pPr>
-      <w:bookmarkStart w:id="19" w:name="_Toc234254434"/>
+      <w:bookmarkStart w:id="19" w:name="_Toc234339704"/>
       <w:r>
         <w:t xml:space="preserve">Auswahl der </w:t>
       </w:r>
@@ -6486,7 +7479,7 @@
       <w:pPr>
         <w:pStyle w:val="Heading3"/>
       </w:pPr>
-      <w:bookmarkStart w:id="20" w:name="_Toc234254435"/>
+      <w:bookmarkStart w:id="20" w:name="_Toc234339705"/>
       <w:r>
         <w:t xml:space="preserve">Definition der </w:t>
       </w:r>
@@ -6499,7 +7492,7 @@
       <w:pPr>
         <w:pStyle w:val="Heading3"/>
       </w:pPr>
-      <w:bookmarkStart w:id="21" w:name="_Toc234254436"/>
+      <w:bookmarkStart w:id="21" w:name="_Toc234339706"/>
       <w:r>
         <w:t xml:space="preserve">Systematischer Vergleich existierender </w:t>
       </w:r>
@@ -6512,10 +7505,11 @@
       <w:pPr>
         <w:pStyle w:val="Heading3"/>
       </w:pPr>
-      <w:bookmarkStart w:id="22" w:name="_Toc234254437"/>
+      <w:bookmarkStart w:id="22" w:name="_Toc234339707"/>
       <w:r>
         <w:t xml:space="preserve">Ableitung </w:t>
       </w:r>
+      <w:proofErr w:type="gramStart"/>
       <w:r>
         <w:t>zu untersuchender</w:t>
       </w:r>
@@ -6523,14 +7517,18 @@
         <w:t xml:space="preserve"> Retriever</w:t>
       </w:r>
       <w:bookmarkEnd w:id="22"/>
+      <w:proofErr w:type="gramEnd"/>
     </w:p>
     <w:p>
       <w:pPr>
         <w:pStyle w:val="Heading2"/>
       </w:pPr>
-      <w:bookmarkStart w:id="23" w:name="_Toc234254438"/>
-      <w:r>
-        <w:t xml:space="preserve">Implementierung der </w:t>
+      <w:bookmarkStart w:id="23" w:name="_Toc234339708"/>
+      <w:r>
+        <w:t>Realisierung</w:t>
+      </w:r>
+      <w:r>
+        <w:t xml:space="preserve"> der </w:t>
       </w:r>
       <w:r>
         <w:t>Retriever</w:t>
@@ -6541,7 +7539,7 @@
       <w:pPr>
         <w:pStyle w:val="Heading3"/>
       </w:pPr>
-      <w:bookmarkStart w:id="24" w:name="_Toc234254439"/>
+      <w:bookmarkStart w:id="24" w:name="_Toc234339709"/>
       <w:r>
         <w:t>Textuelles Once-Retrieval</w:t>
       </w:r>
@@ -6551,7 +7549,7 @@
       <w:pPr>
         <w:pStyle w:val="Heading3"/>
       </w:pPr>
-      <w:bookmarkStart w:id="25" w:name="_Toc234254440"/>
+      <w:bookmarkStart w:id="25" w:name="_Toc234339710"/>
       <w:r>
         <w:t>Hybrides Once-Retrieval</w:t>
       </w:r>
@@ -6561,9 +7559,17 @@
       <w:pPr>
         <w:pStyle w:val="Heading3"/>
       </w:pPr>
-      <w:bookmarkStart w:id="26" w:name="_Toc234254441"/>
-      <w:r>
-        <w:t>Hybrides agentisches Retrieval</w:t>
+      <w:bookmarkStart w:id="26" w:name="_Toc234339711"/>
+      <w:r>
+        <w:t xml:space="preserve">Hybrides </w:t>
+      </w:r>
+      <w:proofErr w:type="spellStart"/>
+      <w:r>
+        <w:t>agentisches</w:t>
+      </w:r>
+      <w:proofErr w:type="spellEnd"/>
+      <w:r>
+        <w:t xml:space="preserve"> Retrieval</w:t>
       </w:r>
       <w:bookmarkEnd w:id="26"/>
     </w:p>
@@ -6571,7 +7577,7 @@
       <w:pPr>
         <w:pStyle w:val="Heading1"/>
       </w:pPr>
-      <w:bookmarkStart w:id="27" w:name="_Toc234254442"/>
+      <w:bookmarkStart w:id="27" w:name="_Toc234339712"/>
       <w:r>
         <w:lastRenderedPageBreak/>
         <w:t>Evaluation</w:t>
@@ -6582,7 +7588,7 @@
       <w:pPr>
         <w:pStyle w:val="Heading2"/>
       </w:pPr>
-      <w:bookmarkStart w:id="28" w:name="_Toc234254443"/>
+      <w:bookmarkStart w:id="28" w:name="_Toc234339713"/>
       <w:r>
         <w:t>Datengrundlage und Fragemengen</w:t>
       </w:r>
@@ -6592,7 +7598,7 @@
       <w:pPr>
         <w:pStyle w:val="Heading3"/>
       </w:pPr>
-      <w:bookmarkStart w:id="29" w:name="_Toc234254444"/>
+      <w:bookmarkStart w:id="29" w:name="_Toc234339714"/>
       <w:r>
         <w:t>Grundlegende Benchmark</w:t>
       </w:r>
@@ -6602,7 +7608,7 @@
       <w:pPr>
         <w:pStyle w:val="Heading3"/>
       </w:pPr>
-      <w:bookmarkStart w:id="30" w:name="_Toc234254445"/>
+      <w:bookmarkStart w:id="30" w:name="_Toc234339715"/>
       <w:r>
         <w:t>Konstruktion des relationalen QA-Datensatzes</w:t>
       </w:r>
@@ -6612,7 +7618,7 @@
       <w:pPr>
         <w:pStyle w:val="Heading3"/>
       </w:pPr>
-      <w:bookmarkStart w:id="31" w:name="_Toc234254446"/>
+      <w:bookmarkStart w:id="31" w:name="_Toc234339716"/>
       <w:r>
         <w:t>Konstruktion des textuellen QA-Datensatzes</w:t>
       </w:r>
@@ -6622,7 +7628,7 @@
       <w:pPr>
         <w:pStyle w:val="Heading2"/>
       </w:pPr>
-      <w:bookmarkStart w:id="32" w:name="_Toc234254447"/>
+      <w:bookmarkStart w:id="32" w:name="_Toc234339717"/>
       <w:r>
         <w:t>Simulation von Fehlerfällen im Wissensgraphen</w:t>
       </w:r>
@@ -6632,7 +7638,7 @@
       <w:pPr>
         <w:pStyle w:val="Heading3"/>
       </w:pPr>
-      <w:bookmarkStart w:id="33" w:name="_Toc234254448"/>
+      <w:bookmarkStart w:id="33" w:name="_Toc234339718"/>
       <w:r>
         <w:t>Konzeption relevanter Fehlerszenarien</w:t>
       </w:r>
@@ -6642,7 +7648,7 @@
       <w:pPr>
         <w:pStyle w:val="Heading3"/>
       </w:pPr>
-      <w:bookmarkStart w:id="34" w:name="_Toc234254449"/>
+      <w:bookmarkStart w:id="34" w:name="_Toc234339719"/>
       <w:r>
         <w:t>Simulation der Fehlerfälle</w:t>
       </w:r>
@@ -6652,7 +7658,7 @@
       <w:pPr>
         <w:pStyle w:val="Heading2"/>
       </w:pPr>
-      <w:bookmarkStart w:id="35" w:name="_Toc234254450"/>
+      <w:bookmarkStart w:id="35" w:name="_Toc234339720"/>
       <w:r>
         <w:t>Versuchsaufbau</w:t>
       </w:r>
@@ -6662,7 +7668,7 @@
       <w:pPr>
         <w:pStyle w:val="Heading3"/>
       </w:pPr>
-      <w:bookmarkStart w:id="36" w:name="_Toc234254451"/>
+      <w:bookmarkStart w:id="36" w:name="_Toc234339721"/>
       <w:r>
         <w:t>Testläufe</w:t>
       </w:r>
@@ -6672,7 +7678,7 @@
       <w:pPr>
         <w:pStyle w:val="Heading3"/>
       </w:pPr>
-      <w:bookmarkStart w:id="37" w:name="_Toc234254452"/>
+      <w:bookmarkStart w:id="37" w:name="_Toc234339722"/>
       <w:r>
         <w:t>Metriken</w:t>
       </w:r>
@@ -6682,7 +7688,7 @@
       <w:pPr>
         <w:pStyle w:val="Heading1"/>
       </w:pPr>
-      <w:bookmarkStart w:id="38" w:name="_Toc234254453"/>
+      <w:bookmarkStart w:id="38" w:name="_Toc234339723"/>
       <w:r>
         <w:lastRenderedPageBreak/>
         <w:t>Ergebnisse</w:t>
@@ -6693,7 +7699,7 @@
       <w:pPr>
         <w:pStyle w:val="Heading2"/>
       </w:pPr>
-      <w:bookmarkStart w:id="39" w:name="_Toc234254454"/>
+      <w:bookmarkStart w:id="39" w:name="_Toc234339724"/>
       <w:r>
         <w:t>Ergebnisse auf dem Basisgraphen</w:t>
       </w:r>
@@ -6703,7 +7709,7 @@
       <w:pPr>
         <w:pStyle w:val="Heading2"/>
       </w:pPr>
-      <w:bookmarkStart w:id="40" w:name="_Toc234254455"/>
+      <w:bookmarkStart w:id="40" w:name="_Toc234339725"/>
       <w:r>
         <w:t>Strukturelle Unvollständigkeit</w:t>
       </w:r>
@@ -6713,7 +7719,7 @@
       <w:pPr>
         <w:pStyle w:val="Heading3"/>
       </w:pPr>
-      <w:bookmarkStart w:id="41" w:name="_Toc234254456"/>
+      <w:bookmarkStart w:id="41" w:name="_Toc234339726"/>
       <w:r>
         <w:t>Einfluss auf Retrieval-Genauigkeit</w:t>
       </w:r>
@@ -6723,7 +7729,7 @@
       <w:pPr>
         <w:pStyle w:val="Heading3"/>
       </w:pPr>
-      <w:bookmarkStart w:id="42" w:name="_Toc234254457"/>
+      <w:bookmarkStart w:id="42" w:name="_Toc234339727"/>
       <w:r>
         <w:t>Qualitative Beobachtungen</w:t>
       </w:r>
@@ -6733,7 +7739,7 @@
       <w:pPr>
         <w:pStyle w:val="Heading2"/>
       </w:pPr>
-      <w:bookmarkStart w:id="43" w:name="_Toc234254458"/>
+      <w:bookmarkStart w:id="43" w:name="_Toc234339728"/>
       <w:r>
         <w:t>Textuelle Unvollständigkeit</w:t>
       </w:r>
@@ -6743,7 +7749,7 @@
       <w:pPr>
         <w:pStyle w:val="Heading3"/>
       </w:pPr>
-      <w:bookmarkStart w:id="44" w:name="_Toc234254459"/>
+      <w:bookmarkStart w:id="44" w:name="_Toc234339729"/>
       <w:r>
         <w:t>Einfluss auf Retrieval-Genauigkeit</w:t>
       </w:r>
@@ -6753,7 +7759,7 @@
       <w:pPr>
         <w:pStyle w:val="Heading3"/>
       </w:pPr>
-      <w:bookmarkStart w:id="45" w:name="_Toc234254460"/>
+      <w:bookmarkStart w:id="45" w:name="_Toc234339730"/>
       <w:r>
         <w:t>Qualitative Beobachtungen</w:t>
       </w:r>
@@ -6763,7 +7769,7 @@
       <w:pPr>
         <w:pStyle w:val="Heading2"/>
       </w:pPr>
-      <w:bookmarkStart w:id="46" w:name="_Toc234254461"/>
+      <w:bookmarkStart w:id="46" w:name="_Toc234339731"/>
       <w:r>
         <w:t>Strukturelle Präzisionsfehler</w:t>
       </w:r>
@@ -6773,7 +7779,7 @@
       <w:pPr>
         <w:pStyle w:val="Heading3"/>
       </w:pPr>
-      <w:bookmarkStart w:id="47" w:name="_Toc234254462"/>
+      <w:bookmarkStart w:id="47" w:name="_Toc234339732"/>
       <w:r>
         <w:t>Einfluss auf Retrieval-Genauigkeit</w:t>
       </w:r>
@@ -6783,7 +7789,7 @@
       <w:pPr>
         <w:pStyle w:val="Heading3"/>
       </w:pPr>
-      <w:bookmarkStart w:id="48" w:name="_Toc234254463"/>
+      <w:bookmarkStart w:id="48" w:name="_Toc234339733"/>
       <w:r>
         <w:t>Qualitative Beobachtungen</w:t>
       </w:r>
@@ -6793,7 +7799,7 @@
       <w:pPr>
         <w:pStyle w:val="Heading2"/>
       </w:pPr>
-      <w:bookmarkStart w:id="49" w:name="_Toc234254464"/>
+      <w:bookmarkStart w:id="49" w:name="_Toc234339734"/>
       <w:r>
         <w:t>Textuelle Präzisionsfehler</w:t>
       </w:r>
@@ -6803,7 +7809,7 @@
       <w:pPr>
         <w:pStyle w:val="Heading3"/>
       </w:pPr>
-      <w:bookmarkStart w:id="50" w:name="_Toc234254465"/>
+      <w:bookmarkStart w:id="50" w:name="_Toc234339735"/>
       <w:r>
         <w:t>Einfluss auf Retrieval-Genauigkeit</w:t>
       </w:r>
@@ -6813,7 +7819,7 @@
       <w:pPr>
         <w:pStyle w:val="Heading3"/>
       </w:pPr>
-      <w:bookmarkStart w:id="51" w:name="_Toc234254466"/>
+      <w:bookmarkStart w:id="51" w:name="_Toc234339736"/>
       <w:r>
         <w:t>Qualitative Beobachtungen</w:t>
       </w:r>
@@ -6823,7 +7829,7 @@
       <w:pPr>
         <w:pStyle w:val="Heading2"/>
       </w:pPr>
-      <w:bookmarkStart w:id="52" w:name="_Toc234254467"/>
+      <w:bookmarkStart w:id="52" w:name="_Toc234339737"/>
       <w:r>
         <w:lastRenderedPageBreak/>
         <w:t>Auswirkungen auf Retrieval-Effizienz</w:t>
@@ -6834,7 +7840,7 @@
       <w:pPr>
         <w:pStyle w:val="Heading1"/>
       </w:pPr>
-      <w:bookmarkStart w:id="53" w:name="_Toc234254468"/>
+      <w:bookmarkStart w:id="53" w:name="_Toc234339738"/>
       <w:r>
         <w:lastRenderedPageBreak/>
         <w:t>Diskussion</w:t>
@@ -6845,7 +7851,7 @@
       <w:pPr>
         <w:pStyle w:val="Heading2"/>
       </w:pPr>
-      <w:bookmarkStart w:id="54" w:name="_Toc234254469"/>
+      <w:bookmarkStart w:id="54" w:name="_Toc234339739"/>
       <w:r>
         <w:t>Überprüfung der Arbeitshypothesen</w:t>
       </w:r>
@@ -6855,7 +7861,7 @@
       <w:pPr>
         <w:pStyle w:val="Heading2"/>
       </w:pPr>
-      <w:bookmarkStart w:id="55" w:name="_Toc234254470"/>
+      <w:bookmarkStart w:id="55" w:name="_Toc234339740"/>
       <w:r>
         <w:t>Beantwortung der Forschungsfragen</w:t>
       </w:r>
@@ -6865,7 +7871,7 @@
       <w:pPr>
         <w:pStyle w:val="Heading2"/>
       </w:pPr>
-      <w:bookmarkStart w:id="56" w:name="_Toc234254471"/>
+      <w:bookmarkStart w:id="56" w:name="_Toc234339741"/>
       <w:r>
         <w:t>Limitationen</w:t>
       </w:r>
@@ -6875,7 +7881,7 @@
       <w:pPr>
         <w:pStyle w:val="Heading2"/>
       </w:pPr>
-      <w:bookmarkStart w:id="57" w:name="_Toc234254472"/>
+      <w:bookmarkStart w:id="57" w:name="_Toc234339742"/>
       <w:r>
         <w:t>Implikationen für Forschung und Praxis</w:t>
       </w:r>
@@ -6885,10 +7891,10 @@
       <w:pPr>
         <w:pStyle w:val="Heading1"/>
       </w:pPr>
-      <w:bookmarkStart w:id="58" w:name="_Toc234254473"/>
+      <w:bookmarkStart w:id="58" w:name="_Toc234339743"/>
       <w:r>
         <w:lastRenderedPageBreak/>
-        <w:t>Fazit</w:t>
+        <w:t>Schlussbetrachtung</w:t>
       </w:r>
       <w:bookmarkEnd w:id="58"/>
     </w:p>
@@ -6896,7 +7902,7 @@
       <w:pPr>
         <w:pStyle w:val="Heading2"/>
       </w:pPr>
-      <w:bookmarkStart w:id="59" w:name="_Toc234254474"/>
+      <w:bookmarkStart w:id="59" w:name="_Toc234339744"/>
       <w:r>
         <w:t>Zusammenfassung</w:t>
       </w:r>
@@ -6906,7 +7912,7 @@
       <w:pPr>
         <w:pStyle w:val="Heading2"/>
       </w:pPr>
-      <w:bookmarkStart w:id="60" w:name="_Toc234254475"/>
+      <w:bookmarkStart w:id="60" w:name="_Toc234339745"/>
       <w:r>
         <w:t>Ausblick</w:t>
       </w:r>
@@ -6916,15 +7922,9 @@
     <w:p>
       <w:pPr>
         <w:pStyle w:val="Verzeichnisbezeichnungen"/>
-        <w:rPr>
-          <w:lang w:val="en-US"/>
-        </w:rPr>
-      </w:pPr>
-      <w:bookmarkStart w:id="61" w:name="_Toc234254476"/>
-      <w:r>
-        <w:rPr>
-          <w:lang w:val="en-US"/>
-        </w:rPr>
+      </w:pPr>
+      <w:bookmarkStart w:id="61" w:name="_Toc234339746"/>
+      <w:r>
         <w:lastRenderedPageBreak/>
         <w:t>Literaturverzeichnis</w:t>
       </w:r>
@@ -6941,10 +7941,13 @@
         <w:fldChar w:fldCharType="begin"/>
       </w:r>
       <w:r>
-        <w:rPr>
-          <w:lang w:val="en-US"/>
-        </w:rPr>
-        <w:instrText xml:space="preserve"> ADDIN ZOTERO_BIBL {"uncited":[],"omitted":[],"custom":[]} CSL_BIBLIOGRAPHY </w:instrText>
+        <w:instrText xml:space="preserve"> ADDIN ZOTERO_BIBL {</w:instrText>
+      </w:r>
+      <w:r>
+        <w:rPr>
+          <w:lang w:val="en-US"/>
+        </w:rPr>
+        <w:instrText xml:space="preserve">"uncited":[],"omitted":[],"custom":[]} CSL_BIBLIOGRAPHY </w:instrText>
       </w:r>
       <w:r>
         <w:rPr>
@@ -6971,20 +7974,36 @@
           <w:iCs/>
           <w:lang w:val="en-US"/>
         </w:rPr>
-        <w:t>u. a.</w:t>
-      </w:r>
-      <w:r>
-        <w:rPr>
-          <w:lang w:val="en-US"/>
-        </w:rPr>
-        <w:t xml:space="preserve">, „Attention is All you Need“, in </w:t>
-      </w:r>
+        <w:t>u. a</w:t>
+      </w:r>
+      <w:proofErr w:type="gramStart"/>
       <w:r>
         <w:rPr>
           <w:i/>
           <w:iCs/>
           <w:lang w:val="en-US"/>
         </w:rPr>
+        <w:t>.</w:t>
+      </w:r>
+      <w:r>
+        <w:rPr>
+          <w:lang w:val="en-US"/>
+        </w:rPr>
+        <w:t>, „</w:t>
+      </w:r>
+      <w:proofErr w:type="gramEnd"/>
+      <w:r>
+        <w:rPr>
+          <w:lang w:val="en-US"/>
+        </w:rPr>
+        <w:t xml:space="preserve">Attention is All you Need“, in </w:t>
+      </w:r>
+      <w:r>
+        <w:rPr>
+          <w:i/>
+          <w:iCs/>
+          <w:lang w:val="en-US"/>
+        </w:rPr>
         <w:t>Advances in Neural Information Processing Systems</w:t>
       </w:r>
       <w:r>
@@ -7026,7 +8045,21 @@
         <w:rPr>
           <w:lang w:val="en-US"/>
         </w:rPr>
-        <w:t xml:space="preserve">, „Retrieval-Augmented Generation for Knowledge-Intensive NLP Tasks“, in </w:t>
+        <w:t xml:space="preserve">, „Retrieval-Augmented Generation for Knowledge-Intensive NLP </w:t>
+      </w:r>
+      <w:proofErr w:type="gramStart"/>
+      <w:r>
+        <w:rPr>
+          <w:lang w:val="en-US"/>
+        </w:rPr>
+        <w:t>Tasks“</w:t>
+      </w:r>
+      <w:proofErr w:type="gramEnd"/>
+      <w:r>
+        <w:rPr>
+          <w:lang w:val="en-US"/>
+        </w:rPr>
+        <w:t xml:space="preserve">, in </w:t>
       </w:r>
       <w:r>
         <w:rPr>
@@ -7078,8 +8111,37 @@
         <w:rPr>
           <w:lang w:val="en-US"/>
         </w:rPr>
-        <w:t xml:space="preserve">, „From Local to Global: A Graph RAG Approach to Query-Focused Summarization“, 19. Februar 2025, </w:t>
-      </w:r>
+        <w:t xml:space="preserve">, „From Local to Global: A Graph RAG Approach to Query-Focused </w:t>
+      </w:r>
+      <w:proofErr w:type="gramStart"/>
+      <w:r>
+        <w:rPr>
+          <w:lang w:val="en-US"/>
+        </w:rPr>
+        <w:t>Summarization“</w:t>
+      </w:r>
+      <w:proofErr w:type="gramEnd"/>
+      <w:r>
+        <w:rPr>
+          <w:lang w:val="en-US"/>
+        </w:rPr>
+        <w:t xml:space="preserve">, 19. </w:t>
+      </w:r>
+      <w:proofErr w:type="spellStart"/>
+      <w:r>
+        <w:rPr>
+          <w:lang w:val="en-US"/>
+        </w:rPr>
+        <w:t>Februar</w:t>
+      </w:r>
+      <w:proofErr w:type="spellEnd"/>
+      <w:r>
+        <w:rPr>
+          <w:lang w:val="en-US"/>
+        </w:rPr>
+        <w:t xml:space="preserve"> 2025, </w:t>
+      </w:r>
+      <w:proofErr w:type="spellStart"/>
       <w:r>
         <w:rPr>
           <w:i/>
@@ -7088,11 +8150,26 @@
         </w:rPr>
         <w:t>arXiv</w:t>
       </w:r>
-      <w:r>
-        <w:rPr>
-          <w:lang w:val="en-US"/>
-        </w:rPr>
-        <w:t>: arXiv:2404.16130. doi: 10.48550/arXiv.2404.16130.</w:t>
+      <w:proofErr w:type="spellEnd"/>
+      <w:r>
+        <w:rPr>
+          <w:lang w:val="en-US"/>
+        </w:rPr>
+        <w:t xml:space="preserve">: arXiv:2404.16130. </w:t>
+      </w:r>
+      <w:proofErr w:type="spellStart"/>
+      <w:r>
+        <w:rPr>
+          <w:lang w:val="en-US"/>
+        </w:rPr>
+        <w:t>doi</w:t>
+      </w:r>
+      <w:proofErr w:type="spellEnd"/>
+      <w:r>
+        <w:rPr>
+          <w:lang w:val="en-US"/>
+        </w:rPr>
+        <w:t>: 10.48550/arXiv.2404.16130.</w:t>
       </w:r>
     </w:p>
     <w:p>
@@ -7127,7 +8204,21 @@
         <w:rPr>
           <w:lang w:val="en-US"/>
         </w:rPr>
-        <w:t xml:space="preserve">, „Graph Retrieval-Augmented Generation: A Survey“, </w:t>
+        <w:t xml:space="preserve">, „Graph Retrieval-Augmented Generation: A </w:t>
+      </w:r>
+      <w:proofErr w:type="gramStart"/>
+      <w:r>
+        <w:rPr>
+          <w:lang w:val="en-US"/>
+        </w:rPr>
+        <w:t>Survey“</w:t>
+      </w:r>
+      <w:proofErr w:type="gramEnd"/>
+      <w:r>
+        <w:rPr>
+          <w:lang w:val="en-US"/>
+        </w:rPr>
+        <w:t xml:space="preserve">, </w:t>
       </w:r>
       <w:r>
         <w:rPr>
@@ -7141,7 +8232,21 @@
         <w:rPr>
           <w:lang w:val="en-US"/>
         </w:rPr>
-        <w:t>, Bd. 44, Nr. 2, S. 35:1-35:52, Dez. 2025, doi: 10.1145/3777378.</w:t>
+        <w:t xml:space="preserve">, Bd. 44, Nr. 2, S. 35:1-35:52, Dez. 2025, </w:t>
+      </w:r>
+      <w:proofErr w:type="spellStart"/>
+      <w:r>
+        <w:rPr>
+          <w:lang w:val="en-US"/>
+        </w:rPr>
+        <w:t>doi</w:t>
+      </w:r>
+      <w:proofErr w:type="spellEnd"/>
+      <w:r>
+        <w:rPr>
+          <w:lang w:val="en-US"/>
+        </w:rPr>
+        <w:t>: 10.1145/3777378.</w:t>
       </w:r>
     </w:p>
     <w:p>
@@ -7162,7 +8267,21 @@
           <w:lang w:val="en-US"/>
         </w:rPr>
         <w:tab/>
-        <w:t xml:space="preserve">W. Yih, M. Richardson, C. Meek, M.-W. Chang, und J. Suh, „The Value of Semantic Parse Labeling for Knowledge Base Question Answering“, in </w:t>
+        <w:t xml:space="preserve">W. Yih, M. Richardson, C. Meek, M.-W. Chang, und J. Suh, „The Value of Semantic Parse Labeling for Knowledge Base Question </w:t>
+      </w:r>
+      <w:proofErr w:type="gramStart"/>
+      <w:r>
+        <w:rPr>
+          <w:lang w:val="en-US"/>
+        </w:rPr>
+        <w:t>Answering“</w:t>
+      </w:r>
+      <w:proofErr w:type="gramEnd"/>
+      <w:r>
+        <w:rPr>
+          <w:lang w:val="en-US"/>
+        </w:rPr>
+        <w:t xml:space="preserve">, in </w:t>
       </w:r>
       <w:r>
         <w:rPr>
@@ -7176,7 +8295,35 @@
         <w:rPr>
           <w:lang w:val="en-US"/>
         </w:rPr>
-        <w:t>, K. Erk und N. A. Smith, Hrsg., Berlin, Germany: Association for Computational Linguistics, Aug. 2016, S. 201–206. doi: 10.18653/v1/P16-2033.</w:t>
+        <w:t xml:space="preserve">, K. Erk und N. A. Smith, </w:t>
+      </w:r>
+      <w:proofErr w:type="spellStart"/>
+      <w:r>
+        <w:rPr>
+          <w:lang w:val="en-US"/>
+        </w:rPr>
+        <w:t>Hrsg</w:t>
+      </w:r>
+      <w:proofErr w:type="spellEnd"/>
+      <w:r>
+        <w:rPr>
+          <w:lang w:val="en-US"/>
+        </w:rPr>
+        <w:t xml:space="preserve">., Berlin, Germany: Association for Computational Linguistics, Aug. 2016, S. 201–206. </w:t>
+      </w:r>
+      <w:proofErr w:type="spellStart"/>
+      <w:r>
+        <w:rPr>
+          <w:lang w:val="en-US"/>
+        </w:rPr>
+        <w:t>doi</w:t>
+      </w:r>
+      <w:proofErr w:type="spellEnd"/>
+      <w:r>
+        <w:rPr>
+          <w:lang w:val="en-US"/>
+        </w:rPr>
+        <w:t>: 10.18653/v1/P16-2033.</w:t>
       </w:r>
     </w:p>
     <w:p>
@@ -7197,7 +8344,49 @@
           <w:lang w:val="en-US"/>
         </w:rPr>
         <w:tab/>
-        <w:t xml:space="preserve">A. Talmor und J. Berant, „The Web as a Knowledge-Base for Answering Complex Questions“, in </w:t>
+        <w:t xml:space="preserve">A. Talmor und J. </w:t>
+      </w:r>
+      <w:proofErr w:type="spellStart"/>
+      <w:r>
+        <w:rPr>
+          <w:lang w:val="en-US"/>
+        </w:rPr>
+        <w:t>Berant</w:t>
+      </w:r>
+      <w:proofErr w:type="spellEnd"/>
+      <w:r>
+        <w:rPr>
+          <w:lang w:val="en-US"/>
+        </w:rPr>
+        <w:t xml:space="preserve">, „The Web as a </w:t>
+      </w:r>
+      <w:proofErr w:type="gramStart"/>
+      <w:r>
+        <w:rPr>
+          <w:lang w:val="en-US"/>
+        </w:rPr>
+        <w:t>Knowledge-Base</w:t>
+      </w:r>
+      <w:proofErr w:type="gramEnd"/>
+      <w:r>
+        <w:rPr>
+          <w:lang w:val="en-US"/>
+        </w:rPr>
+        <w:t xml:space="preserve"> for Answering Complex </w:t>
+      </w:r>
+      <w:proofErr w:type="gramStart"/>
+      <w:r>
+        <w:rPr>
+          <w:lang w:val="en-US"/>
+        </w:rPr>
+        <w:t>Questions“</w:t>
+      </w:r>
+      <w:proofErr w:type="gramEnd"/>
+      <w:r>
+        <w:rPr>
+          <w:lang w:val="en-US"/>
+        </w:rPr>
+        <w:t xml:space="preserve">, in </w:t>
       </w:r>
       <w:r>
         <w:rPr>
@@ -7211,7 +8400,35 @@
         <w:rPr>
           <w:lang w:val="en-US"/>
         </w:rPr>
-        <w:t>, M. Walker, H. Ji, und A. Stent, Hrsg., New Orleans, Louisiana: Association for Computational Linguistics, Juni 2018, S. 641–651. doi: 10.18653/v1/N18-1059.</w:t>
+        <w:t xml:space="preserve">, M. Walker, H. Ji, und A. Stent, </w:t>
+      </w:r>
+      <w:proofErr w:type="spellStart"/>
+      <w:r>
+        <w:rPr>
+          <w:lang w:val="en-US"/>
+        </w:rPr>
+        <w:t>Hrsg</w:t>
+      </w:r>
+      <w:proofErr w:type="spellEnd"/>
+      <w:r>
+        <w:rPr>
+          <w:lang w:val="en-US"/>
+        </w:rPr>
+        <w:t xml:space="preserve">., New Orleans, Louisiana: Association for Computational Linguistics, Juni 2018, S. 641–651. </w:t>
+      </w:r>
+      <w:proofErr w:type="spellStart"/>
+      <w:r>
+        <w:rPr>
+          <w:lang w:val="en-US"/>
+        </w:rPr>
+        <w:t>doi</w:t>
+      </w:r>
+      <w:proofErr w:type="spellEnd"/>
+      <w:r>
+        <w:rPr>
+          <w:lang w:val="en-US"/>
+        </w:rPr>
+        <w:t>: 10.18653/v1/N18-1059.</w:t>
       </w:r>
     </w:p>
     <w:p>
@@ -7232,7 +8449,35 @@
           <w:lang w:val="en-US"/>
         </w:rPr>
         <w:tab/>
-        <w:t xml:space="preserve">Y. Zhang, H. Dai, Z. Kozareva, A. J. Smola, und L. Song, „Variational reasoning for question answering with knowledge graph“, in </w:t>
+        <w:t xml:space="preserve">Y. Zhang, H. Dai, Z. </w:t>
+      </w:r>
+      <w:proofErr w:type="spellStart"/>
+      <w:r>
+        <w:rPr>
+          <w:lang w:val="en-US"/>
+        </w:rPr>
+        <w:t>Kozareva</w:t>
+      </w:r>
+      <w:proofErr w:type="spellEnd"/>
+      <w:r>
+        <w:rPr>
+          <w:lang w:val="en-US"/>
+        </w:rPr>
+        <w:t xml:space="preserve">, A. J. Smola, und L. Song, „Variational reasoning for question answering with knowledge </w:t>
+      </w:r>
+      <w:proofErr w:type="gramStart"/>
+      <w:r>
+        <w:rPr>
+          <w:lang w:val="en-US"/>
+        </w:rPr>
+        <w:t>graph“</w:t>
+      </w:r>
+      <w:proofErr w:type="gramEnd"/>
+      <w:r>
+        <w:rPr>
+          <w:lang w:val="en-US"/>
+        </w:rPr>
+        <w:t xml:space="preserve">, in </w:t>
       </w:r>
       <w:r>
         <w:rPr>
@@ -7246,7 +8491,55 @@
         <w:rPr>
           <w:lang w:val="en-US"/>
         </w:rPr>
-        <w:t>, in AAAI’18/IAAI’18/EAAI’18. New Orleans, Louisiana, USA: AAAI Press, Feb. 2018, S. 6069–6076. Zugegriffen: 24. April 2026. [Online]. Verfügbar unter: https://dl.acm.org/doi/10.5555/3504035.3504780</w:t>
+        <w:t xml:space="preserve">, in AAAI’18/IAAI’18/EAAI’18. </w:t>
+      </w:r>
+      <w:r>
+        <w:rPr>
+          <w:lang w:val="en-US"/>
+        </w:rPr>
+        <w:t xml:space="preserve">New Orleans, Louisiana, USA: AAAI Press, Feb. 2018, S. 6069–6076. </w:t>
+      </w:r>
+      <w:proofErr w:type="spellStart"/>
+      <w:r>
+        <w:rPr>
+          <w:lang w:val="en-US"/>
+        </w:rPr>
+        <w:t>Zugegriffen</w:t>
+      </w:r>
+      <w:proofErr w:type="spellEnd"/>
+      <w:r>
+        <w:rPr>
+          <w:lang w:val="en-US"/>
+        </w:rPr>
+        <w:t xml:space="preserve">: 24. April 2026. [Online]. </w:t>
+      </w:r>
+      <w:proofErr w:type="spellStart"/>
+      <w:r>
+        <w:rPr>
+          <w:lang w:val="en-US"/>
+        </w:rPr>
+        <w:t>Verfügbar</w:t>
+      </w:r>
+      <w:proofErr w:type="spellEnd"/>
+      <w:r>
+        <w:rPr>
+          <w:lang w:val="en-US"/>
+        </w:rPr>
+        <w:t xml:space="preserve"> </w:t>
+      </w:r>
+      <w:proofErr w:type="spellStart"/>
+      <w:r>
+        <w:rPr>
+          <w:lang w:val="en-US"/>
+        </w:rPr>
+        <w:t>unter</w:t>
+      </w:r>
+      <w:proofErr w:type="spellEnd"/>
+      <w:r>
+        <w:rPr>
+          <w:lang w:val="en-US"/>
+        </w:rPr>
+        <w:t>: https://dl.acm.org/doi/10.5555/3504035.3504780</w:t>
       </w:r>
     </w:p>
     <w:p>
@@ -7267,7 +8560,35 @@
           <w:lang w:val="en-US"/>
         </w:rPr>
         <w:tab/>
-        <w:t xml:space="preserve">K. Bollacker, C. Evans, P. Paritosh, T. Sturge, und J. Taylor, „Freebase: a collaboratively created graph database for structuring human knowledge“, in </w:t>
+        <w:t xml:space="preserve">K. Bollacker, C. Evans, P. Paritosh, T. Sturge, und J. </w:t>
+      </w:r>
+      <w:proofErr w:type="gramStart"/>
+      <w:r>
+        <w:rPr>
+          <w:lang w:val="en-US"/>
+        </w:rPr>
+        <w:t>Taylor, „</w:t>
+      </w:r>
+      <w:proofErr w:type="gramEnd"/>
+      <w:r>
+        <w:rPr>
+          <w:lang w:val="en-US"/>
+        </w:rPr>
+        <w:t xml:space="preserve">Freebase: a collaboratively created graph database for structuring human </w:t>
+      </w:r>
+      <w:proofErr w:type="gramStart"/>
+      <w:r>
+        <w:rPr>
+          <w:lang w:val="en-US"/>
+        </w:rPr>
+        <w:t>knowledge“</w:t>
+      </w:r>
+      <w:proofErr w:type="gramEnd"/>
+      <w:r>
+        <w:rPr>
+          <w:lang w:val="en-US"/>
+        </w:rPr>
+        <w:t xml:space="preserve">, in </w:t>
       </w:r>
       <w:r>
         <w:rPr>
@@ -7281,7 +8602,21 @@
         <w:rPr>
           <w:lang w:val="en-US"/>
         </w:rPr>
-        <w:t>, in SIGMOD ’08. New York, NY, USA: Association for Computing Machinery, Juni 2008, S. 1247–1250. doi: 10.1145/1376616.1376746.</w:t>
+        <w:t xml:space="preserve">, in SIGMOD ’08. New York, NY, USA: Association for Computing Machinery, Juni 2008, S. 1247–1250. </w:t>
+      </w:r>
+      <w:proofErr w:type="spellStart"/>
+      <w:r>
+        <w:rPr>
+          <w:lang w:val="en-US"/>
+        </w:rPr>
+        <w:t>doi</w:t>
+      </w:r>
+      <w:proofErr w:type="spellEnd"/>
+      <w:r>
+        <w:rPr>
+          <w:lang w:val="en-US"/>
+        </w:rPr>
+        <w:t>: 10.1145/1376616.1376746.</w:t>
       </w:r>
     </w:p>
     <w:p>
@@ -7302,7 +8637,21 @@
           <w:lang w:val="en-US"/>
         </w:rPr>
         <w:tab/>
-        <w:t xml:space="preserve">L. Zhong, J. Wu, Q. Li, H. Peng, und X. Wu, „A Comprehensive Survey on Automatic Knowledge Graph Construction“, </w:t>
+        <w:t xml:space="preserve">L. Zhong, J. Wu, Q. Li, H. Peng, und X. Wu, „A Comprehensive Survey on Automatic Knowledge Graph </w:t>
+      </w:r>
+      <w:proofErr w:type="gramStart"/>
+      <w:r>
+        <w:rPr>
+          <w:lang w:val="en-US"/>
+        </w:rPr>
+        <w:t>Construction“</w:t>
+      </w:r>
+      <w:proofErr w:type="gramEnd"/>
+      <w:r>
+        <w:rPr>
+          <w:lang w:val="en-US"/>
+        </w:rPr>
+        <w:t xml:space="preserve">, </w:t>
       </w:r>
       <w:r>
         <w:rPr>
@@ -7310,13 +8659,63 @@
           <w:iCs/>
           <w:lang w:val="en-US"/>
         </w:rPr>
-        <w:t>ACM Comput. Surv.</w:t>
-      </w:r>
-      <w:r>
-        <w:rPr>
-          <w:lang w:val="en-US"/>
-        </w:rPr>
-        <w:t>, Bd. 56, Nr. 4, S. 94:1-94:62, Nov. 2023, doi: 10.1145/3618295.</w:t>
+        <w:t xml:space="preserve">ACM </w:t>
+      </w:r>
+      <w:proofErr w:type="spellStart"/>
+      <w:r>
+        <w:rPr>
+          <w:i/>
+          <w:iCs/>
+          <w:lang w:val="en-US"/>
+        </w:rPr>
+        <w:t>Comput</w:t>
+      </w:r>
+      <w:proofErr w:type="spellEnd"/>
+      <w:r>
+        <w:rPr>
+          <w:i/>
+          <w:iCs/>
+          <w:lang w:val="en-US"/>
+        </w:rPr>
+        <w:t xml:space="preserve">. </w:t>
+      </w:r>
+      <w:proofErr w:type="spellStart"/>
+      <w:r>
+        <w:rPr>
+          <w:i/>
+          <w:iCs/>
+          <w:lang w:val="en-US"/>
+        </w:rPr>
+        <w:t>Surv</w:t>
+      </w:r>
+      <w:proofErr w:type="spellEnd"/>
+      <w:r>
+        <w:rPr>
+          <w:i/>
+          <w:iCs/>
+          <w:lang w:val="en-US"/>
+        </w:rPr>
+        <w:t>.</w:t>
+      </w:r>
+      <w:r>
+        <w:rPr>
+          <w:lang w:val="en-US"/>
+        </w:rPr>
+        <w:t xml:space="preserve">, Bd. 56, Nr. 4, S. 94:1-94:62, Nov. 2023, </w:t>
+      </w:r>
+      <w:proofErr w:type="spellStart"/>
+      <w:r>
+        <w:rPr>
+          <w:lang w:val="en-US"/>
+        </w:rPr>
+        <w:t>doi</w:t>
+      </w:r>
+      <w:proofErr w:type="spellEnd"/>
+      <w:r>
+        <w:rPr>
+          <w:lang w:val="en-US"/>
+        </w:rPr>
+        <w:t>: 10.1145/3618295.</w:t>
       </w:r>
     </w:p>
     <w:p>
@@ -7338,8 +8737,23 @@
           <w:lang w:val="en-US"/>
         </w:rPr>
         <w:tab/>
-        <w:t xml:space="preserve">H. Bian, „LLM-empowered knowledge graph construction: A survey“, 23. Oktober 2025, </w:t>
-      </w:r>
+        <w:t xml:space="preserve">H. Bian, „LLM-empowered knowledge graph construction: A </w:t>
+      </w:r>
+      <w:proofErr w:type="gramStart"/>
+      <w:r>
+        <w:rPr>
+          <w:lang w:val="en-US"/>
+        </w:rPr>
+        <w:t>survey“</w:t>
+      </w:r>
+      <w:proofErr w:type="gramEnd"/>
+      <w:r>
+        <w:rPr>
+          <w:lang w:val="en-US"/>
+        </w:rPr>
+        <w:t xml:space="preserve">, 23. Oktober 2025, </w:t>
+      </w:r>
+      <w:proofErr w:type="spellStart"/>
       <w:r>
         <w:rPr>
           <w:i/>
@@ -7348,11 +8762,26 @@
         </w:rPr>
         <w:t>arXiv</w:t>
       </w:r>
-      <w:r>
-        <w:rPr>
-          <w:lang w:val="en-US"/>
-        </w:rPr>
-        <w:t>: arXiv:2510.20345. doi: 10.48550/arXiv.2510.20345.</w:t>
+      <w:proofErr w:type="spellEnd"/>
+      <w:r>
+        <w:rPr>
+          <w:lang w:val="en-US"/>
+        </w:rPr>
+        <w:t xml:space="preserve">: arXiv:2510.20345. </w:t>
+      </w:r>
+      <w:proofErr w:type="spellStart"/>
+      <w:r>
+        <w:rPr>
+          <w:lang w:val="en-US"/>
+        </w:rPr>
+        <w:t>doi</w:t>
+      </w:r>
+      <w:proofErr w:type="spellEnd"/>
+      <w:r>
+        <w:rPr>
+          <w:lang w:val="en-US"/>
+        </w:rPr>
+        <w:t>: 10.48550/arXiv.2510.20345.</w:t>
       </w:r>
     </w:p>
     <w:p>
@@ -7387,8 +8816,37 @@
         <w:rPr>
           <w:lang w:val="en-US"/>
         </w:rPr>
-        <w:t xml:space="preserve">, „Toward Robust GraphRAG: Mitigating Retrieval Drift and Hallucination from Imperfect Knowledge Graphs“, 19. Mai 2026, </w:t>
-      </w:r>
+        <w:t xml:space="preserve">, „Toward Robust </w:t>
+      </w:r>
+      <w:proofErr w:type="spellStart"/>
+      <w:r>
+        <w:rPr>
+          <w:lang w:val="en-US"/>
+        </w:rPr>
+        <w:t>GraphRAG</w:t>
+      </w:r>
+      <w:proofErr w:type="spellEnd"/>
+      <w:r>
+        <w:rPr>
+          <w:lang w:val="en-US"/>
+        </w:rPr>
+        <w:t xml:space="preserve">: Mitigating Retrieval Drift and Hallucination from Imperfect Knowledge </w:t>
+      </w:r>
+      <w:proofErr w:type="gramStart"/>
+      <w:r>
+        <w:rPr>
+          <w:lang w:val="en-US"/>
+        </w:rPr>
+        <w:t>Graphs“</w:t>
+      </w:r>
+      <w:proofErr w:type="gramEnd"/>
+      <w:r>
+        <w:rPr>
+          <w:lang w:val="en-US"/>
+        </w:rPr>
+        <w:t xml:space="preserve">, 19. Mai 2026, </w:t>
+      </w:r>
+      <w:proofErr w:type="spellStart"/>
       <w:r>
         <w:rPr>
           <w:i/>
@@ -7397,11 +8855,26 @@
         </w:rPr>
         <w:t>arXiv</w:t>
       </w:r>
-      <w:r>
-        <w:rPr>
-          <w:lang w:val="en-US"/>
-        </w:rPr>
-        <w:t>: arXiv:2603.14828. doi: 10.48550/arXiv.2603.14828.</w:t>
+      <w:proofErr w:type="spellEnd"/>
+      <w:r>
+        <w:rPr>
+          <w:lang w:val="en-US"/>
+        </w:rPr>
+        <w:t xml:space="preserve">: arXiv:2603.14828. </w:t>
+      </w:r>
+      <w:proofErr w:type="spellStart"/>
+      <w:r>
+        <w:rPr>
+          <w:lang w:val="en-US"/>
+        </w:rPr>
+        <w:t>doi</w:t>
+      </w:r>
+      <w:proofErr w:type="spellEnd"/>
+      <w:r>
+        <w:rPr>
+          <w:lang w:val="en-US"/>
+        </w:rPr>
+        <w:t>: 10.48550/arXiv.2603.14828.</w:t>
       </w:r>
     </w:p>
     <w:p>
@@ -7436,8 +8909,23 @@
         <w:rPr>
           <w:lang w:val="en-US"/>
         </w:rPr>
-        <w:t xml:space="preserve">, „An Empirical Study on Information Extraction using Large Language Models“, 10. September 2024, </w:t>
-      </w:r>
+        <w:t xml:space="preserve">, „An Empirical Study on Information Extraction using Large Language </w:t>
+      </w:r>
+      <w:proofErr w:type="gramStart"/>
+      <w:r>
+        <w:rPr>
+          <w:lang w:val="en-US"/>
+        </w:rPr>
+        <w:t>Models“</w:t>
+      </w:r>
+      <w:proofErr w:type="gramEnd"/>
+      <w:r>
+        <w:rPr>
+          <w:lang w:val="en-US"/>
+        </w:rPr>
+        <w:t xml:space="preserve">, 10. September 2024, </w:t>
+      </w:r>
+      <w:proofErr w:type="spellStart"/>
       <w:r>
         <w:rPr>
           <w:i/>
@@ -7446,11 +8934,26 @@
         </w:rPr>
         <w:t>arXiv</w:t>
       </w:r>
-      <w:r>
-        <w:rPr>
-          <w:lang w:val="en-US"/>
-        </w:rPr>
-        <w:t>: arXiv:2305.14450. doi: 10.48550/arXiv.2305.14450.</w:t>
+      <w:proofErr w:type="spellEnd"/>
+      <w:r>
+        <w:rPr>
+          <w:lang w:val="en-US"/>
+        </w:rPr>
+        <w:t xml:space="preserve">: arXiv:2305.14450. </w:t>
+      </w:r>
+      <w:proofErr w:type="spellStart"/>
+      <w:r>
+        <w:rPr>
+          <w:lang w:val="en-US"/>
+        </w:rPr>
+        <w:t>doi</w:t>
+      </w:r>
+      <w:proofErr w:type="spellEnd"/>
+      <w:r>
+        <w:rPr>
+          <w:lang w:val="en-US"/>
+        </w:rPr>
+        <w:t>: 10.48550/arXiv.2305.14450.</w:t>
       </w:r>
     </w:p>
     <w:p>
@@ -7479,27 +8982,65 @@
           <w:iCs/>
           <w:lang w:val="en-US"/>
         </w:rPr>
-        <w:t>u. a.</w:t>
-      </w:r>
-      <w:r>
-        <w:rPr>
-          <w:lang w:val="en-US"/>
-        </w:rPr>
-        <w:t xml:space="preserve">, „STaRK: Benchmarking LLM Retrieval on Textual and Relational Knowledge Bases“, </w:t>
-      </w:r>
+        <w:t>u. a</w:t>
+      </w:r>
+      <w:proofErr w:type="gramStart"/>
       <w:r>
         <w:rPr>
           <w:i/>
           <w:iCs/>
           <w:lang w:val="en-US"/>
         </w:rPr>
+        <w:t>.</w:t>
+      </w:r>
+      <w:r>
+        <w:rPr>
+          <w:lang w:val="en-US"/>
+        </w:rPr>
+        <w:t>, „</w:t>
+      </w:r>
+      <w:proofErr w:type="spellStart"/>
+      <w:proofErr w:type="gramEnd"/>
+      <w:r>
+        <w:rPr>
+          <w:lang w:val="en-US"/>
+        </w:rPr>
+        <w:t>STaRK</w:t>
+      </w:r>
+      <w:proofErr w:type="spellEnd"/>
+      <w:r>
+        <w:rPr>
+          <w:lang w:val="en-US"/>
+        </w:rPr>
+        <w:t xml:space="preserve">: Benchmarking LLM Retrieval on Textual and Relational Knowledge Bases“, </w:t>
+      </w:r>
+      <w:r>
+        <w:rPr>
+          <w:i/>
+          <w:iCs/>
+          <w:lang w:val="en-US"/>
+        </w:rPr>
         <w:t>Adv. Neural Inf. Process. Syst.</w:t>
       </w:r>
       <w:r>
         <w:rPr>
           <w:lang w:val="en-US"/>
         </w:rPr>
-        <w:t>, Bd. 37, S. 127129–127153, Dez. 2024, doi: 10.52202/079017-4037.</w:t>
+        <w:t xml:space="preserve">, Bd. 37, S. 127129–127153, Dez. 2024, </w:t>
+      </w:r>
+      <w:proofErr w:type="spellStart"/>
+      <w:r>
+        <w:rPr>
+          <w:lang w:val="en-US"/>
+        </w:rPr>
+        <w:t>doi</w:t>
+      </w:r>
+      <w:proofErr w:type="spellEnd"/>
+      <w:r>
+        <w:rPr>
+          <w:lang w:val="en-US"/>
+        </w:rPr>
+        <w:t>: 10.52202/079017-4037.</w:t>
       </w:r>
     </w:p>
     <w:p>
@@ -7528,32 +9069,81 @@
           <w:iCs/>
           <w:lang w:val="en-US"/>
         </w:rPr>
-        <w:t>u. a.</w:t>
-      </w:r>
-      <w:r>
-        <w:rPr>
-          <w:lang w:val="en-US"/>
-        </w:rPr>
-        <w:t xml:space="preserve">, „Evaluating Knowledge Graph Based Retrieval Augmented Generation Methods under Knowledge Incompleteness“, 29. August 2025, </w:t>
-      </w:r>
+        <w:t>u. a</w:t>
+      </w:r>
+      <w:proofErr w:type="gramStart"/>
       <w:r>
         <w:rPr>
           <w:i/>
           <w:iCs/>
           <w:lang w:val="en-US"/>
         </w:rPr>
+        <w:t>.</w:t>
+      </w:r>
+      <w:r>
+        <w:rPr>
+          <w:lang w:val="en-US"/>
+        </w:rPr>
+        <w:t>, „</w:t>
+      </w:r>
+      <w:proofErr w:type="gramEnd"/>
+      <w:r>
+        <w:rPr>
+          <w:lang w:val="en-US"/>
+        </w:rPr>
+        <w:t xml:space="preserve">Evaluating Knowledge Graph Based Retrieval Augmented Generation Methods under Knowledge </w:t>
+      </w:r>
+      <w:proofErr w:type="gramStart"/>
+      <w:r>
+        <w:rPr>
+          <w:lang w:val="en-US"/>
+        </w:rPr>
+        <w:t>Incompleteness“</w:t>
+      </w:r>
+      <w:proofErr w:type="gramEnd"/>
+      <w:r>
+        <w:rPr>
+          <w:lang w:val="en-US"/>
+        </w:rPr>
+        <w:t xml:space="preserve">, 29. August 2025, </w:t>
+      </w:r>
+      <w:proofErr w:type="spellStart"/>
+      <w:r>
+        <w:rPr>
+          <w:i/>
+          <w:iCs/>
+          <w:lang w:val="en-US"/>
+        </w:rPr>
         <w:t>arXiv</w:t>
       </w:r>
-      <w:r>
-        <w:rPr>
-          <w:lang w:val="en-US"/>
-        </w:rPr>
-        <w:t>: arXiv:2504.05163. doi: 10.48550/arXiv.2504.05163.</w:t>
+      <w:proofErr w:type="spellEnd"/>
+      <w:r>
+        <w:rPr>
+          <w:lang w:val="en-US"/>
+        </w:rPr>
+        <w:t xml:space="preserve">: arXiv:2504.05163. </w:t>
+      </w:r>
+      <w:proofErr w:type="spellStart"/>
+      <w:r>
+        <w:rPr>
+          <w:lang w:val="en-US"/>
+        </w:rPr>
+        <w:t>doi</w:t>
+      </w:r>
+      <w:proofErr w:type="spellEnd"/>
+      <w:r>
+        <w:rPr>
+          <w:lang w:val="en-US"/>
+        </w:rPr>
+        <w:t>: 10.48550/arXiv.2504.05163.</w:t>
       </w:r>
     </w:p>
     <w:p>
       <w:pPr>
         <w:pStyle w:val="Bibliography"/>
+        <w:rPr>
+          <w:lang w:val="en-US"/>
+        </w:rPr>
       </w:pPr>
       <w:r>
         <w:rPr>
@@ -7566,7 +9156,21 @@
           <w:lang w:val="en-US"/>
         </w:rPr>
         <w:tab/>
-        <w:t xml:space="preserve">S. Pan, L. Luo, Y. Wang, C. Chen, J. Wang, und X. Wu, „Unifying Large Language Models and Knowledge Graphs: A Roadmap“, </w:t>
+        <w:t xml:space="preserve">S. Pan, L. Luo, Y. Wang, C. Chen, J. Wang, und X. Wu, „Unifying Large Language Models and Knowledge Graphs: A </w:t>
+      </w:r>
+      <w:proofErr w:type="gramStart"/>
+      <w:r>
+        <w:rPr>
+          <w:lang w:val="en-US"/>
+        </w:rPr>
+        <w:t>Roadmap“</w:t>
+      </w:r>
+      <w:proofErr w:type="gramEnd"/>
+      <w:r>
+        <w:rPr>
+          <w:lang w:val="en-US"/>
+        </w:rPr>
+        <w:t xml:space="preserve">, </w:t>
       </w:r>
       <w:r>
         <w:rPr>
@@ -7576,38 +9180,190 @@
         </w:rPr>
         <w:t xml:space="preserve">IEEE Trans. </w:t>
       </w:r>
+      <w:proofErr w:type="spellStart"/>
       <w:r>
         <w:rPr>
           <w:i/>
           <w:iCs/>
-        </w:rPr>
-        <w:t>Knowl. Data Eng.</w:t>
-      </w:r>
-      <w:r>
-        <w:t>, Bd. 36, Nr. 7, S. 3580–3599, Juli 2024, doi: 10.1109/TKDE.2024.3352100.</w:t>
+          <w:lang w:val="en-US"/>
+        </w:rPr>
+        <w:t>Knowl</w:t>
+      </w:r>
+      <w:proofErr w:type="spellEnd"/>
+      <w:r>
+        <w:rPr>
+          <w:i/>
+          <w:iCs/>
+          <w:lang w:val="en-US"/>
+        </w:rPr>
+        <w:t>. Data Eng.</w:t>
+      </w:r>
+      <w:r>
+        <w:rPr>
+          <w:lang w:val="en-US"/>
+        </w:rPr>
+        <w:t xml:space="preserve">, Bd. 36, Nr. 7, S. 3580–3599, Juli 2024, </w:t>
+      </w:r>
+      <w:proofErr w:type="spellStart"/>
+      <w:r>
+        <w:rPr>
+          <w:lang w:val="en-US"/>
+        </w:rPr>
+        <w:t>doi</w:t>
+      </w:r>
+      <w:proofErr w:type="spellEnd"/>
+      <w:r>
+        <w:rPr>
+          <w:lang w:val="en-US"/>
+        </w:rPr>
+        <w:t>: 10.1109/TKDE.2024.3352100.</w:t>
       </w:r>
     </w:p>
     <w:p>
       <w:pPr>
-        <w:rPr>
-          <w:lang w:val="en-US"/>
-        </w:rPr>
-      </w:pPr>
-      <w:r>
-        <w:rPr>
-          <w:lang w:val="en-US"/>
-        </w:rPr>
-        <w:fldChar w:fldCharType="end"/>
+        <w:pStyle w:val="Bibliography"/>
+      </w:pPr>
+      <w:r>
+        <w:rPr>
+          <w:lang w:val="en-US"/>
+        </w:rPr>
+        <w:t>[16]</w:t>
+      </w:r>
+      <w:r>
+        <w:rPr>
+          <w:lang w:val="en-US"/>
+        </w:rPr>
+        <w:tab/>
+        <w:t xml:space="preserve">W. X. Zhao </w:t>
+      </w:r>
+      <w:r>
+        <w:rPr>
+          <w:i/>
+          <w:iCs/>
+          <w:lang w:val="en-US"/>
+        </w:rPr>
+        <w:t>u. a</w:t>
+      </w:r>
+      <w:proofErr w:type="gramStart"/>
+      <w:r>
+        <w:rPr>
+          <w:i/>
+          <w:iCs/>
+          <w:lang w:val="en-US"/>
+        </w:rPr>
+        <w:t>.</w:t>
+      </w:r>
+      <w:r>
+        <w:rPr>
+          <w:lang w:val="en-US"/>
+        </w:rPr>
+        <w:t>, „</w:t>
+      </w:r>
+      <w:proofErr w:type="gramEnd"/>
+      <w:r>
+        <w:rPr>
+          <w:lang w:val="en-US"/>
+        </w:rPr>
+        <w:t xml:space="preserve">A Survey of Large Language </w:t>
+      </w:r>
+      <w:proofErr w:type="gramStart"/>
+      <w:r>
+        <w:rPr>
+          <w:lang w:val="en-US"/>
+        </w:rPr>
+        <w:t>Models“</w:t>
+      </w:r>
+      <w:proofErr w:type="gramEnd"/>
+      <w:r>
+        <w:rPr>
+          <w:lang w:val="en-US"/>
+        </w:rPr>
+        <w:t xml:space="preserve">, </w:t>
+      </w:r>
+      <w:proofErr w:type="gramStart"/>
+      <w:r>
+        <w:rPr>
+          <w:i/>
+          <w:iCs/>
+          <w:lang w:val="en-US"/>
+        </w:rPr>
+        <w:t>Front.</w:t>
+      </w:r>
+      <w:proofErr w:type="gramEnd"/>
+      <w:r>
+        <w:rPr>
+          <w:i/>
+          <w:iCs/>
+          <w:lang w:val="en-US"/>
+        </w:rPr>
+        <w:t xml:space="preserve"> </w:t>
+      </w:r>
+      <w:proofErr w:type="spellStart"/>
+      <w:r>
+        <w:rPr>
+          <w:i/>
+          <w:iCs/>
+        </w:rPr>
+        <w:t>Comput</w:t>
+      </w:r>
+      <w:proofErr w:type="spellEnd"/>
+      <w:r>
+        <w:rPr>
+          <w:i/>
+          <w:iCs/>
+        </w:rPr>
+        <w:t xml:space="preserve">. </w:t>
+      </w:r>
+      <w:proofErr w:type="spellStart"/>
+      <w:r>
+        <w:rPr>
+          <w:i/>
+          <w:iCs/>
+        </w:rPr>
+        <w:t>Sci</w:t>
+      </w:r>
+      <w:proofErr w:type="spellEnd"/>
+      <w:r>
+        <w:rPr>
+          <w:i/>
+          <w:iCs/>
+        </w:rPr>
+        <w:t>.</w:t>
+      </w:r>
+      <w:r>
+        <w:t xml:space="preserve">, Bd. 20, Nr. 12, S. 2012627, Mai 2026, </w:t>
+      </w:r>
+      <w:proofErr w:type="spellStart"/>
+      <w:r>
+        <w:t>doi</w:t>
+      </w:r>
+      <w:proofErr w:type="spellEnd"/>
+      <w:r>
+        <w:t>: 10.1007/s11704-026-60308-3.</w:t>
       </w:r>
     </w:p>
     <w:p>
       <w:pPr>
+        <w:rPr>
+          <w:lang w:val="en-US"/>
+        </w:rPr>
+      </w:pPr>
+      <w:r>
+        <w:rPr>
+          <w:lang w:val="en-US"/>
+        </w:rPr>
+        <w:fldChar w:fldCharType="end"/>
+      </w:r>
+    </w:p>
+    <w:p>
+      <w:pPr>
         <w:pStyle w:val="Verzeichnisbezeichnungen"/>
         <w:rPr>
           <w:lang w:val="en-US"/>
         </w:rPr>
       </w:pPr>
-      <w:bookmarkStart w:id="62" w:name="_Toc234254477"/>
+      <w:bookmarkStart w:id="62" w:name="_Toc234339747"/>
+      <w:proofErr w:type="spellStart"/>
       <w:r>
         <w:rPr>
           <w:lang w:val="en-US"/>
@@ -7616,6 +9372,7 @@
         <w:t>Abbildungsverzeichnis</w:t>
       </w:r>
       <w:bookmarkEnd w:id="62"/>
+      <w:proofErr w:type="spellEnd"/>
     </w:p>
     <w:p>
       <w:pPr>
@@ -7625,10 +9382,8 @@
         </w:tabs>
         <w:rPr>
           <w:rFonts w:asciiTheme="minorHAnsi" w:eastAsiaTheme="minorEastAsia" w:hAnsiTheme="minorHAnsi" w:cstheme="minorBidi"/>
-          <w:noProof/>
           <w:kern w:val="2"/>
           <w:szCs w:val="24"/>
-          <w:lang w:val="en-DE" w:eastAsia="en-DE"/>
           <w14:ligatures w14:val="standardContextual"/>
         </w:rPr>
       </w:pPr>
@@ -7749,7 +9504,8 @@
           <w:lang w:val="en-US"/>
         </w:rPr>
       </w:pPr>
-      <w:bookmarkStart w:id="63" w:name="_Toc234254478"/>
+      <w:bookmarkStart w:id="63" w:name="_Toc234339748"/>
+      <w:proofErr w:type="spellStart"/>
       <w:r>
         <w:rPr>
           <w:lang w:val="en-US"/>
@@ -7758,6 +9514,7 @@
         <w:t>Tabellenverzeichnis</w:t>
       </w:r>
       <w:bookmarkEnd w:id="63"/>
+      <w:proofErr w:type="spellEnd"/>
     </w:p>
     <w:p>
       <w:pPr>
@@ -7790,8 +9547,433 @@
         <w:fldChar w:fldCharType="end"/>
       </w:r>
     </w:p>
+    <w:p>
+      <w:pPr>
+        <w:pStyle w:val="Verzeichnisbezeichnungen"/>
+        <w:rPr>
+          <w:lang w:val="en-US"/>
+        </w:rPr>
+      </w:pPr>
+      <w:bookmarkStart w:id="64" w:name="_Toc234339749"/>
+      <w:proofErr w:type="spellStart"/>
+      <w:r>
+        <w:rPr>
+          <w:lang w:val="en-US"/>
+        </w:rPr>
+        <w:lastRenderedPageBreak/>
+        <w:t>Abkürzungsverzeichnis</w:t>
+      </w:r>
+      <w:bookmarkEnd w:id="64"/>
+      <w:proofErr w:type="spellEnd"/>
+    </w:p>
+    <w:tbl>
+      <w:tblPr>
+        <w:tblStyle w:val="TableGrid"/>
+        <w:tblW w:w="0" w:type="auto"/>
+        <w:tblBorders>
+          <w:top w:val="none" w:sz="0" w:space="0" w:color="auto"/>
+          <w:left w:val="none" w:sz="0" w:space="0" w:color="auto"/>
+          <w:bottom w:val="none" w:sz="0" w:space="0" w:color="auto"/>
+          <w:right w:val="none" w:sz="0" w:space="0" w:color="auto"/>
+          <w:insideH w:val="none" w:sz="0" w:space="0" w:color="auto"/>
+          <w:insideV w:val="none" w:sz="0" w:space="0" w:color="auto"/>
+        </w:tblBorders>
+        <w:tblLook w:val="04A0" w:firstRow="1" w:lastRow="0" w:firstColumn="1" w:lastColumn="0" w:noHBand="0" w:noVBand="1"/>
+      </w:tblPr>
+      <w:tblGrid>
+        <w:gridCol w:w="1465"/>
+        <w:gridCol w:w="4270"/>
+      </w:tblGrid>
+      <w:tr>
+        <w:tc>
+          <w:tcPr>
+            <w:tcW w:w="0" w:type="auto"/>
+          </w:tcPr>
+          <w:p>
+            <w:pPr>
+              <w:rPr>
+                <w:b/>
+                <w:bCs/>
+                <w:lang w:val="en-US"/>
+              </w:rPr>
+            </w:pPr>
+            <w:proofErr w:type="spellStart"/>
+            <w:r>
+              <w:rPr>
+                <w:b/>
+                <w:bCs/>
+                <w:lang w:val="en-US"/>
+              </w:rPr>
+              <w:t>bzw</w:t>
+            </w:r>
+            <w:proofErr w:type="spellEnd"/>
+            <w:r>
+              <w:rPr>
+                <w:b/>
+                <w:bCs/>
+                <w:lang w:val="en-US"/>
+              </w:rPr>
+              <w:t>.</w:t>
+            </w:r>
+          </w:p>
+        </w:tc>
+        <w:tc>
+          <w:tcPr>
+            <w:tcW w:w="0" w:type="auto"/>
+          </w:tcPr>
+          <w:p>
+            <w:pPr>
+              <w:rPr>
+                <w:lang w:val="en-US"/>
+              </w:rPr>
+            </w:pPr>
+            <w:proofErr w:type="spellStart"/>
+            <w:r>
+              <w:rPr>
+                <w:lang w:val="en-US"/>
+              </w:rPr>
+              <w:t>beziehungsweise</w:t>
+            </w:r>
+            <w:proofErr w:type="spellEnd"/>
+          </w:p>
+        </w:tc>
+      </w:tr>
+      <w:tr>
+        <w:tc>
+          <w:tcPr>
+            <w:tcW w:w="0" w:type="auto"/>
+          </w:tcPr>
+          <w:p>
+            <w:pPr>
+              <w:rPr>
+                <w:b/>
+                <w:bCs/>
+                <w:lang w:val="en-US"/>
+              </w:rPr>
+            </w:pPr>
+            <w:r>
+              <w:rPr>
+                <w:b/>
+                <w:bCs/>
+                <w:lang w:val="en-US"/>
+              </w:rPr>
+              <w:t>HQA</w:t>
+            </w:r>
+          </w:p>
+        </w:tc>
+        <w:tc>
+          <w:tcPr>
+            <w:tcW w:w="0" w:type="auto"/>
+          </w:tcPr>
+          <w:p>
+            <w:pPr>
+              <w:rPr>
+                <w:lang w:val="en-US"/>
+              </w:rPr>
+            </w:pPr>
+            <w:r>
+              <w:rPr>
+                <w:lang w:val="en-US"/>
+              </w:rPr>
+              <w:t>Hybrid Question Answering</w:t>
+            </w:r>
+          </w:p>
+        </w:tc>
+      </w:tr>
+      <w:tr>
+        <w:tc>
+          <w:tcPr>
+            <w:tcW w:w="0" w:type="auto"/>
+          </w:tcPr>
+          <w:p>
+            <w:pPr>
+              <w:rPr>
+                <w:b/>
+                <w:bCs/>
+                <w:lang w:val="en-US"/>
+              </w:rPr>
+            </w:pPr>
+            <w:r>
+              <w:rPr>
+                <w:b/>
+                <w:bCs/>
+                <w:lang w:val="en-US"/>
+              </w:rPr>
+              <w:t>KG</w:t>
+            </w:r>
+          </w:p>
+        </w:tc>
+        <w:tc>
+          <w:tcPr>
+            <w:tcW w:w="0" w:type="auto"/>
+          </w:tcPr>
+          <w:p>
+            <w:pPr>
+              <w:rPr>
+                <w:lang w:val="en-US"/>
+              </w:rPr>
+            </w:pPr>
+            <w:r>
+              <w:rPr>
+                <w:lang w:val="en-US"/>
+              </w:rPr>
+              <w:t>Knowledge Graph</w:t>
+            </w:r>
+          </w:p>
+        </w:tc>
+      </w:tr>
+      <w:tr>
+        <w:tc>
+          <w:tcPr>
+            <w:tcW w:w="0" w:type="auto"/>
+          </w:tcPr>
+          <w:p>
+            <w:pPr>
+              <w:rPr>
+                <w:b/>
+                <w:bCs/>
+                <w:lang w:val="en-US"/>
+              </w:rPr>
+            </w:pPr>
+            <w:r>
+              <w:rPr>
+                <w:b/>
+                <w:bCs/>
+                <w:lang w:val="en-US"/>
+              </w:rPr>
+              <w:t>KGQA</w:t>
+            </w:r>
+          </w:p>
+        </w:tc>
+        <w:tc>
+          <w:tcPr>
+            <w:tcW w:w="0" w:type="auto"/>
+          </w:tcPr>
+          <w:p>
+            <w:pPr>
+              <w:rPr>
+                <w:lang w:val="en-US"/>
+              </w:rPr>
+            </w:pPr>
+            <w:r>
+              <w:rPr>
+                <w:lang w:val="en-US"/>
+              </w:rPr>
+              <w:t>Knowledge Graph Question Answering</w:t>
+            </w:r>
+          </w:p>
+        </w:tc>
+      </w:tr>
+      <w:tr>
+        <w:tc>
+          <w:tcPr>
+            <w:tcW w:w="0" w:type="auto"/>
+          </w:tcPr>
+          <w:p>
+            <w:pPr>
+              <w:rPr>
+                <w:b/>
+                <w:bCs/>
+                <w:lang w:val="en-US"/>
+              </w:rPr>
+            </w:pPr>
+            <w:r>
+              <w:rPr>
+                <w:b/>
+                <w:bCs/>
+                <w:lang w:val="en-US"/>
+              </w:rPr>
+              <w:t>KI</w:t>
+            </w:r>
+          </w:p>
+        </w:tc>
+        <w:tc>
+          <w:tcPr>
+            <w:tcW w:w="0" w:type="auto"/>
+          </w:tcPr>
+          <w:p>
+            <w:pPr>
+              <w:rPr>
+                <w:lang w:val="en-US"/>
+              </w:rPr>
+            </w:pPr>
+            <w:proofErr w:type="spellStart"/>
+            <w:r>
+              <w:rPr>
+                <w:lang w:val="en-US"/>
+              </w:rPr>
+              <w:t>Künstliche</w:t>
+            </w:r>
+            <w:proofErr w:type="spellEnd"/>
+            <w:r>
+              <w:rPr>
+                <w:lang w:val="en-US"/>
+              </w:rPr>
+              <w:t xml:space="preserve"> </w:t>
+            </w:r>
+            <w:proofErr w:type="spellStart"/>
+            <w:r>
+              <w:rPr>
+                <w:lang w:val="en-US"/>
+              </w:rPr>
+              <w:t>Intelligenz</w:t>
+            </w:r>
+            <w:proofErr w:type="spellEnd"/>
+          </w:p>
+        </w:tc>
+      </w:tr>
+      <w:tr>
+        <w:tc>
+          <w:tcPr>
+            <w:tcW w:w="0" w:type="auto"/>
+          </w:tcPr>
+          <w:p>
+            <w:pPr>
+              <w:rPr>
+                <w:b/>
+                <w:bCs/>
+                <w:lang w:val="en-US"/>
+              </w:rPr>
+            </w:pPr>
+            <w:r>
+              <w:rPr>
+                <w:b/>
+                <w:bCs/>
+                <w:lang w:val="en-US"/>
+              </w:rPr>
+              <w:t>LLM</w:t>
+            </w:r>
+          </w:p>
+        </w:tc>
+        <w:tc>
+          <w:tcPr>
+            <w:tcW w:w="0" w:type="auto"/>
+          </w:tcPr>
+          <w:p>
+            <w:pPr>
+              <w:rPr>
+                <w:lang w:val="en-US"/>
+              </w:rPr>
+            </w:pPr>
+            <w:r>
+              <w:rPr>
+                <w:lang w:val="en-US"/>
+              </w:rPr>
+              <w:t>Large Language Model</w:t>
+            </w:r>
+          </w:p>
+        </w:tc>
+      </w:tr>
+      <w:tr>
+        <w:tc>
+          <w:tcPr>
+            <w:tcW w:w="0" w:type="auto"/>
+          </w:tcPr>
+          <w:p>
+            <w:pPr>
+              <w:rPr>
+                <w:b/>
+                <w:bCs/>
+                <w:lang w:val="en-US"/>
+              </w:rPr>
+            </w:pPr>
+            <w:r>
+              <w:rPr>
+                <w:b/>
+                <w:bCs/>
+                <w:lang w:val="en-US"/>
+              </w:rPr>
+              <w:t>RAG</w:t>
+            </w:r>
+          </w:p>
+        </w:tc>
+        <w:tc>
+          <w:tcPr>
+            <w:tcW w:w="0" w:type="auto"/>
+          </w:tcPr>
+          <w:p>
+            <w:pPr>
+              <w:rPr>
+                <w:lang w:val="en-US"/>
+              </w:rPr>
+            </w:pPr>
+            <w:r>
+              <w:rPr>
+                <w:lang w:val="en-US"/>
+              </w:rPr>
+              <w:t>Retrieval-Augmented Generation</w:t>
+            </w:r>
+          </w:p>
+        </w:tc>
+      </w:tr>
+      <w:tr>
+        <w:tc>
+          <w:tcPr>
+            <w:tcW w:w="0" w:type="auto"/>
+          </w:tcPr>
+          <w:p>
+            <w:pPr>
+              <w:rPr>
+                <w:b/>
+                <w:bCs/>
+                <w:lang w:val="en-US"/>
+              </w:rPr>
+            </w:pPr>
+            <w:proofErr w:type="spellStart"/>
+            <w:r>
+              <w:rPr>
+                <w:b/>
+                <w:bCs/>
+                <w:lang w:val="en-US"/>
+              </w:rPr>
+              <w:t>GraphRAG</w:t>
+            </w:r>
+            <w:proofErr w:type="spellEnd"/>
+          </w:p>
+        </w:tc>
+        <w:tc>
+          <w:tcPr>
+            <w:tcW w:w="0" w:type="auto"/>
+          </w:tcPr>
+          <w:p>
+            <w:pPr>
+              <w:rPr>
+                <w:lang w:val="en-US"/>
+              </w:rPr>
+            </w:pPr>
+            <w:proofErr w:type="spellStart"/>
+            <w:r>
+              <w:rPr>
+                <w:lang w:val="en-US"/>
+              </w:rPr>
+              <w:t>Graph</w:t>
+            </w:r>
+            <w:r>
+              <w:rPr>
+                <w:lang w:val="en-US"/>
+              </w:rPr>
+              <w:t>basiertes</w:t>
+            </w:r>
+            <w:proofErr w:type="spellEnd"/>
+            <w:r>
+              <w:rPr>
+                <w:lang w:val="en-US"/>
+              </w:rPr>
+              <w:t xml:space="preserve"> RAG</w:t>
+            </w:r>
+          </w:p>
+        </w:tc>
+      </w:tr>
+    </w:tbl>
+    <w:p>
+      <w:pPr>
+        <w:rPr>
+          <w:lang w:val="en-US"/>
+        </w:rPr>
+      </w:pPr>
+    </w:p>
     <w:sectPr>
-      <w:headerReference w:type="default" r:id="rId13"/>
+      <w:headerReference w:type="default" r:id="rId12"/>
       <w:type w:val="continuous"/>
       <w:pgSz w:w="11906" w:h="16838"/>
       <w:pgMar w:top="1418" w:right="1701" w:bottom="1418" w:left="1701" w:header="709" w:footer="0" w:gutter="0"/>
@@ -7987,7 +10169,7 @@
         </mc:Choice>
         <mc:Fallback>
           <w:pict>
-            <v:line w14:anchorId="4281B82E" id="Gerade Verbindung 3" o:spid="_x0000_s1026" alt="&quot;&quot;" style="position:absolute;flip:y;z-index:251658240;visibility:visible;mso-wrap-style:square;mso-width-percent:0;mso-height-percent:0;mso-wrap-distance-left:9pt;mso-wrap-distance-top:-3e-5mm;mso-wrap-distance-right:9pt;mso-wrap-distance-bottom:-3e-5mm;mso-position-horizontal:absolute;mso-position-horizontal-relative:text;mso-position-vertical:absolute;mso-position-vertical-relative:text;mso-width-percent:0;mso-height-percent:0;mso-width-relative:margin;mso-height-relative:margin" from="-.6pt,3.1pt" to="424.6pt,3.1pt" o:gfxdata="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" strokecolor="black [3213]">
+            <v:line w14:anchorId="4D972B83" id="Gerade Verbindung 3" o:spid="_x0000_s1026" alt="&quot;&quot;" style="position:absolute;flip:y;z-index:251658240;visibility:visible;mso-wrap-style:square;mso-width-percent:0;mso-height-percent:0;mso-wrap-distance-left:9pt;mso-wrap-distance-top:-3e-5mm;mso-wrap-distance-right:9pt;mso-wrap-distance-bottom:-3e-5mm;mso-position-horizontal:absolute;mso-position-horizontal-relative:text;mso-position-vertical:absolute;mso-position-vertical-relative:text;mso-width-percent:0;mso-height-percent:0;mso-width-relative:margin;mso-height-relative:margin" from="-.6pt,3.1pt" to="424.6pt,3.1pt" o:gfxdata="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" strokecolor="black [3213]">
               <o:lock v:ext="edit" shapetype="f"/>
             </v:line>
           </w:pict>
@@ -8118,7 +10300,7 @@
         </mc:Choice>
         <mc:Fallback>
           <w:pict>
-            <v:line w14:anchorId="3F16B776" id="Gerade Verbindung 3" o:spid="_x0000_s1026" alt="&quot;&quot;" style="position:absolute;flip:y;z-index:251658241;visibility:visible;mso-wrap-style:square;mso-width-percent:0;mso-height-percent:0;mso-wrap-distance-left:9pt;mso-wrap-distance-top:-3e-5mm;mso-wrap-distance-right:9pt;mso-wrap-distance-bottom:-3e-5mm;mso-position-horizontal:absolute;mso-position-horizontal-relative:text;mso-position-vertical:absolute;mso-position-vertical-relative:text;mso-width-percent:0;mso-height-percent:0;mso-width-relative:margin;mso-height-relative:margin" from="-.6pt,3.1pt" to="424.6pt,3.1pt" o:gfxdata="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" strokecolor="black [3213]">
+            <v:line w14:anchorId="5F51C997" id="Gerade Verbindung 3" o:spid="_x0000_s1026" alt="&quot;&quot;" style="position:absolute;flip:y;z-index:251658241;visibility:visible;mso-wrap-style:square;mso-width-percent:0;mso-height-percent:0;mso-wrap-distance-left:9pt;mso-wrap-distance-top:-3e-5mm;mso-wrap-distance-right:9pt;mso-wrap-distance-bottom:-3e-5mm;mso-position-horizontal:absolute;mso-position-horizontal-relative:text;mso-position-vertical:absolute;mso-position-vertical-relative:text;mso-width-percent:0;mso-height-percent:0;mso-width-relative:margin;mso-height-relative:margin" from="-.6pt,3.1pt" to="424.6pt,3.1pt" o:gfxdata="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" strokecolor="black [3213]">
               <o:lock v:ext="edit" shapetype="f"/>
             </v:line>
           </w:pict>
@@ -9983,6 +12165,118 @@
     </w:lvl>
   </w:abstractNum>
   <w:abstractNum w:abstractNumId="17" w15:restartNumberingAfterBreak="0">
+    <w:nsid w:val="5ACE49D9"/>
+    <w:multiLevelType w:val="hybridMultilevel"/>
+    <w:tmpl w:val="5D028C10"/>
+    <w:lvl w:ilvl="0" w:tplc="862CDAFA">
+      <w:numFmt w:val="bullet"/>
+      <w:lvlText w:val="-"/>
+      <w:lvlJc w:val="left"/>
+      <w:pPr>
+        <w:ind w:left="720" w:hanging="360"/>
+      </w:pPr>
+      <w:rPr>
+        <w:rFonts w:ascii="Tahoma" w:eastAsiaTheme="minorHAnsi" w:hAnsi="Tahoma" w:cs="Tahoma" w:hint="default"/>
+      </w:rPr>
+    </w:lvl>
+    <w:lvl w:ilvl="1" w:tplc="0C000003" w:tentative="1">
+      <w:start w:val="1"/>
+      <w:numFmt w:val="bullet"/>
+      <w:lvlText w:val="o"/>
+      <w:lvlJc w:val="left"/>
+      <w:pPr>
+        <w:ind w:left="1440" w:hanging="360"/>
+      </w:pPr>
+      <w:rPr>
+        <w:rFonts w:ascii="Courier New" w:hAnsi="Courier New" w:cs="Courier New" w:hint="default"/>
+      </w:rPr>
+    </w:lvl>
+    <w:lvl w:ilvl="2" w:tplc="0C000005" w:tentative="1">
+      <w:start w:val="1"/>
+      <w:numFmt w:val="bullet"/>
+      <w:lvlText w:val=""/>
+      <w:lvlJc w:val="left"/>
+      <w:pPr>
+        <w:ind w:left="2160" w:hanging="360"/>
+      </w:pPr>
+      <w:rPr>
+        <w:rFonts w:ascii="Wingdings" w:hAnsi="Wingdings" w:hint="default"/>
+      </w:rPr>
+    </w:lvl>
+    <w:lvl w:ilvl="3" w:tplc="0C000001" w:tentative="1">
+      <w:start w:val="1"/>
+      <w:numFmt w:val="bullet"/>
+      <w:lvlText w:val=""/>
+      <w:lvlJc w:val="left"/>
+      <w:pPr>
+        <w:ind w:left="2880" w:hanging="360"/>
+      </w:pPr>
+      <w:rPr>
+        <w:rFonts w:ascii="Symbol" w:hAnsi="Symbol" w:hint="default"/>
+      </w:rPr>
+    </w:lvl>
+    <w:lvl w:ilvl="4" w:tplc="0C000003" w:tentative="1">
+      <w:start w:val="1"/>
+      <w:numFmt w:val="bullet"/>
+      <w:lvlText w:val="o"/>
+      <w:lvlJc w:val="left"/>
+      <w:pPr>
+        <w:ind w:left="3600" w:hanging="360"/>
+      </w:pPr>
+      <w:rPr>
+        <w:rFonts w:ascii="Courier New" w:hAnsi="Courier New" w:cs="Courier New" w:hint="default"/>
+      </w:rPr>
+    </w:lvl>
+    <w:lvl w:ilvl="5" w:tplc="0C000005" w:tentative="1">
+      <w:start w:val="1"/>
+      <w:numFmt w:val="bullet"/>
+      <w:lvlText w:val=""/>
+      <w:lvlJc w:val="left"/>
+      <w:pPr>
+        <w:ind w:left="4320" w:hanging="360"/>
+      </w:pPr>
+      <w:rPr>
+        <w:rFonts w:ascii="Wingdings" w:hAnsi="Wingdings" w:hint="default"/>
+      </w:rPr>
+    </w:lvl>
+    <w:lvl w:ilvl="6" w:tplc="0C000001" w:tentative="1">
+      <w:start w:val="1"/>
+      <w:numFmt w:val="bullet"/>
+      <w:lvlText w:val=""/>
+      <w:lvlJc w:val="left"/>
+      <w:pPr>
+        <w:ind w:left="5040" w:hanging="360"/>
+      </w:pPr>
+      <w:rPr>
+        <w:rFonts w:ascii="Symbol" w:hAnsi="Symbol" w:hint="default"/>
+      </w:rPr>
+    </w:lvl>
+    <w:lvl w:ilvl="7" w:tplc="0C000003" w:tentative="1">
+      <w:start w:val="1"/>
+      <w:numFmt w:val="bullet"/>
+      <w:lvlText w:val="o"/>
+      <w:lvlJc w:val="left"/>
+      <w:pPr>
+        <w:ind w:left="5760" w:hanging="360"/>
+      </w:pPr>
+      <w:rPr>
+        <w:rFonts w:ascii="Courier New" w:hAnsi="Courier New" w:cs="Courier New" w:hint="default"/>
+      </w:rPr>
+    </w:lvl>
+    <w:lvl w:ilvl="8" w:tplc="0C000005" w:tentative="1">
+      <w:start w:val="1"/>
+      <w:numFmt w:val="bullet"/>
+      <w:lvlText w:val=""/>
+      <w:lvlJc w:val="left"/>
+      <w:pPr>
+        <w:ind w:left="6480" w:hanging="360"/>
+      </w:pPr>
+      <w:rPr>
+        <w:rFonts w:ascii="Wingdings" w:hAnsi="Wingdings" w:hint="default"/>
+      </w:rPr>
+    </w:lvl>
+  </w:abstractNum>
+  <w:abstractNum w:abstractNumId="18" w15:restartNumberingAfterBreak="0">
     <w:nsid w:val="5F6A31E5"/>
     <w:multiLevelType w:val="multilevel"/>
     <w:tmpl w:val="2438FB80"/>
@@ -10099,7 +12393,119 @@
       </w:rPr>
     </w:lvl>
   </w:abstractNum>
-  <w:abstractNum w:abstractNumId="18" w15:restartNumberingAfterBreak="0">
+  <w:abstractNum w:abstractNumId="19" w15:restartNumberingAfterBreak="0">
+    <w:nsid w:val="643F0B9F"/>
+    <w:multiLevelType w:val="hybridMultilevel"/>
+    <w:tmpl w:val="E04ED3AC"/>
+    <w:lvl w:ilvl="0" w:tplc="297CBCF0">
+      <w:numFmt w:val="bullet"/>
+      <w:lvlText w:val="-"/>
+      <w:lvlJc w:val="left"/>
+      <w:pPr>
+        <w:ind w:left="720" w:hanging="360"/>
+      </w:pPr>
+      <w:rPr>
+        <w:rFonts w:ascii="Tahoma" w:eastAsiaTheme="minorHAnsi" w:hAnsi="Tahoma" w:cs="Tahoma" w:hint="default"/>
+      </w:rPr>
+    </w:lvl>
+    <w:lvl w:ilvl="1" w:tplc="0C000003" w:tentative="1">
+      <w:start w:val="1"/>
+      <w:numFmt w:val="bullet"/>
+      <w:lvlText w:val="o"/>
+      <w:lvlJc w:val="left"/>
+      <w:pPr>
+        <w:ind w:left="1440" w:hanging="360"/>
+      </w:pPr>
+      <w:rPr>
+        <w:rFonts w:ascii="Courier New" w:hAnsi="Courier New" w:cs="Courier New" w:hint="default"/>
+      </w:rPr>
+    </w:lvl>
+    <w:lvl w:ilvl="2" w:tplc="0C000005" w:tentative="1">
+      <w:start w:val="1"/>
+      <w:numFmt w:val="bullet"/>
+      <w:lvlText w:val=""/>
+      <w:lvlJc w:val="left"/>
+      <w:pPr>
+        <w:ind w:left="2160" w:hanging="360"/>
+      </w:pPr>
+      <w:rPr>
+        <w:rFonts w:ascii="Wingdings" w:hAnsi="Wingdings" w:hint="default"/>
+      </w:rPr>
+    </w:lvl>
+    <w:lvl w:ilvl="3" w:tplc="0C000001" w:tentative="1">
+      <w:start w:val="1"/>
+      <w:numFmt w:val="bullet"/>
+      <w:lvlText w:val=""/>
+      <w:lvlJc w:val="left"/>
+      <w:pPr>
+        <w:ind w:left="2880" w:hanging="360"/>
+      </w:pPr>
+      <w:rPr>
+        <w:rFonts w:ascii="Symbol" w:hAnsi="Symbol" w:hint="default"/>
+      </w:rPr>
+    </w:lvl>
+    <w:lvl w:ilvl="4" w:tplc="0C000003" w:tentative="1">
+      <w:start w:val="1"/>
+      <w:numFmt w:val="bullet"/>
+      <w:lvlText w:val="o"/>
+      <w:lvlJc w:val="left"/>
+      <w:pPr>
+        <w:ind w:left="3600" w:hanging="360"/>
+      </w:pPr>
+      <w:rPr>
+        <w:rFonts w:ascii="Courier New" w:hAnsi="Courier New" w:cs="Courier New" w:hint="default"/>
+      </w:rPr>
+    </w:lvl>
+    <w:lvl w:ilvl="5" w:tplc="0C000005" w:tentative="1">
+      <w:start w:val="1"/>
+      <w:numFmt w:val="bullet"/>
+      <w:lvlText w:val=""/>
+      <w:lvlJc w:val="left"/>
+      <w:pPr>
+        <w:ind w:left="4320" w:hanging="360"/>
+      </w:pPr>
+      <w:rPr>
+        <w:rFonts w:ascii="Wingdings" w:hAnsi="Wingdings" w:hint="default"/>
+      </w:rPr>
+    </w:lvl>
+    <w:lvl w:ilvl="6" w:tplc="0C000001" w:tentative="1">
+      <w:start w:val="1"/>
+      <w:numFmt w:val="bullet"/>
+      <w:lvlText w:val=""/>
+      <w:lvlJc w:val="left"/>
+      <w:pPr>
+        <w:ind w:left="5040" w:hanging="360"/>
+      </w:pPr>
+      <w:rPr>
+        <w:rFonts w:ascii="Symbol" w:hAnsi="Symbol" w:hint="default"/>
+      </w:rPr>
+    </w:lvl>
+    <w:lvl w:ilvl="7" w:tplc="0C000003" w:tentative="1">
+      <w:start w:val="1"/>
+      <w:numFmt w:val="bullet"/>
+      <w:lvlText w:val="o"/>
+      <w:lvlJc w:val="left"/>
+      <w:pPr>
+        <w:ind w:left="5760" w:hanging="360"/>
+      </w:pPr>
+      <w:rPr>
+        <w:rFonts w:ascii="Courier New" w:hAnsi="Courier New" w:cs="Courier New" w:hint="default"/>
+      </w:rPr>
+    </w:lvl>
+    <w:lvl w:ilvl="8" w:tplc="0C000005" w:tentative="1">
+      <w:start w:val="1"/>
+      <w:numFmt w:val="bullet"/>
+      <w:lvlText w:val=""/>
+      <w:lvlJc w:val="left"/>
+      <w:pPr>
+        <w:ind w:left="6480" w:hanging="360"/>
+      </w:pPr>
+      <w:rPr>
+        <w:rFonts w:ascii="Wingdings" w:hAnsi="Wingdings" w:hint="default"/>
+      </w:rPr>
+    </w:lvl>
+  </w:abstractNum>
+  <w:abstractNum w:abstractNumId="20" w15:restartNumberingAfterBreak="0">
     <w:nsid w:val="64B550DD"/>
     <w:multiLevelType w:val="hybridMultilevel"/>
     <w:tmpl w:val="94FAB38E"/>
@@ -10212,7 +12618,7 @@
       </w:rPr>
     </w:lvl>
   </w:abstractNum>
-  <w:abstractNum w:abstractNumId="19" w15:restartNumberingAfterBreak="0">
+  <w:abstractNum w:abstractNumId="21" w15:restartNumberingAfterBreak="0">
     <w:nsid w:val="6766132A"/>
     <w:multiLevelType w:val="hybridMultilevel"/>
     <w:tmpl w:val="B4D012EE"/>
@@ -10325,7 +12731,7 @@
       </w:rPr>
     </w:lvl>
   </w:abstractNum>
-  <w:abstractNum w:abstractNumId="20" w15:restartNumberingAfterBreak="0">
+  <w:abstractNum w:abstractNumId="22" w15:restartNumberingAfterBreak="0">
     <w:nsid w:val="6D146245"/>
     <w:multiLevelType w:val="hybridMultilevel"/>
     <w:tmpl w:val="9D9611CA"/>
@@ -10438,7 +12844,7 @@
       </w:rPr>
     </w:lvl>
   </w:abstractNum>
-  <w:abstractNum w:abstractNumId="21" w15:restartNumberingAfterBreak="0">
+  <w:abstractNum w:abstractNumId="23" w15:restartNumberingAfterBreak="0">
     <w:nsid w:val="6D73275A"/>
     <w:multiLevelType w:val="hybridMultilevel"/>
     <w:tmpl w:val="F3826278"/>
@@ -10550,7 +12956,7 @@
       </w:rPr>
     </w:lvl>
   </w:abstractNum>
-  <w:abstractNum w:abstractNumId="22" w15:restartNumberingAfterBreak="0">
+  <w:abstractNum w:abstractNumId="24" w15:restartNumberingAfterBreak="0">
     <w:nsid w:val="6FED2BD6"/>
     <w:multiLevelType w:val="hybridMultilevel"/>
     <w:tmpl w:val="E384FDAC"/>
@@ -10636,7 +13042,7 @@
       </w:pPr>
     </w:lvl>
   </w:abstractNum>
-  <w:abstractNum w:abstractNumId="23" w15:restartNumberingAfterBreak="0">
+  <w:abstractNum w:abstractNumId="25" w15:restartNumberingAfterBreak="0">
     <w:nsid w:val="702E7317"/>
     <w:multiLevelType w:val="hybridMultilevel"/>
     <w:tmpl w:val="F79A91D8"/>
@@ -10750,7 +13156,7 @@
       </w:rPr>
     </w:lvl>
   </w:abstractNum>
-  <w:abstractNum w:abstractNumId="24" w15:restartNumberingAfterBreak="0">
+  <w:abstractNum w:abstractNumId="26" w15:restartNumberingAfterBreak="0">
     <w:nsid w:val="75A208FE"/>
     <w:multiLevelType w:val="multilevel"/>
     <w:tmpl w:val="3ADED2F0"/>
@@ -10864,7 +13270,7 @@
       </w:rPr>
     </w:lvl>
   </w:abstractNum>
-  <w:abstractNum w:abstractNumId="25" w15:restartNumberingAfterBreak="0">
+  <w:abstractNum w:abstractNumId="27" w15:restartNumberingAfterBreak="0">
     <w:nsid w:val="7724769C"/>
     <w:multiLevelType w:val="multilevel"/>
     <w:tmpl w:val="3F1A133C"/>
@@ -10982,7 +13388,7 @@
       </w:rPr>
     </w:lvl>
   </w:abstractNum>
-  <w:abstractNum w:abstractNumId="26" w15:restartNumberingAfterBreak="0">
+  <w:abstractNum w:abstractNumId="28" w15:restartNumberingAfterBreak="0">
     <w:nsid w:val="789C4F5A"/>
     <w:multiLevelType w:val="multilevel"/>
     <w:tmpl w:val="77B4A20A"/>
@@ -11096,7 +13502,7 @@
       </w:rPr>
     </w:lvl>
   </w:abstractNum>
-  <w:abstractNum w:abstractNumId="27" w15:restartNumberingAfterBreak="0">
+  <w:abstractNum w:abstractNumId="29" w15:restartNumberingAfterBreak="0">
     <w:nsid w:val="78BE7562"/>
     <w:multiLevelType w:val="multilevel"/>
     <w:tmpl w:val="0809001D"/>
@@ -11183,7 +13589,7 @@
       </w:pPr>
     </w:lvl>
   </w:abstractNum>
-  <w:abstractNum w:abstractNumId="28" w15:restartNumberingAfterBreak="0">
+  <w:abstractNum w:abstractNumId="30" w15:restartNumberingAfterBreak="0">
     <w:nsid w:val="798E16DF"/>
     <w:multiLevelType w:val="multilevel"/>
     <w:tmpl w:val="0809001D"/>
@@ -11270,7 +13676,7 @@
       </w:pPr>
     </w:lvl>
   </w:abstractNum>
-  <w:abstractNum w:abstractNumId="29" w15:restartNumberingAfterBreak="0">
+  <w:abstractNum w:abstractNumId="31" w15:restartNumberingAfterBreak="0">
     <w:nsid w:val="7DFE5458"/>
     <w:multiLevelType w:val="hybridMultilevel"/>
     <w:tmpl w:val="D194CCDE"/>
@@ -11383,7 +13789,7 @@
       </w:rPr>
     </w:lvl>
   </w:abstractNum>
-  <w:abstractNum w:abstractNumId="30" w15:restartNumberingAfterBreak="0">
+  <w:abstractNum w:abstractNumId="32" w15:restartNumberingAfterBreak="0">
     <w:nsid w:val="7FFA7FBD"/>
     <w:multiLevelType w:val="hybridMultilevel"/>
     <w:tmpl w:val="25162C8C"/>
@@ -11499,25 +13905,25 @@
     <w:abstractNumId w:val="13"/>
   </w:num>
   <w:num w:numId="2" w16cid:durableId="752705933">
-    <w:abstractNumId w:val="23"/>
+    <w:abstractNumId w:val="25"/>
   </w:num>
   <w:num w:numId="3" w16cid:durableId="1552500743">
-    <w:abstractNumId w:val="28"/>
+    <w:abstractNumId w:val="30"/>
   </w:num>
   <w:num w:numId="4" w16cid:durableId="1617248166">
-    <w:abstractNumId w:val="27"/>
+    <w:abstractNumId w:val="29"/>
   </w:num>
   <w:num w:numId="5" w16cid:durableId="1534729623">
-    <w:abstractNumId w:val="17"/>
+    <w:abstractNumId w:val="18"/>
   </w:num>
   <w:num w:numId="6" w16cid:durableId="1899241613">
-    <w:abstractNumId w:val="26"/>
+    <w:abstractNumId w:val="28"/>
   </w:num>
   <w:num w:numId="7" w16cid:durableId="2125954558">
     <w:abstractNumId w:val="11"/>
   </w:num>
   <w:num w:numId="8" w16cid:durableId="922028818">
-    <w:abstractNumId w:val="24"/>
+    <w:abstractNumId w:val="26"/>
   </w:num>
   <w:num w:numId="9" w16cid:durableId="1465659249">
     <w:abstractNumId w:val="15"/>
@@ -11535,7 +13941,7 @@
     <w:abstractNumId w:val="5"/>
   </w:num>
   <w:num w:numId="14" w16cid:durableId="130370231">
-    <w:abstractNumId w:val="25"/>
+    <w:abstractNumId w:val="27"/>
   </w:num>
   <w:num w:numId="15" w16cid:durableId="1152138924">
     <w:abstractNumId w:val="4"/>
@@ -11550,7 +13956,7 @@
     <w:abstractNumId w:val="2"/>
   </w:num>
   <w:num w:numId="19" w16cid:durableId="98069823">
-    <w:abstractNumId w:val="19"/>
+    <w:abstractNumId w:val="21"/>
   </w:num>
   <w:num w:numId="20" w16cid:durableId="168523218">
     <w:abstractNumId w:val="14"/>
@@ -11562,31 +13968,37 @@
     <w:abstractNumId w:val="6"/>
   </w:num>
   <w:num w:numId="23" w16cid:durableId="697508261">
-    <w:abstractNumId w:val="18"/>
+    <w:abstractNumId w:val="20"/>
   </w:num>
   <w:num w:numId="24" w16cid:durableId="1410884713">
-    <w:abstractNumId w:val="20"/>
+    <w:abstractNumId w:val="22"/>
   </w:num>
   <w:num w:numId="25" w16cid:durableId="1751073195">
-    <w:abstractNumId w:val="22"/>
+    <w:abstractNumId w:val="24"/>
   </w:num>
   <w:num w:numId="26" w16cid:durableId="1777095656">
     <w:abstractNumId w:val="10"/>
   </w:num>
   <w:num w:numId="27" w16cid:durableId="777335771">
-    <w:abstractNumId w:val="21"/>
+    <w:abstractNumId w:val="23"/>
   </w:num>
   <w:num w:numId="28" w16cid:durableId="1699770017">
-    <w:abstractNumId w:val="30"/>
+    <w:abstractNumId w:val="32"/>
   </w:num>
   <w:num w:numId="29" w16cid:durableId="98794820">
-    <w:abstractNumId w:val="29"/>
+    <w:abstractNumId w:val="31"/>
   </w:num>
   <w:num w:numId="30" w16cid:durableId="478301386">
     <w:abstractNumId w:val="8"/>
   </w:num>
   <w:num w:numId="31" w16cid:durableId="1482382051">
     <w:abstractNumId w:val="3"/>
+  </w:num>
+  <w:num w:numId="32" w16cid:durableId="6444448">
+    <w:abstractNumId w:val="19"/>
+  </w:num>
+  <w:num w:numId="33" w16cid:durableId="94061023">
+    <w:abstractNumId w:val="17"/>
   </w:num>
   <w:numIdMacAtCleanup w:val="24"/>
 </w:numbering>
@@ -12252,7 +14664,6 @@
   <w:style w:type="character" w:default="1" w:styleId="DefaultParagraphFont">
     <w:name w:val="Default Paragraph Font"/>
     <w:uiPriority w:val="1"/>
-    <w:semiHidden/>
     <w:unhideWhenUsed/>
   </w:style>
   <w:style w:type="table" w:default="1" w:styleId="TableNormal">

--- a/Masterarbeit.docx
+++ b/Masterarbeit.docx
@@ -145,7 +145,25 @@
           <w:sz w:val="32"/>
           <w:szCs w:val="30"/>
         </w:rPr>
-        <w:t>Robustheit von GraphRAG-Retrieval-Paradigmen gegenüber strukturellen und textuellen Fehlern in semi-strukturierten Wissensgraphen</w:t>
+        <w:t xml:space="preserve">Robustheit von </w:t>
+      </w:r>
+      <w:proofErr w:type="spellStart"/>
+      <w:r>
+        <w:rPr>
+          <w:b/>
+          <w:sz w:val="32"/>
+          <w:szCs w:val="30"/>
+        </w:rPr>
+        <w:t>GraphRAG</w:t>
+      </w:r>
+      <w:proofErr w:type="spellEnd"/>
+      <w:r>
+        <w:rPr>
+          <w:b/>
+          <w:sz w:val="32"/>
+          <w:szCs w:val="30"/>
+        </w:rPr>
+        <w:t>-Retrieval-Paradigmen gegenüber strukturellen und textuellen Fehlern in semi-strukturierten Wissensgraphen</w:t>
       </w:r>
     </w:p>
     <w:p>
@@ -825,6 +843,7 @@
               <w:b w:val="0"/>
               <w:kern w:val="2"/>
               <w:szCs w:val="24"/>
+              <w:lang w:val="en-DE" w:eastAsia="en-DE"/>
               <w14:ligatures w14:val="standardContextual"/>
             </w:rPr>
           </w:pPr>
@@ -846,7 +865,7 @@
             </w:rPr>
             <w:fldChar w:fldCharType="separate"/>
           </w:r>
-          <w:hyperlink w:anchor="_Toc234665685" w:history="1">
+          <w:hyperlink w:anchor="_Toc234885434" w:history="1">
             <w:r>
               <w:rPr>
                 <w:rStyle w:val="Hyperlink"/>
@@ -869,7 +888,7 @@
               <w:rPr>
                 <w:webHidden/>
               </w:rPr>
-              <w:instrText xml:space="preserve"> PAGEREF _Toc234665685 \h </w:instrText>
+              <w:instrText xml:space="preserve"> PAGEREF _Toc234885434 \h </w:instrText>
             </w:r>
             <w:r>
               <w:rPr>
@@ -901,12 +920,14 @@
             <w:pStyle w:val="TOC2"/>
             <w:rPr>
               <w:rFonts w:asciiTheme="minorHAnsi" w:eastAsiaTheme="minorEastAsia" w:hAnsiTheme="minorHAnsi" w:cstheme="minorBidi"/>
+              <w:noProof/>
               <w:kern w:val="2"/>
               <w:szCs w:val="24"/>
+              <w:lang w:val="en-DE" w:eastAsia="en-DE"/>
               <w14:ligatures w14:val="standardContextual"/>
             </w:rPr>
           </w:pPr>
-          <w:hyperlink w:anchor="_Toc234665686" w:history="1">
+          <w:hyperlink w:anchor="_Toc234885435" w:history="1">
             <w:r>
               <w:rPr>
                 <w:rStyle w:val="Hyperlink"/>
@@ -933,7 +954,7 @@
                 <w:noProof/>
                 <w:webHidden/>
               </w:rPr>
-              <w:instrText xml:space="preserve"> PAGEREF _Toc234665686 \h </w:instrText>
+              <w:instrText xml:space="preserve"> PAGEREF _Toc234885435 \h </w:instrText>
             </w:r>
             <w:r>
               <w:rPr>
@@ -969,12 +990,14 @@
             <w:pStyle w:val="TOC2"/>
             <w:rPr>
               <w:rFonts w:asciiTheme="minorHAnsi" w:eastAsiaTheme="minorEastAsia" w:hAnsiTheme="minorHAnsi" w:cstheme="minorBidi"/>
+              <w:noProof/>
               <w:kern w:val="2"/>
               <w:szCs w:val="24"/>
+              <w:lang w:val="en-DE" w:eastAsia="en-DE"/>
               <w14:ligatures w14:val="standardContextual"/>
             </w:rPr>
           </w:pPr>
-          <w:hyperlink w:anchor="_Toc234665687" w:history="1">
+          <w:hyperlink w:anchor="_Toc234885436" w:history="1">
             <w:r>
               <w:rPr>
                 <w:rStyle w:val="Hyperlink"/>
@@ -1001,7 +1024,7 @@
                 <w:noProof/>
                 <w:webHidden/>
               </w:rPr>
-              <w:instrText xml:space="preserve"> PAGEREF _Toc234665687 \h </w:instrText>
+              <w:instrText xml:space="preserve"> PAGEREF _Toc234885436 \h </w:instrText>
             </w:r>
             <w:r>
               <w:rPr>
@@ -1037,12 +1060,14 @@
             <w:pStyle w:val="TOC2"/>
             <w:rPr>
               <w:rFonts w:asciiTheme="minorHAnsi" w:eastAsiaTheme="minorEastAsia" w:hAnsiTheme="minorHAnsi" w:cstheme="minorBidi"/>
+              <w:noProof/>
               <w:kern w:val="2"/>
               <w:szCs w:val="24"/>
+              <w:lang w:val="en-DE" w:eastAsia="en-DE"/>
               <w14:ligatures w14:val="standardContextual"/>
             </w:rPr>
           </w:pPr>
-          <w:hyperlink w:anchor="_Toc234665688" w:history="1">
+          <w:hyperlink w:anchor="_Toc234885437" w:history="1">
             <w:r>
               <w:rPr>
                 <w:rStyle w:val="Hyperlink"/>
@@ -1069,7 +1094,7 @@
                 <w:noProof/>
                 <w:webHidden/>
               </w:rPr>
-              <w:instrText xml:space="preserve"> PAGEREF _Toc234665688 \h </w:instrText>
+              <w:instrText xml:space="preserve"> PAGEREF _Toc234885437 \h </w:instrText>
             </w:r>
             <w:r>
               <w:rPr>
@@ -1105,12 +1130,14 @@
             <w:pStyle w:val="TOC2"/>
             <w:rPr>
               <w:rFonts w:asciiTheme="minorHAnsi" w:eastAsiaTheme="minorEastAsia" w:hAnsiTheme="minorHAnsi" w:cstheme="minorBidi"/>
+              <w:noProof/>
               <w:kern w:val="2"/>
               <w:szCs w:val="24"/>
+              <w:lang w:val="en-DE" w:eastAsia="en-DE"/>
               <w14:ligatures w14:val="standardContextual"/>
             </w:rPr>
           </w:pPr>
-          <w:hyperlink w:anchor="_Toc234665689" w:history="1">
+          <w:hyperlink w:anchor="_Toc234885438" w:history="1">
             <w:r>
               <w:rPr>
                 <w:rStyle w:val="Hyperlink"/>
@@ -1137,7 +1164,7 @@
                 <w:noProof/>
                 <w:webHidden/>
               </w:rPr>
-              <w:instrText xml:space="preserve"> PAGEREF _Toc234665689 \h </w:instrText>
+              <w:instrText xml:space="preserve"> PAGEREF _Toc234885438 \h </w:instrText>
             </w:r>
             <w:r>
               <w:rPr>
@@ -1173,12 +1200,14 @@
             <w:pStyle w:val="TOC2"/>
             <w:rPr>
               <w:rFonts w:asciiTheme="minorHAnsi" w:eastAsiaTheme="minorEastAsia" w:hAnsiTheme="minorHAnsi" w:cstheme="minorBidi"/>
+              <w:noProof/>
               <w:kern w:val="2"/>
               <w:szCs w:val="24"/>
+              <w:lang w:val="en-DE" w:eastAsia="en-DE"/>
               <w14:ligatures w14:val="standardContextual"/>
             </w:rPr>
           </w:pPr>
-          <w:hyperlink w:anchor="_Toc234665690" w:history="1">
+          <w:hyperlink w:anchor="_Toc234885439" w:history="1">
             <w:r>
               <w:rPr>
                 <w:rStyle w:val="Hyperlink"/>
@@ -1205,7 +1234,7 @@
                 <w:noProof/>
                 <w:webHidden/>
               </w:rPr>
-              <w:instrText xml:space="preserve"> PAGEREF _Toc234665690 \h </w:instrText>
+              <w:instrText xml:space="preserve"> PAGEREF _Toc234885439 \h </w:instrText>
             </w:r>
             <w:r>
               <w:rPr>
@@ -1244,10 +1273,11 @@
               <w:b w:val="0"/>
               <w:kern w:val="2"/>
               <w:szCs w:val="24"/>
+              <w:lang w:val="en-DE" w:eastAsia="en-DE"/>
               <w14:ligatures w14:val="standardContextual"/>
             </w:rPr>
           </w:pPr>
-          <w:hyperlink w:anchor="_Toc234665691" w:history="1">
+          <w:hyperlink w:anchor="_Toc234885440" w:history="1">
             <w:r>
               <w:rPr>
                 <w:rStyle w:val="Hyperlink"/>
@@ -1270,7 +1300,7 @@
               <w:rPr>
                 <w:webHidden/>
               </w:rPr>
-              <w:instrText xml:space="preserve"> PAGEREF _Toc234665691 \h </w:instrText>
+              <w:instrText xml:space="preserve"> PAGEREF _Toc234885440 \h </w:instrText>
             </w:r>
             <w:r>
               <w:rPr>
@@ -1302,12 +1332,14 @@
             <w:pStyle w:val="TOC2"/>
             <w:rPr>
               <w:rFonts w:asciiTheme="minorHAnsi" w:eastAsiaTheme="minorEastAsia" w:hAnsiTheme="minorHAnsi" w:cstheme="minorBidi"/>
+              <w:noProof/>
               <w:kern w:val="2"/>
               <w:szCs w:val="24"/>
+              <w:lang w:val="en-DE" w:eastAsia="en-DE"/>
               <w14:ligatures w14:val="standardContextual"/>
             </w:rPr>
           </w:pPr>
-          <w:hyperlink w:anchor="_Toc234665692" w:history="1">
+          <w:hyperlink w:anchor="_Toc234885441" w:history="1">
             <w:r>
               <w:rPr>
                 <w:rStyle w:val="Hyperlink"/>
@@ -1334,7 +1366,7 @@
                 <w:noProof/>
                 <w:webHidden/>
               </w:rPr>
-              <w:instrText xml:space="preserve"> PAGEREF _Toc234665692 \h </w:instrText>
+              <w:instrText xml:space="preserve"> PAGEREF _Toc234885441 \h </w:instrText>
             </w:r>
             <w:r>
               <w:rPr>
@@ -1370,12 +1402,14 @@
             <w:pStyle w:val="TOC2"/>
             <w:rPr>
               <w:rFonts w:asciiTheme="minorHAnsi" w:eastAsiaTheme="minorEastAsia" w:hAnsiTheme="minorHAnsi" w:cstheme="minorBidi"/>
+              <w:noProof/>
               <w:kern w:val="2"/>
               <w:szCs w:val="24"/>
+              <w:lang w:val="en-DE" w:eastAsia="en-DE"/>
               <w14:ligatures w14:val="standardContextual"/>
             </w:rPr>
           </w:pPr>
-          <w:hyperlink w:anchor="_Toc234665693" w:history="1">
+          <w:hyperlink w:anchor="_Toc234885442" w:history="1">
             <w:r>
               <w:rPr>
                 <w:rStyle w:val="Hyperlink"/>
@@ -1402,7 +1436,7 @@
                 <w:noProof/>
                 <w:webHidden/>
               </w:rPr>
-              <w:instrText xml:space="preserve"> PAGEREF _Toc234665693 \h </w:instrText>
+              <w:instrText xml:space="preserve"> PAGEREF _Toc234885442 \h </w:instrText>
             </w:r>
             <w:r>
               <w:rPr>
@@ -1438,12 +1472,14 @@
             <w:pStyle w:val="TOC2"/>
             <w:rPr>
               <w:rFonts w:asciiTheme="minorHAnsi" w:eastAsiaTheme="minorEastAsia" w:hAnsiTheme="minorHAnsi" w:cstheme="minorBidi"/>
+              <w:noProof/>
               <w:kern w:val="2"/>
               <w:szCs w:val="24"/>
+              <w:lang w:val="en-DE" w:eastAsia="en-DE"/>
               <w14:ligatures w14:val="standardContextual"/>
             </w:rPr>
           </w:pPr>
-          <w:hyperlink w:anchor="_Toc234665694" w:history="1">
+          <w:hyperlink w:anchor="_Toc234885443" w:history="1">
             <w:r>
               <w:rPr>
                 <w:rStyle w:val="Hyperlink"/>
@@ -1470,7 +1506,7 @@
                 <w:noProof/>
                 <w:webHidden/>
               </w:rPr>
-              <w:instrText xml:space="preserve"> PAGEREF _Toc234665694 \h </w:instrText>
+              <w:instrText xml:space="preserve"> PAGEREF _Toc234885443 \h </w:instrText>
             </w:r>
             <w:r>
               <w:rPr>
@@ -1490,7 +1526,7 @@
                 <w:noProof/>
                 <w:webHidden/>
               </w:rPr>
-              <w:t>9</w:t>
+              <w:t>10</w:t>
             </w:r>
             <w:r>
               <w:rPr>
@@ -1506,12 +1542,14 @@
             <w:pStyle w:val="TOC2"/>
             <w:rPr>
               <w:rFonts w:asciiTheme="minorHAnsi" w:eastAsiaTheme="minorEastAsia" w:hAnsiTheme="minorHAnsi" w:cstheme="minorBidi"/>
+              <w:noProof/>
               <w:kern w:val="2"/>
               <w:szCs w:val="24"/>
+              <w:lang w:val="en-DE" w:eastAsia="en-DE"/>
               <w14:ligatures w14:val="standardContextual"/>
             </w:rPr>
           </w:pPr>
-          <w:hyperlink w:anchor="_Toc234665695" w:history="1">
+          <w:hyperlink w:anchor="_Toc234885444" w:history="1">
             <w:r>
               <w:rPr>
                 <w:rStyle w:val="Hyperlink"/>
@@ -1538,7 +1576,7 @@
                 <w:noProof/>
                 <w:webHidden/>
               </w:rPr>
-              <w:instrText xml:space="preserve"> PAGEREF _Toc234665695 \h </w:instrText>
+              <w:instrText xml:space="preserve"> PAGEREF _Toc234885444 \h </w:instrText>
             </w:r>
             <w:r>
               <w:rPr>
@@ -1558,7 +1596,7 @@
                 <w:noProof/>
                 <w:webHidden/>
               </w:rPr>
-              <w:t>9</w:t>
+              <w:t>10</w:t>
             </w:r>
             <w:r>
               <w:rPr>
@@ -1577,10 +1615,11 @@
               <w:b w:val="0"/>
               <w:kern w:val="2"/>
               <w:szCs w:val="24"/>
+              <w:lang w:val="en-DE" w:eastAsia="en-DE"/>
               <w14:ligatures w14:val="standardContextual"/>
             </w:rPr>
           </w:pPr>
-          <w:hyperlink w:anchor="_Toc234665696" w:history="1">
+          <w:hyperlink w:anchor="_Toc234885445" w:history="1">
             <w:r>
               <w:rPr>
                 <w:rStyle w:val="Hyperlink"/>
@@ -1603,7 +1642,7 @@
               <w:rPr>
                 <w:webHidden/>
               </w:rPr>
-              <w:instrText xml:space="preserve"> PAGEREF _Toc234665696 \h </w:instrText>
+              <w:instrText xml:space="preserve"> PAGEREF _Toc234885445 \h </w:instrText>
             </w:r>
             <w:r>
               <w:rPr>
@@ -1620,7 +1659,7 @@
               <w:rPr>
                 <w:webHidden/>
               </w:rPr>
-              <w:t>10</w:t>
+              <w:t>11</w:t>
             </w:r>
             <w:r>
               <w:rPr>
@@ -1635,12 +1674,14 @@
             <w:pStyle w:val="TOC2"/>
             <w:rPr>
               <w:rFonts w:asciiTheme="minorHAnsi" w:eastAsiaTheme="minorEastAsia" w:hAnsiTheme="minorHAnsi" w:cstheme="minorBidi"/>
+              <w:noProof/>
               <w:kern w:val="2"/>
               <w:szCs w:val="24"/>
+              <w:lang w:val="en-DE" w:eastAsia="en-DE"/>
               <w14:ligatures w14:val="standardContextual"/>
             </w:rPr>
           </w:pPr>
-          <w:hyperlink w:anchor="_Toc234665697" w:history="1">
+          <w:hyperlink w:anchor="_Toc234885446" w:history="1">
             <w:r>
               <w:rPr>
                 <w:rStyle w:val="Hyperlink"/>
@@ -1667,7 +1708,7 @@
                 <w:noProof/>
                 <w:webHidden/>
               </w:rPr>
-              <w:instrText xml:space="preserve"> PAGEREF _Toc234665697 \h </w:instrText>
+              <w:instrText xml:space="preserve"> PAGEREF _Toc234885446 \h </w:instrText>
             </w:r>
             <w:r>
               <w:rPr>
@@ -1687,7 +1728,7 @@
                 <w:noProof/>
                 <w:webHidden/>
               </w:rPr>
-              <w:t>10</w:t>
+              <w:t>11</w:t>
             </w:r>
             <w:r>
               <w:rPr>
@@ -1703,12 +1744,14 @@
             <w:pStyle w:val="TOC2"/>
             <w:rPr>
               <w:rFonts w:asciiTheme="minorHAnsi" w:eastAsiaTheme="minorEastAsia" w:hAnsiTheme="minorHAnsi" w:cstheme="minorBidi"/>
+              <w:noProof/>
               <w:kern w:val="2"/>
               <w:szCs w:val="24"/>
+              <w:lang w:val="en-DE" w:eastAsia="en-DE"/>
               <w14:ligatures w14:val="standardContextual"/>
             </w:rPr>
           </w:pPr>
-          <w:hyperlink w:anchor="_Toc234665698" w:history="1">
+          <w:hyperlink w:anchor="_Toc234885447" w:history="1">
             <w:r>
               <w:rPr>
                 <w:rStyle w:val="Hyperlink"/>
@@ -1735,7 +1778,7 @@
                 <w:noProof/>
                 <w:webHidden/>
               </w:rPr>
-              <w:instrText xml:space="preserve"> PAGEREF _Toc234665698 \h </w:instrText>
+              <w:instrText xml:space="preserve"> PAGEREF _Toc234885447 \h </w:instrText>
             </w:r>
             <w:r>
               <w:rPr>
@@ -1755,7 +1798,7 @@
                 <w:noProof/>
                 <w:webHidden/>
               </w:rPr>
-              <w:t>10</w:t>
+              <w:t>11</w:t>
             </w:r>
             <w:r>
               <w:rPr>
@@ -1771,12 +1814,14 @@
             <w:pStyle w:val="TOC2"/>
             <w:rPr>
               <w:rFonts w:asciiTheme="minorHAnsi" w:eastAsiaTheme="minorEastAsia" w:hAnsiTheme="minorHAnsi" w:cstheme="minorBidi"/>
+              <w:noProof/>
               <w:kern w:val="2"/>
               <w:szCs w:val="24"/>
+              <w:lang w:val="en-DE" w:eastAsia="en-DE"/>
               <w14:ligatures w14:val="standardContextual"/>
             </w:rPr>
           </w:pPr>
-          <w:hyperlink w:anchor="_Toc234665699" w:history="1">
+          <w:hyperlink w:anchor="_Toc234885448" w:history="1">
             <w:r>
               <w:rPr>
                 <w:rStyle w:val="Hyperlink"/>
@@ -1803,7 +1848,7 @@
                 <w:noProof/>
                 <w:webHidden/>
               </w:rPr>
-              <w:instrText xml:space="preserve"> PAGEREF _Toc234665699 \h </w:instrText>
+              <w:instrText xml:space="preserve"> PAGEREF _Toc234885448 \h </w:instrText>
             </w:r>
             <w:r>
               <w:rPr>
@@ -1823,7 +1868,7 @@
                 <w:noProof/>
                 <w:webHidden/>
               </w:rPr>
-              <w:t>10</w:t>
+              <w:t>11</w:t>
             </w:r>
             <w:r>
               <w:rPr>
@@ -1839,12 +1884,14 @@
             <w:pStyle w:val="TOC2"/>
             <w:rPr>
               <w:rFonts w:asciiTheme="minorHAnsi" w:eastAsiaTheme="minorEastAsia" w:hAnsiTheme="minorHAnsi" w:cstheme="minorBidi"/>
+              <w:noProof/>
               <w:kern w:val="2"/>
               <w:szCs w:val="24"/>
+              <w:lang w:val="en-DE" w:eastAsia="en-DE"/>
               <w14:ligatures w14:val="standardContextual"/>
             </w:rPr>
           </w:pPr>
-          <w:hyperlink w:anchor="_Toc234665700" w:history="1">
+          <w:hyperlink w:anchor="_Toc234885449" w:history="1">
             <w:r>
               <w:rPr>
                 <w:rStyle w:val="Hyperlink"/>
@@ -1871,7 +1918,7 @@
                 <w:noProof/>
                 <w:webHidden/>
               </w:rPr>
-              <w:instrText xml:space="preserve"> PAGEREF _Toc234665700 \h </w:instrText>
+              <w:instrText xml:space="preserve"> PAGEREF _Toc234885449 \h </w:instrText>
             </w:r>
             <w:r>
               <w:rPr>
@@ -1891,7 +1938,7 @@
                 <w:noProof/>
                 <w:webHidden/>
               </w:rPr>
-              <w:t>10</w:t>
+              <w:t>11</w:t>
             </w:r>
             <w:r>
               <w:rPr>
@@ -1907,12 +1954,14 @@
             <w:pStyle w:val="TOC2"/>
             <w:rPr>
               <w:rFonts w:asciiTheme="minorHAnsi" w:eastAsiaTheme="minorEastAsia" w:hAnsiTheme="minorHAnsi" w:cstheme="minorBidi"/>
+              <w:noProof/>
               <w:kern w:val="2"/>
               <w:szCs w:val="24"/>
+              <w:lang w:val="en-DE" w:eastAsia="en-DE"/>
               <w14:ligatures w14:val="standardContextual"/>
             </w:rPr>
           </w:pPr>
-          <w:hyperlink w:anchor="_Toc234665701" w:history="1">
+          <w:hyperlink w:anchor="_Toc234885450" w:history="1">
             <w:r>
               <w:rPr>
                 <w:rStyle w:val="Hyperlink"/>
@@ -1939,7 +1988,7 @@
                 <w:noProof/>
                 <w:webHidden/>
               </w:rPr>
-              <w:instrText xml:space="preserve"> PAGEREF _Toc234665701 \h </w:instrText>
+              <w:instrText xml:space="preserve"> PAGEREF _Toc234885450 \h </w:instrText>
             </w:r>
             <w:r>
               <w:rPr>
@@ -1959,7 +2008,7 @@
                 <w:noProof/>
                 <w:webHidden/>
               </w:rPr>
-              <w:t>10</w:t>
+              <w:t>11</w:t>
             </w:r>
             <w:r>
               <w:rPr>
@@ -1978,10 +2027,11 @@
               <w:b w:val="0"/>
               <w:kern w:val="2"/>
               <w:szCs w:val="24"/>
+              <w:lang w:val="en-DE" w:eastAsia="en-DE"/>
               <w14:ligatures w14:val="standardContextual"/>
             </w:rPr>
           </w:pPr>
-          <w:hyperlink w:anchor="_Toc234665702" w:history="1">
+          <w:hyperlink w:anchor="_Toc234885451" w:history="1">
             <w:r>
               <w:rPr>
                 <w:rStyle w:val="Hyperlink"/>
@@ -2004,7 +2054,7 @@
               <w:rPr>
                 <w:webHidden/>
               </w:rPr>
-              <w:instrText xml:space="preserve"> PAGEREF _Toc234665702 \h </w:instrText>
+              <w:instrText xml:space="preserve"> PAGEREF _Toc234885451 \h </w:instrText>
             </w:r>
             <w:r>
               <w:rPr>
@@ -2021,7 +2071,7 @@
               <w:rPr>
                 <w:webHidden/>
               </w:rPr>
-              <w:t>11</w:t>
+              <w:t>12</w:t>
             </w:r>
             <w:r>
               <w:rPr>
@@ -2036,12 +2086,14 @@
             <w:pStyle w:val="TOC2"/>
             <w:rPr>
               <w:rFonts w:asciiTheme="minorHAnsi" w:eastAsiaTheme="minorEastAsia" w:hAnsiTheme="minorHAnsi" w:cstheme="minorBidi"/>
+              <w:noProof/>
               <w:kern w:val="2"/>
               <w:szCs w:val="24"/>
+              <w:lang w:val="en-DE" w:eastAsia="en-DE"/>
               <w14:ligatures w14:val="standardContextual"/>
             </w:rPr>
           </w:pPr>
-          <w:hyperlink w:anchor="_Toc234665703" w:history="1">
+          <w:hyperlink w:anchor="_Toc234885452" w:history="1">
             <w:r>
               <w:rPr>
                 <w:rStyle w:val="Hyperlink"/>
@@ -2068,7 +2120,7 @@
                 <w:noProof/>
                 <w:webHidden/>
               </w:rPr>
-              <w:instrText xml:space="preserve"> PAGEREF _Toc234665703 \h </w:instrText>
+              <w:instrText xml:space="preserve"> PAGEREF _Toc234885452 \h </w:instrText>
             </w:r>
             <w:r>
               <w:rPr>
@@ -2088,7 +2140,7 @@
                 <w:noProof/>
                 <w:webHidden/>
               </w:rPr>
-              <w:t>11</w:t>
+              <w:t>12</w:t>
             </w:r>
             <w:r>
               <w:rPr>
@@ -2106,10 +2158,11 @@
               <w:rFonts w:asciiTheme="minorHAnsi" w:eastAsiaTheme="minorEastAsia" w:hAnsiTheme="minorHAnsi" w:cstheme="minorBidi"/>
               <w:kern w:val="2"/>
               <w:szCs w:val="24"/>
+              <w:lang w:val="en-DE" w:eastAsia="en-DE"/>
               <w14:ligatures w14:val="standardContextual"/>
             </w:rPr>
           </w:pPr>
-          <w:hyperlink w:anchor="_Toc234665704" w:history="1">
+          <w:hyperlink w:anchor="_Toc234885453" w:history="1">
             <w:r>
               <w:rPr>
                 <w:rStyle w:val="Hyperlink"/>
@@ -2132,7 +2185,7 @@
               <w:rPr>
                 <w:webHidden/>
               </w:rPr>
-              <w:instrText xml:space="preserve"> PAGEREF _Toc234665704 \h </w:instrText>
+              <w:instrText xml:space="preserve"> PAGEREF _Toc234885453 \h </w:instrText>
             </w:r>
             <w:r>
               <w:rPr>
@@ -2149,7 +2202,7 @@
               <w:rPr>
                 <w:webHidden/>
               </w:rPr>
-              <w:t>11</w:t>
+              <w:t>12</w:t>
             </w:r>
             <w:r>
               <w:rPr>
@@ -2166,10 +2219,11 @@
               <w:rFonts w:asciiTheme="minorHAnsi" w:eastAsiaTheme="minorEastAsia" w:hAnsiTheme="minorHAnsi" w:cstheme="minorBidi"/>
               <w:kern w:val="2"/>
               <w:szCs w:val="24"/>
+              <w:lang w:val="en-DE" w:eastAsia="en-DE"/>
               <w14:ligatures w14:val="standardContextual"/>
             </w:rPr>
           </w:pPr>
-          <w:hyperlink w:anchor="_Toc234665705" w:history="1">
+          <w:hyperlink w:anchor="_Toc234885454" w:history="1">
             <w:r>
               <w:rPr>
                 <w:rStyle w:val="Hyperlink"/>
@@ -2192,7 +2246,7 @@
               <w:rPr>
                 <w:webHidden/>
               </w:rPr>
-              <w:instrText xml:space="preserve"> PAGEREF _Toc234665705 \h </w:instrText>
+              <w:instrText xml:space="preserve"> PAGEREF _Toc234885454 \h </w:instrText>
             </w:r>
             <w:r>
               <w:rPr>
@@ -2209,7 +2263,7 @@
               <w:rPr>
                 <w:webHidden/>
               </w:rPr>
-              <w:t>11</w:t>
+              <w:t>12</w:t>
             </w:r>
             <w:r>
               <w:rPr>
@@ -2226,10 +2280,11 @@
               <w:rFonts w:asciiTheme="minorHAnsi" w:eastAsiaTheme="minorEastAsia" w:hAnsiTheme="minorHAnsi" w:cstheme="minorBidi"/>
               <w:kern w:val="2"/>
               <w:szCs w:val="24"/>
+              <w:lang w:val="en-DE" w:eastAsia="en-DE"/>
               <w14:ligatures w14:val="standardContextual"/>
             </w:rPr>
           </w:pPr>
-          <w:hyperlink w:anchor="_Toc234665706" w:history="1">
+          <w:hyperlink w:anchor="_Toc234885455" w:history="1">
             <w:r>
               <w:rPr>
                 <w:rStyle w:val="Hyperlink"/>
@@ -2252,7 +2307,7 @@
               <w:rPr>
                 <w:webHidden/>
               </w:rPr>
-              <w:instrText xml:space="preserve"> PAGEREF _Toc234665706 \h </w:instrText>
+              <w:instrText xml:space="preserve"> PAGEREF _Toc234885455 \h </w:instrText>
             </w:r>
             <w:r>
               <w:rPr>
@@ -2269,7 +2324,7 @@
               <w:rPr>
                 <w:webHidden/>
               </w:rPr>
-              <w:t>11</w:t>
+              <w:t>12</w:t>
             </w:r>
             <w:r>
               <w:rPr>
@@ -2284,12 +2339,14 @@
             <w:pStyle w:val="TOC2"/>
             <w:rPr>
               <w:rFonts w:asciiTheme="minorHAnsi" w:eastAsiaTheme="minorEastAsia" w:hAnsiTheme="minorHAnsi" w:cstheme="minorBidi"/>
+              <w:noProof/>
               <w:kern w:val="2"/>
               <w:szCs w:val="24"/>
+              <w:lang w:val="en-DE" w:eastAsia="en-DE"/>
               <w14:ligatures w14:val="standardContextual"/>
             </w:rPr>
           </w:pPr>
-          <w:hyperlink w:anchor="_Toc234665707" w:history="1">
+          <w:hyperlink w:anchor="_Toc234885456" w:history="1">
             <w:r>
               <w:rPr>
                 <w:rStyle w:val="Hyperlink"/>
@@ -2316,7 +2373,7 @@
                 <w:noProof/>
                 <w:webHidden/>
               </w:rPr>
-              <w:instrText xml:space="preserve"> PAGEREF _Toc234665707 \h </w:instrText>
+              <w:instrText xml:space="preserve"> PAGEREF _Toc234885456 \h </w:instrText>
             </w:r>
             <w:r>
               <w:rPr>
@@ -2336,7 +2393,7 @@
                 <w:noProof/>
                 <w:webHidden/>
               </w:rPr>
-              <w:t>11</w:t>
+              <w:t>12</w:t>
             </w:r>
             <w:r>
               <w:rPr>
@@ -2354,10 +2411,11 @@
               <w:rFonts w:asciiTheme="minorHAnsi" w:eastAsiaTheme="minorEastAsia" w:hAnsiTheme="minorHAnsi" w:cstheme="minorBidi"/>
               <w:kern w:val="2"/>
               <w:szCs w:val="24"/>
+              <w:lang w:val="en-DE" w:eastAsia="en-DE"/>
               <w14:ligatures w14:val="standardContextual"/>
             </w:rPr>
           </w:pPr>
-          <w:hyperlink w:anchor="_Toc234665708" w:history="1">
+          <w:hyperlink w:anchor="_Toc234885457" w:history="1">
             <w:r>
               <w:rPr>
                 <w:rStyle w:val="Hyperlink"/>
@@ -2380,7 +2438,7 @@
               <w:rPr>
                 <w:webHidden/>
               </w:rPr>
-              <w:instrText xml:space="preserve"> PAGEREF _Toc234665708 \h </w:instrText>
+              <w:instrText xml:space="preserve"> PAGEREF _Toc234885457 \h </w:instrText>
             </w:r>
             <w:r>
               <w:rPr>
@@ -2397,7 +2455,7 @@
               <w:rPr>
                 <w:webHidden/>
               </w:rPr>
-              <w:t>11</w:t>
+              <w:t>12</w:t>
             </w:r>
             <w:r>
               <w:rPr>
@@ -2414,10 +2472,11 @@
               <w:rFonts w:asciiTheme="minorHAnsi" w:eastAsiaTheme="minorEastAsia" w:hAnsiTheme="minorHAnsi" w:cstheme="minorBidi"/>
               <w:kern w:val="2"/>
               <w:szCs w:val="24"/>
+              <w:lang w:val="en-DE" w:eastAsia="en-DE"/>
               <w14:ligatures w14:val="standardContextual"/>
             </w:rPr>
           </w:pPr>
-          <w:hyperlink w:anchor="_Toc234665709" w:history="1">
+          <w:hyperlink w:anchor="_Toc234885458" w:history="1">
             <w:r>
               <w:rPr>
                 <w:rStyle w:val="Hyperlink"/>
@@ -2440,7 +2499,7 @@
               <w:rPr>
                 <w:webHidden/>
               </w:rPr>
-              <w:instrText xml:space="preserve"> PAGEREF _Toc234665709 \h </w:instrText>
+              <w:instrText xml:space="preserve"> PAGEREF _Toc234885458 \h </w:instrText>
             </w:r>
             <w:r>
               <w:rPr>
@@ -2457,7 +2516,7 @@
               <w:rPr>
                 <w:webHidden/>
               </w:rPr>
-              <w:t>11</w:t>
+              <w:t>12</w:t>
             </w:r>
             <w:r>
               <w:rPr>
@@ -2474,10 +2533,11 @@
               <w:rFonts w:asciiTheme="minorHAnsi" w:eastAsiaTheme="minorEastAsia" w:hAnsiTheme="minorHAnsi" w:cstheme="minorBidi"/>
               <w:kern w:val="2"/>
               <w:szCs w:val="24"/>
+              <w:lang w:val="en-DE" w:eastAsia="en-DE"/>
               <w14:ligatures w14:val="standardContextual"/>
             </w:rPr>
           </w:pPr>
-          <w:hyperlink w:anchor="_Toc234665710" w:history="1">
+          <w:hyperlink w:anchor="_Toc234885459" w:history="1">
             <w:r>
               <w:rPr>
                 <w:rStyle w:val="Hyperlink"/>
@@ -2500,7 +2560,7 @@
               <w:rPr>
                 <w:webHidden/>
               </w:rPr>
-              <w:instrText xml:space="preserve"> PAGEREF _Toc234665710 \h </w:instrText>
+              <w:instrText xml:space="preserve"> PAGEREF _Toc234885459 \h </w:instrText>
             </w:r>
             <w:r>
               <w:rPr>
@@ -2517,7 +2577,7 @@
               <w:rPr>
                 <w:webHidden/>
               </w:rPr>
-              <w:t>11</w:t>
+              <w:t>12</w:t>
             </w:r>
             <w:r>
               <w:rPr>
@@ -2535,10 +2595,11 @@
               <w:b w:val="0"/>
               <w:kern w:val="2"/>
               <w:szCs w:val="24"/>
+              <w:lang w:val="en-DE" w:eastAsia="en-DE"/>
               <w14:ligatures w14:val="standardContextual"/>
             </w:rPr>
           </w:pPr>
-          <w:hyperlink w:anchor="_Toc234665711" w:history="1">
+          <w:hyperlink w:anchor="_Toc234885460" w:history="1">
             <w:r>
               <w:rPr>
                 <w:rStyle w:val="Hyperlink"/>
@@ -2561,7 +2622,7 @@
               <w:rPr>
                 <w:webHidden/>
               </w:rPr>
-              <w:instrText xml:space="preserve"> PAGEREF _Toc234665711 \h </w:instrText>
+              <w:instrText xml:space="preserve"> PAGEREF _Toc234885460 \h </w:instrText>
             </w:r>
             <w:r>
               <w:rPr>
@@ -2578,7 +2639,7 @@
               <w:rPr>
                 <w:webHidden/>
               </w:rPr>
-              <w:t>12</w:t>
+              <w:t>13</w:t>
             </w:r>
             <w:r>
               <w:rPr>
@@ -2593,12 +2654,14 @@
             <w:pStyle w:val="TOC2"/>
             <w:rPr>
               <w:rFonts w:asciiTheme="minorHAnsi" w:eastAsiaTheme="minorEastAsia" w:hAnsiTheme="minorHAnsi" w:cstheme="minorBidi"/>
+              <w:noProof/>
               <w:kern w:val="2"/>
               <w:szCs w:val="24"/>
+              <w:lang w:val="en-DE" w:eastAsia="en-DE"/>
               <w14:ligatures w14:val="standardContextual"/>
             </w:rPr>
           </w:pPr>
-          <w:hyperlink w:anchor="_Toc234665712" w:history="1">
+          <w:hyperlink w:anchor="_Toc234885461" w:history="1">
             <w:r>
               <w:rPr>
                 <w:rStyle w:val="Hyperlink"/>
@@ -2625,7 +2688,7 @@
                 <w:noProof/>
                 <w:webHidden/>
               </w:rPr>
-              <w:instrText xml:space="preserve"> PAGEREF _Toc234665712 \h </w:instrText>
+              <w:instrText xml:space="preserve"> PAGEREF _Toc234885461 \h </w:instrText>
             </w:r>
             <w:r>
               <w:rPr>
@@ -2645,7 +2708,7 @@
                 <w:noProof/>
                 <w:webHidden/>
               </w:rPr>
-              <w:t>12</w:t>
+              <w:t>13</w:t>
             </w:r>
             <w:r>
               <w:rPr>
@@ -2663,10 +2726,11 @@
               <w:rFonts w:asciiTheme="minorHAnsi" w:eastAsiaTheme="minorEastAsia" w:hAnsiTheme="minorHAnsi" w:cstheme="minorBidi"/>
               <w:kern w:val="2"/>
               <w:szCs w:val="24"/>
+              <w:lang w:val="en-DE" w:eastAsia="en-DE"/>
               <w14:ligatures w14:val="standardContextual"/>
             </w:rPr>
           </w:pPr>
-          <w:hyperlink w:anchor="_Toc234665713" w:history="1">
+          <w:hyperlink w:anchor="_Toc234885462" w:history="1">
             <w:r>
               <w:rPr>
                 <w:rStyle w:val="Hyperlink"/>
@@ -2689,7 +2753,7 @@
               <w:rPr>
                 <w:webHidden/>
               </w:rPr>
-              <w:instrText xml:space="preserve"> PAGEREF _Toc234665713 \h </w:instrText>
+              <w:instrText xml:space="preserve"> PAGEREF _Toc234885462 \h </w:instrText>
             </w:r>
             <w:r>
               <w:rPr>
@@ -2706,7 +2770,7 @@
               <w:rPr>
                 <w:webHidden/>
               </w:rPr>
-              <w:t>12</w:t>
+              <w:t>13</w:t>
             </w:r>
             <w:r>
               <w:rPr>
@@ -2723,10 +2787,11 @@
               <w:rFonts w:asciiTheme="minorHAnsi" w:eastAsiaTheme="minorEastAsia" w:hAnsiTheme="minorHAnsi" w:cstheme="minorBidi"/>
               <w:kern w:val="2"/>
               <w:szCs w:val="24"/>
+              <w:lang w:val="en-DE" w:eastAsia="en-DE"/>
               <w14:ligatures w14:val="standardContextual"/>
             </w:rPr>
           </w:pPr>
-          <w:hyperlink w:anchor="_Toc234665714" w:history="1">
+          <w:hyperlink w:anchor="_Toc234885463" w:history="1">
             <w:r>
               <w:rPr>
                 <w:rStyle w:val="Hyperlink"/>
@@ -2749,7 +2814,7 @@
               <w:rPr>
                 <w:webHidden/>
               </w:rPr>
-              <w:instrText xml:space="preserve"> PAGEREF _Toc234665714 \h </w:instrText>
+              <w:instrText xml:space="preserve"> PAGEREF _Toc234885463 \h </w:instrText>
             </w:r>
             <w:r>
               <w:rPr>
@@ -2766,7 +2831,7 @@
               <w:rPr>
                 <w:webHidden/>
               </w:rPr>
-              <w:t>12</w:t>
+              <w:t>13</w:t>
             </w:r>
             <w:r>
               <w:rPr>
@@ -2783,10 +2848,11 @@
               <w:rFonts w:asciiTheme="minorHAnsi" w:eastAsiaTheme="minorEastAsia" w:hAnsiTheme="minorHAnsi" w:cstheme="minorBidi"/>
               <w:kern w:val="2"/>
               <w:szCs w:val="24"/>
+              <w:lang w:val="en-DE" w:eastAsia="en-DE"/>
               <w14:ligatures w14:val="standardContextual"/>
             </w:rPr>
           </w:pPr>
-          <w:hyperlink w:anchor="_Toc234665715" w:history="1">
+          <w:hyperlink w:anchor="_Toc234885464" w:history="1">
             <w:r>
               <w:rPr>
                 <w:rStyle w:val="Hyperlink"/>
@@ -2809,7 +2875,7 @@
               <w:rPr>
                 <w:webHidden/>
               </w:rPr>
-              <w:instrText xml:space="preserve"> PAGEREF _Toc234665715 \h </w:instrText>
+              <w:instrText xml:space="preserve"> PAGEREF _Toc234885464 \h </w:instrText>
             </w:r>
             <w:r>
               <w:rPr>
@@ -2826,7 +2892,7 @@
               <w:rPr>
                 <w:webHidden/>
               </w:rPr>
-              <w:t>12</w:t>
+              <w:t>13</w:t>
             </w:r>
             <w:r>
               <w:rPr>
@@ -2841,12 +2907,14 @@
             <w:pStyle w:val="TOC2"/>
             <w:rPr>
               <w:rFonts w:asciiTheme="minorHAnsi" w:eastAsiaTheme="minorEastAsia" w:hAnsiTheme="minorHAnsi" w:cstheme="minorBidi"/>
+              <w:noProof/>
               <w:kern w:val="2"/>
               <w:szCs w:val="24"/>
+              <w:lang w:val="en-DE" w:eastAsia="en-DE"/>
               <w14:ligatures w14:val="standardContextual"/>
             </w:rPr>
           </w:pPr>
-          <w:hyperlink w:anchor="_Toc234665716" w:history="1">
+          <w:hyperlink w:anchor="_Toc234885465" w:history="1">
             <w:r>
               <w:rPr>
                 <w:rStyle w:val="Hyperlink"/>
@@ -2873,7 +2941,7 @@
                 <w:noProof/>
                 <w:webHidden/>
               </w:rPr>
-              <w:instrText xml:space="preserve"> PAGEREF _Toc234665716 \h </w:instrText>
+              <w:instrText xml:space="preserve"> PAGEREF _Toc234885465 \h </w:instrText>
             </w:r>
             <w:r>
               <w:rPr>
@@ -2893,7 +2961,7 @@
                 <w:noProof/>
                 <w:webHidden/>
               </w:rPr>
-              <w:t>12</w:t>
+              <w:t>13</w:t>
             </w:r>
             <w:r>
               <w:rPr>
@@ -2911,15 +2979,16 @@
               <w:rFonts w:asciiTheme="minorHAnsi" w:eastAsiaTheme="minorEastAsia" w:hAnsiTheme="minorHAnsi" w:cstheme="minorBidi"/>
               <w:kern w:val="2"/>
               <w:szCs w:val="24"/>
+              <w:lang w:val="en-DE" w:eastAsia="en-DE"/>
               <w14:ligatures w14:val="standardContextual"/>
             </w:rPr>
           </w:pPr>
-          <w:hyperlink w:anchor="_Toc234665717" w:history="1">
+          <w:hyperlink w:anchor="_Toc234885466" w:history="1">
             <w:r>
               <w:rPr>
                 <w:rStyle w:val="Hyperlink"/>
               </w:rPr>
-              <w:t>5.2.1 Konzeption relevanter Fehlerszenarien</w:t>
+              <w:t>5.2.1 Herleitung zentraler Fehlerfälle</w:t>
             </w:r>
             <w:r>
               <w:rPr>
@@ -2937,7 +3006,7 @@
               <w:rPr>
                 <w:webHidden/>
               </w:rPr>
-              <w:instrText xml:space="preserve"> PAGEREF _Toc234665717 \h </w:instrText>
+              <w:instrText xml:space="preserve"> PAGEREF _Toc234885466 \h </w:instrText>
             </w:r>
             <w:r>
               <w:rPr>
@@ -2954,7 +3023,7 @@
               <w:rPr>
                 <w:webHidden/>
               </w:rPr>
-              <w:t>12</w:t>
+              <w:t>13</w:t>
             </w:r>
             <w:r>
               <w:rPr>
@@ -2971,10 +3040,11 @@
               <w:rFonts w:asciiTheme="minorHAnsi" w:eastAsiaTheme="minorEastAsia" w:hAnsiTheme="minorHAnsi" w:cstheme="minorBidi"/>
               <w:kern w:val="2"/>
               <w:szCs w:val="24"/>
+              <w:lang w:val="en-DE" w:eastAsia="en-DE"/>
               <w14:ligatures w14:val="standardContextual"/>
             </w:rPr>
           </w:pPr>
-          <w:hyperlink w:anchor="_Toc234665718" w:history="1">
+          <w:hyperlink w:anchor="_Toc234885467" w:history="1">
             <w:r>
               <w:rPr>
                 <w:rStyle w:val="Hyperlink"/>
@@ -2997,7 +3067,7 @@
               <w:rPr>
                 <w:webHidden/>
               </w:rPr>
-              <w:instrText xml:space="preserve"> PAGEREF _Toc234665718 \h </w:instrText>
+              <w:instrText xml:space="preserve"> PAGEREF _Toc234885467 \h </w:instrText>
             </w:r>
             <w:r>
               <w:rPr>
@@ -3014,7 +3084,7 @@
               <w:rPr>
                 <w:webHidden/>
               </w:rPr>
-              <w:t>12</w:t>
+              <w:t>13</w:t>
             </w:r>
             <w:r>
               <w:rPr>
@@ -3029,12 +3099,14 @@
             <w:pStyle w:val="TOC2"/>
             <w:rPr>
               <w:rFonts w:asciiTheme="minorHAnsi" w:eastAsiaTheme="minorEastAsia" w:hAnsiTheme="minorHAnsi" w:cstheme="minorBidi"/>
+              <w:noProof/>
               <w:kern w:val="2"/>
               <w:szCs w:val="24"/>
+              <w:lang w:val="en-DE" w:eastAsia="en-DE"/>
               <w14:ligatures w14:val="standardContextual"/>
             </w:rPr>
           </w:pPr>
-          <w:hyperlink w:anchor="_Toc234665719" w:history="1">
+          <w:hyperlink w:anchor="_Toc234885468" w:history="1">
             <w:r>
               <w:rPr>
                 <w:rStyle w:val="Hyperlink"/>
@@ -3061,7 +3133,7 @@
                 <w:noProof/>
                 <w:webHidden/>
               </w:rPr>
-              <w:instrText xml:space="preserve"> PAGEREF _Toc234665719 \h </w:instrText>
+              <w:instrText xml:space="preserve"> PAGEREF _Toc234885468 \h </w:instrText>
             </w:r>
             <w:r>
               <w:rPr>
@@ -3081,7 +3153,7 @@
                 <w:noProof/>
                 <w:webHidden/>
               </w:rPr>
-              <w:t>12</w:t>
+              <w:t>13</w:t>
             </w:r>
             <w:r>
               <w:rPr>
@@ -3099,10 +3171,11 @@
               <w:rFonts w:asciiTheme="minorHAnsi" w:eastAsiaTheme="minorEastAsia" w:hAnsiTheme="minorHAnsi" w:cstheme="minorBidi"/>
               <w:kern w:val="2"/>
               <w:szCs w:val="24"/>
+              <w:lang w:val="en-DE" w:eastAsia="en-DE"/>
               <w14:ligatures w14:val="standardContextual"/>
             </w:rPr>
           </w:pPr>
-          <w:hyperlink w:anchor="_Toc234665720" w:history="1">
+          <w:hyperlink w:anchor="_Toc234885469" w:history="1">
             <w:r>
               <w:rPr>
                 <w:rStyle w:val="Hyperlink"/>
@@ -3125,7 +3198,7 @@
               <w:rPr>
                 <w:webHidden/>
               </w:rPr>
-              <w:instrText xml:space="preserve"> PAGEREF _Toc234665720 \h </w:instrText>
+              <w:instrText xml:space="preserve"> PAGEREF _Toc234885469 \h </w:instrText>
             </w:r>
             <w:r>
               <w:rPr>
@@ -3142,7 +3215,7 @@
               <w:rPr>
                 <w:webHidden/>
               </w:rPr>
-              <w:t>12</w:t>
+              <w:t>13</w:t>
             </w:r>
             <w:r>
               <w:rPr>
@@ -3159,10 +3232,11 @@
               <w:rFonts w:asciiTheme="minorHAnsi" w:eastAsiaTheme="minorEastAsia" w:hAnsiTheme="minorHAnsi" w:cstheme="minorBidi"/>
               <w:kern w:val="2"/>
               <w:szCs w:val="24"/>
+              <w:lang w:val="en-DE" w:eastAsia="en-DE"/>
               <w14:ligatures w14:val="standardContextual"/>
             </w:rPr>
           </w:pPr>
-          <w:hyperlink w:anchor="_Toc234665721" w:history="1">
+          <w:hyperlink w:anchor="_Toc234885470" w:history="1">
             <w:r>
               <w:rPr>
                 <w:rStyle w:val="Hyperlink"/>
@@ -3185,7 +3259,7 @@
               <w:rPr>
                 <w:webHidden/>
               </w:rPr>
-              <w:instrText xml:space="preserve"> PAGEREF _Toc234665721 \h </w:instrText>
+              <w:instrText xml:space="preserve"> PAGEREF _Toc234885470 \h </w:instrText>
             </w:r>
             <w:r>
               <w:rPr>
@@ -3202,7 +3276,7 @@
               <w:rPr>
                 <w:webHidden/>
               </w:rPr>
-              <w:t>12</w:t>
+              <w:t>13</w:t>
             </w:r>
             <w:r>
               <w:rPr>
@@ -3220,10 +3294,11 @@
               <w:b w:val="0"/>
               <w:kern w:val="2"/>
               <w:szCs w:val="24"/>
+              <w:lang w:val="en-DE" w:eastAsia="en-DE"/>
               <w14:ligatures w14:val="standardContextual"/>
             </w:rPr>
           </w:pPr>
-          <w:hyperlink w:anchor="_Toc234665722" w:history="1">
+          <w:hyperlink w:anchor="_Toc234885471" w:history="1">
             <w:r>
               <w:rPr>
                 <w:rStyle w:val="Hyperlink"/>
@@ -3246,7 +3321,7 @@
               <w:rPr>
                 <w:webHidden/>
               </w:rPr>
-              <w:instrText xml:space="preserve"> PAGEREF _Toc234665722 \h </w:instrText>
+              <w:instrText xml:space="preserve"> PAGEREF _Toc234885471 \h </w:instrText>
             </w:r>
             <w:r>
               <w:rPr>
@@ -3263,7 +3338,7 @@
               <w:rPr>
                 <w:webHidden/>
               </w:rPr>
-              <w:t>13</w:t>
+              <w:t>14</w:t>
             </w:r>
             <w:r>
               <w:rPr>
@@ -3278,12 +3353,14 @@
             <w:pStyle w:val="TOC2"/>
             <w:rPr>
               <w:rFonts w:asciiTheme="minorHAnsi" w:eastAsiaTheme="minorEastAsia" w:hAnsiTheme="minorHAnsi" w:cstheme="minorBidi"/>
+              <w:noProof/>
               <w:kern w:val="2"/>
               <w:szCs w:val="24"/>
+              <w:lang w:val="en-DE" w:eastAsia="en-DE"/>
               <w14:ligatures w14:val="standardContextual"/>
             </w:rPr>
           </w:pPr>
-          <w:hyperlink w:anchor="_Toc234665723" w:history="1">
+          <w:hyperlink w:anchor="_Toc234885472" w:history="1">
             <w:r>
               <w:rPr>
                 <w:rStyle w:val="Hyperlink"/>
@@ -3310,7 +3387,7 @@
                 <w:noProof/>
                 <w:webHidden/>
               </w:rPr>
-              <w:instrText xml:space="preserve"> PAGEREF _Toc234665723 \h </w:instrText>
+              <w:instrText xml:space="preserve"> PAGEREF _Toc234885472 \h </w:instrText>
             </w:r>
             <w:r>
               <w:rPr>
@@ -3330,7 +3407,7 @@
                 <w:noProof/>
                 <w:webHidden/>
               </w:rPr>
-              <w:t>13</w:t>
+              <w:t>14</w:t>
             </w:r>
             <w:r>
               <w:rPr>
@@ -3346,12 +3423,14 @@
             <w:pStyle w:val="TOC2"/>
             <w:rPr>
               <w:rFonts w:asciiTheme="minorHAnsi" w:eastAsiaTheme="minorEastAsia" w:hAnsiTheme="minorHAnsi" w:cstheme="minorBidi"/>
+              <w:noProof/>
               <w:kern w:val="2"/>
               <w:szCs w:val="24"/>
+              <w:lang w:val="en-DE" w:eastAsia="en-DE"/>
               <w14:ligatures w14:val="standardContextual"/>
             </w:rPr>
           </w:pPr>
-          <w:hyperlink w:anchor="_Toc234665724" w:history="1">
+          <w:hyperlink w:anchor="_Toc234885473" w:history="1">
             <w:r>
               <w:rPr>
                 <w:rStyle w:val="Hyperlink"/>
@@ -3378,7 +3457,7 @@
                 <w:noProof/>
                 <w:webHidden/>
               </w:rPr>
-              <w:instrText xml:space="preserve"> PAGEREF _Toc234665724 \h </w:instrText>
+              <w:instrText xml:space="preserve"> PAGEREF _Toc234885473 \h </w:instrText>
             </w:r>
             <w:r>
               <w:rPr>
@@ -3398,7 +3477,7 @@
                 <w:noProof/>
                 <w:webHidden/>
               </w:rPr>
-              <w:t>13</w:t>
+              <w:t>14</w:t>
             </w:r>
             <w:r>
               <w:rPr>
@@ -3416,10 +3495,11 @@
               <w:rFonts w:asciiTheme="minorHAnsi" w:eastAsiaTheme="minorEastAsia" w:hAnsiTheme="minorHAnsi" w:cstheme="minorBidi"/>
               <w:kern w:val="2"/>
               <w:szCs w:val="24"/>
+              <w:lang w:val="en-DE" w:eastAsia="en-DE"/>
               <w14:ligatures w14:val="standardContextual"/>
             </w:rPr>
           </w:pPr>
-          <w:hyperlink w:anchor="_Toc234665725" w:history="1">
+          <w:hyperlink w:anchor="_Toc234885474" w:history="1">
             <w:r>
               <w:rPr>
                 <w:rStyle w:val="Hyperlink"/>
@@ -3442,7 +3522,7 @@
               <w:rPr>
                 <w:webHidden/>
               </w:rPr>
-              <w:instrText xml:space="preserve"> PAGEREF _Toc234665725 \h </w:instrText>
+              <w:instrText xml:space="preserve"> PAGEREF _Toc234885474 \h </w:instrText>
             </w:r>
             <w:r>
               <w:rPr>
@@ -3459,7 +3539,7 @@
               <w:rPr>
                 <w:webHidden/>
               </w:rPr>
-              <w:t>13</w:t>
+              <w:t>14</w:t>
             </w:r>
             <w:r>
               <w:rPr>
@@ -3476,10 +3556,11 @@
               <w:rFonts w:asciiTheme="minorHAnsi" w:eastAsiaTheme="minorEastAsia" w:hAnsiTheme="minorHAnsi" w:cstheme="minorBidi"/>
               <w:kern w:val="2"/>
               <w:szCs w:val="24"/>
+              <w:lang w:val="en-DE" w:eastAsia="en-DE"/>
               <w14:ligatures w14:val="standardContextual"/>
             </w:rPr>
           </w:pPr>
-          <w:hyperlink w:anchor="_Toc234665726" w:history="1">
+          <w:hyperlink w:anchor="_Toc234885475" w:history="1">
             <w:r>
               <w:rPr>
                 <w:rStyle w:val="Hyperlink"/>
@@ -3502,7 +3583,7 @@
               <w:rPr>
                 <w:webHidden/>
               </w:rPr>
-              <w:instrText xml:space="preserve"> PAGEREF _Toc234665726 \h </w:instrText>
+              <w:instrText xml:space="preserve"> PAGEREF _Toc234885475 \h </w:instrText>
             </w:r>
             <w:r>
               <w:rPr>
@@ -3519,7 +3600,7 @@
               <w:rPr>
                 <w:webHidden/>
               </w:rPr>
-              <w:t>13</w:t>
+              <w:t>14</w:t>
             </w:r>
             <w:r>
               <w:rPr>
@@ -3534,12 +3615,14 @@
             <w:pStyle w:val="TOC2"/>
             <w:rPr>
               <w:rFonts w:asciiTheme="minorHAnsi" w:eastAsiaTheme="minorEastAsia" w:hAnsiTheme="minorHAnsi" w:cstheme="minorBidi"/>
+              <w:noProof/>
               <w:kern w:val="2"/>
               <w:szCs w:val="24"/>
+              <w:lang w:val="en-DE" w:eastAsia="en-DE"/>
               <w14:ligatures w14:val="standardContextual"/>
             </w:rPr>
           </w:pPr>
-          <w:hyperlink w:anchor="_Toc234665727" w:history="1">
+          <w:hyperlink w:anchor="_Toc234885476" w:history="1">
             <w:r>
               <w:rPr>
                 <w:rStyle w:val="Hyperlink"/>
@@ -3566,7 +3649,7 @@
                 <w:noProof/>
                 <w:webHidden/>
               </w:rPr>
-              <w:instrText xml:space="preserve"> PAGEREF _Toc234665727 \h </w:instrText>
+              <w:instrText xml:space="preserve"> PAGEREF _Toc234885476 \h </w:instrText>
             </w:r>
             <w:r>
               <w:rPr>
@@ -3586,7 +3669,7 @@
                 <w:noProof/>
                 <w:webHidden/>
               </w:rPr>
-              <w:t>13</w:t>
+              <w:t>14</w:t>
             </w:r>
             <w:r>
               <w:rPr>
@@ -3604,10 +3687,11 @@
               <w:rFonts w:asciiTheme="minorHAnsi" w:eastAsiaTheme="minorEastAsia" w:hAnsiTheme="minorHAnsi" w:cstheme="minorBidi"/>
               <w:kern w:val="2"/>
               <w:szCs w:val="24"/>
+              <w:lang w:val="en-DE" w:eastAsia="en-DE"/>
               <w14:ligatures w14:val="standardContextual"/>
             </w:rPr>
           </w:pPr>
-          <w:hyperlink w:anchor="_Toc234665728" w:history="1">
+          <w:hyperlink w:anchor="_Toc234885477" w:history="1">
             <w:r>
               <w:rPr>
                 <w:rStyle w:val="Hyperlink"/>
@@ -3630,7 +3714,7 @@
               <w:rPr>
                 <w:webHidden/>
               </w:rPr>
-              <w:instrText xml:space="preserve"> PAGEREF _Toc234665728 \h </w:instrText>
+              <w:instrText xml:space="preserve"> PAGEREF _Toc234885477 \h </w:instrText>
             </w:r>
             <w:r>
               <w:rPr>
@@ -3647,7 +3731,7 @@
               <w:rPr>
                 <w:webHidden/>
               </w:rPr>
-              <w:t>13</w:t>
+              <w:t>14</w:t>
             </w:r>
             <w:r>
               <w:rPr>
@@ -3664,10 +3748,11 @@
               <w:rFonts w:asciiTheme="minorHAnsi" w:eastAsiaTheme="minorEastAsia" w:hAnsiTheme="minorHAnsi" w:cstheme="minorBidi"/>
               <w:kern w:val="2"/>
               <w:szCs w:val="24"/>
+              <w:lang w:val="en-DE" w:eastAsia="en-DE"/>
               <w14:ligatures w14:val="standardContextual"/>
             </w:rPr>
           </w:pPr>
-          <w:hyperlink w:anchor="_Toc234665729" w:history="1">
+          <w:hyperlink w:anchor="_Toc234885478" w:history="1">
             <w:r>
               <w:rPr>
                 <w:rStyle w:val="Hyperlink"/>
@@ -3690,7 +3775,7 @@
               <w:rPr>
                 <w:webHidden/>
               </w:rPr>
-              <w:instrText xml:space="preserve"> PAGEREF _Toc234665729 \h </w:instrText>
+              <w:instrText xml:space="preserve"> PAGEREF _Toc234885478 \h </w:instrText>
             </w:r>
             <w:r>
               <w:rPr>
@@ -3707,7 +3792,7 @@
               <w:rPr>
                 <w:webHidden/>
               </w:rPr>
-              <w:t>13</w:t>
+              <w:t>14</w:t>
             </w:r>
             <w:r>
               <w:rPr>
@@ -3722,12 +3807,14 @@
             <w:pStyle w:val="TOC2"/>
             <w:rPr>
               <w:rFonts w:asciiTheme="minorHAnsi" w:eastAsiaTheme="minorEastAsia" w:hAnsiTheme="minorHAnsi" w:cstheme="minorBidi"/>
+              <w:noProof/>
               <w:kern w:val="2"/>
               <w:szCs w:val="24"/>
+              <w:lang w:val="en-DE" w:eastAsia="en-DE"/>
               <w14:ligatures w14:val="standardContextual"/>
             </w:rPr>
           </w:pPr>
-          <w:hyperlink w:anchor="_Toc234665730" w:history="1">
+          <w:hyperlink w:anchor="_Toc234885479" w:history="1">
             <w:r>
               <w:rPr>
                 <w:rStyle w:val="Hyperlink"/>
@@ -3754,7 +3841,7 @@
                 <w:noProof/>
                 <w:webHidden/>
               </w:rPr>
-              <w:instrText xml:space="preserve"> PAGEREF _Toc234665730 \h </w:instrText>
+              <w:instrText xml:space="preserve"> PAGEREF _Toc234885479 \h </w:instrText>
             </w:r>
             <w:r>
               <w:rPr>
@@ -3774,7 +3861,7 @@
                 <w:noProof/>
                 <w:webHidden/>
               </w:rPr>
-              <w:t>13</w:t>
+              <w:t>14</w:t>
             </w:r>
             <w:r>
               <w:rPr>
@@ -3792,10 +3879,11 @@
               <w:rFonts w:asciiTheme="minorHAnsi" w:eastAsiaTheme="minorEastAsia" w:hAnsiTheme="minorHAnsi" w:cstheme="minorBidi"/>
               <w:kern w:val="2"/>
               <w:szCs w:val="24"/>
+              <w:lang w:val="en-DE" w:eastAsia="en-DE"/>
               <w14:ligatures w14:val="standardContextual"/>
             </w:rPr>
           </w:pPr>
-          <w:hyperlink w:anchor="_Toc234665731" w:history="1">
+          <w:hyperlink w:anchor="_Toc234885480" w:history="1">
             <w:r>
               <w:rPr>
                 <w:rStyle w:val="Hyperlink"/>
@@ -3818,7 +3906,7 @@
               <w:rPr>
                 <w:webHidden/>
               </w:rPr>
-              <w:instrText xml:space="preserve"> PAGEREF _Toc234665731 \h </w:instrText>
+              <w:instrText xml:space="preserve"> PAGEREF _Toc234885480 \h </w:instrText>
             </w:r>
             <w:r>
               <w:rPr>
@@ -3835,7 +3923,7 @@
               <w:rPr>
                 <w:webHidden/>
               </w:rPr>
-              <w:t>13</w:t>
+              <w:t>14</w:t>
             </w:r>
             <w:r>
               <w:rPr>
@@ -3852,10 +3940,11 @@
               <w:rFonts w:asciiTheme="minorHAnsi" w:eastAsiaTheme="minorEastAsia" w:hAnsiTheme="minorHAnsi" w:cstheme="minorBidi"/>
               <w:kern w:val="2"/>
               <w:szCs w:val="24"/>
+              <w:lang w:val="en-DE" w:eastAsia="en-DE"/>
               <w14:ligatures w14:val="standardContextual"/>
             </w:rPr>
           </w:pPr>
-          <w:hyperlink w:anchor="_Toc234665732" w:history="1">
+          <w:hyperlink w:anchor="_Toc234885481" w:history="1">
             <w:r>
               <w:rPr>
                 <w:rStyle w:val="Hyperlink"/>
@@ -3878,7 +3967,7 @@
               <w:rPr>
                 <w:webHidden/>
               </w:rPr>
-              <w:instrText xml:space="preserve"> PAGEREF _Toc234665732 \h </w:instrText>
+              <w:instrText xml:space="preserve"> PAGEREF _Toc234885481 \h </w:instrText>
             </w:r>
             <w:r>
               <w:rPr>
@@ -3895,7 +3984,7 @@
               <w:rPr>
                 <w:webHidden/>
               </w:rPr>
-              <w:t>13</w:t>
+              <w:t>14</w:t>
             </w:r>
             <w:r>
               <w:rPr>
@@ -3910,12 +3999,14 @@
             <w:pStyle w:val="TOC2"/>
             <w:rPr>
               <w:rFonts w:asciiTheme="minorHAnsi" w:eastAsiaTheme="minorEastAsia" w:hAnsiTheme="minorHAnsi" w:cstheme="minorBidi"/>
+              <w:noProof/>
               <w:kern w:val="2"/>
               <w:szCs w:val="24"/>
+              <w:lang w:val="en-DE" w:eastAsia="en-DE"/>
               <w14:ligatures w14:val="standardContextual"/>
             </w:rPr>
           </w:pPr>
-          <w:hyperlink w:anchor="_Toc234665733" w:history="1">
+          <w:hyperlink w:anchor="_Toc234885482" w:history="1">
             <w:r>
               <w:rPr>
                 <w:rStyle w:val="Hyperlink"/>
@@ -3942,7 +4033,7 @@
                 <w:noProof/>
                 <w:webHidden/>
               </w:rPr>
-              <w:instrText xml:space="preserve"> PAGEREF _Toc234665733 \h </w:instrText>
+              <w:instrText xml:space="preserve"> PAGEREF _Toc234885482 \h </w:instrText>
             </w:r>
             <w:r>
               <w:rPr>
@@ -3962,7 +4053,7 @@
                 <w:noProof/>
                 <w:webHidden/>
               </w:rPr>
-              <w:t>13</w:t>
+              <w:t>14</w:t>
             </w:r>
             <w:r>
               <w:rPr>
@@ -3980,10 +4071,11 @@
               <w:rFonts w:asciiTheme="minorHAnsi" w:eastAsiaTheme="minorEastAsia" w:hAnsiTheme="minorHAnsi" w:cstheme="minorBidi"/>
               <w:kern w:val="2"/>
               <w:szCs w:val="24"/>
+              <w:lang w:val="en-DE" w:eastAsia="en-DE"/>
               <w14:ligatures w14:val="standardContextual"/>
             </w:rPr>
           </w:pPr>
-          <w:hyperlink w:anchor="_Toc234665734" w:history="1">
+          <w:hyperlink w:anchor="_Toc234885483" w:history="1">
             <w:r>
               <w:rPr>
                 <w:rStyle w:val="Hyperlink"/>
@@ -4006,7 +4098,7 @@
               <w:rPr>
                 <w:webHidden/>
               </w:rPr>
-              <w:instrText xml:space="preserve"> PAGEREF _Toc234665734 \h </w:instrText>
+              <w:instrText xml:space="preserve"> PAGEREF _Toc234885483 \h </w:instrText>
             </w:r>
             <w:r>
               <w:rPr>
@@ -4023,7 +4115,7 @@
               <w:rPr>
                 <w:webHidden/>
               </w:rPr>
-              <w:t>13</w:t>
+              <w:t>14</w:t>
             </w:r>
             <w:r>
               <w:rPr>
@@ -4040,10 +4132,11 @@
               <w:rFonts w:asciiTheme="minorHAnsi" w:eastAsiaTheme="minorEastAsia" w:hAnsiTheme="minorHAnsi" w:cstheme="minorBidi"/>
               <w:kern w:val="2"/>
               <w:szCs w:val="24"/>
+              <w:lang w:val="en-DE" w:eastAsia="en-DE"/>
               <w14:ligatures w14:val="standardContextual"/>
             </w:rPr>
           </w:pPr>
-          <w:hyperlink w:anchor="_Toc234665735" w:history="1">
+          <w:hyperlink w:anchor="_Toc234885484" w:history="1">
             <w:r>
               <w:rPr>
                 <w:rStyle w:val="Hyperlink"/>
@@ -4066,7 +4159,7 @@
               <w:rPr>
                 <w:webHidden/>
               </w:rPr>
-              <w:instrText xml:space="preserve"> PAGEREF _Toc234665735 \h </w:instrText>
+              <w:instrText xml:space="preserve"> PAGEREF _Toc234885484 \h </w:instrText>
             </w:r>
             <w:r>
               <w:rPr>
@@ -4083,7 +4176,7 @@
               <w:rPr>
                 <w:webHidden/>
               </w:rPr>
-              <w:t>13</w:t>
+              <w:t>14</w:t>
             </w:r>
             <w:r>
               <w:rPr>
@@ -4098,12 +4191,14 @@
             <w:pStyle w:val="TOC2"/>
             <w:rPr>
               <w:rFonts w:asciiTheme="minorHAnsi" w:eastAsiaTheme="minorEastAsia" w:hAnsiTheme="minorHAnsi" w:cstheme="minorBidi"/>
+              <w:noProof/>
               <w:kern w:val="2"/>
               <w:szCs w:val="24"/>
+              <w:lang w:val="en-DE" w:eastAsia="en-DE"/>
               <w14:ligatures w14:val="standardContextual"/>
             </w:rPr>
           </w:pPr>
-          <w:hyperlink w:anchor="_Toc234665736" w:history="1">
+          <w:hyperlink w:anchor="_Toc234885485" w:history="1">
             <w:r>
               <w:rPr>
                 <w:rStyle w:val="Hyperlink"/>
@@ -4130,7 +4225,7 @@
                 <w:noProof/>
                 <w:webHidden/>
               </w:rPr>
-              <w:instrText xml:space="preserve"> PAGEREF _Toc234665736 \h </w:instrText>
+              <w:instrText xml:space="preserve"> PAGEREF _Toc234885485 \h </w:instrText>
             </w:r>
             <w:r>
               <w:rPr>
@@ -4150,7 +4245,7 @@
                 <w:noProof/>
                 <w:webHidden/>
               </w:rPr>
-              <w:t>14</w:t>
+              <w:t>15</w:t>
             </w:r>
             <w:r>
               <w:rPr>
@@ -4169,10 +4264,11 @@
               <w:b w:val="0"/>
               <w:kern w:val="2"/>
               <w:szCs w:val="24"/>
+              <w:lang w:val="en-DE" w:eastAsia="en-DE"/>
               <w14:ligatures w14:val="standardContextual"/>
             </w:rPr>
           </w:pPr>
-          <w:hyperlink w:anchor="_Toc234665737" w:history="1">
+          <w:hyperlink w:anchor="_Toc234885486" w:history="1">
             <w:r>
               <w:rPr>
                 <w:rStyle w:val="Hyperlink"/>
@@ -4195,7 +4291,7 @@
               <w:rPr>
                 <w:webHidden/>
               </w:rPr>
-              <w:instrText xml:space="preserve"> PAGEREF _Toc234665737 \h </w:instrText>
+              <w:instrText xml:space="preserve"> PAGEREF _Toc234885486 \h </w:instrText>
             </w:r>
             <w:r>
               <w:rPr>
@@ -4212,7 +4308,7 @@
               <w:rPr>
                 <w:webHidden/>
               </w:rPr>
-              <w:t>15</w:t>
+              <w:t>16</w:t>
             </w:r>
             <w:r>
               <w:rPr>
@@ -4227,12 +4323,14 @@
             <w:pStyle w:val="TOC2"/>
             <w:rPr>
               <w:rFonts w:asciiTheme="minorHAnsi" w:eastAsiaTheme="minorEastAsia" w:hAnsiTheme="minorHAnsi" w:cstheme="minorBidi"/>
+              <w:noProof/>
               <w:kern w:val="2"/>
               <w:szCs w:val="24"/>
+              <w:lang w:val="en-DE" w:eastAsia="en-DE"/>
               <w14:ligatures w14:val="standardContextual"/>
             </w:rPr>
           </w:pPr>
-          <w:hyperlink w:anchor="_Toc234665738" w:history="1">
+          <w:hyperlink w:anchor="_Toc234885487" w:history="1">
             <w:r>
               <w:rPr>
                 <w:rStyle w:val="Hyperlink"/>
@@ -4259,7 +4357,7 @@
                 <w:noProof/>
                 <w:webHidden/>
               </w:rPr>
-              <w:instrText xml:space="preserve"> PAGEREF _Toc234665738 \h </w:instrText>
+              <w:instrText xml:space="preserve"> PAGEREF _Toc234885487 \h </w:instrText>
             </w:r>
             <w:r>
               <w:rPr>
@@ -4279,7 +4377,7 @@
                 <w:noProof/>
                 <w:webHidden/>
               </w:rPr>
-              <w:t>15</w:t>
+              <w:t>16</w:t>
             </w:r>
             <w:r>
               <w:rPr>
@@ -4295,12 +4393,14 @@
             <w:pStyle w:val="TOC2"/>
             <w:rPr>
               <w:rFonts w:asciiTheme="minorHAnsi" w:eastAsiaTheme="minorEastAsia" w:hAnsiTheme="minorHAnsi" w:cstheme="minorBidi"/>
+              <w:noProof/>
               <w:kern w:val="2"/>
               <w:szCs w:val="24"/>
+              <w:lang w:val="en-DE" w:eastAsia="en-DE"/>
               <w14:ligatures w14:val="standardContextual"/>
             </w:rPr>
           </w:pPr>
-          <w:hyperlink w:anchor="_Toc234665739" w:history="1">
+          <w:hyperlink w:anchor="_Toc234885488" w:history="1">
             <w:r>
               <w:rPr>
                 <w:rStyle w:val="Hyperlink"/>
@@ -4327,7 +4427,7 @@
                 <w:noProof/>
                 <w:webHidden/>
               </w:rPr>
-              <w:instrText xml:space="preserve"> PAGEREF _Toc234665739 \h </w:instrText>
+              <w:instrText xml:space="preserve"> PAGEREF _Toc234885488 \h </w:instrText>
             </w:r>
             <w:r>
               <w:rPr>
@@ -4347,7 +4447,7 @@
                 <w:noProof/>
                 <w:webHidden/>
               </w:rPr>
-              <w:t>15</w:t>
+              <w:t>16</w:t>
             </w:r>
             <w:r>
               <w:rPr>
@@ -4363,12 +4463,14 @@
             <w:pStyle w:val="TOC2"/>
             <w:rPr>
               <w:rFonts w:asciiTheme="minorHAnsi" w:eastAsiaTheme="minorEastAsia" w:hAnsiTheme="minorHAnsi" w:cstheme="minorBidi"/>
+              <w:noProof/>
               <w:kern w:val="2"/>
               <w:szCs w:val="24"/>
+              <w:lang w:val="en-DE" w:eastAsia="en-DE"/>
               <w14:ligatures w14:val="standardContextual"/>
             </w:rPr>
           </w:pPr>
-          <w:hyperlink w:anchor="_Toc234665740" w:history="1">
+          <w:hyperlink w:anchor="_Toc234885489" w:history="1">
             <w:r>
               <w:rPr>
                 <w:rStyle w:val="Hyperlink"/>
@@ -4395,7 +4497,7 @@
                 <w:noProof/>
                 <w:webHidden/>
               </w:rPr>
-              <w:instrText xml:space="preserve"> PAGEREF _Toc234665740 \h </w:instrText>
+              <w:instrText xml:space="preserve"> PAGEREF _Toc234885489 \h </w:instrText>
             </w:r>
             <w:r>
               <w:rPr>
@@ -4415,7 +4517,7 @@
                 <w:noProof/>
                 <w:webHidden/>
               </w:rPr>
-              <w:t>15</w:t>
+              <w:t>16</w:t>
             </w:r>
             <w:r>
               <w:rPr>
@@ -4431,12 +4533,14 @@
             <w:pStyle w:val="TOC2"/>
             <w:rPr>
               <w:rFonts w:asciiTheme="minorHAnsi" w:eastAsiaTheme="minorEastAsia" w:hAnsiTheme="minorHAnsi" w:cstheme="minorBidi"/>
+              <w:noProof/>
               <w:kern w:val="2"/>
               <w:szCs w:val="24"/>
+              <w:lang w:val="en-DE" w:eastAsia="en-DE"/>
               <w14:ligatures w14:val="standardContextual"/>
             </w:rPr>
           </w:pPr>
-          <w:hyperlink w:anchor="_Toc234665741" w:history="1">
+          <w:hyperlink w:anchor="_Toc234885490" w:history="1">
             <w:r>
               <w:rPr>
                 <w:rStyle w:val="Hyperlink"/>
@@ -4463,7 +4567,7 @@
                 <w:noProof/>
                 <w:webHidden/>
               </w:rPr>
-              <w:instrText xml:space="preserve"> PAGEREF _Toc234665741 \h </w:instrText>
+              <w:instrText xml:space="preserve"> PAGEREF _Toc234885490 \h </w:instrText>
             </w:r>
             <w:r>
               <w:rPr>
@@ -4483,7 +4587,7 @@
                 <w:noProof/>
                 <w:webHidden/>
               </w:rPr>
-              <w:t>15</w:t>
+              <w:t>16</w:t>
             </w:r>
             <w:r>
               <w:rPr>
@@ -4502,10 +4606,11 @@
               <w:b w:val="0"/>
               <w:kern w:val="2"/>
               <w:szCs w:val="24"/>
+              <w:lang w:val="en-DE" w:eastAsia="en-DE"/>
               <w14:ligatures w14:val="standardContextual"/>
             </w:rPr>
           </w:pPr>
-          <w:hyperlink w:anchor="_Toc234665742" w:history="1">
+          <w:hyperlink w:anchor="_Toc234885491" w:history="1">
             <w:r>
               <w:rPr>
                 <w:rStyle w:val="Hyperlink"/>
@@ -4528,7 +4633,7 @@
               <w:rPr>
                 <w:webHidden/>
               </w:rPr>
-              <w:instrText xml:space="preserve"> PAGEREF _Toc234665742 \h </w:instrText>
+              <w:instrText xml:space="preserve"> PAGEREF _Toc234885491 \h </w:instrText>
             </w:r>
             <w:r>
               <w:rPr>
@@ -4545,7 +4650,7 @@
               <w:rPr>
                 <w:webHidden/>
               </w:rPr>
-              <w:t>16</w:t>
+              <w:t>17</w:t>
             </w:r>
             <w:r>
               <w:rPr>
@@ -4560,12 +4665,14 @@
             <w:pStyle w:val="TOC2"/>
             <w:rPr>
               <w:rFonts w:asciiTheme="minorHAnsi" w:eastAsiaTheme="minorEastAsia" w:hAnsiTheme="minorHAnsi" w:cstheme="minorBidi"/>
+              <w:noProof/>
               <w:kern w:val="2"/>
               <w:szCs w:val="24"/>
+              <w:lang w:val="en-DE" w:eastAsia="en-DE"/>
               <w14:ligatures w14:val="standardContextual"/>
             </w:rPr>
           </w:pPr>
-          <w:hyperlink w:anchor="_Toc234665743" w:history="1">
+          <w:hyperlink w:anchor="_Toc234885492" w:history="1">
             <w:r>
               <w:rPr>
                 <w:rStyle w:val="Hyperlink"/>
@@ -4592,7 +4699,7 @@
                 <w:noProof/>
                 <w:webHidden/>
               </w:rPr>
-              <w:instrText xml:space="preserve"> PAGEREF _Toc234665743 \h </w:instrText>
+              <w:instrText xml:space="preserve"> PAGEREF _Toc234885492 \h </w:instrText>
             </w:r>
             <w:r>
               <w:rPr>
@@ -4612,7 +4719,7 @@
                 <w:noProof/>
                 <w:webHidden/>
               </w:rPr>
-              <w:t>16</w:t>
+              <w:t>17</w:t>
             </w:r>
             <w:r>
               <w:rPr>
@@ -4628,12 +4735,14 @@
             <w:pStyle w:val="TOC2"/>
             <w:rPr>
               <w:rFonts w:asciiTheme="minorHAnsi" w:eastAsiaTheme="minorEastAsia" w:hAnsiTheme="minorHAnsi" w:cstheme="minorBidi"/>
+              <w:noProof/>
               <w:kern w:val="2"/>
               <w:szCs w:val="24"/>
+              <w:lang w:val="en-DE" w:eastAsia="en-DE"/>
               <w14:ligatures w14:val="standardContextual"/>
             </w:rPr>
           </w:pPr>
-          <w:hyperlink w:anchor="_Toc234665744" w:history="1">
+          <w:hyperlink w:anchor="_Toc234885493" w:history="1">
             <w:r>
               <w:rPr>
                 <w:rStyle w:val="Hyperlink"/>
@@ -4660,7 +4769,7 @@
                 <w:noProof/>
                 <w:webHidden/>
               </w:rPr>
-              <w:instrText xml:space="preserve"> PAGEREF _Toc234665744 \h </w:instrText>
+              <w:instrText xml:space="preserve"> PAGEREF _Toc234885493 \h </w:instrText>
             </w:r>
             <w:r>
               <w:rPr>
@@ -4680,7 +4789,7 @@
                 <w:noProof/>
                 <w:webHidden/>
               </w:rPr>
-              <w:t>16</w:t>
+              <w:t>17</w:t>
             </w:r>
             <w:r>
               <w:rPr>
@@ -4699,10 +4808,11 @@
               <w:b w:val="0"/>
               <w:kern w:val="2"/>
               <w:szCs w:val="24"/>
+              <w:lang w:val="en-DE" w:eastAsia="en-DE"/>
               <w14:ligatures w14:val="standardContextual"/>
             </w:rPr>
           </w:pPr>
-          <w:hyperlink w:anchor="_Toc234665745" w:history="1">
+          <w:hyperlink w:anchor="_Toc234885494" w:history="1">
             <w:r>
               <w:rPr>
                 <w:rStyle w:val="Hyperlink"/>
@@ -4725,7 +4835,7 @@
               <w:rPr>
                 <w:webHidden/>
               </w:rPr>
-              <w:instrText xml:space="preserve"> PAGEREF _Toc234665745 \h </w:instrText>
+              <w:instrText xml:space="preserve"> PAGEREF _Toc234885494 \h </w:instrText>
             </w:r>
             <w:r>
               <w:rPr>
@@ -4742,7 +4852,7 @@
               <w:rPr>
                 <w:webHidden/>
               </w:rPr>
-              <w:t>17</w:t>
+              <w:t>18</w:t>
             </w:r>
             <w:r>
               <w:rPr>
@@ -4760,10 +4870,11 @@
               <w:b w:val="0"/>
               <w:kern w:val="2"/>
               <w:szCs w:val="24"/>
+              <w:lang w:val="en-DE" w:eastAsia="en-DE"/>
               <w14:ligatures w14:val="standardContextual"/>
             </w:rPr>
           </w:pPr>
-          <w:hyperlink w:anchor="_Toc234665746" w:history="1">
+          <w:hyperlink w:anchor="_Toc234885495" w:history="1">
             <w:r>
               <w:rPr>
                 <w:rStyle w:val="Hyperlink"/>
@@ -4787,7 +4898,7 @@
               <w:rPr>
                 <w:webHidden/>
               </w:rPr>
-              <w:instrText xml:space="preserve"> PAGEREF _Toc234665746 \h </w:instrText>
+              <w:instrText xml:space="preserve"> PAGEREF _Toc234885495 \h </w:instrText>
             </w:r>
             <w:r>
               <w:rPr>
@@ -4804,7 +4915,7 @@
               <w:rPr>
                 <w:webHidden/>
               </w:rPr>
-              <w:t>19</w:t>
+              <w:t>21</w:t>
             </w:r>
             <w:r>
               <w:rPr>
@@ -4822,10 +4933,11 @@
               <w:b w:val="0"/>
               <w:kern w:val="2"/>
               <w:szCs w:val="24"/>
+              <w:lang w:val="en-DE" w:eastAsia="en-DE"/>
               <w14:ligatures w14:val="standardContextual"/>
             </w:rPr>
           </w:pPr>
-          <w:hyperlink w:anchor="_Toc234665747" w:history="1">
+          <w:hyperlink w:anchor="_Toc234885496" w:history="1">
             <w:r>
               <w:rPr>
                 <w:rStyle w:val="Hyperlink"/>
@@ -4849,7 +4961,7 @@
               <w:rPr>
                 <w:webHidden/>
               </w:rPr>
-              <w:instrText xml:space="preserve"> PAGEREF _Toc234665747 \h </w:instrText>
+              <w:instrText xml:space="preserve"> PAGEREF _Toc234885496 \h </w:instrText>
             </w:r>
             <w:r>
               <w:rPr>
@@ -4866,7 +4978,7 @@
               <w:rPr>
                 <w:webHidden/>
               </w:rPr>
-              <w:t>20</w:t>
+              <w:t>22</w:t>
             </w:r>
             <w:r>
               <w:rPr>
@@ -4884,10 +4996,11 @@
               <w:b w:val="0"/>
               <w:kern w:val="2"/>
               <w:szCs w:val="24"/>
+              <w:lang w:val="en-DE" w:eastAsia="en-DE"/>
               <w14:ligatures w14:val="standardContextual"/>
             </w:rPr>
           </w:pPr>
-          <w:hyperlink w:anchor="_Toc234665748" w:history="1">
+          <w:hyperlink w:anchor="_Toc234885497" w:history="1">
             <w:r>
               <w:rPr>
                 <w:rStyle w:val="Hyperlink"/>
@@ -4911,7 +5024,7 @@
               <w:rPr>
                 <w:webHidden/>
               </w:rPr>
-              <w:instrText xml:space="preserve"> PAGEREF _Toc234665748 \h </w:instrText>
+              <w:instrText xml:space="preserve"> PAGEREF _Toc234885497 \h </w:instrText>
             </w:r>
             <w:r>
               <w:rPr>
@@ -4928,7 +5041,7 @@
               <w:rPr>
                 <w:webHidden/>
               </w:rPr>
-              <w:t>21</w:t>
+              <w:t>23</w:t>
             </w:r>
             <w:r>
               <w:rPr>
@@ -4967,7 +5080,7 @@
         <w:pStyle w:val="Heading1"/>
         <w:spacing w:before="0"/>
       </w:pPr>
-      <w:bookmarkStart w:id="0" w:name="_Toc234665685"/>
+      <w:bookmarkStart w:id="0" w:name="_Toc234885434"/>
       <w:r>
         <w:lastRenderedPageBreak/>
         <w:t>Einleitung</w:t>
@@ -4978,7 +5091,7 @@
       <w:pPr>
         <w:pStyle w:val="Heading2"/>
       </w:pPr>
-      <w:bookmarkStart w:id="1" w:name="_Toc234665686"/>
+      <w:bookmarkStart w:id="1" w:name="_Toc234885435"/>
       <w:r>
         <w:t>Motivation</w:t>
       </w:r>
@@ -5019,13 +5132,29 @@
         <w:fldChar w:fldCharType="end"/>
       </w:r>
       <w:r>
-        <w:t xml:space="preserve"> basieren, seit Jahren im Mittelpunkt. Grund dafür ist ihre hohe Leistungsfähigkeit bei der Verarbeitung natürlichsprachiger Anfragen. Allerdings neigen sie aufgrund ihrer probabilistischen Natur zu plausiblen, aber faktisch falschen Antworten (Halluzinationen). Außerdem fehlt ihnen aktuelles und domänenspezifisches Wissen, da ihr Wissensstand auf den Trainingskorpus im aufwendigen Pre-Training beschränkt ist. </w:t>
+        <w:t xml:space="preserve"> basieren, seit Jahren im Mittelpunkt. Grund dafür ist ihre hohe Leistungsfähigkeit bei der Verarbeitung </w:t>
+      </w:r>
+      <w:proofErr w:type="spellStart"/>
+      <w:r>
+        <w:t>natürlichsprachiger</w:t>
+      </w:r>
+      <w:proofErr w:type="spellEnd"/>
+      <w:r>
+        <w:t xml:space="preserve"> Anfragen. Allerdings neigen sie aufgrund ihrer probabilistischen Natur zu plausiblen, aber faktisch falschen Antworten (Halluzinationen). Außerdem fehlt ihnen aktuelles und domänenspezifisches Wissen, da ihr Wissensstand auf den Trainingskorpus im aufwendigen Pre-Training beschränkt ist. </w:t>
       </w:r>
     </w:p>
     <w:p/>
     <w:p>
       <w:r>
-        <w:t xml:space="preserve">Retrieval-Augmented Generation (RAG) </w:t>
+        <w:t>Retrieval-</w:t>
+      </w:r>
+      <w:proofErr w:type="spellStart"/>
+      <w:r>
+        <w:t>Augmented</w:t>
+      </w:r>
+      <w:proofErr w:type="spellEnd"/>
+      <w:r>
+        <w:t xml:space="preserve"> Generation (RAG) </w:t>
       </w:r>
       <w:r>
         <w:fldChar w:fldCharType="begin"/>
@@ -5075,8 +5204,13 @@
     </w:p>
     <w:p/>
     <w:p>
-      <w:r>
-        <w:t xml:space="preserve">GraphRAG bzw. </w:t>
+      <w:proofErr w:type="spellStart"/>
+      <w:r>
+        <w:t>GraphRAG</w:t>
+      </w:r>
+      <w:proofErr w:type="spellEnd"/>
+      <w:r>
+        <w:t xml:space="preserve"> bzw. </w:t>
       </w:r>
       <w:r>
         <w:t xml:space="preserve">RAG mit Wissensgraphen </w:t>
@@ -5130,7 +5264,23 @@
     <w:p/>
     <w:p>
       <w:r>
-        <w:t xml:space="preserve">Forscher evaluieren ihre GraphRAG-Systeme meist mit „Knowledge Graph Question Answering“-Benchmarks (KGQA) wie WebQuestionsSP </w:t>
+        <w:t xml:space="preserve">Forscher evaluieren ihre </w:t>
+      </w:r>
+      <w:proofErr w:type="spellStart"/>
+      <w:r>
+        <w:t>GraphRAG</w:t>
+      </w:r>
+      <w:proofErr w:type="spellEnd"/>
+      <w:r>
+        <w:t xml:space="preserve">-Systeme meist mit „Knowledge Graph Question Answering“-Benchmarks (KGQA) wie </w:t>
+      </w:r>
+      <w:proofErr w:type="spellStart"/>
+      <w:r>
+        <w:t>WebQuestionsSP</w:t>
+      </w:r>
+      <w:proofErr w:type="spellEnd"/>
+      <w:r>
+        <w:t xml:space="preserve"> </w:t>
       </w:r>
       <w:r>
         <w:fldChar w:fldCharType="begin"/>
@@ -5151,7 +5301,15 @@
         <w:fldChar w:fldCharType="end"/>
       </w:r>
       <w:r>
-        <w:t xml:space="preserve">, ComplexWebQuestions </w:t>
+        <w:t xml:space="preserve">, </w:t>
+      </w:r>
+      <w:proofErr w:type="spellStart"/>
+      <w:r>
+        <w:t>ComplexWebQuestions</w:t>
+      </w:r>
+      <w:proofErr w:type="spellEnd"/>
+      <w:r>
+        <w:t xml:space="preserve"> </w:t>
       </w:r>
       <w:r>
         <w:fldChar w:fldCharType="begin"/>
@@ -5343,7 +5501,15 @@
     <w:p>
       <w:r>
         <w:lastRenderedPageBreak/>
-        <w:t xml:space="preserve">Während vereinzelt Arbeiten die Robustheit von GraphRAG-Systemen gegenüber unvollständigen </w:t>
+        <w:t xml:space="preserve">Während vereinzelt Arbeiten die Robustheit von </w:t>
+      </w:r>
+      <w:proofErr w:type="spellStart"/>
+      <w:r>
+        <w:t>GraphRAG</w:t>
+      </w:r>
+      <w:proofErr w:type="spellEnd"/>
+      <w:r>
+        <w:t xml:space="preserve">-Systemen gegenüber unvollständigen </w:t>
       </w:r>
       <w:r>
         <w:fldChar w:fldCharType="begin"/>
@@ -5398,7 +5564,7 @@
       <w:pPr>
         <w:pStyle w:val="Heading2"/>
       </w:pPr>
-      <w:bookmarkStart w:id="2" w:name="_Toc234665687"/>
+      <w:bookmarkStart w:id="2" w:name="_Toc234885436"/>
       <w:r>
         <w:t>Zielsetzung</w:t>
       </w:r>
@@ -5414,8 +5580,13 @@
       <w:r>
         <w:t xml:space="preserve"> der Robustheit unterschiedlicher </w:t>
       </w:r>
-      <w:r>
-        <w:t>GraphRAG-</w:t>
+      <w:proofErr w:type="spellStart"/>
+      <w:r>
+        <w:t>GraphRAG</w:t>
+      </w:r>
+      <w:proofErr w:type="spellEnd"/>
+      <w:r>
+        <w:t>-</w:t>
       </w:r>
       <w:r>
         <w:t>Retrieval-</w:t>
@@ -5485,7 +5656,15 @@
         <w:t>Die Arbeit</w:t>
       </w:r>
       <w:r>
-        <w:t xml:space="preserve"> verfolgt im Kontext von GraphRAG folgende Forschungsfragen</w:t>
+        <w:t xml:space="preserve"> verfolgt im Kontext von </w:t>
+      </w:r>
+      <w:proofErr w:type="spellStart"/>
+      <w:r>
+        <w:t>GraphRAG</w:t>
+      </w:r>
+      <w:proofErr w:type="spellEnd"/>
+      <w:r>
+        <w:t xml:space="preserve"> folgende Forschungsfragen</w:t>
       </w:r>
       <w:r>
         <w:t>:</w:t>
@@ -5705,8 +5884,13 @@
           <w:numId w:val="31"/>
         </w:numPr>
       </w:pPr>
-      <w:r>
-        <w:t xml:space="preserve">Agentische Retrieval-Verfahren sind gegenüber Fehlern im </w:t>
+      <w:proofErr w:type="spellStart"/>
+      <w:r>
+        <w:t>Agentische</w:t>
+      </w:r>
+      <w:proofErr w:type="spellEnd"/>
+      <w:r>
+        <w:t xml:space="preserve"> Retrieval-Verfahren sind gegenüber Fehlern im </w:t>
       </w:r>
       <w:r>
         <w:t>KG</w:t>
@@ -5723,8 +5907,13 @@
           <w:numId w:val="31"/>
         </w:numPr>
       </w:pPr>
-      <w:r>
-        <w:t xml:space="preserve">Agentische Retrieval-Verfahren weisen bei Fehlern im </w:t>
+      <w:proofErr w:type="spellStart"/>
+      <w:r>
+        <w:t>Agentische</w:t>
+      </w:r>
+      <w:proofErr w:type="spellEnd"/>
+      <w:r>
+        <w:t xml:space="preserve"> Retrieval-Verfahren weisen bei Fehlern im </w:t>
       </w:r>
       <w:r>
         <w:t>KG</w:t>
@@ -5737,7 +5926,7 @@
       <w:pPr>
         <w:pStyle w:val="Heading2"/>
       </w:pPr>
-      <w:bookmarkStart w:id="3" w:name="_Toc234665688"/>
+      <w:bookmarkStart w:id="3" w:name="_Toc234885437"/>
       <w:r>
         <w:t>Einordnung und Abgrenzung</w:t>
       </w:r>
@@ -5799,7 +5988,7 @@
       <w:pPr>
         <w:pStyle w:val="Caption"/>
       </w:pPr>
-      <w:bookmarkStart w:id="4" w:name="_Toc234665749"/>
+      <w:bookmarkStart w:id="4" w:name="_Toc234839970"/>
       <w:r>
         <w:t xml:space="preserve">Abb. </w:t>
       </w:r>
@@ -5894,7 +6083,15 @@
         <w:t>zu</w:t>
       </w:r>
       <w:r>
-        <w:t xml:space="preserve"> graphbezogenen Fragen</w:t>
+        <w:t xml:space="preserve"> </w:t>
+      </w:r>
+      <w:proofErr w:type="spellStart"/>
+      <w:r>
+        <w:t>graphbezogenen</w:t>
+      </w:r>
+      <w:proofErr w:type="spellEnd"/>
+      <w:r>
+        <w:t xml:space="preserve"> Fragen</w:t>
       </w:r>
       <w:r>
         <w:t xml:space="preserve"> im Vordergrund steht, lässt sich diese Arbeit in der </w:t>
@@ -5934,10 +6131,34 @@
         <w:fldChar w:fldCharType="end"/>
       </w:r>
       <w:r>
-        <w:t xml:space="preserve"> dem Bereich „LLM-Augmented KG Question Answering“ zuordnen. „KG-enhanced LLM</w:t>
-      </w:r>
-      <w:r>
-        <w:t xml:space="preserve"> inference“ </w:t>
+        <w:t xml:space="preserve"> dem Bereich „LLM-</w:t>
+      </w:r>
+      <w:proofErr w:type="spellStart"/>
+      <w:r>
+        <w:t>Augmented</w:t>
+      </w:r>
+      <w:proofErr w:type="spellEnd"/>
+      <w:r>
+        <w:t xml:space="preserve"> KG Question Answering“ zuordnen. „KG-</w:t>
+      </w:r>
+      <w:proofErr w:type="spellStart"/>
+      <w:r>
+        <w:t>enhanced</w:t>
+      </w:r>
+      <w:proofErr w:type="spellEnd"/>
+      <w:r>
+        <w:t xml:space="preserve"> LLM</w:t>
+      </w:r>
+      <w:r>
+        <w:t xml:space="preserve"> </w:t>
+      </w:r>
+      <w:proofErr w:type="spellStart"/>
+      <w:r>
+        <w:t>inference</w:t>
+      </w:r>
+      <w:proofErr w:type="spellEnd"/>
+      <w:r>
+        <w:t xml:space="preserve">“ </w:t>
       </w:r>
       <w:r>
         <w:t>trifft</w:t>
@@ -6006,7 +6227,15 @@
         <w:t xml:space="preserve">Diese Arbeit </w:t>
       </w:r>
       <w:r>
-        <w:t>beschränkt sich auf den Retrieval-Schritt von GraphRAG-</w:t>
+        <w:t xml:space="preserve">beschränkt sich auf den Retrieval-Schritt von </w:t>
+      </w:r>
+      <w:proofErr w:type="spellStart"/>
+      <w:r>
+        <w:t>GraphRAG</w:t>
+      </w:r>
+      <w:proofErr w:type="spellEnd"/>
+      <w:r>
+        <w:t>-</w:t>
       </w:r>
       <w:r>
         <w:t>Ansätzen</w:t>
@@ -6015,7 +6244,15 @@
         <w:t xml:space="preserve">. </w:t>
       </w:r>
       <w:r>
-        <w:t xml:space="preserve">Der finale „Augmented Generation“-Schritt, bei </w:t>
+        <w:t>Der finale „</w:t>
+      </w:r>
+      <w:proofErr w:type="spellStart"/>
+      <w:r>
+        <w:t>Augmented</w:t>
+      </w:r>
+      <w:proofErr w:type="spellEnd"/>
+      <w:r>
+        <w:t xml:space="preserve"> Generation“-Schritt, bei </w:t>
       </w:r>
       <w:r>
         <w:t>dem die abgerufenen Informationen</w:t>
@@ -6082,7 +6319,7 @@
       <w:pPr>
         <w:pStyle w:val="Heading2"/>
       </w:pPr>
-      <w:bookmarkStart w:id="5" w:name="_Toc234665689"/>
+      <w:bookmarkStart w:id="5" w:name="_Toc234885438"/>
       <w:r>
         <w:t>Vorgehensweise</w:t>
       </w:r>
@@ -6148,34 +6385,64 @@
         </w:rPr>
         <w:t xml:space="preserve">Ansätze zu </w:t>
       </w:r>
+      <w:proofErr w:type="spellStart"/>
       <w:r>
         <w:rPr>
           <w:szCs w:val="24"/>
         </w:rPr>
-        <w:t xml:space="preserve">GraphRAG-Retrieval allgemein, </w:t>
-      </w:r>
+        <w:t>GraphRAG</w:t>
+      </w:r>
+      <w:proofErr w:type="spellEnd"/>
       <w:r>
         <w:rPr>
           <w:szCs w:val="24"/>
         </w:rPr>
-        <w:t xml:space="preserve">GraphRAG mit fehlerbehafteten </w:t>
-      </w:r>
+        <w:t xml:space="preserve">-Retrieval allgemein, </w:t>
+      </w:r>
+      <w:proofErr w:type="spellStart"/>
       <w:r>
         <w:rPr>
           <w:szCs w:val="24"/>
         </w:rPr>
+        <w:t>GraphRAG</w:t>
+      </w:r>
+      <w:proofErr w:type="spellEnd"/>
+      <w:r>
+        <w:rPr>
+          <w:szCs w:val="24"/>
+        </w:rPr>
+        <w:t xml:space="preserve"> mit fehlerbehafteten </w:t>
+      </w:r>
+      <w:r>
+        <w:rPr>
+          <w:szCs w:val="24"/>
+        </w:rPr>
         <w:t>KGs</w:t>
       </w:r>
       <w:r>
         <w:rPr>
           <w:szCs w:val="24"/>
         </w:rPr>
-        <w:t xml:space="preserve"> und GraphRAG mit semi-strukturierten </w:t>
-      </w:r>
+        <w:t xml:space="preserve"> und </w:t>
+      </w:r>
+      <w:proofErr w:type="spellStart"/>
       <w:r>
         <w:rPr>
           <w:szCs w:val="24"/>
         </w:rPr>
+        <w:t>GraphRAG</w:t>
+      </w:r>
+      <w:proofErr w:type="spellEnd"/>
+      <w:r>
+        <w:rPr>
+          <w:szCs w:val="24"/>
+        </w:rPr>
+        <w:t xml:space="preserve"> mit semi-strukturierten </w:t>
+      </w:r>
+      <w:r>
+        <w:rPr>
+          <w:szCs w:val="24"/>
+        </w:rPr>
         <w:t>KGs</w:t>
       </w:r>
       <w:r>
@@ -6280,6 +6547,7 @@
         </w:rPr>
         <w:t xml:space="preserve"> Retrieval-Paradigmen repräsentieren und sich wesentlich in verwendeten </w:t>
       </w:r>
+      <w:proofErr w:type="spellStart"/>
       <w:r>
         <w:rPr>
           <w:szCs w:val="24"/>
@@ -6292,6 +6560,7 @@
         </w:rPr>
         <w:t>g</w:t>
       </w:r>
+      <w:proofErr w:type="spellEnd"/>
       <w:r>
         <w:rPr>
           <w:szCs w:val="24"/>
@@ -6414,12 +6683,14 @@
         </w:rPr>
         <w:t xml:space="preserve">Eine Domäne der </w:t>
       </w:r>
+      <w:proofErr w:type="spellStart"/>
       <w:r>
         <w:rPr>
           <w:szCs w:val="24"/>
         </w:rPr>
         <w:t>STaRK</w:t>
       </w:r>
+      <w:proofErr w:type="spellEnd"/>
       <w:r>
         <w:rPr>
           <w:szCs w:val="24"/>
@@ -6693,7 +6964,27 @@
         <w:rPr>
           <w:szCs w:val="24"/>
         </w:rPr>
-        <w:t xml:space="preserve"> In jedem Testlauf werden Leistungs- und Effizienzmetriken für quantitative Retriever-Vergleiche</w:t>
+        <w:t xml:space="preserve"> In jedem Testlauf werden Leistungs- und </w:t>
+      </w:r>
+      <w:proofErr w:type="spellStart"/>
+      <w:r>
+        <w:rPr>
+          <w:szCs w:val="24"/>
+        </w:rPr>
+        <w:t>Effizienzmetriken</w:t>
+      </w:r>
+      <w:proofErr w:type="spellEnd"/>
+      <w:r>
+        <w:rPr>
+          <w:szCs w:val="24"/>
+        </w:rPr>
+        <w:t xml:space="preserve"> für quantitative </w:t>
+      </w:r>
+      <w:r>
+        <w:rPr>
+          <w:szCs w:val="24"/>
+        </w:rPr>
+        <w:t>Vergleiche</w:t>
       </w:r>
       <w:r>
         <w:rPr>
@@ -6706,7 +6997,7 @@
       <w:pPr>
         <w:pStyle w:val="Heading2"/>
       </w:pPr>
-      <w:bookmarkStart w:id="6" w:name="_Toc234665690"/>
+      <w:bookmarkStart w:id="6" w:name="_Toc234885439"/>
       <w:r>
         <w:t>Aufbau der Arbeit</w:t>
       </w:r>
@@ -6716,7 +7007,7 @@
       <w:pPr>
         <w:pStyle w:val="Heading1"/>
       </w:pPr>
-      <w:bookmarkStart w:id="7" w:name="_Toc234665691"/>
+      <w:bookmarkStart w:id="7" w:name="_Toc234885440"/>
       <w:r>
         <w:lastRenderedPageBreak/>
         <w:t>Grundlagen</w:t>
@@ -6727,7 +7018,7 @@
       <w:pPr>
         <w:pStyle w:val="Heading2"/>
       </w:pPr>
-      <w:bookmarkStart w:id="8" w:name="_Toc234665692"/>
+      <w:bookmarkStart w:id="8" w:name="_Toc234885441"/>
       <w:r>
         <w:t>Large Language Models</w:t>
       </w:r>
@@ -6824,9 +7115,11 @@
       <w:r>
         <w:t>Attention“-</w:t>
       </w:r>
+      <w:proofErr w:type="gramStart"/>
       <w:r>
         <w:t>Mechanismen</w:t>
       </w:r>
+      <w:proofErr w:type="gramEnd"/>
       <w:r>
         <w:t xml:space="preserve"> statt wie bisher </w:t>
       </w:r>
@@ -6890,27 +7183,6 @@
       <w:r>
         <w:t>.</w:t>
       </w:r>
-      <w:r>
-        <w:t xml:space="preserve"> </w:t>
-      </w:r>
-      <w:r>
-        <w:fldChar w:fldCharType="begin"/>
-      </w:r>
-      <w:r>
-        <w:instrText xml:space="preserve"> ADDIN ZOTERO_ITEM CSL_CITATION {"citationID":"eW8PfqzB","properties":{"unsorted":false,"formattedCitation":"[1]","plainCitation":"[1]","noteIndex":0},"citationItems":[{"id":478,"uris":["http://zotero.org/users/14083681/items/NU7SZ2XK"],"itemData":{"id":478,"type":"paper-conference","container-title":"Advances in Neural Information Processing Systems","publisher":"Curran Associates, Inc.","source":"Neural Information Processing Systems","title":"Attention is All you Need","URL":"https://proceedings.neurips.cc/paper/2017/hash/3f5ee243547dee91fbd053c1c4a845aa-Abstract.html","volume":"30","author":[{"family":"Vaswani","given":"Ashish"},{"family":"Shazeer","given":"Noam"},{"family":"Parmar","given":"Niki"},{"family":"Uszkoreit","given":"Jakob"},{"family":"Jones","given":"Llion"},{"family":"Gomez","given":"Aidan N"},{"family":"Kaiser","given":"Ł","dropping-particle":"ukasz"},{"family":"Polosukhin","given":"Illia"}],"accessed":{"date-parts":[["2026",4,25]]},"issued":{"date-parts":[["2017"]]}}}],"schema":"https://github.com/citation-style-language/schema/raw/master/csl-citation.json"} </w:instrText>
-      </w:r>
-      <w:r>
-        <w:fldChar w:fldCharType="separate"/>
-      </w:r>
-      <w:r>
-        <w:rPr>
-          <w:rFonts w:cs="Tahoma"/>
-        </w:rPr>
-        <w:t>[1]</w:t>
-      </w:r>
-      <w:r>
-        <w:fldChar w:fldCharType="end"/>
-      </w:r>
     </w:p>
     <w:p/>
     <w:p>
@@ -6933,7 +7205,15 @@
         <w:t xml:space="preserve">, </w:t>
       </w:r>
       <w:r>
-        <w:t xml:space="preserve">inwiefern alle anderen Token der Sequenz zu seiner Bedeutung beitragen. </w:t>
+        <w:t xml:space="preserve">inwiefern </w:t>
+      </w:r>
+      <w:proofErr w:type="gramStart"/>
+      <w:r>
+        <w:t>alle anderen Token</w:t>
+      </w:r>
+      <w:proofErr w:type="gramEnd"/>
+      <w:r>
+        <w:t xml:space="preserve"> der Sequenz zu seiner Bedeutung beitragen. </w:t>
       </w:r>
       <w:r>
         <w:t xml:space="preserve">Aus </w:t>
@@ -6954,7 +7234,15 @@
         <w:t xml:space="preserve">Der Query-Vektor eines Tokens wird mit den </w:t>
       </w:r>
       <w:r>
-        <w:t>Key-Vektoren der anderen Token multipliziert, um deren Relevanz</w:t>
+        <w:t xml:space="preserve">Key-Vektoren </w:t>
+      </w:r>
+      <w:proofErr w:type="gramStart"/>
+      <w:r>
+        <w:t>der anderen Token</w:t>
+      </w:r>
+      <w:proofErr w:type="gramEnd"/>
+      <w:r>
+        <w:t xml:space="preserve"> multipliziert, um deren Relevanz</w:t>
       </w:r>
       <w:r>
         <w:t>-Gewicht</w:t>
@@ -6990,7 +7278,15 @@
         <w:t xml:space="preserve"> </w:t>
       </w:r>
       <w:r>
-        <w:t>ergibt sich aus den gewichteten Value-Vektoren der anderen Token.</w:t>
+        <w:t xml:space="preserve">ergibt sich aus den gewichteten Value-Vektoren </w:t>
+      </w:r>
+      <w:proofErr w:type="gramStart"/>
+      <w:r>
+        <w:t>der anderen Token</w:t>
+      </w:r>
+      <w:proofErr w:type="gramEnd"/>
+      <w:r>
+        <w:t>.</w:t>
       </w:r>
       <w:r>
         <w:t xml:space="preserve"> Diese</w:t>
@@ -7036,27 +7332,6 @@
       </w:r>
       <w:r>
         <w:t>.</w:t>
-      </w:r>
-      <w:r>
-        <w:t xml:space="preserve"> </w:t>
-      </w:r>
-      <w:r>
-        <w:fldChar w:fldCharType="begin"/>
-      </w:r>
-      <w:r>
-        <w:instrText xml:space="preserve"> ADDIN ZOTERO_ITEM CSL_CITATION {"citationID":"rCsfbina","properties":{"unsorted":false,"formattedCitation":"[1]","plainCitation":"[1]","noteIndex":0},"citationItems":[{"id":478,"uris":["http://zotero.org/users/14083681/items/NU7SZ2XK"],"itemData":{"id":478,"type":"paper-conference","container-title":"Advances in Neural Information Processing Systems","publisher":"Curran Associates, Inc.","source":"Neural Information Processing Systems","title":"Attention is All you Need","URL":"https://proceedings.neurips.cc/paper/2017/hash/3f5ee243547dee91fbd053c1c4a845aa-Abstract.html","volume":"30","author":[{"family":"Vaswani","given":"Ashish"},{"family":"Shazeer","given":"Noam"},{"family":"Parmar","given":"Niki"},{"family":"Uszkoreit","given":"Jakob"},{"family":"Jones","given":"Llion"},{"family":"Gomez","given":"Aidan N"},{"family":"Kaiser","given":"Ł","dropping-particle":"ukasz"},{"family":"Polosukhin","given":"Illia"}],"accessed":{"date-parts":[["2026",4,25]]},"issued":{"date-parts":[["2017"]]}}}],"schema":"https://github.com/citation-style-language/schema/raw/master/csl-citation.json"} </w:instrText>
-      </w:r>
-      <w:r>
-        <w:fldChar w:fldCharType="separate"/>
-      </w:r>
-      <w:r>
-        <w:rPr>
-          <w:rFonts w:cs="Tahoma"/>
-        </w:rPr>
-        <w:t>[1]</w:t>
-      </w:r>
-      <w:r>
-        <w:fldChar w:fldCharType="end"/>
       </w:r>
     </w:p>
     <w:p/>
@@ -7065,7 +7340,15 @@
         <w:t>Aktuell sind die leistungsstärksten LLMs sogenannte</w:t>
       </w:r>
       <w:r>
-        <w:t xml:space="preserve"> „Generative Pre-Trained </w:t>
+        <w:t xml:space="preserve"> „Generative Pre-</w:t>
+      </w:r>
+      <w:proofErr w:type="spellStart"/>
+      <w:r>
+        <w:t>Trained</w:t>
+      </w:r>
+      <w:proofErr w:type="spellEnd"/>
+      <w:r>
+        <w:t xml:space="preserve"> </w:t>
       </w:r>
       <w:r>
         <w:t>Transformer“ (GPT).</w:t>
@@ -7164,8 +7447,13 @@
         <w:t>So können durch</w:t>
       </w:r>
       <w:r>
-        <w:t xml:space="preserve"> Instruction</w:t>
-      </w:r>
+        <w:t xml:space="preserve"> </w:t>
+      </w:r>
+      <w:proofErr w:type="spellStart"/>
+      <w:r>
+        <w:t>Instruction</w:t>
+      </w:r>
+      <w:proofErr w:type="spellEnd"/>
       <w:r>
         <w:t>-</w:t>
       </w:r>
@@ -7225,27 +7513,335 @@
       </w:r>
       <w:r>
         <w:fldChar w:fldCharType="end"/>
+      </w:r>
+    </w:p>
+    <w:p>
+      <w:r>
+        <w:lastRenderedPageBreak/>
+        <w:t xml:space="preserve">Den </w:t>
+      </w:r>
+      <w:r>
+        <w:t xml:space="preserve">bislang </w:t>
+      </w:r>
+      <w:r>
+        <w:t xml:space="preserve">größten Durchbruch in der Entwicklung von LLMs erzielte OpenAI 2020 mit der Veröffentlichung von GPT-3 </w:t>
+      </w:r>
+      <w:r>
+        <w:fldChar w:fldCharType="begin"/>
+      </w:r>
+      <w:r>
+        <w:instrText xml:space="preserve"> ADDIN ZOTERO_ITEM CSL_CITATION {"citationID":"wBfJHW1C","properties":{"unsorted":false,"formattedCitation":"[17]","plainCitation":"[17]","noteIndex":0},"citationItems":[{"id":566,"uris":["http://zotero.org/users/14083681/items/4PDPB3Z9"],"itemData":{"id":566,"type":"article-journal","container-title":"Advances in Neural Information Processing Systems","language":"en","page":"1877-1901","source":"proceedings.neurips.cc","title":"Language Models are Few-Shot Learners","volume":"33","author":[{"family":"Brown","given":"Tom"},{"family":"Mann","given":"Benjamin"},{"family":"Ryder","given":"Nick"},{"family":"Subbiah","given":"Melanie"},{"family":"Kaplan","given":"Jared D."},{"family":"Dhariwal","given":"Prafulla"},{"family":"Neelakantan","given":"Arvind"},{"family":"Shyam","given":"Pranav"},{"family":"Sastry","given":"Girish"},{"family":"Askell","given":"Amanda"},{"family":"Agarwal","given":"Sandhini"},{"family":"Herbert-Voss","given":"Ariel"},{"family":"Krueger","given":"Gretchen"},{"family":"Henighan","given":"Tom"},{"family":"Child","given":"Rewon"},{"family":"Ramesh","given":"Aditya"},{"family":"Ziegler","given":"Daniel"},{"family":"Wu","given":"Jeffrey"},{"family":"Winter","given":"Clemens"},{"family":"Hesse","given":"Chris"},{"family":"Chen","given":"Mark"},{"family":"Sigler","given":"Eric"},{"family":"Litwin","given":"Mateusz"},{"family":"Gray","given":"Scott"}</w:instrText>
+      </w:r>
+      <w:r>
+        <w:instrText xml:space="preserve">,{"family":"Chess","given":"Benjamin"},{"family":"Clark","given":"Jack"},{"family":"Berner","given":"Christopher"},{"family":"McCandlish","given":"Sam"},{"family":"Radford","given":"Alec"},{"family":"Sutskever","given":"Ilya"},{"family":"Amodei","given":"Dario"}],"issued":{"date-parts":[["2020"]]}}}],"schema":"https://github.com/citation-style-language/schema/raw/master/csl-citation.json"} </w:instrText>
+      </w:r>
+      <w:r>
+        <w:fldChar w:fldCharType="separate"/>
+      </w:r>
+      <w:r>
+        <w:rPr>
+          <w:rFonts w:cs="Tahoma"/>
+        </w:rPr>
+        <w:t>[17]</w:t>
+      </w:r>
+      <w:r>
+        <w:fldChar w:fldCharType="end"/>
+      </w:r>
+      <w:r>
+        <w:t>.</w:t>
+      </w:r>
+      <w:r>
+        <w:t xml:space="preserve"> </w:t>
+      </w:r>
+      <w:r>
+        <w:t>Im Vergleich zu vorherigen GPT-Iterationen</w:t>
+      </w:r>
+      <w:r>
+        <w:t xml:space="preserve"> </w:t>
+      </w:r>
+      <w:r>
+        <w:t xml:space="preserve">wurde </w:t>
+      </w:r>
+      <w:r>
+        <w:t>GPT-3</w:t>
+      </w:r>
+      <w:r>
+        <w:t xml:space="preserve"> mit mehr als 100-mal so vielen</w:t>
+      </w:r>
+      <w:r>
+        <w:t xml:space="preserve"> Parametern trainiert.</w:t>
+      </w:r>
+      <w:r>
+        <w:t xml:space="preserve"> Die drastisch erhöhte Modellkapazität </w:t>
+      </w:r>
+      <w:r>
+        <w:t>ermöglicht In-</w:t>
+      </w:r>
+      <w:proofErr w:type="spellStart"/>
+      <w:r>
+        <w:t>Context</w:t>
+      </w:r>
+      <w:proofErr w:type="spellEnd"/>
+      <w:r>
+        <w:t xml:space="preserve"> Learning</w:t>
+      </w:r>
+      <w:r>
+        <w:t xml:space="preserve"> (ICL)</w:t>
+      </w:r>
+      <w:r>
+        <w:t>:</w:t>
+      </w:r>
+      <w:r>
+        <w:t xml:space="preserve"> </w:t>
+      </w:r>
+      <w:r>
+        <w:t>Statt wie kleinere Pre-</w:t>
+      </w:r>
+      <w:proofErr w:type="spellStart"/>
+      <w:r>
+        <w:t>Trained</w:t>
+      </w:r>
+      <w:proofErr w:type="spellEnd"/>
+      <w:r>
+        <w:t xml:space="preserve"> Language Models</w:t>
+      </w:r>
+      <w:r>
+        <w:t xml:space="preserve"> (PLMs)</w:t>
+      </w:r>
+      <w:r>
+        <w:t xml:space="preserve"> </w:t>
+      </w:r>
+      <w:r>
+        <w:t>ein</w:t>
+      </w:r>
+      <w:r>
+        <w:t xml:space="preserve"> Finetuning</w:t>
+      </w:r>
+      <w:r>
+        <w:t xml:space="preserve"> für die Bewältigung spezifischer Aufgaben zu benötigen, </w:t>
+      </w:r>
+      <w:r>
+        <w:t>können</w:t>
+      </w:r>
+      <w:r>
+        <w:t xml:space="preserve"> </w:t>
+      </w:r>
+      <w:r>
+        <w:t xml:space="preserve">neue Aufgaben </w:t>
+      </w:r>
+      <w:r>
+        <w:t>temporär durch Aufgabenbeschreibungen oder Beispiele im</w:t>
+      </w:r>
+      <w:r>
+        <w:t xml:space="preserve"> Eingabekontext</w:t>
+      </w:r>
+      <w:r>
+        <w:t xml:space="preserve"> erlernt werden.</w:t>
+      </w:r>
+      <w:r>
+        <w:t xml:space="preserve"> </w:t>
+      </w:r>
+      <w:r>
+        <w:t>Beim ICL wird zwischen drei Kategorien unterschieden:</w:t>
+      </w:r>
+      <w:r>
+        <w:t xml:space="preserve"> (1) Zero-Shot, </w:t>
+      </w:r>
+      <w:r>
+        <w:t>wo</w:t>
+      </w:r>
+      <w:r>
+        <w:t xml:space="preserve"> das LLM </w:t>
+      </w:r>
+      <w:r>
+        <w:t xml:space="preserve">nur </w:t>
+      </w:r>
+      <w:r>
+        <w:t xml:space="preserve">eine Aufgabenbeschreibung </w:t>
+      </w:r>
+      <w:r>
+        <w:t>erhält</w:t>
+      </w:r>
+      <w:r>
+        <w:t xml:space="preserve">, (2) </w:t>
+      </w:r>
+      <w:proofErr w:type="spellStart"/>
+      <w:r>
+        <w:t>One</w:t>
+      </w:r>
+      <w:proofErr w:type="spellEnd"/>
+      <w:r>
+        <w:t>-Shot, wo das LLM ein</w:t>
+      </w:r>
+      <w:r>
+        <w:t xml:space="preserve"> Beispiel zur Bewältigung der Aufgabe </w:t>
+      </w:r>
+      <w:r>
+        <w:t>erhält</w:t>
+      </w:r>
+      <w:r>
+        <w:t xml:space="preserve"> und (3) Few-Shot, wo das LLM mehrere Beispiele erhält.</w:t>
+      </w:r>
+      <w:r>
+        <w:t xml:space="preserve"> So können dur</w:t>
+      </w:r>
+      <w:r>
+        <w:t>ch präzise Gestaltung</w:t>
+      </w:r>
+      <w:r>
+        <w:t xml:space="preserve"> des Prompts (Prompt Engineering) </w:t>
+      </w:r>
+      <w:r>
+        <w:t>mit einem</w:t>
+      </w:r>
+      <w:r>
+        <w:t xml:space="preserve"> LLM verschiedenste Aufgaben effektiv gelöst werden.</w:t>
+      </w:r>
+      <w:r>
+        <w:t xml:space="preserve"> </w:t>
+      </w:r>
+      <w:proofErr w:type="spellStart"/>
+      <w:r>
+        <w:t>Prompting</w:t>
+      </w:r>
+      <w:proofErr w:type="spellEnd"/>
+      <w:r>
+        <w:t>-Strategien wie Chain-</w:t>
+      </w:r>
+      <w:proofErr w:type="spellStart"/>
+      <w:r>
+        <w:t>of</w:t>
+      </w:r>
+      <w:proofErr w:type="spellEnd"/>
+      <w:r>
+        <w:t>-</w:t>
+      </w:r>
+      <w:proofErr w:type="spellStart"/>
+      <w:r>
+        <w:t>Thought</w:t>
+      </w:r>
+      <w:proofErr w:type="spellEnd"/>
+      <w:r>
+        <w:t xml:space="preserve"> </w:t>
+      </w:r>
+      <w:r>
+        <w:fldChar w:fldCharType="begin"/>
+      </w:r>
+      <w:r>
+        <w:instrText xml:space="preserve"> ADDIN ZOTERO_ITEM CSL_CITATION {"citationID":"wSjIB3iS","properties":{"unsorted":false,"formattedCitation":"[18]","plainCitation":"[18]","noteIndex":0},"citationItems":[{"id":573,"uris":["http://zotero.org/users/14083681/items/4ZHQ6MVJ"],"itemData":{"id":573,"type":"paper-conference","abstract":"We explore how generating a chain of thought---a series of intermediate reasoning steps---significantly improves the ability of large language models to perform complex reasoning. In particular, we show how such reasoning abilities emerge naturally in sufficiently large language models via a simple method called chain of thought prompting, where a few chain of thought demonstrations are provided as exemplars in prompting. Experiments on three large language models show that chain of thought prompting improves performance on a range of arithmetic, commonsense, and symbolic reasoning tasks. The empirical gains can be striking. For instance, prompting a 540B-parameter language model with just eight chain of thought exemplars achieves state of the art accuracy on the GSM8K benchmark of math word problems, surpassing even finetuned GPT-3 with a verifier.","container-title":"Advances in Neural Information Processing Systems","page":"24824–24837","publisher":"Curran Associates, Inc.","source":"Neural Information Processing Systems","title":"Chain-of-Thought Prompting Elicits Reasoning in Large Language Models","URL":"https://proceedings.neurips.cc/paper/2022/hash/9d5609613524ecf4f15af0f7b31abca4-Abstract-Conference.html","volume":"35","author":[{"family":"Wei","given":"Jason"},{"family":"Wang","given":"Xuezhi"},{"family":"Schuurmans","given":"Dale"},{"family":"Bosma","given":"Maarten"},{"family":"ichter","given":"brian"},{"family":"Xia","given":"Fei"},{"family":"Chi","given":"Ed"},{"family":"Le","given":"Quoc V"},{"family":"Zhou","given":"Denny"}],"accessed":{"date-parts":[["2026",7,9]]},"issued":{"date-parts":[["2022"]]}}}],"schema":"https://github.com/citation-style-language/schema/raw/master/csl-citation.json"} </w:instrText>
+      </w:r>
+      <w:r>
+        <w:fldChar w:fldCharType="separate"/>
+      </w:r>
+      <w:r>
+        <w:rPr>
+          <w:rFonts w:cs="Tahoma"/>
+        </w:rPr>
+        <w:t>[18]</w:t>
+      </w:r>
+      <w:r>
+        <w:fldChar w:fldCharType="end"/>
+      </w:r>
+      <w:r>
+        <w:t xml:space="preserve"> </w:t>
+      </w:r>
+      <w:r>
+        <w:t>nutzen</w:t>
+      </w:r>
+      <w:r>
+        <w:t xml:space="preserve"> LLM-Kapazitäten für logisches Schlussfolgern (</w:t>
+      </w:r>
+      <w:proofErr w:type="spellStart"/>
+      <w:r>
+        <w:t>Reasoning</w:t>
+      </w:r>
+      <w:proofErr w:type="spellEnd"/>
+      <w:r>
+        <w:t>) aus</w:t>
+      </w:r>
+      <w:r>
+        <w:t>,</w:t>
+      </w:r>
+      <w:r>
+        <w:t xml:space="preserve"> um</w:t>
+      </w:r>
+      <w:r>
+        <w:t xml:space="preserve"> komplexe Probleme in kleinere Teilaufgaben </w:t>
+      </w:r>
+      <w:r>
+        <w:t xml:space="preserve">zu </w:t>
+      </w:r>
+      <w:r>
+        <w:t xml:space="preserve">zerlegen und </w:t>
+      </w:r>
+      <w:r>
+        <w:t>diese</w:t>
+      </w:r>
+      <w:r>
+        <w:t xml:space="preserve"> Schritt für Schritt zu lösen.</w:t>
+      </w:r>
+      <w:r>
+        <w:t xml:space="preserve"> </w:t>
       </w:r>
     </w:p>
     <w:p/>
     <w:p>
       <w:r>
-        <w:t xml:space="preserve">Den </w:t>
-      </w:r>
-      <w:r>
-        <w:t xml:space="preserve">bislang </w:t>
-      </w:r>
-      <w:r>
-        <w:t xml:space="preserve">größten Durchbruch in der Entwicklung von LLMs erzielte OpenAI 2020 mit der Veröffentlichung von GPT-3 </w:t>
+        <w:t xml:space="preserve">LLMs </w:t>
+      </w:r>
+      <w:r>
+        <w:t>führten zu signifikanten</w:t>
+      </w:r>
+      <w:r>
+        <w:t xml:space="preserve"> Verbesserungen in Aufgaben des Natural Language Processing (NLP) und </w:t>
+      </w:r>
+      <w:r>
+        <w:t>etablieren sich gegenwärtig</w:t>
+      </w:r>
+      <w:r>
+        <w:t xml:space="preserve"> zunehmend als Kerntechnologie </w:t>
+      </w:r>
+      <w:r>
+        <w:t>in diesem</w:t>
+      </w:r>
+      <w:r>
+        <w:t xml:space="preserve"> Forschungsgebiet.</w:t>
+      </w:r>
+      <w:r>
+        <w:t xml:space="preserve"> </w:t>
+      </w:r>
+      <w:r>
+        <w:t xml:space="preserve">Neben klassischen NLP-Aufgaben wie Übersetzung, Zusammenfassung, Klassifikation oder Informationsextraktion </w:t>
+      </w:r>
+      <w:r>
+        <w:t>werden</w:t>
+      </w:r>
+      <w:r>
+        <w:t xml:space="preserve"> moderne LLMs </w:t>
+      </w:r>
+      <w:r>
+        <w:t xml:space="preserve">unter anderem </w:t>
+      </w:r>
+      <w:r>
+        <w:t xml:space="preserve">auch </w:t>
+      </w:r>
+      <w:r>
+        <w:t xml:space="preserve">für </w:t>
+      </w:r>
+      <w:r>
+        <w:t>automatische Evaluation</w:t>
+      </w:r>
+      <w:r>
+        <w:t xml:space="preserve">en, </w:t>
+      </w:r>
+      <w:r>
+        <w:t xml:space="preserve">Software Engineering </w:t>
       </w:r>
       <w:r>
         <w:fldChar w:fldCharType="begin"/>
       </w:r>
       <w:r>
-        <w:instrText xml:space="preserve"> ADDIN ZOTERO_ITEM CSL_CITATION {"citationID":"wBfJHW1C","properties":{"unsorted":false,"formattedCitation":"[17]","plainCitation":"[17]","noteIndex":0},"citationItems":[{"id":566,"uris":["http://zotero.org/users/14083681/items/4PDPB3Z9"],"itemData":{"id":566,"type":"article-journal","container-title":"Advances in Neural Information Processing Systems","language":"en","page":"1877-1901","source":"proceedings.neurips.cc","title":"Language Models are Few-Shot Learners","volume":"33","author":[{"family":"Brown","given":"Tom"},{"family":"Mann","given":"Benjamin"},{"family":"Ryder","given":"Nick"},{"family":"Subbiah","given":"Melanie"},{"family":"Kaplan","given":"Jared D."},{"family":"Dhariwal","given":"Prafulla"},{"family":"Neelakantan","given":"Arvind"},{"family":"Shyam","given":"Pranav"},{"family":"Sastry","given":"Girish"},{"family":"Askell","given":"Amanda"},{"family":"Agarwal","given":"Sandhini"},{"family":"Herbert-Voss","given":"Ariel"},{"family":"Krueger","given":"Gretchen"},{"family":"Henighan","given":"Tom"},{"family":"Child","given":"Rewon"},{"family":"Ramesh","given":"Aditya"},{"family":"Ziegler","given":"Daniel"},{"family":"Wu","given":"Jeffrey"},{"family":"Winter","given":"Clemens"},{"family":"Hesse","given":"Chris"},{"family":"Chen","given":"Mark"},{"family":"Sigler","given":"Eric"},{"family":"Litwin","given":"Mateusz"},{"family":"Gray","given":"Scott"}</w:instrText>
-      </w:r>
-      <w:r>
-        <w:instrText xml:space="preserve">,{"family":"Chess","given":"Benjamin"},{"family":"Clark","given":"Jack"},{"family":"Berner","given":"Christopher"},{"family":"McCandlish","given":"Sam"},{"family":"Radford","given":"Alec"},{"family":"Sutskever","given":"Ilya"},{"family":"Amodei","given":"Dario"}],"issued":{"date-parts":[["2020"]]}}}],"schema":"https://github.com/citation-style-language/schema/raw/master/csl-citation.json"} </w:instrText>
+        <w:instrText xml:space="preserve"> ADDIN ZOTERO_ITEM CSL_CITATION {"citationID":"C6MJpYwS","properties":{"unsorted":false,"formattedCitation":"[19]","plainCitation":"[19]","noteIndex":0},"citationItems":[{"id":574,"uris":["http://zotero.org/users/14083681/items/LQGBVP5Y"],"itemData":{"id":574,"type":"article-journal","abstract":"Software engineering (SE) is the systematic design, development, maintenance, and management of software applications underpinning the digital infrastructure of our modern world. Very recently, the SE community has seen a rapidly increasing number of techniques employing large language models (LLMs) to automate a broad range of SE tasks. Nevertheless, existing information on the applications, effects, and possible limitations of LLMs within SE is still not well-studied. In this paper, we provide a systematic survey to summarize the current state-of-the-art research in the LLM-based SE community. We summarize 62 representative LLMs of Code across three model architectures, 15 pre-training objectives across four categories, and 16 downstream tasks across five categories. We then present a detailed summarization of the recent SE studies for which LLMs are commonly utilized, including 926 studies for 112 specific code-related tasks across five crucial phases within the SE workflow. We also discuss several critical aspects during the integration of LLMs into SE, such as empirical evaluation, benchmarking, security and reliability, domain tuning, compressing, and distillation. Finally, we highlight several challenges and potential opportunities in applying LLMs for future SE studies, such as exploring domain LLMs and constructing clean evaluation datasets. Overall, our work can help researchers gain a comprehensive understanding about the achievements of the existing LLM-based SE studies and promote the practical application of these techniques. Our artifacts are publicly available and will be continuously updated at the living repository https://github.com/iSEngLab/AwesomeLLM4SE.","container-title":"Science China Information Sciences","DOI":"10.1007/s11432-025-4670-0","ISSN":"1869-1919","issue":"4","journalAbbreviation":"Sci. China Inf. Sci.","language":"en","page":"141102","source":"Springer Link","title":"A survey on large language models for software engineering","volume":"69","author":[{"family":"Zhang","given":"Quanjun"},{"family":"Fang","given":"Chunrong"},{"family":"Xie","given":"Yang"},{"family":"Zhang","given":"Yaxin"},{"family":"Yu","given":"Shengcheng"},{"family":"Sun","given":"Weisong"},{"family":"Yang","given":"Yun"},{"family":"Chen","given":"Zhenyu"}],"issued":{"date-parts":[["2026",3,5]]}}}],"schema":"https://github.com/citation-style-language/schema/raw/master/csl-citation.json"} </w:instrText>
       </w:r>
       <w:r>
         <w:fldChar w:fldCharType="separate"/>
@@ -7254,208 +7850,78 @@
         <w:rPr>
           <w:rFonts w:cs="Tahoma"/>
         </w:rPr>
-        <w:t>[17]</w:t>
+        <w:t>[19]</w:t>
       </w:r>
       <w:r>
         <w:fldChar w:fldCharType="end"/>
       </w:r>
       <w:r>
-        <w:t>.</w:t>
+        <w:t xml:space="preserve"> und </w:t>
+      </w:r>
+      <w:r>
+        <w:t>die</w:t>
+      </w:r>
+      <w:r>
+        <w:t xml:space="preserve"> Verarbeitung multimodaler</w:t>
+      </w:r>
+      <w:r>
+        <w:t xml:space="preserve"> Eingaben eingesetzt.</w:t>
       </w:r>
       <w:r>
         <w:t xml:space="preserve"> </w:t>
       </w:r>
       <w:r>
-        <w:t>Im Vergleich zu vorherigen GPT-Iterationen</w:t>
+        <w:t xml:space="preserve">Aufgrund ihrer hohen Flexibilität </w:t>
+      </w:r>
+      <w:r>
+        <w:t>in</w:t>
+      </w:r>
+      <w:r>
+        <w:t xml:space="preserve"> der Verarbeitung </w:t>
+      </w:r>
+      <w:proofErr w:type="spellStart"/>
+      <w:r>
+        <w:t>natürlichsprachiger</w:t>
+      </w:r>
+      <w:proofErr w:type="spellEnd"/>
+      <w:r>
+        <w:t xml:space="preserve"> Anfragen</w:t>
       </w:r>
       <w:r>
         <w:t xml:space="preserve"> </w:t>
       </w:r>
       <w:r>
-        <w:t xml:space="preserve">wurde </w:t>
-      </w:r>
-      <w:r>
-        <w:t>GPT-3</w:t>
-      </w:r>
-      <w:r>
-        <w:t xml:space="preserve"> mit mehr als 100-mal so vielen</w:t>
-      </w:r>
-      <w:r>
-        <w:t xml:space="preserve"> Parametern trainiert.</w:t>
-      </w:r>
-      <w:r>
-        <w:t xml:space="preserve"> Die drastisch erhöhte Modellkapazität </w:t>
-      </w:r>
-      <w:r>
-        <w:t>ermöglicht In-Context Learning</w:t>
-      </w:r>
-      <w:r>
-        <w:t xml:space="preserve"> (ICL)</w:t>
-      </w:r>
-      <w:r>
-        <w:t>:</w:t>
+        <w:t xml:space="preserve">finden </w:t>
+      </w:r>
+      <w:r>
+        <w:t xml:space="preserve">LLMs </w:t>
+      </w:r>
+      <w:r>
+        <w:t>breite Anwendung</w:t>
       </w:r>
       <w:r>
         <w:t xml:space="preserve"> </w:t>
       </w:r>
       <w:r>
-        <w:t>Statt wie kleinere Pre-Trained Language Models</w:t>
-      </w:r>
-      <w:r>
-        <w:t xml:space="preserve"> (PLMs)</w:t>
+        <w:t xml:space="preserve">in </w:t>
+      </w:r>
+      <w:r>
+        <w:t>diversen</w:t>
+      </w:r>
+      <w:r>
+        <w:t xml:space="preserve"> Domänen wie Gesundheitswesen, B</w:t>
+      </w:r>
+      <w:r>
+        <w:t>ildung und Recht.</w:t>
       </w:r>
       <w:r>
         <w:t xml:space="preserve"> </w:t>
       </w:r>
       <w:r>
-        <w:t>ein</w:t>
-      </w:r>
-      <w:r>
-        <w:t xml:space="preserve"> Finetuning</w:t>
-      </w:r>
-      <w:r>
-        <w:t xml:space="preserve"> für die Bewältigung spezifischer Aufgaben zu benötigen, </w:t>
-      </w:r>
-      <w:r>
-        <w:t>können</w:t>
-      </w:r>
-      <w:r>
-        <w:t xml:space="preserve"> </w:t>
-      </w:r>
-      <w:r>
-        <w:t xml:space="preserve">neue Aufgaben </w:t>
-      </w:r>
-      <w:r>
-        <w:t>temporär durch Aufgabenbeschreibungen oder Beispiele im</w:t>
-      </w:r>
-      <w:r>
-        <w:t xml:space="preserve"> Eingabekontext</w:t>
-      </w:r>
-      <w:r>
-        <w:t xml:space="preserve"> erlernt werden.</w:t>
-      </w:r>
-      <w:r>
-        <w:t xml:space="preserve"> </w:t>
-      </w:r>
-      <w:r>
-        <w:t>Beim ICL wird zwischen drei Kategorien unterschieden:</w:t>
-      </w:r>
-      <w:r>
-        <w:t xml:space="preserve"> (1) Zero-Shot, </w:t>
-      </w:r>
-      <w:r>
-        <w:t>wo</w:t>
-      </w:r>
-      <w:r>
-        <w:t xml:space="preserve"> das LLM </w:t>
-      </w:r>
-      <w:r>
-        <w:t xml:space="preserve">nur </w:t>
-      </w:r>
-      <w:r>
-        <w:t xml:space="preserve">eine Aufgabenbeschreibung </w:t>
-      </w:r>
-      <w:r>
-        <w:t>erhält</w:t>
-      </w:r>
-      <w:r>
-        <w:t>, (2) One-Shot, wo das LLM ein</w:t>
-      </w:r>
-      <w:r>
-        <w:t xml:space="preserve"> Beispiel zur Bewältigung der Aufgabe </w:t>
-      </w:r>
-      <w:r>
-        <w:t>erhält</w:t>
-      </w:r>
-      <w:r>
-        <w:t xml:space="preserve"> und (3) Few-Shot, wo das LLM mehrere Beispiele erhält.</w:t>
-      </w:r>
-      <w:r>
-        <w:t xml:space="preserve"> So können dur</w:t>
-      </w:r>
-      <w:r>
-        <w:t>ch präzise Gestaltung</w:t>
-      </w:r>
-      <w:r>
-        <w:t xml:space="preserve"> des Prompts (Prompt Engineering) </w:t>
-      </w:r>
-      <w:r>
-        <w:t>mit einem</w:t>
-      </w:r>
-      <w:r>
-        <w:t xml:space="preserve"> leistungsstarken LLM verschiedenste Aufgaben effektiv gelöst werden.</w:t>
-      </w:r>
-      <w:r>
-        <w:t xml:space="preserve"> Neben ICL besitzen </w:t>
-      </w:r>
-      <w:r>
-        <w:t>LLMs</w:t>
-      </w:r>
-      <w:r>
-        <w:t xml:space="preserve"> auch die Fähigkeit zu</w:t>
-      </w:r>
-      <w:r>
-        <w:t xml:space="preserve"> mehrstufigem Reasoning. </w:t>
-      </w:r>
-      <w:r>
-        <w:t xml:space="preserve">Prompting-Strategien wie Chain-of-Thought </w:t>
-      </w:r>
-      <w:r>
         <w:fldChar w:fldCharType="begin"/>
       </w:r>
       <w:r>
-        <w:instrText xml:space="preserve"> ADDIN ZOTERO_ITEM CSL_CITATION {"citationID":"wSjIB3iS","properties":{"unsorted":false,"formattedCitation":"[18]","plainCitation":"[18]","noteIndex":0},"citationItems":[{"id":573,"uris":["http://zotero.org/users/14083681/items/4ZHQ6MVJ"],"itemData":{"id":573,"type":"paper-conference","abstract":"We explore how generating a chain of thought---a series of intermediate reasoning steps---significantly improves the ability of large language models to perform complex reasoning. In particular, we show how such reasoning abilities emerge naturally in sufficiently large language models via a simple method called chain of thought prompting, where a few chain of thought demonstrations are provided as exemplars in prompting. Experiments on three large language models show that chain of thought prompting improves performance on a range of arithmetic, commonsense, and symbolic reasoning tasks. The empirical gains can be striking. For instance, prompting a 540B-parameter language model with just eight chain of thought exemplars achieves state of the art accuracy on the GSM8K benchmark of math word problems, surpassing even finetuned GPT-3 with a verifier.","container-title":"Advances in Neural Information Processing Systems","page":"24824–24837","publisher":"Curran Associates, Inc.","source":"Neural Information Processing Systems","title":"Chain-of-Thought Prompting Elicits Reasoning in Large Language Models","URL":"https://proceedings.neurips.cc/paper/2022/hash/9d5609613524ecf4f15af0f7b31abca4-Abstract-Conference.html","volume":"35","author":[{"family":"Wei","given":"Jason"},{"family":"Wang","given":"Xuezhi"},{"family":"Schuurmans","given":"Dale"},{"family":"Bosma","given":"Maarten"},{"family":"ichter","given":"brian"},{"family":"Xia","given":"Fei"},{"family":"Chi","given":"Ed"},{"family":"Le","given":"Quoc V"},{"family":"Zhou","given":"Denny"}],"accessed":{"date-parts":[["2026",7,9]]},"issued":{"date-parts":[["2022"]]}}}],"schema":"https://github.com/citation-style-language/schema/raw/master/csl-citation.json"} </w:instrText>
-      </w:r>
-      <w:r>
-        <w:fldChar w:fldCharType="separate"/>
-      </w:r>
-      <w:r>
-        <w:rPr>
-          <w:rFonts w:cs="Tahoma"/>
-        </w:rPr>
-        <w:t>[18]</w:t>
-      </w:r>
-      <w:r>
-        <w:fldChar w:fldCharType="end"/>
-      </w:r>
-      <w:r>
-        <w:t xml:space="preserve"> </w:t>
-      </w:r>
-      <w:r>
-        <w:t>ermöglichen es</w:t>
-      </w:r>
-      <w:r>
-        <w:t xml:space="preserve"> LLM</w:t>
-      </w:r>
-      <w:r>
-        <w:t>s</w:t>
-      </w:r>
-      <w:r>
-        <w:t>,</w:t>
-      </w:r>
-      <w:r>
-        <w:t xml:space="preserve"> komplexe Probleme in kleinere Teilaufgaben </w:t>
-      </w:r>
-      <w:r>
-        <w:t xml:space="preserve">zu </w:t>
-      </w:r>
-      <w:r>
-        <w:t xml:space="preserve">zerlegen und </w:t>
-      </w:r>
-      <w:r>
-        <w:t>diese</w:t>
-      </w:r>
-      <w:r>
-        <w:t xml:space="preserve"> Schritt für Schritt zu lösen.</w:t>
-      </w:r>
-      <w:r>
-        <w:t xml:space="preserve"> </w:t>
-      </w:r>
-      <w:r>
-        <w:fldChar w:fldCharType="begin"/>
-      </w:r>
-      <w:r>
-        <w:instrText xml:space="preserve"> ADDIN ZOTERO_ITEM CSL_CITATION {"citationID":"5iTAjW2h","properties":{"unsorted":false,"formattedCitation":"[16]","plainCitation":"[16]","noteIndex":0},"citationItems":[{"id":570,"uris":["http://zotero.org/users/14083681/items/MPMLVBFN"],"itemData":{"id":570,"type":"article","abstract":"Language is essentially a complex, intricate system of human expressions governed by grammatical rules. It poses a significant challenge to develop capable AI algorithms for comprehending and grasping a language. As a major approach, language modeling has been widely studied for language understanding and generation in the past two decades, evolving from statistical language models to neural language models. Recently, pre-trained language models (PLMs) have been proposed by pre-training Transformer models over large-scale corpora, showing strong capabilities in solving various NLP tasks. Since researchers have found that model scaling can lead to performance improvement, they further study the scaling effect by increasing the model size to an even larger size. Interestingly, when the parameter scale exceeds a certain level, these enlarged language models not only achieve a significant performance improvement but also show some special abilities that are not present in small-scale language models. To discriminate the difference in parameter scale, the research community has coined the term large language models (LLM) for the PLMs of significant size. Recently, the research on LLMs has been largely advanced by both academia and industry, and a remarkable progress is the launch of ChatGPT, which has attracted widespread attention from society. The technical evolution of LLMs has been making an important impact on the entire AI community, which would revolutionize the way how we develop and use AI algorithms. In this survey, we review the recent advances of LLMs by introducing the background, key findings, and mainstream techniques. In particular, we focus on four major aspects of LLMs, namely pre-training, adaptation tuning, utilization, and capacity evaluation. Besides, we also summarize the available resources for developing LLMs and discuss the remaining issues for future directions.","DOI":"10.48550/arXiv.2303.18223","note":"arXiv:2303.18223 [cs.CL]","number":"arXiv:2303.18223","publisher":"arXiv","source":"arXiv.org","title":"A Survey of Large Language Models","URL":"http://arxiv.org/abs/2303.18223","author":[{"family":"Zhao","given":"Wayne Xin"},{"family":"Zhou","given":"Kun"},{"family":"Li","given":"Junyi"},{"family":"Tang","given":"Tianyi"},{"family":"Wang","given":"Xiaolei"},{"family":"Hou","given":"Yupeng"},{"family":"Min","given":"Yingqian"},{"family":"Zhang","given":"Beichen"},{"family":"Zhang","given":"Junjie"},{"family":"Dong","given":"Zican"},{"family":"Du","given":"Yifan"},{"family":"Yang","given":"Chen"},{"family":"Chen","given":"Yushuo"},{"family":"Chen","given":"Zhipeng"},{"family":"Jiang","given":"Jinhao"},{"family":"Ren","given":"Ruiyang"},{"family":"Li","given":"Yifan"},{"family":"Tang","given":"Xinyu"},{"family":"Liu","given":"Zikang"},{"family":"Liu","given":"Peiyu"},{"family":"Nie","given":"Jian-Yun"},{"family":"Wen","given":"Ji-Rong"}],"accessed":{"date-parts":[["2026",7,8]]},"issued":{"date-parts":[["2026",3,18]]}}}],"schema":"https://github.com/citation-style-language/schema/raw/master/csl-citation.json"} </w:instrText>
+        <w:instrText xml:space="preserve"> ADDIN ZOTERO_ITEM CSL_CITATION {"citationID":"W7tUeVcY","properties":{"unsorted":false,"formattedCitation":"[16]","plainCitation":"[16]","noteIndex":0},"citationItems":[{"id":570,"uris":["http://zotero.org/users/14083681/items/MPMLVBFN"],"itemData":{"id":570,"type":"article","abstract":"Language is essentially a complex, intricate system of human expressions governed by grammatical rules. It poses a significant challenge to develop capable AI algorithms for comprehending and grasping a language. As a major approach, language modeling has been widely studied for language understanding and generation in the past two decades, evolving from statistical language models to neural language models. Recently, pre-trained language models (PLMs) have been proposed by pre-training Transformer models over large-scale corpora, showing strong capabilities in solving various NLP tasks. Since researchers have found that model scaling can lead to performance improvement, they further study the scaling effect by increasing the model size to an even larger size. Interestingly, when the parameter scale exceeds a certain level, these enlarged language models not only achieve a significant performance improvement but also show some special abilities that are not present in small-scale language models. To discriminate the difference in parameter scale, the research community has coined the term large language models (LLM) for the PLMs of significant size. Recently, the research on LLMs has been largely advanced by both academia and industry, and a remarkable progress is the launch of ChatGPT, which has attracted widespread attention from society. The technical evolution of LLMs has been making an important impact on the entire AI community, which would revolutionize the way how we develop and use AI algorithms. In this survey, we review the recent advances of LLMs by introducing the background, key findings, and mainstream techniques. In particular, we focus on four major aspects of LLMs, namely pre-training, adaptation tuning, utilization, and capacity evaluation. Besides, we also summarize the available resources for developing LLMs and discuss the remaining issues for future directions.","DOI":"10.48550/arXiv.2303.18223","note":"arXiv:2303.18223 [cs.CL]","number":"arXiv:2303.18223","publisher":"arXiv","source":"arXiv.org","title":"A Survey of Large Language Models","URL":"http://arxiv.org/abs/2303.18223","author":[{"family":"Zhao","given":"Wayne Xin"},{"family":"Zhou","given":"Kun"},{"family":"Li","given":"Junyi"},{"family":"Tang","given":"Tianyi"},{"family":"Wang","given":"Xiaolei"},{"family":"Hou","given":"Yupeng"},{"family":"Min","given":"Yingqian"},{"family":"Zhang","given":"Beichen"},{"family":"Zhang","given":"Junjie"},{"family":"Dong","given":"Zican"},{"family":"Du","given":"Yifan"},{"family":"Yang","given":"Chen"},{"family":"Chen","given":"Yushuo"},{"family":"Chen","given":"Zhipeng"},{"family":"Jiang","given":"Jinhao"},{"family":"Ren","given":"Ruiyang"},{"family":"Li","given":"Yifan"},{"family":"Tang","given":"Xinyu"},{"family":"Liu","given":"Zikang"},{"family":"Liu","given":"Peiyu"},{"family":"Nie","given":"Jian-Yun"},{"family":"Wen","given":"Ji-Rong"}],"accessed":{"date-parts":[["2026",7,8]]},"issued":{"date-parts":[["2026",3,18]]}}}],"schema":"https://github.com/citation-style-language/schema/raw/master/csl-citation.json"} </w:instrText>
       </w:r>
       <w:r>
         <w:fldChar w:fldCharType="separate"/>
@@ -7473,61 +7939,82 @@
     <w:p/>
     <w:p>
       <w:r>
-        <w:t xml:space="preserve">LLMs </w:t>
-      </w:r>
-      <w:r>
-        <w:t>führten zu signifikanten</w:t>
-      </w:r>
-      <w:r>
-        <w:t xml:space="preserve"> Verbesserungen in Aufgaben des Natural Language Processing (NLP) und </w:t>
-      </w:r>
-      <w:r>
-        <w:t>etablieren sich gegenwärtig</w:t>
-      </w:r>
-      <w:r>
-        <w:t xml:space="preserve"> zunehmend als Kerntechnologie </w:t>
-      </w:r>
-      <w:r>
-        <w:t>in diesem</w:t>
-      </w:r>
-      <w:r>
-        <w:t xml:space="preserve"> Forschungsgebiet.</w:t>
+        <w:t>Trotz ihrer hohen Leistungsfähigkeiten weisen LLMs grundlegende Einschränkungen auf</w:t>
+      </w:r>
+      <w:r>
+        <w:t xml:space="preserve">: (1) </w:t>
+      </w:r>
+      <w:r>
+        <w:t xml:space="preserve">Ihr Wissensstand ist auf den </w:t>
+      </w:r>
+      <w:r>
+        <w:t>breiten Textkorpus im Pre-Training beschränkt.</w:t>
+      </w:r>
+      <w:r>
+        <w:t xml:space="preserve"> Da</w:t>
+      </w:r>
+      <w:r>
+        <w:t xml:space="preserve"> Trainings zur Aktualisierung des Modellwissens sehr rechenaufwendig und </w:t>
+      </w:r>
+      <w:r>
+        <w:t>daher</w:t>
+      </w:r>
+      <w:r>
+        <w:t xml:space="preserve"> impraktikabel sind, </w:t>
+      </w:r>
+      <w:r>
+        <w:t>verfügen LLMs nicht über aktuelle Informationen.</w:t>
+      </w:r>
+      <w:r>
+        <w:t xml:space="preserve"> Zudem</w:t>
       </w:r>
       <w:r>
         <w:t xml:space="preserve"> </w:t>
       </w:r>
       <w:r>
-        <w:t xml:space="preserve">Neben klassischen NLP-Aufgaben wie Übersetzung, Zusammenfassung, Klassifikation oder Informationsextraktion </w:t>
-      </w:r>
-      <w:r>
-        <w:t>werden</w:t>
-      </w:r>
-      <w:r>
-        <w:t xml:space="preserve"> moderne LLMs </w:t>
-      </w:r>
-      <w:r>
-        <w:t xml:space="preserve">unter anderem </w:t>
-      </w:r>
-      <w:r>
-        <w:t xml:space="preserve">auch </w:t>
-      </w:r>
-      <w:r>
-        <w:t xml:space="preserve">für </w:t>
-      </w:r>
-      <w:r>
-        <w:t>automatische Evaluation</w:t>
-      </w:r>
-      <w:r>
-        <w:t xml:space="preserve">en, </w:t>
-      </w:r>
-      <w:r>
-        <w:t xml:space="preserve">Software Engineering </w:t>
+        <w:t>ist</w:t>
+      </w:r>
+      <w:r>
+        <w:t xml:space="preserve"> domänenspezifis</w:t>
+      </w:r>
+      <w:r>
+        <w:t xml:space="preserve">ches Wissen </w:t>
+      </w:r>
+      <w:r>
+        <w:t xml:space="preserve">im Trainingskorpus </w:t>
+      </w:r>
+      <w:r>
+        <w:t xml:space="preserve">oft nicht vorhanden </w:t>
+      </w:r>
+      <w:r>
+        <w:t xml:space="preserve">oder </w:t>
+      </w:r>
+      <w:r>
+        <w:t>nur</w:t>
+      </w:r>
+      <w:r>
+        <w:t xml:space="preserve"> geringfügig vertreten, </w:t>
+      </w:r>
+      <w:r>
+        <w:t>so</w:t>
+      </w:r>
+      <w:r>
+        <w:t>dass das LLM nicht zuverlässig darauf zu</w:t>
+      </w:r>
+      <w:r>
+        <w:t>rück</w:t>
+      </w:r>
+      <w:r>
+        <w:t>greifen kann.</w:t>
+      </w:r>
+      <w:r>
+        <w:t xml:space="preserve"> </w:t>
       </w:r>
       <w:r>
         <w:fldChar w:fldCharType="begin"/>
       </w:r>
       <w:r>
-        <w:instrText xml:space="preserve"> ADDIN ZOTERO_ITEM CSL_CITATION {"citationID":"C6MJpYwS","properties":{"unsorted":false,"formattedCitation":"[19]","plainCitation":"[19]","noteIndex":0},"citationItems":[{"id":574,"uris":["http://zotero.org/users/14083681/items/LQGBVP5Y"],"itemData":{"id":574,"type":"article-journal","abstract":"Software engineering (SE) is the systematic design, development, maintenance, and management of software applications underpinning the digital infrastructure of our modern world. Very recently, the SE community has seen a rapidly increasing number of techniques employing large language models (LLMs) to automate a broad range of SE tasks. Nevertheless, existing information on the applications, effects, and possible limitations of LLMs within SE is still not well-studied. In this paper, we provide a systematic survey to summarize the current state-of-the-art research in the LLM-based SE community. We summarize 62 representative LLMs of Code across three model architectures, 15 pre-training objectives across four categories, and 16 downstream tasks across five categories. We then present a detailed summarization of the recent SE studies for which LLMs are commonly utilized, including 926 studies for 112 specific code-related tasks across five crucial phases within the SE workflow. We also discuss several critical aspects during the integration of LLMs into SE, such as empirical evaluation, benchmarking, security and reliability, domain tuning, compressing, and distillation. Finally, we highlight several challenges and potential opportunities in applying LLMs for future SE studies, such as exploring domain LLMs and constructing clean evaluation datasets. Overall, our work can help researchers gain a comprehensive understanding about the achievements of the existing LLM-based SE studies and promote the practical application of these techniques. Our artifacts are publicly available and will be continuously updated at the living repository https://github.com/iSEngLab/AwesomeLLM4SE.","container-title":"Science China Information Sciences","DOI":"10.1007/s11432-025-4670-0","ISSN":"1869-1919","issue":"4","journalAbbreviation":"Sci. China Inf. Sci.","language":"en","page":"141102","source":"Springer Link","title":"A survey on large language models for software engineering","volume":"69","author":[{"family":"Zhang","given":"Quanjun"},{"family":"Fang","given":"Chunrong"},{"family":"Xie","given":"Yang"},{"family":"Zhang","given":"Yaxin"},{"family":"Yu","given":"Shengcheng"},{"family":"Sun","given":"Weisong"},{"family":"Yang","given":"Yun"},{"family":"Chen","given":"Zhenyu"}],"issued":{"date-parts":[["2026",3,5]]}}}],"schema":"https://github.com/citation-style-language/schema/raw/master/csl-citation.json"} </w:instrText>
+        <w:instrText xml:space="preserve"> ADDIN ZOTERO_ITEM CSL_CITATION {"citationID":"OquP1wQm","properties":{"unsorted":false,"formattedCitation":"[20]","plainCitation":"[20]","noteIndex":0},"citationItems":[{"id":575,"uris":["http://zotero.org/users/14083681/items/EXXVQ67U"],"itemData":{"id":575,"type":"article-journal","abstract":"Retrieval-Augmented Generation (RAG) merges information retrieval (IR) techniques with deep learning advancements to address the static limitations of large language models (LLMs) by enabling the dynamic integration of up-to-date external information. This methodology, focusing primarily on the text domain, provides a cost-effective solution to the generation of plausible but possibly incorrect responses by LLMs, thereby enhancing the accuracy and reliability of their outputs through the use of real-world data. As RAG grows in complexity and incorporates multiple concepts that can influence its performance, this article organizes the RAG paradigm into four categories: pre-retrieval, retrieval, post-retrieval, and generation, offering a detailed perspective from the retrieval viewpoint. It outlines RAG’s mechanics and discusses the field’s progression through the analysis of significant studies. Additionally, the article introduces evaluation methods for RAG, addressing the challenges faced and proposing future research directions. By offering an organized framework and categorization, the study aims at consolidating existing research on RAG, clarify its technological underpinnings, and highlight its potential to broaden the adaptability and applications of LLMs.","container-title":"ACM Computing Surveys","DOI":"10.1145/3805774","ISSN":"0360-0300","issue":"12","journalAbbreviation":"ACM Comput. Surv.","page":"300:1–300:38","source":"ACM Digital Library","title":"A Survey on Retrieval-Augmented Text Generation for Large Language Models","volume":"58","author":[{"family":"Huang","given":"Yizheng"},{"family":"Huang","given":"Jimmy Xiangji"}],"issued":{"date-parts":[["2026",5,15]]}}}],"schema":"https://github.com/citation-style-language/schema/raw/master/csl-citation.json"} </w:instrText>
       </w:r>
       <w:r>
         <w:fldChar w:fldCharType="separate"/>
@@ -7536,244 +8023,169 @@
         <w:rPr>
           <w:rFonts w:cs="Tahoma"/>
         </w:rPr>
-        <w:t>[19]</w:t>
+        <w:t>[20]</w:t>
       </w:r>
       <w:r>
         <w:fldChar w:fldCharType="end"/>
       </w:r>
       <w:r>
+        <w:t xml:space="preserve"> </w:t>
+      </w:r>
+      <w:r>
+        <w:fldChar w:fldCharType="begin"/>
+      </w:r>
+      <w:r>
+        <w:instrText xml:space="preserve"> ADDIN ZOTERO_ITEM CSL_CITATION {"citationID":"0gwePSFL","properties":{"unsorted":false,"formattedCitation":"[4]","plainCitation":"[4]","noteIndex":0},"citationItems":[{"id":379,"uris":["http://zotero.org/users/14083681/items/6X9UUNXG"],"itemData":{"id":379,"type":"article-journal","abstract":"Recently, Retrieval-Augmented Generation (RAG) has achieved remarkable success in addressing the challenges of Large Language Models (LLMs) without necessitating retraining. By referencing an external knowledge base, RAG refines LLM outputs, effectively mitigating issues such as “hallucination,” lack of domain-specific knowledge, and outdated information. However, the complex structure of relationships among different entities in databases presents challenges for RAG systems. In response, GraphRAG leverages structural information across entities to enable more precise and comprehensive retrieval, capturing relational knowledge and facilitating more accurate, context-aware responses. Given the novelty and potential of GraphRAG, a systematic review of current technologies is imperative. This article provides the first comprehensive overview of GraphRAG methodologies. We formalize the GraphRAG workflow, encompassing Graph-Based Indexing, Graph-Guided Retrieval, and Graph-Enhanced Generation. We then outline the core technologies and training methods at each stage. Additionally, we examine downstream tasks, application domains, evaluation methodologies, and industrial use cases of GraphRAG. Finally, we explore future research directions to inspire further inquiries and advance progress in the field. In order to track recent progress, we set up a repository at .","container-title":"ACM Trans. Inf. Syst.","DOI":"10.1145/3777378","ISSN":"1046-8188","issue":"2","page":"35:1–35:52","source":"ACM Digital Library","title":"Graph Retrieval-Augmented Generation: A Survey","title-short":"Graph Retrieval-Augmented Generation","volume":"44","author":[{"family":"Peng","given":"Boci"},{"family":"Zhu","given":"Yun"},{"family":"Liu","given":"Yongchao"},{"family":"Bo","given":"Xiaohe"},{"family":"Shi","given":"Haizhou"},{"family":"Hong","given":"Chuntao"},{"family":"Zhang","given":"Yan"},{"family":"Tang","given":"Siliang"}],"issued":{"date-parts":[["2025",12,23]]}}}],"schema":"https://github.com/citation-style-language/schema/raw/master/csl-citation.json"} </w:instrText>
+      </w:r>
+      <w:r>
+        <w:fldChar w:fldCharType="separate"/>
+      </w:r>
+      <w:r>
+        <w:rPr>
+          <w:rFonts w:cs="Tahoma"/>
+        </w:rPr>
+        <w:t>[4]</w:t>
+      </w:r>
+      <w:r>
+        <w:fldChar w:fldCharType="end"/>
+      </w:r>
+      <w:r>
+        <w:t xml:space="preserve"> (2)</w:t>
+      </w:r>
+      <w:r>
+        <w:t xml:space="preserve"> </w:t>
+      </w:r>
+      <w:r>
+        <w:t xml:space="preserve">Aufgrund ihrer probabilistischen Natur neigen LLMs dazu, plausible, aber faktisch </w:t>
+      </w:r>
+      <w:r>
+        <w:t>falsche</w:t>
+      </w:r>
+      <w:r>
+        <w:t xml:space="preserve"> Antworten</w:t>
+      </w:r>
+      <w:r>
+        <w:t xml:space="preserve"> zu generieren</w:t>
+      </w:r>
+      <w:r>
+        <w:t xml:space="preserve"> </w:t>
+      </w:r>
+      <w:r>
+        <w:fldChar w:fldCharType="begin"/>
+      </w:r>
+      <w:r>
+        <w:instrText xml:space="preserve"> ADDIN ZOTERO_ITEM CSL_CITATION {"citationID":"tRDti6eh","properties":{"unsorted":false,"formattedCitation":"[20]","plainCitation":"[20]","noteIndex":0},"citationItems":[{"id":575,"uris":["http://zotero.org/users/14083681/items/EXXVQ67U"],"itemData":{"id":575,"type":"article-journal","abstract":"Retrieval-Augmented Generation (RAG) merges information retrieval (IR) techniques with deep learning advancements to address the static limitations of large language models (LLMs) by enabling the dynamic integration of up-to-date external information. This methodology, focusing primarily on the text domain, provides a cost-effective solution to the generation of plausible but possibly incorrect responses by LLMs, thereby enhancing the accuracy and reliability of their outputs through the use of real-world data. As RAG grows in complexity and incorporates multiple concepts that can influence its performance, this article organizes the RAG paradigm into four categories: pre-retrieval, retrieval, post-retrieval, and generation, offering a detailed perspective from the retrieval viewpoint. It outlines RAG’s mechanics and discusses the field’s progression through the analysis of significant studies. Additionally, the article introduces evaluation methods for RAG, addressing the challenges faced and proposing future research directions. By offering an organized framework and categorization, the study aims at consolidating existing research on RAG, clarify its technological underpinnings, and highlight its potential to broaden the adaptability and applications of LLMs.","container-title":"ACM Computing Surveys","DOI":"10.1145/3805774","ISSN":"0360-0300","issue":"12","journalAbbreviation":"ACM Comput. Surv.","page":"300:1–300:38","source":"ACM Digital Library","title":"A Survey on Retrieval-Augmented Text Generation for Large Language Models","volume":"58","author":[{"family":"Huang","given":"Yizheng"},{"family":"Huang","given":"Jimmy Xiangji"}],"issued":{"date-parts":[["2026",5,15]]}}}],"schema":"https://github.com/citation-style-language/schema/raw/master/csl-citation.json"} </w:instrText>
+      </w:r>
+      <w:r>
+        <w:fldChar w:fldCharType="separate"/>
+      </w:r>
+      <w:r>
+        <w:rPr>
+          <w:rFonts w:cs="Tahoma"/>
+        </w:rPr>
+        <w:t>[20]</w:t>
+      </w:r>
+      <w:r>
+        <w:fldChar w:fldCharType="end"/>
+      </w:r>
+      <w:r>
+        <w:t>.</w:t>
+      </w:r>
+      <w:r>
+        <w:t xml:space="preserve"> Dieses Phänomen wird als Halluzination bezeichnet</w:t>
+      </w:r>
+      <w:r>
         <w:t xml:space="preserve"> und </w:t>
       </w:r>
       <w:r>
+        <w:t>stellt</w:t>
+      </w:r>
+      <w:r>
+        <w:t xml:space="preserve"> ein zentrales Hindernis bei der Anwendbarkeit von LLMs </w:t>
+      </w:r>
+      <w:r>
+        <w:t>in realen Wissenssystemen</w:t>
+      </w:r>
+      <w:r>
+        <w:t xml:space="preserve"> dar</w:t>
+      </w:r>
+      <w:r>
+        <w:t xml:space="preserve"> </w:t>
+      </w:r>
+      <w:r>
+        <w:fldChar w:fldCharType="begin"/>
+      </w:r>
+      <w:r>
+        <w:instrText xml:space="preserve"> ADDIN ZOTERO_ITEM CSL_CITATION {"citationID":"3Zjq1PQE","properties":{"unsorted":false,"formattedCitation":"[21]","plainCitation":"[21]","noteIndex":0},"citationItems":[{"id":576,"uris":["http://zotero.org/users/14083681/items/PZV5LK26"],"itemData":{"id":576,"type":"article-journal","abstract":"The emergence of large language models (LLMs) has marked a significant breakthrough in natural language processing (NLP), fueling a paradigm shift in information acquisition. Nevertheless, LLMs are prone to hallucination, generating plausible yet nonfactual content. This phenomenon raises significant concerns over the reliability of LLMs in real-world information retrieval (IR) systems and has attracted intensive research to detect and mitigate such hallucinations. Given the open-ended general-purpose attributes inherent to LLMs, LLM hallucinations present distinct challenges that diverge from prior task-specific models. This divergence highlights the urgency for a nuanced understanding and comprehensive overview of recent advances in LLM hallucinations. In this survey, we begin with an innovative taxonomy of hallucination in the era of LLM and then delve into the factors contributing to hallucinations. Subsequently, we present a thorough overview of hallucination detection methods and benchmarks. Our discussion then transfers to representative methodologies for mitigating LLM hallucinations. Additionally, we delve into the current limitations faced by retrieval-augmented LLMs in combating hallucinations, offering insights for developing more robust IR systems. Finally, we highlight the promising research directions on LLM hallucinations, including hallucination in large vision-language models and understanding of knowledge boundaries in LLM hallucinations.","container-title":"ACM Transactions on Information Systems","DOI":"10.1145/3703155","ISSN":"1046-8188","issue":"2","journalAbbreviation":"ACM Trans. Inf. Syst.","page":"42:1–42:55","source":"ACM Digital Library","title":"A Survey on Hallucination in Large Language Models: Principles, Taxonomy, Challenges, and Open Questions","title-short":"A Survey on Hallucination in Large Language Models","volume":"43","author":[{"family":"Huang","given":"Lei"},{"family":"Yu","given":"Weijiang"},{"family":"Ma","given":"Weitao"},{"family":"Zhong","given":"Weihong"},{"family":"Feng","given":"Zhangyin"},{"family":"Wang","given":"Haotian"},{"family":"Chen","given":"Qianglong"},{"family":"Peng","given":"Weihua"},{"family":"Feng","given":"Xiaocheng"},{"family":"Qin","given":"Bing"},{"family":"Liu","given":"Ting"}],"issued":{"date-parts":[["2025",1,24]]}}}],"schema":"https://github.com/citation-style-language/schema/raw/master/csl-citation.json"} </w:instrText>
+      </w:r>
+      <w:r>
+        <w:fldChar w:fldCharType="separate"/>
+      </w:r>
+      <w:r>
+        <w:rPr>
+          <w:rFonts w:cs="Tahoma"/>
+        </w:rPr>
+        <w:t>[21]</w:t>
+      </w:r>
+      <w:r>
+        <w:fldChar w:fldCharType="end"/>
+      </w:r>
+      <w:r>
+        <w:t>.</w:t>
+      </w:r>
+      <w:r>
+        <w:t xml:space="preserve"> (3</w:t>
+      </w:r>
+      <w:r>
+        <w:t xml:space="preserve">) </w:t>
+      </w:r>
+      <w:r>
+        <w:t xml:space="preserve">Da </w:t>
+      </w:r>
+      <w:r>
+        <w:t>die Generierung auf implizitem Wissen in Form</w:t>
+      </w:r>
+      <w:r>
+        <w:t xml:space="preserve"> von Modellparametern basiert, </w:t>
+      </w:r>
+      <w:r>
+        <w:lastRenderedPageBreak/>
+        <w:t>lassen sich Antworten nicht auf explizite</w:t>
+      </w:r>
+      <w:r>
+        <w:t xml:space="preserve"> Fakten zurückverfolgen</w:t>
+      </w:r>
+      <w:r>
+        <w:t xml:space="preserve"> </w:t>
+      </w:r>
+      <w:r>
+        <w:fldChar w:fldCharType="begin"/>
+      </w:r>
+      <w:r>
+        <w:instrText xml:space="preserve"> ADDIN ZOTERO_ITEM CSL_CITATION {"citationID":"YriCqGSk","properties":{"unsorted":false,"formattedCitation":"[2]","plainCitation":"[2]","noteIndex":0},"citationItems":[{"id":479,"uris":["http://zotero.org/users/14083681/items/FT2F2BAN"],"itemData":{"id":479,"type":"paper-conference","container-title":"Advances in Neural Information Processing Systems","page":"9459–9474","publisher":"Curran Associates, Inc.","source":"Neural Information Processing Systems","title":"Retrieval-Augmented Generation for Knowledge-Intensive NLP Tasks","URL":"https://proceedings.neurips.cc/paper/2020/hash/6b493230205f780e1bc26945df7481e5-Abstract.html","volume":"33","author":[{"family":"Lewis","given":"Patrick"},{"family":"Perez","given":"Ethan"},{"family":"Piktus","given":"Aleksandra"},{"family":"Petroni","given":"Fabio"},{"family":"Karpukhin","given":"Vladimir"},{"family":"Goyal","given":"Naman"},{"family":"Küttler","given":"Heinrich"},{"family":"Lewis","given":"Mike"},{"family":"Yih","given":"Wen-tau"},{"family":"Rocktäschel","given":"Tim"},{"family":"Riedel","given":"Sebastian"},{"family":"Kiela","given":"Douwe"}],"accessed":{"date-parts":[["2026",4,26]]},"issued":{"date-parts":[["2020"]]}}}],"schema":"https://github.com/citation-style-language/schema/raw/master/csl-citation.json"} </w:instrText>
+      </w:r>
+      <w:r>
+        <w:fldChar w:fldCharType="separate"/>
+      </w:r>
+      <w:r>
+        <w:rPr>
+          <w:rFonts w:cs="Tahoma"/>
+        </w:rPr>
+        <w:t>[2]</w:t>
+      </w:r>
+      <w:r>
+        <w:fldChar w:fldCharType="end"/>
+      </w:r>
+      <w:r>
+        <w:t>.</w:t>
+      </w:r>
+      <w:r>
+        <w:t xml:space="preserve"> Für kritische Domänen wie </w:t>
+      </w:r>
+      <w:r>
         <w:t>die</w:t>
       </w:r>
       <w:r>
-        <w:t xml:space="preserve"> Verarbeitung multimodaler</w:t>
-      </w:r>
-      <w:r>
-        <w:t xml:space="preserve"> Eingaben eingesetzt.</w:t>
-      </w:r>
-      <w:r>
-        <w:t xml:space="preserve"> </w:t>
-      </w:r>
-      <w:r>
-        <w:t xml:space="preserve">Aufgrund ihrer hohen Flexibilität </w:t>
-      </w:r>
-      <w:r>
-        <w:t>in</w:t>
-      </w:r>
-      <w:r>
-        <w:t xml:space="preserve"> der Verarbeitung natürlichsprachiger Anfragen</w:t>
-      </w:r>
-      <w:r>
-        <w:t xml:space="preserve"> </w:t>
-      </w:r>
-      <w:r>
-        <w:t xml:space="preserve">finden </w:t>
-      </w:r>
-      <w:r>
-        <w:t xml:space="preserve">LLMs </w:t>
-      </w:r>
-      <w:r>
-        <w:t>breite Anwendung</w:t>
-      </w:r>
-      <w:r>
-        <w:t xml:space="preserve"> </w:t>
-      </w:r>
-      <w:r>
-        <w:t xml:space="preserve">in </w:t>
-      </w:r>
-      <w:r>
-        <w:t>diversen</w:t>
-      </w:r>
-      <w:r>
-        <w:t xml:space="preserve"> Domänen wie Gesundheitswesen, B</w:t>
-      </w:r>
-      <w:r>
-        <w:t>ildung und Recht.</w:t>
-      </w:r>
-      <w:r>
-        <w:t xml:space="preserve"> </w:t>
-      </w:r>
-      <w:r>
-        <w:fldChar w:fldCharType="begin"/>
-      </w:r>
-      <w:r>
-        <w:instrText xml:space="preserve"> ADDIN ZOTERO_ITEM CSL_CITATION {"citationID":"W7tUeVcY","properties":{"unsorted":false,"formattedCitation":"[16]","plainCitation":"[16]","noteIndex":0},"citationItems":[{"id":570,"uris":["http://zotero.org/users/14083681/items/MPMLVBFN"],"itemData":{"id":570,"type":"article","abstract":"Language is essentially a complex, intricate system of human expressions governed by grammatical rules. It poses a significant challenge to develop capable AI algorithms for comprehending and grasping a language. As a major approach, language modeling has been widely studied for language understanding and generation in the past two decades, evolving from statistical language models to neural language models. Recently, pre-trained language models (PLMs) have been proposed by pre-training Transformer models over large-scale corpora, showing strong capabilities in solving various NLP tasks. Since researchers have found that model scaling can lead to performance improvement, they further study the scaling effect by increasing the model size to an even larger size. Interestingly, when the parameter scale exceeds a certain level, these enlarged language models not only achieve a significant performance improvement but also show some special abilities that are not present in small-scale language models. To discriminate the difference in parameter scale, the research community has coined the term large language models (LLM) for the PLMs of significant size. Recently, the research on LLMs has been largely advanced by both academia and industry, and a remarkable progress is the launch of ChatGPT, which has attracted widespread attention from society. The technical evolution of LLMs has been making an important impact on the entire AI community, which would revolutionize the way how we develop and use AI algorithms. In this survey, we review the recent advances of LLMs by introducing the background, key findings, and mainstream techniques. In particular, we focus on four major aspects of LLMs, namely pre-training, adaptation tuning, utilization, and capacity evaluation. Besides, we also summarize the available resources for developing LLMs and discuss the remaining issues for future directions.","DOI":"10.48550/arXiv.2303.18223","note":"arXiv:2303.18223 [cs.CL]","number":"arXiv:2303.18223","publisher":"arXiv","source":"arXiv.org","title":"A Survey of Large Language Models","URL":"http://arxiv.org/abs/2303.18223","author":[{"family":"Zhao","given":"Wayne Xin"},{"family":"Zhou","given":"Kun"},{"family":"Li","given":"Junyi"},{"family":"Tang","given":"Tianyi"},{"family":"Wang","given":"Xiaolei"},{"family":"Hou","given":"Yupeng"},{"family":"Min","given":"Yingqian"},{"family":"Zhang","given":"Beichen"},{"family":"Zhang","given":"Junjie"},{"family":"Dong","given":"Zican"},{"family":"Du","given":"Yifan"},{"family":"Yang","given":"Chen"},{"family":"Chen","given":"Yushuo"},{"family":"Chen","given":"Zhipeng"},{"family":"Jiang","given":"Jinhao"},{"family":"Ren","given":"Ruiyang"},{"family":"Li","given":"Yifan"},{"family":"Tang","given":"Xinyu"},{"family":"Liu","given":"Zikang"},{"family":"Liu","given":"Peiyu"},{"family":"Nie","given":"Jian-Yun"},{"family":"Wen","given":"Ji-Rong"}],"accessed":{"date-parts":[["2026",7,8]]},"issued":{"date-parts":[["2026",3,18]]}}}],"schema":"https://github.com/citation-style-language/schema/raw/master/csl-citation.json"} </w:instrText>
-      </w:r>
-      <w:r>
-        <w:fldChar w:fldCharType="separate"/>
-      </w:r>
-      <w:r>
-        <w:rPr>
-          <w:rFonts w:cs="Tahoma"/>
-        </w:rPr>
-        <w:t>[16]</w:t>
-      </w:r>
-      <w:r>
-        <w:fldChar w:fldCharType="end"/>
-      </w:r>
-    </w:p>
-    <w:p/>
-    <w:p>
-      <w:r>
-        <w:t>Trotz ihrer hohen Leistungsfähigkeiten weisen LLMs grundlegende Einschränkungen auf</w:t>
-      </w:r>
-      <w:r>
-        <w:t xml:space="preserve">: (1) </w:t>
-      </w:r>
-      <w:r>
-        <w:t xml:space="preserve">Ihr Wissensstand ist auf den </w:t>
-      </w:r>
-      <w:r>
-        <w:t>breiten Textkorpus im Pre-Training beschränkt.</w:t>
-      </w:r>
-      <w:r>
-        <w:t xml:space="preserve"> Da</w:t>
-      </w:r>
-      <w:r>
-        <w:t xml:space="preserve"> Trainings zur Aktualisierung des Modellwissens sehr rechenaufwendig und </w:t>
-      </w:r>
-      <w:r>
-        <w:t>daher</w:t>
-      </w:r>
-      <w:r>
-        <w:t xml:space="preserve"> impraktikabel sind, </w:t>
-      </w:r>
-      <w:r>
-        <w:t>verfügen LLMs nicht über aktuelle Informationen.</w:t>
-      </w:r>
-      <w:r>
-        <w:t xml:space="preserve"> Zudem</w:t>
-      </w:r>
-      <w:r>
-        <w:t xml:space="preserve"> </w:t>
-      </w:r>
-      <w:r>
-        <w:t>ist</w:t>
-      </w:r>
-      <w:r>
-        <w:t xml:space="preserve"> domänenspezifis</w:t>
-      </w:r>
-      <w:r>
-        <w:t xml:space="preserve">ches Wissen </w:t>
-      </w:r>
-      <w:r>
-        <w:t xml:space="preserve">im Trainingskorpus </w:t>
-      </w:r>
-      <w:r>
-        <w:t xml:space="preserve">oft nicht vorhanden </w:t>
-      </w:r>
-      <w:r>
-        <w:t xml:space="preserve">oder </w:t>
-      </w:r>
-      <w:r>
-        <w:t>nur</w:t>
-      </w:r>
-      <w:r>
-        <w:t xml:space="preserve"> geringfügig vertreten, </w:t>
-      </w:r>
-      <w:r>
-        <w:t>so</w:t>
-      </w:r>
-      <w:r>
-        <w:t>dass das LLM nicht zuverlässig darauf zu</w:t>
-      </w:r>
-      <w:r>
-        <w:t>rück</w:t>
-      </w:r>
-      <w:r>
-        <w:t>greifen kann. (2)</w:t>
-      </w:r>
-      <w:r>
-        <w:t xml:space="preserve"> </w:t>
-      </w:r>
-      <w:r>
-        <w:t xml:space="preserve">Aufgrund ihrer probabilistischen Natur neigen LLMs dazu, plausible, aber faktisch </w:t>
-      </w:r>
-      <w:r>
-        <w:t>falsche</w:t>
-      </w:r>
-      <w:r>
-        <w:t xml:space="preserve"> Antworten</w:t>
-      </w:r>
-      <w:r>
-        <w:t xml:space="preserve"> zu generieren</w:t>
-      </w:r>
-      <w:r>
-        <w:t>.</w:t>
-      </w:r>
-      <w:r>
-        <w:t xml:space="preserve"> Dieses Phänomen </w:t>
-      </w:r>
-      <w:r>
-        <w:lastRenderedPageBreak/>
-        <w:t>wird als Halluzination bezeichnet</w:t>
-      </w:r>
-      <w:r>
-        <w:t xml:space="preserve"> und </w:t>
-      </w:r>
-      <w:r>
-        <w:t>stellt</w:t>
-      </w:r>
-      <w:r>
-        <w:t xml:space="preserve"> ein zentrales Hindernis bei der Anwendbarkeit von LLMs </w:t>
-      </w:r>
-      <w:r>
-        <w:t>in realen Wissenssystemen</w:t>
-      </w:r>
-      <w:r>
-        <w:t xml:space="preserve"> dar</w:t>
-      </w:r>
-      <w:r>
-        <w:t>.</w:t>
-      </w:r>
-      <w:r>
-        <w:t xml:space="preserve"> </w:t>
-      </w:r>
-      <w:r>
-        <w:fldChar w:fldCharType="begin"/>
-      </w:r>
-      <w:r>
-        <w:instrText xml:space="preserve"> ADDIN ZOTERO_ITEM CSL_CITATION {"citationID":"3Zjq1PQE","properties":{"unsorted":false,"formattedCitation":"[20]","plainCitation":"[20]","noteIndex":0},"citationItems":[{"id":576,"uris":["http://zotero.org/users/14083681/items/PZV5LK26"],"itemData":{"id":576,"type":"article-journal","abstract":"The emergence of large language models (LLMs) has marked a significant breakthrough in natural language processing (NLP), fueling a paradigm shift in information acquisition. Nevertheless, LLMs are prone to hallucination, generating plausible yet nonfactual content. This phenomenon raises significant concerns over the reliability of LLMs in real-world information retrieval (IR) systems and has attracted intensive research to detect and mitigate such hallucinations. Given the open-ended general-purpose attributes inherent to LLMs, LLM hallucinations present distinct challenges that diverge from prior task-specific models. This divergence highlights the urgency for a nuanced understanding and comprehensive overview of recent advances in LLM hallucinations. In this survey, we begin with an innovative taxonomy of hallucination in the era of LLM and then delve into the factors contributing to hallucinations. Subsequently, we present a thorough overview of hallucination detection methods and benchmarks. Our discussion then transfers to representative methodologies for mitigating LLM hallucinations. Additionally, we delve into the current limitations faced by retrieval-augmented LLMs in combating hallucinations, offering insights for developing more robust IR systems. Finally, we highlight the promising research directions on LLM hallucinations, including hallucination in large vision-language models and understanding of knowledge boundaries in LLM hallucinations.","container-title":"ACM Transactions on Information Systems","DOI":"10.1145/3703155","ISSN":"1046-8188","issue":"2","journalAbbreviation":"ACM Trans. Inf. Syst.","page":"42:1–42:55","source":"ACM Digital Library","title":"A Survey on Hallucination in Large Language Models: Principles, Taxonomy, Challenges, and Open Questions","title-short":"A Survey on Hallucination in Large Language Models","volume":"43","author":[{"family":"Huang","given":"Lei"},{"family":"Yu","given":"Weijiang"},{"family":"Ma","given":"Weitao"},{"family":"Zhong","given":"Weihong"},{"family":"Feng","given":"Zhangyin"},{"family":"Wang","given":"Haotian"},{"family":"Chen","given":"Qianglong"},{"family":"Peng","given":"Weihua"},{"family":"Feng","given":"Xiaocheng"},{"family":"Qin","given":"Bing"},{"family":"Liu","given":"Ting"}],"issued":{"date-parts":[["2025",1,24]]}}}],"schema":"https://github.com/citation-style-language/schema/raw/master/csl-citation.json"} </w:instrText>
-      </w:r>
-      <w:r>
-        <w:fldChar w:fldCharType="separate"/>
-      </w:r>
-      <w:r>
-        <w:rPr>
-          <w:rFonts w:cs="Tahoma"/>
-        </w:rPr>
-        <w:t>[20]</w:t>
-      </w:r>
-      <w:r>
-        <w:fldChar w:fldCharType="end"/>
-      </w:r>
-      <w:r>
-        <w:t xml:space="preserve"> (3</w:t>
-      </w:r>
-      <w:r>
-        <w:t xml:space="preserve">) </w:t>
-      </w:r>
-      <w:r>
-        <w:t xml:space="preserve">Da </w:t>
-      </w:r>
-      <w:r>
-        <w:t>die Generierung auf implizitem Wissen in Form</w:t>
-      </w:r>
-      <w:r>
-        <w:t xml:space="preserve"> von Modellparametern basiert, lassen sich Antworten nicht auf explizite</w:t>
-      </w:r>
-      <w:r>
-        <w:t xml:space="preserve"> Fakten zurückverfolgen.</w:t>
-      </w:r>
-      <w:r>
-        <w:t xml:space="preserve"> Für kritische Domänen wie </w:t>
-      </w:r>
-      <w:r>
-        <w:t>die</w:t>
-      </w:r>
-      <w:r>
         <w:t xml:space="preserve"> medizinische Entscheidungsfindung</w:t>
       </w:r>
       <w:r>
@@ -7798,64 +8210,46 @@
         <w:t xml:space="preserve"> Wissensquellen</w:t>
       </w:r>
       <w:r>
-        <w:t xml:space="preserve"> zur Inferenzzeit mitigiert werden.</w:t>
-      </w:r>
-      <w:r>
-        <w:t xml:space="preserve"> </w:t>
-      </w:r>
-      <w:r>
-        <w:fldChar w:fldCharType="begin"/>
-      </w:r>
-      <w:r>
-        <w:instrText xml:space="preserve"> ADDIN ZOTERO_ITEM CSL_CITATION {"citationID":"YriCqGSk","properties":{"unsorted":false,"formattedCitation":"[2]","plainCitation":"[2]","noteIndex":0},"citationItems":[{"id":479,"uris":["http://zotero.org/users/14083681/items/FT2F2BAN"],"itemData":{"id":479,"type":"paper-conference","container-title":"Advances in Neural Information Processing Systems","page":"9459–9474","publisher":"Curran Associates, Inc.","source":"Neural Information Processing Systems","title":"Retrieval-Augmented Generation for Knowledge-Intensive NLP Tasks","URL":"https://proceedings.neurips.cc/paper/2020/hash/6b493230205f780e1bc26945df7481e5-Abstract.html","volume":"33","author":[{"family":"Lewis","given":"Patrick"},{"family":"Perez","given":"Ethan"},{"family":"Piktus","given":"Aleksandra"},{"family":"Petroni","given":"Fabio"},{"family":"Karpukhin","given":"Vladimir"},{"family":"Goyal","given":"Naman"},{"family":"Küttler","given":"Heinrich"},{"family":"Lewis","given":"Mike"},{"family":"Yih","given":"Wen-tau"},{"family":"Rocktäschel","given":"Tim"},{"family":"Riedel","given":"Sebastian"},{"family":"Kiela","given":"Douwe"}],"accessed":{"date-parts":[["2026",4,26]]},"issued":{"date-parts":[["2020"]]}}}],"schema":"https://github.com/citation-style-language/schema/raw/master/csl-citation.json"} </w:instrText>
-      </w:r>
-      <w:r>
-        <w:fldChar w:fldCharType="separate"/>
-      </w:r>
-      <w:r>
-        <w:rPr>
-          <w:rFonts w:cs="Tahoma"/>
-        </w:rPr>
-        <w:t>[2]</w:t>
-      </w:r>
-      <w:r>
-        <w:fldChar w:fldCharType="end"/>
-      </w:r>
-      <w:r>
-        <w:t xml:space="preserve"> </w:t>
-      </w:r>
-      <w:r>
-        <w:fldChar w:fldCharType="begin"/>
-      </w:r>
-      <w:r>
-        <w:instrText xml:space="preserve"> ADDIN ZOTERO_ITEM CSL_CITATION {"citationID":"zKentdsM","properties":{"unsorted":false,"formattedCitation":"[21]","plainCitation":"[21]","noteIndex":0},"citationItems":[{"id":575,"uris":["http://zotero.org/users/14083681/items/EXXVQ67U"],"itemData":{"id":575,"type":"article-journal","abstract":"Retrieval-Augmented Generation (RAG) merges information retrieval (IR) techniques with deep learning advancements to address the static limitations of large language models (LLMs) by enabling the dynamic integration of up-to-date external information. This methodology, focusing primarily on the text domain, provides a cost-effective solution to the generation of plausible but possibly incorrect responses by LLMs, thereby enhancing the accuracy and reliability of their outputs through the use of real-world data. As RAG grows in complexity and incorporates multiple concepts that can influence its performance, this article organizes the RAG paradigm into four categories: pre-retrieval, retrieval, post-retrieval, and generation, offering a detailed perspective from the retrieval viewpoint. It outlines RAG’s mechanics and discusses the field’s progression through the analysis of significant studies. Additionally, the article introduces evaluation methods for RAG, addressing the challenges faced and proposing future research directions. By offering an organized framework and categorization, the study aims at consolidating existing research on RAG, clarify its technological underpinnings, and highlight its potential to broaden the adaptability and applications of LLMs.","container-title":"ACM Computing Surveys","DOI":"10.1145/3805774","ISSN":"0360-0300","issue":"12","journalAbbreviation":"ACM Comput. Surv.","page":"300:1–300:38","source":"ACM Digital Library","title":"A Survey on Retrieval-Augmented Text Generation for Large Language Models","volume":"58","author":[{"family":"Huang","given":"Yizheng"},{"family":"Huang","given":"Jimmy Xiangji"}],"issued":{"date-parts":[["2026",5,15]]}}}],"schema":"https://github.com/citation-style-language/schema/raw/master/csl-citation.json"} </w:instrText>
-      </w:r>
-      <w:r>
-        <w:fldChar w:fldCharType="separate"/>
-      </w:r>
-      <w:r>
-        <w:rPr>
-          <w:rFonts w:cs="Tahoma"/>
-        </w:rPr>
-        <w:t>[21]</w:t>
-      </w:r>
-      <w:r>
-        <w:fldChar w:fldCharType="end"/>
+        <w:t xml:space="preserve"> zur Inferenzzeit </w:t>
+      </w:r>
+      <w:proofErr w:type="spellStart"/>
+      <w:r>
+        <w:t>mitigiert</w:t>
+      </w:r>
+      <w:proofErr w:type="spellEnd"/>
+      <w:r>
+        <w:t xml:space="preserve"> werden.</w:t>
       </w:r>
     </w:p>
     <w:p>
       <w:pPr>
         <w:pStyle w:val="Heading2"/>
       </w:pPr>
-      <w:bookmarkStart w:id="9" w:name="_Toc234665693"/>
-      <w:r>
-        <w:t>Retrieval-Augmented Generation</w:t>
+      <w:bookmarkStart w:id="9" w:name="_Toc234885442"/>
+      <w:r>
+        <w:t>Retrieval-</w:t>
+      </w:r>
+      <w:proofErr w:type="spellStart"/>
+      <w:r>
+        <w:t>Augmented</w:t>
+      </w:r>
+      <w:proofErr w:type="spellEnd"/>
+      <w:r>
+        <w:t xml:space="preserve"> Generation</w:t>
       </w:r>
       <w:bookmarkEnd w:id="9"/>
     </w:p>
     <w:p>
       <w:r>
-        <w:t>Retrieval-Augmented Generation (RAG)</w:t>
+        <w:t>Retrieval-</w:t>
+      </w:r>
+      <w:proofErr w:type="spellStart"/>
+      <w:r>
+        <w:t>Augmented</w:t>
+      </w:r>
+      <w:proofErr w:type="spellEnd"/>
+      <w:r>
+        <w:t xml:space="preserve"> Generation (RAG)</w:t>
       </w:r>
       <w:r>
         <w:t xml:space="preserve"> </w:t>
@@ -7951,7 +8345,7 @@
         <w:t xml:space="preserve">: (1) Indexierung der Wissensbasis, (2) Retrieval von relevantem Wissen und (3) </w:t>
       </w:r>
       <w:r>
-        <w:t>Generierung der Antwort.</w:t>
+        <w:t>Generierung der Antwort</w:t>
       </w:r>
       <w:r>
         <w:t xml:space="preserve"> </w:t>
@@ -7960,7 +8354,7 @@
         <w:fldChar w:fldCharType="begin"/>
       </w:r>
       <w:r>
-        <w:instrText xml:space="preserve"> ADDIN ZOTERO_ITEM CSL_CITATION {"citationID":"mPBPto8J","properties":{"unsorted":false,"formattedCitation":"[21]","plainCitation":"[21]","noteIndex":0},"citationItems":[{"id":575,"uris":["http://zotero.org/users/14083681/items/EXXVQ67U"],"itemData":{"id":575,"type":"article-journal","abstract":"Retrieval-Augmented Generation (RAG) merges information retrieval (IR) techniques with deep learning advancements to address the static limitations of large language models (LLMs) by enabling the dynamic integration of up-to-date external information. This methodology, focusing primarily on the text domain, provides a cost-effective solution to the generation of plausible but possibly incorrect responses by LLMs, thereby enhancing the accuracy and reliability of their outputs through the use of real-world data. As RAG grows in complexity and incorporates multiple concepts that can influence its performance, this article organizes the RAG paradigm into four categories: pre-retrieval, retrieval, post-retrieval, and generation, offering a detailed perspective from the retrieval viewpoint. It outlines RAG’s mechanics and discusses the field’s progression through the analysis of significant studies. Additionally, the article introduces evaluation methods for RAG, addressing the challenges faced and proposing future research directions. By offering an organized framework and categorization, the study aims at consolidating existing research on RAG, clarify its technological underpinnings, and highlight its potential to broaden the adaptability and applications of LLMs.","container-title":"ACM Computing Surveys","DOI":"10.1145/3805774","ISSN":"0360-0300","issue":"12","journalAbbreviation":"ACM Comput. Surv.","page":"300:1–300:38","source":"ACM Digital Library","title":"A Survey on Retrieval-Augmented Text Generation for Large Language Models","volume":"58","author":[{"family":"Huang","given":"Yizheng"},{"family":"Huang","given":"Jimmy Xiangji"}],"issued":{"date-parts":[["2026",5,15]]}}}],"schema":"https://github.com/citation-style-language/schema/raw/master/csl-citation.json"} </w:instrText>
+        <w:instrText xml:space="preserve"> ADDIN ZOTERO_ITEM CSL_CITATION {"citationID":"mPBPto8J","properties":{"unsorted":false,"formattedCitation":"[20]","plainCitation":"[20]","noteIndex":0},"citationItems":[{"id":575,"uris":["http://zotero.org/users/14083681/items/EXXVQ67U"],"itemData":{"id":575,"type":"article-journal","abstract":"Retrieval-Augmented Generation (RAG) merges information retrieval (IR) techniques with deep learning advancements to address the static limitations of large language models (LLMs) by enabling the dynamic integration of up-to-date external information. This methodology, focusing primarily on the text domain, provides a cost-effective solution to the generation of plausible but possibly incorrect responses by LLMs, thereby enhancing the accuracy and reliability of their outputs through the use of real-world data. As RAG grows in complexity and incorporates multiple concepts that can influence its performance, this article organizes the RAG paradigm into four categories: pre-retrieval, retrieval, post-retrieval, and generation, offering a detailed perspective from the retrieval viewpoint. It outlines RAG’s mechanics and discusses the field’s progression through the analysis of significant studies. Additionally, the article introduces evaluation methods for RAG, addressing the challenges faced and proposing future research directions. By offering an organized framework and categorization, the study aims at consolidating existing research on RAG, clarify its technological underpinnings, and highlight its potential to broaden the adaptability and applications of LLMs.","container-title":"ACM Computing Surveys","DOI":"10.1145/3805774","ISSN":"0360-0300","issue":"12","journalAbbreviation":"ACM Comput. Surv.","page":"300:1–300:38","source":"ACM Digital Library","title":"A Survey on Retrieval-Augmented Text Generation for Large Language Models","volume":"58","author":[{"family":"Huang","given":"Yizheng"},{"family":"Huang","given":"Jimmy Xiangji"}],"issued":{"date-parts":[["2026",5,15]]}}}],"schema":"https://github.com/citation-style-language/schema/raw/master/csl-citation.json"} </w:instrText>
       </w:r>
       <w:r>
         <w:fldChar w:fldCharType="separate"/>
@@ -7969,7 +8363,7 @@
         <w:rPr>
           <w:rFonts w:cs="Tahoma"/>
         </w:rPr>
-        <w:t>[21]</w:t>
+        <w:t>[20]</w:t>
       </w:r>
       <w:r>
         <w:fldChar w:fldCharType="end"/>
@@ -7994,6 +8388,9 @@
       </w:r>
       <w:r>
         <w:fldChar w:fldCharType="end"/>
+      </w:r>
+      <w:r>
+        <w:t>.</w:t>
       </w:r>
     </w:p>
     <w:p/>
@@ -8048,6 +8445,7 @@
         <w:jc w:val="both"/>
       </w:pPr>
       <w:bookmarkStart w:id="10" w:name="_Ref234687271"/>
+      <w:bookmarkStart w:id="11" w:name="_Toc234839971"/>
       <w:r>
         <w:t xml:space="preserve">Abb. </w:t>
       </w:r>
@@ -8093,6 +8491,7 @@
       <w:r>
         <w:t>.</w:t>
       </w:r>
+      <w:bookmarkEnd w:id="11"/>
     </w:p>
     <w:p/>
     <w:p>
@@ -8106,16 +8505,58 @@
         <w:t>auf</w:t>
       </w:r>
       <w:r>
-        <w:t xml:space="preserve"> ein effizientes Retrieval vor. </w:t>
+        <w:t xml:space="preserve"> ein effizientes Retrieval vor</w:t>
+      </w:r>
+      <w:r>
+        <w:t xml:space="preserve"> </w:t>
+      </w:r>
+      <w:r>
+        <w:fldChar w:fldCharType="begin"/>
+      </w:r>
+      <w:r>
+        <w:instrText xml:space="preserve"> ADDIN ZOTERO_ITEM CSL_CITATION {"citationID":"0OHboCNo","properties":{"unsorted":false,"formattedCitation":"[20]","plainCitation":"[20]","noteIndex":0},"citationItems":[{"id":575,"uris":["http://zotero.org/users/14083681/items/EXXVQ67U"],"itemData":{"id":575,"type":"article-journal","abstract":"Retrieval-Augmented Generation (RAG) merges information retrieval (IR) techniques with deep learning advancements to address the static limitations of large language models (LLMs) by enabling the dynamic integration of up-to-date external information. This methodology, focusing primarily on the text domain, provides a cost-effective solution to the generation of plausible but possibly incorrect responses by LLMs, thereby enhancing the accuracy and reliability of their outputs through the use of real-world data. As RAG grows in complexity and incorporates multiple concepts that can influence its performance, this article organizes the RAG paradigm into four categories: pre-retrieval, retrieval, post-retrieval, and generation, offering a detailed perspective from the retrieval viewpoint. It outlines RAG’s mechanics and discusses the field’s progression through the analysis of significant studies. Additionally, the article introduces evaluation methods for RAG, addressing the challenges faced and proposing future research directions. By offering an organized framework and categorization, the study aims at consolidating existing research on RAG, clarify its technological underpinnings, and highlight its potential to broaden the adaptability and applications of LLMs.","container-title":"ACM Computing Surveys","DOI":"10.1145/3805774","ISSN":"0360-0300","issue":"12","journalAbbreviation":"ACM Comput. Surv.","page":"300:1–300:38","source":"ACM Digital Library","title":"A Survey on Retrieval-Augmented Text Generation for Large Language Models","volume":"58","author":[{"family":"Huang","given":"Yizheng"},{"family":"Huang","given":"Jimmy Xiangji"}],"issued":{"date-parts":[["2026",5,15]]}}}],"schema":"https://github.com/citation-style-language/schema/raw/master/csl-citation.json"} </w:instrText>
+      </w:r>
+      <w:r>
+        <w:fldChar w:fldCharType="separate"/>
+      </w:r>
+      <w:r>
+        <w:rPr>
+          <w:rFonts w:cs="Tahoma"/>
+        </w:rPr>
+        <w:t>[20]</w:t>
+      </w:r>
+      <w:r>
+        <w:fldChar w:fldCharType="end"/>
+      </w:r>
+      <w:r>
+        <w:t>.</w:t>
+      </w:r>
+      <w:r>
+        <w:t xml:space="preserve"> Die Wissensbasis besteht </w:t>
+      </w:r>
+      <w:r>
+        <w:t>bei klassischem RAG</w:t>
+      </w:r>
+      <w:r>
+        <w:t xml:space="preserve"> aus einer Menge von</w:t>
+      </w:r>
+      <w:r>
+        <w:t xml:space="preserve"> Dokumenten.</w:t>
+      </w:r>
+      <w:r>
+        <w:t xml:space="preserve"> </w:t>
       </w:r>
       <w:r>
         <w:t>Zunächst</w:t>
       </w:r>
       <w:r>
-        <w:t xml:space="preserve"> wird der Rohtext aus geeigneten Quellen wie Textdateien (</w:t>
-      </w:r>
-      <w:r>
-        <w:t>etwa PDF, Word) oder Webseiten extrahiert</w:t>
+        <w:t xml:space="preserve"> wird der Rohtext aus </w:t>
+      </w:r>
+      <w:r>
+        <w:t>diesen Dokumenten</w:t>
+      </w:r>
+      <w:r>
+        <w:t xml:space="preserve"> extrahiert</w:t>
       </w:r>
       <w:r>
         <w:t xml:space="preserve">, bspw. </w:t>
@@ -8124,38 +8565,113 @@
         <w:t xml:space="preserve">mit </w:t>
       </w:r>
       <w:r>
-        <w:t xml:space="preserve">Tools für optische Zeichenerkennung </w:t>
+        <w:t>Tools für optische Zeichenerkennung</w:t>
+      </w:r>
+      <w:r>
+        <w:t>.</w:t>
+      </w:r>
+      <w:r>
+        <w:t xml:space="preserve"> </w:t>
+      </w:r>
+      <w:r>
+        <w:t xml:space="preserve">Der extrahierte Text wird oft </w:t>
+      </w:r>
+      <w:r>
+        <w:t xml:space="preserve">optimiert, um die </w:t>
+      </w:r>
+      <w:r>
+        <w:t>spätere Retrieval-Genauigkeit zu verbessern</w:t>
+      </w:r>
+      <w:r>
+        <w:t>,</w:t>
+      </w:r>
+      <w:r>
+        <w:t xml:space="preserve"> etwa durch </w:t>
+      </w:r>
+      <w:r>
+        <w:t>Bereinigung des Textes von überflüssigen</w:t>
+      </w:r>
+      <w:r>
+        <w:t xml:space="preserve"> Zeichen wie Seitenzahlen</w:t>
+      </w:r>
+      <w:r>
+        <w:t>.</w:t>
+      </w:r>
+      <w:r>
+        <w:t xml:space="preserve"> </w:t>
+      </w:r>
+      <w:r>
+        <w:t>Dann wird der Text in klei</w:t>
       </w:r>
       <w:r>
         <w:lastRenderedPageBreak/>
-        <w:t xml:space="preserve">oder </w:t>
-      </w:r>
-      <w:r>
-        <w:t>Webcrawlern.</w:t>
+        <w:t>nere Textabschnitte</w:t>
+      </w:r>
+      <w:r>
+        <w:t xml:space="preserve"> (Chunks) unterteilt. </w:t>
+      </w:r>
+      <w:r>
+        <w:t>Schließlich wird</w:t>
+      </w:r>
+      <w:r>
+        <w:t xml:space="preserve"> jeder Chunk in ein semantisches Embedding überführt</w:t>
+      </w:r>
+      <w:r>
+        <w:t>.</w:t>
       </w:r>
       <w:r>
         <w:t xml:space="preserve"> </w:t>
       </w:r>
       <w:r>
-        <w:t xml:space="preserve">Der extrahierte Text wird oft </w:t>
-      </w:r>
-      <w:r>
-        <w:t xml:space="preserve">optimiert, um die </w:t>
-      </w:r>
-      <w:r>
-        <w:t>spätere Retrieval-Genauigkeit zu verbessern</w:t>
+        <w:t xml:space="preserve">Hierzu kommen heute </w:t>
+      </w:r>
+      <w:r>
+        <w:t xml:space="preserve">meist </w:t>
+      </w:r>
+      <w:r>
+        <w:t>LLMs als</w:t>
+      </w:r>
+      <w:r>
+        <w:t xml:space="preserve"> Embedding-Modelle zum Einsatz</w:t>
       </w:r>
       <w:r>
         <w:t>,</w:t>
       </w:r>
       <w:r>
-        <w:t xml:space="preserve"> etwa durch </w:t>
-      </w:r>
-      <w:r>
-        <w:t>Bereinigung des Textes von überflüssigen</w:t>
-      </w:r>
-      <w:r>
-        <w:t xml:space="preserve"> Zeichen wie Seitenzahlen</w:t>
+        <w:t xml:space="preserve"> die</w:t>
+      </w:r>
+      <w:r>
+        <w:t xml:space="preserve"> </w:t>
+      </w:r>
+      <w:r>
+        <w:t>Textsequenzen</w:t>
+      </w:r>
+      <w:r>
+        <w:t xml:space="preserve"> in hochdimensionale semantische Vektorräume </w:t>
+      </w:r>
+      <w:r>
+        <w:t>kodieren</w:t>
+      </w:r>
+      <w:r>
+        <w:t xml:space="preserve"> </w:t>
+      </w:r>
+      <w:r>
+        <w:fldChar w:fldCharType="begin"/>
+      </w:r>
+      <w:r>
+        <w:instrText xml:space="preserve"> ADDIN ZOTERO_ITEM CSL_CITATION {"citationID":"Nrr3rJUB","properties":{"unsorted":false,"formattedCitation":"[23]","plainCitation":"[23]","noteIndex":0},"citationItems":[{"id":579,"uris":["http://zotero.org/users/14083681/items/U4XCNEIR"],"itemData":{"id":579,"type":"article","abstract":"Large language models (LLMs) have revolutionized natural language processing by achieving state-of-the-art performance across various tasks. Recently, their effectiveness as embedding models has gained attention, marking a paradigm shift from traditional encoder-only models like ELMo and BERT to decoder-only, large-scale LLMs such as GPT, LLaMA, and Mistral. This survey provides an in-depth overview of this transition, beginning with foundational techniques before the LLM era, followed by LLM-based embedding models through two main strategies to derive embeddings from LLMs. 1) Direct prompting: We mainly discuss the prompt designs and the underlying rationale for deriving competitive embeddings. 2) Data-centric tuning: We cover extensive aspects that affect tuning an embedding model, including model architecture, training objectives, data constructions, etc. Upon the above, we also cover advanced methods for producing embeddings from longer texts, multilingual, code, cross-modal data, as well as reasoning-aware and other domain-specific scenarios. Furthermore, we discuss factors affecting choices of embedding models, such as performance/efficiency comparisons, dense vs sparse embeddings, pooling strategies, and scaling law. Lastly, the survey highlights the limitations and challenges in adapting LLMs for embeddings, including cross-task embedding quality, trade-offs between efficiency and accuracy, low-resource, long-context, data bias, robustness, etc. This survey serves as a valuable resource for researchers and practitioners by synthesizing current advancements, highlighting key challenges, and offering a comprehensive framework for future work aimed at enhancing the effectiveness and efficiency of LLMs as embedding models.","DOI":"10.48550/arXiv.2412.12591","note":"arXiv:2412.12591 [cs.CL]","number":"arXiv:2412.12591","publisher":"arXiv","source":"arXiv.org","title":"LLMs are Also Effective Embedding Models: An In-depth Overview","title-short":"LLMs are Also Effective Embedding Models","URL":"http://arxiv.org/abs/2412.12591","author":[{"family":"Tao","given":"Chongyang"},{"family":"Shen","given":"Tao"},{"family":"Gao","given":"Shen"},{"family":"Zhang","given":"Junshuo"},{"family":"Li","given":"Zhen"},{"family":"Hua","given":"Kai"},{"family":"Hu","given":"Wenpeng"},{"family":"Tao","given":"Zhengwei"},{"family":"Ma","given":"Shuai"}],"accessed":{"date-parts":[["2026",7,11]]},"issued":{"date-parts":[["2025",7,25]]}}}],"schema":"https://github.com/citation-style-language/schema/raw/master/csl-citation.json"} </w:instrText>
+      </w:r>
+      <w:r>
+        <w:fldChar w:fldCharType="separate"/>
+      </w:r>
+      <w:r>
+        <w:rPr>
+          <w:rFonts w:cs="Tahoma"/>
+        </w:rPr>
+        <w:t>[23]</w:t>
+      </w:r>
+      <w:r>
+        <w:fldChar w:fldCharType="end"/>
       </w:r>
       <w:r>
         <w:t>.</w:t>
@@ -8164,193 +8680,56 @@
         <w:t xml:space="preserve"> </w:t>
       </w:r>
       <w:r>
-        <w:t>Dann wird der Text in kleinere Textabschnitte</w:t>
-      </w:r>
-      <w:r>
-        <w:t xml:space="preserve"> (Chunks) unterteilt. </w:t>
-      </w:r>
-      <w:r>
-        <w:fldChar w:fldCharType="begin"/>
-      </w:r>
-      <w:r>
-        <w:instrText xml:space="preserve"> ADDIN ZOTERO_ITEM CSL_CITATION {"citationID":"gAhaK0fq","properties":{"unsorted":false,"formattedCitation":"[21]","plainCitation":"[21]","noteIndex":0},"citationItems":[{"id":575,"uris":["http://zotero.org/users/14083681/items/EXXVQ67U"],"itemData":{"id":575,"type":"article-journal","abstract":"Retrieval-Augmented Generation (RAG) merges information retrieval (IR) techniques with deep learning advancements to address the static limitations of large language models (LLMs) by enabling the dynamic integration of up-to-date external information. This methodology, focusing primarily on the text domain, provides a cost-effective solution to the generation of plausible but possibly incorrect responses by LLMs, thereby enhancing the accuracy and reliability of their outputs through the use of real-world data. As RAG grows in complexity and incorporates multiple concepts that can influence its performance, this article organizes the RAG paradigm into four categories: pre-retrieval, retrieval, post-retrieval, and generation, offering a detailed perspective from the retrieval viewpoint. It outlines RAG’s mechanics and discusses the field’s progression through the analysis of significant studies. Additionally, the article introduces evaluation methods for RAG, addressing the challenges faced and proposing future research directions. By offering an organized framework and categorization, the study aims at consolidating existing research on RAG, clarify its technological underpinnings, and highlight its potential to broaden the adaptability and applications of LLMs.","container-title":"ACM Computing Surveys","DOI":"10.1145/3805774","ISSN":"0360-0300","issue":"12","journalAbbreviation":"ACM Comput. Surv.","page":"300:1–300:38","source":"ACM Digital Library","title":"A Survey on Retrieval-Augmented Text Generation for Large Language Models","volume":"58","author":[{"family":"Huang","given":"Yizheng"},{"family":"Huang","given":"Jimmy Xiangji"}],"issued":{"date-parts":[["2026",5,15]]}}}],"schema":"https://github.com/citation-style-language/schema/raw/master/csl-citation.json"} </w:instrText>
-      </w:r>
-      <w:r>
-        <w:fldChar w:fldCharType="separate"/>
-      </w:r>
-      <w:r>
-        <w:rPr>
-          <w:rFonts w:cs="Tahoma"/>
-        </w:rPr>
-        <w:t>[21]</w:t>
-      </w:r>
-      <w:r>
-        <w:fldChar w:fldCharType="end"/>
-      </w:r>
-      <w:r>
-        <w:t xml:space="preserve"> </w:t>
-      </w:r>
-      <w:r>
-        <w:fldChar w:fldCharType="begin"/>
-      </w:r>
-      <w:r>
-        <w:instrText xml:space="preserve"> ADDIN ZOTERO_ITEM CSL_CITATION {"citationID":"UXHGYByf","properties":{"unsorted":false,"formattedCitation":"[22]","plainCitation":"[22]","noteIndex":0},"citationItems":[{"id":512,"uris":["http://zotero.org/users/14083681/items/WGPKEEA6"],"itemData":{"id":512,"type":"article","abstract":"Large Language Models (LLMs) showcase impressive capabilities but encounter challenges like hallucination, outdated knowledge, and non-transparent, untraceable reasoning processes. Retrieval-Augmented Generation (RAG) has emerged as a promising solution by incorporating knowledge from external databases. This enhances the accuracy and credibility of the generation, particularly for knowledge-intensive tasks, and allows for continuous knowledge updates and integration of domain-specific information. RAG synergistically merges LLMs' intrinsic knowledge with the vast, dynamic repositories of external databases. This comprehensive review paper offers a detailed examination of the progression of RAG paradigms, encompassing the Naive RAG, the Advanced RAG, and the Modular RAG. It meticulously scrutinizes the tripartite foundation of RAG frameworks, which includes the retrieval, the generation and the augmentation techniques. The paper highlights the state-of-the-art technologies embedded in each of these critical components, providing a profound understanding of the advancements in RAG systems. Furthermore, this paper introduces up-to-date evaluation framework and benchmark. At the end, this article delineates the challenges currently faced and points out prospective avenues for research and development.","DOI":"10.48550/arXiv.2312.10997","note":"arXiv:2312.10997 [cs]","number":"arXiv:2312.10997","publisher":"arXiv","source":"arXiv.org","title":"Retrieval-Augmented Generation for Large Language Models: A Survey","title-short":"Retrieval-Augmented Generation for Large Language Models","URL":"http://arxiv.org/abs/2312.10997","author":[{"family":"Gao","given":"Yunfan"},{"family":"Xiong","given":"Yun"},{"family":"Gao","given":"Xinyu"},{"family":"Jia","given":"Kangxiang"},{"family":"Pan","given":"Jinliu"},{"family":"Bi","given":"Yuxi"},{"family":"Dai","given":"Yi"},{"family":"Sun","given":"Jiawei"},{"family":"Wang","given":"Meng"},{"family":"Wang","given":"Haofen"}],"accessed":{"date-parts":[["2026",5,9]]},"issued":{"date-parts":[["2024",3,27]]}}}],"schema":"https://github.com/citation-style-language/schema/raw/master/csl-citation.json"} </w:instrText>
-      </w:r>
-      <w:r>
-        <w:fldChar w:fldCharType="separate"/>
-      </w:r>
-      <w:r>
-        <w:rPr>
-          <w:rFonts w:cs="Tahoma"/>
-        </w:rPr>
-        <w:t>[22]</w:t>
-      </w:r>
-      <w:r>
-        <w:fldChar w:fldCharType="end"/>
+        <w:t>So</w:t>
+      </w:r>
+      <w:r>
+        <w:t xml:space="preserve"> liegen semantisch ähnliche Texte im Vektorraum nah beieinander, selbst wenn sie syntaktisch sehr unterschiedlich sind, </w:t>
+      </w:r>
+      <w:r>
+        <w:t xml:space="preserve">wie z. B. die Sätze „Ich habe Hunger“ und „Mir knurrt der Magen“. </w:t>
+      </w:r>
+      <w:r>
+        <w:t xml:space="preserve">Die </w:t>
+      </w:r>
+      <w:proofErr w:type="spellStart"/>
+      <w:r>
+        <w:t>Embeddings</w:t>
+      </w:r>
+      <w:proofErr w:type="spellEnd"/>
+      <w:r>
+        <w:t xml:space="preserve"> werden in </w:t>
+      </w:r>
+      <w:r>
+        <w:t xml:space="preserve">dedizierten </w:t>
+      </w:r>
+      <w:r>
+        <w:t xml:space="preserve">Vektordatenbanken gespeichert, </w:t>
+      </w:r>
+      <w:r>
+        <w:t>um effiziente Ähnlichkeitsberechnungen zu ermöglichen</w:t>
+      </w:r>
+      <w:r>
+        <w:t>.</w:t>
       </w:r>
     </w:p>
     <w:p/>
     <w:p>
-      <w:r>
-        <w:t>Schließlich wird</w:t>
-      </w:r>
-      <w:r>
-        <w:t xml:space="preserve"> jeder Chunk in ein semantisches Embedding überführt</w:t>
-      </w:r>
-      <w:r>
-        <w:t>.</w:t>
-      </w:r>
-      <w:r>
-        <w:t xml:space="preserve"> </w:t>
-      </w:r>
-      <w:r>
-        <w:t xml:space="preserve">Hierzu kommen heute </w:t>
-      </w:r>
-      <w:r>
-        <w:t xml:space="preserve">meist </w:t>
-      </w:r>
-      <w:r>
-        <w:t>LLMs als</w:t>
-      </w:r>
-      <w:r>
-        <w:t xml:space="preserve"> Embedding-Modelle zum Einsatz</w:t>
-      </w:r>
-      <w:r>
-        <w:t>,</w:t>
-      </w:r>
-      <w:r>
-        <w:t xml:space="preserve"> die</w:t>
-      </w:r>
-      <w:r>
-        <w:t xml:space="preserve"> </w:t>
-      </w:r>
-      <w:r>
-        <w:t>Textsequenzen</w:t>
-      </w:r>
-      <w:r>
-        <w:t xml:space="preserve"> in hochdimensionale semantische Vektorräume </w:t>
-      </w:r>
-      <w:r>
-        <w:t>kodieren</w:t>
-      </w:r>
-      <w:r>
-        <w:t xml:space="preserve"> </w:t>
-      </w:r>
-      <w:r>
-        <w:fldChar w:fldCharType="begin"/>
-      </w:r>
-      <w:r>
-        <w:instrText xml:space="preserve"> ADDIN ZOTERO_ITEM CSL_CITATION {"citationID":"Nrr3rJUB","properties":{"unsorted":false,"formattedCitation":"[23]","plainCitation":"[23]","noteIndex":0},"citationItems":[{"id":579,"uris":["http://zotero.org/users/14083681/items/U4XCNEIR"],"itemData":{"id":579,"type":"article","abstract":"Large language models (LLMs) have revolutionized natural language processing by achieving state-of-the-art performance across various tasks. Recently, their effectiveness as embedding models has gained attention, marking a paradigm shift from traditional encoder-only models like ELMo and BERT to decoder-only, large-scale LLMs such as GPT, LLaMA, and Mistral. This survey provides an in-depth overview of this transition, beginning with foundational techniques before the LLM era, followed by LLM-based embedding models through two main strategies to derive embeddings from LLMs. 1) Direct prompting: We mainly discuss the prompt designs and the underlying rationale for deriving competitive embeddings. 2) Data-centric tuning: We cover extensive aspects that affect tuning an embedding model, including model architecture, training objectives, data constructions, etc. Upon the above, we also cover advanced methods for producing embeddings from longer texts, multilingual, code, cross-modal data, as well as reasoning-aware and other domain-specific scenarios. Furthermore, we discuss factors affecting choices of embedding models, such as performance/efficiency comparisons, dense vs sparse embeddings, pooling strategies, and scaling law. Lastly, the survey highlights the limitations and challenges in adapting LLMs for embeddings, including cross-task embedding quality, trade-offs between efficiency and accuracy, low-resource, long-context, data bias, robustness, etc. This survey serves as a valuable resource for researchers and practitioners by synthesizing current advancements, highlighting key challenges, and offering a comprehensive framework for future work aimed at enhancing the effectiveness and efficiency of LLMs as embedding models.","DOI":"10.48550/arXiv.2412.12591","note":"arXiv:2412.12591 [cs.CL]","number":"arXiv:2412.12591","publisher":"arXiv","source":"arXiv.org","title":"LLMs are Also Effective Embedding Models: An In-depth Overview","title-short":"LLMs are Also Effective Embedding Models","URL":"http://arxiv.org/abs/2412.12591","author":[{"family":"Tao","given":"Chongyang"},{"family":"Shen","given":"Tao"},{"family":"Gao","given":"Shen"},{"family":"Zhang","given":"Junshuo"},{"family":"Li","given":"Zhen"},{"family":"Hua","given":"Kai"},{"family":"Hu","given":"Wenpeng"},{"family":"Tao","given":"Zhengwei"},{"family":"Ma","given":"Shuai"}],"accessed":{"date-parts":[["2026",7,11]]},"issued":{"date-parts":[["2025",7,25]]}}}],"schema":"https://github.com/citation-style-language/schema/raw/master/csl-citation.json"} </w:instrText>
-      </w:r>
-      <w:r>
-        <w:fldChar w:fldCharType="separate"/>
-      </w:r>
-      <w:r>
-        <w:rPr>
-          <w:rFonts w:cs="Tahoma"/>
-        </w:rPr>
-        <w:t>[23]</w:t>
-      </w:r>
-      <w:r>
-        <w:fldChar w:fldCharType="end"/>
-      </w:r>
-      <w:r>
-        <w:t>.</w:t>
-      </w:r>
-      <w:r>
-        <w:t xml:space="preserve"> </w:t>
-      </w:r>
-      <w:r>
-        <w:t xml:space="preserve">Dadurch liegen semantisch ähnliche Texte im Vektorraum nah beieinander, selbst wenn sie syntaktisch sehr unterschiedlich sind, </w:t>
-      </w:r>
-      <w:r>
-        <w:t xml:space="preserve">wie z. B. die Sätze „Ich habe Hunger“ und „Mir knurrt der Magen“. </w:t>
-      </w:r>
-      <w:r>
-        <w:t xml:space="preserve">Die Embeddings werden in </w:t>
-      </w:r>
-      <w:r>
-        <w:t xml:space="preserve">dedizierten </w:t>
-      </w:r>
-      <w:r>
-        <w:t xml:space="preserve">Vektordatenbanken gespeichert, </w:t>
-      </w:r>
-      <w:r>
-        <w:t>um effiziente Ähnlichkeitsberechnungen zu ermöglichen</w:t>
-      </w:r>
-      <w:r>
-        <w:t>.</w:t>
-      </w:r>
-      <w:r>
-        <w:t xml:space="preserve"> </w:t>
-      </w:r>
-      <w:r>
-        <w:fldChar w:fldCharType="begin"/>
-      </w:r>
-      <w:r>
-        <w:instrText xml:space="preserve"> ADDIN ZOTERO_ITEM CSL_CITATION {"citationID":"1Saupf57","properties":{"unsorted":false,"formattedCitation":"[21]","plainCitation":"[21]","noteIndex":0},"citationItems":[{"id":575,"uris":["http://zotero.org/users/14083681/items/EXXVQ67U"],"itemData":{"id":575,"type":"article-journal","abstract":"Retrieval-Augmented Generation (RAG) merges information retrieval (IR) techniques with deep learning advancements to address the static limitations of large language models (LLMs) by enabling the dynamic integration of up-to-date external information. This methodology, focusing primarily on the text domain, provides a cost-effective solution to the generation of plausible but possibly incorrect responses by LLMs, thereby enhancing the accuracy and reliability of their outputs through the use of real-world data. As RAG grows in complexity and incorporates multiple concepts that can influence its performance, this article organizes the RAG paradigm into four categories: pre-retrieval, retrieval, post-retrieval, and generation, offering a detailed perspective from the retrieval viewpoint. It outlines RAG’s mechanics and discusses the field’s progression through the analysis of significant studies. Additionally, the article introduces evaluation methods for RAG, addressing the challenges faced and proposing future research directions. By offering an organized framework and categorization, the study aims at consolidating existing research on RAG, clarify its technological underpinnings, and highlight its potential to broaden the adaptability and applications of LLMs.","container-title":"ACM Computing Surveys","DOI":"10.1145/3805774","ISSN":"0360-0300","issue":"12","journalAbbreviation":"ACM Comput. Surv.","page":"300:1–300:38","source":"ACM Digital Library","title":"A Survey on Retrieval-Augmented Text Generation for Large Language Models","volume":"58","author":[{"family":"Huang","given":"Yizheng"},{"family":"Huang","given":"Jimmy Xiangji"}],"issued":{"date-parts":[["2026",5,15]]}}}],"schema":"https://github.com/citation-style-language/schema/raw/master/csl-citation.json"} </w:instrText>
-      </w:r>
-      <w:r>
-        <w:fldChar w:fldCharType="separate"/>
-      </w:r>
-      <w:r>
-        <w:rPr>
-          <w:rFonts w:cs="Tahoma"/>
-        </w:rPr>
-        <w:t>[21]</w:t>
-      </w:r>
-      <w:r>
-        <w:fldChar w:fldCharType="end"/>
-      </w:r>
-      <w:r>
-        <w:t xml:space="preserve"> </w:t>
-      </w:r>
-      <w:r>
-        <w:fldChar w:fldCharType="begin"/>
-      </w:r>
-      <w:r>
-        <w:instrText xml:space="preserve"> ADDIN ZOTERO_ITEM CSL_CITATION {"citationID":"Pnxu2UUw","properties":{"unsorted":false,"formattedCitation":"[22]","plainCitation":"[22]","noteIndex":0},"citationItems":[{"id":512,"uris":["http://zotero.org/users/14083681/items/WGPKEEA6"],"itemData":{"id":512,"type":"article","abstract":"Large Language Models (LLMs) showcase impressive capabilities but encounter challenges like hallucination, outdated knowledge, and non-transparent, untraceable reasoning processes. Retrieval-Augmented Generation (RAG) has emerged as a promising solution by incorporating knowledge from external databases. This enhances the accuracy and credibility of the generation, particularly for knowledge-intensive tasks, and allows for continuous knowledge updates and integration of domain-specific information. RAG synergistically merges LLMs' intrinsic knowledge with the vast, dynamic repositories of external databases. This comprehensive review paper offers a detailed examination of the progression of RAG paradigms, encompassing the Naive RAG, the Advanced RAG, and the Modular RAG. It meticulously scrutinizes the tripartite foundation of RAG frameworks, which includes the retrieval, the generation and the augmentation techniques. The paper highlights the state-of-the-art technologies embedded in each of these critical components, providing a profound understanding of the advancements in RAG systems. Furthermore, this paper introduces up-to-date evaluation framework and benchmark. At the end, this article delineates the challenges currently faced and points out prospective avenues for research and development.","DOI":"10.48550/arXiv.2312.10997","note":"arXiv:2312.10997 [cs]","number":"arXiv:2312.10997","publisher":"arXiv","source":"arXiv.org","title":"Retrieval-Augmented Generation for Large Language Models: A Survey","title-short":"Retrieval-Augmented Generation for Large Language Models","URL":"http://arxiv.org/abs/2312.10997","author":[{"family":"Gao","given":"Yunfan"},{"family":"Xiong","given":"Yun"},{"family":"Gao","given":"Xinyu"},{"family":"Jia","given":"Kangxiang"},{"family":"Pan","given":"Jinliu"},{"family":"Bi","given":"Yuxi"},{"family":"Dai","given":"Yi"},{"family":"Sun","given":"Jiawei"},{"family":"Wang","given":"Meng"},{"family":"Wang","given":"Haofen"}],"accessed":{"date-parts":[["2026",5,9]]},"issued":{"date-parts":[["2024",3,27]]}}}],"schema":"https://github.com/citation-style-language/schema/raw/master/csl-citation.json"} </w:instrText>
-      </w:r>
-      <w:r>
-        <w:fldChar w:fldCharType="separate"/>
-      </w:r>
-      <w:r>
-        <w:rPr>
-          <w:rFonts w:cs="Tahoma"/>
-        </w:rPr>
-        <w:t>[22]</w:t>
-      </w:r>
-      <w:r>
-        <w:fldChar w:fldCharType="end"/>
-      </w:r>
-    </w:p>
-    <w:p/>
-    <w:p>
+      <w:pPr>
+        <w:rPr>
+          <w:rFonts w:eastAsiaTheme="minorEastAsia"/>
+        </w:rPr>
+      </w:pPr>
       <w:r>
         <w:t xml:space="preserve">(2) </w:t>
       </w:r>
       <w:r>
-        <w:t xml:space="preserve">Die Verarbeitung einer Anfrage startet in einem RAG-System mit dem Retrieval. </w:t>
+        <w:t xml:space="preserve">Die Verarbeitung einer Anfrage in einem RAG-System </w:t>
+      </w:r>
+      <w:r>
+        <w:t xml:space="preserve">startet </w:t>
+      </w:r>
+      <w:r>
+        <w:t xml:space="preserve">mit dem Retrieval. </w:t>
       </w:r>
       <w:r>
         <w:t xml:space="preserve">Die Anfrage wird mit </w:t>
@@ -8432,7 +8811,21 @@
         <w:rPr>
           <w:rFonts w:eastAsiaTheme="minorEastAsia"/>
         </w:rPr>
-        <w:t xml:space="preserve"> am Ähnlichsten zum Anfragevektor sind. </w:t>
+        <w:t xml:space="preserve"> </w:t>
+      </w:r>
+      <w:proofErr w:type="gramStart"/>
+      <w:r>
+        <w:rPr>
+          <w:rFonts w:eastAsiaTheme="minorEastAsia"/>
+        </w:rPr>
+        <w:t>am Ähnlichsten</w:t>
+      </w:r>
+      <w:proofErr w:type="gramEnd"/>
+      <w:r>
+        <w:rPr>
+          <w:rFonts w:eastAsiaTheme="minorEastAsia"/>
+        </w:rPr>
+        <w:t xml:space="preserve"> zum Anfragevektor sind. </w:t>
       </w:r>
       <w:r>
         <w:rPr>
@@ -8498,47 +8891,1483 @@
         <w:rPr>
           <w:rFonts w:eastAsiaTheme="minorEastAsia"/>
         </w:rPr>
+        <w:t>.</w:t>
+      </w:r>
+      <w:r>
+        <w:rPr>
+          <w:rFonts w:eastAsiaTheme="minorEastAsia"/>
+        </w:rPr>
+        <w:t xml:space="preserve"> </w:t>
+      </w:r>
+      <w:r>
+        <w:rPr>
+          <w:rFonts w:eastAsiaTheme="minorEastAsia"/>
+        </w:rPr>
+        <w:t>Text-Retrieval kann neben</w:t>
+      </w:r>
+      <w:r>
+        <w:rPr>
+          <w:rFonts w:eastAsiaTheme="minorEastAsia"/>
+        </w:rPr>
+        <w:t xml:space="preserve"> semantischen </w:t>
+      </w:r>
+      <w:proofErr w:type="spellStart"/>
+      <w:r>
+        <w:rPr>
+          <w:rFonts w:eastAsiaTheme="minorEastAsia"/>
+        </w:rPr>
+        <w:t>Embeddings</w:t>
+      </w:r>
+      <w:proofErr w:type="spellEnd"/>
+      <w:r>
+        <w:rPr>
+          <w:rFonts w:eastAsiaTheme="minorEastAsia"/>
+        </w:rPr>
+        <w:t xml:space="preserve"> (Dense </w:t>
+      </w:r>
+      <w:r>
+        <w:rPr>
+          <w:rFonts w:eastAsiaTheme="minorEastAsia"/>
+        </w:rPr>
+        <w:t>Retrieval</w:t>
+      </w:r>
+      <w:r>
+        <w:rPr>
+          <w:rFonts w:eastAsiaTheme="minorEastAsia"/>
+        </w:rPr>
+        <w:t xml:space="preserve">) </w:t>
+      </w:r>
+      <w:r>
+        <w:rPr>
+          <w:rFonts w:eastAsiaTheme="minorEastAsia"/>
+        </w:rPr>
+        <w:t xml:space="preserve">bspw. </w:t>
+      </w:r>
+      <w:r>
+        <w:rPr>
+          <w:rFonts w:eastAsiaTheme="minorEastAsia"/>
+        </w:rPr>
+        <w:t xml:space="preserve">auch </w:t>
+      </w:r>
+      <w:r>
+        <w:rPr>
+          <w:rFonts w:eastAsiaTheme="minorEastAsia"/>
+        </w:rPr>
+        <w:t>Wort-</w:t>
+      </w:r>
+      <w:proofErr w:type="spellStart"/>
+      <w:r>
+        <w:rPr>
+          <w:rFonts w:eastAsiaTheme="minorEastAsia"/>
+        </w:rPr>
+        <w:t>Matching</w:t>
+      </w:r>
+      <w:proofErr w:type="spellEnd"/>
+      <w:r>
+        <w:rPr>
+          <w:rFonts w:eastAsiaTheme="minorEastAsia"/>
+        </w:rPr>
+        <w:t xml:space="preserve"> (</w:t>
+      </w:r>
+      <w:proofErr w:type="spellStart"/>
+      <w:r>
+        <w:rPr>
+          <w:rFonts w:eastAsiaTheme="minorEastAsia"/>
+        </w:rPr>
+        <w:t>Sparse</w:t>
+      </w:r>
+      <w:proofErr w:type="spellEnd"/>
+      <w:r>
+        <w:rPr>
+          <w:rFonts w:eastAsiaTheme="minorEastAsia"/>
+        </w:rPr>
+        <w:t xml:space="preserve"> Retrieval) einsetzen</w:t>
+      </w:r>
+      <w:r>
+        <w:rPr>
+          <w:rFonts w:eastAsiaTheme="minorEastAsia"/>
+        </w:rPr>
+        <w:t xml:space="preserve"> </w:t>
+      </w:r>
+      <w:r>
+        <w:rPr>
+          <w:rFonts w:eastAsiaTheme="minorEastAsia"/>
+        </w:rPr>
+        <w:fldChar w:fldCharType="begin"/>
+      </w:r>
+      <w:r>
+        <w:rPr>
+          <w:rFonts w:eastAsiaTheme="minorEastAsia"/>
+        </w:rPr>
+        <w:instrText xml:space="preserve"> ADDIN ZOTERO_ITEM CSL_CITATION {"citationID":"guBqRr3f","properties":{"unsorted":false,"formattedCitation":"[22]","plainCitation":"[22]","noteIndex":0},"citationItems":[{"id":512,"uris":["http://zotero.org/users/14083681/items/WGPKEEA6"],"itemData":{"id":512,"type":"article","abstract":"Large Language Models (LLMs) showcase impressive capabilities but encounter challenges like hallucination, outdated knowledge, and non-transparent, untraceable reasoning processes. Retrieval-Augmented Generation (RAG) has emerged as a promising solution by incorporating knowledge from external databases. This enhances the accuracy and credibility of the generation, particularly for knowledge-intensive tasks, and allows for continuous knowledge updates and integration of domain-specific information. RAG synergistically merges LLMs' intrinsic knowledge with the vast, dynamic repositories of external databases. This comprehensive review paper offers a detailed examination of the progression of RAG paradigms, encompassing the Naive RAG, the Advanced RAG, and the Modular RAG. It meticulously scrutinizes the tripartite foundation of RAG frameworks, which includes the retrieval, the generation and the augmentation techniques. The paper highlights the state-of-the-art technologies embedded in each of these critical components, providing a profound understanding of the advancements in RAG systems. Furthermore, this paper introduces up-to-date evaluation framework and benchmark. At the end, this article delineates the challenges currently faced and points out prospective avenues for research and development.","DOI":"10.48550/arXiv.2312.10997","note":"arXiv:2312.10997 [cs]","number":"arXiv:2312.10997","publisher":"arXiv","source":"arXiv.org","title":"Retrieval-Augmented Generation for Large Language Models: A Survey","title-short":"Retrieval-Augmented Generation for Large Language Models","URL":"http://arxiv.org/abs/2312.10997","author":[{"family":"Gao","given":"Yunfan"},{"family":"Xiong","given":"Yun"},{"family":"Gao","given":"Xinyu"},{"family":"Jia","given":"Kangxiang"},{"family":"Pan","given":"Jinliu"},{"family":"Bi","given":"Yuxi"},{"family":"Dai","given":"Yi"},{"family":"Sun","given":"Jiawei"},{"family":"Wang","given":"Meng"},{"family":"Wang","given":"Haofen"}],"accessed":{"date-parts":[["2026",5,9]]},"issued":{"date-parts":[["2024",3,27]]}}}],"schema":"https://github.com/citation-style-language/schema/raw/master/csl-citation.json"} </w:instrText>
+      </w:r>
+      <w:r>
+        <w:rPr>
+          <w:rFonts w:eastAsiaTheme="minorEastAsia"/>
+        </w:rPr>
+        <w:fldChar w:fldCharType="separate"/>
+      </w:r>
+      <w:r>
+        <w:rPr>
+          <w:rFonts w:cs="Tahoma"/>
+        </w:rPr>
+        <w:t>[22]</w:t>
+      </w:r>
+      <w:r>
+        <w:rPr>
+          <w:rFonts w:eastAsiaTheme="minorEastAsia"/>
+        </w:rPr>
+        <w:fldChar w:fldCharType="end"/>
+      </w:r>
+      <w:r>
+        <w:rPr>
+          <w:rFonts w:eastAsiaTheme="minorEastAsia"/>
+        </w:rPr>
+        <w:t>.</w:t>
+      </w:r>
+      <w:r>
+        <w:rPr>
+          <w:rFonts w:eastAsiaTheme="minorEastAsia"/>
+        </w:rPr>
+        <w:t xml:space="preserve"> Um das Finden relevanter</w:t>
+      </w:r>
+      <w:r>
+        <w:rPr>
+          <w:rFonts w:eastAsiaTheme="minorEastAsia"/>
+        </w:rPr>
+        <w:t xml:space="preserve"> Chunks zu verbessern und irrelevante Chunks zu vermeiden,</w:t>
+      </w:r>
+      <w:r>
+        <w:rPr>
+          <w:rFonts w:eastAsiaTheme="minorEastAsia"/>
+        </w:rPr>
+        <w:t xml:space="preserve"> </w:t>
+      </w:r>
+      <w:r>
+        <w:rPr>
+          <w:rFonts w:eastAsiaTheme="minorEastAsia"/>
+        </w:rPr>
+        <w:t>enthalten</w:t>
+      </w:r>
+      <w:r>
+        <w:rPr>
+          <w:rFonts w:eastAsiaTheme="minorEastAsia"/>
+        </w:rPr>
+        <w:t xml:space="preserve"> erweiterte RAG-Systeme </w:t>
+      </w:r>
+      <w:r>
+        <w:rPr>
+          <w:rFonts w:eastAsiaTheme="minorEastAsia"/>
+        </w:rPr>
+        <w:t xml:space="preserve">zusätzliche Schritte zur </w:t>
+      </w:r>
+      <w:r>
+        <w:rPr>
+          <w:rFonts w:eastAsiaTheme="minorEastAsia"/>
+        </w:rPr>
+        <w:t>Abfrageoptimierung</w:t>
+      </w:r>
+      <w:r>
+        <w:rPr>
+          <w:rFonts w:eastAsiaTheme="minorEastAsia"/>
+        </w:rPr>
+        <w:t xml:space="preserve"> oder </w:t>
+      </w:r>
+      <w:r>
+        <w:rPr>
+          <w:rFonts w:eastAsiaTheme="minorEastAsia"/>
+        </w:rPr>
+        <w:t xml:space="preserve">zum </w:t>
+      </w:r>
+      <w:proofErr w:type="spellStart"/>
+      <w:r>
+        <w:rPr>
+          <w:rFonts w:eastAsiaTheme="minorEastAsia"/>
+        </w:rPr>
+        <w:t>Reranking</w:t>
+      </w:r>
+      <w:proofErr w:type="spellEnd"/>
+      <w:r>
+        <w:rPr>
+          <w:rFonts w:eastAsiaTheme="minorEastAsia"/>
+        </w:rPr>
+        <w:t xml:space="preserve">, Filtern oder zur Zusammenfassung </w:t>
+      </w:r>
+      <w:r>
+        <w:rPr>
+          <w:rFonts w:eastAsiaTheme="minorEastAsia"/>
+        </w:rPr>
+        <w:t>der Retrieval-Ergebnisse</w:t>
+      </w:r>
+      <w:r>
+        <w:t xml:space="preserve"> </w:t>
+      </w:r>
+      <w:r>
+        <w:fldChar w:fldCharType="begin"/>
+      </w:r>
+      <w:r>
+        <w:instrText xml:space="preserve"> ADDIN ZOTERO_ITEM CSL_CITATION {"citationID":"JI1xX3Zx","properties":{"unsorted":false,"formattedCitation":"[22]","plainCitation":"[22]","noteIndex":0},"citationItems":[{"id":512,"uris":["http://zotero.org/users/14083681/items/WGPKEEA6"],"itemData":{"id":512,"type":"article","abstract":"Large Language Models (LLMs) showcase impressive capabilities but encounter challenges like hallucination, outdated knowledge, and non-transparent, untraceable reasoning processes. Retrieval-Augmented Generation (RAG) has emerged as a promising solution by incorporating knowledge from external databases. This enhances the accuracy and credibility of the generation, particularly for knowledge-intensive tasks, and allows for continuous knowledge updates and integration of domain-specific information. RAG synergistically merges LLMs' intrinsic knowledge with the vast, dynamic repositories of external databases. This comprehensive review paper offers a detailed examination of the progression of RAG paradigms, encompassing the Naive RAG, the Advanced RAG, and the Modular RAG. It meticulously scrutinizes the tripartite foundation of RAG frameworks, which includes the retrieval, the generation and the augmentation techniques. The paper highlights the state-of-the-art technologies embedded in each of these critical components, providing a profound understanding of the advancements in RAG systems. Furthermore, this paper introduces up-to-date evaluation framework and benchmark. At the end, this article delineates the challenges currently faced and points out prospective avenues for research and development.","DOI":"10.48550/arXiv.2312.10997","note":"arXiv:2312.10997 [cs]","number":"arXiv:2312.10997","publisher":"arXiv","source":"arXiv.org","title":"Retrieval-Augmented Generation for Large Language Models: A Survey","title-short":"Retrieval-Augmented Generation for Large Language Models","URL":"http://arxiv.org/abs/2312.10997","author":[{"family":"Gao","given":"Yunfan"},{"family":"Xiong","given":"Yun"},{"family":"Gao","given":"Xinyu"},{"family":"Jia","given":"Kangxiang"},{"family":"Pan","given":"Jinliu"},{"family":"Bi","given":"Yuxi"},{"family":"Dai","given":"Yi"},{"family":"Sun","given":"Jiawei"},{"family":"Wang","given":"Meng"},{"family":"Wang","given":"Haofen"}],"accessed":{"date-parts":[["2026",5,9]]},"issued":{"date-parts":[["2024",3,27]]}}}],"schema":"https://github.com/citation-style-language/schema/raw/master/csl-citation.json"} </w:instrText>
+      </w:r>
+      <w:r>
+        <w:fldChar w:fldCharType="separate"/>
+      </w:r>
+      <w:r>
+        <w:rPr>
+          <w:rFonts w:cs="Tahoma"/>
+        </w:rPr>
+        <w:t>[22]</w:t>
+      </w:r>
+      <w:r>
+        <w:fldChar w:fldCharType="end"/>
+      </w:r>
+      <w:r>
         <w:t>.</w:t>
       </w:r>
     </w:p>
     <w:p>
       <w:pPr>
-        <w:pStyle w:val="Heading2"/>
-      </w:pPr>
-      <w:bookmarkStart w:id="11" w:name="_Toc234665694"/>
-      <w:r>
-        <w:t>Wissensgraphen</w:t>
-      </w:r>
-      <w:bookmarkEnd w:id="11"/>
+        <w:rPr>
+          <w:rFonts w:eastAsiaTheme="minorEastAsia"/>
+        </w:rPr>
+      </w:pPr>
     </w:p>
     <w:p>
       <w:pPr>
+        <w:rPr>
+          <w:rFonts w:eastAsiaTheme="minorEastAsia"/>
+        </w:rPr>
+      </w:pPr>
+      <w:r>
+        <w:rPr>
+          <w:rFonts w:eastAsiaTheme="minorEastAsia"/>
+        </w:rPr>
+        <w:t xml:space="preserve">(3) </w:t>
+      </w:r>
+      <w:r>
+        <w:rPr>
+          <w:rFonts w:eastAsiaTheme="minorEastAsia"/>
+        </w:rPr>
+        <w:t xml:space="preserve">Schließlich wird die Antwort auf die Anfrage generiert. </w:t>
+      </w:r>
+      <w:r>
+        <w:rPr>
+          <w:rFonts w:eastAsiaTheme="minorEastAsia"/>
+        </w:rPr>
+        <w:t xml:space="preserve">Hier erhält </w:t>
+      </w:r>
+      <w:r>
+        <w:rPr>
+          <w:rFonts w:eastAsiaTheme="minorEastAsia"/>
+        </w:rPr>
+        <w:t>ein</w:t>
+      </w:r>
+      <w:r>
+        <w:rPr>
+          <w:rFonts w:eastAsiaTheme="minorEastAsia"/>
+        </w:rPr>
+        <w:t xml:space="preserve"> LLM in einem Prompt die Anfrage</w:t>
+      </w:r>
+      <w:r>
+        <w:rPr>
+          <w:rFonts w:eastAsiaTheme="minorEastAsia"/>
+        </w:rPr>
+        <w:t xml:space="preserve">, die </w:t>
+      </w:r>
+      <w:r>
+        <w:rPr>
+          <w:rFonts w:eastAsiaTheme="minorEastAsia"/>
+        </w:rPr>
+        <w:t>geholten Chunks</w:t>
+      </w:r>
+      <w:r>
+        <w:rPr>
+          <w:rFonts w:eastAsiaTheme="minorEastAsia"/>
+        </w:rPr>
+        <w:t xml:space="preserve"> </w:t>
+      </w:r>
+      <w:r>
+        <w:rPr>
+          <w:rFonts w:eastAsiaTheme="minorEastAsia"/>
+        </w:rPr>
+        <w:t xml:space="preserve">und die Instruktion, </w:t>
+      </w:r>
+      <w:r>
+        <w:rPr>
+          <w:rFonts w:eastAsiaTheme="minorEastAsia"/>
+        </w:rPr>
+        <w:t xml:space="preserve">die bereitgestellten Informationen zur Beantwortung der </w:t>
+      </w:r>
+      <w:r>
+        <w:rPr>
+          <w:rFonts w:eastAsiaTheme="minorEastAsia"/>
+        </w:rPr>
+        <w:t xml:space="preserve">Anfrage zu verwenden. </w:t>
+      </w:r>
+      <w:r>
+        <w:rPr>
+          <w:rFonts w:eastAsiaTheme="minorEastAsia"/>
+        </w:rPr>
+        <w:t>So wird die Generierung faktenbasierter und nachvollziehbarer Antworten</w:t>
+      </w:r>
+      <w:r>
+        <w:rPr>
+          <w:rFonts w:eastAsiaTheme="minorEastAsia"/>
+        </w:rPr>
+        <w:t xml:space="preserve"> ermöglicht, insbesondere wenn </w:t>
+      </w:r>
+      <w:r>
+        <w:rPr>
+          <w:rFonts w:eastAsiaTheme="minorEastAsia"/>
+        </w:rPr>
+        <w:t xml:space="preserve">aktuelles oder </w:t>
+      </w:r>
+      <w:r>
+        <w:rPr>
+          <w:rFonts w:eastAsiaTheme="minorEastAsia"/>
+        </w:rPr>
+        <w:t>domänenspezifisches Wissen benötigt wird</w:t>
+      </w:r>
+      <w:r>
+        <w:rPr>
+          <w:rFonts w:eastAsiaTheme="minorEastAsia"/>
+        </w:rPr>
+        <w:t xml:space="preserve">. </w:t>
+      </w:r>
+      <w:r>
+        <w:rPr>
+          <w:rFonts w:eastAsiaTheme="minorEastAsia"/>
+        </w:rPr>
+        <w:t>Durch</w:t>
+      </w:r>
+      <w:r>
+        <w:rPr>
+          <w:rFonts w:eastAsiaTheme="minorEastAsia"/>
+        </w:rPr>
+        <w:t xml:space="preserve"> Prompt Engineering</w:t>
+      </w:r>
+      <w:r>
+        <w:rPr>
+          <w:rFonts w:eastAsiaTheme="minorEastAsia"/>
+        </w:rPr>
+        <w:t xml:space="preserve"> </w:t>
+      </w:r>
+      <w:r>
+        <w:rPr>
+          <w:rFonts w:eastAsiaTheme="minorEastAsia"/>
+        </w:rPr>
+        <w:t xml:space="preserve">kann </w:t>
+      </w:r>
+      <w:r>
+        <w:rPr>
+          <w:rFonts w:eastAsiaTheme="minorEastAsia"/>
+        </w:rPr>
+        <w:t xml:space="preserve">sichergestellt werden, dass </w:t>
+      </w:r>
+      <w:r>
+        <w:rPr>
+          <w:rFonts w:eastAsiaTheme="minorEastAsia"/>
+        </w:rPr>
+        <w:t>die</w:t>
+      </w:r>
+      <w:r>
+        <w:rPr>
+          <w:rFonts w:eastAsiaTheme="minorEastAsia"/>
+        </w:rPr>
+        <w:t xml:space="preserve"> Informationen in einem bestimmten Kontext aufbereitet werden </w:t>
+      </w:r>
+      <w:r>
+        <w:rPr>
+          <w:rFonts w:eastAsiaTheme="minorEastAsia"/>
+        </w:rPr>
+        <w:fldChar w:fldCharType="begin"/>
+      </w:r>
+      <w:r>
+        <w:rPr>
+          <w:rFonts w:eastAsiaTheme="minorEastAsia"/>
+        </w:rPr>
+        <w:instrText xml:space="preserve"> ADDIN ZOTERO_ITEM CSL_CITATION {"citationID":"1OrWQTUJ","properties":{"unsorted":false,"formattedCitation":"[20]","plainCitation":"[20]","noteIndex":0},"citationItems":[{"id":575,"uris":["http://zotero.org/users/14083681/items/EXXVQ67U"],"itemData":{"id":575,"type":"article-journal","abstract":"Retrieval-Augmented Generation (RAG) merges information retrieval (IR) techniques with deep learning advancements to address the static limitations of large language models (LLMs) by enabling the dynamic integration of up-to-date external information. This methodology, focusing primarily on the text domain, provides a cost-effective solution to the generation of plausible but possibly incorrect responses by LLMs, thereby enhancing the accuracy and reliability of their outputs through the use of real-world data. As RAG grows in complexity and incorporates multiple concepts that can influence its performance, this article organizes the RAG paradigm into four categories: pre-retrieval, retrieval, post-retrieval, and generation, offering a detailed perspective from the retrieval viewpoint. It outlines RAG’s mechanics and discusses the field’s progression through the analysis of significant studies. Additionally, the article introduces evaluation methods for RAG, addressing the challenges faced and proposing future research directions. By offering an organized framework and categorization, the study aims at consolidating existing research on RAG, clarify its technological underpinnings, and highlight its potential to broaden the adaptability and applications of LLMs.","container-title":"ACM Computing Surveys","DOI":"10.1145/3805774","ISSN":"0360-0300","issue":"12","journalAbbreviation":"ACM Comput. Surv.","page":"300:1–300:38","source":"ACM Digital Library","title":"A Survey on Retrieval-Augmented Text Generation for Large Language Models","volume":"58","author":[{"family":"Huang","given":"Yizheng"},{"family":"Huang","given":"Jimmy Xiangji"}],"issued":{"date-parts":[["2026",5,15]]}}}],"schema":"https://github.com/citation-style-language/schema/raw/master/csl-citation.json"} </w:instrText>
+      </w:r>
+      <w:r>
+        <w:rPr>
+          <w:rFonts w:eastAsiaTheme="minorEastAsia"/>
+        </w:rPr>
+        <w:fldChar w:fldCharType="separate"/>
+      </w:r>
+      <w:r>
+        <w:rPr>
+          <w:rFonts w:cs="Tahoma"/>
+        </w:rPr>
+        <w:t>[20]</w:t>
+      </w:r>
+      <w:r>
+        <w:rPr>
+          <w:rFonts w:eastAsiaTheme="minorEastAsia"/>
+        </w:rPr>
+        <w:fldChar w:fldCharType="end"/>
+      </w:r>
+      <w:r>
+        <w:rPr>
+          <w:rFonts w:eastAsiaTheme="minorEastAsia"/>
+        </w:rPr>
+        <w:t>.</w:t>
+      </w:r>
+    </w:p>
+    <w:p>
+      <w:pPr>
+        <w:rPr>
+          <w:rFonts w:eastAsiaTheme="minorEastAsia"/>
+        </w:rPr>
+      </w:pPr>
+    </w:p>
+    <w:p>
+      <w:pPr>
+        <w:rPr>
+          <w:rFonts w:eastAsiaTheme="minorEastAsia"/>
+        </w:rPr>
+      </w:pPr>
+      <w:r>
+        <w:rPr>
+          <w:rFonts w:eastAsiaTheme="minorEastAsia"/>
+        </w:rPr>
+        <w:t>Klassisches</w:t>
+      </w:r>
+      <w:r>
+        <w:rPr>
+          <w:rFonts w:eastAsiaTheme="minorEastAsia"/>
+        </w:rPr>
+        <w:t xml:space="preserve"> RAG</w:t>
+      </w:r>
+      <w:r>
+        <w:rPr>
+          <w:rFonts w:eastAsiaTheme="minorEastAsia"/>
+        </w:rPr>
+        <w:t xml:space="preserve"> nach Lewis et al. </w:t>
+      </w:r>
+      <w:r>
+        <w:rPr>
+          <w:rFonts w:eastAsiaTheme="minorEastAsia"/>
+        </w:rPr>
+        <w:fldChar w:fldCharType="begin"/>
+      </w:r>
+      <w:r>
+        <w:rPr>
+          <w:rFonts w:eastAsiaTheme="minorEastAsia"/>
+        </w:rPr>
+        <w:instrText xml:space="preserve"> ADDIN ZOTERO_ITEM CSL_CITATION {"citationID":"6HjKGz3y","properties":{"unsorted":false,"formattedCitation":"[2]","plainCitation":"[2]","noteIndex":0},"citationItems":[{"id":479,"uris":["http://zotero.org/users/14083681/items/FT2F2BAN"],"itemData":{"id":479,"type":"paper-conference","container-title":"Advances in Neural Information Processing Systems","page":"9459–9474","publisher":"Curran Associates, Inc.","source":"Neural Information Processing Systems","title":"Retrieval-Augmented Generation for Knowledge-Intensive NLP Tasks","URL":"https://proceedings.neurips.cc/paper/2020/hash/6b493230205f780e1bc26945df7481e5-Abstract.html","volume":"33","author":[{"family":"Lewis","given":"Patrick"},{"family":"Perez","given":"Ethan"},{"family":"Piktus","given":"Aleksandra"},{"family":"Petroni","given":"Fabio"},{"family":"Karpukhin","given":"Vladimir"},{"family":"Goyal","given":"Naman"},{"family":"Küttler","given":"Heinrich"},{"family":"Lewis","given":"Mike"},{"family":"Yih","given":"Wen-tau"},{"family":"Rocktäschel","given":"Tim"},{"family":"Riedel","given":"Sebastian"},{"family":"Kiela","given":"Douwe"}],"accessed":{"date-parts":[["2026",4,26]]},"issued":{"date-parts":[["2020"]]}}}],"schema":"https://github.com/citation-style-language/schema/raw/master/csl-citation.json"} </w:instrText>
+      </w:r>
+      <w:r>
+        <w:rPr>
+          <w:rFonts w:eastAsiaTheme="minorEastAsia"/>
+        </w:rPr>
+        <w:fldChar w:fldCharType="separate"/>
+      </w:r>
+      <w:r>
+        <w:rPr>
+          <w:rFonts w:cs="Tahoma"/>
+        </w:rPr>
+        <w:t>[2]</w:t>
+      </w:r>
+      <w:r>
+        <w:rPr>
+          <w:rFonts w:eastAsiaTheme="minorEastAsia"/>
+        </w:rPr>
+        <w:fldChar w:fldCharType="end"/>
+      </w:r>
+      <w:r>
+        <w:rPr>
+          <w:rFonts w:eastAsiaTheme="minorEastAsia"/>
+        </w:rPr>
+        <w:t xml:space="preserve"> </w:t>
+      </w:r>
+      <w:r>
+        <w:rPr>
+          <w:rFonts w:eastAsiaTheme="minorEastAsia"/>
+        </w:rPr>
+        <w:t xml:space="preserve">(heute als „naives RAG“ bekannt) </w:t>
+      </w:r>
+      <w:r>
+        <w:rPr>
+          <w:rFonts w:eastAsiaTheme="minorEastAsia"/>
+        </w:rPr>
+        <w:t>basiert</w:t>
+      </w:r>
+      <w:r>
+        <w:rPr>
+          <w:rFonts w:eastAsiaTheme="minorEastAsia"/>
+        </w:rPr>
+        <w:t xml:space="preserve"> auf einer einfachen „</w:t>
+      </w:r>
+      <w:proofErr w:type="spellStart"/>
+      <w:r>
+        <w:rPr>
+          <w:rFonts w:eastAsiaTheme="minorEastAsia"/>
+        </w:rPr>
+        <w:t>Retrieve</w:t>
+      </w:r>
+      <w:proofErr w:type="spellEnd"/>
+      <w:r>
+        <w:rPr>
+          <w:rFonts w:eastAsiaTheme="minorEastAsia"/>
+        </w:rPr>
+        <w:t>-</w:t>
+      </w:r>
+      <w:proofErr w:type="spellStart"/>
+      <w:r>
+        <w:rPr>
+          <w:rFonts w:eastAsiaTheme="minorEastAsia"/>
+        </w:rPr>
+        <w:t>then</w:t>
+      </w:r>
+      <w:proofErr w:type="spellEnd"/>
+      <w:r>
+        <w:rPr>
+          <w:rFonts w:eastAsiaTheme="minorEastAsia"/>
+        </w:rPr>
+        <w:t>-</w:t>
+      </w:r>
+      <w:proofErr w:type="spellStart"/>
+      <w:r>
+        <w:rPr>
+          <w:rFonts w:eastAsiaTheme="minorEastAsia"/>
+        </w:rPr>
+        <w:t>read</w:t>
+      </w:r>
+      <w:proofErr w:type="spellEnd"/>
+      <w:r>
+        <w:rPr>
+          <w:rFonts w:eastAsiaTheme="minorEastAsia"/>
+        </w:rPr>
+        <w:t xml:space="preserve">“-Strategie, </w:t>
+      </w:r>
+      <w:r>
+        <w:rPr>
+          <w:rFonts w:eastAsiaTheme="minorEastAsia"/>
+        </w:rPr>
+        <w:t xml:space="preserve">bei der Retrieval und Generierung zwei feste Schritte sind, </w:t>
+      </w:r>
+      <w:r>
+        <w:rPr>
+          <w:rFonts w:eastAsiaTheme="minorEastAsia"/>
+        </w:rPr>
+        <w:t xml:space="preserve">die pro Anfrage je einmal </w:t>
+      </w:r>
+      <w:r>
+        <w:rPr>
+          <w:rFonts w:eastAsiaTheme="minorEastAsia"/>
+        </w:rPr>
+        <w:t>hintereinander</w:t>
+      </w:r>
+      <w:r>
+        <w:rPr>
+          <w:rFonts w:eastAsiaTheme="minorEastAsia"/>
+        </w:rPr>
+        <w:t xml:space="preserve"> ausgeführt werden. </w:t>
+      </w:r>
+      <w:r>
+        <w:rPr>
+          <w:rFonts w:eastAsiaTheme="minorEastAsia"/>
+        </w:rPr>
+        <w:t>Komplexere</w:t>
+      </w:r>
+      <w:r>
+        <w:rPr>
+          <w:rFonts w:eastAsiaTheme="minorEastAsia"/>
+        </w:rPr>
+        <w:t xml:space="preserve"> RAG-</w:t>
+      </w:r>
+      <w:r>
+        <w:rPr>
+          <w:rFonts w:eastAsiaTheme="minorEastAsia"/>
+        </w:rPr>
+        <w:t>Architekturen</w:t>
+      </w:r>
+      <w:r>
+        <w:rPr>
+          <w:rFonts w:eastAsiaTheme="minorEastAsia"/>
+        </w:rPr>
+        <w:t xml:space="preserve"> </w:t>
+      </w:r>
+      <w:r>
+        <w:rPr>
+          <w:rFonts w:eastAsiaTheme="minorEastAsia"/>
+        </w:rPr>
+        <w:t>können</w:t>
+      </w:r>
+      <w:r>
+        <w:rPr>
+          <w:rFonts w:eastAsiaTheme="minorEastAsia"/>
+        </w:rPr>
+        <w:t xml:space="preserve"> </w:t>
+      </w:r>
+      <w:r>
+        <w:rPr>
+          <w:rFonts w:eastAsiaTheme="minorEastAsia"/>
+        </w:rPr>
+        <w:t>etwa</w:t>
+      </w:r>
+      <w:r>
+        <w:rPr>
+          <w:rFonts w:eastAsiaTheme="minorEastAsia"/>
+        </w:rPr>
+        <w:t xml:space="preserve"> komplexe Anfragen iterativ </w:t>
+      </w:r>
+      <w:r>
+        <w:rPr>
+          <w:rFonts w:eastAsiaTheme="minorEastAsia"/>
+        </w:rPr>
+        <w:t>verarbeiten</w:t>
+      </w:r>
+      <w:r>
+        <w:rPr>
+          <w:rFonts w:eastAsiaTheme="minorEastAsia"/>
+        </w:rPr>
+        <w:t xml:space="preserve"> oder dynamisch</w:t>
+      </w:r>
+      <w:r>
+        <w:rPr>
+          <w:rFonts w:eastAsiaTheme="minorEastAsia"/>
+        </w:rPr>
+        <w:t xml:space="preserve"> entscheiden, ob ein Retrieval nötig ist oder das </w:t>
+      </w:r>
+      <w:r>
+        <w:rPr>
+          <w:rFonts w:eastAsiaTheme="minorEastAsia"/>
+        </w:rPr>
+        <w:t>LLM-Wissen ausreicht.</w:t>
+      </w:r>
+      <w:r>
+        <w:rPr>
+          <w:rFonts w:eastAsiaTheme="minorEastAsia"/>
+        </w:rPr>
+        <w:t xml:space="preserve"> </w:t>
+      </w:r>
+      <w:r>
+        <w:rPr>
+          <w:rFonts w:eastAsiaTheme="minorEastAsia"/>
+        </w:rPr>
+        <w:fldChar w:fldCharType="begin"/>
+      </w:r>
+      <w:r>
+        <w:rPr>
+          <w:rFonts w:eastAsiaTheme="minorEastAsia"/>
+        </w:rPr>
+        <w:instrText xml:space="preserve"> ADDIN ZOTERO_ITEM CSL_CITATION {"citationID":"EY1twYm6","properties":{"unsorted":false,"formattedCitation":"[20]","plainCitation":"[20]","noteIndex":0},"citationItems":[{"id":575,"uris":["http://zotero.org/users/14083681/items/EXXVQ67U"],"itemData":{"id":575,"type":"article-journal","abstract":"Retrieval-Augmented Generation (RAG) merges information retrieval (IR) techniques with deep learning advancements to address the static limitations of large language models (LLMs) by enabling the dynamic integration of up-to-date external information. This methodology, focusing primarily on the text domain, provides a cost-effective solution to the generation of plausible but possibly incorrect responses by LLMs, thereby enhancing the accuracy and reliability of their outputs through the use of real-world data. As RAG grows in complexity and incorporates multiple concepts that can influence its performance, this article organizes the RAG paradigm into four categories: pre-retrieval, retrieval, post-retrieval, and generation, offering a detailed perspective from the retrieval viewpoint. It outlines RAG’s mechanics and discusses the field’s progression through the analysis of significant studies. Additionally, the article introduces evaluation methods for RAG, addressing the challenges faced and proposing future research directions. By offering an organized framework and categorization, the study aims at consolidating existing research on RAG, clarify its technological underpinnings, and highlight its potential to broaden the adaptability and applications of LLMs.","container-title":"ACM Computing Surveys","DOI":"10.1145/3805774","ISSN":"0360-0300","issue":"12","journalAbbreviation":"ACM Comput. Surv.","page":"300:1–300:38","source":"ACM Digital Library","title":"A Survey on Retrieval-Augmented Text Generation for Large Language Models","volume":"58","author":[{"family":"Huang","given":"Yizheng"},{"family":"Huang","given":"Jimmy Xiangji"}],"issued":{"date-parts":[["2026",5,15]]}}}],"schema":"https://github.com/citation-style-language/schema/raw/master/csl-citation.json"} </w:instrText>
+      </w:r>
+      <w:r>
+        <w:rPr>
+          <w:rFonts w:eastAsiaTheme="minorEastAsia"/>
+        </w:rPr>
+        <w:fldChar w:fldCharType="separate"/>
+      </w:r>
+      <w:r>
+        <w:rPr>
+          <w:rFonts w:cs="Tahoma"/>
+        </w:rPr>
+        <w:t>[20]</w:t>
+      </w:r>
+      <w:r>
+        <w:rPr>
+          <w:rFonts w:eastAsiaTheme="minorEastAsia"/>
+        </w:rPr>
+        <w:fldChar w:fldCharType="end"/>
+      </w:r>
+    </w:p>
+    <w:p>
+      <w:pPr>
+        <w:rPr>
+          <w:rFonts w:eastAsiaTheme="minorEastAsia"/>
+        </w:rPr>
+      </w:pPr>
+    </w:p>
+    <w:p>
+      <w:pPr>
+        <w:rPr>
+          <w:rFonts w:eastAsiaTheme="minorEastAsia"/>
+        </w:rPr>
+      </w:pPr>
+      <w:r>
+        <w:rPr>
+          <w:rFonts w:eastAsiaTheme="minorEastAsia"/>
+        </w:rPr>
+        <w:lastRenderedPageBreak/>
+        <w:t xml:space="preserve">Heute </w:t>
+      </w:r>
+      <w:r>
+        <w:rPr>
+          <w:rFonts w:eastAsiaTheme="minorEastAsia"/>
+        </w:rPr>
+        <w:t xml:space="preserve">findet RAG </w:t>
+      </w:r>
+      <w:r>
+        <w:rPr>
+          <w:rFonts w:eastAsiaTheme="minorEastAsia"/>
+        </w:rPr>
+        <w:t>breite</w:t>
+      </w:r>
+      <w:r>
+        <w:rPr>
+          <w:rFonts w:eastAsiaTheme="minorEastAsia"/>
+        </w:rPr>
+        <w:t xml:space="preserve"> Anwendung </w:t>
+      </w:r>
+      <w:r>
+        <w:rPr>
+          <w:rFonts w:eastAsiaTheme="minorEastAsia"/>
+        </w:rPr>
+        <w:t xml:space="preserve">in Industrie, Wissenschaft und </w:t>
+      </w:r>
+      <w:r>
+        <w:rPr>
+          <w:rFonts w:eastAsiaTheme="minorEastAsia"/>
+        </w:rPr>
+        <w:t xml:space="preserve">weiteren Domänen </w:t>
+      </w:r>
+      <w:r>
+        <w:rPr>
+          <w:rFonts w:eastAsiaTheme="minorEastAsia"/>
+        </w:rPr>
+        <w:fldChar w:fldCharType="begin"/>
+      </w:r>
+      <w:r>
+        <w:rPr>
+          <w:rFonts w:eastAsiaTheme="minorEastAsia"/>
+        </w:rPr>
+        <w:instrText xml:space="preserve"> ADDIN ZOTERO_ITEM CSL_CITATION {"citationID":"1vme6zmS","properties":{"unsorted":false,"formattedCitation":"[25]","plainCitation":"[25]","noteIndex":0},"citationItems":[{"id":582,"uris":["http://zotero.org/users/14083681/items/8L6IDDZK"],"itemData":{"id":582,"type":"article","abstract":"Retrieval-Augmented Generation (RAG) has gained significant attention in recent years for its potential to enhance natural language understanding and generation by combining large-scale retrieval systems with generative models. RAG leverages external knowledge sources, such as documents, databases, or structured data, to improve model performance and generate more accurate and contextually relevant outputs. This survey aims to provide a comprehensive overview of RAG by examining its fundamental components, including retrieval mechanisms, generation processes, and the integration between the two. We discuss the key characteristics of RAG, such as its ability to augment generative models with dynamic external knowledge, and the challenges associated with aligning retrieved information with generative objectives. We also present a taxonomy that categorizes RAG methods, ranging from basic retrieval-augmented approaches to more advanced models incorporating multi-modal data and reasoning capabilities. Additionally, we review the evaluation benchmarks and datasets commonly used to assess RAG systems, along with a detailed exploration of its applications in fields such as question answering, summarization, and information retrieval. Finally, we highlight emerging research directions and opportunities for improving RAG systems, such as enhanced retrieval efficiency, model interpretability, and domain-specific adaptations. This paper concludes by outlining the prospects for RAG in addressing real-world challenges and its potential to drive further advancements in natural language processing.","DOI":"10.48550/arXiv.2503.10677","note":"arXiv:2503.10677 [cs.CL]","number":"arXiv:2503.10677","publisher":"arXiv","source":"arXiv.org","title":"A Survey on Knowledge-Oriented Retrieval-Augmented Generation","URL":"http://arxiv.org/abs/2503.10677","author":[{"family":"Cheng","given":"Mingyue"},{"family":"Luo","given":"Yucong"},{"family":"Ouyang","given":"Jie"},{"family":"Liu","given":"Qi"},{"family":"Liu","given":"Huijie"},{"family":"Li","given":"Li"},{"family":"Yu","given":"Shuo"},{"family":"Zhang","given":"Bohou"},{"family":"Cao","given":"Jiawei"},{"family":"Ma","given":"Jie"},{"family":"Wang","given":"Daoyu"},{"family":"Chen","given":"Enhong"}],"accessed":{"date-parts":[["2026",7,13]]},"issued":{"date-parts":[["2025",3,17]]}}}],"schema":"https://github.com/citation-style-language/schema/raw/master/csl-citation.json"} </w:instrText>
+      </w:r>
+      <w:r>
+        <w:rPr>
+          <w:rFonts w:eastAsiaTheme="minorEastAsia"/>
+        </w:rPr>
+        <w:fldChar w:fldCharType="separate"/>
+      </w:r>
+      <w:r>
+        <w:rPr>
+          <w:rFonts w:cs="Tahoma"/>
+        </w:rPr>
+        <w:t>[25]</w:t>
+      </w:r>
+      <w:r>
+        <w:rPr>
+          <w:rFonts w:eastAsiaTheme="minorEastAsia"/>
+        </w:rPr>
+        <w:fldChar w:fldCharType="end"/>
+      </w:r>
+      <w:r>
+        <w:rPr>
+          <w:rFonts w:eastAsiaTheme="minorEastAsia"/>
+        </w:rPr>
+        <w:t>.</w:t>
+      </w:r>
+      <w:r>
+        <w:rPr>
+          <w:rFonts w:eastAsiaTheme="minorEastAsia"/>
+        </w:rPr>
+        <w:t xml:space="preserve"> Die Entwicklung </w:t>
+      </w:r>
+      <w:r>
+        <w:rPr>
+          <w:rFonts w:eastAsiaTheme="minorEastAsia"/>
+        </w:rPr>
+        <w:t>von</w:t>
+      </w:r>
+      <w:r>
+        <w:rPr>
+          <w:rFonts w:eastAsiaTheme="minorEastAsia"/>
+        </w:rPr>
+        <w:t xml:space="preserve"> </w:t>
+      </w:r>
+      <w:r>
+        <w:rPr>
+          <w:rFonts w:eastAsiaTheme="minorEastAsia"/>
+        </w:rPr>
+        <w:t>Open-Source-</w:t>
+      </w:r>
+      <w:r>
+        <w:rPr>
+          <w:rFonts w:eastAsiaTheme="minorEastAsia"/>
+        </w:rPr>
+        <w:t xml:space="preserve">LLM-Frameworks wie </w:t>
+      </w:r>
+      <w:proofErr w:type="spellStart"/>
+      <w:r>
+        <w:rPr>
+          <w:rFonts w:eastAsiaTheme="minorEastAsia"/>
+        </w:rPr>
+        <w:t>LlamaIndex</w:t>
+      </w:r>
+      <w:proofErr w:type="spellEnd"/>
+      <w:r>
+        <w:rPr>
+          <w:rFonts w:eastAsiaTheme="minorEastAsia"/>
+        </w:rPr>
+        <w:t xml:space="preserve"> </w:t>
+      </w:r>
+      <w:r>
+        <w:rPr>
+          <w:rFonts w:eastAsiaTheme="minorEastAsia"/>
+        </w:rPr>
+        <w:fldChar w:fldCharType="begin"/>
+      </w:r>
+      <w:r>
+        <w:rPr>
+          <w:rFonts w:eastAsiaTheme="minorEastAsia"/>
+        </w:rPr>
+        <w:instrText xml:space="preserve"> ADDIN ZOTERO_ITEM CSL_CITATION {"citationID":"Yzed2cfa","properties":{"unsorted":false,"formattedCitation":"[26]","plainCitation":"[26]","noteIndex":0},"citationItems":[{"id":584,"uris":["http://zotero.org/users/14083681/items/EEWIHHKS"],"itemData":{"id":584,"type":"webpage","abstract":"LlamaParse is the world's best agentic OCR for processing complex documents with messy tables, charts, images, and more with human-level accuracy.","language":"en","title":"LlamaIndex | AI Agents for Document OCR + Workflows","URL":"https://www.llamaindex.ai/","accessed":{"date-parts":[["2026",7,13]]}}}],"schema":"https://github.com/citation-style-language/schema/raw/master/csl-citation.json"} </w:instrText>
+      </w:r>
+      <w:r>
+        <w:rPr>
+          <w:rFonts w:eastAsiaTheme="minorEastAsia"/>
+        </w:rPr>
+        <w:fldChar w:fldCharType="separate"/>
+      </w:r>
+      <w:r>
+        <w:rPr>
+          <w:rFonts w:cs="Tahoma"/>
+        </w:rPr>
+        <w:t>[26]</w:t>
+      </w:r>
+      <w:r>
+        <w:rPr>
+          <w:rFonts w:eastAsiaTheme="minorEastAsia"/>
+        </w:rPr>
+        <w:fldChar w:fldCharType="end"/>
+      </w:r>
+      <w:r>
+        <w:rPr>
+          <w:rFonts w:eastAsiaTheme="minorEastAsia"/>
+        </w:rPr>
+        <w:t xml:space="preserve"> und </w:t>
+      </w:r>
+      <w:proofErr w:type="spellStart"/>
+      <w:r>
+        <w:rPr>
+          <w:rFonts w:eastAsiaTheme="minorEastAsia"/>
+        </w:rPr>
+        <w:t>LangChain</w:t>
+      </w:r>
+      <w:proofErr w:type="spellEnd"/>
+      <w:r>
+        <w:rPr>
+          <w:rFonts w:eastAsiaTheme="minorEastAsia"/>
+        </w:rPr>
+        <w:t xml:space="preserve"> </w:t>
+      </w:r>
+      <w:r>
+        <w:rPr>
+          <w:rFonts w:eastAsiaTheme="minorEastAsia"/>
+        </w:rPr>
+        <w:fldChar w:fldCharType="begin"/>
+      </w:r>
+      <w:r>
+        <w:rPr>
+          <w:rFonts w:eastAsiaTheme="minorEastAsia"/>
+        </w:rPr>
+        <w:instrText xml:space="preserve"> ADDIN ZOTERO_ITEM CSL_CITATION {"citationID":"8jpsrq7s","properties":{"unsorted":false,"formattedCitation":"[27]","plainCitation":"[27]","noteIndex":0},"citationItems":[{"id":583,"uris":["http://zotero.org/users/14083681/items/AEYT3PYZ"],"itemData":{"id":583,"type":"webpage","abstract":"LangChain provides the engineering platform and open source frameworks developers use to build, test, and deploy reliable AI agents.","language":"en","title":"LangChain: Observe, Evaluate, and Deploy Reliable AI Agents","title-short":"LangChain","URL":"https://www.langchain.com","accessed":{"date-parts":[["2026",7,13]]}}}],"schema":"https://github.com/citation-style-language/schema/raw/master/csl-citation.json"} </w:instrText>
+      </w:r>
+      <w:r>
+        <w:rPr>
+          <w:rFonts w:eastAsiaTheme="minorEastAsia"/>
+        </w:rPr>
+        <w:fldChar w:fldCharType="separate"/>
+      </w:r>
+      <w:r>
+        <w:rPr>
+          <w:rFonts w:cs="Tahoma"/>
+        </w:rPr>
+        <w:t>[27]</w:t>
+      </w:r>
+      <w:r>
+        <w:rPr>
+          <w:rFonts w:eastAsiaTheme="minorEastAsia"/>
+        </w:rPr>
+        <w:fldChar w:fldCharType="end"/>
+      </w:r>
+      <w:r>
+        <w:rPr>
+          <w:rFonts w:eastAsiaTheme="minorEastAsia"/>
+        </w:rPr>
+        <w:t xml:space="preserve"> </w:t>
+      </w:r>
+      <w:r>
+        <w:rPr>
+          <w:rFonts w:eastAsiaTheme="minorEastAsia"/>
+        </w:rPr>
+        <w:t xml:space="preserve">trug maßgeblich </w:t>
+      </w:r>
+      <w:r>
+        <w:rPr>
+          <w:rFonts w:eastAsiaTheme="minorEastAsia"/>
+        </w:rPr>
+        <w:t xml:space="preserve">zur Verbreitung von RAG bei </w:t>
+      </w:r>
+      <w:r>
+        <w:rPr>
+          <w:rFonts w:eastAsiaTheme="minorEastAsia"/>
+        </w:rPr>
+        <w:fldChar w:fldCharType="begin"/>
+      </w:r>
+      <w:r>
+        <w:rPr>
+          <w:rFonts w:eastAsiaTheme="minorEastAsia"/>
+        </w:rPr>
+        <w:instrText xml:space="preserve"> ADDIN ZOTERO_ITEM CSL_CITATION {"citationID":"rV5krMx4","properties":{"unsorted":false,"formattedCitation":"[20]","plainCitation":"[20]","noteIndex":0},"citationItems":[{"id":575,"uris":["http://zotero.org/users/14083681/items/EXXVQ67U"],"itemData":{"id":575,"type":"article-journal","abstract":"Retrieval-Augmented Generation (RAG) merges information retrieval (IR) techniques with deep learning advancements to address the static limitations of large language models (LLMs) by enabling the dynamic integration of up-to-date external information. This methodology, focusing primarily on the text domain, provides a cost-effective solution to the generation of plausible but possibly incorrect responses by LLMs, thereby enhancing the accuracy and reliability of their outputs through the use of real-world data. As RAG grows in complexity and incorporates multiple concepts that can influence its performance, this article organizes the RAG paradigm into four categories: pre-retrieval, retrieval, post-retrieval, and generation, offering a detailed perspective from the retrieval viewpoint. It outlines RAG’s mechanics and discusses the field’s progression through the analysis of significant studies. Additionally, the article introduces evaluation methods for RAG, addressing the challenges faced and proposing future research directions. By offering an organized framework and categorization, the study aims at consolidating existing research on RAG, clarify its technological underpinnings, and highlight its potential to broaden the adaptability and applications of LLMs.","container-title":"ACM Computing Surveys","DOI":"10.1145/3805774","ISSN":"0360-0300","issue":"12","journalAbbreviation":"ACM Comput. Surv.","page":"300:1–300:38","source":"ACM Digital Library","title":"A Survey on Retrieval-Augmented Text Generation for Large Language Models","volume":"58","author":[{"family":"Huang","given":"Yizheng"},{"family":"Huang","given":"Jimmy Xiangji"}],"issued":{"date-parts":[["2026",5,15]]}}}],"schema":"https://github.com/citation-style-language/schema/raw/master/csl-citation.json"} </w:instrText>
+      </w:r>
+      <w:r>
+        <w:rPr>
+          <w:rFonts w:eastAsiaTheme="minorEastAsia"/>
+        </w:rPr>
+        <w:fldChar w:fldCharType="separate"/>
+      </w:r>
+      <w:r>
+        <w:rPr>
+          <w:rFonts w:cs="Tahoma"/>
+        </w:rPr>
+        <w:t>[20]</w:t>
+      </w:r>
+      <w:r>
+        <w:rPr>
+          <w:rFonts w:eastAsiaTheme="minorEastAsia"/>
+        </w:rPr>
+        <w:fldChar w:fldCharType="end"/>
+      </w:r>
+      <w:r>
+        <w:rPr>
+          <w:rFonts w:eastAsiaTheme="minorEastAsia"/>
+        </w:rPr>
+        <w:t xml:space="preserve">. </w:t>
+      </w:r>
+    </w:p>
+    <w:p>
+      <w:pPr>
+        <w:rPr>
+          <w:rFonts w:eastAsiaTheme="minorEastAsia"/>
+        </w:rPr>
+      </w:pPr>
+    </w:p>
+    <w:p>
+      <w:pPr>
+        <w:rPr>
+          <w:rFonts w:eastAsiaTheme="minorEastAsia"/>
+        </w:rPr>
+      </w:pPr>
+      <w:r>
+        <w:rPr>
+          <w:rFonts w:eastAsiaTheme="minorEastAsia"/>
+        </w:rPr>
+        <w:t xml:space="preserve">Nach Peng et al. </w:t>
+      </w:r>
+      <w:r>
+        <w:rPr>
+          <w:rFonts w:eastAsiaTheme="minorEastAsia"/>
+        </w:rPr>
+        <w:fldChar w:fldCharType="begin"/>
+      </w:r>
+      <w:r>
+        <w:rPr>
+          <w:rFonts w:eastAsiaTheme="minorEastAsia"/>
+        </w:rPr>
+        <w:instrText xml:space="preserve"> ADDIN ZOTERO_ITEM CSL_CITATION {"citationID":"1bAMuNpp","properties":{"unsorted":false,"formattedCitation":"[4]","plainCitation":"[4]","noteIndex":0},"citationItems":[{"id":379,"uris":["http://zotero.org/users/14083681/items/6X9UUNXG"],"itemData":{"id":379,"type":"article-journal","abstract":"Recently, Retrieval-Augmented Generation (RAG) has achieved remarkable success in addressing the challenges of Large Language Models (LLMs) without necessitating retraining. By referencing an external knowledge base, RAG refines LLM outputs, effectively mitigating issues such as “hallucination,” lack of domain-specific knowledge, and outdated information. However, the complex structure of relationships among different entities in databases presents challenges for RAG systems. In response, GraphRAG leverages structural information across entities to enable more precise and comprehensive retrieval, capturing relational knowledge and facilitating more accurate, context-aware responses. Given the novelty and potential of GraphRAG, a systematic review of current technologies is imperative. This article provides the first comprehensive overview of GraphRAG methodologies. We formalize the GraphRAG workflow, encompassing Graph-Based Indexing, Graph-Guided Retrieval, and Graph-Enhanced Generation. We then outline the core technologies and training methods at each stage. Additionally, we examine downstream tasks, application domains, evaluation methodologies, and industrial use cases of GraphRAG. Finally, we explore future research directions to inspire further inquiries and advance progress in the field. In order to track recent progress, we set up a repository at .","container-title":"ACM Trans. Inf. Syst.","DOI":"10.1145/3777378","ISSN":"1046-8188","issue":"2","page":"35:1–35:52","source":"ACM Digital Library","title":"Graph Retrieval-Augmented Generation: A Survey","title-short":"Graph Retrieval-Augmented Generation","volume":"44","author":[{"family":"Peng","given":"Boci"},{"family":"Zhu","given":"Yun"},{"family":"Liu","given":"Yongchao"},{"family":"Bo","given":"Xiaohe"},{"family":"Shi","given":"Haizhou"},{"family":"Hong","given":"Chuntao"},{"family":"Zhang","given":"Yan"},{"family":"Tang","given":"Siliang"}],"issued":{"date-parts":[["2025",12,23]]}}}],"schema":"https://github.com/citation-style-language/schema/raw/master/csl-citation.json"} </w:instrText>
+      </w:r>
+      <w:r>
+        <w:rPr>
+          <w:rFonts w:eastAsiaTheme="minorEastAsia"/>
+        </w:rPr>
+        <w:fldChar w:fldCharType="separate"/>
+      </w:r>
+      <w:r>
+        <w:rPr>
+          <w:rFonts w:cs="Tahoma"/>
+        </w:rPr>
+        <w:t>[4]</w:t>
+      </w:r>
+      <w:r>
+        <w:rPr>
+          <w:rFonts w:eastAsiaTheme="minorEastAsia"/>
+        </w:rPr>
+        <w:fldChar w:fldCharType="end"/>
+      </w:r>
+      <w:r>
+        <w:rPr>
+          <w:rFonts w:eastAsiaTheme="minorEastAsia"/>
+        </w:rPr>
+        <w:t xml:space="preserve"> </w:t>
+      </w:r>
+      <w:r>
+        <w:rPr>
+          <w:rFonts w:eastAsiaTheme="minorEastAsia"/>
+        </w:rPr>
+        <w:t>weisen</w:t>
+      </w:r>
+      <w:r>
+        <w:rPr>
+          <w:rFonts w:eastAsiaTheme="minorEastAsia"/>
+        </w:rPr>
+        <w:t xml:space="preserve"> traditionelle textbasierte RAG-Systeme drei wesentliche Defizite auf</w:t>
+      </w:r>
+      <w:r>
+        <w:rPr>
+          <w:rFonts w:eastAsiaTheme="minorEastAsia"/>
+        </w:rPr>
+        <w:t xml:space="preserve">: </w:t>
+      </w:r>
+      <w:r>
+        <w:rPr>
+          <w:rFonts w:eastAsiaTheme="minorEastAsia"/>
+        </w:rPr>
+        <w:t xml:space="preserve">(1) </w:t>
+      </w:r>
+      <w:r>
+        <w:rPr>
+          <w:rFonts w:eastAsiaTheme="minorEastAsia"/>
+        </w:rPr>
+        <w:t xml:space="preserve">Die Suche basiert auf lexikalischer oder semantischer Textähnlichkeit und ignoriert daher </w:t>
+      </w:r>
+      <w:r>
+        <w:rPr>
+          <w:rFonts w:eastAsiaTheme="minorEastAsia"/>
+        </w:rPr>
+        <w:t xml:space="preserve">globale </w:t>
+      </w:r>
+      <w:r>
+        <w:rPr>
+          <w:rFonts w:eastAsiaTheme="minorEastAsia"/>
+        </w:rPr>
+        <w:t>Beziehungen</w:t>
+      </w:r>
+      <w:r>
+        <w:rPr>
+          <w:rFonts w:eastAsiaTheme="minorEastAsia"/>
+        </w:rPr>
+        <w:t xml:space="preserve"> zwischen Informationsobjekten </w:t>
+      </w:r>
+      <w:r>
+        <w:rPr>
+          <w:rFonts w:eastAsiaTheme="minorEastAsia"/>
+        </w:rPr>
+        <w:t xml:space="preserve">innerhalb </w:t>
+      </w:r>
+      <w:r>
+        <w:rPr>
+          <w:rFonts w:eastAsiaTheme="minorEastAsia"/>
+        </w:rPr>
+        <w:t xml:space="preserve">der Wissensbasis. </w:t>
+      </w:r>
+      <w:r>
+        <w:rPr>
+          <w:rFonts w:eastAsiaTheme="minorEastAsia"/>
+        </w:rPr>
+        <w:t>Zur Aufbereitung strukturierter</w:t>
+      </w:r>
+      <w:r>
+        <w:rPr>
+          <w:rFonts w:eastAsiaTheme="minorEastAsia"/>
+        </w:rPr>
+        <w:t xml:space="preserve"> Informationen </w:t>
+      </w:r>
+      <w:r>
+        <w:rPr>
+          <w:rFonts w:eastAsiaTheme="minorEastAsia"/>
+        </w:rPr>
+        <w:t xml:space="preserve">wie </w:t>
+      </w:r>
+      <w:r>
+        <w:rPr>
+          <w:rFonts w:eastAsiaTheme="minorEastAsia"/>
+        </w:rPr>
+        <w:t>Interdependenzen</w:t>
+      </w:r>
+      <w:r>
+        <w:rPr>
+          <w:rFonts w:eastAsiaTheme="minorEastAsia"/>
+        </w:rPr>
+        <w:t xml:space="preserve"> zwischen Medikamenten </w:t>
+      </w:r>
+      <w:r>
+        <w:rPr>
+          <w:rFonts w:eastAsiaTheme="minorEastAsia"/>
+        </w:rPr>
+        <w:t xml:space="preserve">ist </w:t>
+      </w:r>
+      <w:r>
+        <w:rPr>
+          <w:rFonts w:eastAsiaTheme="minorEastAsia"/>
+        </w:rPr>
+        <w:t xml:space="preserve">textbasiertes RAG daher ungeeignet. </w:t>
+      </w:r>
+      <w:r>
+        <w:rPr>
+          <w:rFonts w:eastAsiaTheme="minorEastAsia"/>
+        </w:rPr>
+        <w:t xml:space="preserve">(2) </w:t>
+      </w:r>
+      <w:r>
+        <w:rPr>
+          <w:rFonts w:eastAsiaTheme="minorEastAsia"/>
+        </w:rPr>
+        <w:t>Die Wissensrepräsentation</w:t>
+      </w:r>
+      <w:r>
+        <w:rPr>
+          <w:rFonts w:eastAsiaTheme="minorEastAsia"/>
+        </w:rPr>
+        <w:t xml:space="preserve"> als Chunks ist </w:t>
+      </w:r>
+      <w:r>
+        <w:rPr>
+          <w:rFonts w:eastAsiaTheme="minorEastAsia"/>
+        </w:rPr>
+        <w:t>unpräzise</w:t>
+      </w:r>
+      <w:r>
+        <w:rPr>
+          <w:rFonts w:eastAsiaTheme="minorEastAsia"/>
+        </w:rPr>
+        <w:t xml:space="preserve">, </w:t>
+      </w:r>
+      <w:r>
+        <w:rPr>
+          <w:rFonts w:eastAsiaTheme="minorEastAsia"/>
+        </w:rPr>
+        <w:t xml:space="preserve">da </w:t>
+      </w:r>
+      <w:r>
+        <w:rPr>
+          <w:rFonts w:eastAsiaTheme="minorEastAsia"/>
+        </w:rPr>
+        <w:t xml:space="preserve">das relevante Wissen </w:t>
+      </w:r>
+      <w:r>
+        <w:rPr>
+          <w:rFonts w:eastAsiaTheme="minorEastAsia"/>
+        </w:rPr>
+        <w:t xml:space="preserve">ggf. </w:t>
+      </w:r>
+      <w:r>
+        <w:rPr>
+          <w:rFonts w:eastAsiaTheme="minorEastAsia"/>
+        </w:rPr>
+        <w:t>nur wenige Wörter inmitten eines großen Chunks</w:t>
+      </w:r>
+      <w:r>
+        <w:rPr>
+          <w:rFonts w:eastAsiaTheme="minorEastAsia"/>
+        </w:rPr>
+        <w:t xml:space="preserve"> umgeben von irrelevanten Informationen </w:t>
+      </w:r>
+      <w:r>
+        <w:rPr>
+          <w:rFonts w:eastAsiaTheme="minorEastAsia"/>
+        </w:rPr>
+        <w:t>ist</w:t>
+      </w:r>
+      <w:r>
+        <w:rPr>
+          <w:rFonts w:eastAsiaTheme="minorEastAsia"/>
+        </w:rPr>
+        <w:t xml:space="preserve">. </w:t>
+      </w:r>
+      <w:r>
+        <w:rPr>
+          <w:rFonts w:eastAsiaTheme="minorEastAsia"/>
+        </w:rPr>
+        <w:t xml:space="preserve">Zudem </w:t>
+      </w:r>
+      <w:r>
+        <w:rPr>
+          <w:rFonts w:eastAsiaTheme="minorEastAsia"/>
+        </w:rPr>
+        <w:t>kann</w:t>
+      </w:r>
+      <w:r>
+        <w:rPr>
+          <w:rFonts w:eastAsiaTheme="minorEastAsia"/>
+        </w:rPr>
+        <w:t xml:space="preserve"> Redundanz auftreten</w:t>
+      </w:r>
+      <w:r>
+        <w:rPr>
+          <w:rFonts w:eastAsiaTheme="minorEastAsia"/>
+        </w:rPr>
+        <w:t xml:space="preserve">, </w:t>
+      </w:r>
+      <w:r>
+        <w:rPr>
+          <w:rFonts w:eastAsiaTheme="minorEastAsia"/>
+        </w:rPr>
+        <w:t>wenn dieselbe Information</w:t>
+      </w:r>
+      <w:r>
+        <w:rPr>
+          <w:rFonts w:eastAsiaTheme="minorEastAsia"/>
+        </w:rPr>
+        <w:t xml:space="preserve"> in verschiedenen Sätzen vermittelt </w:t>
+      </w:r>
+      <w:r>
+        <w:rPr>
+          <w:rFonts w:eastAsiaTheme="minorEastAsia"/>
+        </w:rPr>
+        <w:t xml:space="preserve">wird </w:t>
+      </w:r>
+      <w:r>
+        <w:rPr>
+          <w:rFonts w:eastAsiaTheme="minorEastAsia"/>
+        </w:rPr>
+        <w:t xml:space="preserve">oder aufgrund </w:t>
+      </w:r>
+      <w:r>
+        <w:rPr>
+          <w:rFonts w:eastAsiaTheme="minorEastAsia"/>
+        </w:rPr>
+        <w:t>von</w:t>
+      </w:r>
+      <w:r>
+        <w:rPr>
+          <w:rFonts w:eastAsiaTheme="minorEastAsia"/>
+        </w:rPr>
+        <w:t xml:space="preserve"> Chunk-Überlappungen in </w:t>
+      </w:r>
+      <w:r>
+        <w:rPr>
+          <w:rFonts w:eastAsiaTheme="minorEastAsia"/>
+        </w:rPr>
+        <w:t>verschiedenen</w:t>
+      </w:r>
+      <w:r>
+        <w:rPr>
+          <w:rFonts w:eastAsiaTheme="minorEastAsia"/>
+        </w:rPr>
+        <w:t xml:space="preserve"> Chunks wortgleich enthalten </w:t>
+      </w:r>
+      <w:r>
+        <w:rPr>
+          <w:rFonts w:eastAsiaTheme="minorEastAsia"/>
+        </w:rPr>
+        <w:t>ist</w:t>
+      </w:r>
+      <w:r>
+        <w:rPr>
+          <w:rFonts w:eastAsiaTheme="minorEastAsia"/>
+        </w:rPr>
+        <w:t>.</w:t>
+      </w:r>
+      <w:r>
+        <w:rPr>
+          <w:rFonts w:eastAsiaTheme="minorEastAsia"/>
+        </w:rPr>
+        <w:t xml:space="preserve"> (3) </w:t>
+      </w:r>
+      <w:r>
+        <w:rPr>
+          <w:rFonts w:eastAsiaTheme="minorEastAsia"/>
+        </w:rPr>
+        <w:t xml:space="preserve">Da RAG nur mit einer kleinen Menge von Chunks arbeitet, </w:t>
+      </w:r>
+      <w:r>
+        <w:rPr>
+          <w:rFonts w:eastAsiaTheme="minorEastAsia"/>
+        </w:rPr>
+        <w:t xml:space="preserve">können </w:t>
+      </w:r>
+      <w:r>
+        <w:rPr>
+          <w:rFonts w:eastAsiaTheme="minorEastAsia"/>
+        </w:rPr>
+        <w:t xml:space="preserve">Anfragen, die ein globales Verständnis über die Wissensbasis erfordern, </w:t>
+      </w:r>
+      <w:r>
+        <w:rPr>
+          <w:rFonts w:eastAsiaTheme="minorEastAsia"/>
+        </w:rPr>
+        <w:t>nicht zuverlässig beantwortet werden</w:t>
+      </w:r>
+      <w:r>
+        <w:rPr>
+          <w:rFonts w:eastAsiaTheme="minorEastAsia"/>
+        </w:rPr>
+        <w:t xml:space="preserve">. </w:t>
+      </w:r>
+      <w:r>
+        <w:rPr>
+          <w:rFonts w:eastAsiaTheme="minorEastAsia"/>
+        </w:rPr>
+        <w:t>Wäre</w:t>
+      </w:r>
+      <w:r>
+        <w:rPr>
+          <w:rFonts w:eastAsiaTheme="minorEastAsia"/>
+        </w:rPr>
+        <w:t>n</w:t>
+      </w:r>
+      <w:r>
+        <w:rPr>
+          <w:rFonts w:eastAsiaTheme="minorEastAsia"/>
+        </w:rPr>
+        <w:t xml:space="preserve"> </w:t>
+      </w:r>
+      <w:r>
+        <w:rPr>
+          <w:rFonts w:eastAsiaTheme="minorEastAsia"/>
+        </w:rPr>
+        <w:t xml:space="preserve">z. B. </w:t>
+      </w:r>
+      <w:r>
+        <w:rPr>
+          <w:rFonts w:eastAsiaTheme="minorEastAsia"/>
+        </w:rPr>
+        <w:t xml:space="preserve">die </w:t>
+      </w:r>
+      <w:r>
+        <w:rPr>
+          <w:rFonts w:eastAsiaTheme="minorEastAsia"/>
+        </w:rPr>
+        <w:t xml:space="preserve">Eigenschaften </w:t>
+      </w:r>
+      <w:r>
+        <w:rPr>
+          <w:rFonts w:eastAsiaTheme="minorEastAsia"/>
+        </w:rPr>
+        <w:t>eine</w:t>
+      </w:r>
+      <w:r>
+        <w:rPr>
+          <w:rFonts w:eastAsiaTheme="minorEastAsia"/>
+        </w:rPr>
+        <w:t>r</w:t>
+      </w:r>
+      <w:r>
+        <w:rPr>
+          <w:rFonts w:eastAsiaTheme="minorEastAsia"/>
+        </w:rPr>
+        <w:t xml:space="preserve"> </w:t>
+      </w:r>
+      <w:r>
+        <w:rPr>
+          <w:rFonts w:eastAsiaTheme="minorEastAsia"/>
+        </w:rPr>
+        <w:t xml:space="preserve">Person auf </w:t>
+      </w:r>
+      <w:r>
+        <w:rPr>
+          <w:rFonts w:eastAsiaTheme="minorEastAsia"/>
+        </w:rPr>
+        <w:t>viele</w:t>
+      </w:r>
+      <w:r>
+        <w:rPr>
+          <w:rFonts w:eastAsiaTheme="minorEastAsia"/>
+        </w:rPr>
+        <w:t xml:space="preserve"> Chunks verteilt, könnte ein traditionelles RAG-System</w:t>
+      </w:r>
+      <w:r>
+        <w:rPr>
+          <w:rFonts w:eastAsiaTheme="minorEastAsia"/>
+        </w:rPr>
+        <w:t xml:space="preserve"> je Anfrage</w:t>
+      </w:r>
+      <w:r>
+        <w:rPr>
+          <w:rFonts w:eastAsiaTheme="minorEastAsia"/>
+        </w:rPr>
+        <w:t xml:space="preserve"> nur </w:t>
+      </w:r>
+      <w:r>
+        <w:rPr>
+          <w:rFonts w:eastAsiaTheme="minorEastAsia"/>
+        </w:rPr>
+        <w:t>einen Teil der</w:t>
+      </w:r>
+      <w:r>
+        <w:rPr>
+          <w:rFonts w:eastAsiaTheme="minorEastAsia"/>
+        </w:rPr>
+        <w:t xml:space="preserve"> Eigenschaften ausgeben</w:t>
+      </w:r>
+      <w:r>
+        <w:rPr>
+          <w:rFonts w:eastAsiaTheme="minorEastAsia"/>
+        </w:rPr>
+        <w:t>, der in wenigen semantisch ähnlichen Chunks vorliegt.</w:t>
+      </w:r>
+      <w:r>
+        <w:rPr>
+          <w:rFonts w:eastAsiaTheme="minorEastAsia"/>
+        </w:rPr>
+        <w:t xml:space="preserve"> </w:t>
+      </w:r>
+      <w:r>
+        <w:rPr>
+          <w:rFonts w:eastAsiaTheme="minorEastAsia"/>
+        </w:rPr>
+        <w:t>Di</w:t>
+      </w:r>
+      <w:r>
+        <w:rPr>
+          <w:rFonts w:eastAsiaTheme="minorEastAsia"/>
+        </w:rPr>
+        <w:t>e Verwendung strukturierter Wissensbasen</w:t>
+      </w:r>
+      <w:r>
+        <w:rPr>
+          <w:rFonts w:eastAsiaTheme="minorEastAsia"/>
+        </w:rPr>
+        <w:t xml:space="preserve"> als Grundlage für RAG</w:t>
+      </w:r>
+      <w:r>
+        <w:rPr>
+          <w:rFonts w:eastAsiaTheme="minorEastAsia"/>
+        </w:rPr>
+        <w:t xml:space="preserve"> eliminiert diese </w:t>
+      </w:r>
+      <w:r>
+        <w:rPr>
+          <w:rFonts w:eastAsiaTheme="minorEastAsia"/>
+        </w:rPr>
+        <w:t xml:space="preserve">drei </w:t>
+      </w:r>
+      <w:r>
+        <w:rPr>
+          <w:rFonts w:eastAsiaTheme="minorEastAsia"/>
+        </w:rPr>
+        <w:t xml:space="preserve">zentralen Schwachstellen von textbasiertem RAG. </w:t>
+      </w:r>
+      <w:r>
+        <w:rPr>
+          <w:rFonts w:eastAsiaTheme="minorEastAsia"/>
+        </w:rPr>
+        <w:t xml:space="preserve"> </w:t>
+      </w:r>
+    </w:p>
+    <w:p>
+      <w:pPr>
         <w:pStyle w:val="Heading2"/>
       </w:pPr>
-      <w:bookmarkStart w:id="12" w:name="_Toc234665695"/>
-      <w:r>
-        <w:t>GraphRAG</w:t>
+      <w:bookmarkStart w:id="12" w:name="_Toc234885443"/>
+      <w:r>
+        <w:t>Wissensgraphen</w:t>
       </w:r>
       <w:bookmarkEnd w:id="12"/>
     </w:p>
+    <w:p/>
     <w:p>
       <w:pPr>
+        <w:pStyle w:val="Heading2"/>
+      </w:pPr>
+      <w:bookmarkStart w:id="13" w:name="_Toc234885444"/>
+      <w:proofErr w:type="spellStart"/>
+      <w:r>
+        <w:t>GraphRAG</w:t>
+      </w:r>
+      <w:bookmarkEnd w:id="13"/>
+      <w:proofErr w:type="spellEnd"/>
+    </w:p>
+    <w:p>
+      <w:pPr>
         <w:pStyle w:val="Heading1"/>
       </w:pPr>
-      <w:bookmarkStart w:id="13" w:name="_Toc234665696"/>
+      <w:bookmarkStart w:id="14" w:name="_Toc234885445"/>
       <w:r>
         <w:lastRenderedPageBreak/>
         <w:t>Stand der Forschung</w:t>
-      </w:r>
-      <w:bookmarkEnd w:id="13"/>
-    </w:p>
-    <w:p>
-      <w:pPr>
-        <w:pStyle w:val="Heading2"/>
-      </w:pPr>
-      <w:bookmarkStart w:id="14" w:name="_Toc234665697"/>
-      <w:r>
-        <w:t>Fehler in Wissensgraphen</w:t>
       </w:r>
       <w:bookmarkEnd w:id="14"/>
     </w:p>
@@ -8546,9 +10375,9 @@
       <w:pPr>
         <w:pStyle w:val="Heading2"/>
       </w:pPr>
-      <w:bookmarkStart w:id="15" w:name="_Toc234665698"/>
-      <w:r>
-        <w:t>GraphRAG-Retrieval-Paradigmen</w:t>
+      <w:bookmarkStart w:id="15" w:name="_Toc234885446"/>
+      <w:r>
+        <w:t>Fehler in Wissensgraphen</w:t>
       </w:r>
       <w:bookmarkEnd w:id="15"/>
     </w:p>
@@ -8556,69 +10385,81 @@
       <w:pPr>
         <w:pStyle w:val="Heading2"/>
       </w:pPr>
-      <w:bookmarkStart w:id="16" w:name="_Toc234665699"/>
-      <w:r>
-        <w:t>GraphRAG mit fehlerbehafteten Wissensgraphen</w:t>
+      <w:bookmarkStart w:id="16" w:name="_Toc234885447"/>
+      <w:proofErr w:type="spellStart"/>
+      <w:r>
+        <w:t>GraphRAG</w:t>
+      </w:r>
+      <w:proofErr w:type="spellEnd"/>
+      <w:r>
+        <w:t>-Retrieval-Paradigmen</w:t>
       </w:r>
       <w:bookmarkEnd w:id="16"/>
-      <w:r>
-        <w:t xml:space="preserve"> </w:t>
-      </w:r>
     </w:p>
     <w:p>
       <w:pPr>
         <w:pStyle w:val="Heading2"/>
       </w:pPr>
-      <w:bookmarkStart w:id="17" w:name="_Toc234665700"/>
-      <w:r>
-        <w:t>GraphRAG mit semi-strukturierten Wissensgraphen</w:t>
+      <w:bookmarkStart w:id="17" w:name="_Toc234885448"/>
+      <w:proofErr w:type="spellStart"/>
+      <w:r>
+        <w:t>GraphRAG</w:t>
+      </w:r>
+      <w:proofErr w:type="spellEnd"/>
+      <w:r>
+        <w:t xml:space="preserve"> mit fehlerbehafteten Wissensgraphen</w:t>
       </w:r>
       <w:bookmarkEnd w:id="17"/>
+      <w:r>
+        <w:t xml:space="preserve"> </w:t>
+      </w:r>
     </w:p>
     <w:p>
       <w:pPr>
         <w:pStyle w:val="Heading2"/>
       </w:pPr>
-      <w:bookmarkStart w:id="18" w:name="_Toc234665701"/>
-      <w:r>
-        <w:t>Offene Forschungslücke</w:t>
+      <w:bookmarkStart w:id="18" w:name="_Toc234885449"/>
+      <w:proofErr w:type="spellStart"/>
+      <w:r>
+        <w:t>GraphRAG</w:t>
+      </w:r>
+      <w:proofErr w:type="spellEnd"/>
+      <w:r>
+        <w:t xml:space="preserve"> mit semi-strukturierten Wissensgraphen</w:t>
       </w:r>
       <w:bookmarkEnd w:id="18"/>
     </w:p>
     <w:p>
       <w:pPr>
-        <w:pStyle w:val="Heading1"/>
-      </w:pPr>
-      <w:bookmarkStart w:id="19" w:name="_Toc234665702"/>
-      <w:r>
-        <w:lastRenderedPageBreak/>
-        <w:t>Auswahl und Realisierung der Retriever</w:t>
+        <w:pStyle w:val="Heading2"/>
+      </w:pPr>
+      <w:bookmarkStart w:id="19" w:name="_Toc234885450"/>
+      <w:r>
+        <w:t>Offene Forschungslücke</w:t>
       </w:r>
       <w:bookmarkEnd w:id="19"/>
     </w:p>
     <w:p>
       <w:pPr>
-        <w:pStyle w:val="Heading2"/>
-      </w:pPr>
-      <w:bookmarkStart w:id="20" w:name="_Toc234665703"/>
-      <w:r>
-        <w:t xml:space="preserve">Auswahl der </w:t>
-      </w:r>
-      <w:r>
-        <w:t>Retriever</w:t>
+        <w:pStyle w:val="Heading1"/>
+      </w:pPr>
+      <w:bookmarkStart w:id="20" w:name="_Toc234885451"/>
+      <w:r>
+        <w:lastRenderedPageBreak/>
+        <w:t>Auswahl und Realisierung der Retriever</w:t>
       </w:r>
       <w:bookmarkEnd w:id="20"/>
     </w:p>
     <w:p>
       <w:pPr>
-        <w:pStyle w:val="Heading3"/>
-      </w:pPr>
-      <w:bookmarkStart w:id="21" w:name="_Toc234665704"/>
-      <w:r>
-        <w:t xml:space="preserve">Definition der </w:t>
-      </w:r>
-      <w:r>
-        <w:t>Vergleichskriterien</w:t>
+        <w:pStyle w:val="Heading2"/>
+      </w:pPr>
+      <w:bookmarkStart w:id="21" w:name="_Toc234885452"/>
+      <w:r>
+        <w:t xml:space="preserve">Auswahl der </w:t>
+      </w:r>
+      <w:r>
+        <w:t>Retriever</w:t>
       </w:r>
       <w:bookmarkEnd w:id="21"/>
     </w:p>
@@ -8626,12 +10467,12 @@
       <w:pPr>
         <w:pStyle w:val="Heading3"/>
       </w:pPr>
-      <w:bookmarkStart w:id="22" w:name="_Toc234665705"/>
-      <w:r>
-        <w:t xml:space="preserve">Systematischer Vergleich existierender </w:t>
-      </w:r>
-      <w:r>
-        <w:t>Retriever</w:t>
+      <w:bookmarkStart w:id="22" w:name="_Toc234885453"/>
+      <w:r>
+        <w:t xml:space="preserve">Definition der </w:t>
+      </w:r>
+      <w:r>
+        <w:t>Vergleichskriterien</w:t>
       </w:r>
       <w:bookmarkEnd w:id="22"/>
     </w:p>
@@ -8639,41 +10480,46 @@
       <w:pPr>
         <w:pStyle w:val="Heading3"/>
       </w:pPr>
-      <w:bookmarkStart w:id="23" w:name="_Toc234665706"/>
-      <w:r>
-        <w:t xml:space="preserve">Ableitung </w:t>
-      </w:r>
-      <w:r>
-        <w:t>zu untersuchender</w:t>
-      </w:r>
-      <w:r>
-        <w:t xml:space="preserve"> Retriever</w:t>
+      <w:bookmarkStart w:id="23" w:name="_Toc234885454"/>
+      <w:r>
+        <w:t xml:space="preserve">Systematischer Vergleich existierender </w:t>
+      </w:r>
+      <w:r>
+        <w:t>Retriever</w:t>
       </w:r>
       <w:bookmarkEnd w:id="23"/>
     </w:p>
     <w:p>
       <w:pPr>
-        <w:pStyle w:val="Heading2"/>
-      </w:pPr>
-      <w:bookmarkStart w:id="24" w:name="_Toc234665707"/>
-      <w:r>
-        <w:t>Realisierung</w:t>
-      </w:r>
-      <w:r>
-        <w:t xml:space="preserve"> der </w:t>
-      </w:r>
-      <w:r>
-        <w:t>Retriever</w:t>
+        <w:pStyle w:val="Heading3"/>
+      </w:pPr>
+      <w:bookmarkStart w:id="24" w:name="_Toc234885455"/>
+      <w:r>
+        <w:t xml:space="preserve">Ableitung </w:t>
+      </w:r>
+      <w:proofErr w:type="gramStart"/>
+      <w:r>
+        <w:t>zu untersuchender</w:t>
+      </w:r>
+      <w:r>
+        <w:t xml:space="preserve"> Retriever</w:t>
       </w:r>
       <w:bookmarkEnd w:id="24"/>
+      <w:proofErr w:type="gramEnd"/>
     </w:p>
     <w:p>
       <w:pPr>
-        <w:pStyle w:val="Heading3"/>
-      </w:pPr>
-      <w:bookmarkStart w:id="25" w:name="_Toc234665708"/>
-      <w:r>
-        <w:t>Textuelles Once-Retrieval</w:t>
+        <w:pStyle w:val="Heading2"/>
+      </w:pPr>
+      <w:bookmarkStart w:id="25" w:name="_Toc234885456"/>
+      <w:r>
+        <w:t>Realisierung</w:t>
+      </w:r>
+      <w:r>
+        <w:t xml:space="preserve"> der </w:t>
+      </w:r>
+      <w:r>
+        <w:t>Retriever</w:t>
       </w:r>
       <w:bookmarkEnd w:id="25"/>
     </w:p>
@@ -8681,9 +10527,9 @@
       <w:pPr>
         <w:pStyle w:val="Heading3"/>
       </w:pPr>
-      <w:bookmarkStart w:id="26" w:name="_Toc234665709"/>
-      <w:r>
-        <w:t>Hybrides Once-Retrieval</w:t>
+      <w:bookmarkStart w:id="26" w:name="_Toc234885457"/>
+      <w:r>
+        <w:t>Textuelles Once-Retrieval</w:t>
       </w:r>
       <w:bookmarkEnd w:id="26"/>
     </w:p>
@@ -8691,40 +10537,48 @@
       <w:pPr>
         <w:pStyle w:val="Heading3"/>
       </w:pPr>
-      <w:bookmarkStart w:id="27" w:name="_Toc234665710"/>
-      <w:r>
-        <w:t>Hybrides agentisches Retrieval</w:t>
+      <w:bookmarkStart w:id="27" w:name="_Toc234885458"/>
+      <w:r>
+        <w:t>Hybrides Once-Retrieval</w:t>
       </w:r>
       <w:bookmarkEnd w:id="27"/>
     </w:p>
     <w:p>
       <w:pPr>
-        <w:pStyle w:val="Heading1"/>
-      </w:pPr>
-      <w:bookmarkStart w:id="28" w:name="_Toc234665711"/>
-      <w:r>
-        <w:lastRenderedPageBreak/>
-        <w:t>Evaluation</w:t>
+        <w:pStyle w:val="Heading3"/>
+      </w:pPr>
+      <w:bookmarkStart w:id="28" w:name="_Toc234885459"/>
+      <w:r>
+        <w:t xml:space="preserve">Hybrides </w:t>
+      </w:r>
+      <w:proofErr w:type="spellStart"/>
+      <w:r>
+        <w:t>agentisches</w:t>
+      </w:r>
+      <w:proofErr w:type="spellEnd"/>
+      <w:r>
+        <w:t xml:space="preserve"> Retrieval</w:t>
       </w:r>
       <w:bookmarkEnd w:id="28"/>
     </w:p>
     <w:p>
       <w:pPr>
-        <w:pStyle w:val="Heading2"/>
-      </w:pPr>
-      <w:bookmarkStart w:id="29" w:name="_Toc234665712"/>
-      <w:r>
-        <w:t>Datengrundlage und Fragemengen</w:t>
+        <w:pStyle w:val="Heading1"/>
+      </w:pPr>
+      <w:bookmarkStart w:id="29" w:name="_Toc234885460"/>
+      <w:r>
+        <w:lastRenderedPageBreak/>
+        <w:t>Evaluation</w:t>
       </w:r>
       <w:bookmarkEnd w:id="29"/>
     </w:p>
     <w:p>
       <w:pPr>
-        <w:pStyle w:val="Heading3"/>
-      </w:pPr>
-      <w:bookmarkStart w:id="30" w:name="_Toc234665713"/>
-      <w:r>
-        <w:t>Grundlegende Benchmark</w:t>
+        <w:pStyle w:val="Heading2"/>
+      </w:pPr>
+      <w:bookmarkStart w:id="30" w:name="_Toc234885461"/>
+      <w:r>
+        <w:t>Datengrundlage und Fragemengen</w:t>
       </w:r>
       <w:bookmarkEnd w:id="30"/>
     </w:p>
@@ -8732,9 +10586,9 @@
       <w:pPr>
         <w:pStyle w:val="Heading3"/>
       </w:pPr>
-      <w:bookmarkStart w:id="31" w:name="_Toc234665714"/>
-      <w:r>
-        <w:t>Konstruktion des relationalen QA-Datensatzes</w:t>
+      <w:bookmarkStart w:id="31" w:name="_Toc234885462"/>
+      <w:r>
+        <w:t>Grundlegende Benchmark</w:t>
       </w:r>
       <w:bookmarkEnd w:id="31"/>
     </w:p>
@@ -8742,68 +10596,68 @@
       <w:pPr>
         <w:pStyle w:val="Heading3"/>
       </w:pPr>
-      <w:bookmarkStart w:id="32" w:name="_Toc234665715"/>
-      <w:r>
-        <w:t>Konstruktion des textuellen QA-Datensatzes</w:t>
+      <w:bookmarkStart w:id="32" w:name="_Toc234885463"/>
+      <w:r>
+        <w:t>Konstruktion des relationalen QA-Datensatzes</w:t>
       </w:r>
       <w:bookmarkEnd w:id="32"/>
     </w:p>
     <w:p>
       <w:pPr>
-        <w:pStyle w:val="Heading2"/>
-      </w:pPr>
-      <w:bookmarkStart w:id="33" w:name="_Toc234665716"/>
-      <w:r>
-        <w:t>Simulation von Fehlerfällen im Wissensgraphen</w:t>
+        <w:pStyle w:val="Heading3"/>
+      </w:pPr>
+      <w:bookmarkStart w:id="33" w:name="_Toc234885464"/>
+      <w:r>
+        <w:t>Konstruktion des textuellen QA-Datensatzes</w:t>
       </w:r>
       <w:bookmarkEnd w:id="33"/>
     </w:p>
     <w:p>
       <w:pPr>
-        <w:pStyle w:val="Heading3"/>
-      </w:pPr>
-      <w:bookmarkStart w:id="34" w:name="_Toc234665717"/>
-      <w:r>
-        <w:t>Herleitung</w:t>
-      </w:r>
-      <w:r>
-        <w:t xml:space="preserve"> </w:t>
+        <w:pStyle w:val="Heading2"/>
+      </w:pPr>
+      <w:bookmarkStart w:id="34" w:name="_Toc234885465"/>
+      <w:r>
+        <w:t>Simulation von Fehlerfällen im Wissensgraphen</w:t>
       </w:r>
       <w:bookmarkEnd w:id="34"/>
-      <w:r>
-        <w:t>zentraler Fehlerfälle</w:t>
-      </w:r>
-      <w:r>
-        <w:t xml:space="preserve"> </w:t>
-      </w:r>
     </w:p>
     <w:p>
       <w:pPr>
         <w:pStyle w:val="Heading3"/>
       </w:pPr>
-      <w:bookmarkStart w:id="35" w:name="_Toc234665718"/>
-      <w:r>
-        <w:t>Simulation der Fehlerfälle</w:t>
+      <w:bookmarkStart w:id="35" w:name="_Toc234885466"/>
+      <w:r>
+        <w:t>Herleitung</w:t>
+      </w:r>
+      <w:r>
+        <w:t xml:space="preserve"> </w:t>
+      </w:r>
+      <w:r>
+        <w:t>zentraler Fehlerfälle</w:t>
       </w:r>
       <w:bookmarkEnd w:id="35"/>
+      <w:r>
+        <w:t xml:space="preserve"> </w:t>
+      </w:r>
     </w:p>
     <w:p>
       <w:pPr>
-        <w:pStyle w:val="Heading2"/>
-      </w:pPr>
-      <w:bookmarkStart w:id="36" w:name="_Toc234665719"/>
-      <w:r>
-        <w:t>Versuchsaufbau</w:t>
+        <w:pStyle w:val="Heading3"/>
+      </w:pPr>
+      <w:bookmarkStart w:id="36" w:name="_Toc234885467"/>
+      <w:r>
+        <w:t>Simulation der Fehlerfälle</w:t>
       </w:r>
       <w:bookmarkEnd w:id="36"/>
     </w:p>
     <w:p>
       <w:pPr>
-        <w:pStyle w:val="Heading3"/>
-      </w:pPr>
-      <w:bookmarkStart w:id="37" w:name="_Toc234665720"/>
-      <w:r>
-        <w:t>Testläufe</w:t>
+        <w:pStyle w:val="Heading2"/>
+      </w:pPr>
+      <w:bookmarkStart w:id="37" w:name="_Toc234885468"/>
+      <w:r>
+        <w:t>Versuchsaufbau</w:t>
       </w:r>
       <w:bookmarkEnd w:id="37"/>
     </w:p>
@@ -8811,30 +10665,30 @@
       <w:pPr>
         <w:pStyle w:val="Heading3"/>
       </w:pPr>
-      <w:bookmarkStart w:id="38" w:name="_Toc234665721"/>
-      <w:r>
-        <w:t>Metriken</w:t>
+      <w:bookmarkStart w:id="38" w:name="_Toc234885469"/>
+      <w:r>
+        <w:t>Testläufe</w:t>
       </w:r>
       <w:bookmarkEnd w:id="38"/>
     </w:p>
     <w:p>
       <w:pPr>
-        <w:pStyle w:val="Heading1"/>
-      </w:pPr>
-      <w:bookmarkStart w:id="39" w:name="_Toc234665722"/>
-      <w:r>
-        <w:lastRenderedPageBreak/>
-        <w:t>Ergebnisse</w:t>
+        <w:pStyle w:val="Heading3"/>
+      </w:pPr>
+      <w:bookmarkStart w:id="39" w:name="_Toc234885470"/>
+      <w:r>
+        <w:t>Metriken</w:t>
       </w:r>
       <w:bookmarkEnd w:id="39"/>
     </w:p>
     <w:p>
       <w:pPr>
-        <w:pStyle w:val="Heading2"/>
-      </w:pPr>
-      <w:bookmarkStart w:id="40" w:name="_Toc234665723"/>
-      <w:r>
-        <w:t>Ergebnisse auf dem Basisgraphen</w:t>
+        <w:pStyle w:val="Heading1"/>
+      </w:pPr>
+      <w:bookmarkStart w:id="40" w:name="_Toc234885471"/>
+      <w:r>
+        <w:lastRenderedPageBreak/>
+        <w:t>Ergebnisse</w:t>
       </w:r>
       <w:bookmarkEnd w:id="40"/>
     </w:p>
@@ -8842,19 +10696,19 @@
       <w:pPr>
         <w:pStyle w:val="Heading2"/>
       </w:pPr>
-      <w:bookmarkStart w:id="41" w:name="_Toc234665724"/>
-      <w:r>
-        <w:t>Strukturelle Unvollständigkeit</w:t>
+      <w:bookmarkStart w:id="41" w:name="_Toc234885472"/>
+      <w:r>
+        <w:t>Ergebnisse auf dem Basisgraphen</w:t>
       </w:r>
       <w:bookmarkEnd w:id="41"/>
     </w:p>
     <w:p>
       <w:pPr>
-        <w:pStyle w:val="Heading3"/>
-      </w:pPr>
-      <w:bookmarkStart w:id="42" w:name="_Toc234665725"/>
-      <w:r>
-        <w:t>Einfluss auf Retrieval-Genauigkeit</w:t>
+        <w:pStyle w:val="Heading2"/>
+      </w:pPr>
+      <w:bookmarkStart w:id="42" w:name="_Toc234885473"/>
+      <w:r>
+        <w:t>Strukturelle Unvollständigkeit</w:t>
       </w:r>
       <w:bookmarkEnd w:id="42"/>
     </w:p>
@@ -8862,29 +10716,29 @@
       <w:pPr>
         <w:pStyle w:val="Heading3"/>
       </w:pPr>
-      <w:bookmarkStart w:id="43" w:name="_Toc234665726"/>
-      <w:r>
-        <w:t>Qualitative Beobachtungen</w:t>
+      <w:bookmarkStart w:id="43" w:name="_Toc234885474"/>
+      <w:r>
+        <w:t>Einfluss auf Retrieval-Genauigkeit</w:t>
       </w:r>
       <w:bookmarkEnd w:id="43"/>
     </w:p>
     <w:p>
       <w:pPr>
-        <w:pStyle w:val="Heading2"/>
-      </w:pPr>
-      <w:bookmarkStart w:id="44" w:name="_Toc234665727"/>
-      <w:r>
-        <w:t>Textuelle Unvollständigkeit</w:t>
+        <w:pStyle w:val="Heading3"/>
+      </w:pPr>
+      <w:bookmarkStart w:id="44" w:name="_Toc234885475"/>
+      <w:r>
+        <w:t>Qualitative Beobachtungen</w:t>
       </w:r>
       <w:bookmarkEnd w:id="44"/>
     </w:p>
     <w:p>
       <w:pPr>
-        <w:pStyle w:val="Heading3"/>
-      </w:pPr>
-      <w:bookmarkStart w:id="45" w:name="_Toc234665728"/>
-      <w:r>
-        <w:t>Einfluss auf Retrieval-Genauigkeit</w:t>
+        <w:pStyle w:val="Heading2"/>
+      </w:pPr>
+      <w:bookmarkStart w:id="45" w:name="_Toc234885476"/>
+      <w:r>
+        <w:t>Textuelle Unvollständigkeit</w:t>
       </w:r>
       <w:bookmarkEnd w:id="45"/>
     </w:p>
@@ -8892,29 +10746,29 @@
       <w:pPr>
         <w:pStyle w:val="Heading3"/>
       </w:pPr>
-      <w:bookmarkStart w:id="46" w:name="_Toc234665729"/>
-      <w:r>
-        <w:t>Qualitative Beobachtungen</w:t>
+      <w:bookmarkStart w:id="46" w:name="_Toc234885477"/>
+      <w:r>
+        <w:t>Einfluss auf Retrieval-Genauigkeit</w:t>
       </w:r>
       <w:bookmarkEnd w:id="46"/>
     </w:p>
     <w:p>
       <w:pPr>
-        <w:pStyle w:val="Heading2"/>
-      </w:pPr>
-      <w:bookmarkStart w:id="47" w:name="_Toc234665730"/>
-      <w:r>
-        <w:t>Strukturelle Präzisionsfehler</w:t>
+        <w:pStyle w:val="Heading3"/>
+      </w:pPr>
+      <w:bookmarkStart w:id="47" w:name="_Toc234885478"/>
+      <w:r>
+        <w:t>Qualitative Beobachtungen</w:t>
       </w:r>
       <w:bookmarkEnd w:id="47"/>
     </w:p>
     <w:p>
       <w:pPr>
-        <w:pStyle w:val="Heading3"/>
-      </w:pPr>
-      <w:bookmarkStart w:id="48" w:name="_Toc234665731"/>
-      <w:r>
-        <w:t>Einfluss auf Retrieval-Genauigkeit</w:t>
+        <w:pStyle w:val="Heading2"/>
+      </w:pPr>
+      <w:bookmarkStart w:id="48" w:name="_Toc234885479"/>
+      <w:r>
+        <w:t>Strukturelle Präzisionsfehler</w:t>
       </w:r>
       <w:bookmarkEnd w:id="48"/>
     </w:p>
@@ -8922,29 +10776,29 @@
       <w:pPr>
         <w:pStyle w:val="Heading3"/>
       </w:pPr>
-      <w:bookmarkStart w:id="49" w:name="_Toc234665732"/>
-      <w:r>
-        <w:t>Qualitative Beobachtungen</w:t>
+      <w:bookmarkStart w:id="49" w:name="_Toc234885480"/>
+      <w:r>
+        <w:t>Einfluss auf Retrieval-Genauigkeit</w:t>
       </w:r>
       <w:bookmarkEnd w:id="49"/>
     </w:p>
     <w:p>
       <w:pPr>
-        <w:pStyle w:val="Heading2"/>
-      </w:pPr>
-      <w:bookmarkStart w:id="50" w:name="_Toc234665733"/>
-      <w:r>
-        <w:t>Textuelle Präzisionsfehler</w:t>
+        <w:pStyle w:val="Heading3"/>
+      </w:pPr>
+      <w:bookmarkStart w:id="50" w:name="_Toc234885481"/>
+      <w:r>
+        <w:t>Qualitative Beobachtungen</w:t>
       </w:r>
       <w:bookmarkEnd w:id="50"/>
     </w:p>
     <w:p>
       <w:pPr>
-        <w:pStyle w:val="Heading3"/>
-      </w:pPr>
-      <w:bookmarkStart w:id="51" w:name="_Toc234665734"/>
-      <w:r>
-        <w:t>Einfluss auf Retrieval-Genauigkeit</w:t>
+        <w:pStyle w:val="Heading2"/>
+      </w:pPr>
+      <w:bookmarkStart w:id="51" w:name="_Toc234885482"/>
+      <w:r>
+        <w:t>Textuelle Präzisionsfehler</w:t>
       </w:r>
       <w:bookmarkEnd w:id="51"/>
     </w:p>
@@ -8952,41 +10806,41 @@
       <w:pPr>
         <w:pStyle w:val="Heading3"/>
       </w:pPr>
-      <w:bookmarkStart w:id="52" w:name="_Toc234665735"/>
-      <w:r>
-        <w:t>Qualitative Beobachtungen</w:t>
+      <w:bookmarkStart w:id="52" w:name="_Toc234885483"/>
+      <w:r>
+        <w:t>Einfluss auf Retrieval-Genauigkeit</w:t>
       </w:r>
       <w:bookmarkEnd w:id="52"/>
     </w:p>
     <w:p>
       <w:pPr>
-        <w:pStyle w:val="Heading2"/>
-      </w:pPr>
-      <w:bookmarkStart w:id="53" w:name="_Toc234665736"/>
-      <w:r>
-        <w:lastRenderedPageBreak/>
-        <w:t>Auswirkungen auf Retrieval-Effizienz</w:t>
+        <w:pStyle w:val="Heading3"/>
+      </w:pPr>
+      <w:bookmarkStart w:id="53" w:name="_Toc234885484"/>
+      <w:r>
+        <w:t>Qualitative Beobachtungen</w:t>
       </w:r>
       <w:bookmarkEnd w:id="53"/>
     </w:p>
     <w:p>
       <w:pPr>
-        <w:pStyle w:val="Heading1"/>
-      </w:pPr>
-      <w:bookmarkStart w:id="54" w:name="_Toc234665737"/>
+        <w:pStyle w:val="Heading2"/>
+      </w:pPr>
+      <w:bookmarkStart w:id="54" w:name="_Toc234885485"/>
       <w:r>
         <w:lastRenderedPageBreak/>
-        <w:t>Diskussion</w:t>
+        <w:t>Auswirkungen auf Retrieval-Effizienz</w:t>
       </w:r>
       <w:bookmarkEnd w:id="54"/>
     </w:p>
     <w:p>
       <w:pPr>
-        <w:pStyle w:val="Heading2"/>
-      </w:pPr>
-      <w:bookmarkStart w:id="55" w:name="_Toc234665738"/>
-      <w:r>
-        <w:t>Überprüfung der Arbeitshypothesen</w:t>
+        <w:pStyle w:val="Heading1"/>
+      </w:pPr>
+      <w:bookmarkStart w:id="55" w:name="_Toc234885486"/>
+      <w:r>
+        <w:lastRenderedPageBreak/>
+        <w:t>Diskussion</w:t>
       </w:r>
       <w:bookmarkEnd w:id="55"/>
     </w:p>
@@ -8994,9 +10848,9 @@
       <w:pPr>
         <w:pStyle w:val="Heading2"/>
       </w:pPr>
-      <w:bookmarkStart w:id="56" w:name="_Toc234665739"/>
-      <w:r>
-        <w:t>Beantwortung der Forschungsfragen</w:t>
+      <w:bookmarkStart w:id="56" w:name="_Toc234885487"/>
+      <w:r>
+        <w:t>Überprüfung der Arbeitshypothesen</w:t>
       </w:r>
       <w:bookmarkEnd w:id="56"/>
     </w:p>
@@ -9004,9 +10858,9 @@
       <w:pPr>
         <w:pStyle w:val="Heading2"/>
       </w:pPr>
-      <w:bookmarkStart w:id="57" w:name="_Toc234665740"/>
-      <w:r>
-        <w:t>Limitationen</w:t>
+      <w:bookmarkStart w:id="57" w:name="_Toc234885488"/>
+      <w:r>
+        <w:t>Beantwortung der Forschungsfragen</w:t>
       </w:r>
       <w:bookmarkEnd w:id="57"/>
     </w:p>
@@ -9014,30 +10868,30 @@
       <w:pPr>
         <w:pStyle w:val="Heading2"/>
       </w:pPr>
-      <w:bookmarkStart w:id="58" w:name="_Toc234665741"/>
-      <w:r>
-        <w:t>Implikationen für Forschung und Praxis</w:t>
+      <w:bookmarkStart w:id="58" w:name="_Toc234885489"/>
+      <w:r>
+        <w:t>Limitationen</w:t>
       </w:r>
       <w:bookmarkEnd w:id="58"/>
     </w:p>
     <w:p>
       <w:pPr>
-        <w:pStyle w:val="Heading1"/>
-      </w:pPr>
-      <w:bookmarkStart w:id="59" w:name="_Toc234665742"/>
-      <w:r>
-        <w:lastRenderedPageBreak/>
-        <w:t>Schlussbetrachtung</w:t>
+        <w:pStyle w:val="Heading2"/>
+      </w:pPr>
+      <w:bookmarkStart w:id="59" w:name="_Toc234885490"/>
+      <w:r>
+        <w:t>Implikationen für Forschung und Praxis</w:t>
       </w:r>
       <w:bookmarkEnd w:id="59"/>
     </w:p>
     <w:p>
       <w:pPr>
-        <w:pStyle w:val="Heading2"/>
-      </w:pPr>
-      <w:bookmarkStart w:id="60" w:name="_Toc234665743"/>
-      <w:r>
-        <w:t>Zusammenfassung</w:t>
+        <w:pStyle w:val="Heading1"/>
+      </w:pPr>
+      <w:bookmarkStart w:id="60" w:name="_Toc234885491"/>
+      <w:r>
+        <w:lastRenderedPageBreak/>
+        <w:t>Schlussbetrachtung</w:t>
       </w:r>
       <w:bookmarkEnd w:id="60"/>
     </w:p>
@@ -9045,23 +10899,33 @@
       <w:pPr>
         <w:pStyle w:val="Heading2"/>
       </w:pPr>
-      <w:bookmarkStart w:id="61" w:name="_Toc234665744"/>
+      <w:bookmarkStart w:id="61" w:name="_Toc234885492"/>
+      <w:r>
+        <w:t>Zusammenfassung</w:t>
+      </w:r>
+      <w:bookmarkEnd w:id="61"/>
+    </w:p>
+    <w:p>
+      <w:pPr>
+        <w:pStyle w:val="Heading2"/>
+      </w:pPr>
+      <w:bookmarkStart w:id="62" w:name="_Toc234885493"/>
       <w:r>
         <w:t>Ausblick</w:t>
       </w:r>
-      <w:bookmarkEnd w:id="61"/>
+      <w:bookmarkEnd w:id="62"/>
     </w:p>
     <w:p/>
     <w:p>
       <w:pPr>
         <w:pStyle w:val="Verzeichnisbezeichnungen"/>
       </w:pPr>
-      <w:bookmarkStart w:id="62" w:name="_Toc234665745"/>
+      <w:bookmarkStart w:id="63" w:name="_Toc234885494"/>
       <w:r>
         <w:lastRenderedPageBreak/>
         <w:t>Literaturverzeichnis</w:t>
       </w:r>
-      <w:bookmarkEnd w:id="62"/>
+      <w:bookmarkEnd w:id="63"/>
     </w:p>
     <w:p>
       <w:pPr>
@@ -9935,7 +11799,7 @@
           <w:lang w:val="en-US"/>
         </w:rPr>
         <w:tab/>
-        <w:t xml:space="preserve">L. Huang </w:t>
+        <w:t xml:space="preserve">Y. Huang und J. X. Huang, „A Survey on Retrieval-Augmented Text Generation for Large Language Models“, </w:t>
       </w:r>
       <w:r>
         <w:rPr>
@@ -9943,13 +11807,34 @@
           <w:iCs/>
           <w:lang w:val="en-US"/>
         </w:rPr>
-        <w:t>u. a.</w:t>
+        <w:t>ACM Comput. Surv.</w:t>
       </w:r>
       <w:r>
         <w:rPr>
           <w:lang w:val="en-US"/>
         </w:rPr>
-        <w:t xml:space="preserve">, „A Survey on Hallucination in Large Language Models: Principles, Taxonomy, Challenges, and Open Questions“, </w:t>
+        <w:t>, Bd. 58, Nr. 12, S. 300:1-300:38, Mai 2026, doi: 10.1145/3805774.</w:t>
+      </w:r>
+    </w:p>
+    <w:p>
+      <w:pPr>
+        <w:pStyle w:val="Bibliography"/>
+        <w:rPr>
+          <w:lang w:val="en-US"/>
+        </w:rPr>
+      </w:pPr>
+      <w:r>
+        <w:rPr>
+          <w:lang w:val="en-US"/>
+        </w:rPr>
+        <w:t>[21]</w:t>
+      </w:r>
+      <w:r>
+        <w:rPr>
+          <w:lang w:val="en-US"/>
+        </w:rPr>
+        <w:tab/>
+        <w:t xml:space="preserve">L. Huang </w:t>
       </w:r>
       <w:r>
         <w:rPr>
@@ -9957,34 +11842,13 @@
           <w:iCs/>
           <w:lang w:val="en-US"/>
         </w:rPr>
-        <w:t>ACM Trans. Inf. Syst.</w:t>
+        <w:t>u. a.</w:t>
       </w:r>
       <w:r>
         <w:rPr>
           <w:lang w:val="en-US"/>
         </w:rPr>
-        <w:t>, Bd. 43, Nr. 2, S. 42:1-42:55, Jan. 2025, doi: 10.1145/3703155.</w:t>
-      </w:r>
-    </w:p>
-    <w:p>
-      <w:pPr>
-        <w:pStyle w:val="Bibliography"/>
-        <w:rPr>
-          <w:lang w:val="en-US"/>
-        </w:rPr>
-      </w:pPr>
-      <w:r>
-        <w:rPr>
-          <w:lang w:val="en-US"/>
-        </w:rPr>
-        <w:t>[21]</w:t>
-      </w:r>
-      <w:r>
-        <w:rPr>
-          <w:lang w:val="en-US"/>
-        </w:rPr>
-        <w:tab/>
-        <w:t xml:space="preserve">Y. Huang und J. X. Huang, „A Survey on Retrieval-Augmented Text Generation for Large Language Models“, </w:t>
+        <w:t xml:space="preserve">, „A Survey on Hallucination in Large Language Models: Principles, Taxonomy, Challenges, and Open Questions“, </w:t>
       </w:r>
       <w:r>
         <w:rPr>
@@ -9992,13 +11856,13 @@
           <w:iCs/>
           <w:lang w:val="en-US"/>
         </w:rPr>
-        <w:t>ACM Comput. Surv.</w:t>
+        <w:t>ACM Trans. Inf. Syst.</w:t>
       </w:r>
       <w:r>
         <w:rPr>
           <w:lang w:val="en-US"/>
         </w:rPr>
-        <w:t>, Bd. 58, Nr. 12, S. 300:1-300:38, Mai 2026, doi: 10.1145/3805774.</w:t>
+        <w:t>, Bd. 43, Nr. 2, S. 42:1-42:55, Jan. 2025, doi: 10.1145/3703155.</w:t>
       </w:r>
     </w:p>
     <w:p>
@@ -10102,6 +11966,9 @@
     <w:p>
       <w:pPr>
         <w:pStyle w:val="Bibliography"/>
+        <w:rPr>
+          <w:lang w:val="en-US"/>
+        </w:rPr>
       </w:pPr>
       <w:r>
         <w:rPr>
@@ -10122,35 +11989,124 @@
           <w:iCs/>
           <w:lang w:val="en-US"/>
         </w:rPr>
-        <w:t xml:space="preserve">Nat. </w:t>
+        <w:t>Nat. Lang. Process.</w:t>
+      </w:r>
+      <w:r>
+        <w:rPr>
+          <w:lang w:val="en-US"/>
+        </w:rPr>
+        <w:t>, Bd. 31, Nr. 1, S. 1–25, Jan. 2025, doi: 10.1017/nlp.2024.53.</w:t>
+      </w:r>
+    </w:p>
+    <w:p>
+      <w:pPr>
+        <w:pStyle w:val="Bibliography"/>
+        <w:rPr>
+          <w:lang w:val="en-US"/>
+        </w:rPr>
+      </w:pPr>
+      <w:r>
+        <w:rPr>
+          <w:lang w:val="en-US"/>
+        </w:rPr>
+        <w:lastRenderedPageBreak/>
+        <w:t>[25]</w:t>
+      </w:r>
+      <w:r>
+        <w:rPr>
+          <w:lang w:val="en-US"/>
+        </w:rPr>
+        <w:tab/>
+        <w:t xml:space="preserve">M. Cheng </w:t>
       </w:r>
       <w:r>
         <w:rPr>
           <w:i/>
           <w:iCs/>
-        </w:rPr>
-        <w:t>Lang. Process.</w:t>
-      </w:r>
-      <w:r>
-        <w:t>, Bd. 31, Nr. 1, S. 1–25, Jan. 2025, doi: 10.1017/nlp.2024.53.</w:t>
+          <w:lang w:val="en-US"/>
+        </w:rPr>
+        <w:t>u. a.</w:t>
+      </w:r>
+      <w:r>
+        <w:rPr>
+          <w:lang w:val="en-US"/>
+        </w:rPr>
+        <w:t xml:space="preserve">, „A Survey on Knowledge-Oriented Retrieval-Augmented Generation“, 17. März 2025, </w:t>
+      </w:r>
+      <w:r>
+        <w:rPr>
+          <w:i/>
+          <w:iCs/>
+          <w:lang w:val="en-US"/>
+        </w:rPr>
+        <w:t>arXiv</w:t>
+      </w:r>
+      <w:r>
+        <w:rPr>
+          <w:lang w:val="en-US"/>
+        </w:rPr>
+        <w:t>: arXiv:2503.10677. doi: 10.48550/arXiv.2503.10677.</w:t>
       </w:r>
     </w:p>
     <w:p>
+      <w:pPr>
+        <w:pStyle w:val="Bibliography"/>
+      </w:pPr>
       <w:r>
         <w:rPr>
           <w:lang w:val="en-US"/>
         </w:rPr>
-        <w:fldChar w:fldCharType="end"/>
+        <w:t>[26]</w:t>
+      </w:r>
+      <w:r>
+        <w:rPr>
+          <w:lang w:val="en-US"/>
+        </w:rPr>
+        <w:tab/>
+        <w:t xml:space="preserve">„LlamaIndex | AI Agents for Document OCR + Workflows“. </w:t>
+      </w:r>
+      <w:r>
+        <w:t>Zugegriffen: 13. Juli 2026. [Online]. Verfügbar unter: https://www.llamaindex.ai/</w:t>
       </w:r>
     </w:p>
     <w:p>
       <w:pPr>
+        <w:pStyle w:val="Bibliography"/>
+      </w:pPr>
+      <w:r>
+        <w:rPr>
+          <w:lang w:val="en-US"/>
+        </w:rPr>
+        <w:t>[27]</w:t>
+      </w:r>
+      <w:r>
+        <w:rPr>
+          <w:lang w:val="en-US"/>
+        </w:rPr>
+        <w:tab/>
+        <w:t xml:space="preserve">„LangChain: Observe, Evaluate, and Deploy Reliable AI Agents“. </w:t>
+      </w:r>
+      <w:r>
+        <w:t>Zugegriffen: 13. Juli 2026. [Online]. Verfügbar unter: https://www.langchain.com</w:t>
+      </w:r>
+    </w:p>
+    <w:p>
+      <w:r>
+        <w:rPr>
+          <w:lang w:val="en-US"/>
+        </w:rPr>
+        <w:fldChar w:fldCharType="end"/>
+      </w:r>
+    </w:p>
+    <w:p>
+      <w:pPr>
         <w:pStyle w:val="Verzeichnisbezeichnungen"/>
         <w:rPr>
           <w:lang w:val="en-US"/>
         </w:rPr>
       </w:pPr>
-      <w:bookmarkStart w:id="63" w:name="_Toc234665746"/>
+      <w:bookmarkStart w:id="64" w:name="_Toc234885495"/>
+      <w:proofErr w:type="spellStart"/>
       <w:r>
         <w:rPr>
           <w:lang w:val="en-US"/>
@@ -10158,7 +12114,8 @@
         <w:lastRenderedPageBreak/>
         <w:t>Abbildungsverzeichnis</w:t>
       </w:r>
-      <w:bookmarkEnd w:id="63"/>
+      <w:bookmarkEnd w:id="64"/>
+      <w:proofErr w:type="spellEnd"/>
     </w:p>
     <w:p>
       <w:pPr>
@@ -10168,8 +12125,10 @@
         </w:tabs>
         <w:rPr>
           <w:rFonts w:asciiTheme="minorHAnsi" w:eastAsiaTheme="minorEastAsia" w:hAnsiTheme="minorHAnsi" w:cstheme="minorBidi"/>
+          <w:noProof/>
           <w:kern w:val="2"/>
           <w:szCs w:val="24"/>
+          <w:lang w:val="en-DE" w:eastAsia="en-DE"/>
           <w14:ligatures w14:val="standardContextual"/>
         </w:rPr>
       </w:pPr>
@@ -10185,7 +12144,7 @@
       <w:r>
         <w:fldChar w:fldCharType="separate"/>
       </w:r>
-      <w:hyperlink w:anchor="_Toc234665749" w:history="1">
+      <w:hyperlink w:anchor="_Toc234839970" w:history="1">
         <w:r>
           <w:rPr>
             <w:rStyle w:val="Hyperlink"/>
@@ -10227,7 +12186,7 @@
             <w:noProof/>
             <w:webHidden/>
           </w:rPr>
-          <w:instrText xml:space="preserve"> PAGEREF _Toc234665749 \h </w:instrText>
+          <w:instrText xml:space="preserve"> PAGEREF _Toc234839970 \h </w:instrText>
         </w:r>
         <w:r>
           <w:rPr>
@@ -10260,16 +12219,104 @@
     </w:p>
     <w:p>
       <w:pPr>
-        <w:rPr>
-          <w:lang w:val="en-US"/>
-        </w:rPr>
-      </w:pPr>
-      <w:r>
-        <w:fldChar w:fldCharType="end"/>
-      </w:r>
+        <w:pStyle w:val="TableofFigures"/>
+        <w:tabs>
+          <w:tab w:val="right" w:leader="dot" w:pos="8494"/>
+        </w:tabs>
+        <w:rPr>
+          <w:rFonts w:asciiTheme="minorHAnsi" w:eastAsiaTheme="minorEastAsia" w:hAnsiTheme="minorHAnsi" w:cstheme="minorBidi"/>
+          <w:noProof/>
+          <w:kern w:val="2"/>
+          <w:szCs w:val="24"/>
+          <w:lang w:val="en-DE" w:eastAsia="en-DE"/>
+          <w14:ligatures w14:val="standardContextual"/>
+        </w:rPr>
+      </w:pPr>
+      <w:hyperlink w:anchor="_Toc234839971" w:history="1">
+        <w:r>
+          <w:rPr>
+            <w:rStyle w:val="Hyperlink"/>
+            <w:noProof/>
+          </w:rPr>
+          <w:t xml:space="preserve">Abb. 2: Beispielhafter Ablauf von klassischem RAG inklusive Indexierungs-, Retrieval- und Generierungsphase. Angelehnt an </w:t>
+        </w:r>
+        <w:r>
+          <w:rPr>
+            <w:rStyle w:val="Hyperlink"/>
+            <w:rFonts w:cs="Tahoma"/>
+            <w:noProof/>
+          </w:rPr>
+          <w:t>[22]</w:t>
+        </w:r>
+        <w:r>
+          <w:rPr>
+            <w:rStyle w:val="Hyperlink"/>
+            <w:noProof/>
+          </w:rPr>
+          <w:t>.</w:t>
+        </w:r>
+        <w:r>
+          <w:rPr>
+            <w:noProof/>
+            <w:webHidden/>
+          </w:rPr>
+          <w:tab/>
+        </w:r>
+        <w:r>
+          <w:rPr>
+            <w:noProof/>
+            <w:webHidden/>
+          </w:rPr>
+          <w:fldChar w:fldCharType="begin"/>
+        </w:r>
+        <w:r>
+          <w:rPr>
+            <w:noProof/>
+            <w:webHidden/>
+          </w:rPr>
+          <w:instrText xml:space="preserve"> PAGEREF _Toc234839971 \h </w:instrText>
+        </w:r>
+        <w:r>
+          <w:rPr>
+            <w:noProof/>
+            <w:webHidden/>
+          </w:rPr>
+        </w:r>
+        <w:r>
+          <w:rPr>
+            <w:noProof/>
+            <w:webHidden/>
+          </w:rPr>
+          <w:fldChar w:fldCharType="separate"/>
+        </w:r>
+        <w:r>
+          <w:rPr>
+            <w:noProof/>
+            <w:webHidden/>
+          </w:rPr>
+          <w:t>8</w:t>
+        </w:r>
+        <w:r>
+          <w:rPr>
+            <w:noProof/>
+            <w:webHidden/>
+          </w:rPr>
+          <w:fldChar w:fldCharType="end"/>
+        </w:r>
+      </w:hyperlink>
     </w:p>
     <w:p>
       <w:pPr>
+        <w:rPr>
+          <w:lang w:val="en-US"/>
+        </w:rPr>
+      </w:pPr>
+      <w:r>
+        <w:fldChar w:fldCharType="end"/>
+      </w:r>
+    </w:p>
+    <w:p>
+      <w:pPr>
         <w:spacing w:after="200" w:line="276" w:lineRule="auto"/>
         <w:jc w:val="left"/>
         <w:rPr>
@@ -10290,7 +12337,8 @@
           <w:lang w:val="en-US"/>
         </w:rPr>
       </w:pPr>
-      <w:bookmarkStart w:id="64" w:name="_Toc234665747"/>
+      <w:bookmarkStart w:id="65" w:name="_Toc234885496"/>
+      <w:proofErr w:type="spellStart"/>
       <w:r>
         <w:rPr>
           <w:lang w:val="en-US"/>
@@ -10298,7 +12346,8 @@
         <w:lastRenderedPageBreak/>
         <w:t>Tabellenverzeichnis</w:t>
       </w:r>
-      <w:bookmarkEnd w:id="64"/>
+      <w:bookmarkEnd w:id="65"/>
+      <w:proofErr w:type="spellEnd"/>
     </w:p>
     <w:p>
       <w:pPr>
@@ -10338,7 +12387,8 @@
           <w:lang w:val="en-US"/>
         </w:rPr>
       </w:pPr>
-      <w:bookmarkStart w:id="65" w:name="_Toc234665748"/>
+      <w:bookmarkStart w:id="66" w:name="_Toc234885497"/>
+      <w:proofErr w:type="spellStart"/>
       <w:r>
         <w:rPr>
           <w:lang w:val="en-US"/>
@@ -10346,7 +12396,8 @@
         <w:lastRenderedPageBreak/>
         <w:t>Abkürzungsverzeichnis</w:t>
       </w:r>
-      <w:bookmarkEnd w:id="65"/>
+      <w:bookmarkEnd w:id="66"/>
+      <w:proofErr w:type="spellEnd"/>
     </w:p>
     <w:tbl>
       <w:tblPr>
@@ -10379,13 +12430,23 @@
                 <w:lang w:val="en-US"/>
               </w:rPr>
             </w:pPr>
+            <w:proofErr w:type="spellStart"/>
             <w:r>
               <w:rPr>
                 <w:b/>
                 <w:bCs/>
                 <w:lang w:val="en-US"/>
               </w:rPr>
-              <w:t>bspw.</w:t>
+              <w:t>bspw</w:t>
+            </w:r>
+            <w:proofErr w:type="spellEnd"/>
+            <w:r>
+              <w:rPr>
+                <w:b/>
+                <w:bCs/>
+                <w:lang w:val="en-US"/>
+              </w:rPr>
+              <w:t>.</w:t>
             </w:r>
           </w:p>
         </w:tc>
@@ -10399,12 +12460,14 @@
                 <w:lang w:val="en-US"/>
               </w:rPr>
             </w:pPr>
+            <w:proofErr w:type="spellStart"/>
             <w:r>
               <w:rPr>
                 <w:lang w:val="en-US"/>
               </w:rPr>
               <w:t>beispielsweise</w:t>
             </w:r>
+            <w:proofErr w:type="spellEnd"/>
           </w:p>
         </w:tc>
       </w:tr>
@@ -10421,13 +12484,23 @@
                 <w:lang w:val="en-US"/>
               </w:rPr>
             </w:pPr>
+            <w:proofErr w:type="spellStart"/>
             <w:r>
               <w:rPr>
                 <w:b/>
                 <w:bCs/>
                 <w:lang w:val="en-US"/>
               </w:rPr>
-              <w:t>bzw.</w:t>
+              <w:t>bzw</w:t>
+            </w:r>
+            <w:proofErr w:type="spellEnd"/>
+            <w:r>
+              <w:rPr>
+                <w:b/>
+                <w:bCs/>
+                <w:lang w:val="en-US"/>
+              </w:rPr>
+              <w:t>.</w:t>
             </w:r>
           </w:p>
         </w:tc>
@@ -10441,12 +12514,14 @@
                 <w:lang w:val="en-US"/>
               </w:rPr>
             </w:pPr>
+            <w:proofErr w:type="spellStart"/>
             <w:r>
               <w:rPr>
                 <w:lang w:val="en-US"/>
               </w:rPr>
               <w:t>beziehungsweise</w:t>
             </w:r>
+            <w:proofErr w:type="spellEnd"/>
           </w:p>
         </w:tc>
       </w:tr>
@@ -10463,13 +12538,23 @@
                 <w:lang w:val="en-US"/>
               </w:rPr>
             </w:pPr>
+            <w:proofErr w:type="spellStart"/>
             <w:r>
               <w:rPr>
                 <w:b/>
                 <w:bCs/>
                 <w:lang w:val="en-US"/>
               </w:rPr>
-              <w:t>GPT</w:t>
+              <w:t>ggf</w:t>
+            </w:r>
+            <w:proofErr w:type="spellEnd"/>
+            <w:r>
+              <w:rPr>
+                <w:b/>
+                <w:bCs/>
+                <w:lang w:val="en-US"/>
+              </w:rPr>
+              <w:t>.</w:t>
             </w:r>
           </w:p>
         </w:tc>
@@ -10483,12 +12568,14 @@
                 <w:lang w:val="en-US"/>
               </w:rPr>
             </w:pPr>
+            <w:proofErr w:type="spellStart"/>
             <w:r>
               <w:rPr>
                 <w:lang w:val="en-US"/>
               </w:rPr>
-              <w:t>Generative Pre-Trained Transformer</w:t>
-            </w:r>
+              <w:t>gegebenenfalls</w:t>
+            </w:r>
+            <w:proofErr w:type="spellEnd"/>
           </w:p>
         </w:tc>
       </w:tr>
@@ -10511,7 +12598,7 @@
                 <w:bCs/>
                 <w:lang w:val="en-US"/>
               </w:rPr>
-              <w:t>HQA</w:t>
+              <w:t>GPT</w:t>
             </w:r>
           </w:p>
         </w:tc>
@@ -10529,7 +12616,7 @@
               <w:rPr>
                 <w:lang w:val="en-US"/>
               </w:rPr>
-              <w:t>Hybrid Question Answering</w:t>
+              <w:t>Generative Pre-Trained Transformer</w:t>
             </w:r>
           </w:p>
         </w:tc>
@@ -10553,7 +12640,7 @@
                 <w:bCs/>
                 <w:lang w:val="en-US"/>
               </w:rPr>
-              <w:t>ICL</w:t>
+              <w:t>HQA</w:t>
             </w:r>
           </w:p>
         </w:tc>
@@ -10571,7 +12658,7 @@
               <w:rPr>
                 <w:lang w:val="en-US"/>
               </w:rPr>
-              <w:t>In-Context Learning</w:t>
+              <w:t>Hybrid Question Answering</w:t>
             </w:r>
           </w:p>
         </w:tc>
@@ -10595,7 +12682,7 @@
                 <w:bCs/>
                 <w:lang w:val="en-US"/>
               </w:rPr>
-              <w:t>KG</w:t>
+              <w:t>ICL</w:t>
             </w:r>
           </w:p>
         </w:tc>
@@ -10613,7 +12700,7 @@
               <w:rPr>
                 <w:lang w:val="en-US"/>
               </w:rPr>
-              <w:t>Knowledge Graph</w:t>
+              <w:t>In-Context Learning</w:t>
             </w:r>
           </w:p>
         </w:tc>
@@ -10637,7 +12724,7 @@
                 <w:bCs/>
                 <w:lang w:val="en-US"/>
               </w:rPr>
-              <w:t>KGQA</w:t>
+              <w:t>KG</w:t>
             </w:r>
           </w:p>
         </w:tc>
@@ -10655,7 +12742,7 @@
               <w:rPr>
                 <w:lang w:val="en-US"/>
               </w:rPr>
-              <w:t>Knowledge Graph Question Answering</w:t>
+              <w:t>Knowledge Graph</w:t>
             </w:r>
           </w:p>
         </w:tc>
@@ -10679,7 +12766,7 @@
                 <w:bCs/>
                 <w:lang w:val="en-US"/>
               </w:rPr>
-              <w:t>KI</w:t>
+              <w:t>KGQA</w:t>
             </w:r>
           </w:p>
         </w:tc>
@@ -10697,7 +12784,7 @@
               <w:rPr>
                 <w:lang w:val="en-US"/>
               </w:rPr>
-              <w:t>Künstliche Intelligenz</w:t>
+              <w:t>Knowledge Graph Question Answering</w:t>
             </w:r>
           </w:p>
         </w:tc>
@@ -10721,7 +12808,7 @@
                 <w:bCs/>
                 <w:lang w:val="en-US"/>
               </w:rPr>
-              <w:t>LLM</w:t>
+              <w:t>KI</w:t>
             </w:r>
           </w:p>
         </w:tc>
@@ -10735,12 +12822,28 @@
                 <w:lang w:val="en-US"/>
               </w:rPr>
             </w:pPr>
+            <w:proofErr w:type="spellStart"/>
             <w:r>
               <w:rPr>
                 <w:lang w:val="en-US"/>
               </w:rPr>
-              <w:t>Large Language Model</w:t>
-            </w:r>
+              <w:t>Künstliche</w:t>
+            </w:r>
+            <w:proofErr w:type="spellEnd"/>
+            <w:r>
+              <w:rPr>
+                <w:lang w:val="en-US"/>
+              </w:rPr>
+              <w:t xml:space="preserve"> </w:t>
+            </w:r>
+            <w:proofErr w:type="spellStart"/>
+            <w:r>
+              <w:rPr>
+                <w:lang w:val="en-US"/>
+              </w:rPr>
+              <w:t>Intelligenz</w:t>
+            </w:r>
+            <w:proofErr w:type="spellEnd"/>
           </w:p>
         </w:tc>
       </w:tr>
@@ -10763,7 +12866,7 @@
                 <w:bCs/>
                 <w:lang w:val="en-US"/>
               </w:rPr>
-              <w:t>OCR</w:t>
+              <w:t>LLM</w:t>
             </w:r>
           </w:p>
         </w:tc>
@@ -10781,7 +12884,7 @@
               <w:rPr>
                 <w:lang w:val="en-US"/>
               </w:rPr>
-              <w:t>Optical Character Recognition</w:t>
+              <w:t>Large Language Model</w:t>
             </w:r>
           </w:p>
         </w:tc>
@@ -10805,7 +12908,7 @@
                 <w:bCs/>
                 <w:lang w:val="en-US"/>
               </w:rPr>
-              <w:t>PLM</w:t>
+              <w:t>OCR</w:t>
             </w:r>
           </w:p>
         </w:tc>
@@ -10823,7 +12926,7 @@
               <w:rPr>
                 <w:lang w:val="en-US"/>
               </w:rPr>
-              <w:t>Pre-Trained Language Model</w:t>
+              <w:t>Optical Character Recognition</w:t>
             </w:r>
           </w:p>
         </w:tc>
@@ -10847,7 +12950,7 @@
                 <w:bCs/>
                 <w:lang w:val="en-US"/>
               </w:rPr>
-              <w:t>RAG</w:t>
+              <w:t>PLM</w:t>
             </w:r>
           </w:p>
         </w:tc>
@@ -10865,7 +12968,7 @@
               <w:rPr>
                 <w:lang w:val="en-US"/>
               </w:rPr>
-              <w:t>Retrieval-Augmented Generation</w:t>
+              <w:t>Pre-Trained Language Model</w:t>
             </w:r>
           </w:p>
         </w:tc>
@@ -10889,7 +12992,7 @@
                 <w:bCs/>
                 <w:lang w:val="en-US"/>
               </w:rPr>
-              <w:t>z. B.</w:t>
+              <w:t>RAG</w:t>
             </w:r>
           </w:p>
         </w:tc>
@@ -10907,8 +13010,66 @@
               <w:rPr>
                 <w:lang w:val="en-US"/>
               </w:rPr>
-              <w:t>zum Beispiel</w:t>
-            </w:r>
+              <w:t>Retrieval-Augmented Generation</w:t>
+            </w:r>
+          </w:p>
+        </w:tc>
+      </w:tr>
+      <w:tr>
+        <w:tc>
+          <w:tcPr>
+            <w:tcW w:w="0" w:type="auto"/>
+          </w:tcPr>
+          <w:p>
+            <w:pPr>
+              <w:rPr>
+                <w:b/>
+                <w:bCs/>
+                <w:lang w:val="en-US"/>
+              </w:rPr>
+            </w:pPr>
+            <w:r>
+              <w:rPr>
+                <w:b/>
+                <w:bCs/>
+                <w:lang w:val="en-US"/>
+              </w:rPr>
+              <w:t>z. B.</w:t>
+            </w:r>
+          </w:p>
+        </w:tc>
+        <w:tc>
+          <w:tcPr>
+            <w:tcW w:w="0" w:type="auto"/>
+          </w:tcPr>
+          <w:p>
+            <w:pPr>
+              <w:rPr>
+                <w:lang w:val="en-US"/>
+              </w:rPr>
+            </w:pPr>
+            <w:proofErr w:type="spellStart"/>
+            <w:r>
+              <w:rPr>
+                <w:lang w:val="en-US"/>
+              </w:rPr>
+              <w:t>zum</w:t>
+            </w:r>
+            <w:proofErr w:type="spellEnd"/>
+            <w:r>
+              <w:rPr>
+                <w:lang w:val="en-US"/>
+              </w:rPr>
+              <w:t xml:space="preserve"> </w:t>
+            </w:r>
+            <w:proofErr w:type="spellStart"/>
+            <w:r>
+              <w:rPr>
+                <w:lang w:val="en-US"/>
+              </w:rPr>
+              <w:t>Beispiel</w:t>
+            </w:r>
+            <w:proofErr w:type="spellEnd"/>
           </w:p>
         </w:tc>
       </w:tr>
@@ -11117,7 +13278,7 @@
         </mc:Choice>
         <mc:Fallback>
           <w:pict>
-            <v:line w14:anchorId="7AE0EED2" id="Gerade Verbindung 3" o:spid="_x0000_s1026" alt="&quot;&quot;" style="position:absolute;flip:y;z-index:251658240;visibility:visible;mso-wrap-style:square;mso-width-percent:0;mso-height-percent:0;mso-wrap-distance-left:9pt;mso-wrap-distance-top:-3e-5mm;mso-wrap-distance-right:9pt;mso-wrap-distance-bottom:-3e-5mm;mso-position-horizontal:absolute;mso-position-horizontal-relative:text;mso-position-vertical:absolute;mso-position-vertical-relative:text;mso-width-percent:0;mso-height-percent:0;mso-width-relative:margin;mso-height-relative:margin" from="-.6pt,3.1pt" to="424.6pt,3.1pt" o:gfxdata="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" strokecolor="black [3213]">
+            <v:line w14:anchorId="183A1BEB" id="Gerade Verbindung 3" o:spid="_x0000_s1026" alt="&quot;&quot;" style="position:absolute;flip:y;z-index:251658240;visibility:visible;mso-wrap-style:square;mso-width-percent:0;mso-height-percent:0;mso-wrap-distance-left:9pt;mso-wrap-distance-top:-3e-5mm;mso-wrap-distance-right:9pt;mso-wrap-distance-bottom:-3e-5mm;mso-position-horizontal:absolute;mso-position-horizontal-relative:text;mso-position-vertical:absolute;mso-position-vertical-relative:text;mso-width-percent:0;mso-height-percent:0;mso-width-relative:margin;mso-height-relative:margin" from="-.6pt,3.1pt" to="424.6pt,3.1pt" o:gfxdata="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" strokecolor="black [3213]">
               <o:lock v:ext="edit" shapetype="f"/>
             </v:line>
           </w:pict>
@@ -11248,7 +13409,7 @@
         </mc:Choice>
         <mc:Fallback>
           <w:pict>
-            <v:line w14:anchorId="6E9FA353" id="Gerade Verbindung 3" o:spid="_x0000_s1026" alt="&quot;&quot;" style="position:absolute;flip:y;z-index:251658241;visibility:visible;mso-wrap-style:square;mso-width-percent:0;mso-height-percent:0;mso-wrap-distance-left:9pt;mso-wrap-distance-top:-3e-5mm;mso-wrap-distance-right:9pt;mso-wrap-distance-bottom:-3e-5mm;mso-position-horizontal:absolute;mso-position-horizontal-relative:text;mso-position-vertical:absolute;mso-position-vertical-relative:text;mso-width-percent:0;mso-height-percent:0;mso-width-relative:margin;mso-height-relative:margin" from="-.6pt,3.1pt" to="424.6pt,3.1pt" o:gfxdata="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" strokecolor="black [3213]">
+            <v:line w14:anchorId="1AB549F7" id="Gerade Verbindung 3" o:spid="_x0000_s1026" alt="&quot;&quot;" style="position:absolute;flip:y;z-index:251658241;visibility:visible;mso-wrap-style:square;mso-width-percent:0;mso-height-percent:0;mso-wrap-distance-left:9pt;mso-wrap-distance-top:-3e-5mm;mso-wrap-distance-right:9pt;mso-wrap-distance-bottom:-3e-5mm;mso-position-horizontal:absolute;mso-position-horizontal-relative:text;mso-position-vertical:absolute;mso-position-vertical-relative:text;mso-width-percent:0;mso-height-percent:0;mso-width-relative:margin;mso-height-relative:margin" from="-.6pt,3.1pt" to="424.6pt,3.1pt" o:gfxdata="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" strokecolor="black [3213]">
               <o:lock v:ext="edit" shapetype="f"/>
             </v:line>
           </w:pict>

--- a/Masterarbeit.docx
+++ b/Masterarbeit.docx
@@ -871,7 +871,7 @@
             </w:rPr>
             <w:fldChar w:fldCharType="separate"/>
           </w:r>
-          <w:hyperlink w:anchor="_Toc234951299" w:history="1">
+          <w:hyperlink w:anchor="_Toc235378290" w:history="1">
             <w:r>
               <w:rPr>
                 <w:rStyle w:val="Hyperlink"/>
@@ -894,7 +894,7 @@
               <w:rPr>
                 <w:webHidden/>
               </w:rPr>
-              <w:instrText xml:space="preserve"> PAGEREF _Toc234951299 \h </w:instrText>
+              <w:instrText xml:space="preserve"> PAGEREF _Toc235378290 \h </w:instrText>
             </w:r>
             <w:r>
               <w:rPr>
@@ -933,7 +933,7 @@
               <w14:ligatures w14:val="standardContextual"/>
             </w:rPr>
           </w:pPr>
-          <w:hyperlink w:anchor="_Toc234951300" w:history="1">
+          <w:hyperlink w:anchor="_Toc235378291" w:history="1">
             <w:r>
               <w:rPr>
                 <w:rStyle w:val="Hyperlink"/>
@@ -960,7 +960,7 @@
                 <w:noProof/>
                 <w:webHidden/>
               </w:rPr>
-              <w:instrText xml:space="preserve"> PAGEREF _Toc234951300 \h </w:instrText>
+              <w:instrText xml:space="preserve"> PAGEREF _Toc235378291 \h </w:instrText>
             </w:r>
             <w:r>
               <w:rPr>
@@ -1003,7 +1003,7 @@
               <w14:ligatures w14:val="standardContextual"/>
             </w:rPr>
           </w:pPr>
-          <w:hyperlink w:anchor="_Toc234951301" w:history="1">
+          <w:hyperlink w:anchor="_Toc235378292" w:history="1">
             <w:r>
               <w:rPr>
                 <w:rStyle w:val="Hyperlink"/>
@@ -1030,7 +1030,7 @@
                 <w:noProof/>
                 <w:webHidden/>
               </w:rPr>
-              <w:instrText xml:space="preserve"> PAGEREF _Toc234951301 \h </w:instrText>
+              <w:instrText xml:space="preserve"> PAGEREF _Toc235378292 \h </w:instrText>
             </w:r>
             <w:r>
               <w:rPr>
@@ -1073,7 +1073,7 @@
               <w14:ligatures w14:val="standardContextual"/>
             </w:rPr>
           </w:pPr>
-          <w:hyperlink w:anchor="_Toc234951302" w:history="1">
+          <w:hyperlink w:anchor="_Toc235378293" w:history="1">
             <w:r>
               <w:rPr>
                 <w:rStyle w:val="Hyperlink"/>
@@ -1100,7 +1100,7 @@
                 <w:noProof/>
                 <w:webHidden/>
               </w:rPr>
-              <w:instrText xml:space="preserve"> PAGEREF _Toc234951302 \h </w:instrText>
+              <w:instrText xml:space="preserve"> PAGEREF _Toc235378293 \h </w:instrText>
             </w:r>
             <w:r>
               <w:rPr>
@@ -1143,7 +1143,7 @@
               <w14:ligatures w14:val="standardContextual"/>
             </w:rPr>
           </w:pPr>
-          <w:hyperlink w:anchor="_Toc234951303" w:history="1">
+          <w:hyperlink w:anchor="_Toc235378294" w:history="1">
             <w:r>
               <w:rPr>
                 <w:rStyle w:val="Hyperlink"/>
@@ -1170,7 +1170,7 @@
                 <w:noProof/>
                 <w:webHidden/>
               </w:rPr>
-              <w:instrText xml:space="preserve"> PAGEREF _Toc234951303 \h </w:instrText>
+              <w:instrText xml:space="preserve"> PAGEREF _Toc235378294 \h </w:instrText>
             </w:r>
             <w:r>
               <w:rPr>
@@ -1213,7 +1213,7 @@
               <w14:ligatures w14:val="standardContextual"/>
             </w:rPr>
           </w:pPr>
-          <w:hyperlink w:anchor="_Toc234951304" w:history="1">
+          <w:hyperlink w:anchor="_Toc235378295" w:history="1">
             <w:r>
               <w:rPr>
                 <w:rStyle w:val="Hyperlink"/>
@@ -1240,7 +1240,7 @@
                 <w:noProof/>
                 <w:webHidden/>
               </w:rPr>
-              <w:instrText xml:space="preserve"> PAGEREF _Toc234951304 \h </w:instrText>
+              <w:instrText xml:space="preserve"> PAGEREF _Toc235378295 \h </w:instrText>
             </w:r>
             <w:r>
               <w:rPr>
@@ -1283,7 +1283,7 @@
               <w14:ligatures w14:val="standardContextual"/>
             </w:rPr>
           </w:pPr>
-          <w:hyperlink w:anchor="_Toc234951305" w:history="1">
+          <w:hyperlink w:anchor="_Toc235378296" w:history="1">
             <w:r>
               <w:rPr>
                 <w:rStyle w:val="Hyperlink"/>
@@ -1306,7 +1306,7 @@
               <w:rPr>
                 <w:webHidden/>
               </w:rPr>
-              <w:instrText xml:space="preserve"> PAGEREF _Toc234951305 \h </w:instrText>
+              <w:instrText xml:space="preserve"> PAGEREF _Toc235378296 \h </w:instrText>
             </w:r>
             <w:r>
               <w:rPr>
@@ -1345,7 +1345,7 @@
               <w14:ligatures w14:val="standardContextual"/>
             </w:rPr>
           </w:pPr>
-          <w:hyperlink w:anchor="_Toc234951306" w:history="1">
+          <w:hyperlink w:anchor="_Toc235378297" w:history="1">
             <w:r>
               <w:rPr>
                 <w:rStyle w:val="Hyperlink"/>
@@ -1372,7 +1372,7 @@
                 <w:noProof/>
                 <w:webHidden/>
               </w:rPr>
-              <w:instrText xml:space="preserve"> PAGEREF _Toc234951306 \h </w:instrText>
+              <w:instrText xml:space="preserve"> PAGEREF _Toc235378297 \h </w:instrText>
             </w:r>
             <w:r>
               <w:rPr>
@@ -1415,7 +1415,7 @@
               <w14:ligatures w14:val="standardContextual"/>
             </w:rPr>
           </w:pPr>
-          <w:hyperlink w:anchor="_Toc234951307" w:history="1">
+          <w:hyperlink w:anchor="_Toc235378298" w:history="1">
             <w:r>
               <w:rPr>
                 <w:rStyle w:val="Hyperlink"/>
@@ -1442,7 +1442,7 @@
                 <w:noProof/>
                 <w:webHidden/>
               </w:rPr>
-              <w:instrText xml:space="preserve"> PAGEREF _Toc234951307 \h </w:instrText>
+              <w:instrText xml:space="preserve"> PAGEREF _Toc235378298 \h </w:instrText>
             </w:r>
             <w:r>
               <w:rPr>
@@ -1485,7 +1485,7 @@
               <w14:ligatures w14:val="standardContextual"/>
             </w:rPr>
           </w:pPr>
-          <w:hyperlink w:anchor="_Toc234951308" w:history="1">
+          <w:hyperlink w:anchor="_Toc235378299" w:history="1">
             <w:r>
               <w:rPr>
                 <w:rStyle w:val="Hyperlink"/>
@@ -1512,7 +1512,7 @@
                 <w:noProof/>
                 <w:webHidden/>
               </w:rPr>
-              <w:instrText xml:space="preserve"> PAGEREF _Toc234951308 \h </w:instrText>
+              <w:instrText xml:space="preserve"> PAGEREF _Toc235378299 \h </w:instrText>
             </w:r>
             <w:r>
               <w:rPr>
@@ -1555,7 +1555,7 @@
               <w14:ligatures w14:val="standardContextual"/>
             </w:rPr>
           </w:pPr>
-          <w:hyperlink w:anchor="_Toc234951309" w:history="1">
+          <w:hyperlink w:anchor="_Toc235378300" w:history="1">
             <w:r>
               <w:rPr>
                 <w:rStyle w:val="Hyperlink"/>
@@ -1582,7 +1582,7 @@
                 <w:noProof/>
                 <w:webHidden/>
               </w:rPr>
-              <w:instrText xml:space="preserve"> PAGEREF _Toc234951309 \h </w:instrText>
+              <w:instrText xml:space="preserve"> PAGEREF _Toc235378300 \h </w:instrText>
             </w:r>
             <w:r>
               <w:rPr>
@@ -1602,7 +1602,7 @@
                 <w:noProof/>
                 <w:webHidden/>
               </w:rPr>
-              <w:t>10</w:t>
+              <w:t>11</w:t>
             </w:r>
             <w:r>
               <w:rPr>
@@ -1625,7 +1625,7 @@
               <w14:ligatures w14:val="standardContextual"/>
             </w:rPr>
           </w:pPr>
-          <w:hyperlink w:anchor="_Toc234951310" w:history="1">
+          <w:hyperlink w:anchor="_Toc235378301" w:history="1">
             <w:r>
               <w:rPr>
                 <w:rStyle w:val="Hyperlink"/>
@@ -1648,7 +1648,7 @@
               <w:rPr>
                 <w:webHidden/>
               </w:rPr>
-              <w:instrText xml:space="preserve"> PAGEREF _Toc234951310 \h </w:instrText>
+              <w:instrText xml:space="preserve"> PAGEREF _Toc235378301 \h </w:instrText>
             </w:r>
             <w:r>
               <w:rPr>
@@ -1665,7 +1665,7 @@
               <w:rPr>
                 <w:webHidden/>
               </w:rPr>
-              <w:t>11</w:t>
+              <w:t>12</w:t>
             </w:r>
             <w:r>
               <w:rPr>
@@ -1687,7 +1687,7 @@
               <w14:ligatures w14:val="standardContextual"/>
             </w:rPr>
           </w:pPr>
-          <w:hyperlink w:anchor="_Toc234951311" w:history="1">
+          <w:hyperlink w:anchor="_Toc235378302" w:history="1">
             <w:r>
               <w:rPr>
                 <w:rStyle w:val="Hyperlink"/>
@@ -1714,7 +1714,7 @@
                 <w:noProof/>
                 <w:webHidden/>
               </w:rPr>
-              <w:instrText xml:space="preserve"> PAGEREF _Toc234951311 \h </w:instrText>
+              <w:instrText xml:space="preserve"> PAGEREF _Toc235378302 \h </w:instrText>
             </w:r>
             <w:r>
               <w:rPr>
@@ -1734,7 +1734,7 @@
                 <w:noProof/>
                 <w:webHidden/>
               </w:rPr>
-              <w:t>11</w:t>
+              <w:t>12</w:t>
             </w:r>
             <w:r>
               <w:rPr>
@@ -1757,7 +1757,7 @@
               <w14:ligatures w14:val="standardContextual"/>
             </w:rPr>
           </w:pPr>
-          <w:hyperlink w:anchor="_Toc234951312" w:history="1">
+          <w:hyperlink w:anchor="_Toc235378303" w:history="1">
             <w:r>
               <w:rPr>
                 <w:rStyle w:val="Hyperlink"/>
@@ -1784,7 +1784,7 @@
                 <w:noProof/>
                 <w:webHidden/>
               </w:rPr>
-              <w:instrText xml:space="preserve"> PAGEREF _Toc234951312 \h </w:instrText>
+              <w:instrText xml:space="preserve"> PAGEREF _Toc235378303 \h </w:instrText>
             </w:r>
             <w:r>
               <w:rPr>
@@ -1804,7 +1804,7 @@
                 <w:noProof/>
                 <w:webHidden/>
               </w:rPr>
-              <w:t>11</w:t>
+              <w:t>12</w:t>
             </w:r>
             <w:r>
               <w:rPr>
@@ -1827,7 +1827,7 @@
               <w14:ligatures w14:val="standardContextual"/>
             </w:rPr>
           </w:pPr>
-          <w:hyperlink w:anchor="_Toc234951313" w:history="1">
+          <w:hyperlink w:anchor="_Toc235378304" w:history="1">
             <w:r>
               <w:rPr>
                 <w:rStyle w:val="Hyperlink"/>
@@ -1854,7 +1854,7 @@
                 <w:noProof/>
                 <w:webHidden/>
               </w:rPr>
-              <w:instrText xml:space="preserve"> PAGEREF _Toc234951313 \h </w:instrText>
+              <w:instrText xml:space="preserve"> PAGEREF _Toc235378304 \h </w:instrText>
             </w:r>
             <w:r>
               <w:rPr>
@@ -1874,7 +1874,7 @@
                 <w:noProof/>
                 <w:webHidden/>
               </w:rPr>
-              <w:t>11</w:t>
+              <w:t>12</w:t>
             </w:r>
             <w:r>
               <w:rPr>
@@ -1897,7 +1897,7 @@
               <w14:ligatures w14:val="standardContextual"/>
             </w:rPr>
           </w:pPr>
-          <w:hyperlink w:anchor="_Toc234951314" w:history="1">
+          <w:hyperlink w:anchor="_Toc235378305" w:history="1">
             <w:r>
               <w:rPr>
                 <w:rStyle w:val="Hyperlink"/>
@@ -1924,7 +1924,7 @@
                 <w:noProof/>
                 <w:webHidden/>
               </w:rPr>
-              <w:instrText xml:space="preserve"> PAGEREF _Toc234951314 \h </w:instrText>
+              <w:instrText xml:space="preserve"> PAGEREF _Toc235378305 \h </w:instrText>
             </w:r>
             <w:r>
               <w:rPr>
@@ -1944,7 +1944,7 @@
                 <w:noProof/>
                 <w:webHidden/>
               </w:rPr>
-              <w:t>11</w:t>
+              <w:t>12</w:t>
             </w:r>
             <w:r>
               <w:rPr>
@@ -1967,7 +1967,7 @@
               <w14:ligatures w14:val="standardContextual"/>
             </w:rPr>
           </w:pPr>
-          <w:hyperlink w:anchor="_Toc234951315" w:history="1">
+          <w:hyperlink w:anchor="_Toc235378306" w:history="1">
             <w:r>
               <w:rPr>
                 <w:rStyle w:val="Hyperlink"/>
@@ -1994,7 +1994,7 @@
                 <w:noProof/>
                 <w:webHidden/>
               </w:rPr>
-              <w:instrText xml:space="preserve"> PAGEREF _Toc234951315 \h </w:instrText>
+              <w:instrText xml:space="preserve"> PAGEREF _Toc235378306 \h </w:instrText>
             </w:r>
             <w:r>
               <w:rPr>
@@ -2014,7 +2014,7 @@
                 <w:noProof/>
                 <w:webHidden/>
               </w:rPr>
-              <w:t>11</w:t>
+              <w:t>12</w:t>
             </w:r>
             <w:r>
               <w:rPr>
@@ -2037,7 +2037,7 @@
               <w14:ligatures w14:val="standardContextual"/>
             </w:rPr>
           </w:pPr>
-          <w:hyperlink w:anchor="_Toc234951316" w:history="1">
+          <w:hyperlink w:anchor="_Toc235378307" w:history="1">
             <w:r>
               <w:rPr>
                 <w:rStyle w:val="Hyperlink"/>
@@ -2060,7 +2060,7 @@
               <w:rPr>
                 <w:webHidden/>
               </w:rPr>
-              <w:instrText xml:space="preserve"> PAGEREF _Toc234951316 \h </w:instrText>
+              <w:instrText xml:space="preserve"> PAGEREF _Toc235378307 \h </w:instrText>
             </w:r>
             <w:r>
               <w:rPr>
@@ -2077,7 +2077,7 @@
               <w:rPr>
                 <w:webHidden/>
               </w:rPr>
-              <w:t>12</w:t>
+              <w:t>13</w:t>
             </w:r>
             <w:r>
               <w:rPr>
@@ -2099,7 +2099,7 @@
               <w14:ligatures w14:val="standardContextual"/>
             </w:rPr>
           </w:pPr>
-          <w:hyperlink w:anchor="_Toc234951317" w:history="1">
+          <w:hyperlink w:anchor="_Toc235378308" w:history="1">
             <w:r>
               <w:rPr>
                 <w:rStyle w:val="Hyperlink"/>
@@ -2126,7 +2126,7 @@
                 <w:noProof/>
                 <w:webHidden/>
               </w:rPr>
-              <w:instrText xml:space="preserve"> PAGEREF _Toc234951317 \h </w:instrText>
+              <w:instrText xml:space="preserve"> PAGEREF _Toc235378308 \h </w:instrText>
             </w:r>
             <w:r>
               <w:rPr>
@@ -2146,7 +2146,7 @@
                 <w:noProof/>
                 <w:webHidden/>
               </w:rPr>
-              <w:t>12</w:t>
+              <w:t>13</w:t>
             </w:r>
             <w:r>
               <w:rPr>
@@ -2168,7 +2168,7 @@
               <w14:ligatures w14:val="standardContextual"/>
             </w:rPr>
           </w:pPr>
-          <w:hyperlink w:anchor="_Toc234951318" w:history="1">
+          <w:hyperlink w:anchor="_Toc235378309" w:history="1">
             <w:r>
               <w:rPr>
                 <w:rStyle w:val="Hyperlink"/>
@@ -2191,7 +2191,7 @@
               <w:rPr>
                 <w:webHidden/>
               </w:rPr>
-              <w:instrText xml:space="preserve"> PAGEREF _Toc234951318 \h </w:instrText>
+              <w:instrText xml:space="preserve"> PAGEREF _Toc235378309 \h </w:instrText>
             </w:r>
             <w:r>
               <w:rPr>
@@ -2208,7 +2208,7 @@
               <w:rPr>
                 <w:webHidden/>
               </w:rPr>
-              <w:t>12</w:t>
+              <w:t>13</w:t>
             </w:r>
             <w:r>
               <w:rPr>
@@ -2229,7 +2229,7 @@
               <w14:ligatures w14:val="standardContextual"/>
             </w:rPr>
           </w:pPr>
-          <w:hyperlink w:anchor="_Toc234951319" w:history="1">
+          <w:hyperlink w:anchor="_Toc235378310" w:history="1">
             <w:r>
               <w:rPr>
                 <w:rStyle w:val="Hyperlink"/>
@@ -2252,7 +2252,7 @@
               <w:rPr>
                 <w:webHidden/>
               </w:rPr>
-              <w:instrText xml:space="preserve"> PAGEREF _Toc234951319 \h </w:instrText>
+              <w:instrText xml:space="preserve"> PAGEREF _Toc235378310 \h </w:instrText>
             </w:r>
             <w:r>
               <w:rPr>
@@ -2269,7 +2269,7 @@
               <w:rPr>
                 <w:webHidden/>
               </w:rPr>
-              <w:t>12</w:t>
+              <w:t>13</w:t>
             </w:r>
             <w:r>
               <w:rPr>
@@ -2290,7 +2290,7 @@
               <w14:ligatures w14:val="standardContextual"/>
             </w:rPr>
           </w:pPr>
-          <w:hyperlink w:anchor="_Toc234951320" w:history="1">
+          <w:hyperlink w:anchor="_Toc235378311" w:history="1">
             <w:r>
               <w:rPr>
                 <w:rStyle w:val="Hyperlink"/>
@@ -2313,7 +2313,7 @@
               <w:rPr>
                 <w:webHidden/>
               </w:rPr>
-              <w:instrText xml:space="preserve"> PAGEREF _Toc234951320 \h </w:instrText>
+              <w:instrText xml:space="preserve"> PAGEREF _Toc235378311 \h </w:instrText>
             </w:r>
             <w:r>
               <w:rPr>
@@ -2330,7 +2330,7 @@
               <w:rPr>
                 <w:webHidden/>
               </w:rPr>
-              <w:t>12</w:t>
+              <w:t>13</w:t>
             </w:r>
             <w:r>
               <w:rPr>
@@ -2352,7 +2352,7 @@
               <w14:ligatures w14:val="standardContextual"/>
             </w:rPr>
           </w:pPr>
-          <w:hyperlink w:anchor="_Toc234951321" w:history="1">
+          <w:hyperlink w:anchor="_Toc235378312" w:history="1">
             <w:r>
               <w:rPr>
                 <w:rStyle w:val="Hyperlink"/>
@@ -2379,7 +2379,7 @@
                 <w:noProof/>
                 <w:webHidden/>
               </w:rPr>
-              <w:instrText xml:space="preserve"> PAGEREF _Toc234951321 \h </w:instrText>
+              <w:instrText xml:space="preserve"> PAGEREF _Toc235378312 \h </w:instrText>
             </w:r>
             <w:r>
               <w:rPr>
@@ -2399,7 +2399,7 @@
                 <w:noProof/>
                 <w:webHidden/>
               </w:rPr>
-              <w:t>12</w:t>
+              <w:t>13</w:t>
             </w:r>
             <w:r>
               <w:rPr>
@@ -2421,7 +2421,7 @@
               <w14:ligatures w14:val="standardContextual"/>
             </w:rPr>
           </w:pPr>
-          <w:hyperlink w:anchor="_Toc234951322" w:history="1">
+          <w:hyperlink w:anchor="_Toc235378313" w:history="1">
             <w:r>
               <w:rPr>
                 <w:rStyle w:val="Hyperlink"/>
@@ -2444,7 +2444,7 @@
               <w:rPr>
                 <w:webHidden/>
               </w:rPr>
-              <w:instrText xml:space="preserve"> PAGEREF _Toc234951322 \h </w:instrText>
+              <w:instrText xml:space="preserve"> PAGEREF _Toc235378313 \h </w:instrText>
             </w:r>
             <w:r>
               <w:rPr>
@@ -2461,7 +2461,7 @@
               <w:rPr>
                 <w:webHidden/>
               </w:rPr>
-              <w:t>12</w:t>
+              <w:t>13</w:t>
             </w:r>
             <w:r>
               <w:rPr>
@@ -2482,7 +2482,7 @@
               <w14:ligatures w14:val="standardContextual"/>
             </w:rPr>
           </w:pPr>
-          <w:hyperlink w:anchor="_Toc234951323" w:history="1">
+          <w:hyperlink w:anchor="_Toc235378314" w:history="1">
             <w:r>
               <w:rPr>
                 <w:rStyle w:val="Hyperlink"/>
@@ -2505,7 +2505,7 @@
               <w:rPr>
                 <w:webHidden/>
               </w:rPr>
-              <w:instrText xml:space="preserve"> PAGEREF _Toc234951323 \h </w:instrText>
+              <w:instrText xml:space="preserve"> PAGEREF _Toc235378314 \h </w:instrText>
             </w:r>
             <w:r>
               <w:rPr>
@@ -2522,7 +2522,7 @@
               <w:rPr>
                 <w:webHidden/>
               </w:rPr>
-              <w:t>12</w:t>
+              <w:t>13</w:t>
             </w:r>
             <w:r>
               <w:rPr>
@@ -2543,7 +2543,7 @@
               <w14:ligatures w14:val="standardContextual"/>
             </w:rPr>
           </w:pPr>
-          <w:hyperlink w:anchor="_Toc234951324" w:history="1">
+          <w:hyperlink w:anchor="_Toc235378315" w:history="1">
             <w:r>
               <w:rPr>
                 <w:rStyle w:val="Hyperlink"/>
@@ -2566,7 +2566,7 @@
               <w:rPr>
                 <w:webHidden/>
               </w:rPr>
-              <w:instrText xml:space="preserve"> PAGEREF _Toc234951324 \h </w:instrText>
+              <w:instrText xml:space="preserve"> PAGEREF _Toc235378315 \h </w:instrText>
             </w:r>
             <w:r>
               <w:rPr>
@@ -2583,7 +2583,7 @@
               <w:rPr>
                 <w:webHidden/>
               </w:rPr>
-              <w:t>12</w:t>
+              <w:t>13</w:t>
             </w:r>
             <w:r>
               <w:rPr>
@@ -2605,7 +2605,7 @@
               <w14:ligatures w14:val="standardContextual"/>
             </w:rPr>
           </w:pPr>
-          <w:hyperlink w:anchor="_Toc234951325" w:history="1">
+          <w:hyperlink w:anchor="_Toc235378316" w:history="1">
             <w:r>
               <w:rPr>
                 <w:rStyle w:val="Hyperlink"/>
@@ -2628,7 +2628,7 @@
               <w:rPr>
                 <w:webHidden/>
               </w:rPr>
-              <w:instrText xml:space="preserve"> PAGEREF _Toc234951325 \h </w:instrText>
+              <w:instrText xml:space="preserve"> PAGEREF _Toc235378316 \h </w:instrText>
             </w:r>
             <w:r>
               <w:rPr>
@@ -2645,7 +2645,7 @@
               <w:rPr>
                 <w:webHidden/>
               </w:rPr>
-              <w:t>13</w:t>
+              <w:t>14</w:t>
             </w:r>
             <w:r>
               <w:rPr>
@@ -2667,7 +2667,7 @@
               <w14:ligatures w14:val="standardContextual"/>
             </w:rPr>
           </w:pPr>
-          <w:hyperlink w:anchor="_Toc234951326" w:history="1">
+          <w:hyperlink w:anchor="_Toc235378317" w:history="1">
             <w:r>
               <w:rPr>
                 <w:rStyle w:val="Hyperlink"/>
@@ -2694,7 +2694,7 @@
                 <w:noProof/>
                 <w:webHidden/>
               </w:rPr>
-              <w:instrText xml:space="preserve"> PAGEREF _Toc234951326 \h </w:instrText>
+              <w:instrText xml:space="preserve"> PAGEREF _Toc235378317 \h </w:instrText>
             </w:r>
             <w:r>
               <w:rPr>
@@ -2714,7 +2714,7 @@
                 <w:noProof/>
                 <w:webHidden/>
               </w:rPr>
-              <w:t>13</w:t>
+              <w:t>14</w:t>
             </w:r>
             <w:r>
               <w:rPr>
@@ -2736,7 +2736,7 @@
               <w14:ligatures w14:val="standardContextual"/>
             </w:rPr>
           </w:pPr>
-          <w:hyperlink w:anchor="_Toc234951327" w:history="1">
+          <w:hyperlink w:anchor="_Toc235378318" w:history="1">
             <w:r>
               <w:rPr>
                 <w:rStyle w:val="Hyperlink"/>
@@ -2759,7 +2759,7 @@
               <w:rPr>
                 <w:webHidden/>
               </w:rPr>
-              <w:instrText xml:space="preserve"> PAGEREF _Toc234951327 \h </w:instrText>
+              <w:instrText xml:space="preserve"> PAGEREF _Toc235378318 \h </w:instrText>
             </w:r>
             <w:r>
               <w:rPr>
@@ -2776,7 +2776,7 @@
               <w:rPr>
                 <w:webHidden/>
               </w:rPr>
-              <w:t>13</w:t>
+              <w:t>14</w:t>
             </w:r>
             <w:r>
               <w:rPr>
@@ -2797,7 +2797,7 @@
               <w14:ligatures w14:val="standardContextual"/>
             </w:rPr>
           </w:pPr>
-          <w:hyperlink w:anchor="_Toc234951328" w:history="1">
+          <w:hyperlink w:anchor="_Toc235378319" w:history="1">
             <w:r>
               <w:rPr>
                 <w:rStyle w:val="Hyperlink"/>
@@ -2820,7 +2820,7 @@
               <w:rPr>
                 <w:webHidden/>
               </w:rPr>
-              <w:instrText xml:space="preserve"> PAGEREF _Toc234951328 \h </w:instrText>
+              <w:instrText xml:space="preserve"> PAGEREF _Toc235378319 \h </w:instrText>
             </w:r>
             <w:r>
               <w:rPr>
@@ -2837,7 +2837,7 @@
               <w:rPr>
                 <w:webHidden/>
               </w:rPr>
-              <w:t>13</w:t>
+              <w:t>14</w:t>
             </w:r>
             <w:r>
               <w:rPr>
@@ -2858,7 +2858,7 @@
               <w14:ligatures w14:val="standardContextual"/>
             </w:rPr>
           </w:pPr>
-          <w:hyperlink w:anchor="_Toc234951329" w:history="1">
+          <w:hyperlink w:anchor="_Toc235378320" w:history="1">
             <w:r>
               <w:rPr>
                 <w:rStyle w:val="Hyperlink"/>
@@ -2881,7 +2881,7 @@
               <w:rPr>
                 <w:webHidden/>
               </w:rPr>
-              <w:instrText xml:space="preserve"> PAGEREF _Toc234951329 \h </w:instrText>
+              <w:instrText xml:space="preserve"> PAGEREF _Toc235378320 \h </w:instrText>
             </w:r>
             <w:r>
               <w:rPr>
@@ -2898,7 +2898,7 @@
               <w:rPr>
                 <w:webHidden/>
               </w:rPr>
-              <w:t>13</w:t>
+              <w:t>14</w:t>
             </w:r>
             <w:r>
               <w:rPr>
@@ -2920,7 +2920,7 @@
               <w14:ligatures w14:val="standardContextual"/>
             </w:rPr>
           </w:pPr>
-          <w:hyperlink w:anchor="_Toc234951330" w:history="1">
+          <w:hyperlink w:anchor="_Toc235378321" w:history="1">
             <w:r>
               <w:rPr>
                 <w:rStyle w:val="Hyperlink"/>
@@ -2947,7 +2947,7 @@
                 <w:noProof/>
                 <w:webHidden/>
               </w:rPr>
-              <w:instrText xml:space="preserve"> PAGEREF _Toc234951330 \h </w:instrText>
+              <w:instrText xml:space="preserve"> PAGEREF _Toc235378321 \h </w:instrText>
             </w:r>
             <w:r>
               <w:rPr>
@@ -2967,7 +2967,7 @@
                 <w:noProof/>
                 <w:webHidden/>
               </w:rPr>
-              <w:t>13</w:t>
+              <w:t>14</w:t>
             </w:r>
             <w:r>
               <w:rPr>
@@ -2989,7 +2989,7 @@
               <w14:ligatures w14:val="standardContextual"/>
             </w:rPr>
           </w:pPr>
-          <w:hyperlink w:anchor="_Toc234951331" w:history="1">
+          <w:hyperlink w:anchor="_Toc235378322" w:history="1">
             <w:r>
               <w:rPr>
                 <w:rStyle w:val="Hyperlink"/>
@@ -3012,7 +3012,7 @@
               <w:rPr>
                 <w:webHidden/>
               </w:rPr>
-              <w:instrText xml:space="preserve"> PAGEREF _Toc234951331 \h </w:instrText>
+              <w:instrText xml:space="preserve"> PAGEREF _Toc235378322 \h </w:instrText>
             </w:r>
             <w:r>
               <w:rPr>
@@ -3029,7 +3029,7 @@
               <w:rPr>
                 <w:webHidden/>
               </w:rPr>
-              <w:t>13</w:t>
+              <w:t>14</w:t>
             </w:r>
             <w:r>
               <w:rPr>
@@ -3050,7 +3050,7 @@
               <w14:ligatures w14:val="standardContextual"/>
             </w:rPr>
           </w:pPr>
-          <w:hyperlink w:anchor="_Toc234951332" w:history="1">
+          <w:hyperlink w:anchor="_Toc235378323" w:history="1">
             <w:r>
               <w:rPr>
                 <w:rStyle w:val="Hyperlink"/>
@@ -3073,7 +3073,7 @@
               <w:rPr>
                 <w:webHidden/>
               </w:rPr>
-              <w:instrText xml:space="preserve"> PAGEREF _Toc234951332 \h </w:instrText>
+              <w:instrText xml:space="preserve"> PAGEREF _Toc235378323 \h </w:instrText>
             </w:r>
             <w:r>
               <w:rPr>
@@ -3090,7 +3090,7 @@
               <w:rPr>
                 <w:webHidden/>
               </w:rPr>
-              <w:t>13</w:t>
+              <w:t>14</w:t>
             </w:r>
             <w:r>
               <w:rPr>
@@ -3112,7 +3112,7 @@
               <w14:ligatures w14:val="standardContextual"/>
             </w:rPr>
           </w:pPr>
-          <w:hyperlink w:anchor="_Toc234951333" w:history="1">
+          <w:hyperlink w:anchor="_Toc235378324" w:history="1">
             <w:r>
               <w:rPr>
                 <w:rStyle w:val="Hyperlink"/>
@@ -3139,7 +3139,7 @@
                 <w:noProof/>
                 <w:webHidden/>
               </w:rPr>
-              <w:instrText xml:space="preserve"> PAGEREF _Toc234951333 \h </w:instrText>
+              <w:instrText xml:space="preserve"> PAGEREF _Toc235378324 \h </w:instrText>
             </w:r>
             <w:r>
               <w:rPr>
@@ -3159,7 +3159,7 @@
                 <w:noProof/>
                 <w:webHidden/>
               </w:rPr>
-              <w:t>13</w:t>
+              <w:t>14</w:t>
             </w:r>
             <w:r>
               <w:rPr>
@@ -3181,7 +3181,7 @@
               <w14:ligatures w14:val="standardContextual"/>
             </w:rPr>
           </w:pPr>
-          <w:hyperlink w:anchor="_Toc234951334" w:history="1">
+          <w:hyperlink w:anchor="_Toc235378325" w:history="1">
             <w:r>
               <w:rPr>
                 <w:rStyle w:val="Hyperlink"/>
@@ -3204,7 +3204,7 @@
               <w:rPr>
                 <w:webHidden/>
               </w:rPr>
-              <w:instrText xml:space="preserve"> PAGEREF _Toc234951334 \h </w:instrText>
+              <w:instrText xml:space="preserve"> PAGEREF _Toc235378325 \h </w:instrText>
             </w:r>
             <w:r>
               <w:rPr>
@@ -3221,7 +3221,7 @@
               <w:rPr>
                 <w:webHidden/>
               </w:rPr>
-              <w:t>13</w:t>
+              <w:t>14</w:t>
             </w:r>
             <w:r>
               <w:rPr>
@@ -3242,7 +3242,7 @@
               <w14:ligatures w14:val="standardContextual"/>
             </w:rPr>
           </w:pPr>
-          <w:hyperlink w:anchor="_Toc234951335" w:history="1">
+          <w:hyperlink w:anchor="_Toc235378326" w:history="1">
             <w:r>
               <w:rPr>
                 <w:rStyle w:val="Hyperlink"/>
@@ -3265,7 +3265,7 @@
               <w:rPr>
                 <w:webHidden/>
               </w:rPr>
-              <w:instrText xml:space="preserve"> PAGEREF _Toc234951335 \h </w:instrText>
+              <w:instrText xml:space="preserve"> PAGEREF _Toc235378326 \h </w:instrText>
             </w:r>
             <w:r>
               <w:rPr>
@@ -3282,7 +3282,7 @@
               <w:rPr>
                 <w:webHidden/>
               </w:rPr>
-              <w:t>13</w:t>
+              <w:t>14</w:t>
             </w:r>
             <w:r>
               <w:rPr>
@@ -3304,7 +3304,7 @@
               <w14:ligatures w14:val="standardContextual"/>
             </w:rPr>
           </w:pPr>
-          <w:hyperlink w:anchor="_Toc234951336" w:history="1">
+          <w:hyperlink w:anchor="_Toc235378327" w:history="1">
             <w:r>
               <w:rPr>
                 <w:rStyle w:val="Hyperlink"/>
@@ -3327,7 +3327,7 @@
               <w:rPr>
                 <w:webHidden/>
               </w:rPr>
-              <w:instrText xml:space="preserve"> PAGEREF _Toc234951336 \h </w:instrText>
+              <w:instrText xml:space="preserve"> PAGEREF _Toc235378327 \h </w:instrText>
             </w:r>
             <w:r>
               <w:rPr>
@@ -3344,7 +3344,7 @@
               <w:rPr>
                 <w:webHidden/>
               </w:rPr>
-              <w:t>14</w:t>
+              <w:t>15</w:t>
             </w:r>
             <w:r>
               <w:rPr>
@@ -3366,7 +3366,7 @@
               <w14:ligatures w14:val="standardContextual"/>
             </w:rPr>
           </w:pPr>
-          <w:hyperlink w:anchor="_Toc234951337" w:history="1">
+          <w:hyperlink w:anchor="_Toc235378328" w:history="1">
             <w:r>
               <w:rPr>
                 <w:rStyle w:val="Hyperlink"/>
@@ -3393,7 +3393,7 @@
                 <w:noProof/>
                 <w:webHidden/>
               </w:rPr>
-              <w:instrText xml:space="preserve"> PAGEREF _Toc234951337 \h </w:instrText>
+              <w:instrText xml:space="preserve"> PAGEREF _Toc235378328 \h </w:instrText>
             </w:r>
             <w:r>
               <w:rPr>
@@ -3413,7 +3413,7 @@
                 <w:noProof/>
                 <w:webHidden/>
               </w:rPr>
-              <w:t>14</w:t>
+              <w:t>15</w:t>
             </w:r>
             <w:r>
               <w:rPr>
@@ -3436,7 +3436,7 @@
               <w14:ligatures w14:val="standardContextual"/>
             </w:rPr>
           </w:pPr>
-          <w:hyperlink w:anchor="_Toc234951338" w:history="1">
+          <w:hyperlink w:anchor="_Toc235378329" w:history="1">
             <w:r>
               <w:rPr>
                 <w:rStyle w:val="Hyperlink"/>
@@ -3463,7 +3463,7 @@
                 <w:noProof/>
                 <w:webHidden/>
               </w:rPr>
-              <w:instrText xml:space="preserve"> PAGEREF _Toc234951338 \h </w:instrText>
+              <w:instrText xml:space="preserve"> PAGEREF _Toc235378329 \h </w:instrText>
             </w:r>
             <w:r>
               <w:rPr>
@@ -3483,7 +3483,7 @@
                 <w:noProof/>
                 <w:webHidden/>
               </w:rPr>
-              <w:t>14</w:t>
+              <w:t>15</w:t>
             </w:r>
             <w:r>
               <w:rPr>
@@ -3505,7 +3505,7 @@
               <w14:ligatures w14:val="standardContextual"/>
             </w:rPr>
           </w:pPr>
-          <w:hyperlink w:anchor="_Toc234951339" w:history="1">
+          <w:hyperlink w:anchor="_Toc235378330" w:history="1">
             <w:r>
               <w:rPr>
                 <w:rStyle w:val="Hyperlink"/>
@@ -3528,7 +3528,7 @@
               <w:rPr>
                 <w:webHidden/>
               </w:rPr>
-              <w:instrText xml:space="preserve"> PAGEREF _Toc234951339 \h </w:instrText>
+              <w:instrText xml:space="preserve"> PAGEREF _Toc235378330 \h </w:instrText>
             </w:r>
             <w:r>
               <w:rPr>
@@ -3545,7 +3545,7 @@
               <w:rPr>
                 <w:webHidden/>
               </w:rPr>
-              <w:t>14</w:t>
+              <w:t>15</w:t>
             </w:r>
             <w:r>
               <w:rPr>
@@ -3566,7 +3566,7 @@
               <w14:ligatures w14:val="standardContextual"/>
             </w:rPr>
           </w:pPr>
-          <w:hyperlink w:anchor="_Toc234951340" w:history="1">
+          <w:hyperlink w:anchor="_Toc235378331" w:history="1">
             <w:r>
               <w:rPr>
                 <w:rStyle w:val="Hyperlink"/>
@@ -3589,7 +3589,7 @@
               <w:rPr>
                 <w:webHidden/>
               </w:rPr>
-              <w:instrText xml:space="preserve"> PAGEREF _Toc234951340 \h </w:instrText>
+              <w:instrText xml:space="preserve"> PAGEREF _Toc235378331 \h </w:instrText>
             </w:r>
             <w:r>
               <w:rPr>
@@ -3606,7 +3606,7 @@
               <w:rPr>
                 <w:webHidden/>
               </w:rPr>
-              <w:t>14</w:t>
+              <w:t>15</w:t>
             </w:r>
             <w:r>
               <w:rPr>
@@ -3628,7 +3628,7 @@
               <w14:ligatures w14:val="standardContextual"/>
             </w:rPr>
           </w:pPr>
-          <w:hyperlink w:anchor="_Toc234951341" w:history="1">
+          <w:hyperlink w:anchor="_Toc235378332" w:history="1">
             <w:r>
               <w:rPr>
                 <w:rStyle w:val="Hyperlink"/>
@@ -3655,7 +3655,7 @@
                 <w:noProof/>
                 <w:webHidden/>
               </w:rPr>
-              <w:instrText xml:space="preserve"> PAGEREF _Toc234951341 \h </w:instrText>
+              <w:instrText xml:space="preserve"> PAGEREF _Toc235378332 \h </w:instrText>
             </w:r>
             <w:r>
               <w:rPr>
@@ -3675,7 +3675,7 @@
                 <w:noProof/>
                 <w:webHidden/>
               </w:rPr>
-              <w:t>14</w:t>
+              <w:t>15</w:t>
             </w:r>
             <w:r>
               <w:rPr>
@@ -3697,7 +3697,7 @@
               <w14:ligatures w14:val="standardContextual"/>
             </w:rPr>
           </w:pPr>
-          <w:hyperlink w:anchor="_Toc234951342" w:history="1">
+          <w:hyperlink w:anchor="_Toc235378333" w:history="1">
             <w:r>
               <w:rPr>
                 <w:rStyle w:val="Hyperlink"/>
@@ -3720,7 +3720,7 @@
               <w:rPr>
                 <w:webHidden/>
               </w:rPr>
-              <w:instrText xml:space="preserve"> PAGEREF _Toc234951342 \h </w:instrText>
+              <w:instrText xml:space="preserve"> PAGEREF _Toc235378333 \h </w:instrText>
             </w:r>
             <w:r>
               <w:rPr>
@@ -3737,7 +3737,7 @@
               <w:rPr>
                 <w:webHidden/>
               </w:rPr>
-              <w:t>14</w:t>
+              <w:t>15</w:t>
             </w:r>
             <w:r>
               <w:rPr>
@@ -3758,7 +3758,7 @@
               <w14:ligatures w14:val="standardContextual"/>
             </w:rPr>
           </w:pPr>
-          <w:hyperlink w:anchor="_Toc234951343" w:history="1">
+          <w:hyperlink w:anchor="_Toc235378334" w:history="1">
             <w:r>
               <w:rPr>
                 <w:rStyle w:val="Hyperlink"/>
@@ -3781,7 +3781,7 @@
               <w:rPr>
                 <w:webHidden/>
               </w:rPr>
-              <w:instrText xml:space="preserve"> PAGEREF _Toc234951343 \h </w:instrText>
+              <w:instrText xml:space="preserve"> PAGEREF _Toc235378334 \h </w:instrText>
             </w:r>
             <w:r>
               <w:rPr>
@@ -3798,7 +3798,7 @@
               <w:rPr>
                 <w:webHidden/>
               </w:rPr>
-              <w:t>14</w:t>
+              <w:t>15</w:t>
             </w:r>
             <w:r>
               <w:rPr>
@@ -3820,7 +3820,7 @@
               <w14:ligatures w14:val="standardContextual"/>
             </w:rPr>
           </w:pPr>
-          <w:hyperlink w:anchor="_Toc234951344" w:history="1">
+          <w:hyperlink w:anchor="_Toc235378335" w:history="1">
             <w:r>
               <w:rPr>
                 <w:rStyle w:val="Hyperlink"/>
@@ -3847,7 +3847,7 @@
                 <w:noProof/>
                 <w:webHidden/>
               </w:rPr>
-              <w:instrText xml:space="preserve"> PAGEREF _Toc234951344 \h </w:instrText>
+              <w:instrText xml:space="preserve"> PAGEREF _Toc235378335 \h </w:instrText>
             </w:r>
             <w:r>
               <w:rPr>
@@ -3867,7 +3867,7 @@
                 <w:noProof/>
                 <w:webHidden/>
               </w:rPr>
-              <w:t>14</w:t>
+              <w:t>15</w:t>
             </w:r>
             <w:r>
               <w:rPr>
@@ -3889,7 +3889,7 @@
               <w14:ligatures w14:val="standardContextual"/>
             </w:rPr>
           </w:pPr>
-          <w:hyperlink w:anchor="_Toc234951345" w:history="1">
+          <w:hyperlink w:anchor="_Toc235378336" w:history="1">
             <w:r>
               <w:rPr>
                 <w:rStyle w:val="Hyperlink"/>
@@ -3912,7 +3912,7 @@
               <w:rPr>
                 <w:webHidden/>
               </w:rPr>
-              <w:instrText xml:space="preserve"> PAGEREF _Toc234951345 \h </w:instrText>
+              <w:instrText xml:space="preserve"> PAGEREF _Toc235378336 \h </w:instrText>
             </w:r>
             <w:r>
               <w:rPr>
@@ -3929,7 +3929,7 @@
               <w:rPr>
                 <w:webHidden/>
               </w:rPr>
-              <w:t>14</w:t>
+              <w:t>15</w:t>
             </w:r>
             <w:r>
               <w:rPr>
@@ -3950,7 +3950,7 @@
               <w14:ligatures w14:val="standardContextual"/>
             </w:rPr>
           </w:pPr>
-          <w:hyperlink w:anchor="_Toc234951346" w:history="1">
+          <w:hyperlink w:anchor="_Toc235378337" w:history="1">
             <w:r>
               <w:rPr>
                 <w:rStyle w:val="Hyperlink"/>
@@ -3973,7 +3973,7 @@
               <w:rPr>
                 <w:webHidden/>
               </w:rPr>
-              <w:instrText xml:space="preserve"> PAGEREF _Toc234951346 \h </w:instrText>
+              <w:instrText xml:space="preserve"> PAGEREF _Toc235378337 \h </w:instrText>
             </w:r>
             <w:r>
               <w:rPr>
@@ -3990,7 +3990,7 @@
               <w:rPr>
                 <w:webHidden/>
               </w:rPr>
-              <w:t>14</w:t>
+              <w:t>15</w:t>
             </w:r>
             <w:r>
               <w:rPr>
@@ -4012,7 +4012,7 @@
               <w14:ligatures w14:val="standardContextual"/>
             </w:rPr>
           </w:pPr>
-          <w:hyperlink w:anchor="_Toc234951347" w:history="1">
+          <w:hyperlink w:anchor="_Toc235378338" w:history="1">
             <w:r>
               <w:rPr>
                 <w:rStyle w:val="Hyperlink"/>
@@ -4039,7 +4039,7 @@
                 <w:noProof/>
                 <w:webHidden/>
               </w:rPr>
-              <w:instrText xml:space="preserve"> PAGEREF _Toc234951347 \h </w:instrText>
+              <w:instrText xml:space="preserve"> PAGEREF _Toc235378338 \h </w:instrText>
             </w:r>
             <w:r>
               <w:rPr>
@@ -4059,7 +4059,7 @@
                 <w:noProof/>
                 <w:webHidden/>
               </w:rPr>
-              <w:t>14</w:t>
+              <w:t>15</w:t>
             </w:r>
             <w:r>
               <w:rPr>
@@ -4081,7 +4081,7 @@
               <w14:ligatures w14:val="standardContextual"/>
             </w:rPr>
           </w:pPr>
-          <w:hyperlink w:anchor="_Toc234951348" w:history="1">
+          <w:hyperlink w:anchor="_Toc235378339" w:history="1">
             <w:r>
               <w:rPr>
                 <w:rStyle w:val="Hyperlink"/>
@@ -4104,7 +4104,7 @@
               <w:rPr>
                 <w:webHidden/>
               </w:rPr>
-              <w:instrText xml:space="preserve"> PAGEREF _Toc234951348 \h </w:instrText>
+              <w:instrText xml:space="preserve"> PAGEREF _Toc235378339 \h </w:instrText>
             </w:r>
             <w:r>
               <w:rPr>
@@ -4121,7 +4121,7 @@
               <w:rPr>
                 <w:webHidden/>
               </w:rPr>
-              <w:t>14</w:t>
+              <w:t>15</w:t>
             </w:r>
             <w:r>
               <w:rPr>
@@ -4142,7 +4142,7 @@
               <w14:ligatures w14:val="standardContextual"/>
             </w:rPr>
           </w:pPr>
-          <w:hyperlink w:anchor="_Toc234951349" w:history="1">
+          <w:hyperlink w:anchor="_Toc235378340" w:history="1">
             <w:r>
               <w:rPr>
                 <w:rStyle w:val="Hyperlink"/>
@@ -4165,7 +4165,7 @@
               <w:rPr>
                 <w:webHidden/>
               </w:rPr>
-              <w:instrText xml:space="preserve"> PAGEREF _Toc234951349 \h </w:instrText>
+              <w:instrText xml:space="preserve"> PAGEREF _Toc235378340 \h </w:instrText>
             </w:r>
             <w:r>
               <w:rPr>
@@ -4182,7 +4182,7 @@
               <w:rPr>
                 <w:webHidden/>
               </w:rPr>
-              <w:t>14</w:t>
+              <w:t>15</w:t>
             </w:r>
             <w:r>
               <w:rPr>
@@ -4204,7 +4204,7 @@
               <w14:ligatures w14:val="standardContextual"/>
             </w:rPr>
           </w:pPr>
-          <w:hyperlink w:anchor="_Toc234951350" w:history="1">
+          <w:hyperlink w:anchor="_Toc235378341" w:history="1">
             <w:r>
               <w:rPr>
                 <w:rStyle w:val="Hyperlink"/>
@@ -4231,7 +4231,7 @@
                 <w:noProof/>
                 <w:webHidden/>
               </w:rPr>
-              <w:instrText xml:space="preserve"> PAGEREF _Toc234951350 \h </w:instrText>
+              <w:instrText xml:space="preserve"> PAGEREF _Toc235378341 \h </w:instrText>
             </w:r>
             <w:r>
               <w:rPr>
@@ -4251,7 +4251,7 @@
                 <w:noProof/>
                 <w:webHidden/>
               </w:rPr>
-              <w:t>15</w:t>
+              <w:t>16</w:t>
             </w:r>
             <w:r>
               <w:rPr>
@@ -4274,7 +4274,7 @@
               <w14:ligatures w14:val="standardContextual"/>
             </w:rPr>
           </w:pPr>
-          <w:hyperlink w:anchor="_Toc234951351" w:history="1">
+          <w:hyperlink w:anchor="_Toc235378342" w:history="1">
             <w:r>
               <w:rPr>
                 <w:rStyle w:val="Hyperlink"/>
@@ -4297,7 +4297,7 @@
               <w:rPr>
                 <w:webHidden/>
               </w:rPr>
-              <w:instrText xml:space="preserve"> PAGEREF _Toc234951351 \h </w:instrText>
+              <w:instrText xml:space="preserve"> PAGEREF _Toc235378342 \h </w:instrText>
             </w:r>
             <w:r>
               <w:rPr>
@@ -4314,7 +4314,7 @@
               <w:rPr>
                 <w:webHidden/>
               </w:rPr>
-              <w:t>16</w:t>
+              <w:t>17</w:t>
             </w:r>
             <w:r>
               <w:rPr>
@@ -4336,7 +4336,7 @@
               <w14:ligatures w14:val="standardContextual"/>
             </w:rPr>
           </w:pPr>
-          <w:hyperlink w:anchor="_Toc234951352" w:history="1">
+          <w:hyperlink w:anchor="_Toc235378343" w:history="1">
             <w:r>
               <w:rPr>
                 <w:rStyle w:val="Hyperlink"/>
@@ -4363,7 +4363,7 @@
                 <w:noProof/>
                 <w:webHidden/>
               </w:rPr>
-              <w:instrText xml:space="preserve"> PAGEREF _Toc234951352 \h </w:instrText>
+              <w:instrText xml:space="preserve"> PAGEREF _Toc235378343 \h </w:instrText>
             </w:r>
             <w:r>
               <w:rPr>
@@ -4383,7 +4383,7 @@
                 <w:noProof/>
                 <w:webHidden/>
               </w:rPr>
-              <w:t>16</w:t>
+              <w:t>17</w:t>
             </w:r>
             <w:r>
               <w:rPr>
@@ -4406,7 +4406,7 @@
               <w14:ligatures w14:val="standardContextual"/>
             </w:rPr>
           </w:pPr>
-          <w:hyperlink w:anchor="_Toc234951353" w:history="1">
+          <w:hyperlink w:anchor="_Toc235378344" w:history="1">
             <w:r>
               <w:rPr>
                 <w:rStyle w:val="Hyperlink"/>
@@ -4433,7 +4433,7 @@
                 <w:noProof/>
                 <w:webHidden/>
               </w:rPr>
-              <w:instrText xml:space="preserve"> PAGEREF _Toc234951353 \h </w:instrText>
+              <w:instrText xml:space="preserve"> PAGEREF _Toc235378344 \h </w:instrText>
             </w:r>
             <w:r>
               <w:rPr>
@@ -4453,7 +4453,7 @@
                 <w:noProof/>
                 <w:webHidden/>
               </w:rPr>
-              <w:t>16</w:t>
+              <w:t>17</w:t>
             </w:r>
             <w:r>
               <w:rPr>
@@ -4476,7 +4476,7 @@
               <w14:ligatures w14:val="standardContextual"/>
             </w:rPr>
           </w:pPr>
-          <w:hyperlink w:anchor="_Toc234951354" w:history="1">
+          <w:hyperlink w:anchor="_Toc235378345" w:history="1">
             <w:r>
               <w:rPr>
                 <w:rStyle w:val="Hyperlink"/>
@@ -4503,7 +4503,7 @@
                 <w:noProof/>
                 <w:webHidden/>
               </w:rPr>
-              <w:instrText xml:space="preserve"> PAGEREF _Toc234951354 \h </w:instrText>
+              <w:instrText xml:space="preserve"> PAGEREF _Toc235378345 \h </w:instrText>
             </w:r>
             <w:r>
               <w:rPr>
@@ -4523,7 +4523,7 @@
                 <w:noProof/>
                 <w:webHidden/>
               </w:rPr>
-              <w:t>16</w:t>
+              <w:t>17</w:t>
             </w:r>
             <w:r>
               <w:rPr>
@@ -4546,7 +4546,7 @@
               <w14:ligatures w14:val="standardContextual"/>
             </w:rPr>
           </w:pPr>
-          <w:hyperlink w:anchor="_Toc234951355" w:history="1">
+          <w:hyperlink w:anchor="_Toc235378346" w:history="1">
             <w:r>
               <w:rPr>
                 <w:rStyle w:val="Hyperlink"/>
@@ -4573,7 +4573,7 @@
                 <w:noProof/>
                 <w:webHidden/>
               </w:rPr>
-              <w:instrText xml:space="preserve"> PAGEREF _Toc234951355 \h </w:instrText>
+              <w:instrText xml:space="preserve"> PAGEREF _Toc235378346 \h </w:instrText>
             </w:r>
             <w:r>
               <w:rPr>
@@ -4593,7 +4593,7 @@
                 <w:noProof/>
                 <w:webHidden/>
               </w:rPr>
-              <w:t>16</w:t>
+              <w:t>17</w:t>
             </w:r>
             <w:r>
               <w:rPr>
@@ -4616,7 +4616,7 @@
               <w14:ligatures w14:val="standardContextual"/>
             </w:rPr>
           </w:pPr>
-          <w:hyperlink w:anchor="_Toc234951356" w:history="1">
+          <w:hyperlink w:anchor="_Toc235378347" w:history="1">
             <w:r>
               <w:rPr>
                 <w:rStyle w:val="Hyperlink"/>
@@ -4639,7 +4639,7 @@
               <w:rPr>
                 <w:webHidden/>
               </w:rPr>
-              <w:instrText xml:space="preserve"> PAGEREF _Toc234951356 \h </w:instrText>
+              <w:instrText xml:space="preserve"> PAGEREF _Toc235378347 \h </w:instrText>
             </w:r>
             <w:r>
               <w:rPr>
@@ -4656,7 +4656,7 @@
               <w:rPr>
                 <w:webHidden/>
               </w:rPr>
-              <w:t>17</w:t>
+              <w:t>18</w:t>
             </w:r>
             <w:r>
               <w:rPr>
@@ -4678,7 +4678,7 @@
               <w14:ligatures w14:val="standardContextual"/>
             </w:rPr>
           </w:pPr>
-          <w:hyperlink w:anchor="_Toc234951357" w:history="1">
+          <w:hyperlink w:anchor="_Toc235378348" w:history="1">
             <w:r>
               <w:rPr>
                 <w:rStyle w:val="Hyperlink"/>
@@ -4705,7 +4705,7 @@
                 <w:noProof/>
                 <w:webHidden/>
               </w:rPr>
-              <w:instrText xml:space="preserve"> PAGEREF _Toc234951357 \h </w:instrText>
+              <w:instrText xml:space="preserve"> PAGEREF _Toc235378348 \h </w:instrText>
             </w:r>
             <w:r>
               <w:rPr>
@@ -4725,7 +4725,7 @@
                 <w:noProof/>
                 <w:webHidden/>
               </w:rPr>
-              <w:t>17</w:t>
+              <w:t>18</w:t>
             </w:r>
             <w:r>
               <w:rPr>
@@ -4748,7 +4748,7 @@
               <w14:ligatures w14:val="standardContextual"/>
             </w:rPr>
           </w:pPr>
-          <w:hyperlink w:anchor="_Toc234951358" w:history="1">
+          <w:hyperlink w:anchor="_Toc235378349" w:history="1">
             <w:r>
               <w:rPr>
                 <w:rStyle w:val="Hyperlink"/>
@@ -4775,7 +4775,7 @@
                 <w:noProof/>
                 <w:webHidden/>
               </w:rPr>
-              <w:instrText xml:space="preserve"> PAGEREF _Toc234951358 \h </w:instrText>
+              <w:instrText xml:space="preserve"> PAGEREF _Toc235378349 \h </w:instrText>
             </w:r>
             <w:r>
               <w:rPr>
@@ -4795,7 +4795,7 @@
                 <w:noProof/>
                 <w:webHidden/>
               </w:rPr>
-              <w:t>17</w:t>
+              <w:t>18</w:t>
             </w:r>
             <w:r>
               <w:rPr>
@@ -4818,7 +4818,7 @@
               <w14:ligatures w14:val="standardContextual"/>
             </w:rPr>
           </w:pPr>
-          <w:hyperlink w:anchor="_Toc234951359" w:history="1">
+          <w:hyperlink w:anchor="_Toc235378350" w:history="1">
             <w:r>
               <w:rPr>
                 <w:rStyle w:val="Hyperlink"/>
@@ -4841,7 +4841,7 @@
               <w:rPr>
                 <w:webHidden/>
               </w:rPr>
-              <w:instrText xml:space="preserve"> PAGEREF _Toc234951359 \h </w:instrText>
+              <w:instrText xml:space="preserve"> PAGEREF _Toc235378350 \h </w:instrText>
             </w:r>
             <w:r>
               <w:rPr>
@@ -4858,7 +4858,7 @@
               <w:rPr>
                 <w:webHidden/>
               </w:rPr>
-              <w:t>18</w:t>
+              <w:t>19</w:t>
             </w:r>
             <w:r>
               <w:rPr>
@@ -4880,7 +4880,7 @@
               <w14:ligatures w14:val="standardContextual"/>
             </w:rPr>
           </w:pPr>
-          <w:hyperlink w:anchor="_Toc234951360" w:history="1">
+          <w:hyperlink w:anchor="_Toc235378351" w:history="1">
             <w:r>
               <w:rPr>
                 <w:rStyle w:val="Hyperlink"/>
@@ -4904,7 +4904,7 @@
               <w:rPr>
                 <w:webHidden/>
               </w:rPr>
-              <w:instrText xml:space="preserve"> PAGEREF _Toc234951360 \h </w:instrText>
+              <w:instrText xml:space="preserve"> PAGEREF _Toc235378351 \h </w:instrText>
             </w:r>
             <w:r>
               <w:rPr>
@@ -4921,7 +4921,7 @@
               <w:rPr>
                 <w:webHidden/>
               </w:rPr>
-              <w:t>21</w:t>
+              <w:t>22</w:t>
             </w:r>
             <w:r>
               <w:rPr>
@@ -4943,7 +4943,7 @@
               <w14:ligatures w14:val="standardContextual"/>
             </w:rPr>
           </w:pPr>
-          <w:hyperlink w:anchor="_Toc234951361" w:history="1">
+          <w:hyperlink w:anchor="_Toc235378352" w:history="1">
             <w:r>
               <w:rPr>
                 <w:rStyle w:val="Hyperlink"/>
@@ -4967,7 +4967,7 @@
               <w:rPr>
                 <w:webHidden/>
               </w:rPr>
-              <w:instrText xml:space="preserve"> PAGEREF _Toc234951361 \h </w:instrText>
+              <w:instrText xml:space="preserve"> PAGEREF _Toc235378352 \h </w:instrText>
             </w:r>
             <w:r>
               <w:rPr>
@@ -4984,7 +4984,7 @@
               <w:rPr>
                 <w:webHidden/>
               </w:rPr>
-              <w:t>22</w:t>
+              <w:t>23</w:t>
             </w:r>
             <w:r>
               <w:rPr>
@@ -5006,7 +5006,7 @@
               <w14:ligatures w14:val="standardContextual"/>
             </w:rPr>
           </w:pPr>
-          <w:hyperlink w:anchor="_Toc234951362" w:history="1">
+          <w:hyperlink w:anchor="_Toc235378353" w:history="1">
             <w:r>
               <w:rPr>
                 <w:rStyle w:val="Hyperlink"/>
@@ -5030,7 +5030,7 @@
               <w:rPr>
                 <w:webHidden/>
               </w:rPr>
-              <w:instrText xml:space="preserve"> PAGEREF _Toc234951362 \h </w:instrText>
+              <w:instrText xml:space="preserve"> PAGEREF _Toc235378353 \h </w:instrText>
             </w:r>
             <w:r>
               <w:rPr>
@@ -5047,7 +5047,7 @@
               <w:rPr>
                 <w:webHidden/>
               </w:rPr>
-              <w:t>23</w:t>
+              <w:t>24</w:t>
             </w:r>
             <w:r>
               <w:rPr>
@@ -5086,7 +5086,7 @@
         <w:pStyle w:val="Heading1"/>
         <w:spacing w:before="0"/>
       </w:pPr>
-      <w:bookmarkStart w:id="0" w:name="_Toc234951299"/>
+      <w:bookmarkStart w:id="0" w:name="_Toc235378290"/>
       <w:r>
         <w:lastRenderedPageBreak/>
         <w:t>Einleitung</w:t>
@@ -5097,7 +5097,7 @@
       <w:pPr>
         <w:pStyle w:val="Heading2"/>
       </w:pPr>
-      <w:bookmarkStart w:id="1" w:name="_Toc234951300"/>
+      <w:bookmarkStart w:id="1" w:name="_Toc235378291"/>
       <w:r>
         <w:t>Motivation</w:t>
       </w:r>
@@ -5570,7 +5570,7 @@
       <w:pPr>
         <w:pStyle w:val="Heading2"/>
       </w:pPr>
-      <w:bookmarkStart w:id="2" w:name="_Toc234951301"/>
+      <w:bookmarkStart w:id="2" w:name="_Toc235378292"/>
       <w:r>
         <w:t>Zielsetzung</w:t>
       </w:r>
@@ -5932,7 +5932,7 @@
       <w:pPr>
         <w:pStyle w:val="Heading2"/>
       </w:pPr>
-      <w:bookmarkStart w:id="3" w:name="_Toc234951302"/>
+      <w:bookmarkStart w:id="3" w:name="_Toc235378293"/>
       <w:r>
         <w:t>Einordnung und Abgrenzung</w:t>
       </w:r>
@@ -5994,7 +5994,7 @@
       <w:pPr>
         <w:pStyle w:val="Caption"/>
       </w:pPr>
-      <w:bookmarkStart w:id="4" w:name="_Toc234951363"/>
+      <w:bookmarkStart w:id="4" w:name="_Toc235378354"/>
       <w:r>
         <w:t xml:space="preserve">Abb. </w:t>
       </w:r>
@@ -6325,7 +6325,7 @@
       <w:pPr>
         <w:pStyle w:val="Heading2"/>
       </w:pPr>
-      <w:bookmarkStart w:id="5" w:name="_Toc234951303"/>
+      <w:bookmarkStart w:id="5" w:name="_Toc235378294"/>
       <w:r>
         <w:t>Vorgehensweise</w:t>
       </w:r>
@@ -7003,7 +7003,7 @@
       <w:pPr>
         <w:pStyle w:val="Heading2"/>
       </w:pPr>
-      <w:bookmarkStart w:id="6" w:name="_Toc234951304"/>
+      <w:bookmarkStart w:id="6" w:name="_Toc235378295"/>
       <w:r>
         <w:t>Aufbau der Arbeit</w:t>
       </w:r>
@@ -7013,7 +7013,7 @@
       <w:pPr>
         <w:pStyle w:val="Heading1"/>
       </w:pPr>
-      <w:bookmarkStart w:id="7" w:name="_Toc234951305"/>
+      <w:bookmarkStart w:id="7" w:name="_Toc235378296"/>
       <w:r>
         <w:lastRenderedPageBreak/>
         <w:t>Grundlagen</w:t>
@@ -7024,7 +7024,7 @@
       <w:pPr>
         <w:pStyle w:val="Heading2"/>
       </w:pPr>
-      <w:bookmarkStart w:id="8" w:name="_Toc234951306"/>
+      <w:bookmarkStart w:id="8" w:name="_Toc235378297"/>
       <w:r>
         <w:t>Large Language Models</w:t>
       </w:r>
@@ -8231,7 +8231,7 @@
       <w:pPr>
         <w:pStyle w:val="Heading2"/>
       </w:pPr>
-      <w:bookmarkStart w:id="9" w:name="_Toc234951307"/>
+      <w:bookmarkStart w:id="9" w:name="_Toc235378298"/>
       <w:r>
         <w:t>Retrieval-</w:t>
       </w:r>
@@ -8409,7 +8409,7 @@
         <w:jc w:val="both"/>
       </w:pPr>
       <w:bookmarkStart w:id="10" w:name="_Ref234687271"/>
-      <w:bookmarkStart w:id="11" w:name="_Toc234951364"/>
+      <w:bookmarkStart w:id="11" w:name="_Toc235378355"/>
       <w:r>
         <w:t xml:space="preserve">Abb. </w:t>
       </w:r>
@@ -10311,13 +10311,18 @@
       <w:pPr>
         <w:pStyle w:val="Heading2"/>
       </w:pPr>
-      <w:bookmarkStart w:id="12" w:name="_Toc234951308"/>
+      <w:bookmarkStart w:id="12" w:name="_Toc235378299"/>
       <w:r>
         <w:t>Wissensgraphen</w:t>
       </w:r>
       <w:bookmarkEnd w:id="12"/>
     </w:p>
     <w:p>
+      <w:pPr>
+        <w:rPr>
+          <w:rFonts w:eastAsiaTheme="minorEastAsia"/>
+        </w:rPr>
+      </w:pPr>
       <w:r>
         <w:t>Ein Wissensgraph (engl</w:t>
       </w:r>
@@ -10349,496 +10354,1151 @@
         <w:t>der gerichtete kantenbeschriftete Graph</w:t>
       </w:r>
       <w:r>
-        <w:t xml:space="preserve">, </w:t>
-      </w:r>
-      <w:r>
-        <w:t xml:space="preserve">besteht aus einer Menge benannter Knoten und einer </w:t>
-      </w:r>
-      <w:r>
-        <w:t>Menge gerichteter benannter Kanten zwischen diesen Knoten</w:t>
-      </w:r>
-      <w:r>
         <w:t xml:space="preserve"> </w:t>
-      </w:r>
-      <w:r>
-        <w:fldChar w:fldCharType="begin"/>
-      </w:r>
-      <w:r>
-        <w:instrText xml:space="preserve"> ADDIN ZOTERO_ITEM CSL_CITATION {"citationID":"9JTLIQYf","properties":{"unsorted":false,"formattedCitation":"[28]","plainCitation":"[28]","noteIndex":0},"citationItems":[{"id":585,"uris":["http://zotero.org/users/14083681/items/E6VL4B3N"],"itemData":{"id":585,"type":"article-journal","abstract":"In this article, we provide a comprehensive introduction to knowledge graphs, which have recently garnered significant attention from both industry and academia in scenarios that require exploiting diverse, dynamic, large-scale collections of data. After some opening remarks, we motivate and contrast various graph-based data models, as well as languages used to query and validate knowledge graphs. We explain how knowledge can be represented and extracted using a combination of deductive and inductive techniques. We conclude with high-level future research directions for knowledge graphs.","container-title":"ACM Computing Surveys (CSUR)","DOI":"10.1145/3447772","ISSN":"0360-0300","issue":"4","journalAbbreviation":"ACM Comput. Surv.","page":"71:1–71:37","source":"ACM Digital Library","title":"Knowledge Graphs","volume":"54","author":[{"family":"Hogan","given":"Aidan"},{"family":"Blomqvist","given":"Eva"},{"family":"Cochez","given":"Michael"},{"family":"D’amato","given":"Claudia"},{"family":"Melo","given":"Gerard De"},{"family":"Gutierrez","given":"Claudio"},{"family":"Kirrane","given":"Sabrina"},{"family":"Gayo","given":"José Emilio Labra"},{"family":"Navigli","given":"Roberto"},{"family":"Neumaier","given":"Sebastian"},{"family":"Ngomo","given":"Axel-Cyrille Ngonga"},{"family":"Polleres","given":"Axel"},{"family":"Rashid","given":"Sabbir M."},{"family":"Rula","given":"Anisa"},{"family":"Schmelzeisen","given":"Lukas"},{"family":"Sequeda","given":"Juan"},{"family":"Staab","given":"Steffen"},{"family":"Zimmermann","given":"Antoine"}],"issued":{"date-parts":[["2021",7,2]]}}}],"schema":"https://github.com/citation-style-language/schema/raw/master/csl-citation.json"} </w:instrText>
-      </w:r>
-      <w:r>
-        <w:fldChar w:fldCharType="separate"/>
-      </w:r>
-      <w:r>
-        <w:rPr>
-          <w:rFonts w:cs="Tahoma"/>
-        </w:rPr>
-        <w:t>[28]</w:t>
-      </w:r>
-      <w:r>
-        <w:fldChar w:fldCharType="end"/>
-      </w:r>
-      <w:r>
-        <w:t>.</w:t>
-      </w:r>
-      <w:r>
-        <w:t xml:space="preserve"> </w:t>
-      </w:r>
-      <w:r>
-        <w:t xml:space="preserve">Ein Knoten </w:t>
-      </w:r>
-      <w:r>
-        <w:t>in einem Wissensgraph wird als Entität bezeichnet und repräsentiert ein Informationsobjekt</w:t>
-      </w:r>
-      <w:r>
-        <w:t>, etwa konkrete Personen und Organisationen oder abstrakte Konzepte.</w:t>
-      </w:r>
-      <w:r>
-        <w:t xml:space="preserve"> Kanten </w:t>
-      </w:r>
-      <w:r>
-        <w:t xml:space="preserve">werden als Relationen bezeichnet und bilden das Faktenwissen ab, </w:t>
-      </w:r>
-      <w:r>
-        <w:t>indem sie beliebige Beziehungen zwischen Informationsobjekten</w:t>
-      </w:r>
-      <w:r>
-        <w:t xml:space="preserve"> wie „Bruder von“</w:t>
-      </w:r>
-      <w:r>
-        <w:t xml:space="preserve"> </w:t>
-      </w:r>
-      <w:r>
-        <w:t xml:space="preserve">oder „Ursache für“ </w:t>
-      </w:r>
-      <w:r>
-        <w:t xml:space="preserve">darstellen. </w:t>
-      </w:r>
-    </w:p>
-    <w:p/>
-    <w:p>
-      <w:r>
-        <w:t>Formal lässt sich ein Wissensgraph</w:t>
-      </w:r>
-      <w:r>
-        <w:t xml:space="preserve"> als </w:t>
       </w:r>
       <m:oMath>
         <m:r>
           <w:rPr>
             <w:rFonts w:ascii="Cambria Math" w:hAnsi="Cambria Math"/>
           </w:rPr>
-          <m:t>G=(</m:t>
+          <m:t>G=(V,E)</m:t>
         </m:r>
-        <m:r>
-          <m:rPr>
-            <m:scr m:val="script"/>
-          </m:rPr>
-          <w:rPr>
-            <w:rFonts w:ascii="Cambria Math" w:hAnsi="Cambria Math"/>
-          </w:rPr>
-          <m:t>V,E,</m:t>
-        </m:r>
-        <m:r>
-          <m:rPr>
-            <m:scr m:val="script"/>
-          </m:rPr>
-          <w:rPr>
-            <w:rFonts w:ascii="Cambria Math" w:eastAsiaTheme="minorEastAsia" w:hAnsi="Cambria Math"/>
-          </w:rPr>
-          <m:t>A</m:t>
-        </m:r>
-        <m:r>
-          <w:rPr>
-            <w:rFonts w:ascii="Cambria Math" w:eastAsiaTheme="minorEastAsia" w:hAnsi="Cambria Math"/>
-          </w:rPr>
-          <m:t>,</m:t>
-        </m:r>
-        <m:sSub>
-          <m:sSubPr>
-            <m:ctrlPr>
-              <w:rPr>
-                <w:rFonts w:ascii="Cambria Math" w:hAnsi="Cambria Math"/>
-                <w:i/>
-              </w:rPr>
-            </m:ctrlPr>
-          </m:sSubPr>
-          <m:e>
-            <m:d>
-              <m:dPr>
-                <m:begChr m:val="{"/>
-                <m:endChr m:val="}"/>
-                <m:ctrlPr>
-                  <w:rPr>
-                    <w:rFonts w:ascii="Cambria Math" w:hAnsi="Cambria Math"/>
-                    <w:i/>
-                  </w:rPr>
-                </m:ctrlPr>
-              </m:dPr>
-              <m:e>
-                <m:sSub>
-                  <m:sSubPr>
-                    <m:ctrlPr>
-                      <w:rPr>
-                        <w:rFonts w:ascii="Cambria Math" w:hAnsi="Cambria Math"/>
-                        <w:i/>
-                      </w:rPr>
-                    </m:ctrlPr>
-                  </m:sSubPr>
-                  <m:e>
-                    <m:r>
-                      <w:rPr>
-                        <w:rFonts w:ascii="Cambria Math" w:hAnsi="Cambria Math"/>
-                      </w:rPr>
-                      <m:t>x</m:t>
-                    </m:r>
-                  </m:e>
-                  <m:sub>
-                    <m:r>
-                      <m:rPr>
-                        <m:scr m:val="script"/>
-                      </m:rPr>
-                      <w:rPr>
-                        <w:rFonts w:ascii="Cambria Math" w:hAnsi="Cambria Math"/>
-                      </w:rPr>
-                      <m:t>v</m:t>
-                    </m:r>
-                  </m:sub>
-                </m:sSub>
-              </m:e>
-            </m:d>
-          </m:e>
-          <m:sub>
-            <m:r>
-              <m:rPr>
-                <m:scr m:val="script"/>
-              </m:rPr>
-              <w:rPr>
-                <w:rFonts w:ascii="Cambria Math" w:hAnsi="Cambria Math"/>
-              </w:rPr>
-              <m:t>v∈V</m:t>
-            </m:r>
-          </m:sub>
-        </m:sSub>
+      </m:oMath>
+      <w:r>
+        <w:t xml:space="preserve">, </w:t>
+      </w:r>
+      <w:r>
+        <w:t>besteht aus einer Menge benannter Knoten</w:t>
+      </w:r>
+      <w:r>
+        <w:t xml:space="preserve"> </w:t>
+      </w:r>
+      <m:oMath>
         <m:r>
           <w:rPr>
             <w:rFonts w:ascii="Cambria Math" w:hAnsi="Cambria Math"/>
           </w:rPr>
-          <m:t>,</m:t>
+          <m:t>V</m:t>
         </m:r>
-        <m:sSub>
-          <m:sSubPr>
-            <m:ctrlPr>
-              <w:rPr>
-                <w:rFonts w:ascii="Cambria Math" w:hAnsi="Cambria Math"/>
-                <w:i/>
-              </w:rPr>
-            </m:ctrlPr>
-          </m:sSubPr>
-          <m:e>
-            <m:d>
-              <m:dPr>
-                <m:begChr m:val="{"/>
-                <m:endChr m:val="}"/>
-                <m:ctrlPr>
-                  <w:rPr>
-                    <w:rFonts w:ascii="Cambria Math" w:hAnsi="Cambria Math"/>
-                    <w:i/>
-                  </w:rPr>
-                </m:ctrlPr>
-              </m:dPr>
-              <m:e>
-                <m:sSub>
-                  <m:sSubPr>
-                    <m:ctrlPr>
-                      <w:rPr>
-                        <w:rFonts w:ascii="Cambria Math" w:hAnsi="Cambria Math"/>
-                        <w:i/>
-                      </w:rPr>
-                    </m:ctrlPr>
-                  </m:sSubPr>
-                  <m:e>
-                    <m:r>
-                      <w:rPr>
-                        <w:rFonts w:ascii="Cambria Math" w:hAnsi="Cambria Math"/>
-                      </w:rPr>
-                      <m:t>e</m:t>
-                    </m:r>
-                  </m:e>
-                  <m:sub>
-                    <m:r>
-                      <w:rPr>
-                        <w:rFonts w:ascii="Cambria Math" w:hAnsi="Cambria Math"/>
-                      </w:rPr>
-                      <m:t>i,j</m:t>
-                    </m:r>
-                  </m:sub>
-                </m:sSub>
-              </m:e>
-            </m:d>
-          </m:e>
-          <m:sub>
-            <m:r>
-              <w:rPr>
-                <w:rFonts w:ascii="Cambria Math" w:hAnsi="Cambria Math"/>
-              </w:rPr>
-              <m:t>i,j</m:t>
-            </m:r>
-            <m:r>
-              <m:rPr>
-                <m:scr m:val="script"/>
-              </m:rPr>
-              <w:rPr>
-                <w:rFonts w:ascii="Cambria Math" w:hAnsi="Cambria Math"/>
-              </w:rPr>
-              <m:t>∈E</m:t>
-            </m:r>
-          </m:sub>
-        </m:sSub>
+      </m:oMath>
+      <w:r>
+        <w:t xml:space="preserve"> und einer </w:t>
+      </w:r>
+      <w:r>
+        <w:t>Menge gerichteter benannter Kanten zwischen diesen Knoten</w:t>
+      </w:r>
+      <w:r>
+        <w:t xml:space="preserve"> </w:t>
+      </w:r>
+      <m:oMath>
         <m:r>
           <w:rPr>
             <w:rFonts w:ascii="Cambria Math" w:hAnsi="Cambria Math"/>
           </w:rPr>
-          <m:t>)</m:t>
+          <m:t>E=V×V</m:t>
         </m:r>
       </m:oMath>
       <w:r>
-        <w:rPr>
-          <w:rFonts w:eastAsiaTheme="minorEastAsia"/>
-        </w:rPr>
         <w:t xml:space="preserve"> </w:t>
       </w:r>
       <w:r>
-        <w:rPr>
-          <w:rFonts w:eastAsiaTheme="minorEastAsia"/>
-        </w:rPr>
-        <w:t xml:space="preserve">mit einer Knotenmenge </w:t>
+        <w:fldChar w:fldCharType="begin"/>
+      </w:r>
+      <w:r>
+        <w:instrText xml:space="preserve"> ADDIN ZOTERO_ITEM CSL_CITATION {"citationID":"8tsxyQsQ","properties":{"unsorted":false,"formattedCitation":"[13]","plainCitation":"[13]","noteIndex":0},"citationItems":[{"id":552,"uris":["http://zotero.org/users/14083681/items/4XJ7VRUC"],"itemData":{"id":552,"type":"article-journal","container-title":"Advances in Neural Information Processing Systems","DOI":"10.52202/079017-4037","language":"en","page":"127129-127153","source":"proceedings.neurips.cc","title":"STaRK: Benchmarking LLM Retrieval on Textual and Relational Knowledge Bases","title-short":"STaRK","volume":"37","author":[{"family":"Wu","given":"Shirley"},{"family":"Zhao","given":"Shiyu"},{"family":"Yasunaga","given":"Michihiro"},{"family":"Huang","given":"Kexin"},{"family":"Cao","given":"Kaidi"},{"family":"Huang","given":"Qian"},{"family":"Ioannidis","given":"Vassilis N."},{"family":"Subbian","given":"Karthik"},{"family":"Zou","given":"James"},{"family":"Leskovec","given":"Jure"}],"issued":{"date-parts":[["2024",12,16]]}}}],"schema":"https://github.com/citation-style-language/schema/raw/master/csl-citation.json"} </w:instrText>
+      </w:r>
+      <w:r>
+        <w:fldChar w:fldCharType="separate"/>
+      </w:r>
+      <w:r>
+        <w:rPr>
+          <w:rFonts w:cs="Tahoma"/>
+        </w:rPr>
+        <w:t>[13]</w:t>
+      </w:r>
+      <w:r>
+        <w:fldChar w:fldCharType="end"/>
+      </w:r>
+      <w:r>
+        <w:t xml:space="preserve"> </w:t>
+      </w:r>
+      <w:r>
+        <w:fldChar w:fldCharType="begin"/>
+      </w:r>
+      <w:r>
+        <w:instrText xml:space="preserve"> ADDIN ZOTERO_ITEM CSL_CITATION {"citationID":"9JTLIQYf","properties":{"unsorted":false,"formattedCitation":"[28]","plainCitation":"[28]","noteIndex":0},"citationItems":[{"id":585,"uris":["http://zotero.org/users/14083681/items/E6VL4B3N"],"itemData":{"id":585,"type":"article-journal","abstract":"In this article, we provide a comprehensive introduction to knowledge graphs, which have recently garnered significant attention from both industry and academia in scenarios that require exploiting diverse, dynamic, large-scale collections of data. After some opening remarks, we motivate and contrast various graph-based data models, as well as languages used to query and validate knowledge graphs. We explain how knowledge can be represented and extracted using a combination of deductive and inductive techniques. We conclude with high-level future research directions for knowledge graphs.","container-title":"ACM Computing Surveys (CSUR)","DOI":"10.1145/3447772","ISSN":"0360-0300","issue":"4","journalAbbreviation":"ACM Comput. Surv.","page":"71:1–71:37","source":"ACM Digital Library","title":"Knowledge Graphs","volume":"54","author":[{"family":"Hogan","given":"Aidan"},{"family":"Blomqvist","given":"Eva"},{"family":"Cochez","given":"Michael"},{"family":"D’amato","given":"Claudia"},{"family":"Melo","given":"Gerard De"},{"family":"Gutierrez","given":"Claudio"},{"family":"Kirrane","given":"Sabrina"},{"family":"Gayo","given":"José Emilio Labra"},{"family":"Navigli","given":"Roberto"},{"family":"Neumaier","given":"Sebastian"},{"family":"Ngomo","given":"Axel-Cyrille Ngonga"},{"family":"Polleres","given":"Axel"},{"family":"Rashid","given":"Sabbir M."},{"family":"Rula","given":"Anisa"},{"family":"Schmelzeisen","given":"Lukas"},{"family":"Sequeda","given":"Juan"},{"family":"Staab","given":"Steffen"},{"family":"Zimmermann","given":"Antoine"}],"issued":{"date-parts":[["2021",7,2]]}}}],"schema":"https://github.com/citation-style-language/schema/raw/master/csl-citation.json"} </w:instrText>
+      </w:r>
+      <w:r>
+        <w:fldChar w:fldCharType="separate"/>
+      </w:r>
+      <w:r>
+        <w:rPr>
+          <w:rFonts w:cs="Tahoma"/>
+        </w:rPr>
+        <w:t>[28]</w:t>
+      </w:r>
+      <w:r>
+        <w:fldChar w:fldCharType="end"/>
+      </w:r>
+      <w:r>
+        <w:t>.</w:t>
+      </w:r>
+      <w:r>
+        <w:t xml:space="preserve"> </w:t>
+      </w:r>
+      <w:r>
+        <w:t xml:space="preserve">Ein Knoten </w:t>
+      </w:r>
+      <w:r>
+        <w:t xml:space="preserve">in einem </w:t>
+      </w:r>
+      <w:r>
+        <w:t>KG</w:t>
+      </w:r>
+      <w:r>
+        <w:t xml:space="preserve"> wird als Entität bezeichnet und repräsentiert ein Informationsobjekt</w:t>
+      </w:r>
+      <w:r>
+        <w:t>, etwa konkrete Personen und Organisationen oder abstrakte Konzepte.</w:t>
+      </w:r>
+      <w:r>
+        <w:t xml:space="preserve"> Kanten </w:t>
+      </w:r>
+      <w:r>
+        <w:t xml:space="preserve">werden als Relationen bezeichnet und bilden Faktenwissen </w:t>
+      </w:r>
+      <w:r>
+        <w:t xml:space="preserve">als </w:t>
+      </w:r>
+      <w:r>
+        <w:t>beliebige Beziehungen zwischen Informationsobjekten</w:t>
+      </w:r>
+      <w:r>
+        <w:t xml:space="preserve"> wie „</w:t>
+      </w:r>
+      <w:r>
+        <w:t>zitiert von</w:t>
+      </w:r>
+      <w:r>
+        <w:t>“</w:t>
+      </w:r>
+      <w:r>
+        <w:t xml:space="preserve"> </w:t>
+      </w:r>
+      <w:r>
+        <w:t xml:space="preserve">oder „Ursache für“ </w:t>
+      </w:r>
+      <w:r>
+        <w:t>ab</w:t>
+      </w:r>
+      <w:r>
+        <w:t xml:space="preserve">. </w:t>
+      </w:r>
+      <w:r>
+        <w:rPr>
+          <w:rFonts w:eastAsiaTheme="minorEastAsia"/>
+        </w:rPr>
+        <w:t>Die atomare Wissenseinheit in</w:t>
+      </w:r>
+      <w:r>
+        <w:rPr>
+          <w:rFonts w:eastAsiaTheme="minorEastAsia"/>
+        </w:rPr>
+        <w:t xml:space="preserve"> einem KG</w:t>
+      </w:r>
+      <w:r>
+        <w:rPr>
+          <w:rFonts w:eastAsiaTheme="minorEastAsia"/>
+        </w:rPr>
+        <w:t xml:space="preserve"> ist das Tripel</w:t>
+      </w:r>
+      <w:r>
+        <w:rPr>
+          <w:rFonts w:eastAsiaTheme="minorEastAsia"/>
+        </w:rPr>
+        <w:t xml:space="preserve"> </w:t>
       </w:r>
       <m:oMath>
-        <m:r>
-          <w:rPr>
-            <w:rFonts w:ascii="Cambria Math" w:eastAsiaTheme="minorEastAsia" w:hAnsi="Cambria Math"/>
-          </w:rPr>
-          <m:t>V</m:t>
-        </m:r>
-      </m:oMath>
-      <w:r>
-        <w:rPr>
-          <w:rFonts w:eastAsiaTheme="minorEastAsia"/>
-        </w:rPr>
-        <w:t xml:space="preserve">, einer Kantenmenge </w:t>
-      </w:r>
-      <m:oMath>
-        <m:r>
-          <m:rPr>
-            <m:scr m:val="script"/>
-          </m:rPr>
-          <w:rPr>
-            <w:rFonts w:ascii="Cambria Math" w:eastAsiaTheme="minorEastAsia" w:hAnsi="Cambria Math"/>
-          </w:rPr>
-          <m:t>E=V×</m:t>
-        </m:r>
-        <m:r>
-          <m:rPr>
-            <m:scr m:val="script"/>
-          </m:rPr>
-          <w:rPr>
-            <w:rFonts w:ascii="Cambria Math" w:eastAsiaTheme="minorEastAsia" w:hAnsi="Cambria Math"/>
-          </w:rPr>
-          <m:t>V</m:t>
-        </m:r>
-      </m:oMath>
-      <w:r>
-        <w:rPr>
-          <w:rFonts w:eastAsiaTheme="minorEastAsia"/>
-        </w:rPr>
-        <w:t xml:space="preserve">, </w:t>
-      </w:r>
-      <w:r>
-        <w:rPr>
-          <w:rFonts w:eastAsiaTheme="minorEastAsia"/>
-        </w:rPr>
-        <w:t xml:space="preserve">einer </w:t>
-      </w:r>
-      <w:proofErr w:type="spellStart"/>
-      <w:r>
-        <w:rPr>
-          <w:rFonts w:eastAsiaTheme="minorEastAsia"/>
-        </w:rPr>
-        <w:t>Adjazenzmatrix</w:t>
-      </w:r>
-      <w:proofErr w:type="spellEnd"/>
-      <w:r>
-        <w:rPr>
-          <w:rFonts w:eastAsiaTheme="minorEastAsia"/>
-        </w:rPr>
-        <w:t xml:space="preserve"> </w:t>
-      </w:r>
-      <m:oMath>
-        <m:r>
-          <m:rPr>
-            <m:scr m:val="script"/>
-          </m:rPr>
-          <w:rPr>
-            <w:rFonts w:ascii="Cambria Math" w:eastAsiaTheme="minorEastAsia" w:hAnsi="Cambria Math"/>
-          </w:rPr>
-          <m:t>A∈</m:t>
-        </m:r>
-        <m:sSup>
-          <m:sSupPr>
+        <m:d>
+          <m:dPr>
             <m:ctrlPr>
               <w:rPr>
                 <w:rFonts w:ascii="Cambria Math" w:eastAsiaTheme="minorEastAsia" w:hAnsi="Cambria Math"/>
                 <w:i/>
               </w:rPr>
             </m:ctrlPr>
-          </m:sSupPr>
+          </m:dPr>
           <m:e>
-            <m:r>
-              <w:rPr>
-                <w:rFonts w:ascii="Cambria Math" w:eastAsiaTheme="minorEastAsia" w:hAnsi="Cambria Math"/>
-              </w:rPr>
-              <m:t>{0,1}</m:t>
-            </m:r>
-          </m:e>
-          <m:sup>
-            <m:d>
-              <m:dPr>
-                <m:begChr m:val="|"/>
-                <m:endChr m:val="|"/>
+            <m:sSub>
+              <m:sSubPr>
                 <m:ctrlPr>
                   <w:rPr>
                     <w:rFonts w:ascii="Cambria Math" w:eastAsiaTheme="minorEastAsia" w:hAnsi="Cambria Math"/>
                     <w:i/>
                   </w:rPr>
                 </m:ctrlPr>
-              </m:dPr>
+              </m:sSubPr>
               <m:e>
                 <m:r>
-                  <m:rPr>
-                    <m:scr m:val="script"/>
-                  </m:rPr>
                   <w:rPr>
                     <w:rFonts w:ascii="Cambria Math" w:eastAsiaTheme="minorEastAsia" w:hAnsi="Cambria Math"/>
                   </w:rPr>
-                  <m:t>V</m:t>
+                  <m:t>v</m:t>
                 </m:r>
               </m:e>
-            </m:d>
+              <m:sub>
+                <m:r>
+                  <w:rPr>
+                    <w:rFonts w:ascii="Cambria Math" w:eastAsiaTheme="minorEastAsia" w:hAnsi="Cambria Math"/>
+                  </w:rPr>
+                  <m:t>h</m:t>
+                </m:r>
+              </m:sub>
+            </m:sSub>
             <m:r>
               <w:rPr>
                 <w:rFonts w:ascii="Cambria Math" w:eastAsiaTheme="minorEastAsia" w:hAnsi="Cambria Math"/>
               </w:rPr>
-              <m:t>×</m:t>
+              <m:t>,e,</m:t>
             </m:r>
-            <m:d>
-              <m:dPr>
-                <m:begChr m:val="|"/>
-                <m:endChr m:val="|"/>
+            <m:sSub>
+              <m:sSubPr>
                 <m:ctrlPr>
                   <w:rPr>
                     <w:rFonts w:ascii="Cambria Math" w:eastAsiaTheme="minorEastAsia" w:hAnsi="Cambria Math"/>
                     <w:i/>
                   </w:rPr>
                 </m:ctrlPr>
-              </m:dPr>
+              </m:sSubPr>
               <m:e>
                 <m:r>
-                  <m:rPr>
-                    <m:scr m:val="script"/>
-                  </m:rPr>
                   <w:rPr>
                     <w:rFonts w:ascii="Cambria Math" w:eastAsiaTheme="minorEastAsia" w:hAnsi="Cambria Math"/>
                   </w:rPr>
-                  <m:t>V</m:t>
+                  <m:t>v</m:t>
                 </m:r>
               </m:e>
-            </m:d>
-          </m:sup>
-        </m:sSup>
+              <m:sub>
+                <m:r>
+                  <w:rPr>
+                    <w:rFonts w:ascii="Cambria Math" w:eastAsiaTheme="minorEastAsia" w:hAnsi="Cambria Math"/>
+                  </w:rPr>
+                  <m:t>t</m:t>
+                </m:r>
+              </m:sub>
+            </m:sSub>
+          </m:e>
+        </m:d>
       </m:oMath>
       <w:r>
         <w:rPr>
           <w:rFonts w:eastAsiaTheme="minorEastAsia"/>
         </w:rPr>
-        <w:t xml:space="preserve"> und textuellen Attributen</w:t>
-      </w:r>
-      <w:r>
-        <w:rPr>
-          <w:rFonts w:eastAsiaTheme="minorEastAsia"/>
-        </w:rPr>
-        <w:t xml:space="preserve"> für Knoten</w:t>
-      </w:r>
-      <w:r>
-        <w:rPr>
-          <w:rFonts w:eastAsiaTheme="minorEastAsia"/>
-        </w:rPr>
-        <w:t xml:space="preserve"> </w:t>
+        <w:t xml:space="preserve">, das genau eine Relation </w:t>
+      </w:r>
+      <m:oMath>
+        <m:r>
+          <w:rPr>
+            <w:rFonts w:ascii="Cambria Math" w:eastAsiaTheme="minorEastAsia" w:hAnsi="Cambria Math"/>
+          </w:rPr>
+          <m:t>e∈</m:t>
+        </m:r>
+        <m:r>
+          <w:rPr>
+            <w:rFonts w:ascii="Cambria Math" w:hAnsi="Cambria Math"/>
+          </w:rPr>
+          <m:t>E</m:t>
+        </m:r>
+      </m:oMath>
+      <w:r>
+        <w:rPr>
+          <w:rFonts w:eastAsiaTheme="minorEastAsia"/>
+        </w:rPr>
+        <w:t xml:space="preserve"> zwischen einer </w:t>
+      </w:r>
+      <w:r>
+        <w:rPr>
+          <w:rFonts w:eastAsiaTheme="minorEastAsia"/>
+        </w:rPr>
+        <w:t xml:space="preserve">Kopfentität </w:t>
       </w:r>
       <m:oMath>
         <m:sSub>
           <m:sSubPr>
             <m:ctrlPr>
               <w:rPr>
-                <w:rFonts w:ascii="Cambria Math" w:hAnsi="Cambria Math"/>
+                <w:rFonts w:ascii="Cambria Math" w:eastAsiaTheme="minorEastAsia" w:hAnsi="Cambria Math"/>
                 <w:i/>
               </w:rPr>
             </m:ctrlPr>
           </m:sSubPr>
           <m:e>
-            <m:d>
-              <m:dPr>
-                <m:begChr m:val="{"/>
-                <m:endChr m:val="}"/>
-                <m:ctrlPr>
-                  <w:rPr>
-                    <w:rFonts w:ascii="Cambria Math" w:hAnsi="Cambria Math"/>
-                    <w:i/>
-                  </w:rPr>
-                </m:ctrlPr>
-              </m:dPr>
-              <m:e>
-                <m:sSub>
-                  <m:sSubPr>
-                    <m:ctrlPr>
-                      <w:rPr>
-                        <w:rFonts w:ascii="Cambria Math" w:hAnsi="Cambria Math"/>
-                        <w:i/>
-                      </w:rPr>
-                    </m:ctrlPr>
-                  </m:sSubPr>
-                  <m:e>
-                    <m:r>
-                      <w:rPr>
-                        <w:rFonts w:ascii="Cambria Math" w:hAnsi="Cambria Math"/>
-                      </w:rPr>
-                      <m:t>x</m:t>
-                    </m:r>
-                  </m:e>
-                  <m:sub>
-                    <m:r>
-                      <m:rPr>
-                        <m:scr m:val="script"/>
-                      </m:rPr>
-                      <w:rPr>
-                        <w:rFonts w:ascii="Cambria Math" w:hAnsi="Cambria Math"/>
-                      </w:rPr>
-                      <m:t>v</m:t>
-                    </m:r>
-                  </m:sub>
-                </m:sSub>
-              </m:e>
-            </m:d>
+            <m:r>
+              <w:rPr>
+                <w:rFonts w:ascii="Cambria Math" w:eastAsiaTheme="minorEastAsia" w:hAnsi="Cambria Math"/>
+              </w:rPr>
+              <m:t>v</m:t>
+            </m:r>
           </m:e>
           <m:sub>
             <m:r>
-              <m:rPr>
-                <m:scr m:val="script"/>
-              </m:rPr>
-              <w:rPr>
-                <w:rFonts w:ascii="Cambria Math" w:hAnsi="Cambria Math"/>
-              </w:rPr>
-              <m:t>v∈V</m:t>
+              <w:rPr>
+                <w:rFonts w:ascii="Cambria Math" w:eastAsiaTheme="minorEastAsia" w:hAnsi="Cambria Math"/>
+              </w:rPr>
+              <m:t>h</m:t>
+            </m:r>
+          </m:sub>
+        </m:sSub>
+        <m:r>
+          <w:rPr>
+            <w:rFonts w:ascii="Cambria Math" w:eastAsiaTheme="minorEastAsia" w:hAnsi="Cambria Math"/>
+          </w:rPr>
+          <m:t>∈</m:t>
+        </m:r>
+        <m:r>
+          <w:rPr>
+            <w:rFonts w:ascii="Cambria Math" w:hAnsi="Cambria Math"/>
+          </w:rPr>
+          <m:t>V</m:t>
+        </m:r>
+      </m:oMath>
+      <w:r>
+        <w:rPr>
+          <w:rFonts w:eastAsiaTheme="minorEastAsia"/>
+        </w:rPr>
+        <w:t xml:space="preserve"> und einer </w:t>
+      </w:r>
+      <w:r>
+        <w:rPr>
+          <w:rFonts w:eastAsiaTheme="minorEastAsia"/>
+        </w:rPr>
+        <w:t xml:space="preserve">Endentität </w:t>
+      </w:r>
+      <m:oMath>
+        <m:sSub>
+          <m:sSubPr>
+            <m:ctrlPr>
+              <w:rPr>
+                <w:rFonts w:ascii="Cambria Math" w:eastAsiaTheme="minorEastAsia" w:hAnsi="Cambria Math"/>
+                <w:i/>
+              </w:rPr>
+            </m:ctrlPr>
+          </m:sSubPr>
+          <m:e>
+            <m:r>
+              <w:rPr>
+                <w:rFonts w:ascii="Cambria Math" w:eastAsiaTheme="minorEastAsia" w:hAnsi="Cambria Math"/>
+              </w:rPr>
+              <m:t>v</m:t>
+            </m:r>
+          </m:e>
+          <m:sub>
+            <m:r>
+              <w:rPr>
+                <w:rFonts w:ascii="Cambria Math" w:eastAsiaTheme="minorEastAsia" w:hAnsi="Cambria Math"/>
+              </w:rPr>
+              <m:t>t</m:t>
+            </m:r>
+          </m:sub>
+        </m:sSub>
+        <m:r>
+          <w:rPr>
+            <w:rFonts w:ascii="Cambria Math" w:eastAsiaTheme="minorEastAsia" w:hAnsi="Cambria Math"/>
+          </w:rPr>
+          <m:t>∈</m:t>
+        </m:r>
+        <m:r>
+          <w:rPr>
+            <w:rFonts w:ascii="Cambria Math" w:hAnsi="Cambria Math"/>
+          </w:rPr>
+          <m:t>V</m:t>
+        </m:r>
+      </m:oMath>
+      <w:r>
+        <w:rPr>
+          <w:rFonts w:eastAsiaTheme="minorEastAsia"/>
+        </w:rPr>
+        <w:t xml:space="preserve"> </w:t>
+      </w:r>
+      <w:r>
+        <w:rPr>
+          <w:rFonts w:eastAsiaTheme="minorEastAsia"/>
+        </w:rPr>
+        <w:t xml:space="preserve">abbildet </w:t>
+      </w:r>
+      <w:r>
+        <w:rPr>
+          <w:rFonts w:eastAsiaTheme="minorEastAsia"/>
+        </w:rPr>
+        <w:fldChar w:fldCharType="begin"/>
+      </w:r>
+      <w:r>
+        <w:rPr>
+          <w:rFonts w:eastAsiaTheme="minorEastAsia"/>
+        </w:rPr>
+        <w:instrText xml:space="preserve"> ADDIN ZOTERO_ITEM CSL_CITATION {"citationID":"uw9PLTmv","properties":{"unsorted":false,"formattedCitation":"[29]","plainCitation":"[29]","noteIndex":0},"citationItems":[{"id":514,"uris":["http://zotero.org/users/14083681/items/3F2KBGCJ"],"itemData":{"id":514,"type":"article-journal","abstract":"Large language models (LLMs) struggle with the factual error during inference due to the lack of sufficient training data and the most updated knowledge, leading to the hallucination problem. Retrieval-Augmented Generation (RAG) has gained attention as a promising solution to address the limitation of LLMs, by retrieving relevant information from external source to generate more accurate answers to the questions. Given the pervasive presence of structured knowledge in the external source, considerable strides in RAG have been made to employ the techniques related to graphs and achieve more complex reasoning based on the topological information between knowledge entities. Although recent surveys summarize RAG pipelines, they largely restrict the role of graphs to knowledge-graph traversal, leaving the broader impacts of graph structure on retrieval, prompting, and pipeline control underexplored. This survey offers a novel perspective on the functionality of graphs within RAG and their impact on enhancing performance across a wide range of graph-structured data. It provides a detailed breakdown of the roles that graphs play in RAG, covering database construction, algorithms, pipelines, and tasks. Finally, it identifies current challenges and outline future research directions, aiming at inspiring further developments in this field. Our graph-centered analysis highlights the commonalities and differences in existing methods, setting the stage for future researchers in areas such as graph learning, database systems, and natural language processing.","container-title":"ACM Computing Surveys","DOI":"10.1145/3795880","ISSN":"0360-0300","issue":"10","journalAbbreviation":"ACM Comput. Surv.","page":"261:1–261:38","source":"ACM Digital Library","title":"Graph-Based Approaches and Functionalities in Retrieval-Augmented Generation: A Comprehensive Survey","title-short":"Graph-Based Approaches and Functionalities in Retrieval-Augmented Generation","volume":"58","author":[{"family":"Zhu","given":"Zulun"},{"family":"Huang","given":"Tiancheng"},{"family":"Wang","given":"Kai"},{"family":"Ye","given":"Junda"},{"family":"Chen","given":"Xinghe"},{"family":"Luo","given":"Siqiang"}],"issued":{"date-parts":[["2026",4,3]]}}}],"schema":"https://github.com/citation-style-language/schema/raw/master/csl-citation.json"} </w:instrText>
+      </w:r>
+      <w:r>
+        <w:rPr>
+          <w:rFonts w:eastAsiaTheme="minorEastAsia"/>
+        </w:rPr>
+        <w:fldChar w:fldCharType="separate"/>
+      </w:r>
+      <w:r>
+        <w:rPr>
+          <w:rFonts w:cs="Tahoma"/>
+        </w:rPr>
+        <w:t>[29]</w:t>
+      </w:r>
+      <w:r>
+        <w:rPr>
+          <w:rFonts w:eastAsiaTheme="minorEastAsia"/>
+        </w:rPr>
+        <w:fldChar w:fldCharType="end"/>
+      </w:r>
+      <w:r>
+        <w:rPr>
+          <w:rFonts w:eastAsiaTheme="minorEastAsia"/>
+        </w:rPr>
+        <w:t>.</w:t>
+      </w:r>
+      <w:r>
+        <w:rPr>
+          <w:rFonts w:eastAsiaTheme="minorEastAsia"/>
+        </w:rPr>
+        <w:t xml:space="preserve"> </w:t>
+      </w:r>
+      <w:r>
+        <w:rPr>
+          <w:rFonts w:eastAsiaTheme="minorEastAsia"/>
+        </w:rPr>
+        <w:fldChar w:fldCharType="begin"/>
+      </w:r>
+      <w:r>
+        <w:rPr>
+          <w:rFonts w:eastAsiaTheme="minorEastAsia"/>
+        </w:rPr>
+        <w:instrText xml:space="preserve"> REF _Ref235133201 \h </w:instrText>
+      </w:r>
+      <w:r>
+        <w:rPr>
+          <w:rFonts w:eastAsiaTheme="minorEastAsia"/>
+        </w:rPr>
+      </w:r>
+      <w:r>
+        <w:rPr>
+          <w:rFonts w:eastAsiaTheme="minorEastAsia"/>
+        </w:rPr>
+        <w:fldChar w:fldCharType="separate"/>
+      </w:r>
+      <w:r>
+        <w:t xml:space="preserve">Abb. </w:t>
+      </w:r>
+      <w:r>
+        <w:rPr>
+          <w:noProof/>
+        </w:rPr>
+        <w:t>3</w:t>
+      </w:r>
+      <w:r>
+        <w:rPr>
+          <w:rFonts w:eastAsiaTheme="minorEastAsia"/>
+        </w:rPr>
+        <w:fldChar w:fldCharType="end"/>
+      </w:r>
+      <w:r>
+        <w:rPr>
+          <w:rFonts w:eastAsiaTheme="minorEastAsia"/>
+        </w:rPr>
+        <w:t xml:space="preserve"> z</w:t>
+      </w:r>
+      <w:r>
+        <w:rPr>
+          <w:rFonts w:eastAsiaTheme="minorEastAsia"/>
+        </w:rPr>
+        <w:t>eigt einen beispielhaften Wissensgraphen</w:t>
+      </w:r>
+      <w:r>
+        <w:rPr>
+          <w:rFonts w:eastAsiaTheme="minorEastAsia"/>
+        </w:rPr>
+        <w:t>, bestehend aus Knoten und Kanten</w:t>
+      </w:r>
+      <w:r>
+        <w:rPr>
+          <w:rFonts w:eastAsiaTheme="minorEastAsia"/>
+        </w:rPr>
+        <w:t>.</w:t>
+      </w:r>
+    </w:p>
+    <w:p>
+      <w:pPr>
+        <w:rPr>
+          <w:rFonts w:eastAsiaTheme="minorEastAsia"/>
+        </w:rPr>
+      </w:pPr>
+    </w:p>
+    <w:p>
+      <w:pPr>
+        <w:keepNext/>
+        <w:jc w:val="center"/>
+      </w:pPr>
+      <w:r>
+        <w:rPr>
+          <w:rFonts w:eastAsiaTheme="minorEastAsia"/>
+          <w:noProof/>
+        </w:rPr>
+        <w:drawing>
+          <wp:inline distT="0" distB="0" distL="0" distR="0" wp14:anchorId="7F2CD66F" wp14:editId="198D180A">
+            <wp:extent cx="5400000" cy="2497888"/>
+            <wp:effectExtent l="0" t="0" r="0" b="0"/>
+            <wp:docPr id="1932327136" name="Picture 3"/>
+            <wp:cNvGraphicFramePr>
+              <a:graphicFrameLocks xmlns:a="http://schemas.openxmlformats.org/drawingml/2006/main" noChangeAspect="1"/>
+            </wp:cNvGraphicFramePr>
+            <a:graphic xmlns:a="http://schemas.openxmlformats.org/drawingml/2006/main">
+              <a:graphicData uri="http://schemas.openxmlformats.org/drawingml/2006/picture">
+                <pic:pic xmlns:pic="http://schemas.openxmlformats.org/drawingml/2006/picture">
+                  <pic:nvPicPr>
+                    <pic:cNvPr id="1932327136" name="Picture 3"/>
+                    <pic:cNvPicPr/>
+                  </pic:nvPicPr>
+                  <pic:blipFill>
+                    <a:blip r:embed="rId13"/>
+                    <a:stretch>
+                      <a:fillRect/>
+                    </a:stretch>
+                  </pic:blipFill>
+                  <pic:spPr>
+                    <a:xfrm>
+                      <a:off x="0" y="0"/>
+                      <a:ext cx="5400000" cy="2497888"/>
+                    </a:xfrm>
+                    <a:prstGeom prst="rect">
+                      <a:avLst/>
+                    </a:prstGeom>
+                  </pic:spPr>
+                </pic:pic>
+              </a:graphicData>
+            </a:graphic>
+          </wp:inline>
+        </w:drawing>
+      </w:r>
+    </w:p>
+    <w:p>
+      <w:pPr>
+        <w:pStyle w:val="Caption"/>
+        <w:jc w:val="both"/>
+        <w:rPr>
+          <w:rFonts w:eastAsiaTheme="minorEastAsia"/>
+        </w:rPr>
+      </w:pPr>
+      <w:bookmarkStart w:id="13" w:name="_Ref235133201"/>
+      <w:bookmarkStart w:id="14" w:name="_Toc235378356"/>
+      <w:r>
+        <w:t xml:space="preserve">Abb. </w:t>
+      </w:r>
+      <w:fldSimple w:instr=" SEQ Abb. \* ARABIC ">
+        <w:r>
+          <w:rPr>
+            <w:noProof/>
+          </w:rPr>
+          <w:t>3</w:t>
+        </w:r>
+      </w:fldSimple>
+      <w:bookmarkEnd w:id="13"/>
+      <w:r>
+        <w:t xml:space="preserve">: </w:t>
+      </w:r>
+      <w:r>
+        <w:t xml:space="preserve">Beispiel für einen </w:t>
+      </w:r>
+      <w:r>
+        <w:t>s</w:t>
+      </w:r>
+      <w:r>
+        <w:t>trukturierten Wissensgraph</w:t>
+      </w:r>
+      <w:r>
+        <w:t>en</w:t>
+      </w:r>
+      <w:r>
+        <w:t>.</w:t>
+      </w:r>
+      <w:r>
+        <w:t xml:space="preserve"> </w:t>
+      </w:r>
+      <w:r>
+        <w:t xml:space="preserve">Kreise </w:t>
+      </w:r>
+      <w:r>
+        <w:t>stehen für Entitäten</w:t>
+      </w:r>
+      <w:r>
+        <w:t>, Pfeile stehen für Relationen.</w:t>
+      </w:r>
+      <w:bookmarkEnd w:id="14"/>
+    </w:p>
+    <w:p/>
+    <w:p>
+      <w:r>
+        <w:t>Die meisten</w:t>
+      </w:r>
+      <w:r>
+        <w:t xml:space="preserve"> KGs basieren auf dem </w:t>
+      </w:r>
+      <w:proofErr w:type="spellStart"/>
+      <w:r>
+        <w:t>Resource</w:t>
+      </w:r>
+      <w:proofErr w:type="spellEnd"/>
+      <w:r>
+        <w:t xml:space="preserve"> Description Framework (RDF) </w:t>
+      </w:r>
+      <w:r>
+        <w:fldChar w:fldCharType="begin"/>
+      </w:r>
+      <w:r>
+        <w:instrText xml:space="preserve"> ADDIN ZOTERO_ITEM CSL_CITATION {"citationID":"QIzJTI3i","properties":{"unsorted":false,"formattedCitation":"[30]","plainCitation":"[30]","noteIndex":0},"citationItems":[{"id":589,"uris":["http://zotero.org/users/14083681/items/PKK87RAS"],"itemData":{"id":589,"type":"webpage","title":"Resource Description Framework (RDF): Concepts and Abstract Syntax","URL":"https://www.w3.org/TR/rdf10-concepts/","accessed":{"date-parts":[["2026",7,16]]}}}],"schema":"https://github.com/citation-style-language/schema/raw/master/csl-citation.json"} </w:instrText>
+      </w:r>
+      <w:r>
+        <w:fldChar w:fldCharType="separate"/>
+      </w:r>
+      <w:r>
+        <w:rPr>
+          <w:rFonts w:cs="Tahoma"/>
+        </w:rPr>
+        <w:t>[30]</w:t>
+      </w:r>
+      <w:r>
+        <w:fldChar w:fldCharType="end"/>
+      </w:r>
+      <w:r>
+        <w:t xml:space="preserve"> </w:t>
+      </w:r>
+      <w:r>
+        <w:t xml:space="preserve">oder sind </w:t>
+      </w:r>
+      <w:proofErr w:type="spellStart"/>
+      <w:r>
+        <w:t>Labele</w:t>
+      </w:r>
+      <w:r>
+        <w:t>d</w:t>
+      </w:r>
+      <w:proofErr w:type="spellEnd"/>
+      <w:r>
+        <w:t xml:space="preserve"> Property Graphs</w:t>
+      </w:r>
+      <w:r>
+        <w:t xml:space="preserve"> (LPGs)</w:t>
+      </w:r>
+      <w:r>
+        <w:t xml:space="preserve"> </w:t>
+      </w:r>
+      <w:r>
+        <w:fldChar w:fldCharType="begin"/>
+      </w:r>
+      <w:r>
+        <w:instrText xml:space="preserve"> ADDIN ZOTERO_ITEM CSL_CITATION {"citationID":"XRAZRD0O","properties":{"unsorted":false,"formattedCitation":"[31]","plainCitation":"[31]","noteIndex":0},"citationItems":[{"id":586,"uris":["http://zotero.org/users/14083681/items/HYYJJ5B5"],"itemData":{"id":586,"type":"article-journal","abstract":"With the explosive growth of artificial intelligence (AI) and big data, it has become vitally important to organize and represent the enormous volume of knowledge appropriately. As graph data, knowledge graphs accumulate and convey knowledge of the real world. It has been well-recognized that knowledge graphs effectively represent complex information; hence, they rapidly gain the attention of academia and industry in recent years. Thus to develop a deeper understanding of knowledge graphs, this paper presents a systematic overview of this field. Specifically, we focus on the opportunities and challenges of knowledge graphs. We first review the opportunities of knowledge graphs in terms of two aspects: (1) AI systems built upon knowledge graphs; (2) potential application fields of knowledge graphs. Then, we thoroughly discuss severe technical challenges in this field, such as knowledge graph embeddings, knowledge acquisition, knowledge graph completion, knowledge fusion, and knowledge reasoning. We expect that this survey will shed new light on future research and the development of knowledge graphs.","container-title":"Artificial Intelligence Review","DOI":"10.1007/s10462-023-10465-9","ISSN":"1573-7462","issue":"11","journalAbbreviation":"Artif Intell Rev","language":"en","page":"13071-13102","source":"Springer Link","title":"Knowledge Graphs: Opportunities and Challenges","title-short":"Knowledge Graphs","volume":"56","author":[{"family":"Peng","given":"Ciyuan"},{"family":"Xia","given":"Feng"},{"family":"Naseriparsa","given":"Mehdi"},{"family":"Osborne","given":"Francesco"}],"issued":{"date-parts":[["2023",11,1]]}}}],"schema":"https://github.com/citation-style-language/schema/raw/master/csl-citation.json"} </w:instrText>
+      </w:r>
+      <w:r>
+        <w:fldChar w:fldCharType="separate"/>
+      </w:r>
+      <w:r>
+        <w:rPr>
+          <w:rFonts w:cs="Tahoma"/>
+        </w:rPr>
+        <w:t>[31]</w:t>
+      </w:r>
+      <w:r>
+        <w:fldChar w:fldCharType="end"/>
+      </w:r>
+      <w:r>
+        <w:t>.</w:t>
+      </w:r>
+      <w:r>
+        <w:t xml:space="preserve"> RDF-Graphen sind </w:t>
+      </w:r>
+      <w:r>
+        <w:t xml:space="preserve">gerichtete kantenbeschriftete Graphen, </w:t>
+      </w:r>
+      <w:r>
+        <w:t xml:space="preserve">bei denen </w:t>
+      </w:r>
+      <w:proofErr w:type="spellStart"/>
+      <w:r>
+        <w:t>Internationalised</w:t>
+      </w:r>
+      <w:proofErr w:type="spellEnd"/>
+      <w:r>
+        <w:t xml:space="preserve"> </w:t>
+      </w:r>
+      <w:proofErr w:type="spellStart"/>
+      <w:r>
+        <w:t>Resource</w:t>
+      </w:r>
+      <w:proofErr w:type="spellEnd"/>
+      <w:r>
+        <w:t xml:space="preserve"> </w:t>
+      </w:r>
+      <w:proofErr w:type="spellStart"/>
+      <w:r>
+        <w:t>Identifiers</w:t>
+      </w:r>
+      <w:proofErr w:type="spellEnd"/>
+      <w:r>
+        <w:t xml:space="preserve"> </w:t>
+      </w:r>
+      <w:r>
+        <w:t xml:space="preserve">(IRIs) </w:t>
+      </w:r>
+      <w:r>
+        <w:t xml:space="preserve">zur </w:t>
+      </w:r>
+      <w:r>
+        <w:t>eindeutigen Identifikation</w:t>
+      </w:r>
+      <w:r>
+        <w:t xml:space="preserve"> von Knoten und Kanten </w:t>
+      </w:r>
+      <w:r>
+        <w:t xml:space="preserve">als Informationen </w:t>
+      </w:r>
+      <w:r>
+        <w:t xml:space="preserve">im Web </w:t>
+      </w:r>
+      <w:r>
+        <w:t>eingesetzt werden</w:t>
+      </w:r>
+      <w:r>
+        <w:t xml:space="preserve"> </w:t>
+      </w:r>
+      <w:r>
+        <w:fldChar w:fldCharType="begin"/>
+      </w:r>
+      <w:r>
+        <w:instrText xml:space="preserve"> ADDIN ZOTERO_ITEM CSL_CITATION {"citationID":"OjSGdrCF","properties":{"unsorted":false,"formattedCitation":"[28]","plainCitation":"[28]","noteIndex":0},"citationItems":[{"id":585,"uris":["http://zotero.org/users/14083681/items/E6VL4B3N"],"itemData":{"id":585,"type":"article-journal","abstract":"In this article, we provide a comprehensive introduction to knowledge graphs, which have recently garnered significant attention from both industry and academia in scenarios that require exploiting diverse, dynamic, large-scale collections of data. After some opening remarks, we motivate and contrast various graph-based data models, as well as languages used to query and validate knowledge graphs. We explain how knowledge can be represented and extracted using a combination of deductive and inductive techniques. We conclude with high-level future research directions for knowledge graphs.","container-title":"ACM Computing Surveys (CSUR)","DOI":"10.1145/3447772","ISSN":"0360-0300","issue":"4","journalAbbreviation":"ACM Comput. Surv.","page":"71:1–71:37","source":"ACM Digital Library","title":"Knowledge Graphs","volume":"54","author":[{"family":"Hogan","given":"Aidan"},{"family":"Blomqvist","given":"Eva"},{"family":"Cochez","given":"Michael"},{"family":"D’amato","given":"Claudia"},{"family":"Melo","given":"Gerard De"},{"family":"Gutierrez","given":"Claudio"},{"family":"Kirrane","given":"Sabrina"},{"family":"Gayo","given":"José Emilio Labra"},{"family":"Navigli","given":"Roberto"},{"family":"Neumaier","given":"Sebastian"},{"family":"Ngomo","given":"Axel-Cyrille Ngonga"},{"family":"Polleres","given":"Axel"},{"family":"Rashid","given":"Sabbir M."},{"family":"Rula","given":"Anisa"},{"family":"Schmelzeisen","given":"Lukas"},{"family":"Sequeda","given":"Juan"},{"family":"Staab","given":"Steffen"},{"family":"Zimmermann","given":"Antoine"}],"issued":{"date-parts":[["2021",7,2]]}}}],"schema":"https://github.com/citation-style-language/schema/raw/master/csl-citation.json"} </w:instrText>
+      </w:r>
+      <w:r>
+        <w:fldChar w:fldCharType="separate"/>
+      </w:r>
+      <w:r>
+        <w:rPr>
+          <w:rFonts w:cs="Tahoma"/>
+        </w:rPr>
+        <w:t>[28]</w:t>
+      </w:r>
+      <w:r>
+        <w:fldChar w:fldCharType="end"/>
+      </w:r>
+      <w:r>
+        <w:t xml:space="preserve">. </w:t>
+      </w:r>
+      <w:r>
+        <w:t xml:space="preserve">Eigenschaften von </w:t>
+      </w:r>
+      <w:r>
+        <w:t xml:space="preserve">Entitäten, wie das Geburtsdatum einer Person, werden im RDF </w:t>
+      </w:r>
+      <w:r>
+        <w:t>als separate Literal-</w:t>
+      </w:r>
+      <w:r>
+        <w:t>Endk</w:t>
+      </w:r>
+      <w:r>
+        <w:t xml:space="preserve">noten modelliert, </w:t>
+      </w:r>
+      <w:r>
+        <w:t>mit</w:t>
+      </w:r>
+      <w:r>
+        <w:t xml:space="preserve"> denen die jeweilige Entität </w:t>
+      </w:r>
+      <w:r>
+        <w:t>über eine Relation verbunden wird</w:t>
+      </w:r>
+      <w:r>
+        <w:t xml:space="preserve">. </w:t>
+      </w:r>
+      <w:r>
+        <w:t xml:space="preserve">Für RDF-Graphen existiert </w:t>
+      </w:r>
+      <w:r>
+        <w:t xml:space="preserve">die </w:t>
+      </w:r>
+      <w:r>
+        <w:t>SPARQL Protocol and RDF Query Language (SPARQL)</w:t>
+      </w:r>
+      <w:r>
+        <w:t xml:space="preserve"> </w:t>
+      </w:r>
+      <w:r>
+        <w:fldChar w:fldCharType="begin"/>
+      </w:r>
+      <w:r>
+        <w:instrText xml:space="preserve"> ADDIN ZOTERO_ITEM CSL_CITATION {"citationID":"WakVE3V1","properties":{"unsorted":false,"formattedCitation":"[32]","plainCitation":"[32]","noteIndex":0},"citationItems":[{"id":588,"uris":["http://zotero.org/users/14083681/items/38UU7X2T"],"itemData":{"id":588,"type":"webpage","title":"SPARQL Query Language for RDF","URL":"https://www.w3.org/TR/rdf-sparql-query/","accessed":{"date-parts":[["2026",7,16]]}}}],"schema":"https://github.com/citation-style-language/schema/raw/master/csl-citation.json"} </w:instrText>
+      </w:r>
+      <w:r>
+        <w:fldChar w:fldCharType="separate"/>
+      </w:r>
+      <w:r>
+        <w:rPr>
+          <w:rFonts w:cs="Tahoma"/>
+        </w:rPr>
+        <w:t>[32]</w:t>
+      </w:r>
+      <w:r>
+        <w:fldChar w:fldCharType="end"/>
+      </w:r>
+      <w:r>
+        <w:t xml:space="preserve"> als </w:t>
+      </w:r>
+      <w:r>
+        <w:t>standardisierte Abfragesprache</w:t>
+      </w:r>
+      <w:r>
+        <w:t xml:space="preserve"> </w:t>
+      </w:r>
+      <w:r>
+        <w:fldChar w:fldCharType="begin"/>
+      </w:r>
+      <w:r>
+        <w:instrText xml:space="preserve"> ADDIN ZOTERO_ITEM CSL_CITATION {"citationID":"znfiL6RR","properties":{"unsorted":false,"formattedCitation":"[33]","plainCitation":"[33]","noteIndex":0},"citationItems":[{"id":587,"uris":["http://zotero.org/users/14083681/items/3GSUQUR2"],"itemData":{"id":587,"type":"article-journal","abstract":"We survey foundational features underlying modern graph query languages. We first discuss two popular graph data models: edge-labelled graphs, where nodes are connected by directed, labelled edges, and property graphs, where nodes and edges can further have attributes. Next we discuss the two most fundamental graph querying functionalities: graph patterns and navigational expressions. We start with graph patterns, in which a graph-structured query is matched against the data. Thereafter, we discuss navigational expressions, in which patterns can be matched recursively against the graph to navigate paths of arbitrary length; we give an overview of what kinds of expressions have been proposed and how they can be combined with graph patterns. We also discuss several semantics under which queries using the previous features can be evaluated, what effects the selection of features and semantics has on complexity, and offer examples of such features in three modern languages that are used to query graphs: SPARQL, Cypher, and Gremlin. We conclude by discussing the importance of formalisation for graph query languages; a summary of what is known about SPARQL, Cypher, and Gremlin in terms of expressivity and complexity; and an outline of possible future directions for the area.","container-title":"ACM Computing Surveys (CSUR)","DOI":"10.1145/3104031","ISSN":"0360-0300","issue":"5","journalAbbreviation":"ACM Comput. Surv.","page":"68:1–68:40","source":"ACM Digital Library","title":"Foundations of Modern Query Languages for Graph Databases","volume":"50","author":[{"family":"Angles","given":"Renzo"},{"family":"Arenas","given":"Marcelo"},{"family":"Barceló","given":"Pablo"},{"family":"Hogan","given":"Aidan"},{"family":"Reutter","given":"Juan"},{"family":"Vrgoč","given":"Domagoj"}],"issued":{"date-parts":[["2017",9,26]]}}}],"schema":"https://github.com/citation-style-language/schema/raw/master/csl-citation.json"} </w:instrText>
+      </w:r>
+      <w:r>
+        <w:fldChar w:fldCharType="separate"/>
+      </w:r>
+      <w:r>
+        <w:rPr>
+          <w:rFonts w:cs="Tahoma"/>
+        </w:rPr>
+        <w:t>[33]</w:t>
+      </w:r>
+      <w:r>
+        <w:fldChar w:fldCharType="end"/>
+      </w:r>
+      <w:r>
+        <w:t xml:space="preserve">. </w:t>
+      </w:r>
+      <w:r>
+        <w:t>LPGs</w:t>
+      </w:r>
+      <w:r>
+        <w:t xml:space="preserve"> erweitern das Modell des gerichteten kantenbeschrifteten Graphen um </w:t>
+      </w:r>
+      <w:r>
+        <w:t>Typ</w:t>
+      </w:r>
+      <w:r>
+        <w:t xml:space="preserve">-Labels </w:t>
+      </w:r>
+      <w:r>
+        <w:t xml:space="preserve">und </w:t>
+      </w:r>
+      <w:r>
+        <w:t>Eigenschaft</w:t>
+      </w:r>
+      <w:r>
+        <w:t>en</w:t>
+      </w:r>
+      <w:r>
+        <w:t xml:space="preserve"> </w:t>
+      </w:r>
+      <w:r>
+        <w:fldChar w:fldCharType="begin"/>
+      </w:r>
+      <w:r>
+        <w:instrText xml:space="preserve"> ADDIN ZOTERO_ITEM CSL_CITATION {"citationID":"e5aPT6rs","properties":{"unsorted":false,"formattedCitation":"[28]","plainCitation":"[28]","noteIndex":0},"citationItems":[{"id":585,"uris":["http://zotero.org/users/14083681/items/E6VL4B3N"],"itemData":{"id":585,"type":"article-journal","abstract":"In this article, we provide a comprehensive introduction to knowledge graphs, which have recently garnered significant attention from both industry and academia in scenarios that require exploiting diverse, dynamic, large-scale collections of data. After some opening remarks, we motivate and contrast various graph-based data models, as well as languages used to query and validate knowledge graphs. We explain how knowledge can be represented and extracted using a combination of deductive and inductive techniques. We conclude with high-level future research directions for knowledge graphs.","container-title":"ACM Computing Surveys (CSUR)","DOI":"10.1145/3447772","ISSN":"0360-0300","issue":"4","journalAbbreviation":"ACM Comput. Surv.","page":"71:1–71:37","source":"ACM Digital Library","title":"Knowledge Graphs","volume":"54","author":[{"family":"Hogan","given":"Aidan"},{"family":"Blomqvist","given":"Eva"},{"family":"Cochez","given":"Michael"},{"family":"D’amato","given":"Claudia"},{"family":"Melo","given":"Gerard De"},{"family":"Gutierrez","given":"Claudio"},{"family":"Kirrane","given":"Sabrina"},{"family":"Gayo","given":"José Emilio Labra"},{"family":"Navigli","given":"Roberto"},{"family":"Neumaier","given":"Sebastian"},{"family":"Ngomo","given":"Axel-Cyrille Ngonga"},{"family":"Polleres","given":"Axel"},{"family":"Rashid","given":"Sabbir M."},{"family":"Rula","given":"Anisa"},{"family":"Schmelzeisen","given":"Lukas"},{"family":"Sequeda","given":"Juan"},{"family":"Staab","given":"Steffen"},{"family":"Zimmermann","given":"Antoine"}],"issued":{"date-parts":[["2021",7,2]]}}}],"schema":"https://github.com/citation-style-language/schema/raw/master/csl-citation.json"} </w:instrText>
+      </w:r>
+      <w:r>
+        <w:fldChar w:fldCharType="separate"/>
+      </w:r>
+      <w:r>
+        <w:rPr>
+          <w:rFonts w:cs="Tahoma"/>
+        </w:rPr>
+        <w:t>[28]</w:t>
+      </w:r>
+      <w:r>
+        <w:fldChar w:fldCharType="end"/>
+      </w:r>
+      <w:r>
+        <w:t xml:space="preserve">. </w:t>
+      </w:r>
+      <w:r>
+        <w:t>Labels ermöglichen die Klassifikation von</w:t>
+      </w:r>
+      <w:r>
+        <w:t xml:space="preserve"> Knoten und Kanten, etwa als Person </w:t>
+      </w:r>
+      <w:r>
+        <w:t xml:space="preserve">oder Buchung. </w:t>
+      </w:r>
+      <w:r>
+        <w:t>Eigenschaften werden im Gegensatz zum RDF</w:t>
+      </w:r>
+      <w:r>
+        <w:t xml:space="preserve"> als Felder innerhalb von Knoten und Kanten modelliert</w:t>
+      </w:r>
+      <w:r>
+        <w:t>.</w:t>
+      </w:r>
+      <w:r>
+        <w:t xml:space="preserve"> </w:t>
+      </w:r>
+      <w:r>
+        <w:t>Ein großer Anbieter</w:t>
+      </w:r>
+      <w:r>
+        <w:t xml:space="preserve"> von LPG-Datenbanken ist Neo4j</w:t>
+      </w:r>
+      <w:r>
+        <w:t xml:space="preserve"> </w:t>
+      </w:r>
+      <w:r>
+        <w:fldChar w:fldCharType="begin"/>
+      </w:r>
+      <w:r>
+        <w:instrText xml:space="preserve"> ADDIN ZOTERO_ITEM CSL_CITATION {"citationID":"DCw3RLJ0","properties":{"unsorted":false,"formattedCitation":"[34]","plainCitation":"[34]","noteIndex":0},"citationItems":[{"id":590,"uris":["http://zotero.org/users/14083681/items/YSNG7RNG"],"itemData":{"id":590,"type":"webpage","abstract":"Connect data as it's stored with Neo4j. Perform powerful, complex queries at scale and speed with our graph data platform.","container-title":"Graph Database &amp; Analytics","language":"en","title":"Neo4j Graph Intelligence Platform","URL":"https://neo4j.com/","accessed":{"date-parts":[["2026",7,16]]},"issued":{"date-parts":[["2026",7,16]]}}}],"schema":"https://github.com/citation-style-language/schema/raw/master/csl-citation.json"} </w:instrText>
+      </w:r>
+      <w:r>
+        <w:fldChar w:fldCharType="separate"/>
+      </w:r>
+      <w:r>
+        <w:rPr>
+          <w:rFonts w:cs="Tahoma"/>
+        </w:rPr>
+        <w:t>[34]</w:t>
+      </w:r>
+      <w:r>
+        <w:fldChar w:fldCharType="end"/>
+      </w:r>
+      <w:r>
+        <w:t>. Neo4j entwickelt</w:t>
+      </w:r>
+      <w:r>
+        <w:t xml:space="preserve"> Cypher</w:t>
+      </w:r>
+      <w:r>
+        <w:t xml:space="preserve"> </w:t>
+      </w:r>
+      <w:r>
+        <w:fldChar w:fldCharType="begin"/>
+      </w:r>
+      <w:r>
+        <w:instrText xml:space="preserve"> ADDIN ZOTERO_ITEM CSL_CITATION {"citationID":"qdZYX8KZ","properties":{"unsorted":false,"formattedCitation":"[35]","plainCitation":"[35]","noteIndex":0},"citationItems":[{"id":592,"uris":["http://zotero.org/users/14083681/items/H2CBD46V"],"itemData":{"id":592,"type":"webpage","abstract":"This section provides an introduction to the Cypher query language.","container-title":"Neo4j Graph Data Platform","language":"en","title":"Introduction - Cypher Manual","URL":"https://neo4j.com/docs/cypher-manual/25/introduction/","accessed":{"date-parts":[["2026",7,16]]}}}],"schema":"https://github.com/citation-style-language/schema/raw/master/csl-citation.json"} </w:instrText>
+      </w:r>
+      <w:r>
+        <w:fldChar w:fldCharType="separate"/>
+      </w:r>
+      <w:r>
+        <w:rPr>
+          <w:rFonts w:cs="Tahoma"/>
+        </w:rPr>
+        <w:t>[35]</w:t>
+      </w:r>
+      <w:r>
+        <w:fldChar w:fldCharType="end"/>
+      </w:r>
+      <w:r>
+        <w:t xml:space="preserve">, eine deklarative Abfragesprache für </w:t>
+      </w:r>
+      <w:r>
+        <w:t>die eigenen</w:t>
+      </w:r>
+      <w:r>
+        <w:t xml:space="preserve"> </w:t>
+      </w:r>
+      <w:proofErr w:type="spellStart"/>
+      <w:r>
+        <w:t>Graphdatenbank</w:t>
+      </w:r>
+      <w:r>
+        <w:t>en</w:t>
+      </w:r>
+      <w:proofErr w:type="spellEnd"/>
+      <w:r>
+        <w:t>.</w:t>
+      </w:r>
+    </w:p>
+    <w:p/>
+    <w:p>
+      <w:pPr>
+        <w:rPr>
+          <w:rFonts w:eastAsiaTheme="minorEastAsia"/>
+        </w:rPr>
+      </w:pPr>
+      <w:r>
+        <w:t xml:space="preserve">Zudem wird zwischen semi-strukturierten und strukturierten Wissensgraphen unterschieden. </w:t>
+      </w:r>
+      <w:r>
+        <w:t>Der Begriff „semi-</w:t>
+      </w:r>
+      <w:proofErr w:type="spellStart"/>
+      <w:r>
+        <w:t>structured</w:t>
+      </w:r>
+      <w:proofErr w:type="spellEnd"/>
+      <w:r>
+        <w:t xml:space="preserve"> </w:t>
+      </w:r>
+      <w:proofErr w:type="spellStart"/>
+      <w:r>
+        <w:t>knowledge</w:t>
+      </w:r>
+      <w:proofErr w:type="spellEnd"/>
+      <w:r>
+        <w:t xml:space="preserve"> </w:t>
+      </w:r>
+      <w:proofErr w:type="spellStart"/>
+      <w:r>
+        <w:t>base</w:t>
+      </w:r>
+      <w:proofErr w:type="spellEnd"/>
+      <w:r>
+        <w:t>“</w:t>
+      </w:r>
+      <w:r>
+        <w:t xml:space="preserve"> (</w:t>
+      </w:r>
+      <w:r>
+        <w:t>SKB</w:t>
+      </w:r>
+      <w:r>
+        <w:t>)</w:t>
+      </w:r>
+      <w:r>
+        <w:t xml:space="preserve"> wurde durch</w:t>
+      </w:r>
+      <w:r>
+        <w:t xml:space="preserve"> Wu et al.</w:t>
+      </w:r>
+      <w:r>
+        <w:t xml:space="preserve"> </w:t>
+      </w:r>
+      <w:r>
+        <w:fldChar w:fldCharType="begin"/>
+      </w:r>
+      <w:r>
+        <w:instrText xml:space="preserve"> ADDIN ZOTERO_ITEM CSL_CITATION {"citationID":"Sy7WRepR","properties":{"unsorted":false,"formattedCitation":"[13]","plainCitation":"[13]","noteIndex":0},"citationItems":[{"id":552,"uris":["http://zotero.org/users/14083681/items/4XJ7VRUC"],"itemData":{"id":552,"type":"article-journal","container-title":"Advances in Neural Information Processing Systems","DOI":"10.52202/079017-4037","language":"en","page":"127129-127153","source":"proceedings.neurips.cc","title":"STaRK: Benchmarking LLM Retrieval on Textual and Relational Knowledge Bases","title-short":"STaRK","volume":"37","author":[{"family":"Wu","given":"Shirley"},{"family":"Zhao","given":"Shiyu"},{"family":"Yasunaga","given":"Michihiro"},{"family":"Huang","given":"Kexin"},{"family":"Cao","given":"Kaidi"},{"family":"Huang","given":"Qian"},{"family":"Ioannidis","given":"Vassilis N."},{"family":"Subbian","given":"Karthik"},{"family":"Zou","given":"James"},{"family":"Leskovec","given":"Jure"}],"issued":{"date-parts":[["2024",12,16]]}}}],"schema":"https://github.com/citation-style-language/schema/raw/master/csl-citation.json"} </w:instrText>
+      </w:r>
+      <w:r>
+        <w:fldChar w:fldCharType="separate"/>
+      </w:r>
+      <w:r>
+        <w:rPr>
+          <w:rFonts w:cs="Tahoma"/>
+        </w:rPr>
+        <w:t>[13]</w:t>
+      </w:r>
+      <w:r>
+        <w:fldChar w:fldCharType="end"/>
+      </w:r>
+      <w:r>
+        <w:t xml:space="preserve"> formal eingeführt</w:t>
+      </w:r>
+      <w:r>
+        <w:t xml:space="preserve"> und beschreibt Wissensbasen, </w:t>
+      </w:r>
+      <w:r>
+        <w:t xml:space="preserve">die aus einem Wissensgraphen </w:t>
+      </w:r>
+      <m:oMath>
+        <m:r>
+          <w:rPr>
+            <w:rFonts w:ascii="Cambria Math" w:hAnsi="Cambria Math"/>
+          </w:rPr>
+          <m:t>G</m:t>
+        </m:r>
+        <m:r>
+          <w:rPr>
+            <w:rFonts w:ascii="Cambria Math" w:hAnsi="Cambria Math"/>
+          </w:rPr>
+          <m:t>=(V,E)</m:t>
+        </m:r>
+      </m:oMath>
+      <w:r>
+        <w:rPr>
+          <w:rFonts w:eastAsiaTheme="minorEastAsia"/>
+        </w:rPr>
+        <w:t xml:space="preserve"> und einer Menge an </w:t>
+      </w:r>
+      <w:r>
+        <w:rPr>
+          <w:rFonts w:eastAsiaTheme="minorEastAsia"/>
+        </w:rPr>
+        <w:t>Textd</w:t>
+      </w:r>
+      <w:r>
+        <w:rPr>
+          <w:rFonts w:eastAsiaTheme="minorEastAsia"/>
+        </w:rPr>
+        <w:t xml:space="preserve">okumenten </w:t>
+      </w:r>
+      <m:oMath>
+        <m:r>
+          <w:rPr>
+            <w:rFonts w:ascii="Cambria Math" w:eastAsiaTheme="minorEastAsia" w:hAnsi="Cambria Math"/>
+          </w:rPr>
+          <m:t>D</m:t>
+        </m:r>
+        <m:r>
+          <w:rPr>
+            <w:rFonts w:ascii="Cambria Math" w:eastAsiaTheme="minorEastAsia" w:hAnsi="Cambria Math"/>
+          </w:rPr>
+          <m:t>=</m:t>
+        </m:r>
+        <m:sSub>
+          <m:sSubPr>
+            <m:ctrlPr>
+              <w:rPr>
+                <w:rFonts w:ascii="Cambria Math" w:eastAsiaTheme="minorEastAsia" w:hAnsi="Cambria Math"/>
+                <w:i/>
+              </w:rPr>
+            </m:ctrlPr>
+          </m:sSubPr>
+          <m:e>
+            <m:r>
+              <w:rPr>
+                <w:rFonts w:ascii="Cambria Math" w:eastAsiaTheme="minorEastAsia" w:hAnsi="Cambria Math"/>
+              </w:rPr>
+              <m:t>⋃</m:t>
+            </m:r>
+          </m:e>
+          <m:sub>
+            <m:r>
+              <w:rPr>
+                <w:rFonts w:ascii="Cambria Math" w:eastAsiaTheme="minorEastAsia" w:hAnsi="Cambria Math"/>
+              </w:rPr>
+              <m:t>i∈V</m:t>
+            </m:r>
+          </m:sub>
+        </m:sSub>
+        <m:sSub>
+          <m:sSubPr>
+            <m:ctrlPr>
+              <w:rPr>
+                <w:rFonts w:ascii="Cambria Math" w:eastAsiaTheme="minorEastAsia" w:hAnsi="Cambria Math"/>
+                <w:i/>
+              </w:rPr>
+            </m:ctrlPr>
+          </m:sSubPr>
+          <m:e>
+            <m:r>
+              <w:rPr>
+                <w:rFonts w:ascii="Cambria Math" w:eastAsiaTheme="minorEastAsia" w:hAnsi="Cambria Math"/>
+              </w:rPr>
+              <m:t>D</m:t>
+            </m:r>
+          </m:e>
+          <m:sub>
+            <m:r>
+              <w:rPr>
+                <w:rFonts w:ascii="Cambria Math" w:eastAsiaTheme="minorEastAsia" w:hAnsi="Cambria Math"/>
+              </w:rPr>
+              <m:t>i</m:t>
             </m:r>
           </m:sub>
         </m:sSub>
@@ -10847,75 +11507,38 @@
         <w:rPr>
           <w:rFonts w:eastAsiaTheme="minorEastAsia"/>
         </w:rPr>
-        <w:t xml:space="preserve"> und Kanten </w:t>
+        <w:t xml:space="preserve"> bestehen.</w:t>
+      </w:r>
+      <w:r>
+        <w:rPr>
+          <w:rFonts w:eastAsiaTheme="minorEastAsia"/>
+        </w:rPr>
+        <w:t xml:space="preserve"> </w:t>
       </w:r>
       <m:oMath>
         <m:sSub>
           <m:sSubPr>
             <m:ctrlPr>
               <w:rPr>
-                <w:rFonts w:ascii="Cambria Math" w:hAnsi="Cambria Math"/>
+                <w:rFonts w:ascii="Cambria Math" w:eastAsiaTheme="minorEastAsia" w:hAnsi="Cambria Math"/>
                 <w:i/>
               </w:rPr>
             </m:ctrlPr>
           </m:sSubPr>
           <m:e>
-            <m:d>
-              <m:dPr>
-                <m:begChr m:val="{"/>
-                <m:endChr m:val="}"/>
-                <m:ctrlPr>
-                  <w:rPr>
-                    <w:rFonts w:ascii="Cambria Math" w:hAnsi="Cambria Math"/>
-                    <w:i/>
-                  </w:rPr>
-                </m:ctrlPr>
-              </m:dPr>
-              <m:e>
-                <m:sSub>
-                  <m:sSubPr>
-                    <m:ctrlPr>
-                      <w:rPr>
-                        <w:rFonts w:ascii="Cambria Math" w:hAnsi="Cambria Math"/>
-                        <w:i/>
-                      </w:rPr>
-                    </m:ctrlPr>
-                  </m:sSubPr>
-                  <m:e>
-                    <m:r>
-                      <w:rPr>
-                        <w:rFonts w:ascii="Cambria Math" w:hAnsi="Cambria Math"/>
-                      </w:rPr>
-                      <m:t>e</m:t>
-                    </m:r>
-                  </m:e>
-                  <m:sub>
-                    <m:r>
-                      <w:rPr>
-                        <w:rFonts w:ascii="Cambria Math" w:hAnsi="Cambria Math"/>
-                      </w:rPr>
-                      <m:t>i,j</m:t>
-                    </m:r>
-                  </m:sub>
-                </m:sSub>
-              </m:e>
-            </m:d>
+            <m:r>
+              <w:rPr>
+                <w:rFonts w:ascii="Cambria Math" w:eastAsiaTheme="minorEastAsia" w:hAnsi="Cambria Math"/>
+              </w:rPr>
+              <m:t>D</m:t>
+            </m:r>
           </m:e>
           <m:sub>
             <m:r>
               <w:rPr>
-                <w:rFonts w:ascii="Cambria Math" w:hAnsi="Cambria Math"/>
-              </w:rPr>
-              <m:t>i,j</m:t>
-            </m:r>
-            <m:r>
-              <m:rPr>
-                <m:scr m:val="script"/>
-              </m:rPr>
-              <w:rPr>
-                <w:rFonts w:ascii="Cambria Math" w:hAnsi="Cambria Math"/>
-              </w:rPr>
-              <m:t>∈E</m:t>
+                <w:rFonts w:ascii="Cambria Math" w:eastAsiaTheme="minorEastAsia" w:hAnsi="Cambria Math"/>
+              </w:rPr>
+              <m:t>i</m:t>
             </m:r>
           </m:sub>
         </m:sSub>
@@ -10930,7 +11553,76 @@
         <w:rPr>
           <w:rFonts w:eastAsiaTheme="minorEastAsia"/>
         </w:rPr>
-        <w:t>beschreiben</w:t>
+        <w:t>ist die Menge all</w:t>
+      </w:r>
+      <w:r>
+        <w:rPr>
+          <w:rFonts w:eastAsiaTheme="minorEastAsia"/>
+        </w:rPr>
+        <w:t xml:space="preserve">er Dokumente, die mit Knoten </w:t>
+      </w:r>
+      <m:oMath>
+        <m:r>
+          <w:rPr>
+            <w:rFonts w:ascii="Cambria Math" w:eastAsiaTheme="minorEastAsia" w:hAnsi="Cambria Math"/>
+          </w:rPr>
+          <m:t>i</m:t>
+        </m:r>
+      </m:oMath>
+      <w:r>
+        <w:rPr>
+          <w:rFonts w:eastAsiaTheme="minorEastAsia"/>
+        </w:rPr>
+        <w:t xml:space="preserve"> in Verbindung stehen. </w:t>
+      </w:r>
+      <w:r>
+        <w:rPr>
+          <w:rFonts w:eastAsiaTheme="minorEastAsia"/>
+        </w:rPr>
+        <w:lastRenderedPageBreak/>
+        <w:t>Dokument</w:t>
+      </w:r>
+      <w:r>
+        <w:rPr>
+          <w:rFonts w:eastAsiaTheme="minorEastAsia"/>
+        </w:rPr>
+        <w:t xml:space="preserve">e </w:t>
+      </w:r>
+      <w:r>
+        <w:rPr>
+          <w:rFonts w:eastAsiaTheme="minorEastAsia"/>
+        </w:rPr>
+        <w:t>beinhalte</w:t>
+      </w:r>
+      <w:r>
+        <w:rPr>
+          <w:rFonts w:eastAsiaTheme="minorEastAsia"/>
+        </w:rPr>
+        <w:t xml:space="preserve">n </w:t>
+      </w:r>
+      <w:r>
+        <w:rPr>
+          <w:rFonts w:eastAsiaTheme="minorEastAsia"/>
+        </w:rPr>
+        <w:t>freien Text ohne vorgegebene Struktur</w:t>
+      </w:r>
+      <w:r>
+        <w:rPr>
+          <w:rFonts w:eastAsiaTheme="minorEastAsia"/>
+        </w:rPr>
+        <w:t xml:space="preserve">. </w:t>
+      </w:r>
+      <w:r>
+        <w:rPr>
+          <w:rFonts w:eastAsiaTheme="minorEastAsia"/>
+        </w:rPr>
+        <w:t xml:space="preserve">Eine SKB ermöglicht so die Wissensmodellierung in zwei Dimensionen: </w:t>
+      </w:r>
+      <w:r>
+        <w:rPr>
+          <w:rFonts w:eastAsiaTheme="minorEastAsia"/>
+        </w:rPr>
+        <w:t>(1)</w:t>
       </w:r>
       <w:r>
         <w:rPr>
@@ -10942,13 +11634,270 @@
         <w:rPr>
           <w:rFonts w:eastAsiaTheme="minorEastAsia"/>
         </w:rPr>
+        <w:t>Strukturiertes bzw. relationales</w:t>
+      </w:r>
+      <w:r>
+        <w:rPr>
+          <w:rFonts w:eastAsiaTheme="minorEastAsia"/>
+        </w:rPr>
+        <w:t xml:space="preserve"> Wissen</w:t>
+      </w:r>
+      <w:r>
+        <w:rPr>
+          <w:rFonts w:eastAsiaTheme="minorEastAsia"/>
+        </w:rPr>
+        <w:t xml:space="preserve"> </w:t>
+      </w:r>
+      <w:r>
+        <w:rPr>
+          <w:rFonts w:eastAsiaTheme="minorEastAsia"/>
+        </w:rPr>
+        <w:t>wird durch Kanten im KG abgebildet</w:t>
+      </w:r>
+      <w:r>
+        <w:rPr>
+          <w:rFonts w:eastAsiaTheme="minorEastAsia"/>
+        </w:rPr>
+        <w:t xml:space="preserve">. </w:t>
+      </w:r>
+      <w:r>
+        <w:rPr>
+          <w:rFonts w:eastAsiaTheme="minorEastAsia"/>
+        </w:rPr>
+        <w:t xml:space="preserve">Durch die </w:t>
+      </w:r>
+      <w:proofErr w:type="spellStart"/>
+      <w:r>
+        <w:rPr>
+          <w:rFonts w:eastAsiaTheme="minorEastAsia"/>
+        </w:rPr>
+        <w:t>Graphmodellierung</w:t>
+      </w:r>
+      <w:proofErr w:type="spellEnd"/>
+      <w:r>
+        <w:rPr>
+          <w:rFonts w:eastAsiaTheme="minorEastAsia"/>
+        </w:rPr>
+        <w:t xml:space="preserve"> </w:t>
+      </w:r>
+      <w:r>
+        <w:rPr>
+          <w:rFonts w:eastAsiaTheme="minorEastAsia"/>
+        </w:rPr>
+        <w:t>lassen</w:t>
+      </w:r>
+      <w:r>
+        <w:rPr>
+          <w:rFonts w:eastAsiaTheme="minorEastAsia"/>
+        </w:rPr>
+        <w:t xml:space="preserve"> sich strukturierte </w:t>
+      </w:r>
+      <w:r>
+        <w:rPr>
+          <w:rFonts w:eastAsiaTheme="minorEastAsia"/>
+        </w:rPr>
+        <w:t>Informationen</w:t>
+      </w:r>
+      <w:r>
+        <w:rPr>
+          <w:rFonts w:eastAsiaTheme="minorEastAsia"/>
+        </w:rPr>
+        <w:t xml:space="preserve"> effizient </w:t>
+      </w:r>
+      <w:r>
+        <w:rPr>
+          <w:rFonts w:eastAsiaTheme="minorEastAsia"/>
+        </w:rPr>
+        <w:t xml:space="preserve">speichern und abfragen. </w:t>
+      </w:r>
+      <w:r>
+        <w:rPr>
+          <w:rFonts w:eastAsiaTheme="minorEastAsia"/>
+        </w:rPr>
+        <w:t xml:space="preserve">(2) </w:t>
+      </w:r>
+      <w:r>
+        <w:rPr>
+          <w:rFonts w:eastAsiaTheme="minorEastAsia"/>
+        </w:rPr>
+        <w:t xml:space="preserve">Unstrukturiertes bzw. textuelles Wissen </w:t>
+      </w:r>
+      <w:r>
+        <w:rPr>
+          <w:rFonts w:eastAsiaTheme="minorEastAsia"/>
+        </w:rPr>
+        <w:t xml:space="preserve">wird durch Dokumente ermöglicht. </w:t>
+      </w:r>
+      <w:r>
+        <w:rPr>
+          <w:rFonts w:eastAsiaTheme="minorEastAsia"/>
+        </w:rPr>
+        <w:t xml:space="preserve">So lassen sich komplexe Informationen, die </w:t>
+      </w:r>
+      <w:r>
+        <w:rPr>
+          <w:rFonts w:eastAsiaTheme="minorEastAsia"/>
+        </w:rPr>
+        <w:t>diverse zusätzliche Relationen und Entitäten zur Modellierung im KG benötigen würden, in Freitext-Anhänge auslagern.</w:t>
+      </w:r>
+      <w:r>
+        <w:rPr>
+          <w:rFonts w:eastAsiaTheme="minorEastAsia"/>
+        </w:rPr>
+        <w:t xml:space="preserve"> In dieser Arbeit</w:t>
+      </w:r>
+      <w:r>
+        <w:rPr>
+          <w:rFonts w:eastAsiaTheme="minorEastAsia"/>
+        </w:rPr>
+        <w:t xml:space="preserve"> werden SKBs als semi-strukturierte Wissensgraphen (engl. semi-</w:t>
+      </w:r>
+      <w:proofErr w:type="spellStart"/>
+      <w:r>
+        <w:rPr>
+          <w:rFonts w:eastAsiaTheme="minorEastAsia"/>
+        </w:rPr>
+        <w:t>structured</w:t>
+      </w:r>
+      <w:proofErr w:type="spellEnd"/>
+      <w:r>
+        <w:rPr>
+          <w:rFonts w:eastAsiaTheme="minorEastAsia"/>
+        </w:rPr>
+        <w:t xml:space="preserve"> </w:t>
+      </w:r>
+      <w:proofErr w:type="spellStart"/>
+      <w:r>
+        <w:rPr>
+          <w:rFonts w:eastAsiaTheme="minorEastAsia"/>
+        </w:rPr>
+        <w:t>knowledge</w:t>
+      </w:r>
+      <w:proofErr w:type="spellEnd"/>
+      <w:r>
+        <w:rPr>
+          <w:rFonts w:eastAsiaTheme="minorEastAsia"/>
+        </w:rPr>
+        <w:t xml:space="preserve"> </w:t>
+      </w:r>
+      <w:proofErr w:type="spellStart"/>
+      <w:r>
+        <w:rPr>
+          <w:rFonts w:eastAsiaTheme="minorEastAsia"/>
+        </w:rPr>
+        <w:t>graph</w:t>
+      </w:r>
+      <w:proofErr w:type="spellEnd"/>
+      <w:r>
+        <w:rPr>
+          <w:rFonts w:eastAsiaTheme="minorEastAsia"/>
+        </w:rPr>
+        <w:t>, SKG) bezeichnet,</w:t>
+      </w:r>
+      <w:r>
+        <w:rPr>
+          <w:rFonts w:eastAsiaTheme="minorEastAsia"/>
+        </w:rPr>
+        <w:t xml:space="preserve"> da der Fokus dieser Arbeit auf </w:t>
+      </w:r>
+      <w:proofErr w:type="spellStart"/>
+      <w:r>
+        <w:rPr>
+          <w:rFonts w:eastAsiaTheme="minorEastAsia"/>
+        </w:rPr>
+        <w:t>GraphRAG</w:t>
+      </w:r>
+      <w:proofErr w:type="spellEnd"/>
+      <w:r>
+        <w:rPr>
+          <w:rFonts w:eastAsiaTheme="minorEastAsia"/>
+        </w:rPr>
+        <w:t xml:space="preserve">-Retrieval </w:t>
+      </w:r>
+      <w:r>
+        <w:rPr>
+          <w:rFonts w:eastAsiaTheme="minorEastAsia"/>
+        </w:rPr>
+        <w:t>liegt und daher SKBs von der Graph-Perspektive betrachtet</w:t>
+      </w:r>
+      <w:r>
+        <w:rPr>
+          <w:rFonts w:eastAsiaTheme="minorEastAsia"/>
+        </w:rPr>
+        <w:t xml:space="preserve">. </w:t>
+      </w:r>
+      <w:r>
+        <w:rPr>
+          <w:rFonts w:eastAsiaTheme="minorEastAsia"/>
+        </w:rPr>
+        <w:t>Ein strukturierter KG</w:t>
+      </w:r>
+      <w:r>
+        <w:rPr>
+          <w:rFonts w:eastAsiaTheme="minorEastAsia"/>
+        </w:rPr>
+        <w:t xml:space="preserve"> wird in dieser Arbeit als </w:t>
+      </w:r>
+      <w:r>
+        <w:rPr>
+          <w:rFonts w:eastAsiaTheme="minorEastAsia"/>
+        </w:rPr>
+        <w:t>das Gegenstück zum SKB</w:t>
+      </w:r>
+      <w:r>
+        <w:rPr>
+          <w:rFonts w:eastAsiaTheme="minorEastAsia"/>
+        </w:rPr>
+        <w:t xml:space="preserve"> </w:t>
+      </w:r>
+      <w:r>
+        <w:rPr>
+          <w:rFonts w:eastAsiaTheme="minorEastAsia"/>
+        </w:rPr>
+        <w:t xml:space="preserve">mit </w:t>
+      </w:r>
+      <m:oMath>
+        <m:r>
+          <w:rPr>
+            <w:rFonts w:ascii="Cambria Math" w:eastAsiaTheme="minorEastAsia" w:hAnsi="Cambria Math"/>
+          </w:rPr>
+          <m:t>D={}</m:t>
+        </m:r>
+      </m:oMath>
+      <w:r>
+        <w:rPr>
+          <w:rFonts w:eastAsiaTheme="minorEastAsia"/>
+        </w:rPr>
+        <w:t xml:space="preserve"> definiert, also als KG mit einfachen Knoten und Kanten ohne </w:t>
+      </w:r>
+      <w:r>
+        <w:rPr>
+          <w:rFonts w:eastAsiaTheme="minorEastAsia"/>
+        </w:rPr>
+        <w:t xml:space="preserve">Textdokumente. </w:t>
+      </w:r>
+      <w:r>
+        <w:rPr>
+          <w:rFonts w:eastAsiaTheme="minorEastAsia"/>
+        </w:rPr>
+        <w:t xml:space="preserve">In </w:t>
+      </w:r>
+      <w:r>
+        <w:rPr>
+          <w:rFonts w:eastAsiaTheme="minorEastAsia"/>
+        </w:rPr>
         <w:fldChar w:fldCharType="begin"/>
       </w:r>
       <w:r>
         <w:rPr>
           <w:rFonts w:eastAsiaTheme="minorEastAsia"/>
         </w:rPr>
-        <w:instrText xml:space="preserve"> ADDIN ZOTERO_ITEM CSL_CITATION {"citationID":"TnTKSLMI","properties":{"unsorted":false,"formattedCitation":"[4]","plainCitation":"[4]","noteIndex":0},"citationItems":[{"id":379,"uris":["http://zotero.org/users/14083681/items/6X9UUNXG"],"itemData":{"id":379,"type":"article-journal","abstract":"Recently, Retrieval-Augmented Generation (RAG) has achieved remarkable success in addressing the challenges of Large Language Models (LLMs) without necessitating retraining. By referencing an external knowledge base, RAG refines LLM outputs, effectively mitigating issues such as “hallucination,” lack of domain-specific knowledge, and outdated information. However, the complex structure of relationships among different entities in databases presents challenges for RAG systems. In response, GraphRAG leverages structural information across entities to enable more precise and comprehensive retrieval, capturing relational knowledge and facilitating more accurate, context-aware responses. Given the novelty and potential of GraphRAG, a systematic review of current technologies is imperative. This article provides the first comprehensive overview of GraphRAG methodologies. We formalize the GraphRAG workflow, encompassing Graph-Based Indexing, Graph-Guided Retrieval, and Graph-Enhanced Generation. We then outline the core technologies and training methods at each stage. Additionally, we examine downstream tasks, application domains, evaluation methodologies, and industrial use cases of GraphRAG. Finally, we explore future research directions to inspire further inquiries and advance progress in the field. In order to track recent progress, we set up a repository at .","container-title":"ACM Trans. Inf. Syst.","DOI":"10.1145/3777378","ISSN":"1046-8188","issue":"2","page":"35:1–35:52","source":"ACM Digital Library","title":"Graph Retrieval-Augmented Generation: A Survey","title-short":"Graph Retrieval-Augmented Generation","volume":"44","author":[{"family":"Peng","given":"Boci"},{"family":"Zhu","given":"Yun"},{"family":"Liu","given":"Yongchao"},{"family":"Bo","given":"Xiaohe"},{"family":"Shi","given":"Haizhou"},{"family":"Hong","given":"Chuntao"},{"family":"Zhang","given":"Yan"},{"family":"Tang","given":"Siliang"}],"issued":{"date-parts":[["2025",12,23]]}}}],"schema":"https://github.com/citation-style-language/schema/raw/master/csl-citation.json"} </w:instrText>
+        <w:instrText xml:space="preserve"> REF _Ref235386318 \h </w:instrText>
+      </w:r>
+      <w:r>
+        <w:rPr>
+          <w:rFonts w:eastAsiaTheme="minorEastAsia"/>
+        </w:rPr>
       </w:r>
       <w:r>
         <w:rPr>
@@ -10957,1924 +11906,3537 @@
         <w:fldChar w:fldCharType="separate"/>
       </w:r>
       <w:r>
+        <w:t xml:space="preserve">Abb. </w:t>
+      </w:r>
+      <w:r>
+        <w:rPr>
+          <w:noProof/>
+        </w:rPr>
+        <w:t>4</w:t>
+      </w:r>
+      <w:r>
+        <w:rPr>
+          <w:rFonts w:eastAsiaTheme="minorEastAsia"/>
+        </w:rPr>
+        <w:fldChar w:fldCharType="end"/>
+      </w:r>
+      <w:r>
+        <w:rPr>
+          <w:rFonts w:eastAsiaTheme="minorEastAsia"/>
+        </w:rPr>
+        <w:t xml:space="preserve"> ist ein beispielhafter SKG dargestellt.</w:t>
+      </w:r>
+    </w:p>
+    <w:p>
+      <w:pPr>
+        <w:rPr>
+          <w:rFonts w:eastAsiaTheme="minorEastAsia"/>
+        </w:rPr>
+      </w:pPr>
+    </w:p>
+    <w:p>
+      <w:pPr>
+        <w:keepNext/>
+      </w:pPr>
+      <w:r>
+        <w:rPr>
+          <w:noProof/>
+        </w:rPr>
+        <w:drawing>
+          <wp:inline distT="0" distB="0" distL="0" distR="0" wp14:anchorId="19C5BF94" wp14:editId="289B3F2A">
+            <wp:extent cx="5400040" cy="2047129"/>
+            <wp:effectExtent l="0" t="0" r="0" b="0"/>
+            <wp:docPr id="925147469" name="Picture 3"/>
+            <wp:cNvGraphicFramePr>
+              <a:graphicFrameLocks xmlns:a="http://schemas.openxmlformats.org/drawingml/2006/main" noChangeAspect="1"/>
+            </wp:cNvGraphicFramePr>
+            <a:graphic xmlns:a="http://schemas.openxmlformats.org/drawingml/2006/main">
+              <a:graphicData uri="http://schemas.openxmlformats.org/drawingml/2006/picture">
+                <pic:pic xmlns:pic="http://schemas.openxmlformats.org/drawingml/2006/picture">
+                  <pic:nvPicPr>
+                    <pic:cNvPr id="925147469" name="Picture 3"/>
+                    <pic:cNvPicPr/>
+                  </pic:nvPicPr>
+                  <pic:blipFill>
+                    <a:blip r:embed="rId14"/>
+                    <a:stretch>
+                      <a:fillRect/>
+                    </a:stretch>
+                  </pic:blipFill>
+                  <pic:spPr>
+                    <a:xfrm>
+                      <a:off x="0" y="0"/>
+                      <a:ext cx="5400040" cy="2047129"/>
+                    </a:xfrm>
+                    <a:prstGeom prst="rect">
+                      <a:avLst/>
+                    </a:prstGeom>
+                  </pic:spPr>
+                </pic:pic>
+              </a:graphicData>
+            </a:graphic>
+          </wp:inline>
+        </w:drawing>
+      </w:r>
+    </w:p>
+    <w:p>
+      <w:pPr>
+        <w:pStyle w:val="Caption"/>
+        <w:jc w:val="both"/>
+      </w:pPr>
+      <w:bookmarkStart w:id="15" w:name="_Ref235386318"/>
+      <w:r>
+        <w:t xml:space="preserve">Abb. </w:t>
+      </w:r>
+      <w:fldSimple w:instr=" SEQ Abb. \* ARABIC ">
+        <w:r>
+          <w:rPr>
+            <w:noProof/>
+          </w:rPr>
+          <w:t>4</w:t>
+        </w:r>
+      </w:fldSimple>
+      <w:bookmarkEnd w:id="15"/>
+      <w:r>
+        <w:t xml:space="preserve">: </w:t>
+      </w:r>
+      <w:r>
+        <w:t>Beispiel für einen semi-strukturierten Wissensgraphen. Kreise stehen für Entitäten, Pfeile für Relationen.</w:t>
+      </w:r>
+      <w:r>
+        <w:t xml:space="preserve"> Zu zwei Entitäten ist je ein Dokument (grau) abgebildet, das </w:t>
+      </w:r>
+      <w:r>
+        <w:t>assoziierte Freitext</w:t>
+      </w:r>
+      <w:r>
+        <w:t xml:space="preserve">-Informationen beinhaltet. </w:t>
+      </w:r>
+      <w:r>
+        <w:t xml:space="preserve">Dokumenttexte aus </w:t>
+      </w:r>
+      <w:r>
+        <w:t>THB-</w:t>
+      </w:r>
+      <w:r>
+        <w:t xml:space="preserve">Webseite </w:t>
+      </w:r>
+      <w:r>
+        <w:fldChar w:fldCharType="begin"/>
+      </w:r>
+      <w:r>
+        <w:instrText xml:space="preserve"> ADDIN ZOTERO_ITEM CSL_CITATION {"citationID":"RGVIvc0C","properties":{"unsorted":false,"formattedCitation":"[36]","plainCitation":"[36]","noteIndex":0},"citationItems":[{"id":594,"uris":["http://zotero.org/users/14083681/items/FBMFFUNV"],"itemData":{"id":594,"type":"webpage","title":"Fachbereich Informatik und Medien›Technische Hochschule Brandenburg","URL":"https://informatik.th-brandenburg.de/fachbereich-informatik-und-medien/","accessed":{"date-parts":[["2026",7,19]]}}}],"schema":"https://github.com/citation-style-language/schema/raw/master/csl-citation.json"} </w:instrText>
+      </w:r>
+      <w:r>
+        <w:fldChar w:fldCharType="separate"/>
+      </w:r>
+      <w:r>
         <w:rPr>
           <w:rFonts w:cs="Tahoma"/>
         </w:rPr>
-        <w:t>[4]</w:t>
-      </w:r>
-      <w:r>
-        <w:rPr>
-          <w:rFonts w:eastAsiaTheme="minorEastAsia"/>
-        </w:rPr>
+        <w:t>[36]</w:t>
+      </w:r>
+      <w:r>
         <w:fldChar w:fldCharType="end"/>
       </w:r>
       <w:r>
-        <w:rPr>
-          <w:rFonts w:eastAsiaTheme="minorEastAsia"/>
-        </w:rPr>
+        <w:t xml:space="preserve"> </w:t>
+      </w:r>
+      <w:r>
+        <w:fldChar w:fldCharType="begin"/>
+      </w:r>
+      <w:r>
+        <w:instrText xml:space="preserve"> ADDIN ZOTERO_ITEM CSL_CITATION {"citationID":"T59Y0pWE","properties":{"unsorted":false,"formattedCitation":"[37]","plainCitation":"[37]","noteIndex":0},"citationItems":[{"id":595,"uris":["http://zotero.org/users/14083681/items/ATKYZWAY"],"itemData":{"id":595,"type":"webpage","title":"Studienschwerpunkte›Technische Hochschule Brandenburg","URL":"https://informatik.th-brandenburg.de/studium/studienschwerpunkte/","accessed":{"date-parts":[["2026",7,19]]}}}],"schema":"https://github.com/citation-style-language/schema/raw/master/csl-citation.json"} </w:instrText>
+      </w:r>
+      <w:r>
+        <w:fldChar w:fldCharType="separate"/>
+      </w:r>
+      <w:r>
+        <w:rPr>
+          <w:rFonts w:cs="Tahoma"/>
+        </w:rPr>
+        <w:t>[37]</w:t>
+      </w:r>
+      <w:r>
+        <w:fldChar w:fldCharType="end"/>
+      </w:r>
+      <w:r>
+        <w:t xml:space="preserve"> und -Modulhandbuch </w:t>
+      </w:r>
+      <w:r>
+        <w:fldChar w:fldCharType="begin"/>
+      </w:r>
+      <w:r>
+        <w:instrText xml:space="preserve"> ADDIN ZOTERO_ITEM CSL_CITATION {"citationID":"oEjp8Zcw","properties":{"unsorted":false,"formattedCitation":"[38]","plainCitation":"[38]","noteIndex":0},"citationItems":[{"id":596,"uris":["http://zotero.org/users/14083681/items/UXFH29NQ"],"itemData":{"id":596,"type":"webpage","title":"Modulhandbuch für Präsenzstudiengänge›Technische Hochschule Brandenburg","URL":"https://informatik.th-brandenburg.de/studium/plaene-und-termine/ordnungen-modulhandbuecher/modulhandbuch-fuer-praesenzstudiengaenge/","accessed":{"date-parts":[["2026",7,19]]}}}],"schema":"https://github.com/citation-style-language/schema/raw/master/csl-citation.json"} </w:instrText>
+      </w:r>
+      <w:r>
+        <w:fldChar w:fldCharType="separate"/>
+      </w:r>
+      <w:r>
+        <w:rPr>
+          <w:rFonts w:cs="Tahoma"/>
+        </w:rPr>
+        <w:t>[38]</w:t>
+      </w:r>
+      <w:r>
+        <w:fldChar w:fldCharType="end"/>
+      </w:r>
+      <w:r>
         <w:t>.</w:t>
       </w:r>
+    </w:p>
+    <w:p/>
+    <w:p/>
+    <w:p>
+      <w:pPr>
+        <w:pStyle w:val="Heading2"/>
+      </w:pPr>
+      <w:bookmarkStart w:id="16" w:name="_Toc235378300"/>
+      <w:proofErr w:type="spellStart"/>
+      <w:r>
+        <w:t>GraphRAG</w:t>
+      </w:r>
+      <w:bookmarkEnd w:id="16"/>
+      <w:proofErr w:type="spellEnd"/>
+    </w:p>
+    <w:p>
+      <w:pPr>
+        <w:pStyle w:val="Heading1"/>
+      </w:pPr>
+      <w:bookmarkStart w:id="17" w:name="_Toc235378301"/>
+      <w:r>
+        <w:lastRenderedPageBreak/>
+        <w:t>Stand der Forschung</w:t>
+      </w:r>
+      <w:bookmarkEnd w:id="17"/>
+    </w:p>
+    <w:p>
+      <w:pPr>
+        <w:pStyle w:val="Heading2"/>
+      </w:pPr>
+      <w:bookmarkStart w:id="18" w:name="_Toc235378302"/>
+      <w:r>
+        <w:t>Fehler in Wissensgraphen</w:t>
+      </w:r>
+      <w:bookmarkEnd w:id="18"/>
+    </w:p>
+    <w:p>
+      <w:pPr>
+        <w:pStyle w:val="Heading2"/>
+      </w:pPr>
+      <w:bookmarkStart w:id="19" w:name="_Toc235378303"/>
+      <w:proofErr w:type="spellStart"/>
+      <w:r>
+        <w:t>GraphRAG</w:t>
+      </w:r>
+      <w:proofErr w:type="spellEnd"/>
+      <w:r>
+        <w:t>-Retrieval-Paradigmen</w:t>
+      </w:r>
+      <w:bookmarkEnd w:id="19"/>
+    </w:p>
+    <w:p>
+      <w:pPr>
+        <w:pStyle w:val="Heading2"/>
+      </w:pPr>
+      <w:bookmarkStart w:id="20" w:name="_Toc235378304"/>
+      <w:proofErr w:type="spellStart"/>
+      <w:r>
+        <w:t>GraphRAG</w:t>
+      </w:r>
+      <w:proofErr w:type="spellEnd"/>
+      <w:r>
+        <w:t xml:space="preserve"> mit fehlerbehafteten Wissensgraphen</w:t>
+      </w:r>
+      <w:bookmarkEnd w:id="20"/>
+      <w:r>
+        <w:t xml:space="preserve"> </w:t>
+      </w:r>
+    </w:p>
+    <w:p>
+      <w:pPr>
+        <w:pStyle w:val="Heading2"/>
+      </w:pPr>
+      <w:bookmarkStart w:id="21" w:name="_Toc235378305"/>
+      <w:proofErr w:type="spellStart"/>
+      <w:r>
+        <w:t>GraphRAG</w:t>
+      </w:r>
+      <w:proofErr w:type="spellEnd"/>
+      <w:r>
+        <w:t xml:space="preserve"> mit semi-strukturierten Wissensgraphen</w:t>
+      </w:r>
+      <w:bookmarkEnd w:id="21"/>
+    </w:p>
+    <w:p>
+      <w:pPr>
+        <w:pStyle w:val="Heading2"/>
+      </w:pPr>
+      <w:bookmarkStart w:id="22" w:name="_Toc235378306"/>
+      <w:r>
+        <w:t>Offene Forschungslücke</w:t>
+      </w:r>
+      <w:bookmarkEnd w:id="22"/>
+    </w:p>
+    <w:p>
+      <w:pPr>
+        <w:pStyle w:val="Heading1"/>
+      </w:pPr>
+      <w:bookmarkStart w:id="23" w:name="_Toc235378307"/>
+      <w:r>
+        <w:lastRenderedPageBreak/>
+        <w:t>Auswahl und Realisierung der Retriever</w:t>
+      </w:r>
+      <w:bookmarkEnd w:id="23"/>
+    </w:p>
+    <w:p>
+      <w:pPr>
+        <w:pStyle w:val="Heading2"/>
+      </w:pPr>
+      <w:bookmarkStart w:id="24" w:name="_Toc235378308"/>
+      <w:r>
+        <w:t xml:space="preserve">Auswahl der </w:t>
+      </w:r>
+      <w:r>
+        <w:t>Retriever</w:t>
+      </w:r>
+      <w:bookmarkEnd w:id="24"/>
+    </w:p>
+    <w:p>
+      <w:pPr>
+        <w:pStyle w:val="Heading3"/>
+      </w:pPr>
+      <w:bookmarkStart w:id="25" w:name="_Toc235378309"/>
+      <w:r>
+        <w:t xml:space="preserve">Definition der </w:t>
+      </w:r>
+      <w:r>
+        <w:t>Vergleichskriterien</w:t>
+      </w:r>
+      <w:bookmarkEnd w:id="25"/>
+    </w:p>
+    <w:p>
+      <w:pPr>
+        <w:pStyle w:val="Heading3"/>
+      </w:pPr>
+      <w:bookmarkStart w:id="26" w:name="_Toc235378310"/>
+      <w:r>
+        <w:t xml:space="preserve">Systematischer Vergleich existierender </w:t>
+      </w:r>
+      <w:r>
+        <w:t>Retriever</w:t>
+      </w:r>
+      <w:bookmarkEnd w:id="26"/>
+    </w:p>
+    <w:p>
+      <w:pPr>
+        <w:pStyle w:val="Heading3"/>
+      </w:pPr>
+      <w:bookmarkStart w:id="27" w:name="_Toc235378311"/>
+      <w:r>
+        <w:t xml:space="preserve">Ableitung </w:t>
+      </w:r>
+      <w:proofErr w:type="gramStart"/>
+      <w:r>
+        <w:t>zu untersuchender</w:t>
+      </w:r>
+      <w:r>
+        <w:t xml:space="preserve"> Retriever</w:t>
+      </w:r>
+      <w:bookmarkEnd w:id="27"/>
+      <w:proofErr w:type="gramEnd"/>
+    </w:p>
+    <w:p>
+      <w:pPr>
+        <w:pStyle w:val="Heading2"/>
+      </w:pPr>
+      <w:bookmarkStart w:id="28" w:name="_Toc235378312"/>
+      <w:r>
+        <w:t>Realisierung</w:t>
+      </w:r>
+      <w:r>
+        <w:t xml:space="preserve"> der </w:t>
+      </w:r>
+      <w:r>
+        <w:t>Retriever</w:t>
+      </w:r>
+      <w:bookmarkEnd w:id="28"/>
+    </w:p>
+    <w:p>
+      <w:pPr>
+        <w:pStyle w:val="Heading3"/>
+      </w:pPr>
+      <w:bookmarkStart w:id="29" w:name="_Toc235378313"/>
+      <w:r>
+        <w:t>Textuelles Once-Retrieval</w:t>
+      </w:r>
+      <w:bookmarkEnd w:id="29"/>
+    </w:p>
+    <w:p>
+      <w:pPr>
+        <w:pStyle w:val="Heading3"/>
+      </w:pPr>
+      <w:bookmarkStart w:id="30" w:name="_Toc235378314"/>
+      <w:r>
+        <w:t>Hybrides Once-Retrieval</w:t>
+      </w:r>
+      <w:bookmarkEnd w:id="30"/>
+    </w:p>
+    <w:p>
+      <w:pPr>
+        <w:pStyle w:val="Heading3"/>
+      </w:pPr>
+      <w:bookmarkStart w:id="31" w:name="_Toc235378315"/>
+      <w:r>
+        <w:t xml:space="preserve">Hybrides </w:t>
+      </w:r>
+      <w:proofErr w:type="spellStart"/>
+      <w:r>
+        <w:t>agentisches</w:t>
+      </w:r>
+      <w:proofErr w:type="spellEnd"/>
+      <w:r>
+        <w:t xml:space="preserve"> Retrieval</w:t>
+      </w:r>
+      <w:bookmarkEnd w:id="31"/>
+    </w:p>
+    <w:p>
+      <w:pPr>
+        <w:pStyle w:val="Heading1"/>
+      </w:pPr>
+      <w:bookmarkStart w:id="32" w:name="_Toc235378316"/>
+      <w:r>
+        <w:lastRenderedPageBreak/>
+        <w:t>Evaluation</w:t>
+      </w:r>
+      <w:bookmarkEnd w:id="32"/>
+    </w:p>
+    <w:p>
+      <w:pPr>
+        <w:pStyle w:val="Heading2"/>
+      </w:pPr>
+      <w:bookmarkStart w:id="33" w:name="_Toc235378317"/>
+      <w:r>
+        <w:t>Datengrundlage und Fragemengen</w:t>
+      </w:r>
+      <w:bookmarkEnd w:id="33"/>
+    </w:p>
+    <w:p>
+      <w:pPr>
+        <w:pStyle w:val="Heading3"/>
+      </w:pPr>
+      <w:bookmarkStart w:id="34" w:name="_Toc235378318"/>
+      <w:r>
+        <w:t>Grundlegende Benchmark</w:t>
+      </w:r>
+      <w:bookmarkEnd w:id="34"/>
+    </w:p>
+    <w:p>
+      <w:pPr>
+        <w:pStyle w:val="Heading3"/>
+      </w:pPr>
+      <w:bookmarkStart w:id="35" w:name="_Toc235378319"/>
+      <w:r>
+        <w:t>Konstruktion des relationalen QA-Datensatzes</w:t>
+      </w:r>
+      <w:bookmarkEnd w:id="35"/>
+    </w:p>
+    <w:p>
+      <w:pPr>
+        <w:pStyle w:val="Heading3"/>
+      </w:pPr>
+      <w:bookmarkStart w:id="36" w:name="_Toc235378320"/>
+      <w:r>
+        <w:t>Konstruktion des textuellen QA-Datensatzes</w:t>
+      </w:r>
+      <w:bookmarkEnd w:id="36"/>
+    </w:p>
+    <w:p>
+      <w:pPr>
+        <w:pStyle w:val="Heading2"/>
+      </w:pPr>
+      <w:bookmarkStart w:id="37" w:name="_Toc235378321"/>
+      <w:r>
+        <w:t>Simulation von Fehlerfällen im Wissensgraphen</w:t>
+      </w:r>
+      <w:bookmarkEnd w:id="37"/>
+    </w:p>
+    <w:p>
+      <w:pPr>
+        <w:pStyle w:val="Heading3"/>
+      </w:pPr>
+      <w:bookmarkStart w:id="38" w:name="_Toc235378322"/>
+      <w:r>
+        <w:t>Herleitung</w:t>
+      </w:r>
+      <w:r>
+        <w:t xml:space="preserve"> </w:t>
+      </w:r>
+      <w:r>
+        <w:t>zentraler Fehlerfälle</w:t>
+      </w:r>
+      <w:bookmarkEnd w:id="38"/>
+      <w:r>
+        <w:t xml:space="preserve"> </w:t>
+      </w:r>
+    </w:p>
+    <w:p>
+      <w:pPr>
+        <w:pStyle w:val="Heading3"/>
+      </w:pPr>
+      <w:bookmarkStart w:id="39" w:name="_Toc235378323"/>
+      <w:r>
+        <w:t>Simulation der Fehlerfälle</w:t>
+      </w:r>
+      <w:bookmarkEnd w:id="39"/>
+    </w:p>
+    <w:p>
+      <w:pPr>
+        <w:pStyle w:val="Heading2"/>
+      </w:pPr>
+      <w:bookmarkStart w:id="40" w:name="_Toc235378324"/>
+      <w:r>
+        <w:t>Versuchsaufbau</w:t>
+      </w:r>
+      <w:bookmarkEnd w:id="40"/>
+    </w:p>
+    <w:p>
+      <w:pPr>
+        <w:pStyle w:val="Heading3"/>
+      </w:pPr>
+      <w:bookmarkStart w:id="41" w:name="_Toc235378325"/>
+      <w:r>
+        <w:t>Testläufe</w:t>
+      </w:r>
+      <w:bookmarkEnd w:id="41"/>
+    </w:p>
+    <w:p>
+      <w:pPr>
+        <w:pStyle w:val="Heading3"/>
+      </w:pPr>
+      <w:bookmarkStart w:id="42" w:name="_Toc235378326"/>
+      <w:r>
+        <w:t>Metriken</w:t>
+      </w:r>
+      <w:bookmarkEnd w:id="42"/>
+    </w:p>
+    <w:p>
+      <w:pPr>
+        <w:pStyle w:val="Heading1"/>
+      </w:pPr>
+      <w:bookmarkStart w:id="43" w:name="_Toc235378327"/>
+      <w:r>
+        <w:lastRenderedPageBreak/>
+        <w:t>Ergebnisse</w:t>
+      </w:r>
+      <w:bookmarkEnd w:id="43"/>
+    </w:p>
+    <w:p>
+      <w:pPr>
+        <w:pStyle w:val="Heading2"/>
+      </w:pPr>
+      <w:bookmarkStart w:id="44" w:name="_Toc235378328"/>
+      <w:r>
+        <w:t>Ergebnisse auf dem Basisgraphen</w:t>
+      </w:r>
+      <w:bookmarkEnd w:id="44"/>
+    </w:p>
+    <w:p>
+      <w:pPr>
+        <w:pStyle w:val="Heading2"/>
+      </w:pPr>
+      <w:bookmarkStart w:id="45" w:name="_Toc235378329"/>
+      <w:r>
+        <w:t>Strukturelle Unvollständigkeit</w:t>
+      </w:r>
+      <w:bookmarkEnd w:id="45"/>
+    </w:p>
+    <w:p>
+      <w:pPr>
+        <w:pStyle w:val="Heading3"/>
+      </w:pPr>
+      <w:bookmarkStart w:id="46" w:name="_Toc235378330"/>
+      <w:r>
+        <w:t>Einfluss auf Retrieval-Genauigkeit</w:t>
+      </w:r>
+      <w:bookmarkEnd w:id="46"/>
+    </w:p>
+    <w:p>
+      <w:pPr>
+        <w:pStyle w:val="Heading3"/>
+      </w:pPr>
+      <w:bookmarkStart w:id="47" w:name="_Toc235378331"/>
+      <w:r>
+        <w:t>Qualitative Beobachtungen</w:t>
+      </w:r>
+      <w:bookmarkEnd w:id="47"/>
+    </w:p>
+    <w:p>
+      <w:pPr>
+        <w:pStyle w:val="Heading2"/>
+      </w:pPr>
+      <w:bookmarkStart w:id="48" w:name="_Toc235378332"/>
+      <w:r>
+        <w:t>Textuelle Unvollständigkeit</w:t>
+      </w:r>
+      <w:bookmarkEnd w:id="48"/>
+    </w:p>
+    <w:p>
+      <w:pPr>
+        <w:pStyle w:val="Heading3"/>
+      </w:pPr>
+      <w:bookmarkStart w:id="49" w:name="_Toc235378333"/>
+      <w:r>
+        <w:t>Einfluss auf Retrieval-Genauigkeit</w:t>
+      </w:r>
+      <w:bookmarkEnd w:id="49"/>
+    </w:p>
+    <w:p>
+      <w:pPr>
+        <w:pStyle w:val="Heading3"/>
+      </w:pPr>
+      <w:bookmarkStart w:id="50" w:name="_Toc235378334"/>
+      <w:r>
+        <w:t>Qualitative Beobachtungen</w:t>
+      </w:r>
+      <w:bookmarkEnd w:id="50"/>
+    </w:p>
+    <w:p>
+      <w:pPr>
+        <w:pStyle w:val="Heading2"/>
+      </w:pPr>
+      <w:bookmarkStart w:id="51" w:name="_Toc235378335"/>
+      <w:r>
+        <w:t>Strukturelle Präzisionsfehler</w:t>
+      </w:r>
+      <w:bookmarkEnd w:id="51"/>
+    </w:p>
+    <w:p>
+      <w:pPr>
+        <w:pStyle w:val="Heading3"/>
+      </w:pPr>
+      <w:bookmarkStart w:id="52" w:name="_Toc235378336"/>
+      <w:r>
+        <w:t>Einfluss auf Retrieval-Genauigkeit</w:t>
+      </w:r>
+      <w:bookmarkEnd w:id="52"/>
+    </w:p>
+    <w:p>
+      <w:pPr>
+        <w:pStyle w:val="Heading3"/>
+      </w:pPr>
+      <w:bookmarkStart w:id="53" w:name="_Toc235378337"/>
+      <w:r>
+        <w:t>Qualitative Beobachtungen</w:t>
+      </w:r>
+      <w:bookmarkEnd w:id="53"/>
+    </w:p>
+    <w:p>
+      <w:pPr>
+        <w:pStyle w:val="Heading2"/>
+      </w:pPr>
+      <w:bookmarkStart w:id="54" w:name="_Toc235378338"/>
+      <w:r>
+        <w:t>Textuelle Präzisionsfehler</w:t>
+      </w:r>
+      <w:bookmarkEnd w:id="54"/>
+    </w:p>
+    <w:p>
+      <w:pPr>
+        <w:pStyle w:val="Heading3"/>
+      </w:pPr>
+      <w:bookmarkStart w:id="55" w:name="_Toc235378339"/>
+      <w:r>
+        <w:t>Einfluss auf Retrieval-Genauigkeit</w:t>
+      </w:r>
+      <w:bookmarkEnd w:id="55"/>
+    </w:p>
+    <w:p>
+      <w:pPr>
+        <w:pStyle w:val="Heading3"/>
+      </w:pPr>
+      <w:bookmarkStart w:id="56" w:name="_Toc235378340"/>
+      <w:r>
+        <w:t>Qualitative Beobachtungen</w:t>
+      </w:r>
+      <w:bookmarkEnd w:id="56"/>
+    </w:p>
+    <w:p>
+      <w:pPr>
+        <w:pStyle w:val="Heading2"/>
+      </w:pPr>
+      <w:bookmarkStart w:id="57" w:name="_Toc235378341"/>
+      <w:r>
+        <w:lastRenderedPageBreak/>
+        <w:t>Auswirkungen auf Retrieval-Effizienz</w:t>
+      </w:r>
+      <w:bookmarkEnd w:id="57"/>
+    </w:p>
+    <w:p>
+      <w:pPr>
+        <w:pStyle w:val="Heading1"/>
+      </w:pPr>
+      <w:bookmarkStart w:id="58" w:name="_Toc235378342"/>
+      <w:r>
+        <w:lastRenderedPageBreak/>
+        <w:t>Diskussion</w:t>
+      </w:r>
+      <w:bookmarkEnd w:id="58"/>
+    </w:p>
+    <w:p>
+      <w:pPr>
+        <w:pStyle w:val="Heading2"/>
+      </w:pPr>
+      <w:bookmarkStart w:id="59" w:name="_Toc235378343"/>
+      <w:r>
+        <w:t>Überprüfung der Arbeitshypothesen</w:t>
+      </w:r>
+      <w:bookmarkEnd w:id="59"/>
+    </w:p>
+    <w:p>
+      <w:pPr>
+        <w:pStyle w:val="Heading2"/>
+      </w:pPr>
+      <w:bookmarkStart w:id="60" w:name="_Toc235378344"/>
+      <w:r>
+        <w:t>Beantwortung der Forschungsfragen</w:t>
+      </w:r>
+      <w:bookmarkEnd w:id="60"/>
+    </w:p>
+    <w:p>
+      <w:pPr>
+        <w:pStyle w:val="Heading2"/>
+      </w:pPr>
+      <w:bookmarkStart w:id="61" w:name="_Toc235378345"/>
+      <w:r>
+        <w:t>Limitationen</w:t>
+      </w:r>
+      <w:bookmarkEnd w:id="61"/>
+    </w:p>
+    <w:p>
+      <w:pPr>
+        <w:pStyle w:val="Heading2"/>
+      </w:pPr>
+      <w:bookmarkStart w:id="62" w:name="_Toc235378346"/>
+      <w:r>
+        <w:t>Implikationen für Forschung und Praxis</w:t>
+      </w:r>
+      <w:bookmarkEnd w:id="62"/>
+    </w:p>
+    <w:p>
+      <w:pPr>
+        <w:pStyle w:val="Heading1"/>
+      </w:pPr>
+      <w:bookmarkStart w:id="63" w:name="_Toc235378347"/>
+      <w:r>
+        <w:lastRenderedPageBreak/>
+        <w:t>Schlussbetrachtung</w:t>
+      </w:r>
+      <w:bookmarkEnd w:id="63"/>
+    </w:p>
+    <w:p>
+      <w:pPr>
+        <w:pStyle w:val="Heading2"/>
+      </w:pPr>
+      <w:bookmarkStart w:id="64" w:name="_Toc235378348"/>
+      <w:r>
+        <w:t>Zusammenfassung</w:t>
+      </w:r>
+      <w:bookmarkEnd w:id="64"/>
+    </w:p>
+    <w:p>
+      <w:pPr>
+        <w:pStyle w:val="Heading2"/>
+      </w:pPr>
+      <w:bookmarkStart w:id="65" w:name="_Toc235378349"/>
+      <w:r>
+        <w:t>Ausblick</w:t>
+      </w:r>
+      <w:bookmarkEnd w:id="65"/>
     </w:p>
     <w:p/>
     <w:p>
       <w:pPr>
-        <w:pStyle w:val="ListParagraph"/>
-        <w:numPr>
-          <w:ilvl w:val="0"/>
-          <w:numId w:val="34"/>
-        </w:numPr>
-      </w:pPr>
-      <w:r>
-        <w:t>Tripel</w:t>
-      </w:r>
+        <w:pStyle w:val="Verzeichnisbezeichnungen"/>
+      </w:pPr>
+      <w:bookmarkStart w:id="66" w:name="_Toc235378350"/>
+      <w:r>
+        <w:lastRenderedPageBreak/>
+        <w:t>Literaturverzeichnis</w:t>
+      </w:r>
+      <w:bookmarkEnd w:id="66"/>
     </w:p>
     <w:p>
       <w:pPr>
-        <w:pStyle w:val="Heading2"/>
-      </w:pPr>
-      <w:bookmarkStart w:id="13" w:name="_Toc234951309"/>
-      <w:proofErr w:type="spellStart"/>
-      <w:r>
-        <w:t>GraphRAG</w:t>
-      </w:r>
-      <w:bookmarkEnd w:id="13"/>
-      <w:proofErr w:type="spellEnd"/>
+        <w:pStyle w:val="Bibliography"/>
+      </w:pPr>
+      <w:r>
+        <w:rPr>
+          <w:lang w:val="en-US"/>
+        </w:rPr>
+        <w:fldChar w:fldCharType="begin"/>
+      </w:r>
+      <w:r>
+        <w:rPr>
+          <w:lang w:val="en-US"/>
+        </w:rPr>
+        <w:instrText xml:space="preserve"> ADDIN ZOTERO_BIBL {"uncited":[],"omitted":[],"custom":[]} CSL_BIBLIOGRAPHY </w:instrText>
+      </w:r>
+      <w:r>
+        <w:rPr>
+          <w:lang w:val="en-US"/>
+        </w:rPr>
+        <w:fldChar w:fldCharType="separate"/>
+      </w:r>
+      <w:r>
+        <w:rPr>
+          <w:lang w:val="en-US"/>
+        </w:rPr>
+        <w:t>[1]</w:t>
+      </w:r>
+      <w:r>
+        <w:rPr>
+          <w:lang w:val="en-US"/>
+        </w:rPr>
+        <w:tab/>
+        <w:t xml:space="preserve">A. Vaswani </w:t>
+      </w:r>
+      <w:r>
+        <w:rPr>
+          <w:i/>
+          <w:iCs/>
+          <w:lang w:val="en-US"/>
+        </w:rPr>
+        <w:t>u. a</w:t>
+      </w:r>
+      <w:proofErr w:type="gramStart"/>
+      <w:r>
+        <w:rPr>
+          <w:i/>
+          <w:iCs/>
+          <w:lang w:val="en-US"/>
+        </w:rPr>
+        <w:t>.</w:t>
+      </w:r>
+      <w:r>
+        <w:rPr>
+          <w:lang w:val="en-US"/>
+        </w:rPr>
+        <w:t>, „</w:t>
+      </w:r>
+      <w:proofErr w:type="gramEnd"/>
+      <w:r>
+        <w:rPr>
+          <w:lang w:val="en-US"/>
+        </w:rPr>
+        <w:t xml:space="preserve">Attention is All you </w:t>
+      </w:r>
+      <w:proofErr w:type="gramStart"/>
+      <w:r>
+        <w:rPr>
+          <w:lang w:val="en-US"/>
+        </w:rPr>
+        <w:t>Need“</w:t>
+      </w:r>
+      <w:proofErr w:type="gramEnd"/>
+      <w:r>
+        <w:rPr>
+          <w:lang w:val="en-US"/>
+        </w:rPr>
+        <w:t xml:space="preserve">, in </w:t>
+      </w:r>
+      <w:r>
+        <w:rPr>
+          <w:i/>
+          <w:iCs/>
+          <w:lang w:val="en-US"/>
+        </w:rPr>
+        <w:t>Advances in Neural Information Processing Systems</w:t>
+      </w:r>
+      <w:r>
+        <w:rPr>
+          <w:lang w:val="en-US"/>
+        </w:rPr>
+        <w:t xml:space="preserve">, Curran Associates, Inc., 2017. </w:t>
+      </w:r>
+      <w:r>
+        <w:t>Zugegriffen: 25. April 2026. [Online]. Verfügbar unter: https://proceedings.neurips.cc/paper/2017/hash/3f5ee243547dee91fbd053c1c4a845aa-Abstract.html</w:t>
+      </w:r>
     </w:p>
     <w:p>
       <w:pPr>
-        <w:pStyle w:val="Heading1"/>
-      </w:pPr>
-      <w:bookmarkStart w:id="14" w:name="_Toc234951310"/>
-      <w:r>
-        <w:lastRenderedPageBreak/>
-        <w:t>Stand der Forschung</w:t>
-      </w:r>
-      <w:bookmarkEnd w:id="14"/>
+        <w:pStyle w:val="Bibliography"/>
+      </w:pPr>
+      <w:r>
+        <w:rPr>
+          <w:lang w:val="en-US"/>
+        </w:rPr>
+        <w:t>[2]</w:t>
+      </w:r>
+      <w:r>
+        <w:rPr>
+          <w:lang w:val="en-US"/>
+        </w:rPr>
+        <w:tab/>
+        <w:t xml:space="preserve">P. Lewis </w:t>
+      </w:r>
+      <w:r>
+        <w:rPr>
+          <w:i/>
+          <w:iCs/>
+          <w:lang w:val="en-US"/>
+        </w:rPr>
+        <w:t>u. a.</w:t>
+      </w:r>
+      <w:r>
+        <w:rPr>
+          <w:lang w:val="en-US"/>
+        </w:rPr>
+        <w:t xml:space="preserve">, „Retrieval-Augmented Generation for Knowledge-Intensive NLP </w:t>
+      </w:r>
+      <w:proofErr w:type="gramStart"/>
+      <w:r>
+        <w:rPr>
+          <w:lang w:val="en-US"/>
+        </w:rPr>
+        <w:t>Tasks“</w:t>
+      </w:r>
+      <w:proofErr w:type="gramEnd"/>
+      <w:r>
+        <w:rPr>
+          <w:lang w:val="en-US"/>
+        </w:rPr>
+        <w:t xml:space="preserve">, in </w:t>
+      </w:r>
+      <w:r>
+        <w:rPr>
+          <w:i/>
+          <w:iCs/>
+          <w:lang w:val="en-US"/>
+        </w:rPr>
+        <w:t>Advances in Neural Information Processing Systems</w:t>
+      </w:r>
+      <w:r>
+        <w:rPr>
+          <w:lang w:val="en-US"/>
+        </w:rPr>
+        <w:t xml:space="preserve">, Curran Associates, Inc., 2020, S. 9459–9474. </w:t>
+      </w:r>
+      <w:r>
+        <w:t>Zugegriffen: 26. April 2026. [Online]. Verfügbar unter: https://proceedings.neurips.cc/paper/2020/hash/6b493230205f780e1bc26945df7481e5-Abstract.html</w:t>
+      </w:r>
     </w:p>
     <w:p>
       <w:pPr>
-        <w:pStyle w:val="Heading2"/>
-      </w:pPr>
-      <w:bookmarkStart w:id="15" w:name="_Toc234951311"/>
-      <w:r>
-        <w:t>Fehler in Wissensgraphen</w:t>
-      </w:r>
-      <w:bookmarkEnd w:id="15"/>
+        <w:pStyle w:val="Bibliography"/>
+        <w:rPr>
+          <w:lang w:val="en-US"/>
+        </w:rPr>
+      </w:pPr>
+      <w:r>
+        <w:rPr>
+          <w:lang w:val="en-US"/>
+        </w:rPr>
+        <w:t>[3]</w:t>
+      </w:r>
+      <w:r>
+        <w:rPr>
+          <w:lang w:val="en-US"/>
+        </w:rPr>
+        <w:tab/>
+        <w:t xml:space="preserve">D. Edge </w:t>
+      </w:r>
+      <w:r>
+        <w:rPr>
+          <w:i/>
+          <w:iCs/>
+          <w:lang w:val="en-US"/>
+        </w:rPr>
+        <w:t>u. a.</w:t>
+      </w:r>
+      <w:r>
+        <w:rPr>
+          <w:lang w:val="en-US"/>
+        </w:rPr>
+        <w:t xml:space="preserve">, „From Local to Global: A Graph RAG Approach to Query-Focused </w:t>
+      </w:r>
+      <w:proofErr w:type="gramStart"/>
+      <w:r>
+        <w:rPr>
+          <w:lang w:val="en-US"/>
+        </w:rPr>
+        <w:t>Summarization“</w:t>
+      </w:r>
+      <w:proofErr w:type="gramEnd"/>
+      <w:r>
+        <w:rPr>
+          <w:lang w:val="en-US"/>
+        </w:rPr>
+        <w:t xml:space="preserve">, 19. </w:t>
+      </w:r>
+      <w:proofErr w:type="spellStart"/>
+      <w:r>
+        <w:rPr>
+          <w:lang w:val="en-US"/>
+        </w:rPr>
+        <w:t>Februar</w:t>
+      </w:r>
+      <w:proofErr w:type="spellEnd"/>
+      <w:r>
+        <w:rPr>
+          <w:lang w:val="en-US"/>
+        </w:rPr>
+        <w:t xml:space="preserve"> 2025, </w:t>
+      </w:r>
+      <w:proofErr w:type="spellStart"/>
+      <w:r>
+        <w:rPr>
+          <w:i/>
+          <w:iCs/>
+          <w:lang w:val="en-US"/>
+        </w:rPr>
+        <w:t>arXiv</w:t>
+      </w:r>
+      <w:proofErr w:type="spellEnd"/>
+      <w:r>
+        <w:rPr>
+          <w:lang w:val="en-US"/>
+        </w:rPr>
+        <w:t xml:space="preserve">: arXiv:2404.16130. </w:t>
+      </w:r>
+      <w:proofErr w:type="spellStart"/>
+      <w:r>
+        <w:rPr>
+          <w:lang w:val="en-US"/>
+        </w:rPr>
+        <w:t>doi</w:t>
+      </w:r>
+      <w:proofErr w:type="spellEnd"/>
+      <w:r>
+        <w:rPr>
+          <w:lang w:val="en-US"/>
+        </w:rPr>
+        <w:t>: 10.48550/arXiv.2404.16130.</w:t>
+      </w:r>
     </w:p>
     <w:p>
       <w:pPr>
-        <w:pStyle w:val="Heading2"/>
-      </w:pPr>
-      <w:bookmarkStart w:id="16" w:name="_Toc234951312"/>
+        <w:pStyle w:val="Bibliography"/>
+        <w:rPr>
+          <w:lang w:val="en-US"/>
+        </w:rPr>
+      </w:pPr>
+      <w:r>
+        <w:rPr>
+          <w:lang w:val="en-US"/>
+        </w:rPr>
+        <w:t>[4]</w:t>
+      </w:r>
+      <w:r>
+        <w:rPr>
+          <w:lang w:val="en-US"/>
+        </w:rPr>
+        <w:tab/>
+        <w:t xml:space="preserve">B. Peng </w:t>
+      </w:r>
+      <w:r>
+        <w:rPr>
+          <w:i/>
+          <w:iCs/>
+          <w:lang w:val="en-US"/>
+        </w:rPr>
+        <w:t>u. a.</w:t>
+      </w:r>
+      <w:r>
+        <w:rPr>
+          <w:lang w:val="en-US"/>
+        </w:rPr>
+        <w:t xml:space="preserve">, „Graph Retrieval-Augmented Generation: A </w:t>
+      </w:r>
+      <w:proofErr w:type="gramStart"/>
+      <w:r>
+        <w:rPr>
+          <w:lang w:val="en-US"/>
+        </w:rPr>
+        <w:t>Survey“</w:t>
+      </w:r>
+      <w:proofErr w:type="gramEnd"/>
+      <w:r>
+        <w:rPr>
+          <w:lang w:val="en-US"/>
+        </w:rPr>
+        <w:t xml:space="preserve">, </w:t>
+      </w:r>
+      <w:r>
+        <w:rPr>
+          <w:i/>
+          <w:iCs/>
+          <w:lang w:val="en-US"/>
+        </w:rPr>
+        <w:t>ACM Trans Inf Syst</w:t>
+      </w:r>
+      <w:r>
+        <w:rPr>
+          <w:lang w:val="en-US"/>
+        </w:rPr>
+        <w:t xml:space="preserve">, Bd. 44, Nr. 2, S. 35:1-35:52, Dez. 2025, </w:t>
+      </w:r>
       <w:proofErr w:type="spellStart"/>
       <w:r>
-        <w:t>GraphRAG</w:t>
+        <w:rPr>
+          <w:lang w:val="en-US"/>
+        </w:rPr>
+        <w:t>doi</w:t>
       </w:r>
       <w:proofErr w:type="spellEnd"/>
       <w:r>
-        <w:t>-Retrieval-Paradigmen</w:t>
-      </w:r>
-      <w:bookmarkEnd w:id="16"/>
+        <w:rPr>
+          <w:lang w:val="en-US"/>
+        </w:rPr>
+        <w:t>: 10.1145/3777378.</w:t>
+      </w:r>
     </w:p>
     <w:p>
       <w:pPr>
-        <w:pStyle w:val="Heading2"/>
-      </w:pPr>
-      <w:bookmarkStart w:id="17" w:name="_Toc234951313"/>
+        <w:pStyle w:val="Bibliography"/>
+        <w:rPr>
+          <w:lang w:val="en-US"/>
+        </w:rPr>
+      </w:pPr>
+      <w:r>
+        <w:rPr>
+          <w:lang w:val="en-US"/>
+        </w:rPr>
+        <w:t>[5]</w:t>
+      </w:r>
+      <w:r>
+        <w:rPr>
+          <w:lang w:val="en-US"/>
+        </w:rPr>
+        <w:tab/>
+        <w:t xml:space="preserve">W. Yih, M. Richardson, C. Meek, M.-W. Chang, und J. Suh, „The Value of Semantic Parse Labeling for Knowledge Base Question </w:t>
+      </w:r>
+      <w:proofErr w:type="gramStart"/>
+      <w:r>
+        <w:rPr>
+          <w:lang w:val="en-US"/>
+        </w:rPr>
+        <w:t>Answering“</w:t>
+      </w:r>
+      <w:proofErr w:type="gramEnd"/>
+      <w:r>
+        <w:rPr>
+          <w:lang w:val="en-US"/>
+        </w:rPr>
+        <w:t xml:space="preserve">, in </w:t>
+      </w:r>
+      <w:r>
+        <w:rPr>
+          <w:i/>
+          <w:iCs/>
+          <w:lang w:val="en-US"/>
+        </w:rPr>
+        <w:t>Proceedings of the 54th Annual Meeting of the Association for Computational Linguistics (Volume 2: Short Papers)</w:t>
+      </w:r>
+      <w:r>
+        <w:rPr>
+          <w:lang w:val="en-US"/>
+        </w:rPr>
+        <w:t xml:space="preserve">, K. Erk und N. A. Smith, </w:t>
+      </w:r>
       <w:proofErr w:type="spellStart"/>
       <w:r>
-        <w:t>GraphRAG</w:t>
+        <w:rPr>
+          <w:lang w:val="en-US"/>
+        </w:rPr>
+        <w:t>Hrsg</w:t>
       </w:r>
       <w:proofErr w:type="spellEnd"/>
       <w:r>
-        <w:t xml:space="preserve"> mit fehlerbehafteten Wissensgraphen</w:t>
-      </w:r>
-      <w:bookmarkEnd w:id="17"/>
-      <w:r>
-        <w:t xml:space="preserve"> </w:t>
+        <w:rPr>
+          <w:lang w:val="en-US"/>
+        </w:rPr>
+        <w:t xml:space="preserve">., Berlin, Germany: Association for Computational Linguistics, Aug. 2016, S. 201–206. </w:t>
+      </w:r>
+      <w:proofErr w:type="spellStart"/>
+      <w:r>
+        <w:rPr>
+          <w:lang w:val="en-US"/>
+        </w:rPr>
+        <w:t>doi</w:t>
+      </w:r>
+      <w:proofErr w:type="spellEnd"/>
+      <w:r>
+        <w:rPr>
+          <w:lang w:val="en-US"/>
+        </w:rPr>
+        <w:t>: 10.18653/v1/P16-2033.</w:t>
       </w:r>
     </w:p>
     <w:p>
       <w:pPr>
-        <w:pStyle w:val="Heading2"/>
-      </w:pPr>
-      <w:bookmarkStart w:id="18" w:name="_Toc234951314"/>
+        <w:pStyle w:val="Bibliography"/>
+        <w:rPr>
+          <w:lang w:val="en-US"/>
+        </w:rPr>
+      </w:pPr>
+      <w:r>
+        <w:rPr>
+          <w:lang w:val="en-US"/>
+        </w:rPr>
+        <w:t>[6]</w:t>
+      </w:r>
+      <w:r>
+        <w:rPr>
+          <w:lang w:val="en-US"/>
+        </w:rPr>
+        <w:tab/>
+        <w:t xml:space="preserve">A. Talmor und J. </w:t>
+      </w:r>
       <w:proofErr w:type="spellStart"/>
       <w:r>
-        <w:t>GraphRAG</w:t>
+        <w:rPr>
+          <w:lang w:val="en-US"/>
+        </w:rPr>
+        <w:t>Berant</w:t>
       </w:r>
       <w:proofErr w:type="spellEnd"/>
       <w:r>
-        <w:t xml:space="preserve"> mit semi-strukturierten Wissensgraphen</w:t>
-      </w:r>
-      <w:bookmarkEnd w:id="18"/>
+        <w:rPr>
+          <w:lang w:val="en-US"/>
+        </w:rPr>
+        <w:t xml:space="preserve">, „The Web as a </w:t>
+      </w:r>
+      <w:proofErr w:type="gramStart"/>
+      <w:r>
+        <w:rPr>
+          <w:lang w:val="en-US"/>
+        </w:rPr>
+        <w:t>Knowledge-Base</w:t>
+      </w:r>
+      <w:proofErr w:type="gramEnd"/>
+      <w:r>
+        <w:rPr>
+          <w:lang w:val="en-US"/>
+        </w:rPr>
+        <w:t xml:space="preserve"> for Answering Complex </w:t>
+      </w:r>
+      <w:proofErr w:type="gramStart"/>
+      <w:r>
+        <w:rPr>
+          <w:lang w:val="en-US"/>
+        </w:rPr>
+        <w:t>Questions“</w:t>
+      </w:r>
+      <w:proofErr w:type="gramEnd"/>
+      <w:r>
+        <w:rPr>
+          <w:lang w:val="en-US"/>
+        </w:rPr>
+        <w:t xml:space="preserve">, in </w:t>
+      </w:r>
+      <w:r>
+        <w:rPr>
+          <w:i/>
+          <w:iCs/>
+          <w:lang w:val="en-US"/>
+        </w:rPr>
+        <w:t>Proceedings of the 2018 Conference of the North American Chapter of the Association for Computational Linguistics: Human Language Technologies, Volume 1 (Long Papers)</w:t>
+      </w:r>
+      <w:r>
+        <w:rPr>
+          <w:lang w:val="en-US"/>
+        </w:rPr>
+        <w:t xml:space="preserve">, M. Walker, H. Ji, und A. Stent, </w:t>
+      </w:r>
+      <w:proofErr w:type="spellStart"/>
+      <w:r>
+        <w:rPr>
+          <w:lang w:val="en-US"/>
+        </w:rPr>
+        <w:t>Hrsg</w:t>
+      </w:r>
+      <w:proofErr w:type="spellEnd"/>
+      <w:r>
+        <w:rPr>
+          <w:lang w:val="en-US"/>
+        </w:rPr>
+        <w:t xml:space="preserve">., New Orleans, Louisiana: Association for Computational Linguistics, Juni 2018, S. 641–651. </w:t>
+      </w:r>
+      <w:proofErr w:type="spellStart"/>
+      <w:r>
+        <w:rPr>
+          <w:lang w:val="en-US"/>
+        </w:rPr>
+        <w:t>doi</w:t>
+      </w:r>
+      <w:proofErr w:type="spellEnd"/>
+      <w:r>
+        <w:rPr>
+          <w:lang w:val="en-US"/>
+        </w:rPr>
+        <w:t>: 10.18653/v1/N18-1059.</w:t>
+      </w:r>
     </w:p>
     <w:p>
       <w:pPr>
-        <w:pStyle w:val="Heading2"/>
-      </w:pPr>
-      <w:bookmarkStart w:id="19" w:name="_Toc234951315"/>
-      <w:r>
-        <w:t>Offene Forschungslücke</w:t>
-      </w:r>
-      <w:bookmarkEnd w:id="19"/>
+        <w:pStyle w:val="Bibliography"/>
+        <w:rPr>
+          <w:lang w:val="en-US"/>
+        </w:rPr>
+      </w:pPr>
+      <w:r>
+        <w:rPr>
+          <w:lang w:val="en-US"/>
+        </w:rPr>
+        <w:t>[7]</w:t>
+      </w:r>
+      <w:r>
+        <w:rPr>
+          <w:lang w:val="en-US"/>
+        </w:rPr>
+        <w:tab/>
+        <w:t xml:space="preserve">Y. Zhang, H. Dai, Z. </w:t>
+      </w:r>
+      <w:proofErr w:type="spellStart"/>
+      <w:r>
+        <w:rPr>
+          <w:lang w:val="en-US"/>
+        </w:rPr>
+        <w:t>Kozareva</w:t>
+      </w:r>
+      <w:proofErr w:type="spellEnd"/>
+      <w:r>
+        <w:rPr>
+          <w:lang w:val="en-US"/>
+        </w:rPr>
+        <w:t xml:space="preserve">, A. J. Smola, und L. Song, „Variational reasoning for question answering with knowledge </w:t>
+      </w:r>
+      <w:proofErr w:type="gramStart"/>
+      <w:r>
+        <w:rPr>
+          <w:lang w:val="en-US"/>
+        </w:rPr>
+        <w:t>graph“</w:t>
+      </w:r>
+      <w:proofErr w:type="gramEnd"/>
+      <w:r>
+        <w:rPr>
+          <w:lang w:val="en-US"/>
+        </w:rPr>
+        <w:t xml:space="preserve">, in </w:t>
+      </w:r>
+      <w:r>
+        <w:rPr>
+          <w:i/>
+          <w:iCs/>
+          <w:lang w:val="en-US"/>
+        </w:rPr>
+        <w:t>Proceedings of the Thirty-Second AAAI Conference on Artificial Intelligence and Thirtieth Innovative Applications of Artificial Intelligence Conference and Eighth AAAI Symposium on Educational Advances in Artificial Intelligence</w:t>
+      </w:r>
+      <w:r>
+        <w:rPr>
+          <w:lang w:val="en-US"/>
+        </w:rPr>
+        <w:t xml:space="preserve">, in AAAI’18/IAAI’18/EAAI’18. New Orleans, Louisiana, USA: AAAI Press, Feb. 2018, S. 6069–6076. </w:t>
+      </w:r>
+      <w:proofErr w:type="spellStart"/>
+      <w:r>
+        <w:rPr>
+          <w:lang w:val="en-US"/>
+        </w:rPr>
+        <w:t>Zugegriffen</w:t>
+      </w:r>
+      <w:proofErr w:type="spellEnd"/>
+      <w:r>
+        <w:rPr>
+          <w:lang w:val="en-US"/>
+        </w:rPr>
+        <w:t xml:space="preserve">: 24. April 2026. [Online]. </w:t>
+      </w:r>
+      <w:proofErr w:type="spellStart"/>
+      <w:r>
+        <w:rPr>
+          <w:lang w:val="en-US"/>
+        </w:rPr>
+        <w:t>Verfügbar</w:t>
+      </w:r>
+      <w:proofErr w:type="spellEnd"/>
+      <w:r>
+        <w:rPr>
+          <w:lang w:val="en-US"/>
+        </w:rPr>
+        <w:t xml:space="preserve"> </w:t>
+      </w:r>
+      <w:proofErr w:type="spellStart"/>
+      <w:r>
+        <w:rPr>
+          <w:lang w:val="en-US"/>
+        </w:rPr>
+        <w:t>unter</w:t>
+      </w:r>
+      <w:proofErr w:type="spellEnd"/>
+      <w:r>
+        <w:rPr>
+          <w:lang w:val="en-US"/>
+        </w:rPr>
+        <w:t>: https://dl.acm.org/doi/10.5555/3504035.3504780</w:t>
+      </w:r>
     </w:p>
     <w:p>
       <w:pPr>
-        <w:pStyle w:val="Heading1"/>
-      </w:pPr>
-      <w:bookmarkStart w:id="20" w:name="_Toc234951316"/>
-      <w:r>
-        <w:lastRenderedPageBreak/>
-        <w:t>Auswahl und Realisierung der Retriever</w:t>
-      </w:r>
-      <w:bookmarkEnd w:id="20"/>
+        <w:pStyle w:val="Bibliography"/>
+        <w:rPr>
+          <w:lang w:val="en-US"/>
+        </w:rPr>
+      </w:pPr>
+      <w:r>
+        <w:rPr>
+          <w:lang w:val="en-US"/>
+        </w:rPr>
+        <w:t>[8]</w:t>
+      </w:r>
+      <w:r>
+        <w:rPr>
+          <w:lang w:val="en-US"/>
+        </w:rPr>
+        <w:tab/>
+        <w:t xml:space="preserve">K. Bollacker, C. Evans, P. Paritosh, T. Sturge, und J. </w:t>
+      </w:r>
+      <w:proofErr w:type="gramStart"/>
+      <w:r>
+        <w:rPr>
+          <w:lang w:val="en-US"/>
+        </w:rPr>
+        <w:t>Taylor, „</w:t>
+      </w:r>
+      <w:proofErr w:type="gramEnd"/>
+      <w:r>
+        <w:rPr>
+          <w:lang w:val="en-US"/>
+        </w:rPr>
+        <w:t xml:space="preserve">Freebase: a collaboratively created graph database for structuring human </w:t>
+      </w:r>
+      <w:proofErr w:type="gramStart"/>
+      <w:r>
+        <w:rPr>
+          <w:lang w:val="en-US"/>
+        </w:rPr>
+        <w:t>knowledge“</w:t>
+      </w:r>
+      <w:proofErr w:type="gramEnd"/>
+      <w:r>
+        <w:rPr>
+          <w:lang w:val="en-US"/>
+        </w:rPr>
+        <w:t xml:space="preserve">, in </w:t>
+      </w:r>
+      <w:r>
+        <w:rPr>
+          <w:i/>
+          <w:iCs/>
+          <w:lang w:val="en-US"/>
+        </w:rPr>
+        <w:t>Proceedings of the 2008 ACM SIGMOD international conference on Management of data</w:t>
+      </w:r>
+      <w:r>
+        <w:rPr>
+          <w:lang w:val="en-US"/>
+        </w:rPr>
+        <w:t xml:space="preserve">, in SIGMOD ’08. </w:t>
+      </w:r>
+      <w:r>
+        <w:rPr>
+          <w:lang w:val="en-US"/>
+        </w:rPr>
+        <w:t xml:space="preserve">New York, NY, USA: Association for Computing Machinery, Juni 2008, S. 1247–1250. </w:t>
+      </w:r>
+      <w:proofErr w:type="spellStart"/>
+      <w:r>
+        <w:rPr>
+          <w:lang w:val="en-US"/>
+        </w:rPr>
+        <w:t>doi</w:t>
+      </w:r>
+      <w:proofErr w:type="spellEnd"/>
+      <w:r>
+        <w:rPr>
+          <w:lang w:val="en-US"/>
+        </w:rPr>
+        <w:t>: 10.1145/1376616.1376746.</w:t>
+      </w:r>
     </w:p>
     <w:p>
       <w:pPr>
-        <w:pStyle w:val="Heading2"/>
-      </w:pPr>
-      <w:bookmarkStart w:id="21" w:name="_Toc234951317"/>
-      <w:r>
-        <w:t xml:space="preserve">Auswahl der </w:t>
-      </w:r>
-      <w:r>
-        <w:t>Retriever</w:t>
-      </w:r>
-      <w:bookmarkEnd w:id="21"/>
+        <w:pStyle w:val="Bibliography"/>
+        <w:rPr>
+          <w:lang w:val="en-US"/>
+        </w:rPr>
+      </w:pPr>
+      <w:r>
+        <w:rPr>
+          <w:lang w:val="en-US"/>
+        </w:rPr>
+        <w:t>[9]</w:t>
+      </w:r>
+      <w:r>
+        <w:rPr>
+          <w:lang w:val="en-US"/>
+        </w:rPr>
+        <w:tab/>
+        <w:t xml:space="preserve">L. Zhong, J. Wu, Q. Li, H. Peng, und X. Wu, „A Comprehensive Survey on Automatic Knowledge Graph </w:t>
+      </w:r>
+      <w:proofErr w:type="gramStart"/>
+      <w:r>
+        <w:rPr>
+          <w:lang w:val="en-US"/>
+        </w:rPr>
+        <w:t>Construction“</w:t>
+      </w:r>
+      <w:proofErr w:type="gramEnd"/>
+      <w:r>
+        <w:rPr>
+          <w:lang w:val="en-US"/>
+        </w:rPr>
+        <w:t xml:space="preserve">, </w:t>
+      </w:r>
+      <w:r>
+        <w:rPr>
+          <w:i/>
+          <w:iCs/>
+          <w:lang w:val="en-US"/>
+        </w:rPr>
+        <w:t xml:space="preserve">ACM </w:t>
+      </w:r>
+      <w:proofErr w:type="spellStart"/>
+      <w:r>
+        <w:rPr>
+          <w:i/>
+          <w:iCs/>
+          <w:lang w:val="en-US"/>
+        </w:rPr>
+        <w:t>Comput</w:t>
+      </w:r>
+      <w:proofErr w:type="spellEnd"/>
+      <w:r>
+        <w:rPr>
+          <w:i/>
+          <w:iCs/>
+          <w:lang w:val="en-US"/>
+        </w:rPr>
+        <w:t xml:space="preserve">. </w:t>
+      </w:r>
+      <w:proofErr w:type="spellStart"/>
+      <w:r>
+        <w:rPr>
+          <w:i/>
+          <w:iCs/>
+          <w:lang w:val="en-US"/>
+        </w:rPr>
+        <w:t>Surv</w:t>
+      </w:r>
+      <w:proofErr w:type="spellEnd"/>
+      <w:r>
+        <w:rPr>
+          <w:i/>
+          <w:iCs/>
+          <w:lang w:val="en-US"/>
+        </w:rPr>
+        <w:t>.</w:t>
+      </w:r>
+      <w:r>
+        <w:rPr>
+          <w:lang w:val="en-US"/>
+        </w:rPr>
+        <w:t xml:space="preserve">, Bd. 56, Nr. 4, S. 94:1-94:62, Nov. 2023, </w:t>
+      </w:r>
+      <w:proofErr w:type="spellStart"/>
+      <w:r>
+        <w:rPr>
+          <w:lang w:val="en-US"/>
+        </w:rPr>
+        <w:t>doi</w:t>
+      </w:r>
+      <w:proofErr w:type="spellEnd"/>
+      <w:r>
+        <w:rPr>
+          <w:lang w:val="en-US"/>
+        </w:rPr>
+        <w:t>: 10.1145/3618295.</w:t>
+      </w:r>
     </w:p>
     <w:p>
       <w:pPr>
-        <w:pStyle w:val="Heading3"/>
-      </w:pPr>
-      <w:bookmarkStart w:id="22" w:name="_Toc234951318"/>
-      <w:r>
-        <w:t xml:space="preserve">Definition der </w:t>
-      </w:r>
-      <w:r>
-        <w:t>Vergleichskriterien</w:t>
-      </w:r>
-      <w:bookmarkEnd w:id="22"/>
+        <w:pStyle w:val="Bibliography"/>
+        <w:rPr>
+          <w:lang w:val="en-US"/>
+        </w:rPr>
+      </w:pPr>
+      <w:r>
+        <w:rPr>
+          <w:lang w:val="en-US"/>
+        </w:rPr>
+        <w:lastRenderedPageBreak/>
+        <w:t>[10]</w:t>
+      </w:r>
+      <w:r>
+        <w:rPr>
+          <w:lang w:val="en-US"/>
+        </w:rPr>
+        <w:tab/>
+        <w:t xml:space="preserve">H. Bian, „LLM-empowered knowledge graph construction: A </w:t>
+      </w:r>
+      <w:proofErr w:type="gramStart"/>
+      <w:r>
+        <w:rPr>
+          <w:lang w:val="en-US"/>
+        </w:rPr>
+        <w:t>survey“</w:t>
+      </w:r>
+      <w:proofErr w:type="gramEnd"/>
+      <w:r>
+        <w:rPr>
+          <w:lang w:val="en-US"/>
+        </w:rPr>
+        <w:t xml:space="preserve">, 23. Oktober 2025, </w:t>
+      </w:r>
+      <w:proofErr w:type="spellStart"/>
+      <w:r>
+        <w:rPr>
+          <w:i/>
+          <w:iCs/>
+          <w:lang w:val="en-US"/>
+        </w:rPr>
+        <w:t>arXiv</w:t>
+      </w:r>
+      <w:proofErr w:type="spellEnd"/>
+      <w:r>
+        <w:rPr>
+          <w:lang w:val="en-US"/>
+        </w:rPr>
+        <w:t xml:space="preserve">: arXiv:2510.20345. </w:t>
+      </w:r>
+      <w:proofErr w:type="spellStart"/>
+      <w:r>
+        <w:rPr>
+          <w:lang w:val="en-US"/>
+        </w:rPr>
+        <w:t>doi</w:t>
+      </w:r>
+      <w:proofErr w:type="spellEnd"/>
+      <w:r>
+        <w:rPr>
+          <w:lang w:val="en-US"/>
+        </w:rPr>
+        <w:t>: 10.48550/arXiv.2510.20345.</w:t>
+      </w:r>
     </w:p>
     <w:p>
       <w:pPr>
-        <w:pStyle w:val="Heading3"/>
-      </w:pPr>
-      <w:bookmarkStart w:id="23" w:name="_Toc234951319"/>
-      <w:r>
-        <w:t xml:space="preserve">Systematischer Vergleich existierender </w:t>
-      </w:r>
-      <w:r>
-        <w:t>Retriever</w:t>
-      </w:r>
-      <w:bookmarkEnd w:id="23"/>
+        <w:pStyle w:val="Bibliography"/>
+        <w:rPr>
+          <w:lang w:val="en-US"/>
+        </w:rPr>
+      </w:pPr>
+      <w:r>
+        <w:rPr>
+          <w:lang w:val="en-US"/>
+        </w:rPr>
+        <w:t>[11]</w:t>
+      </w:r>
+      <w:r>
+        <w:rPr>
+          <w:lang w:val="en-US"/>
+        </w:rPr>
+        <w:tab/>
+        <w:t xml:space="preserve">Y. Ma </w:t>
+      </w:r>
+      <w:r>
+        <w:rPr>
+          <w:i/>
+          <w:iCs/>
+          <w:lang w:val="en-US"/>
+        </w:rPr>
+        <w:t>u. a.</w:t>
+      </w:r>
+      <w:r>
+        <w:rPr>
+          <w:lang w:val="en-US"/>
+        </w:rPr>
+        <w:t xml:space="preserve">, „Toward Robust </w:t>
+      </w:r>
+      <w:proofErr w:type="spellStart"/>
+      <w:r>
+        <w:rPr>
+          <w:lang w:val="en-US"/>
+        </w:rPr>
+        <w:t>GraphRAG</w:t>
+      </w:r>
+      <w:proofErr w:type="spellEnd"/>
+      <w:r>
+        <w:rPr>
+          <w:lang w:val="en-US"/>
+        </w:rPr>
+        <w:t xml:space="preserve">: Mitigating Retrieval Drift and Hallucination from Imperfect Knowledge </w:t>
+      </w:r>
+      <w:proofErr w:type="gramStart"/>
+      <w:r>
+        <w:rPr>
+          <w:lang w:val="en-US"/>
+        </w:rPr>
+        <w:t>Graphs“</w:t>
+      </w:r>
+      <w:proofErr w:type="gramEnd"/>
+      <w:r>
+        <w:rPr>
+          <w:lang w:val="en-US"/>
+        </w:rPr>
+        <w:t xml:space="preserve">, 19. Mai 2026, </w:t>
+      </w:r>
+      <w:proofErr w:type="spellStart"/>
+      <w:r>
+        <w:rPr>
+          <w:i/>
+          <w:iCs/>
+          <w:lang w:val="en-US"/>
+        </w:rPr>
+        <w:t>arXiv</w:t>
+      </w:r>
+      <w:proofErr w:type="spellEnd"/>
+      <w:r>
+        <w:rPr>
+          <w:lang w:val="en-US"/>
+        </w:rPr>
+        <w:t xml:space="preserve">: arXiv:2603.14828. </w:t>
+      </w:r>
+      <w:proofErr w:type="spellStart"/>
+      <w:r>
+        <w:rPr>
+          <w:lang w:val="en-US"/>
+        </w:rPr>
+        <w:t>doi</w:t>
+      </w:r>
+      <w:proofErr w:type="spellEnd"/>
+      <w:r>
+        <w:rPr>
+          <w:lang w:val="en-US"/>
+        </w:rPr>
+        <w:t>: 10.48550/arXiv.2603.14828.</w:t>
+      </w:r>
     </w:p>
     <w:p>
       <w:pPr>
-        <w:pStyle w:val="Heading3"/>
-      </w:pPr>
-      <w:bookmarkStart w:id="24" w:name="_Toc234951320"/>
-      <w:r>
-        <w:t xml:space="preserve">Ableitung </w:t>
+        <w:pStyle w:val="Bibliography"/>
+        <w:rPr>
+          <w:lang w:val="en-US"/>
+        </w:rPr>
+      </w:pPr>
+      <w:r>
+        <w:rPr>
+          <w:lang w:val="en-US"/>
+        </w:rPr>
+        <w:t>[12]</w:t>
+      </w:r>
+      <w:r>
+        <w:rPr>
+          <w:lang w:val="en-US"/>
+        </w:rPr>
+        <w:tab/>
+        <w:t xml:space="preserve">R. Han </w:t>
+      </w:r>
+      <w:r>
+        <w:rPr>
+          <w:i/>
+          <w:iCs/>
+          <w:lang w:val="en-US"/>
+        </w:rPr>
+        <w:t>u. a.</w:t>
+      </w:r>
+      <w:r>
+        <w:rPr>
+          <w:lang w:val="en-US"/>
+        </w:rPr>
+        <w:t xml:space="preserve">, „An Empirical Study on Information Extraction using Large Language </w:t>
       </w:r>
       <w:proofErr w:type="gramStart"/>
       <w:r>
-        <w:t>zu untersuchender</w:t>
-      </w:r>
-      <w:r>
-        <w:t xml:space="preserve"> Retriever</w:t>
-      </w:r>
-      <w:bookmarkEnd w:id="24"/>
+        <w:rPr>
+          <w:lang w:val="en-US"/>
+        </w:rPr>
+        <w:t>Models“</w:t>
+      </w:r>
       <w:proofErr w:type="gramEnd"/>
+      <w:r>
+        <w:rPr>
+          <w:lang w:val="en-US"/>
+        </w:rPr>
+        <w:t xml:space="preserve">, 10. September 2024, </w:t>
+      </w:r>
+      <w:proofErr w:type="spellStart"/>
+      <w:r>
+        <w:rPr>
+          <w:i/>
+          <w:iCs/>
+          <w:lang w:val="en-US"/>
+        </w:rPr>
+        <w:t>arXiv</w:t>
+      </w:r>
+      <w:proofErr w:type="spellEnd"/>
+      <w:r>
+        <w:rPr>
+          <w:lang w:val="en-US"/>
+        </w:rPr>
+        <w:t xml:space="preserve">: arXiv:2305.14450. </w:t>
+      </w:r>
+      <w:proofErr w:type="spellStart"/>
+      <w:r>
+        <w:rPr>
+          <w:lang w:val="en-US"/>
+        </w:rPr>
+        <w:t>doi</w:t>
+      </w:r>
+      <w:proofErr w:type="spellEnd"/>
+      <w:r>
+        <w:rPr>
+          <w:lang w:val="en-US"/>
+        </w:rPr>
+        <w:t>: 10.48550/arXiv.2305.14450.</w:t>
+      </w:r>
     </w:p>
     <w:p>
       <w:pPr>
-        <w:pStyle w:val="Heading2"/>
-      </w:pPr>
-      <w:bookmarkStart w:id="25" w:name="_Toc234951321"/>
-      <w:r>
-        <w:t>Realisierung</w:t>
-      </w:r>
-      <w:r>
-        <w:t xml:space="preserve"> der </w:t>
-      </w:r>
-      <w:r>
-        <w:t>Retriever</w:t>
-      </w:r>
-      <w:bookmarkEnd w:id="25"/>
+        <w:pStyle w:val="Bibliography"/>
+        <w:rPr>
+          <w:lang w:val="en-US"/>
+        </w:rPr>
+      </w:pPr>
+      <w:r>
+        <w:rPr>
+          <w:lang w:val="en-US"/>
+        </w:rPr>
+        <w:t>[13]</w:t>
+      </w:r>
+      <w:r>
+        <w:rPr>
+          <w:lang w:val="en-US"/>
+        </w:rPr>
+        <w:tab/>
+        <w:t xml:space="preserve">S. Wu </w:t>
+      </w:r>
+      <w:r>
+        <w:rPr>
+          <w:i/>
+          <w:iCs/>
+          <w:lang w:val="en-US"/>
+        </w:rPr>
+        <w:t>u. a</w:t>
+      </w:r>
+      <w:proofErr w:type="gramStart"/>
+      <w:r>
+        <w:rPr>
+          <w:i/>
+          <w:iCs/>
+          <w:lang w:val="en-US"/>
+        </w:rPr>
+        <w:t>.</w:t>
+      </w:r>
+      <w:r>
+        <w:rPr>
+          <w:lang w:val="en-US"/>
+        </w:rPr>
+        <w:t>, „</w:t>
+      </w:r>
+      <w:proofErr w:type="spellStart"/>
+      <w:proofErr w:type="gramEnd"/>
+      <w:r>
+        <w:rPr>
+          <w:lang w:val="en-US"/>
+        </w:rPr>
+        <w:t>STaRK</w:t>
+      </w:r>
+      <w:proofErr w:type="spellEnd"/>
+      <w:r>
+        <w:rPr>
+          <w:lang w:val="en-US"/>
+        </w:rPr>
+        <w:t xml:space="preserve">: Benchmarking LLM Retrieval on Textual and Relational Knowledge Bases“, </w:t>
+      </w:r>
+      <w:r>
+        <w:rPr>
+          <w:i/>
+          <w:iCs/>
+          <w:lang w:val="en-US"/>
+        </w:rPr>
+        <w:t>Adv. Neural Inf. Process. Syst.</w:t>
+      </w:r>
+      <w:r>
+        <w:rPr>
+          <w:lang w:val="en-US"/>
+        </w:rPr>
+        <w:t xml:space="preserve">, Bd. 37, S. 127129–127153, Dez. 2024, </w:t>
+      </w:r>
+      <w:proofErr w:type="spellStart"/>
+      <w:r>
+        <w:rPr>
+          <w:lang w:val="en-US"/>
+        </w:rPr>
+        <w:t>doi</w:t>
+      </w:r>
+      <w:proofErr w:type="spellEnd"/>
+      <w:r>
+        <w:rPr>
+          <w:lang w:val="en-US"/>
+        </w:rPr>
+        <w:t>: 10.52202/079017-4037.</w:t>
+      </w:r>
     </w:p>
     <w:p>
       <w:pPr>
-        <w:pStyle w:val="Heading3"/>
-      </w:pPr>
-      <w:bookmarkStart w:id="26" w:name="_Toc234951322"/>
-      <w:r>
-        <w:t>Textuelles Once-Retrieval</w:t>
-      </w:r>
-      <w:bookmarkEnd w:id="26"/>
+        <w:pStyle w:val="Bibliography"/>
+        <w:rPr>
+          <w:lang w:val="en-US"/>
+        </w:rPr>
+      </w:pPr>
+      <w:r>
+        <w:rPr>
+          <w:lang w:val="en-US"/>
+        </w:rPr>
+        <w:t>[14]</w:t>
+      </w:r>
+      <w:r>
+        <w:rPr>
+          <w:lang w:val="en-US"/>
+        </w:rPr>
+        <w:tab/>
+        <w:t xml:space="preserve">D. Zhou </w:t>
+      </w:r>
+      <w:r>
+        <w:rPr>
+          <w:i/>
+          <w:iCs/>
+          <w:lang w:val="en-US"/>
+        </w:rPr>
+        <w:t>u. a</w:t>
+      </w:r>
+      <w:proofErr w:type="gramStart"/>
+      <w:r>
+        <w:rPr>
+          <w:i/>
+          <w:iCs/>
+          <w:lang w:val="en-US"/>
+        </w:rPr>
+        <w:t>.</w:t>
+      </w:r>
+      <w:r>
+        <w:rPr>
+          <w:lang w:val="en-US"/>
+        </w:rPr>
+        <w:t>, „</w:t>
+      </w:r>
+      <w:proofErr w:type="gramEnd"/>
+      <w:r>
+        <w:rPr>
+          <w:lang w:val="en-US"/>
+        </w:rPr>
+        <w:t xml:space="preserve">Evaluating Knowledge Graph Based Retrieval Augmented Generation Methods under Knowledge Incompleteness“, 29. August 2025, </w:t>
+      </w:r>
+      <w:proofErr w:type="spellStart"/>
+      <w:r>
+        <w:rPr>
+          <w:i/>
+          <w:iCs/>
+          <w:lang w:val="en-US"/>
+        </w:rPr>
+        <w:t>arXiv</w:t>
+      </w:r>
+      <w:proofErr w:type="spellEnd"/>
+      <w:r>
+        <w:rPr>
+          <w:lang w:val="en-US"/>
+        </w:rPr>
+        <w:t xml:space="preserve">: arXiv:2504.05163. </w:t>
+      </w:r>
+      <w:proofErr w:type="spellStart"/>
+      <w:r>
+        <w:rPr>
+          <w:lang w:val="en-US"/>
+        </w:rPr>
+        <w:t>doi</w:t>
+      </w:r>
+      <w:proofErr w:type="spellEnd"/>
+      <w:r>
+        <w:rPr>
+          <w:lang w:val="en-US"/>
+        </w:rPr>
+        <w:t>: 10.48550/arXiv.2504.05163.</w:t>
+      </w:r>
     </w:p>
     <w:p>
       <w:pPr>
-        <w:pStyle w:val="Heading3"/>
-      </w:pPr>
-      <w:bookmarkStart w:id="27" w:name="_Toc234951323"/>
-      <w:r>
-        <w:t>Hybrides Once-Retrieval</w:t>
-      </w:r>
-      <w:bookmarkEnd w:id="27"/>
+        <w:pStyle w:val="Bibliography"/>
+        <w:rPr>
+          <w:lang w:val="en-US"/>
+        </w:rPr>
+      </w:pPr>
+      <w:r>
+        <w:rPr>
+          <w:lang w:val="en-US"/>
+        </w:rPr>
+        <w:t>[15]</w:t>
+      </w:r>
+      <w:r>
+        <w:rPr>
+          <w:lang w:val="en-US"/>
+        </w:rPr>
+        <w:tab/>
+        <w:t xml:space="preserve">S. Pan, L. Luo, Y. Wang, C. Chen, J. Wang, und X. Wu, „Unifying Large Language Models and Knowledge Graphs: A </w:t>
+      </w:r>
+      <w:proofErr w:type="gramStart"/>
+      <w:r>
+        <w:rPr>
+          <w:lang w:val="en-US"/>
+        </w:rPr>
+        <w:t>Roadmap“</w:t>
+      </w:r>
+      <w:proofErr w:type="gramEnd"/>
+      <w:r>
+        <w:rPr>
+          <w:lang w:val="en-US"/>
+        </w:rPr>
+        <w:t xml:space="preserve">, </w:t>
+      </w:r>
+      <w:r>
+        <w:rPr>
+          <w:i/>
+          <w:iCs/>
+          <w:lang w:val="en-US"/>
+        </w:rPr>
+        <w:t xml:space="preserve">IEEE Trans. </w:t>
+      </w:r>
+      <w:proofErr w:type="spellStart"/>
+      <w:r>
+        <w:rPr>
+          <w:i/>
+          <w:iCs/>
+          <w:lang w:val="en-US"/>
+        </w:rPr>
+        <w:t>Knowl</w:t>
+      </w:r>
+      <w:proofErr w:type="spellEnd"/>
+      <w:r>
+        <w:rPr>
+          <w:i/>
+          <w:iCs/>
+          <w:lang w:val="en-US"/>
+        </w:rPr>
+        <w:t>. Data Eng.</w:t>
+      </w:r>
+      <w:r>
+        <w:rPr>
+          <w:lang w:val="en-US"/>
+        </w:rPr>
+        <w:t xml:space="preserve">, Bd. 36, Nr. 7, S. 3580–3599, Juli 2024, </w:t>
+      </w:r>
+      <w:proofErr w:type="spellStart"/>
+      <w:r>
+        <w:rPr>
+          <w:lang w:val="en-US"/>
+        </w:rPr>
+        <w:t>doi</w:t>
+      </w:r>
+      <w:proofErr w:type="spellEnd"/>
+      <w:r>
+        <w:rPr>
+          <w:lang w:val="en-US"/>
+        </w:rPr>
+        <w:t>: 10.1109/TKDE.2024.3352100.</w:t>
+      </w:r>
     </w:p>
     <w:p>
       <w:pPr>
-        <w:pStyle w:val="Heading3"/>
-      </w:pPr>
-      <w:bookmarkStart w:id="28" w:name="_Toc234951324"/>
-      <w:r>
-        <w:t xml:space="preserve">Hybrides </w:t>
+        <w:pStyle w:val="Bibliography"/>
+      </w:pPr>
+      <w:r>
+        <w:rPr>
+          <w:lang w:val="en-US"/>
+        </w:rPr>
+        <w:t>[16]</w:t>
+      </w:r>
+      <w:r>
+        <w:rPr>
+          <w:lang w:val="en-US"/>
+        </w:rPr>
+        <w:tab/>
+        <w:t xml:space="preserve">W. X. Zhao </w:t>
+      </w:r>
+      <w:r>
+        <w:rPr>
+          <w:i/>
+          <w:iCs/>
+          <w:lang w:val="en-US"/>
+        </w:rPr>
+        <w:t>u. a.</w:t>
+      </w:r>
+      <w:r>
+        <w:rPr>
+          <w:lang w:val="en-US"/>
+        </w:rPr>
+        <w:t xml:space="preserve">, „A Survey of Large Language </w:t>
+      </w:r>
+      <w:proofErr w:type="gramStart"/>
+      <w:r>
+        <w:rPr>
+          <w:lang w:val="en-US"/>
+        </w:rPr>
+        <w:t>Models“</w:t>
+      </w:r>
+      <w:proofErr w:type="gramEnd"/>
+      <w:r>
+        <w:rPr>
+          <w:lang w:val="en-US"/>
+        </w:rPr>
+        <w:t xml:space="preserve">, 18. </w:t>
+      </w:r>
+      <w:r>
+        <w:t xml:space="preserve">März 2026, </w:t>
       </w:r>
       <w:proofErr w:type="spellStart"/>
       <w:r>
-        <w:t>agentisches</w:t>
+        <w:rPr>
+          <w:i/>
+          <w:iCs/>
+        </w:rPr>
+        <w:t>arXiv</w:t>
       </w:r>
       <w:proofErr w:type="spellEnd"/>
       <w:r>
-        <w:t xml:space="preserve"> Retrieval</w:t>
-      </w:r>
-      <w:bookmarkEnd w:id="28"/>
+        <w:t xml:space="preserve">: arXiv:2303.18223. </w:t>
+      </w:r>
+      <w:proofErr w:type="spellStart"/>
+      <w:r>
+        <w:t>doi</w:t>
+      </w:r>
+      <w:proofErr w:type="spellEnd"/>
+      <w:r>
+        <w:t>: 10.48550/arXiv.2303.18223.</w:t>
+      </w:r>
     </w:p>
     <w:p>
       <w:pPr>
-        <w:pStyle w:val="Heading1"/>
-      </w:pPr>
-      <w:bookmarkStart w:id="29" w:name="_Toc234951325"/>
-      <w:r>
-        <w:lastRenderedPageBreak/>
-        <w:t>Evaluation</w:t>
-      </w:r>
-      <w:bookmarkEnd w:id="29"/>
+        <w:pStyle w:val="Bibliography"/>
+        <w:rPr>
+          <w:lang w:val="en-US"/>
+        </w:rPr>
+      </w:pPr>
+      <w:r>
+        <w:rPr>
+          <w:lang w:val="en-US"/>
+        </w:rPr>
+        <w:t>[17]</w:t>
+      </w:r>
+      <w:r>
+        <w:rPr>
+          <w:lang w:val="en-US"/>
+        </w:rPr>
+        <w:tab/>
+        <w:t xml:space="preserve">T. Brown </w:t>
+      </w:r>
+      <w:r>
+        <w:rPr>
+          <w:i/>
+          <w:iCs/>
+          <w:lang w:val="en-US"/>
+        </w:rPr>
+        <w:t>u. a.</w:t>
+      </w:r>
+      <w:r>
+        <w:rPr>
+          <w:lang w:val="en-US"/>
+        </w:rPr>
+        <w:t xml:space="preserve">, „Language Models are Few-Shot </w:t>
+      </w:r>
+      <w:proofErr w:type="gramStart"/>
+      <w:r>
+        <w:rPr>
+          <w:lang w:val="en-US"/>
+        </w:rPr>
+        <w:t>Learners“</w:t>
+      </w:r>
+      <w:proofErr w:type="gramEnd"/>
+      <w:r>
+        <w:rPr>
+          <w:lang w:val="en-US"/>
+        </w:rPr>
+        <w:t xml:space="preserve">, </w:t>
+      </w:r>
+      <w:r>
+        <w:rPr>
+          <w:i/>
+          <w:iCs/>
+          <w:lang w:val="en-US"/>
+        </w:rPr>
+        <w:t>Adv. Neural Inf. Process. Syst.</w:t>
+      </w:r>
+      <w:r>
+        <w:rPr>
+          <w:lang w:val="en-US"/>
+        </w:rPr>
+        <w:t>, Bd. 33, S. 1877–1901, 2020.</w:t>
+      </w:r>
     </w:p>
     <w:p>
       <w:pPr>
-        <w:pStyle w:val="Heading2"/>
-      </w:pPr>
-      <w:bookmarkStart w:id="30" w:name="_Toc234951326"/>
-      <w:r>
-        <w:t>Datengrundlage und Fragemengen</w:t>
-      </w:r>
-      <w:bookmarkEnd w:id="30"/>
+        <w:pStyle w:val="Bibliography"/>
+      </w:pPr>
+      <w:r>
+        <w:rPr>
+          <w:lang w:val="en-US"/>
+        </w:rPr>
+        <w:t>[18]</w:t>
+      </w:r>
+      <w:r>
+        <w:rPr>
+          <w:lang w:val="en-US"/>
+        </w:rPr>
+        <w:tab/>
+        <w:t xml:space="preserve">J. Wei </w:t>
+      </w:r>
+      <w:r>
+        <w:rPr>
+          <w:i/>
+          <w:iCs/>
+          <w:lang w:val="en-US"/>
+        </w:rPr>
+        <w:t>u. a.</w:t>
+      </w:r>
+      <w:r>
+        <w:rPr>
+          <w:lang w:val="en-US"/>
+        </w:rPr>
+        <w:t xml:space="preserve">, „Chain-of-Thought Prompting Elicits Reasoning in Large Language </w:t>
+      </w:r>
+      <w:proofErr w:type="gramStart"/>
+      <w:r>
+        <w:rPr>
+          <w:lang w:val="en-US"/>
+        </w:rPr>
+        <w:t>Models“</w:t>
+      </w:r>
+      <w:proofErr w:type="gramEnd"/>
+      <w:r>
+        <w:rPr>
+          <w:lang w:val="en-US"/>
+        </w:rPr>
+        <w:t xml:space="preserve">, in </w:t>
+      </w:r>
+      <w:r>
+        <w:rPr>
+          <w:i/>
+          <w:iCs/>
+          <w:lang w:val="en-US"/>
+        </w:rPr>
+        <w:t>Advances in Neural Information Processing Systems</w:t>
+      </w:r>
+      <w:r>
+        <w:rPr>
+          <w:lang w:val="en-US"/>
+        </w:rPr>
+        <w:t xml:space="preserve">, Curran Associates, Inc., 2022, S. 24824–24837. </w:t>
+      </w:r>
+      <w:r>
+        <w:t>Zugegriffen: 9. Juli 2026. [Online]. Verfügbar unter: https://proceedings.neurips.cc/paper/2022/hash/9d5609613524ecf4f15af0f7b31abca4-Abstract-Conference.html</w:t>
+      </w:r>
     </w:p>
     <w:p>
       <w:pPr>
-        <w:pStyle w:val="Heading3"/>
-      </w:pPr>
-      <w:bookmarkStart w:id="31" w:name="_Toc234951327"/>
-      <w:r>
-        <w:t>Grundlegende Benchmark</w:t>
-      </w:r>
-      <w:bookmarkEnd w:id="31"/>
+        <w:pStyle w:val="Bibliography"/>
+        <w:rPr>
+          <w:lang w:val="en-US"/>
+        </w:rPr>
+      </w:pPr>
+      <w:r>
+        <w:rPr>
+          <w:lang w:val="en-US"/>
+        </w:rPr>
+        <w:t>[19]</w:t>
+      </w:r>
+      <w:r>
+        <w:rPr>
+          <w:lang w:val="en-US"/>
+        </w:rPr>
+        <w:tab/>
+        <w:t xml:space="preserve">Q. Zhang </w:t>
+      </w:r>
+      <w:r>
+        <w:rPr>
+          <w:i/>
+          <w:iCs/>
+          <w:lang w:val="en-US"/>
+        </w:rPr>
+        <w:t>u. a.</w:t>
+      </w:r>
+      <w:r>
+        <w:rPr>
+          <w:lang w:val="en-US"/>
+        </w:rPr>
+        <w:t xml:space="preserve">, „A survey on large language models for software </w:t>
+      </w:r>
+      <w:proofErr w:type="gramStart"/>
+      <w:r>
+        <w:rPr>
+          <w:lang w:val="en-US"/>
+        </w:rPr>
+        <w:t>engineering“</w:t>
+      </w:r>
+      <w:proofErr w:type="gramEnd"/>
+      <w:r>
+        <w:rPr>
+          <w:lang w:val="en-US"/>
+        </w:rPr>
+        <w:t xml:space="preserve">, </w:t>
+      </w:r>
+      <w:r>
+        <w:rPr>
+          <w:i/>
+          <w:iCs/>
+          <w:lang w:val="en-US"/>
+        </w:rPr>
+        <w:t>Sci. China Inf. Sci.</w:t>
+      </w:r>
+      <w:r>
+        <w:rPr>
+          <w:lang w:val="en-US"/>
+        </w:rPr>
+        <w:t xml:space="preserve">, Bd. 69, Nr. 4, S. 141102, März 2026, </w:t>
+      </w:r>
+      <w:proofErr w:type="spellStart"/>
+      <w:r>
+        <w:rPr>
+          <w:lang w:val="en-US"/>
+        </w:rPr>
+        <w:t>doi</w:t>
+      </w:r>
+      <w:proofErr w:type="spellEnd"/>
+      <w:r>
+        <w:rPr>
+          <w:lang w:val="en-US"/>
+        </w:rPr>
+        <w:t>: 10.1007/s11432-025-4670-0.</w:t>
+      </w:r>
     </w:p>
     <w:p>
       <w:pPr>
-        <w:pStyle w:val="Heading3"/>
-      </w:pPr>
-      <w:bookmarkStart w:id="32" w:name="_Toc234951328"/>
-      <w:r>
-        <w:t>Konstruktion des relationalen QA-Datensatzes</w:t>
-      </w:r>
-      <w:bookmarkEnd w:id="32"/>
+        <w:pStyle w:val="Bibliography"/>
+        <w:rPr>
+          <w:lang w:val="en-US"/>
+        </w:rPr>
+      </w:pPr>
+      <w:r>
+        <w:rPr>
+          <w:lang w:val="en-US"/>
+        </w:rPr>
+        <w:t>[20]</w:t>
+      </w:r>
+      <w:r>
+        <w:rPr>
+          <w:lang w:val="en-US"/>
+        </w:rPr>
+        <w:tab/>
+        <w:t xml:space="preserve">Y. Huang und J. X. </w:t>
+      </w:r>
+      <w:proofErr w:type="gramStart"/>
+      <w:r>
+        <w:rPr>
+          <w:lang w:val="en-US"/>
+        </w:rPr>
+        <w:t>Huang, „</w:t>
+      </w:r>
+      <w:proofErr w:type="gramEnd"/>
+      <w:r>
+        <w:rPr>
+          <w:lang w:val="en-US"/>
+        </w:rPr>
+        <w:t xml:space="preserve">A Survey on Retrieval-Augmented Text Generation for Large Language </w:t>
+      </w:r>
+      <w:proofErr w:type="gramStart"/>
+      <w:r>
+        <w:rPr>
+          <w:lang w:val="en-US"/>
+        </w:rPr>
+        <w:t>Models“</w:t>
+      </w:r>
+      <w:proofErr w:type="gramEnd"/>
+      <w:r>
+        <w:rPr>
+          <w:lang w:val="en-US"/>
+        </w:rPr>
+        <w:t xml:space="preserve">, </w:t>
+      </w:r>
+      <w:r>
+        <w:rPr>
+          <w:i/>
+          <w:iCs/>
+          <w:lang w:val="en-US"/>
+        </w:rPr>
+        <w:t xml:space="preserve">ACM </w:t>
+      </w:r>
+      <w:proofErr w:type="spellStart"/>
+      <w:r>
+        <w:rPr>
+          <w:i/>
+          <w:iCs/>
+          <w:lang w:val="en-US"/>
+        </w:rPr>
+        <w:t>Comput</w:t>
+      </w:r>
+      <w:proofErr w:type="spellEnd"/>
+      <w:r>
+        <w:rPr>
+          <w:i/>
+          <w:iCs/>
+          <w:lang w:val="en-US"/>
+        </w:rPr>
+        <w:t xml:space="preserve">. </w:t>
+      </w:r>
+      <w:proofErr w:type="spellStart"/>
+      <w:r>
+        <w:rPr>
+          <w:i/>
+          <w:iCs/>
+          <w:lang w:val="en-US"/>
+        </w:rPr>
+        <w:t>Surv</w:t>
+      </w:r>
+      <w:proofErr w:type="spellEnd"/>
+      <w:r>
+        <w:rPr>
+          <w:i/>
+          <w:iCs/>
+          <w:lang w:val="en-US"/>
+        </w:rPr>
+        <w:t>.</w:t>
+      </w:r>
+      <w:r>
+        <w:rPr>
+          <w:lang w:val="en-US"/>
+        </w:rPr>
+        <w:t xml:space="preserve">, Bd. 58, Nr. 12, S. 300:1-300:38, Mai 2026, </w:t>
+      </w:r>
+      <w:proofErr w:type="spellStart"/>
+      <w:r>
+        <w:rPr>
+          <w:lang w:val="en-US"/>
+        </w:rPr>
+        <w:t>doi</w:t>
+      </w:r>
+      <w:proofErr w:type="spellEnd"/>
+      <w:r>
+        <w:rPr>
+          <w:lang w:val="en-US"/>
+        </w:rPr>
+        <w:t>: 10.1145/3805774.</w:t>
+      </w:r>
     </w:p>
     <w:p>
       <w:pPr>
-        <w:pStyle w:val="Heading3"/>
-      </w:pPr>
-      <w:bookmarkStart w:id="33" w:name="_Toc234951329"/>
-      <w:r>
-        <w:t>Konstruktion des textuellen QA-Datensatzes</w:t>
-      </w:r>
-      <w:bookmarkEnd w:id="33"/>
+        <w:pStyle w:val="Bibliography"/>
+        <w:rPr>
+          <w:lang w:val="en-US"/>
+        </w:rPr>
+      </w:pPr>
+      <w:r>
+        <w:rPr>
+          <w:lang w:val="en-US"/>
+        </w:rPr>
+        <w:t>[21]</w:t>
+      </w:r>
+      <w:r>
+        <w:rPr>
+          <w:lang w:val="en-US"/>
+        </w:rPr>
+        <w:tab/>
+        <w:t xml:space="preserve">L. Huang </w:t>
+      </w:r>
+      <w:r>
+        <w:rPr>
+          <w:i/>
+          <w:iCs/>
+          <w:lang w:val="en-US"/>
+        </w:rPr>
+        <w:t>u. a.</w:t>
+      </w:r>
+      <w:r>
+        <w:rPr>
+          <w:lang w:val="en-US"/>
+        </w:rPr>
+        <w:t xml:space="preserve">, „A Survey on Hallucination in Large Language Models: Principles, Taxonomy, Challenges, and Open </w:t>
+      </w:r>
+      <w:proofErr w:type="gramStart"/>
+      <w:r>
+        <w:rPr>
+          <w:lang w:val="en-US"/>
+        </w:rPr>
+        <w:t>Questions“</w:t>
+      </w:r>
+      <w:proofErr w:type="gramEnd"/>
+      <w:r>
+        <w:rPr>
+          <w:lang w:val="en-US"/>
+        </w:rPr>
+        <w:t xml:space="preserve">, </w:t>
+      </w:r>
+      <w:r>
+        <w:rPr>
+          <w:i/>
+          <w:iCs/>
+          <w:lang w:val="en-US"/>
+        </w:rPr>
+        <w:t>ACM Trans. Inf. Syst.</w:t>
+      </w:r>
+      <w:r>
+        <w:rPr>
+          <w:lang w:val="en-US"/>
+        </w:rPr>
+        <w:t xml:space="preserve">, Bd. 43, Nr. 2, S. 42:1-42:55, Jan. 2025, </w:t>
+      </w:r>
+      <w:proofErr w:type="spellStart"/>
+      <w:r>
+        <w:rPr>
+          <w:lang w:val="en-US"/>
+        </w:rPr>
+        <w:t>doi</w:t>
+      </w:r>
+      <w:proofErr w:type="spellEnd"/>
+      <w:r>
+        <w:rPr>
+          <w:lang w:val="en-US"/>
+        </w:rPr>
+        <w:t>: 10.1145/3703155.</w:t>
+      </w:r>
     </w:p>
     <w:p>
       <w:pPr>
-        <w:pStyle w:val="Heading2"/>
-      </w:pPr>
-      <w:bookmarkStart w:id="34" w:name="_Toc234951330"/>
-      <w:r>
-        <w:t>Simulation von Fehlerfällen im Wissensgraphen</w:t>
-      </w:r>
-      <w:bookmarkEnd w:id="34"/>
+        <w:pStyle w:val="Bibliography"/>
+        <w:rPr>
+          <w:lang w:val="en-US"/>
+        </w:rPr>
+      </w:pPr>
+      <w:r>
+        <w:rPr>
+          <w:lang w:val="en-US"/>
+        </w:rPr>
+        <w:t>[22]</w:t>
+      </w:r>
+      <w:r>
+        <w:rPr>
+          <w:lang w:val="en-US"/>
+        </w:rPr>
+        <w:tab/>
+        <w:t xml:space="preserve">Y. Gao </w:t>
+      </w:r>
+      <w:r>
+        <w:rPr>
+          <w:i/>
+          <w:iCs/>
+          <w:lang w:val="en-US"/>
+        </w:rPr>
+        <w:t>u. a.</w:t>
+      </w:r>
+      <w:r>
+        <w:rPr>
+          <w:lang w:val="en-US"/>
+        </w:rPr>
+        <w:t xml:space="preserve">, „Retrieval-Augmented Generation for Large Language Models: A </w:t>
+      </w:r>
+      <w:proofErr w:type="gramStart"/>
+      <w:r>
+        <w:rPr>
+          <w:lang w:val="en-US"/>
+        </w:rPr>
+        <w:t>Survey“</w:t>
+      </w:r>
+      <w:proofErr w:type="gramEnd"/>
+      <w:r>
+        <w:rPr>
+          <w:lang w:val="en-US"/>
+        </w:rPr>
+        <w:t xml:space="preserve">, 27. März 2024, </w:t>
+      </w:r>
+      <w:proofErr w:type="spellStart"/>
+      <w:r>
+        <w:rPr>
+          <w:i/>
+          <w:iCs/>
+          <w:lang w:val="en-US"/>
+        </w:rPr>
+        <w:t>arXiv</w:t>
+      </w:r>
+      <w:proofErr w:type="spellEnd"/>
+      <w:r>
+        <w:rPr>
+          <w:lang w:val="en-US"/>
+        </w:rPr>
+        <w:t xml:space="preserve">: arXiv:2312.10997. </w:t>
+      </w:r>
+      <w:proofErr w:type="spellStart"/>
+      <w:r>
+        <w:rPr>
+          <w:lang w:val="en-US"/>
+        </w:rPr>
+        <w:t>doi</w:t>
+      </w:r>
+      <w:proofErr w:type="spellEnd"/>
+      <w:r>
+        <w:rPr>
+          <w:lang w:val="en-US"/>
+        </w:rPr>
+        <w:t>: 10.48550/arXiv.2312.10997.</w:t>
+      </w:r>
     </w:p>
     <w:p>
       <w:pPr>
-        <w:pStyle w:val="Heading3"/>
-      </w:pPr>
-      <w:bookmarkStart w:id="35" w:name="_Toc234951331"/>
-      <w:r>
-        <w:t>Herleitung</w:t>
-      </w:r>
-      <w:r>
-        <w:t xml:space="preserve"> </w:t>
-      </w:r>
-      <w:r>
-        <w:t>zentraler Fehlerfälle</w:t>
-      </w:r>
-      <w:bookmarkEnd w:id="35"/>
-      <w:r>
-        <w:t xml:space="preserve"> </w:t>
+        <w:pStyle w:val="Bibliography"/>
+        <w:rPr>
+          <w:lang w:val="en-US"/>
+        </w:rPr>
+      </w:pPr>
+      <w:r>
+        <w:rPr>
+          <w:lang w:val="en-US"/>
+        </w:rPr>
+        <w:t>[23]</w:t>
+      </w:r>
+      <w:r>
+        <w:rPr>
+          <w:lang w:val="en-US"/>
+        </w:rPr>
+        <w:tab/>
+        <w:t xml:space="preserve">C. Tao </w:t>
+      </w:r>
+      <w:r>
+        <w:rPr>
+          <w:i/>
+          <w:iCs/>
+          <w:lang w:val="en-US"/>
+        </w:rPr>
+        <w:t>u. a.</w:t>
+      </w:r>
+      <w:r>
+        <w:rPr>
+          <w:lang w:val="en-US"/>
+        </w:rPr>
+        <w:t xml:space="preserve">, „LLMs are Also Effective Embedding Models: An In-depth </w:t>
+      </w:r>
+      <w:proofErr w:type="gramStart"/>
+      <w:r>
+        <w:rPr>
+          <w:lang w:val="en-US"/>
+        </w:rPr>
+        <w:t>Overview“</w:t>
+      </w:r>
+      <w:proofErr w:type="gramEnd"/>
+      <w:r>
+        <w:rPr>
+          <w:lang w:val="en-US"/>
+        </w:rPr>
+        <w:t xml:space="preserve">, 25. Juli 2025, </w:t>
+      </w:r>
+      <w:proofErr w:type="spellStart"/>
+      <w:r>
+        <w:rPr>
+          <w:i/>
+          <w:iCs/>
+          <w:lang w:val="en-US"/>
+        </w:rPr>
+        <w:t>arXiv</w:t>
+      </w:r>
+      <w:proofErr w:type="spellEnd"/>
+      <w:r>
+        <w:rPr>
+          <w:lang w:val="en-US"/>
+        </w:rPr>
+        <w:t xml:space="preserve">: arXiv:2412.12591. </w:t>
+      </w:r>
+      <w:proofErr w:type="spellStart"/>
+      <w:r>
+        <w:rPr>
+          <w:lang w:val="en-US"/>
+        </w:rPr>
+        <w:t>doi</w:t>
+      </w:r>
+      <w:proofErr w:type="spellEnd"/>
+      <w:r>
+        <w:rPr>
+          <w:lang w:val="en-US"/>
+        </w:rPr>
+        <w:t>: 10.48550/arXiv.2412.12591.</w:t>
       </w:r>
     </w:p>
     <w:p>
       <w:pPr>
-        <w:pStyle w:val="Heading3"/>
-      </w:pPr>
-      <w:bookmarkStart w:id="36" w:name="_Toc234951332"/>
-      <w:r>
-        <w:t>Simulation der Fehlerfälle</w:t>
-      </w:r>
-      <w:bookmarkEnd w:id="36"/>
+        <w:pStyle w:val="Bibliography"/>
+        <w:rPr>
+          <w:lang w:val="en-US"/>
+        </w:rPr>
+      </w:pPr>
+      <w:r>
+        <w:rPr>
+          <w:lang w:val="en-US"/>
+        </w:rPr>
+        <w:t>[24]</w:t>
+      </w:r>
+      <w:r>
+        <w:rPr>
+          <w:lang w:val="en-US"/>
+        </w:rPr>
+        <w:tab/>
+        <w:t xml:space="preserve">T. Şakar und H. </w:t>
+      </w:r>
+      <w:proofErr w:type="spellStart"/>
+      <w:r>
+        <w:rPr>
+          <w:lang w:val="en-US"/>
+        </w:rPr>
+        <w:t>Emekci</w:t>
+      </w:r>
+      <w:proofErr w:type="spellEnd"/>
+      <w:r>
+        <w:rPr>
+          <w:lang w:val="en-US"/>
+        </w:rPr>
+        <w:t xml:space="preserve">, „Maximizing RAG efficiency: A comparative analysis of RAG </w:t>
+      </w:r>
+      <w:proofErr w:type="gramStart"/>
+      <w:r>
+        <w:rPr>
+          <w:lang w:val="en-US"/>
+        </w:rPr>
+        <w:t>methods“</w:t>
+      </w:r>
+      <w:proofErr w:type="gramEnd"/>
+      <w:r>
+        <w:rPr>
+          <w:lang w:val="en-US"/>
+        </w:rPr>
+        <w:t xml:space="preserve">, </w:t>
+      </w:r>
+      <w:r>
+        <w:rPr>
+          <w:i/>
+          <w:iCs/>
+          <w:lang w:val="en-US"/>
+        </w:rPr>
+        <w:t>Nat. Lang. Process.</w:t>
+      </w:r>
+      <w:r>
+        <w:rPr>
+          <w:lang w:val="en-US"/>
+        </w:rPr>
+        <w:t xml:space="preserve">, Bd. 31, Nr. 1, S. 1–25, Jan. 2025, </w:t>
+      </w:r>
+      <w:proofErr w:type="spellStart"/>
+      <w:r>
+        <w:rPr>
+          <w:lang w:val="en-US"/>
+        </w:rPr>
+        <w:t>doi</w:t>
+      </w:r>
+      <w:proofErr w:type="spellEnd"/>
+      <w:r>
+        <w:rPr>
+          <w:lang w:val="en-US"/>
+        </w:rPr>
+        <w:t>: 10.1017/nlp.2024.53.</w:t>
+      </w:r>
     </w:p>
     <w:p>
       <w:pPr>
-        <w:pStyle w:val="Heading2"/>
-      </w:pPr>
-      <w:bookmarkStart w:id="37" w:name="_Toc234951333"/>
-      <w:r>
-        <w:t>Versuchsaufbau</w:t>
-      </w:r>
-      <w:bookmarkEnd w:id="37"/>
+        <w:pStyle w:val="Bibliography"/>
+        <w:rPr>
+          <w:lang w:val="en-US"/>
+        </w:rPr>
+      </w:pPr>
+      <w:r>
+        <w:rPr>
+          <w:lang w:val="en-US"/>
+        </w:rPr>
+        <w:lastRenderedPageBreak/>
+        <w:t>[25]</w:t>
+      </w:r>
+      <w:r>
+        <w:rPr>
+          <w:lang w:val="en-US"/>
+        </w:rPr>
+        <w:tab/>
+        <w:t xml:space="preserve">M. Cheng </w:t>
+      </w:r>
+      <w:r>
+        <w:rPr>
+          <w:i/>
+          <w:iCs/>
+          <w:lang w:val="en-US"/>
+        </w:rPr>
+        <w:t>u. a.</w:t>
+      </w:r>
+      <w:r>
+        <w:rPr>
+          <w:lang w:val="en-US"/>
+        </w:rPr>
+        <w:t xml:space="preserve">, „A Survey on Knowledge-Oriented Retrieval-Augmented </w:t>
+      </w:r>
+      <w:proofErr w:type="gramStart"/>
+      <w:r>
+        <w:rPr>
+          <w:lang w:val="en-US"/>
+        </w:rPr>
+        <w:t>Generation“</w:t>
+      </w:r>
+      <w:proofErr w:type="gramEnd"/>
+      <w:r>
+        <w:rPr>
+          <w:lang w:val="en-US"/>
+        </w:rPr>
+        <w:t xml:space="preserve">, 17. März 2025, </w:t>
+      </w:r>
+      <w:proofErr w:type="spellStart"/>
+      <w:r>
+        <w:rPr>
+          <w:i/>
+          <w:iCs/>
+          <w:lang w:val="en-US"/>
+        </w:rPr>
+        <w:t>arXiv</w:t>
+      </w:r>
+      <w:proofErr w:type="spellEnd"/>
+      <w:r>
+        <w:rPr>
+          <w:lang w:val="en-US"/>
+        </w:rPr>
+        <w:t xml:space="preserve">: arXiv:2503.10677. </w:t>
+      </w:r>
+      <w:proofErr w:type="spellStart"/>
+      <w:r>
+        <w:rPr>
+          <w:lang w:val="en-US"/>
+        </w:rPr>
+        <w:t>doi</w:t>
+      </w:r>
+      <w:proofErr w:type="spellEnd"/>
+      <w:r>
+        <w:rPr>
+          <w:lang w:val="en-US"/>
+        </w:rPr>
+        <w:t>: 10.48550/arXiv.2503.10677.</w:t>
+      </w:r>
     </w:p>
     <w:p>
       <w:pPr>
-        <w:pStyle w:val="Heading3"/>
-      </w:pPr>
-      <w:bookmarkStart w:id="38" w:name="_Toc234951334"/>
-      <w:r>
-        <w:t>Testläufe</w:t>
-      </w:r>
-      <w:bookmarkEnd w:id="38"/>
+        <w:pStyle w:val="Bibliography"/>
+      </w:pPr>
+      <w:r>
+        <w:rPr>
+          <w:lang w:val="en-US"/>
+        </w:rPr>
+        <w:t>[26]</w:t>
+      </w:r>
+      <w:r>
+        <w:rPr>
+          <w:lang w:val="en-US"/>
+        </w:rPr>
+        <w:tab/>
+        <w:t>„</w:t>
+      </w:r>
+      <w:proofErr w:type="spellStart"/>
+      <w:r>
+        <w:rPr>
+          <w:lang w:val="en-US"/>
+        </w:rPr>
+        <w:t>LlamaIndex</w:t>
+      </w:r>
+      <w:proofErr w:type="spellEnd"/>
+      <w:r>
+        <w:rPr>
+          <w:lang w:val="en-US"/>
+        </w:rPr>
+        <w:t xml:space="preserve"> | AI Agents for Document OCR + </w:t>
+      </w:r>
+      <w:proofErr w:type="gramStart"/>
+      <w:r>
+        <w:rPr>
+          <w:lang w:val="en-US"/>
+        </w:rPr>
+        <w:t>Workflows“</w:t>
+      </w:r>
+      <w:proofErr w:type="gramEnd"/>
+      <w:r>
+        <w:rPr>
+          <w:lang w:val="en-US"/>
+        </w:rPr>
+        <w:t xml:space="preserve">. </w:t>
+      </w:r>
+      <w:r>
+        <w:t>Zugegriffen: 13. Juli 2026. [Online]. Verfügbar unter: https://www.llamaindex.ai/</w:t>
+      </w:r>
     </w:p>
     <w:p>
       <w:pPr>
-        <w:pStyle w:val="Heading3"/>
-      </w:pPr>
-      <w:bookmarkStart w:id="39" w:name="_Toc234951335"/>
-      <w:r>
-        <w:t>Metriken</w:t>
-      </w:r>
-      <w:bookmarkEnd w:id="39"/>
+        <w:pStyle w:val="Bibliography"/>
+      </w:pPr>
+      <w:r>
+        <w:rPr>
+          <w:lang w:val="en-US"/>
+        </w:rPr>
+        <w:t>[27]</w:t>
+      </w:r>
+      <w:r>
+        <w:rPr>
+          <w:lang w:val="en-US"/>
+        </w:rPr>
+        <w:tab/>
+        <w:t>„</w:t>
+      </w:r>
+      <w:proofErr w:type="spellStart"/>
+      <w:r>
+        <w:rPr>
+          <w:lang w:val="en-US"/>
+        </w:rPr>
+        <w:t>LangChain</w:t>
+      </w:r>
+      <w:proofErr w:type="spellEnd"/>
+      <w:r>
+        <w:rPr>
+          <w:lang w:val="en-US"/>
+        </w:rPr>
+        <w:t xml:space="preserve">: Observe, Evaluate, and Deploy Reliable AI </w:t>
+      </w:r>
+      <w:proofErr w:type="gramStart"/>
+      <w:r>
+        <w:rPr>
+          <w:lang w:val="en-US"/>
+        </w:rPr>
+        <w:t>Agents“</w:t>
+      </w:r>
+      <w:proofErr w:type="gramEnd"/>
+      <w:r>
+        <w:rPr>
+          <w:lang w:val="en-US"/>
+        </w:rPr>
+        <w:t xml:space="preserve">. </w:t>
+      </w:r>
+      <w:r>
+        <w:t>Zugegriffen: 13. Juli 2026. [Online]. Verfügbar unter: https://www.langchain.com</w:t>
+      </w:r>
     </w:p>
     <w:p>
       <w:pPr>
-        <w:pStyle w:val="Heading1"/>
-      </w:pPr>
-      <w:bookmarkStart w:id="40" w:name="_Toc234951336"/>
-      <w:r>
-        <w:lastRenderedPageBreak/>
-        <w:t>Ergebnisse</w:t>
-      </w:r>
-      <w:bookmarkEnd w:id="40"/>
+        <w:pStyle w:val="Bibliography"/>
+        <w:rPr>
+          <w:lang w:val="en-US"/>
+        </w:rPr>
+      </w:pPr>
+      <w:r>
+        <w:t>[28]</w:t>
+      </w:r>
+      <w:r>
+        <w:tab/>
+        <w:t xml:space="preserve">A. Hogan </w:t>
+      </w:r>
+      <w:r>
+        <w:rPr>
+          <w:i/>
+          <w:iCs/>
+        </w:rPr>
+        <w:t>u. a.</w:t>
+      </w:r>
+      <w:r>
+        <w:t xml:space="preserve">, „Knowledge Graphs“, </w:t>
+      </w:r>
+      <w:r>
+        <w:rPr>
+          <w:i/>
+          <w:iCs/>
+        </w:rPr>
+        <w:t xml:space="preserve">ACM </w:t>
+      </w:r>
+      <w:proofErr w:type="spellStart"/>
+      <w:r>
+        <w:rPr>
+          <w:i/>
+          <w:iCs/>
+        </w:rPr>
+        <w:t>Comput</w:t>
+      </w:r>
+      <w:proofErr w:type="spellEnd"/>
+      <w:r>
+        <w:rPr>
+          <w:i/>
+          <w:iCs/>
+        </w:rPr>
+        <w:t xml:space="preserve">. </w:t>
+      </w:r>
+      <w:proofErr w:type="spellStart"/>
+      <w:r>
+        <w:rPr>
+          <w:i/>
+          <w:iCs/>
+          <w:lang w:val="en-US"/>
+        </w:rPr>
+        <w:t>Surv</w:t>
+      </w:r>
+      <w:proofErr w:type="spellEnd"/>
+      <w:r>
+        <w:rPr>
+          <w:i/>
+          <w:iCs/>
+          <w:lang w:val="en-US"/>
+        </w:rPr>
+        <w:t>. CSUR</w:t>
+      </w:r>
+      <w:r>
+        <w:rPr>
+          <w:lang w:val="en-US"/>
+        </w:rPr>
+        <w:t xml:space="preserve">, Bd. 54, Nr. 4, S. 71:1-71:37, Juli 2021, </w:t>
+      </w:r>
+      <w:proofErr w:type="spellStart"/>
+      <w:r>
+        <w:rPr>
+          <w:lang w:val="en-US"/>
+        </w:rPr>
+        <w:t>doi</w:t>
+      </w:r>
+      <w:proofErr w:type="spellEnd"/>
+      <w:r>
+        <w:rPr>
+          <w:lang w:val="en-US"/>
+        </w:rPr>
+        <w:t>: 10.1145/3447772.</w:t>
+      </w:r>
     </w:p>
     <w:p>
       <w:pPr>
-        <w:pStyle w:val="Heading2"/>
-      </w:pPr>
-      <w:bookmarkStart w:id="41" w:name="_Toc234951337"/>
-      <w:r>
-        <w:t>Ergebnisse auf dem Basisgraphen</w:t>
-      </w:r>
-      <w:bookmarkEnd w:id="41"/>
+        <w:pStyle w:val="Bibliography"/>
+        <w:rPr>
+          <w:lang w:val="en-US"/>
+        </w:rPr>
+      </w:pPr>
+      <w:r>
+        <w:rPr>
+          <w:lang w:val="en-US"/>
+        </w:rPr>
+        <w:t>[29]</w:t>
+      </w:r>
+      <w:r>
+        <w:rPr>
+          <w:lang w:val="en-US"/>
+        </w:rPr>
+        <w:tab/>
+        <w:t xml:space="preserve">Z. Zhu, T. Huang, K. Wang, J. Ye, X. Chen, und S. Luo, „Graph-Based Approaches and Functionalities in Retrieval-Augmented Generation: A Comprehensive </w:t>
+      </w:r>
+      <w:proofErr w:type="gramStart"/>
+      <w:r>
+        <w:rPr>
+          <w:lang w:val="en-US"/>
+        </w:rPr>
+        <w:t>Survey“</w:t>
+      </w:r>
+      <w:proofErr w:type="gramEnd"/>
+      <w:r>
+        <w:rPr>
+          <w:lang w:val="en-US"/>
+        </w:rPr>
+        <w:t xml:space="preserve">, </w:t>
+      </w:r>
+      <w:r>
+        <w:rPr>
+          <w:i/>
+          <w:iCs/>
+          <w:lang w:val="en-US"/>
+        </w:rPr>
+        <w:t xml:space="preserve">ACM </w:t>
+      </w:r>
+      <w:proofErr w:type="spellStart"/>
+      <w:r>
+        <w:rPr>
+          <w:i/>
+          <w:iCs/>
+          <w:lang w:val="en-US"/>
+        </w:rPr>
+        <w:t>Comput</w:t>
+      </w:r>
+      <w:proofErr w:type="spellEnd"/>
+      <w:r>
+        <w:rPr>
+          <w:i/>
+          <w:iCs/>
+          <w:lang w:val="en-US"/>
+        </w:rPr>
+        <w:t xml:space="preserve">. </w:t>
+      </w:r>
+      <w:proofErr w:type="spellStart"/>
+      <w:r>
+        <w:rPr>
+          <w:i/>
+          <w:iCs/>
+          <w:lang w:val="en-US"/>
+        </w:rPr>
+        <w:t>Surv</w:t>
+      </w:r>
+      <w:proofErr w:type="spellEnd"/>
+      <w:r>
+        <w:rPr>
+          <w:i/>
+          <w:iCs/>
+          <w:lang w:val="en-US"/>
+        </w:rPr>
+        <w:t>.</w:t>
+      </w:r>
+      <w:r>
+        <w:rPr>
+          <w:lang w:val="en-US"/>
+        </w:rPr>
+        <w:t xml:space="preserve">, Bd. 58, Nr. 10, S. 261:1-261:38, Apr. 2026, </w:t>
+      </w:r>
+      <w:proofErr w:type="spellStart"/>
+      <w:r>
+        <w:rPr>
+          <w:lang w:val="en-US"/>
+        </w:rPr>
+        <w:t>doi</w:t>
+      </w:r>
+      <w:proofErr w:type="spellEnd"/>
+      <w:r>
+        <w:rPr>
+          <w:lang w:val="en-US"/>
+        </w:rPr>
+        <w:t>: 10.1145/3795880.</w:t>
+      </w:r>
     </w:p>
     <w:p>
       <w:pPr>
-        <w:pStyle w:val="Heading2"/>
-      </w:pPr>
-      <w:bookmarkStart w:id="42" w:name="_Toc234951338"/>
-      <w:r>
-        <w:t>Strukturelle Unvollständigkeit</w:t>
-      </w:r>
-      <w:bookmarkEnd w:id="42"/>
+        <w:pStyle w:val="Bibliography"/>
+      </w:pPr>
+      <w:r>
+        <w:rPr>
+          <w:lang w:val="en-US"/>
+        </w:rPr>
+        <w:t>[30]</w:t>
+      </w:r>
+      <w:r>
+        <w:rPr>
+          <w:lang w:val="en-US"/>
+        </w:rPr>
+        <w:tab/>
+        <w:t xml:space="preserve">„Resource Description Framework (RDF): Concepts and Abstract </w:t>
+      </w:r>
+      <w:proofErr w:type="gramStart"/>
+      <w:r>
+        <w:rPr>
+          <w:lang w:val="en-US"/>
+        </w:rPr>
+        <w:t>Syntax“</w:t>
+      </w:r>
+      <w:proofErr w:type="gramEnd"/>
+      <w:r>
+        <w:rPr>
+          <w:lang w:val="en-US"/>
+        </w:rPr>
+        <w:t xml:space="preserve">. </w:t>
+      </w:r>
+      <w:r>
+        <w:t>Zugegriffen: 16. Juli 2026. [Online]. Verfügbar unter: https://www.w3.org/TR/rdf10-concepts/</w:t>
+      </w:r>
     </w:p>
     <w:p>
       <w:pPr>
-        <w:pStyle w:val="Heading3"/>
-      </w:pPr>
-      <w:bookmarkStart w:id="43" w:name="_Toc234951339"/>
-      <w:r>
-        <w:t>Einfluss auf Retrieval-Genauigkeit</w:t>
-      </w:r>
-      <w:bookmarkEnd w:id="43"/>
+        <w:pStyle w:val="Bibliography"/>
+        <w:rPr>
+          <w:lang w:val="en-US"/>
+        </w:rPr>
+      </w:pPr>
+      <w:r>
+        <w:rPr>
+          <w:lang w:val="en-US"/>
+        </w:rPr>
+        <w:t>[31]</w:t>
+      </w:r>
+      <w:r>
+        <w:rPr>
+          <w:lang w:val="en-US"/>
+        </w:rPr>
+        <w:tab/>
+        <w:t xml:space="preserve">C. Peng, F. Xia, M. </w:t>
+      </w:r>
+      <w:proofErr w:type="spellStart"/>
+      <w:r>
+        <w:rPr>
+          <w:lang w:val="en-US"/>
+        </w:rPr>
+        <w:t>Naseriparsa</w:t>
+      </w:r>
+      <w:proofErr w:type="spellEnd"/>
+      <w:r>
+        <w:rPr>
+          <w:lang w:val="en-US"/>
+        </w:rPr>
+        <w:t xml:space="preserve">, und F. </w:t>
+      </w:r>
+      <w:proofErr w:type="gramStart"/>
+      <w:r>
+        <w:rPr>
+          <w:lang w:val="en-US"/>
+        </w:rPr>
+        <w:t>Osborne, „</w:t>
+      </w:r>
+      <w:proofErr w:type="gramEnd"/>
+      <w:r>
+        <w:rPr>
+          <w:lang w:val="en-US"/>
+        </w:rPr>
+        <w:t xml:space="preserve">Knowledge Graphs: Opportunities and </w:t>
+      </w:r>
+      <w:proofErr w:type="gramStart"/>
+      <w:r>
+        <w:rPr>
+          <w:lang w:val="en-US"/>
+        </w:rPr>
+        <w:t>Challenges“</w:t>
+      </w:r>
+      <w:proofErr w:type="gramEnd"/>
+      <w:r>
+        <w:rPr>
+          <w:lang w:val="en-US"/>
+        </w:rPr>
+        <w:t xml:space="preserve">, </w:t>
+      </w:r>
+      <w:proofErr w:type="spellStart"/>
+      <w:proofErr w:type="gramStart"/>
+      <w:r>
+        <w:rPr>
+          <w:i/>
+          <w:iCs/>
+          <w:lang w:val="en-US"/>
+        </w:rPr>
+        <w:t>Artif</w:t>
+      </w:r>
+      <w:proofErr w:type="spellEnd"/>
+      <w:proofErr w:type="gramEnd"/>
+      <w:r>
+        <w:rPr>
+          <w:i/>
+          <w:iCs/>
+          <w:lang w:val="en-US"/>
+        </w:rPr>
+        <w:t>. Intell. Rev.</w:t>
+      </w:r>
+      <w:r>
+        <w:rPr>
+          <w:lang w:val="en-US"/>
+        </w:rPr>
+        <w:t xml:space="preserve">, Bd. 56, Nr. 11, S. 13071–13102, Nov. 2023, </w:t>
+      </w:r>
+      <w:proofErr w:type="spellStart"/>
+      <w:r>
+        <w:rPr>
+          <w:lang w:val="en-US"/>
+        </w:rPr>
+        <w:t>doi</w:t>
+      </w:r>
+      <w:proofErr w:type="spellEnd"/>
+      <w:r>
+        <w:rPr>
+          <w:lang w:val="en-US"/>
+        </w:rPr>
+        <w:t>: 10.1007/s10462-023-10465-9.</w:t>
+      </w:r>
     </w:p>
     <w:p>
       <w:pPr>
-        <w:pStyle w:val="Heading3"/>
-      </w:pPr>
-      <w:bookmarkStart w:id="44" w:name="_Toc234951340"/>
-      <w:r>
-        <w:t>Qualitative Beobachtungen</w:t>
-      </w:r>
-      <w:bookmarkEnd w:id="44"/>
+        <w:pStyle w:val="Bibliography"/>
+      </w:pPr>
+      <w:r>
+        <w:rPr>
+          <w:lang w:val="en-US"/>
+        </w:rPr>
+        <w:t>[32]</w:t>
+      </w:r>
+      <w:r>
+        <w:rPr>
+          <w:lang w:val="en-US"/>
+        </w:rPr>
+        <w:tab/>
+        <w:t xml:space="preserve">„SPARQL Query Language for </w:t>
+      </w:r>
+      <w:proofErr w:type="gramStart"/>
+      <w:r>
+        <w:rPr>
+          <w:lang w:val="en-US"/>
+        </w:rPr>
+        <w:t>RDF“</w:t>
+      </w:r>
+      <w:proofErr w:type="gramEnd"/>
+      <w:r>
+        <w:rPr>
+          <w:lang w:val="en-US"/>
+        </w:rPr>
+        <w:t xml:space="preserve">. </w:t>
+      </w:r>
+      <w:r>
+        <w:t>Zugegriffen: 16. Juli 2026. [Online]. Verfügbar unter: https://www.w3.org/TR/rdf-sparql-query/</w:t>
+      </w:r>
     </w:p>
     <w:p>
       <w:pPr>
-        <w:pStyle w:val="Heading2"/>
-      </w:pPr>
-      <w:bookmarkStart w:id="45" w:name="_Toc234951341"/>
-      <w:r>
-        <w:t>Textuelle Unvollständigkeit</w:t>
-      </w:r>
-      <w:bookmarkEnd w:id="45"/>
+        <w:pStyle w:val="Bibliography"/>
+        <w:rPr>
+          <w:lang w:val="en-US"/>
+        </w:rPr>
+      </w:pPr>
+      <w:r>
+        <w:rPr>
+          <w:lang w:val="en-US"/>
+        </w:rPr>
+        <w:t>[33]</w:t>
+      </w:r>
+      <w:r>
+        <w:rPr>
+          <w:lang w:val="en-US"/>
+        </w:rPr>
+        <w:tab/>
+        <w:t xml:space="preserve">R. Angles, M. Arenas, P. Barceló, A. Hogan, J. Reutter, und D. </w:t>
+      </w:r>
+      <w:proofErr w:type="spellStart"/>
+      <w:r>
+        <w:rPr>
+          <w:lang w:val="en-US"/>
+        </w:rPr>
+        <w:t>Vrgoč</w:t>
+      </w:r>
+      <w:proofErr w:type="spellEnd"/>
+      <w:r>
+        <w:rPr>
+          <w:lang w:val="en-US"/>
+        </w:rPr>
+        <w:t xml:space="preserve">, „Foundations of Modern Query Languages for Graph </w:t>
+      </w:r>
+      <w:proofErr w:type="gramStart"/>
+      <w:r>
+        <w:rPr>
+          <w:lang w:val="en-US"/>
+        </w:rPr>
+        <w:t>Databases“</w:t>
+      </w:r>
+      <w:proofErr w:type="gramEnd"/>
+      <w:r>
+        <w:rPr>
+          <w:lang w:val="en-US"/>
+        </w:rPr>
+        <w:t xml:space="preserve">, </w:t>
+      </w:r>
+      <w:r>
+        <w:rPr>
+          <w:i/>
+          <w:iCs/>
+          <w:lang w:val="en-US"/>
+        </w:rPr>
+        <w:t xml:space="preserve">ACM </w:t>
+      </w:r>
+      <w:proofErr w:type="spellStart"/>
+      <w:r>
+        <w:rPr>
+          <w:i/>
+          <w:iCs/>
+          <w:lang w:val="en-US"/>
+        </w:rPr>
+        <w:t>Comput</w:t>
+      </w:r>
+      <w:proofErr w:type="spellEnd"/>
+      <w:r>
+        <w:rPr>
+          <w:i/>
+          <w:iCs/>
+          <w:lang w:val="en-US"/>
+        </w:rPr>
+        <w:t xml:space="preserve">. </w:t>
+      </w:r>
+      <w:proofErr w:type="spellStart"/>
+      <w:r>
+        <w:rPr>
+          <w:i/>
+          <w:iCs/>
+          <w:lang w:val="en-US"/>
+        </w:rPr>
+        <w:t>Surv</w:t>
+      </w:r>
+      <w:proofErr w:type="spellEnd"/>
+      <w:r>
+        <w:rPr>
+          <w:i/>
+          <w:iCs/>
+          <w:lang w:val="en-US"/>
+        </w:rPr>
+        <w:t>. CSUR</w:t>
+      </w:r>
+      <w:r>
+        <w:rPr>
+          <w:lang w:val="en-US"/>
+        </w:rPr>
+        <w:t xml:space="preserve">, Bd. 50, Nr. 5, S. 68:1-68:40, Sep. 2017, </w:t>
+      </w:r>
+      <w:proofErr w:type="spellStart"/>
+      <w:r>
+        <w:rPr>
+          <w:lang w:val="en-US"/>
+        </w:rPr>
+        <w:t>doi</w:t>
+      </w:r>
+      <w:proofErr w:type="spellEnd"/>
+      <w:r>
+        <w:rPr>
+          <w:lang w:val="en-US"/>
+        </w:rPr>
+        <w:t>: 10.1145/3104031.</w:t>
+      </w:r>
     </w:p>
     <w:p>
       <w:pPr>
-        <w:pStyle w:val="Heading3"/>
-      </w:pPr>
-      <w:bookmarkStart w:id="46" w:name="_Toc234951342"/>
-      <w:r>
-        <w:t>Einfluss auf Retrieval-Genauigkeit</w:t>
-      </w:r>
-      <w:bookmarkEnd w:id="46"/>
+        <w:pStyle w:val="Bibliography"/>
+      </w:pPr>
+      <w:r>
+        <w:rPr>
+          <w:lang w:val="en-US"/>
+        </w:rPr>
+        <w:t>[34]</w:t>
+      </w:r>
+      <w:r>
+        <w:rPr>
+          <w:lang w:val="en-US"/>
+        </w:rPr>
+        <w:tab/>
+        <w:t xml:space="preserve">„Neo4j Graph Intelligence </w:t>
+      </w:r>
+      <w:proofErr w:type="gramStart"/>
+      <w:r>
+        <w:rPr>
+          <w:lang w:val="en-US"/>
+        </w:rPr>
+        <w:t>Platform“</w:t>
+      </w:r>
+      <w:proofErr w:type="gramEnd"/>
+      <w:r>
+        <w:rPr>
+          <w:lang w:val="en-US"/>
+        </w:rPr>
+        <w:t xml:space="preserve">, Graph Database &amp; Analytics. </w:t>
+      </w:r>
+      <w:r>
+        <w:t>Zugegriffen: 16. Juli 2026. [Online]. Verfügbar unter: https://neo4j.com/</w:t>
+      </w:r>
     </w:p>
     <w:p>
       <w:pPr>
-        <w:pStyle w:val="Heading3"/>
-      </w:pPr>
-      <w:bookmarkStart w:id="47" w:name="_Toc234951343"/>
-      <w:r>
-        <w:t>Qualitative Beobachtungen</w:t>
-      </w:r>
-      <w:bookmarkEnd w:id="47"/>
+        <w:pStyle w:val="Bibliography"/>
+      </w:pPr>
+      <w:r>
+        <w:t>[35]</w:t>
+      </w:r>
+      <w:r>
+        <w:tab/>
+        <w:t>„</w:t>
+      </w:r>
+      <w:proofErr w:type="spellStart"/>
+      <w:r>
+        <w:t>Introduction</w:t>
+      </w:r>
+      <w:proofErr w:type="spellEnd"/>
+      <w:r>
+        <w:t xml:space="preserve"> - Cypher Manual“, Neo4j Graph Data </w:t>
+      </w:r>
+      <w:proofErr w:type="spellStart"/>
+      <w:r>
+        <w:t>Platform</w:t>
+      </w:r>
+      <w:proofErr w:type="spellEnd"/>
+      <w:r>
+        <w:t>. Zugegriffen: 16. Juli 2026. [Online]. Verfügbar unter: https://neo4j.com/docs/cypher-manual/25/introduction/</w:t>
+      </w:r>
     </w:p>
     <w:p>
       <w:pPr>
-        <w:pStyle w:val="Heading2"/>
-      </w:pPr>
-      <w:bookmarkStart w:id="48" w:name="_Toc234951344"/>
-      <w:r>
-        <w:t>Strukturelle Präzisionsfehler</w:t>
-      </w:r>
-      <w:bookmarkEnd w:id="48"/>
+        <w:pStyle w:val="Bibliography"/>
+      </w:pPr>
+      <w:r>
+        <w:t>[36]</w:t>
+      </w:r>
+      <w:r>
+        <w:tab/>
+        <w:t xml:space="preserve">„Fachbereich Informatik und </w:t>
+      </w:r>
+      <w:proofErr w:type="spellStart"/>
+      <w:r>
+        <w:t>Medien›Technische</w:t>
+      </w:r>
+      <w:proofErr w:type="spellEnd"/>
+      <w:r>
+        <w:t xml:space="preserve"> Hochschule Brandenburg“. Zugegriffen: 19. Juli 2026. [Online]. Verfügbar unter: https://informatik.th-brandenburg.de/fachbereich-informatik-und-medien/</w:t>
+      </w:r>
     </w:p>
     <w:p>
       <w:pPr>
-        <w:pStyle w:val="Heading3"/>
-      </w:pPr>
-      <w:bookmarkStart w:id="49" w:name="_Toc234951345"/>
-      <w:r>
-        <w:t>Einfluss auf Retrieval-Genauigkeit</w:t>
-      </w:r>
-      <w:bookmarkEnd w:id="49"/>
+        <w:pStyle w:val="Bibliography"/>
+      </w:pPr>
+      <w:r>
+        <w:t>[37]</w:t>
+      </w:r>
+      <w:r>
+        <w:tab/>
+        <w:t>„</w:t>
+      </w:r>
+      <w:proofErr w:type="spellStart"/>
+      <w:r>
+        <w:t>Studienschwerpunkte›Technische</w:t>
+      </w:r>
+      <w:proofErr w:type="spellEnd"/>
+      <w:r>
+        <w:t xml:space="preserve"> Hochschule Brandenburg“. Zugegriffen: 19. Juli 2026. [Online]. Verfügbar unter: https://informatik.th-brandenburg.de/studium/studienschwerpunkte/</w:t>
+      </w:r>
     </w:p>
     <w:p>
       <w:pPr>
-        <w:pStyle w:val="Heading3"/>
-      </w:pPr>
-      <w:bookmarkStart w:id="50" w:name="_Toc234951346"/>
-      <w:r>
-        <w:t>Qualitative Beobachtungen</w:t>
-      </w:r>
-      <w:bookmarkEnd w:id="50"/>
+        <w:pStyle w:val="Bibliography"/>
+      </w:pPr>
+      <w:r>
+        <w:t>[38]</w:t>
+      </w:r>
+      <w:r>
+        <w:tab/>
+        <w:t xml:space="preserve">„Modulhandbuch für </w:t>
+      </w:r>
+      <w:proofErr w:type="spellStart"/>
+      <w:r>
+        <w:t>Präsenzstudiengänge›Technische</w:t>
+      </w:r>
+      <w:proofErr w:type="spellEnd"/>
+      <w:r>
+        <w:t xml:space="preserve"> Hochschule Brandenburg“. Zugegriffen: 19. Juli 2026. [Online]. Verfügbar unter: https://informatik.th-brandenburg.de/studium/plaene-und-termine/ordnungen-modulhandbuecher/modulhandbuch-fuer-praesenzstudiengaenge/</w:t>
+      </w:r>
     </w:p>
     <w:p>
-      <w:pPr>
-        <w:pStyle w:val="Heading2"/>
-      </w:pPr>
-      <w:bookmarkStart w:id="51" w:name="_Toc234951347"/>
-      <w:r>
-        <w:t>Textuelle Präzisionsfehler</w:t>
-      </w:r>
-      <w:bookmarkEnd w:id="51"/>
+      <w:r>
+        <w:rPr>
+          <w:lang w:val="en-US"/>
+        </w:rPr>
+        <w:fldChar w:fldCharType="end"/>
+      </w:r>
     </w:p>
     <w:p>
       <w:pPr>
-        <w:pStyle w:val="Heading3"/>
-      </w:pPr>
-      <w:bookmarkStart w:id="52" w:name="_Toc234951348"/>
-      <w:r>
-        <w:t>Einfluss auf Retrieval-Genauigkeit</w:t>
-      </w:r>
-      <w:bookmarkEnd w:id="52"/>
-    </w:p>
-    <w:p>
-      <w:pPr>
-        <w:pStyle w:val="Heading3"/>
-      </w:pPr>
-      <w:bookmarkStart w:id="53" w:name="_Toc234951349"/>
-      <w:r>
-        <w:t>Qualitative Beobachtungen</w:t>
-      </w:r>
-      <w:bookmarkEnd w:id="53"/>
-    </w:p>
-    <w:p>
-      <w:pPr>
-        <w:pStyle w:val="Heading2"/>
-      </w:pPr>
-      <w:bookmarkStart w:id="54" w:name="_Toc234951350"/>
-      <w:r>
-        <w:lastRenderedPageBreak/>
-        <w:t>Auswirkungen auf Retrieval-Effizienz</w:t>
-      </w:r>
-      <w:bookmarkEnd w:id="54"/>
-    </w:p>
-    <w:p>
-      <w:pPr>
-        <w:pStyle w:val="Heading1"/>
-      </w:pPr>
-      <w:bookmarkStart w:id="55" w:name="_Toc234951351"/>
-      <w:r>
-        <w:lastRenderedPageBreak/>
-        <w:t>Diskussion</w:t>
-      </w:r>
-      <w:bookmarkEnd w:id="55"/>
-    </w:p>
-    <w:p>
-      <w:pPr>
-        <w:pStyle w:val="Heading2"/>
-      </w:pPr>
-      <w:bookmarkStart w:id="56" w:name="_Toc234951352"/>
-      <w:r>
-        <w:t>Überprüfung der Arbeitshypothesen</w:t>
-      </w:r>
-      <w:bookmarkEnd w:id="56"/>
-    </w:p>
-    <w:p>
-      <w:pPr>
-        <w:pStyle w:val="Heading2"/>
-      </w:pPr>
-      <w:bookmarkStart w:id="57" w:name="_Toc234951353"/>
-      <w:r>
-        <w:t>Beantwortung der Forschungsfragen</w:t>
-      </w:r>
-      <w:bookmarkEnd w:id="57"/>
-    </w:p>
-    <w:p>
-      <w:pPr>
-        <w:pStyle w:val="Heading2"/>
-      </w:pPr>
-      <w:bookmarkStart w:id="58" w:name="_Toc234951354"/>
-      <w:r>
-        <w:t>Limitationen</w:t>
-      </w:r>
-      <w:bookmarkEnd w:id="58"/>
-    </w:p>
-    <w:p>
-      <w:pPr>
-        <w:pStyle w:val="Heading2"/>
-      </w:pPr>
-      <w:bookmarkStart w:id="59" w:name="_Toc234951355"/>
-      <w:r>
-        <w:t>Implikationen für Forschung und Praxis</w:t>
-      </w:r>
-      <w:bookmarkEnd w:id="59"/>
-    </w:p>
-    <w:p>
-      <w:pPr>
-        <w:pStyle w:val="Heading1"/>
-      </w:pPr>
-      <w:bookmarkStart w:id="60" w:name="_Toc234951356"/>
-      <w:r>
-        <w:lastRenderedPageBreak/>
-        <w:t>Schlussbetrachtung</w:t>
-      </w:r>
-      <w:bookmarkEnd w:id="60"/>
-    </w:p>
-    <w:p>
-      <w:pPr>
-        <w:pStyle w:val="Heading2"/>
-      </w:pPr>
-      <w:bookmarkStart w:id="61" w:name="_Toc234951357"/>
-      <w:r>
-        <w:t>Zusammenfassung</w:t>
-      </w:r>
-      <w:bookmarkEnd w:id="61"/>
-    </w:p>
-    <w:p>
-      <w:pPr>
-        <w:pStyle w:val="Heading2"/>
-      </w:pPr>
-      <w:bookmarkStart w:id="62" w:name="_Toc234951358"/>
-      <w:r>
-        <w:t>Ausblick</w:t>
-      </w:r>
-      <w:bookmarkEnd w:id="62"/>
-    </w:p>
-    <w:p/>
-    <w:p>
-      <w:pPr>
         <w:pStyle w:val="Verzeichnisbezeichnungen"/>
-      </w:pPr>
-      <w:bookmarkStart w:id="63" w:name="_Toc234951359"/>
-      <w:r>
-        <w:lastRenderedPageBreak/>
-        <w:t>Literaturverzeichnis</w:t>
-      </w:r>
-      <w:bookmarkEnd w:id="63"/>
-    </w:p>
-    <w:p>
-      <w:pPr>
-        <w:pStyle w:val="Bibliography"/>
-      </w:pPr>
-      <w:r>
-        <w:rPr>
-          <w:lang w:val="en-US"/>
-        </w:rPr>
-        <w:fldChar w:fldCharType="begin"/>
-      </w:r>
-      <w:r>
-        <w:rPr>
-          <w:lang w:val="en-US"/>
-        </w:rPr>
-        <w:instrText xml:space="preserve"> ADDIN ZOTERO_BIBL {"uncited":[],"omitted":[],"custom":[]} CSL_BIBLIOGRAPHY </w:instrText>
-      </w:r>
-      <w:r>
-        <w:rPr>
-          <w:lang w:val="en-US"/>
-        </w:rPr>
-        <w:fldChar w:fldCharType="separate"/>
-      </w:r>
-      <w:r>
-        <w:rPr>
-          <w:lang w:val="en-US"/>
-        </w:rPr>
-        <w:t>[1]</w:t>
-      </w:r>
-      <w:r>
-        <w:rPr>
-          <w:lang w:val="en-US"/>
-        </w:rPr>
-        <w:tab/>
-        <w:t xml:space="preserve">A. Vaswani </w:t>
-      </w:r>
-      <w:r>
-        <w:rPr>
-          <w:i/>
-          <w:iCs/>
-          <w:lang w:val="en-US"/>
-        </w:rPr>
-        <w:t>u. a</w:t>
-      </w:r>
-      <w:proofErr w:type="gramStart"/>
-      <w:r>
-        <w:rPr>
-          <w:i/>
-          <w:iCs/>
-          <w:lang w:val="en-US"/>
-        </w:rPr>
-        <w:t>.</w:t>
-      </w:r>
-      <w:r>
-        <w:rPr>
-          <w:lang w:val="en-US"/>
-        </w:rPr>
-        <w:t>, „</w:t>
-      </w:r>
-      <w:proofErr w:type="gramEnd"/>
-      <w:r>
-        <w:rPr>
-          <w:lang w:val="en-US"/>
-        </w:rPr>
-        <w:t xml:space="preserve">Attention is All you </w:t>
-      </w:r>
-      <w:proofErr w:type="gramStart"/>
-      <w:r>
-        <w:rPr>
-          <w:lang w:val="en-US"/>
-        </w:rPr>
-        <w:t>Need“</w:t>
-      </w:r>
-      <w:proofErr w:type="gramEnd"/>
-      <w:r>
-        <w:rPr>
-          <w:lang w:val="en-US"/>
-        </w:rPr>
-        <w:t xml:space="preserve">, in </w:t>
-      </w:r>
-      <w:r>
-        <w:rPr>
-          <w:i/>
-          <w:iCs/>
-          <w:lang w:val="en-US"/>
-        </w:rPr>
-        <w:t>Advances in Neural Information Processing Systems</w:t>
-      </w:r>
-      <w:r>
-        <w:rPr>
-          <w:lang w:val="en-US"/>
-        </w:rPr>
-        <w:t xml:space="preserve">, Curran Associates, Inc., 2017. </w:t>
-      </w:r>
-      <w:r>
-        <w:t>Zugegriffen: 25. April 2026. [Online]. Verfügbar unter: https://proceedings.neurips.cc/paper/2017/hash/3f5ee243547dee91fbd053c1c4a845aa-Abstract.html</w:t>
-      </w:r>
-    </w:p>
-    <w:p>
-      <w:pPr>
-        <w:pStyle w:val="Bibliography"/>
-      </w:pPr>
-      <w:r>
-        <w:rPr>
-          <w:lang w:val="en-US"/>
-        </w:rPr>
-        <w:t>[2]</w:t>
-      </w:r>
-      <w:r>
-        <w:rPr>
-          <w:lang w:val="en-US"/>
-        </w:rPr>
-        <w:tab/>
-        <w:t xml:space="preserve">P. Lewis </w:t>
-      </w:r>
-      <w:r>
-        <w:rPr>
-          <w:i/>
-          <w:iCs/>
-          <w:lang w:val="en-US"/>
-        </w:rPr>
-        <w:t>u. a.</w:t>
-      </w:r>
-      <w:r>
-        <w:rPr>
-          <w:lang w:val="en-US"/>
-        </w:rPr>
-        <w:t xml:space="preserve">, „Retrieval-Augmented Generation for Knowledge-Intensive NLP </w:t>
-      </w:r>
-      <w:proofErr w:type="gramStart"/>
-      <w:r>
-        <w:rPr>
-          <w:lang w:val="en-US"/>
-        </w:rPr>
-        <w:t>Tasks“</w:t>
-      </w:r>
-      <w:proofErr w:type="gramEnd"/>
-      <w:r>
-        <w:rPr>
-          <w:lang w:val="en-US"/>
-        </w:rPr>
-        <w:t xml:space="preserve">, in </w:t>
-      </w:r>
-      <w:r>
-        <w:rPr>
-          <w:i/>
-          <w:iCs/>
-          <w:lang w:val="en-US"/>
-        </w:rPr>
-        <w:t>Advances in Neural Information Processing Systems</w:t>
-      </w:r>
-      <w:r>
-        <w:rPr>
-          <w:lang w:val="en-US"/>
-        </w:rPr>
-        <w:t xml:space="preserve">, Curran Associates, Inc., 2020, S. 9459–9474. </w:t>
-      </w:r>
-      <w:r>
-        <w:t>Zugegriffen: 26. April 2026. [Online]. Verfügbar unter: https://proceedings.neurips.cc/paper/2020/hash/6b493230205f780e1bc26945df7481e5-Abstract.html</w:t>
-      </w:r>
-    </w:p>
-    <w:p>
-      <w:pPr>
-        <w:pStyle w:val="Bibliography"/>
-        <w:rPr>
-          <w:lang w:val="en-US"/>
-        </w:rPr>
-      </w:pPr>
-      <w:r>
-        <w:rPr>
-          <w:lang w:val="en-US"/>
-        </w:rPr>
-        <w:t>[3]</w:t>
-      </w:r>
-      <w:r>
-        <w:rPr>
-          <w:lang w:val="en-US"/>
-        </w:rPr>
-        <w:tab/>
-        <w:t xml:space="preserve">D. Edge </w:t>
-      </w:r>
-      <w:r>
-        <w:rPr>
-          <w:i/>
-          <w:iCs/>
-          <w:lang w:val="en-US"/>
-        </w:rPr>
-        <w:t>u. a.</w:t>
-      </w:r>
-      <w:r>
-        <w:rPr>
-          <w:lang w:val="en-US"/>
-        </w:rPr>
-        <w:t xml:space="preserve">, „From Local to Global: A Graph RAG Approach to Query-Focused Summarization“, 19. Februar 2025, </w:t>
-      </w:r>
-      <w:r>
-        <w:rPr>
-          <w:i/>
-          <w:iCs/>
-          <w:lang w:val="en-US"/>
-        </w:rPr>
-        <w:t>arXiv</w:t>
-      </w:r>
-      <w:r>
-        <w:rPr>
-          <w:lang w:val="en-US"/>
-        </w:rPr>
-        <w:t>: arXiv:2404.16130. doi: 10.48550/arXiv.2404.16130.</w:t>
-      </w:r>
-    </w:p>
-    <w:p>
-      <w:pPr>
-        <w:pStyle w:val="Bibliography"/>
-        <w:rPr>
-          <w:lang w:val="en-US"/>
-        </w:rPr>
-      </w:pPr>
-      <w:r>
-        <w:rPr>
-          <w:lang w:val="en-US"/>
-        </w:rPr>
-        <w:t>[4]</w:t>
-      </w:r>
-      <w:r>
-        <w:rPr>
-          <w:lang w:val="en-US"/>
-        </w:rPr>
-        <w:tab/>
-        <w:t xml:space="preserve">B. Peng </w:t>
-      </w:r>
-      <w:r>
-        <w:rPr>
-          <w:i/>
-          <w:iCs/>
-          <w:lang w:val="en-US"/>
-        </w:rPr>
-        <w:t>u. a.</w:t>
-      </w:r>
-      <w:r>
-        <w:rPr>
-          <w:lang w:val="en-US"/>
-        </w:rPr>
-        <w:t xml:space="preserve">, „Graph Retrieval-Augmented Generation: A Survey“, </w:t>
-      </w:r>
-      <w:r>
-        <w:rPr>
-          <w:i/>
-          <w:iCs/>
-          <w:lang w:val="en-US"/>
-        </w:rPr>
-        <w:t>ACM Trans Inf Syst</w:t>
-      </w:r>
-      <w:r>
-        <w:rPr>
-          <w:lang w:val="en-US"/>
-        </w:rPr>
-        <w:t>, Bd. 44, Nr. 2, S. 35:1-35:52, Dez. 2025, doi: 10.1145/3777378.</w:t>
-      </w:r>
-    </w:p>
-    <w:p>
-      <w:pPr>
-        <w:pStyle w:val="Bibliography"/>
-        <w:rPr>
-          <w:lang w:val="en-US"/>
-        </w:rPr>
-      </w:pPr>
-      <w:r>
-        <w:rPr>
-          <w:lang w:val="en-US"/>
-        </w:rPr>
-        <w:t>[5]</w:t>
-      </w:r>
-      <w:r>
-        <w:rPr>
-          <w:lang w:val="en-US"/>
-        </w:rPr>
-        <w:tab/>
-        <w:t xml:space="preserve">W. Yih, M. Richardson, C. Meek, M.-W. Chang, und J. Suh, „The Value of Semantic Parse Labeling for Knowledge Base Question Answering“, in </w:t>
-      </w:r>
-      <w:r>
-        <w:rPr>
-          <w:i/>
-          <w:iCs/>
-          <w:lang w:val="en-US"/>
-        </w:rPr>
-        <w:t>Proceedings of the 54th Annual Meeting of the Association for Computational Linguistics (Volume 2: Short Papers)</w:t>
-      </w:r>
-      <w:r>
-        <w:rPr>
-          <w:lang w:val="en-US"/>
-        </w:rPr>
-        <w:t>, K. Erk und N. A. Smith, Hrsg., Berlin, Germany: Association for Computational Linguistics, Aug. 2016, S. 201–206. doi: 10.18653/v1/P16-2033.</w:t>
-      </w:r>
-    </w:p>
-    <w:p>
-      <w:pPr>
-        <w:pStyle w:val="Bibliography"/>
-        <w:rPr>
-          <w:lang w:val="en-US"/>
-        </w:rPr>
-      </w:pPr>
-      <w:r>
-        <w:rPr>
-          <w:lang w:val="en-US"/>
-        </w:rPr>
-        <w:t>[6]</w:t>
-      </w:r>
-      <w:r>
-        <w:rPr>
-          <w:lang w:val="en-US"/>
-        </w:rPr>
-        <w:tab/>
-        <w:t xml:space="preserve">A. Talmor und J. Berant, „The Web as a Knowledge-Base for Answering Complex Questions“, in </w:t>
-      </w:r>
-      <w:r>
-        <w:rPr>
-          <w:i/>
-          <w:iCs/>
-          <w:lang w:val="en-US"/>
-        </w:rPr>
-        <w:t>Proceedings of the 2018 Conference of the North American Chapter of the Association for Computational Linguistics: Human Language Technologies, Volume 1 (Long Papers)</w:t>
-      </w:r>
-      <w:r>
-        <w:rPr>
-          <w:lang w:val="en-US"/>
-        </w:rPr>
-        <w:t>, M. Walker, H. Ji, und A. Stent, Hrsg., New Orleans, Louisiana: Association for Computational Linguistics, Juni 2018, S. 641–651. doi: 10.18653/v1/N18-1059.</w:t>
-      </w:r>
-    </w:p>
-    <w:p>
-      <w:pPr>
-        <w:pStyle w:val="Bibliography"/>
-        <w:rPr>
-          <w:lang w:val="en-US"/>
-        </w:rPr>
-      </w:pPr>
-      <w:r>
-        <w:rPr>
-          <w:lang w:val="en-US"/>
-        </w:rPr>
-        <w:t>[7]</w:t>
-      </w:r>
-      <w:r>
-        <w:rPr>
-          <w:lang w:val="en-US"/>
-        </w:rPr>
-        <w:tab/>
-        <w:t xml:space="preserve">Y. Zhang, H. Dai, Z. Kozareva, A. J. Smola, und L. Song, „Variational reasoning for question answering with knowledge graph“, in </w:t>
-      </w:r>
-      <w:r>
-        <w:rPr>
-          <w:i/>
-          <w:iCs/>
-          <w:lang w:val="en-US"/>
-        </w:rPr>
-        <w:t>Proceedings of the Thirty-Second AAAI Conference on Artificial Intelligence and Thirtieth Innovative Applications of Artificial Intelligence Conference and Eighth AAAI Symposium on Educational Advances in Artificial Intelligence</w:t>
-      </w:r>
-      <w:r>
-        <w:rPr>
-          <w:lang w:val="en-US"/>
-        </w:rPr>
-        <w:t>, in AAAI’18/IAAI’18/EAAI’18. New Orleans, Louisiana, USA: AAAI Press, Feb. 2018, S. 6069–6076. Zugegriffen: 24. April 2026. [Online]. Verfügbar unter: https://dl.acm.org/doi/10.5555/3504035.3504780</w:t>
-      </w:r>
-    </w:p>
-    <w:p>
-      <w:pPr>
-        <w:pStyle w:val="Bibliography"/>
-        <w:rPr>
-          <w:lang w:val="en-US"/>
-        </w:rPr>
-      </w:pPr>
-      <w:r>
-        <w:rPr>
-          <w:lang w:val="en-US"/>
-        </w:rPr>
-        <w:t>[8]</w:t>
-      </w:r>
-      <w:r>
-        <w:rPr>
-          <w:lang w:val="en-US"/>
-        </w:rPr>
-        <w:tab/>
-        <w:t xml:space="preserve">K. Bollacker, C. Evans, P. Paritosh, T. Sturge, und J. Taylor, „Freebase: a collaboratively created graph database for structuring human knowledge“, in </w:t>
-      </w:r>
-      <w:r>
-        <w:rPr>
-          <w:i/>
-          <w:iCs/>
-          <w:lang w:val="en-US"/>
-        </w:rPr>
-        <w:t>Proceedings of the 2008 ACM SIGMOD international conference on Management of data</w:t>
-      </w:r>
-      <w:r>
-        <w:rPr>
-          <w:lang w:val="en-US"/>
-        </w:rPr>
-        <w:t>, in SIGMOD ’08. New York, NY, USA: Association for Computing Machinery, Juni 2008, S. 1247–1250. doi: 10.1145/1376616.1376746.</w:t>
-      </w:r>
-    </w:p>
-    <w:p>
-      <w:pPr>
-        <w:pStyle w:val="Bibliography"/>
-        <w:rPr>
-          <w:lang w:val="en-US"/>
-        </w:rPr>
-      </w:pPr>
-      <w:r>
-        <w:rPr>
-          <w:lang w:val="en-US"/>
-        </w:rPr>
-        <w:t>[9]</w:t>
-      </w:r>
-      <w:r>
-        <w:rPr>
-          <w:lang w:val="en-US"/>
-        </w:rPr>
-        <w:tab/>
-        <w:t xml:space="preserve">L. Zhong, J. Wu, Q. Li, H. Peng, und X. Wu, „A Comprehensive Survey on Automatic Knowledge Graph Construction“, </w:t>
-      </w:r>
-      <w:r>
-        <w:rPr>
-          <w:i/>
-          <w:iCs/>
-          <w:lang w:val="en-US"/>
-        </w:rPr>
-        <w:t>ACM Comput. Surv.</w:t>
-      </w:r>
-      <w:r>
-        <w:rPr>
-          <w:lang w:val="en-US"/>
-        </w:rPr>
-        <w:t>, Bd. 56, Nr. 4, S. 94:1-94:62, Nov. 2023, doi: 10.1145/3618295.</w:t>
-      </w:r>
-    </w:p>
-    <w:p>
-      <w:pPr>
-        <w:pStyle w:val="Bibliography"/>
-        <w:rPr>
-          <w:lang w:val="en-US"/>
-        </w:rPr>
-      </w:pPr>
-      <w:r>
-        <w:rPr>
-          <w:lang w:val="en-US"/>
-        </w:rPr>
-        <w:lastRenderedPageBreak/>
-        <w:t>[10]</w:t>
-      </w:r>
-      <w:r>
-        <w:rPr>
-          <w:lang w:val="en-US"/>
-        </w:rPr>
-        <w:tab/>
-        <w:t xml:space="preserve">H. Bian, „LLM-empowered knowledge graph construction: A survey“, 23. Oktober 2025, </w:t>
-      </w:r>
-      <w:r>
-        <w:rPr>
-          <w:i/>
-          <w:iCs/>
-          <w:lang w:val="en-US"/>
-        </w:rPr>
-        <w:t>arXiv</w:t>
-      </w:r>
-      <w:r>
-        <w:rPr>
-          <w:lang w:val="en-US"/>
-        </w:rPr>
-        <w:t>: arXiv:2510.20345. doi: 10.48550/arXiv.2510.20345.</w:t>
-      </w:r>
-    </w:p>
-    <w:p>
-      <w:pPr>
-        <w:pStyle w:val="Bibliography"/>
-        <w:rPr>
-          <w:lang w:val="en-US"/>
-        </w:rPr>
-      </w:pPr>
-      <w:r>
-        <w:rPr>
-          <w:lang w:val="en-US"/>
-        </w:rPr>
-        <w:t>[11]</w:t>
-      </w:r>
-      <w:r>
-        <w:rPr>
-          <w:lang w:val="en-US"/>
-        </w:rPr>
-        <w:tab/>
-        <w:t xml:space="preserve">Y. Ma </w:t>
-      </w:r>
-      <w:r>
-        <w:rPr>
-          <w:i/>
-          <w:iCs/>
-          <w:lang w:val="en-US"/>
-        </w:rPr>
-        <w:t>u. a.</w:t>
-      </w:r>
-      <w:r>
-        <w:rPr>
-          <w:lang w:val="en-US"/>
-        </w:rPr>
-        <w:t xml:space="preserve">, „Toward Robust GraphRAG: Mitigating Retrieval Drift and Hallucination from Imperfect Knowledge Graphs“, 19. Mai 2026, </w:t>
-      </w:r>
-      <w:r>
-        <w:rPr>
-          <w:i/>
-          <w:iCs/>
-          <w:lang w:val="en-US"/>
-        </w:rPr>
-        <w:t>arXiv</w:t>
-      </w:r>
-      <w:r>
-        <w:rPr>
-          <w:lang w:val="en-US"/>
-        </w:rPr>
-        <w:t>: arXiv:2603.14828. doi: 10.48550/arXiv.2603.14828.</w:t>
-      </w:r>
-    </w:p>
-    <w:p>
-      <w:pPr>
-        <w:pStyle w:val="Bibliography"/>
-        <w:rPr>
-          <w:lang w:val="en-US"/>
-        </w:rPr>
-      </w:pPr>
-      <w:r>
-        <w:rPr>
-          <w:lang w:val="en-US"/>
-        </w:rPr>
-        <w:t>[12]</w:t>
-      </w:r>
-      <w:r>
-        <w:rPr>
-          <w:lang w:val="en-US"/>
-        </w:rPr>
-        <w:tab/>
-        <w:t xml:space="preserve">R. Han </w:t>
-      </w:r>
-      <w:r>
-        <w:rPr>
-          <w:i/>
-          <w:iCs/>
-          <w:lang w:val="en-US"/>
-        </w:rPr>
-        <w:t>u. a.</w:t>
-      </w:r>
-      <w:r>
-        <w:rPr>
-          <w:lang w:val="en-US"/>
-        </w:rPr>
-        <w:t xml:space="preserve">, „An Empirical Study on Information Extraction using Large Language Models“, 10. September 2024, </w:t>
-      </w:r>
-      <w:r>
-        <w:rPr>
-          <w:i/>
-          <w:iCs/>
-          <w:lang w:val="en-US"/>
-        </w:rPr>
-        <w:t>arXiv</w:t>
-      </w:r>
-      <w:r>
-        <w:rPr>
-          <w:lang w:val="en-US"/>
-        </w:rPr>
-        <w:t>: arXiv:2305.14450. doi: 10.48550/arXiv.2305.14450.</w:t>
-      </w:r>
-    </w:p>
-    <w:p>
-      <w:pPr>
-        <w:pStyle w:val="Bibliography"/>
-        <w:rPr>
-          <w:lang w:val="en-US"/>
-        </w:rPr>
-      </w:pPr>
-      <w:r>
-        <w:rPr>
-          <w:lang w:val="en-US"/>
-        </w:rPr>
-        <w:t>[13]</w:t>
-      </w:r>
-      <w:r>
-        <w:rPr>
-          <w:lang w:val="en-US"/>
-        </w:rPr>
-        <w:tab/>
-        <w:t xml:space="preserve">S. Wu </w:t>
-      </w:r>
-      <w:r>
-        <w:rPr>
-          <w:i/>
-          <w:iCs/>
-          <w:lang w:val="en-US"/>
-        </w:rPr>
-        <w:t>u. a.</w:t>
-      </w:r>
-      <w:r>
-        <w:rPr>
-          <w:lang w:val="en-US"/>
-        </w:rPr>
-        <w:t xml:space="preserve">, „STaRK: Benchmarking LLM Retrieval on Textual and Relational Knowledge Bases“, </w:t>
-      </w:r>
-      <w:r>
-        <w:rPr>
-          <w:i/>
-          <w:iCs/>
-          <w:lang w:val="en-US"/>
-        </w:rPr>
-        <w:t>Adv. Neural Inf. Process. Syst.</w:t>
-      </w:r>
-      <w:r>
-        <w:rPr>
-          <w:lang w:val="en-US"/>
-        </w:rPr>
-        <w:t>, Bd. 37, S. 127129–127153, Dez. 2024, doi: 10.52202/079017-4037.</w:t>
-      </w:r>
-    </w:p>
-    <w:p>
-      <w:pPr>
-        <w:pStyle w:val="Bibliography"/>
-        <w:rPr>
-          <w:lang w:val="en-US"/>
-        </w:rPr>
-      </w:pPr>
-      <w:r>
-        <w:rPr>
-          <w:lang w:val="en-US"/>
-        </w:rPr>
-        <w:t>[14]</w:t>
-      </w:r>
-      <w:r>
-        <w:rPr>
-          <w:lang w:val="en-US"/>
-        </w:rPr>
-        <w:tab/>
-        <w:t xml:space="preserve">D. Zhou </w:t>
-      </w:r>
-      <w:r>
-        <w:rPr>
-          <w:i/>
-          <w:iCs/>
-          <w:lang w:val="en-US"/>
-        </w:rPr>
-        <w:t>u. a.</w:t>
-      </w:r>
-      <w:r>
-        <w:rPr>
-          <w:lang w:val="en-US"/>
-        </w:rPr>
-        <w:t xml:space="preserve">, „Evaluating Knowledge Graph Based Retrieval Augmented Generation Methods under Knowledge Incompleteness“, 29. August 2025, </w:t>
-      </w:r>
-      <w:r>
-        <w:rPr>
-          <w:i/>
-          <w:iCs/>
-          <w:lang w:val="en-US"/>
-        </w:rPr>
-        <w:t>arXiv</w:t>
-      </w:r>
-      <w:r>
-        <w:rPr>
-          <w:lang w:val="en-US"/>
-        </w:rPr>
-        <w:t>: arXiv:2504.05163. doi: 10.48550/arXiv.2504.05163.</w:t>
-      </w:r>
-    </w:p>
-    <w:p>
-      <w:pPr>
-        <w:pStyle w:val="Bibliography"/>
-        <w:rPr>
-          <w:lang w:val="en-US"/>
-        </w:rPr>
-      </w:pPr>
-      <w:r>
-        <w:rPr>
-          <w:lang w:val="en-US"/>
-        </w:rPr>
-        <w:t>[15]</w:t>
-      </w:r>
-      <w:r>
-        <w:rPr>
-          <w:lang w:val="en-US"/>
-        </w:rPr>
-        <w:tab/>
-        <w:t xml:space="preserve">S. Pan, L. Luo, Y. Wang, C. Chen, J. Wang, und X. Wu, „Unifying Large Language Models and Knowledge Graphs: A Roadmap“, </w:t>
-      </w:r>
-      <w:r>
-        <w:rPr>
-          <w:i/>
-          <w:iCs/>
-          <w:lang w:val="en-US"/>
-        </w:rPr>
-        <w:t>IEEE Trans. Knowl. Data Eng.</w:t>
-      </w:r>
-      <w:r>
-        <w:rPr>
-          <w:lang w:val="en-US"/>
-        </w:rPr>
-        <w:t>, Bd. 36, Nr. 7, S. 3580–3599, Juli 2024, doi: 10.1109/TKDE.2024.3352100.</w:t>
-      </w:r>
-    </w:p>
-    <w:p>
-      <w:pPr>
-        <w:pStyle w:val="Bibliography"/>
-      </w:pPr>
-      <w:r>
-        <w:rPr>
-          <w:lang w:val="en-US"/>
-        </w:rPr>
-        <w:t>[16]</w:t>
-      </w:r>
-      <w:r>
-        <w:rPr>
-          <w:lang w:val="en-US"/>
-        </w:rPr>
-        <w:tab/>
-        <w:t xml:space="preserve">W. X. Zhao </w:t>
-      </w:r>
-      <w:r>
-        <w:rPr>
-          <w:i/>
-          <w:iCs/>
-          <w:lang w:val="en-US"/>
-        </w:rPr>
-        <w:t>u. a.</w:t>
-      </w:r>
-      <w:r>
-        <w:rPr>
-          <w:lang w:val="en-US"/>
-        </w:rPr>
-        <w:t xml:space="preserve">, „A Survey of Large Language </w:t>
-      </w:r>
-      <w:proofErr w:type="gramStart"/>
-      <w:r>
-        <w:rPr>
-          <w:lang w:val="en-US"/>
-        </w:rPr>
-        <w:t>Models“</w:t>
-      </w:r>
-      <w:proofErr w:type="gramEnd"/>
-      <w:r>
-        <w:rPr>
-          <w:lang w:val="en-US"/>
-        </w:rPr>
-        <w:t xml:space="preserve">, 18. </w:t>
-      </w:r>
-      <w:r>
-        <w:t xml:space="preserve">März 2026, </w:t>
-      </w:r>
-      <w:proofErr w:type="spellStart"/>
-      <w:r>
-        <w:rPr>
-          <w:i/>
-          <w:iCs/>
-        </w:rPr>
-        <w:t>arXiv</w:t>
-      </w:r>
-      <w:proofErr w:type="spellEnd"/>
-      <w:r>
-        <w:t xml:space="preserve">: arXiv:2303.18223. </w:t>
-      </w:r>
-      <w:proofErr w:type="spellStart"/>
-      <w:r>
-        <w:t>doi</w:t>
-      </w:r>
-      <w:proofErr w:type="spellEnd"/>
-      <w:r>
-        <w:t>: 10.48550/arXiv.2303.18223.</w:t>
-      </w:r>
-    </w:p>
-    <w:p>
-      <w:pPr>
-        <w:pStyle w:val="Bibliography"/>
-        <w:rPr>
-          <w:lang w:val="en-US"/>
-        </w:rPr>
-      </w:pPr>
-      <w:r>
-        <w:rPr>
-          <w:lang w:val="en-US"/>
-        </w:rPr>
-        <w:t>[17]</w:t>
-      </w:r>
-      <w:r>
-        <w:rPr>
-          <w:lang w:val="en-US"/>
-        </w:rPr>
-        <w:tab/>
-        <w:t xml:space="preserve">T. Brown </w:t>
-      </w:r>
-      <w:r>
-        <w:rPr>
-          <w:i/>
-          <w:iCs/>
-          <w:lang w:val="en-US"/>
-        </w:rPr>
-        <w:t>u. a.</w:t>
-      </w:r>
-      <w:r>
-        <w:rPr>
-          <w:lang w:val="en-US"/>
-        </w:rPr>
-        <w:t xml:space="preserve">, „Language Models are Few-Shot Learners“, </w:t>
-      </w:r>
-      <w:r>
-        <w:rPr>
-          <w:i/>
-          <w:iCs/>
-          <w:lang w:val="en-US"/>
-        </w:rPr>
-        <w:t>Adv. Neural Inf. Process. Syst.</w:t>
-      </w:r>
-      <w:r>
-        <w:rPr>
-          <w:lang w:val="en-US"/>
-        </w:rPr>
-        <w:t>, Bd. 33, S. 1877–1901, 2020.</w:t>
-      </w:r>
-    </w:p>
-    <w:p>
-      <w:pPr>
-        <w:pStyle w:val="Bibliography"/>
-      </w:pPr>
-      <w:r>
-        <w:rPr>
-          <w:lang w:val="en-US"/>
-        </w:rPr>
-        <w:t>[18]</w:t>
-      </w:r>
-      <w:r>
-        <w:rPr>
-          <w:lang w:val="en-US"/>
-        </w:rPr>
-        <w:tab/>
-        <w:t xml:space="preserve">J. Wei </w:t>
-      </w:r>
-      <w:r>
-        <w:rPr>
-          <w:i/>
-          <w:iCs/>
-          <w:lang w:val="en-US"/>
-        </w:rPr>
-        <w:t>u. a.</w:t>
-      </w:r>
-      <w:r>
-        <w:rPr>
-          <w:lang w:val="en-US"/>
-        </w:rPr>
-        <w:t xml:space="preserve">, „Chain-of-Thought Prompting Elicits Reasoning in Large Language Models“, in </w:t>
-      </w:r>
-      <w:r>
-        <w:rPr>
-          <w:i/>
-          <w:iCs/>
-          <w:lang w:val="en-US"/>
-        </w:rPr>
-        <w:t>Advances in Neural Information Processing Systems</w:t>
-      </w:r>
-      <w:r>
-        <w:rPr>
-          <w:lang w:val="en-US"/>
-        </w:rPr>
-        <w:t xml:space="preserve">, Curran Associates, Inc., 2022, S. 24824–24837. </w:t>
-      </w:r>
-      <w:r>
-        <w:t>Zugegriffen: 9. Juli 2026. [Online]. Verfügbar unter: https://proceedings.neurips.cc/paper/2022/hash/9d5609613524ecf4f15af0f7b31abca4-Abstract-Conference.html</w:t>
-      </w:r>
-    </w:p>
-    <w:p>
-      <w:pPr>
-        <w:pStyle w:val="Bibliography"/>
-        <w:rPr>
-          <w:lang w:val="en-US"/>
-        </w:rPr>
-      </w:pPr>
-      <w:r>
-        <w:rPr>
-          <w:lang w:val="en-US"/>
-        </w:rPr>
-        <w:t>[19]</w:t>
-      </w:r>
-      <w:r>
-        <w:rPr>
-          <w:lang w:val="en-US"/>
-        </w:rPr>
-        <w:tab/>
-        <w:t xml:space="preserve">Q. Zhang </w:t>
-      </w:r>
-      <w:r>
-        <w:rPr>
-          <w:i/>
-          <w:iCs/>
-          <w:lang w:val="en-US"/>
-        </w:rPr>
-        <w:t>u. a.</w:t>
-      </w:r>
-      <w:r>
-        <w:rPr>
-          <w:lang w:val="en-US"/>
-        </w:rPr>
-        <w:t xml:space="preserve">, „A survey on large language models for software engineering“, </w:t>
-      </w:r>
-      <w:r>
-        <w:rPr>
-          <w:i/>
-          <w:iCs/>
-          <w:lang w:val="en-US"/>
-        </w:rPr>
-        <w:t>Sci. China Inf. Sci.</w:t>
-      </w:r>
-      <w:r>
-        <w:rPr>
-          <w:lang w:val="en-US"/>
-        </w:rPr>
-        <w:t>, Bd. 69, Nr. 4, S. 141102, März 2026, doi: 10.1007/s11432-025-4670-0.</w:t>
-      </w:r>
-    </w:p>
-    <w:p>
-      <w:pPr>
-        <w:pStyle w:val="Bibliography"/>
-        <w:rPr>
-          <w:lang w:val="en-US"/>
-        </w:rPr>
-      </w:pPr>
-      <w:r>
-        <w:rPr>
-          <w:lang w:val="en-US"/>
-        </w:rPr>
-        <w:t>[20]</w:t>
-      </w:r>
-      <w:r>
-        <w:rPr>
-          <w:lang w:val="en-US"/>
-        </w:rPr>
-        <w:tab/>
-        <w:t xml:space="preserve">Y. Huang und J. X. Huang, „A Survey on Retrieval-Augmented Text Generation for Large Language Models“, </w:t>
-      </w:r>
-      <w:r>
-        <w:rPr>
-          <w:i/>
-          <w:iCs/>
-          <w:lang w:val="en-US"/>
-        </w:rPr>
-        <w:t>ACM Comput. Surv.</w:t>
-      </w:r>
-      <w:r>
-        <w:rPr>
-          <w:lang w:val="en-US"/>
-        </w:rPr>
-        <w:t>, Bd. 58, Nr. 12, S. 300:1-300:38, Mai 2026, doi: 10.1145/3805774.</w:t>
-      </w:r>
-    </w:p>
-    <w:p>
-      <w:pPr>
-        <w:pStyle w:val="Bibliography"/>
-        <w:rPr>
-          <w:lang w:val="en-US"/>
-        </w:rPr>
-      </w:pPr>
-      <w:r>
-        <w:rPr>
-          <w:lang w:val="en-US"/>
-        </w:rPr>
-        <w:t>[21]</w:t>
-      </w:r>
-      <w:r>
-        <w:rPr>
-          <w:lang w:val="en-US"/>
-        </w:rPr>
-        <w:tab/>
-        <w:t xml:space="preserve">L. Huang </w:t>
-      </w:r>
-      <w:r>
-        <w:rPr>
-          <w:i/>
-          <w:iCs/>
-          <w:lang w:val="en-US"/>
-        </w:rPr>
-        <w:t>u. a.</w:t>
-      </w:r>
-      <w:r>
-        <w:rPr>
-          <w:lang w:val="en-US"/>
-        </w:rPr>
-        <w:t xml:space="preserve">, „A Survey on Hallucination in Large Language Models: Principles, Taxonomy, Challenges, and Open Questions“, </w:t>
-      </w:r>
-      <w:r>
-        <w:rPr>
-          <w:i/>
-          <w:iCs/>
-          <w:lang w:val="en-US"/>
-        </w:rPr>
-        <w:t>ACM Trans. Inf. Syst.</w:t>
-      </w:r>
-      <w:r>
-        <w:rPr>
-          <w:lang w:val="en-US"/>
-        </w:rPr>
-        <w:t>, Bd. 43, Nr. 2, S. 42:1-42:55, Jan. 2025, doi: 10.1145/3703155.</w:t>
-      </w:r>
-    </w:p>
-    <w:p>
-      <w:pPr>
-        <w:pStyle w:val="Bibliography"/>
-        <w:rPr>
-          <w:lang w:val="en-US"/>
-        </w:rPr>
-      </w:pPr>
-      <w:r>
-        <w:rPr>
-          <w:lang w:val="en-US"/>
-        </w:rPr>
-        <w:t>[22]</w:t>
-      </w:r>
-      <w:r>
-        <w:rPr>
-          <w:lang w:val="en-US"/>
-        </w:rPr>
-        <w:tab/>
-        <w:t xml:space="preserve">Y. Gao </w:t>
-      </w:r>
-      <w:r>
-        <w:rPr>
-          <w:i/>
-          <w:iCs/>
-          <w:lang w:val="en-US"/>
-        </w:rPr>
-        <w:t>u. a.</w:t>
-      </w:r>
-      <w:r>
-        <w:rPr>
-          <w:lang w:val="en-US"/>
-        </w:rPr>
-        <w:t xml:space="preserve">, „Retrieval-Augmented Generation for Large Language Models: A Survey“, 27. März 2024, </w:t>
-      </w:r>
-      <w:r>
-        <w:rPr>
-          <w:i/>
-          <w:iCs/>
-          <w:lang w:val="en-US"/>
-        </w:rPr>
-        <w:t>arXiv</w:t>
-      </w:r>
-      <w:r>
-        <w:rPr>
-          <w:lang w:val="en-US"/>
-        </w:rPr>
-        <w:t>: arXiv:2312.10997. doi: 10.48550/arXiv.2312.10997.</w:t>
-      </w:r>
-    </w:p>
-    <w:p>
-      <w:pPr>
-        <w:pStyle w:val="Bibliography"/>
-        <w:rPr>
-          <w:lang w:val="en-US"/>
-        </w:rPr>
-      </w:pPr>
-      <w:r>
-        <w:rPr>
-          <w:lang w:val="en-US"/>
-        </w:rPr>
-        <w:t>[23]</w:t>
-      </w:r>
-      <w:r>
-        <w:rPr>
-          <w:lang w:val="en-US"/>
-        </w:rPr>
-        <w:tab/>
-        <w:t xml:space="preserve">C. Tao </w:t>
-      </w:r>
-      <w:r>
-        <w:rPr>
-          <w:i/>
-          <w:iCs/>
-          <w:lang w:val="en-US"/>
-        </w:rPr>
-        <w:t>u. a.</w:t>
-      </w:r>
-      <w:r>
-        <w:rPr>
-          <w:lang w:val="en-US"/>
-        </w:rPr>
-        <w:t xml:space="preserve">, „LLMs are Also Effective Embedding Models: An In-depth Overview“, 25. Juli 2025, </w:t>
-      </w:r>
-      <w:r>
-        <w:rPr>
-          <w:i/>
-          <w:iCs/>
-          <w:lang w:val="en-US"/>
-        </w:rPr>
-        <w:t>arXiv</w:t>
-      </w:r>
-      <w:r>
-        <w:rPr>
-          <w:lang w:val="en-US"/>
-        </w:rPr>
-        <w:t>: arXiv:2412.12591. doi: 10.48550/arXiv.2412.12591.</w:t>
-      </w:r>
-    </w:p>
-    <w:p>
-      <w:pPr>
-        <w:pStyle w:val="Bibliography"/>
-        <w:rPr>
-          <w:lang w:val="en-US"/>
-        </w:rPr>
-      </w:pPr>
-      <w:r>
-        <w:rPr>
-          <w:lang w:val="en-US"/>
-        </w:rPr>
-        <w:t>[24]</w:t>
-      </w:r>
-      <w:r>
-        <w:rPr>
-          <w:lang w:val="en-US"/>
-        </w:rPr>
-        <w:tab/>
-        <w:t xml:space="preserve">T. Şakar und H. Emekci, „Maximizing RAG efficiency: A comparative analysis of RAG methods“, </w:t>
-      </w:r>
-      <w:r>
-        <w:rPr>
-          <w:i/>
-          <w:iCs/>
-          <w:lang w:val="en-US"/>
-        </w:rPr>
-        <w:t>Nat. Lang. Process.</w:t>
-      </w:r>
-      <w:r>
-        <w:rPr>
-          <w:lang w:val="en-US"/>
-        </w:rPr>
-        <w:t>, Bd. 31, Nr. 1, S. 1–25, Jan. 2025, doi: 10.1017/nlp.2024.53.</w:t>
-      </w:r>
-    </w:p>
-    <w:p>
-      <w:pPr>
-        <w:pStyle w:val="Bibliography"/>
-        <w:rPr>
-          <w:lang w:val="en-US"/>
-        </w:rPr>
-      </w:pPr>
-      <w:r>
-        <w:rPr>
-          <w:lang w:val="en-US"/>
-        </w:rPr>
-        <w:lastRenderedPageBreak/>
-        <w:t>[25]</w:t>
-      </w:r>
-      <w:r>
-        <w:rPr>
-          <w:lang w:val="en-US"/>
-        </w:rPr>
-        <w:tab/>
-        <w:t xml:space="preserve">M. Cheng </w:t>
-      </w:r>
-      <w:r>
-        <w:rPr>
-          <w:i/>
-          <w:iCs/>
-          <w:lang w:val="en-US"/>
-        </w:rPr>
-        <w:t>u. a.</w:t>
-      </w:r>
-      <w:r>
-        <w:rPr>
-          <w:lang w:val="en-US"/>
-        </w:rPr>
-        <w:t xml:space="preserve">, „A Survey on Knowledge-Oriented Retrieval-Augmented Generation“, 17. März 2025, </w:t>
-      </w:r>
-      <w:r>
-        <w:rPr>
-          <w:i/>
-          <w:iCs/>
-          <w:lang w:val="en-US"/>
-        </w:rPr>
-        <w:t>arXiv</w:t>
-      </w:r>
-      <w:r>
-        <w:rPr>
-          <w:lang w:val="en-US"/>
-        </w:rPr>
-        <w:t>: arXiv:2503.10677. doi: 10.48550/arXiv.2503.10677.</w:t>
-      </w:r>
-    </w:p>
-    <w:p>
-      <w:pPr>
-        <w:pStyle w:val="Bibliography"/>
-      </w:pPr>
-      <w:r>
-        <w:rPr>
-          <w:lang w:val="en-US"/>
-        </w:rPr>
-        <w:t>[26]</w:t>
-      </w:r>
-      <w:r>
-        <w:rPr>
-          <w:lang w:val="en-US"/>
-        </w:rPr>
-        <w:tab/>
-        <w:t xml:space="preserve">„LlamaIndex | AI Agents for Document OCR + Workflows“. </w:t>
-      </w:r>
-      <w:r>
-        <w:t>Zugegriffen: 13. Juli 2026. [Online]. Verfügbar unter: https://www.llamaindex.ai/</w:t>
-      </w:r>
-    </w:p>
-    <w:p>
-      <w:pPr>
-        <w:pStyle w:val="Bibliography"/>
-      </w:pPr>
-      <w:r>
-        <w:rPr>
-          <w:lang w:val="en-US"/>
-        </w:rPr>
-        <w:t>[27]</w:t>
-      </w:r>
-      <w:r>
-        <w:rPr>
-          <w:lang w:val="en-US"/>
-        </w:rPr>
-        <w:tab/>
-        <w:t xml:space="preserve">„LangChain: Observe, Evaluate, and Deploy Reliable AI Agents“. </w:t>
-      </w:r>
-      <w:r>
-        <w:t>Zugegriffen: 13. Juli 2026. [Online]. Verfügbar unter: https://www.langchain.com</w:t>
-      </w:r>
-    </w:p>
-    <w:p>
-      <w:pPr>
-        <w:pStyle w:val="Bibliography"/>
-        <w:rPr>
-          <w:lang w:val="en-US"/>
-        </w:rPr>
-      </w:pPr>
-      <w:r>
-        <w:t>[28]</w:t>
-      </w:r>
-      <w:r>
-        <w:tab/>
-        <w:t xml:space="preserve">A. Hogan </w:t>
-      </w:r>
-      <w:r>
-        <w:rPr>
-          <w:i/>
-          <w:iCs/>
-        </w:rPr>
-        <w:t>u. a.</w:t>
-      </w:r>
-      <w:r>
-        <w:t xml:space="preserve">, „Knowledge Graphs“, </w:t>
-      </w:r>
-      <w:r>
-        <w:rPr>
-          <w:i/>
-          <w:iCs/>
-        </w:rPr>
-        <w:t xml:space="preserve">ACM </w:t>
-      </w:r>
-      <w:proofErr w:type="spellStart"/>
-      <w:r>
-        <w:rPr>
-          <w:i/>
-          <w:iCs/>
-        </w:rPr>
-        <w:t>Comput</w:t>
-      </w:r>
-      <w:proofErr w:type="spellEnd"/>
-      <w:r>
-        <w:rPr>
-          <w:i/>
-          <w:iCs/>
-        </w:rPr>
-        <w:t xml:space="preserve">. </w:t>
-      </w:r>
-      <w:r>
-        <w:rPr>
-          <w:i/>
-          <w:iCs/>
-          <w:lang w:val="en-US"/>
-        </w:rPr>
-        <w:t>Surv. CSUR</w:t>
-      </w:r>
-      <w:r>
-        <w:rPr>
-          <w:lang w:val="en-US"/>
-        </w:rPr>
-        <w:t>, Bd. 54, Nr. 4, S. 71:1-71:37, Juli 2021, doi: 10.1145/3447772.</w:t>
-      </w:r>
-    </w:p>
-    <w:p>
-      <w:pPr>
-        <w:rPr>
-          <w:lang w:val="en-US"/>
-        </w:rPr>
-      </w:pPr>
-      <w:r>
-        <w:rPr>
-          <w:lang w:val="en-US"/>
-        </w:rPr>
-        <w:fldChar w:fldCharType="end"/>
-      </w:r>
-    </w:p>
-    <w:p>
-      <w:pPr>
-        <w:pStyle w:val="Verzeichnisbezeichnungen"/>
-        <w:rPr>
-          <w:lang w:val="en-US"/>
-        </w:rPr>
-      </w:pPr>
-      <w:bookmarkStart w:id="64" w:name="_Toc234951360"/>
+        <w:rPr>
+          <w:lang w:val="en-US"/>
+        </w:rPr>
+      </w:pPr>
+      <w:bookmarkStart w:id="67" w:name="_Toc235378351"/>
       <w:proofErr w:type="spellStart"/>
       <w:r>
         <w:rPr>
@@ -12883,7 +15445,7 @@
         <w:lastRenderedPageBreak/>
         <w:t>Abbildungsverzeichnis</w:t>
       </w:r>
-      <w:bookmarkEnd w:id="64"/>
+      <w:bookmarkEnd w:id="67"/>
       <w:proofErr w:type="spellEnd"/>
     </w:p>
     <w:p>
@@ -12913,7 +15475,7 @@
       <w:r>
         <w:fldChar w:fldCharType="separate"/>
       </w:r>
-      <w:hyperlink w:anchor="_Toc234951363" w:history="1">
+      <w:hyperlink w:anchor="_Toc235378354" w:history="1">
         <w:r>
           <w:rPr>
             <w:rStyle w:val="Hyperlink"/>
@@ -12955,7 +15517,7 @@
             <w:noProof/>
             <w:webHidden/>
           </w:rPr>
-          <w:instrText xml:space="preserve"> PAGEREF _Toc234951363 \h </w:instrText>
+          <w:instrText xml:space="preserve"> PAGEREF _Toc235378354 \h </w:instrText>
         </w:r>
         <w:r>
           <w:rPr>
@@ -13001,7 +15563,7 @@
           <w14:ligatures w14:val="standardContextual"/>
         </w:rPr>
       </w:pPr>
-      <w:hyperlink w:anchor="_Toc234951364" w:history="1">
+      <w:hyperlink w:anchor="_Toc235378355" w:history="1">
         <w:r>
           <w:rPr>
             <w:rStyle w:val="Hyperlink"/>
@@ -13043,7 +15605,7 @@
             <w:noProof/>
             <w:webHidden/>
           </w:rPr>
-          <w:instrText xml:space="preserve"> PAGEREF _Toc234951364 \h </w:instrText>
+          <w:instrText xml:space="preserve"> PAGEREF _Toc235378355 \h </w:instrText>
         </w:r>
         <w:r>
           <w:rPr>
@@ -13076,16 +15638,89 @@
     </w:p>
     <w:p>
       <w:pPr>
-        <w:rPr>
-          <w:lang w:val="en-US"/>
-        </w:rPr>
-      </w:pPr>
-      <w:r>
-        <w:fldChar w:fldCharType="end"/>
-      </w:r>
+        <w:pStyle w:val="TableofFigures"/>
+        <w:tabs>
+          <w:tab w:val="right" w:leader="dot" w:pos="8494"/>
+        </w:tabs>
+        <w:rPr>
+          <w:rFonts w:asciiTheme="minorHAnsi" w:eastAsiaTheme="minorEastAsia" w:hAnsiTheme="minorHAnsi" w:cstheme="minorBidi"/>
+          <w:noProof/>
+          <w:kern w:val="2"/>
+          <w:szCs w:val="24"/>
+          <w:lang w:val="en-DE" w:eastAsia="en-DE"/>
+          <w14:ligatures w14:val="standardContextual"/>
+        </w:rPr>
+      </w:pPr>
+      <w:hyperlink w:anchor="_Toc235378356" w:history="1">
+        <w:r>
+          <w:rPr>
+            <w:rStyle w:val="Hyperlink"/>
+            <w:noProof/>
+          </w:rPr>
+          <w:t>Abb. 3: Beispiel für einen strukturierten Wissensgraphen. Kreise stehen für Entitäten, Pfeile stehen für Relationen.</w:t>
+        </w:r>
+        <w:r>
+          <w:rPr>
+            <w:noProof/>
+            <w:webHidden/>
+          </w:rPr>
+          <w:tab/>
+        </w:r>
+        <w:r>
+          <w:rPr>
+            <w:noProof/>
+            <w:webHidden/>
+          </w:rPr>
+          <w:fldChar w:fldCharType="begin"/>
+        </w:r>
+        <w:r>
+          <w:rPr>
+            <w:noProof/>
+            <w:webHidden/>
+          </w:rPr>
+          <w:instrText xml:space="preserve"> PAGEREF _Toc235378356 \h </w:instrText>
+        </w:r>
+        <w:r>
+          <w:rPr>
+            <w:noProof/>
+            <w:webHidden/>
+          </w:rPr>
+        </w:r>
+        <w:r>
+          <w:rPr>
+            <w:noProof/>
+            <w:webHidden/>
+          </w:rPr>
+          <w:fldChar w:fldCharType="separate"/>
+        </w:r>
+        <w:r>
+          <w:rPr>
+            <w:noProof/>
+            <w:webHidden/>
+          </w:rPr>
+          <w:t>11</w:t>
+        </w:r>
+        <w:r>
+          <w:rPr>
+            <w:noProof/>
+            <w:webHidden/>
+          </w:rPr>
+          <w:fldChar w:fldCharType="end"/>
+        </w:r>
+      </w:hyperlink>
     </w:p>
     <w:p>
       <w:pPr>
+        <w:rPr>
+          <w:lang w:val="en-US"/>
+        </w:rPr>
+      </w:pPr>
+      <w:r>
+        <w:fldChar w:fldCharType="end"/>
+      </w:r>
+    </w:p>
+    <w:p>
+      <w:pPr>
         <w:spacing w:after="200" w:line="276" w:lineRule="auto"/>
         <w:jc w:val="left"/>
         <w:rPr>
@@ -13106,7 +15741,7 @@
           <w:lang w:val="en-US"/>
         </w:rPr>
       </w:pPr>
-      <w:bookmarkStart w:id="65" w:name="_Toc234951361"/>
+      <w:bookmarkStart w:id="68" w:name="_Toc235378352"/>
       <w:proofErr w:type="spellStart"/>
       <w:r>
         <w:rPr>
@@ -13115,7 +15750,7 @@
         <w:lastRenderedPageBreak/>
         <w:t>Tabellenverzeichnis</w:t>
       </w:r>
-      <w:bookmarkEnd w:id="65"/>
+      <w:bookmarkEnd w:id="68"/>
       <w:proofErr w:type="spellEnd"/>
     </w:p>
     <w:p>
@@ -13156,7 +15791,7 @@
           <w:lang w:val="en-US"/>
         </w:rPr>
       </w:pPr>
-      <w:bookmarkStart w:id="66" w:name="_Toc234951362"/>
+      <w:bookmarkStart w:id="69" w:name="_Toc235378353"/>
       <w:proofErr w:type="spellStart"/>
       <w:r>
         <w:rPr>
@@ -13165,7 +15800,7 @@
         <w:lastRenderedPageBreak/>
         <w:t>Abkürzungsverzeichnis</w:t>
       </w:r>
-      <w:bookmarkEnd w:id="66"/>
+      <w:bookmarkEnd w:id="69"/>
       <w:proofErr w:type="spellEnd"/>
     </w:p>
     <w:tbl>
@@ -13539,6 +16174,56 @@
                 <w:bCs/>
                 <w:lang w:val="en-US"/>
               </w:rPr>
+              <w:t>IRI</w:t>
+            </w:r>
+          </w:p>
+        </w:tc>
+        <w:tc>
+          <w:tcPr>
+            <w:tcW w:w="0" w:type="auto"/>
+          </w:tcPr>
+          <w:p>
+            <w:pPr>
+              <w:rPr>
+                <w:lang w:val="en-US"/>
+              </w:rPr>
+            </w:pPr>
+            <w:proofErr w:type="spellStart"/>
+            <w:r>
+              <w:rPr>
+                <w:lang w:val="en-US"/>
+              </w:rPr>
+              <w:t>Internationalised</w:t>
+            </w:r>
+            <w:proofErr w:type="spellEnd"/>
+            <w:r>
+              <w:rPr>
+                <w:lang w:val="en-US"/>
+              </w:rPr>
+              <w:t xml:space="preserve"> Resource Identifier</w:t>
+            </w:r>
+          </w:p>
+        </w:tc>
+      </w:tr>
+      <w:tr>
+        <w:tc>
+          <w:tcPr>
+            <w:tcW w:w="0" w:type="auto"/>
+          </w:tcPr>
+          <w:p>
+            <w:pPr>
+              <w:rPr>
+                <w:b/>
+                <w:bCs/>
+                <w:lang w:val="en-US"/>
+              </w:rPr>
+            </w:pPr>
+            <w:r>
+              <w:rPr>
+                <w:b/>
+                <w:bCs/>
+                <w:lang w:val="en-US"/>
+              </w:rPr>
               <w:t>KG</w:t>
             </w:r>
           </w:p>
@@ -13723,7 +16408,7 @@
                 <w:bCs/>
                 <w:lang w:val="en-US"/>
               </w:rPr>
-              <w:t>OCR</w:t>
+              <w:t>LPG</w:t>
             </w:r>
           </w:p>
         </w:tc>
@@ -13741,7 +16426,7 @@
               <w:rPr>
                 <w:lang w:val="en-US"/>
               </w:rPr>
-              <w:t>Optical Character Recognition</w:t>
+              <w:t>Labeled Property Graph</w:t>
             </w:r>
           </w:p>
         </w:tc>
@@ -13849,7 +16534,7 @@
                 <w:bCs/>
                 <w:lang w:val="en-US"/>
               </w:rPr>
-              <w:t>z. B.</w:t>
+              <w:t>RDF</w:t>
             </w:r>
           </w:p>
         </w:tc>
@@ -13863,6 +16548,182 @@
                 <w:lang w:val="en-US"/>
               </w:rPr>
             </w:pPr>
+            <w:r>
+              <w:rPr>
+                <w:lang w:val="en-US"/>
+              </w:rPr>
+              <w:t>Resource Description Framework</w:t>
+            </w:r>
+          </w:p>
+        </w:tc>
+      </w:tr>
+      <w:tr>
+        <w:tc>
+          <w:tcPr>
+            <w:tcW w:w="0" w:type="auto"/>
+          </w:tcPr>
+          <w:p>
+            <w:pPr>
+              <w:rPr>
+                <w:b/>
+                <w:bCs/>
+                <w:lang w:val="en-US"/>
+              </w:rPr>
+            </w:pPr>
+            <w:r>
+              <w:rPr>
+                <w:b/>
+                <w:bCs/>
+                <w:lang w:val="en-US"/>
+              </w:rPr>
+              <w:t>SKB</w:t>
+            </w:r>
+          </w:p>
+        </w:tc>
+        <w:tc>
+          <w:tcPr>
+            <w:tcW w:w="0" w:type="auto"/>
+          </w:tcPr>
+          <w:p>
+            <w:pPr>
+              <w:rPr>
+                <w:lang w:val="en-US"/>
+              </w:rPr>
+            </w:pPr>
+            <w:r>
+              <w:rPr>
+                <w:lang w:val="en-US"/>
+              </w:rPr>
+              <w:t>Semi-Structured Knowledge Base</w:t>
+            </w:r>
+          </w:p>
+        </w:tc>
+      </w:tr>
+      <w:tr>
+        <w:tc>
+          <w:tcPr>
+            <w:tcW w:w="0" w:type="auto"/>
+          </w:tcPr>
+          <w:p>
+            <w:pPr>
+              <w:rPr>
+                <w:b/>
+                <w:bCs/>
+                <w:lang w:val="en-US"/>
+              </w:rPr>
+            </w:pPr>
+            <w:r>
+              <w:rPr>
+                <w:b/>
+                <w:bCs/>
+                <w:lang w:val="en-US"/>
+              </w:rPr>
+              <w:t>SKG</w:t>
+            </w:r>
+          </w:p>
+        </w:tc>
+        <w:tc>
+          <w:tcPr>
+            <w:tcW w:w="0" w:type="auto"/>
+          </w:tcPr>
+          <w:p>
+            <w:pPr>
+              <w:rPr>
+                <w:lang w:val="en-US"/>
+              </w:rPr>
+            </w:pPr>
+            <w:r>
+              <w:rPr>
+                <w:lang w:val="en-US"/>
+              </w:rPr>
+              <w:t>Semi-Structured Knowledge Graph</w:t>
+            </w:r>
+          </w:p>
+        </w:tc>
+      </w:tr>
+      <w:tr>
+        <w:tc>
+          <w:tcPr>
+            <w:tcW w:w="0" w:type="auto"/>
+          </w:tcPr>
+          <w:p>
+            <w:pPr>
+              <w:rPr>
+                <w:b/>
+                <w:bCs/>
+                <w:lang w:val="en-US"/>
+              </w:rPr>
+            </w:pPr>
+            <w:r>
+              <w:rPr>
+                <w:b/>
+                <w:bCs/>
+                <w:lang w:val="en-US"/>
+              </w:rPr>
+              <w:t>THB</w:t>
+            </w:r>
+          </w:p>
+        </w:tc>
+        <w:tc>
+          <w:tcPr>
+            <w:tcW w:w="0" w:type="auto"/>
+          </w:tcPr>
+          <w:p>
+            <w:pPr>
+              <w:rPr>
+                <w:lang w:val="en-US"/>
+              </w:rPr>
+            </w:pPr>
+            <w:proofErr w:type="spellStart"/>
+            <w:r>
+              <w:rPr>
+                <w:lang w:val="en-US"/>
+              </w:rPr>
+              <w:t>Technische</w:t>
+            </w:r>
+            <w:proofErr w:type="spellEnd"/>
+            <w:r>
+              <w:rPr>
+                <w:lang w:val="en-US"/>
+              </w:rPr>
+              <w:t xml:space="preserve"> Hochschule Brandenburg</w:t>
+            </w:r>
+          </w:p>
+        </w:tc>
+      </w:tr>
+      <w:tr>
+        <w:tc>
+          <w:tcPr>
+            <w:tcW w:w="0" w:type="auto"/>
+          </w:tcPr>
+          <w:p>
+            <w:pPr>
+              <w:rPr>
+                <w:b/>
+                <w:bCs/>
+                <w:lang w:val="en-US"/>
+              </w:rPr>
+            </w:pPr>
+            <w:r>
+              <w:rPr>
+                <w:b/>
+                <w:bCs/>
+                <w:lang w:val="en-US"/>
+              </w:rPr>
+              <w:t>z. B.</w:t>
+            </w:r>
+          </w:p>
+        </w:tc>
+        <w:tc>
+          <w:tcPr>
+            <w:tcW w:w="0" w:type="auto"/>
+          </w:tcPr>
+          <w:p>
+            <w:pPr>
+              <w:rPr>
+                <w:lang w:val="en-US"/>
+              </w:rPr>
+            </w:pPr>
             <w:proofErr w:type="spellStart"/>
             <w:r>
               <w:rPr>
@@ -13897,7 +16758,7 @@
       </w:pPr>
     </w:p>
     <w:sectPr>
-      <w:headerReference w:type="default" r:id="rId13"/>
+      <w:headerReference w:type="default" r:id="rId15"/>
       <w:type w:val="continuous"/>
       <w:pgSz w:w="11906" w:h="16838"/>
       <w:pgMar w:top="1418" w:right="1701" w:bottom="1418" w:left="1701" w:header="709" w:footer="0" w:gutter="0"/>
@@ -14093,7 +16954,7 @@
         </mc:Choice>
         <mc:Fallback>
           <w:pict>
-            <v:line w14:anchorId="73607CC5" id="Gerade Verbindung 3" o:spid="_x0000_s1026" alt="&quot;&quot;" style="position:absolute;flip:y;z-index:251658240;visibility:visible;mso-wrap-style:square;mso-width-percent:0;mso-height-percent:0;mso-wrap-distance-left:9pt;mso-wrap-distance-top:-3e-5mm;mso-wrap-distance-right:9pt;mso-wrap-distance-bottom:-3e-5mm;mso-position-horizontal:absolute;mso-position-horizontal-relative:text;mso-position-vertical:absolute;mso-position-vertical-relative:text;mso-width-percent:0;mso-height-percent:0;mso-width-relative:margin;mso-height-relative:margin" from="-.6pt,3.1pt" to="424.6pt,3.1pt" o:gfxdata="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" strokecolor="black [3213]">
+            <v:line w14:anchorId="4F8068B3" id="Gerade Verbindung 3" o:spid="_x0000_s1026" alt="&quot;&quot;" style="position:absolute;flip:y;z-index:251658240;visibility:visible;mso-wrap-style:square;mso-width-percent:0;mso-height-percent:0;mso-wrap-distance-left:9pt;mso-wrap-distance-top:-3e-5mm;mso-wrap-distance-right:9pt;mso-wrap-distance-bottom:-3e-5mm;mso-position-horizontal:absolute;mso-position-horizontal-relative:text;mso-position-vertical:absolute;mso-position-vertical-relative:text;mso-width-percent:0;mso-height-percent:0;mso-width-relative:margin;mso-height-relative:margin" from="-.6pt,3.1pt" to="424.6pt,3.1pt" o:gfxdata="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" strokecolor="black [3213]">
               <o:lock v:ext="edit" shapetype="f"/>
             </v:line>
           </w:pict>
@@ -14224,7 +17085,7 @@
         </mc:Choice>
         <mc:Fallback>
           <w:pict>
-            <v:line w14:anchorId="18D2253D" id="Gerade Verbindung 3" o:spid="_x0000_s1026" alt="&quot;&quot;" style="position:absolute;flip:y;z-index:251658241;visibility:visible;mso-wrap-style:square;mso-width-percent:0;mso-height-percent:0;mso-wrap-distance-left:9pt;mso-wrap-distance-top:-3e-5mm;mso-wrap-distance-right:9pt;mso-wrap-distance-bottom:-3e-5mm;mso-position-horizontal:absolute;mso-position-horizontal-relative:text;mso-position-vertical:absolute;mso-position-vertical-relative:text;mso-width-percent:0;mso-height-percent:0;mso-width-relative:margin;mso-height-relative:margin" from="-.6pt,3.1pt" to="424.6pt,3.1pt" o:gfxdata="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" strokecolor="black [3213]">
+            <v:line w14:anchorId="6B63FA86" id="Gerade Verbindung 3" o:spid="_x0000_s1026" alt="&quot;&quot;" style="position:absolute;flip:y;z-index:251658241;visibility:visible;mso-wrap-style:square;mso-width-percent:0;mso-height-percent:0;mso-wrap-distance-left:9pt;mso-wrap-distance-top:-3e-5mm;mso-wrap-distance-right:9pt;mso-wrap-distance-bottom:-3e-5mm;mso-position-horizontal:absolute;mso-position-horizontal-relative:text;mso-position-vertical:absolute;mso-position-vertical-relative:text;mso-width-percent:0;mso-height-percent:0;mso-width-relative:margin;mso-height-relative:margin" from="-.6pt,3.1pt" to="424.6pt,3.1pt" o:gfxdata="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" strokecolor="black [3213]">
               <o:lock v:ext="edit" shapetype="f"/>
             </v:line>
           </w:pict>
@@ -18703,7 +21564,6 @@
   <w:style w:type="character" w:default="1" w:styleId="DefaultParagraphFont">
     <w:name w:val="Default Paragraph Font"/>
     <w:uiPriority w:val="1"/>
-    <w:semiHidden/>
     <w:unhideWhenUsed/>
   </w:style>
   <w:style w:type="table" w:default="1" w:styleId="TableNormal">
